--- a/docs/vkr/Osnovnaya_chast_HaLow.docx
+++ b/docs/vkr/Osnovnaya_chast_HaLow.docx
@@ -208,7 +208,7 @@
         <w:t xml:space="preserve">Пояснительная записка состоит из введения, пяти глав, заключения и списка использованных источников. В первой главе выполнен сравнительный анализ Wi-Fi HaLow с другими вариантами канала связи с БПЛА, во второй — обоснование эксперимента, его методика, выбор и настройка средств, в третьей приведены результаты серии экспериментов и сравнение с другими протоколами. Четвёртая глава содержит экономическую часть, пятая — раздел охраны труда и окружающей среды. В заключении сформулированы основные результаты и предложения по интеграции разработанных решений в существующие модели БПЛА. </w:t>
       </w:r>
       <w:r>
-        <w:t>Пояснительная записка: 88 с., 5 рис., 33 табл., 70 источн.</w:t>
+        <w:t>Пояснительная записка: 91 с., 8 рис., 33 табл., 70 источн.</w:t>
       </w:r>
     </w:p>
     <w:p>
@@ -630,7 +630,7 @@
         <w:t xml:space="preserve">Регулирование. </w:t>
       </w:r>
       <w:r>
-        <w:t>Устройствам малого радиуса действия решением ГКРЧ № 07-20-03-001 (приложение 11) [23] выделены полосы 864–865 МГц (эффективная излучаемая мощность, ЭИМ, не более 25 мВт, рабочий цикл не более 0,1 % или доступ с прослушиванием эфира) и — решением ГКРЧ № 18-46-03-1 (приложение 12) [24] — 866–868 МГц (ЭИМ не более 25 мВт, рабочий цикл не более 1 % или доступ с прослушиванием эфира). В обеих полосах применение запрещено в пределах аэропортов (аэродромов), что для БПЛА существенно: на территории аэродрома канал этого диапазона применять нельзя. В полосе 2400–2483,5 МГц разрешена эквивалентная изотропно излучаемая мощность (ЭИИМ) до 100 мВт [23]. 25 мВт ЭИМ соответствуют 14 дБм ЭИМ, или 16,15 дБм ЭИИМ; стенд с мощностью на выходе модуля не более 14 дБм укладывается в эту норму при усилении антенны не более 2,15 дБи. Wi-Fi HaLow перед передачей прослушивает эфир (CSMA/CA); канал шириной 1 или 2 МГц целиком помещается в полосу 866–868 МГц (в работе — канал 2 МГц с центром 867,0 МГц), более широкие каналы — нет.</w:t>
+        <w:t>Решением ГКРЧ от 07.05.2007 № 07-20-03-001 (в редакции от 24.12.2018) [23] в приложении 11 «Неспециализированные (любого назначения) устройства» выделены полосы 864–865 МГц (эффективная излучаемая мощность, ЭИМ, не более 25 мВт, рабочий цикл не более 0,1 % или режим прослушивания перед излучением, LBT) и 866–868 МГц. Полоса 866–868 МГц введена решением ГКРЧ № 18-46-03-1 [24]: ЭИМ не более 25 мВт при спектральной плотности ЭИМ не более 1000 мВт/МГц (оба условия выполняются одновременно), рабочий цикл не более 1 % или режим LBT. В обеих полосах использование запрещено в пределах аэропортов (аэродромов), что для БПЛА существенно: на территории аэродрома канал этого диапазона применять нельзя. В полосе 2400–2483,5 МГц (приложение 2 того же решения) устройствам с расширением спектра и другими видами модуляции разрешена эквивалентная изотропно излучаемая мощность (ЭИИМ) до 100 мВт при спектральной плотности ЭИИМ не более 10 мВт/МГц [23]. 25 мВт ЭИМ соответствуют 14 дБм ЭИМ, или 16,15 дБм ЭИИМ; стенд с мощностью на выходе модуля не более 14 дБм укладывается в эту норму при усилении антенны не более 2,15 дБи. Wi-Fi HaLow перед передачей прослушивает эфир (CSMA/CA), что соответствует режиму LBT; канал шириной 1 или 2 МГц целиком помещается в полосу 866–868 МГц (в работе — канал 2 МГц с центром 867,0 МГц), более широкие каналы — нет.</w:t>
       </w:r>
     </w:p>
     <w:p>
@@ -2375,7 +2375,7 @@
     </w:tbl>
     <w:p>
       <w:r>
-        <w:t>потери растут не на 20, а на 40 дБ на декаду расстояния [12]. Для антенн на высоте 1,5 м над землёй излом наступает уже на 26 м. Если одна антенна поднята на борту БПЛА на 50 м, излом отодвигается до 868 м, на 100 м — до 1 735 м. Отсюда важное для методики следствие: испытания с обеими антеннами у земли дают заметно более пессимистичную картину, чем полёт, и высоту антенн при сопоставлении с натурными данными необходимо фиксировать и указывать. Для БПЛА вертолётного типа, способного зависать на заданной высоте, высота антенны на борту — управляемый параметр дальности.</w:t>
+        <w:t>потери растут не на 20, а на 40 дБ на декаду расстояния [12]. Для антенн на высоте 1,5 м над землёй излом наступает уже на 26 м. Если одна антенна поднята на борту БПЛА на 50 м, излом отодвигается до 868 м, на 100 м — до 1 735 м. Высоты 50 и 100 м взяты как примеры рабочей высоты полёта при мониторинге, а не как измеренные или нормативные значения: при наземной антенне на 1,5 м точка излома растёт линейно — на 17,4 м на каждый метр высоты антенны на борту, поэтому для любой другой высоты её легко пересчитать. Отсюда важное для методики следствие: испытания с обеими антеннами у земли дают заметно более пессимистичную картину, чем полёт, и высоту антенн при сопоставлении с натурными данными необходимо фиксировать и указывать. Для БПЛА вертолётного типа, способного зависать на заданной высоте, высота антенны на борту — управляемый параметр дальности.</w:t>
       </w:r>
     </w:p>
     <w:p>
@@ -3777,7 +3777,7 @@
     </w:p>
     <w:p>
       <w:r>
-        <w:t xml:space="preserve">Теоретическая оценка раздела 2.1 в работе выполняется и используется: по ней оценивается дальность, выбираются условия сопоставления с опубликованными натурными данными (высота антенн, просвет первой зоны Френеля), относительно неё выражаются результаты. Заменить эксперимент она, однако, не может. Теория задаёт форму зависимостей, эксперимент даёт её параметры и проверяет допущения. Необходимость эксперимента следует из пяти обстоятельств, и каждое подтвердилось на испытаниях стенда (глава 3). Сводка расхождений приведена в таблице </w:t>
+        <w:t xml:space="preserve">Теоретическая оценка раздела 2.1 в работе выполняется и используется: по ней оценивается дальность, выбираются условия сопоставления с опубликованными натурными данными (высота антенн, просвет первой зоны Френеля), относительно неё выражаются результаты. Заменить эксперимент она, однако, не может. Теория задаёт форму зависимостей, эксперимент даёт её параметры и проверяет допущения. Необходимость эксперимента следует из шести обстоятельств, и каждое подтвердилось на испытаниях стенда (глава 3). Сводка расхождений приведена в таблице </w:t>
       </w:r>
       <w:r>
         <w:t>2.2</w:t>
@@ -3999,7 +3999,7 @@
               <w:rPr>
                 <w:sz w:val="22"/>
               </w:rPr>
-              <w:t>Связь на расстоянии 3 м</w:t>
+              <w:t>Связь на расстоянии до 5 м</w:t>
             </w:r>
           </w:p>
         </w:tc>
@@ -4018,7 +4018,7 @@
               <w:rPr>
                 <w:sz w:val="22"/>
               </w:rPr>
-              <w:t>сигнал выше теплового шума более чем на 70 дБ</w:t>
+              <w:t>сигнал выше теплового шума более чем на 60 дБ</w:t>
             </w:r>
           </w:p>
         </w:tc>
@@ -4037,7 +4037,7 @@
               <w:rPr>
                 <w:sz w:val="22"/>
               </w:rPr>
-              <w:t>не устанавливалась неделю, видеокадры ждали отправки до 134 с</w:t>
+              <w:t>не устанавливалась: приёмник считал эфир занятым, видеокадры ждали отправки до 134 с</w:t>
             </w:r>
           </w:p>
         </w:tc>
@@ -4277,7 +4277,7 @@
               <w:rPr>
                 <w:sz w:val="22"/>
               </w:rPr>
-              <w:t>0,12 Мбит/с в исходном состоянии (01.09); 1,06 Мбит/с полезного видео в релизе (08.10, 5 м)</w:t>
+              <w:t>0,12 Мбит/с в исходном состоянии (01.09); 1,06 Мбит/с полезного видео в итоговой версии (08.10, 5 м)</w:t>
             </w:r>
           </w:p>
         </w:tc>
@@ -4318,12 +4318,12 @@
     </w:p>
     <w:p>
       <w:r>
-        <w:t>Разброс на стенде велик даже без изменения геометрии. При одном и том же расположении плат на расстоянии 5 м и мощности передатчика 1 дБм отношение сигнал/шум за один пятиминутный прогон менялось от 24 до 40 дБ (07.10), а пропускная способность синтетического потока в той же точке в разное время суток — в 3–4 раза, от 250 до 987 кбит/с (29.09).</w:t>
+        <w:t>Разброс на стенде велик даже без изменения геометрии. При одном и том же расположении плат на расстоянии 5 м и мощности передатчика 1 дБм отношение сигнал/шум за один пятиминутный опыт менялось от 24 до 40 дБ (07.10), а пропускная способность синтетического потока в той же точке в разное время суток — в 3–4 раза, от 250 до 987 кбит/с (29.09).</w:t>
       </w:r>
     </w:p>
     <w:p>
       <w:r>
-        <w:t>Во-вторых, допущения теоретической оценки на реальной платформе выполняются не всегда, а проверить их можно только измерением. Расчёт считает шум приёмника тепловым: по формуле (1.2) в канале 2 МГц это −111 дБм плюс коэффициент шума приёмника. Модуль приёмника измерял фон −85…−88 дБм, а такой же модуль на плате с камерой — около −60 дБм: шина камеры, память PSRAM и тактовый сигнал камеры шумят в сантиметрах от антенны. Следствие оказалось качественным, а не количественным. По расчёту на расстоянии 3 м сигнал превышает тепловой шум более чем на 70 дБ, а на стенде платы неделю не могли установить связь: приёмник по своему порогу занятости канала считал эфир занятым почти всегда, и видеокадры ждали отправки до 134 с. Расчёт также связывает ошибки передачи с отношением сигнал/шум, а на стенде при отношении сигнал/шум 40–45 дБ доля неудачных попыток передачи (PER) составила 68–73 % одинаково на MCS 3, 5 и 7 (28.09). Опыт с ограничением числа попыток передачи (07.10) показал, что при одной попытке до приёмника не доходит 38 % фрагментов видеокадров при отношении сигнал/шум 26–36 дБ: потери настоящие и возникают в обе стороны — теряется около трети первых передач, а у части дошедших передатчик не слышит подтверждения. Вероятная причина — помехи платы с камерой. При этом протокол доступа к среде добавлял свои потери: отказ от обмена запросом и разрешением на передачу (RTS/CTS) увеличил скорость видеопотока в 1,8–2 раза при том же канале (29.09).</w:t>
+        <w:t>Во-вторых, допущения теоретической оценки на реальной платформе выполняются не всегда, а проверить их можно только измерением. Расчёт считает шум приёмника тепловым: по формуле (1.2) в канале 2 МГц это −111 дБм плюс коэффициент шума приёмника. Модуль приёмника измерял фон −85…−88 дБм, а такой же модуль на плате с камерой — около −60 дБм: шина камеры, память PSRAM и тактовый сигнал камеры шумят в сантиметрах от антенны. Следствие оказалось качественным, а не количественным. По расчёту на расстоянии 5 м сигнал превышает тепловой шум более чем на 60 дБ, а на стенде связь не устанавливалась: приёмник по своему порогу занятости канала считал эфир занятым почти всегда, и видеокадры ждали отправки до 134 с. Расчёт также связывает ошибки передачи с отношением сигнал/шум, а на стенде при отношении сигнал/шум 40–45 дБ доля неудачных попыток передачи (PER) составила 68–73 % одинаково на MCS 3, 5 и 7 (28.09). Опыт с ограничением числа попыток передачи (07.10) показал, что при одной попытке до приёмника не доходит 38 % фрагментов видеокадров при отношении сигнал/шум 26–36 дБ: потери настоящие и возникают в обе стороны — теряется около трети первых передач, а у части дошедших передатчик не слышит подтверждения. Вероятная причина — помехи платы с камерой. При этом протокол доступа к среде добавлял свои потери: отказ от обмена запросом и разрешением на передачу (RTS/CTS) увеличил скорость видеопотока в 1,8–2 раза при том же канале (29.09).</w:t>
       </w:r>
     </w:p>
     <w:p>
@@ -4339,6 +4339,11 @@
     <w:p>
       <w:r>
         <w:t>В-пятых, теоретическая оценка описывает радиоканал, но не платформу. По таблице 2.1 канал 2 МГц обеспечивает до 6,5 Мбит/с, а платформа в исходном состоянии передавала 0,12 Мбит/с: ограничение находилось во внутренних интерфейсах платы. После доработок (глава 3) полезная скорость выросла до 1,06 Мбит/с, и ограничивающим звеном стал радиоканал между платами: повторы передачи занимают эфир почти полностью. Какое звено ограничивает систему — радиоканал или платформа, — может установить только эксперимент.</w:t>
+      </w:r>
+    </w:p>
+    <w:p>
+      <w:r>
+        <w:t>В-шестых, опубликованные данные о дальности и скорости получены в других условиях и непосредственно к задаче не переносятся. Натурные данные производителя радиомодуля сняты при мощности +20 дБм [15, 27], пропускная способность Wi-Fi ESP32-S3 по данным производителя — в лаборатории и в экранированной камере [18]; в разрешённом в Российской Федерации режиме (канал 2 МГц, мощность не более 14 дБм) их нужно проверять. Кроме того, эффект каждой доработки канала доказывается только опытом: канал на одной и той же трассе меняется в разы по времени суток, поэтому варианты сравниваются парными опытами в одном включении питания. Так установлено, что граница MCS по уровню сигнала повышает полезную скорость в 1,5–2 раза при меньших потерях видеокадров (08.10), — расчёт этого эффекта не предсказывает, потому что не учитывает алгоритм выбора MCS радиомодуля.</w:t>
       </w:r>
     </w:p>
     <w:p>
@@ -4362,7 +4367,7 @@
         <w:t>2.3</w:t>
       </w:r>
       <w:r>
-        <w:t>). Показатели каждого прогона снимаются одновременно, а не отдельными опытами: объём работы определяется числом вариантов и повторов, а не числом показателей.</w:t>
+        <w:t>). Показатели каждого опыта снимаются одновременно, а не отдельными опытами: объём работы определяется числом вариантов и повторов, а не числом показателей.</w:t>
       </w:r>
     </w:p>
     <w:p>
@@ -4497,7 +4502,7 @@
               <w:rPr>
                 <w:sz w:val="22"/>
               </w:rPr>
-              <w:t>1. Стендовые испытания: 0,5–3 м до 28.09, затем 5 м через стену</w:t>
+              <w:t>1. Стендовые испытания: в помещении до 5 м до 28.09, затем 5 м через стену</w:t>
             </w:r>
           </w:p>
         </w:tc>
@@ -4730,7 +4735,7 @@
     </w:p>
     <w:p>
       <w:r>
-        <w:t>Лабораторный этап до 28.09 проводился на расстоянии до 3 м в помещении с заводским каналом модуля шириной 4 МГц с центром 866,0 МГц и мощностью до 20 дБм. Такой канал занимает 864–868 МГц и выходит за полосу 866–868 МГц, а мощность — за 25 мВт, поэтому эти условия допустимы только как лабораторные. С 28.09 все испытания выполняются в разрешённой конфигурации: канал 2 МГц с центром 867,0 МГц (866–868 МГц), мощность не более 14 дБм (25 мВт), ограничение заложено в прошивку модуля.</w:t>
+        <w:t>Лабораторный этап до 28.09 проводился на расстоянии до 5 м в помещении с заводским каналом модуля шириной 4 МГц с центром 866,0 МГц и мощностью до 20 дБм. Такой канал занимает 864–868 МГц и выходит за полосу 866–868 МГц, а мощность — за 25 мВт, поэтому эти условия допустимы только как лабораторные. С 28.09 все испытания выполняются в разрешённой конфигурации: канал 2 МГц с центром 867,0 МГц (866–868 МГц), мощность не более 14 дБм (25 мВт), ограничение заложено во встроенную программу модуля.</w:t>
       </w:r>
     </w:p>
     <w:p>
@@ -4797,17 +4802,17 @@
         <w:t xml:space="preserve">– </w:t>
       </w:r>
       <w:r>
-        <w:t>задержка — время от конца записи видеокадра в интерфейс UART до прихода квитанции приёмника на этот видеокадр (RTT); она включает очередь в модуле, эфир, обработку на приёмнике и обратный путь квитанции. Используется медиана за секунду и за прогон. Дополнительно регистрируется возраст видеокадра — от начала съёмки до квитанции.</w:t>
+        <w:t>задержка — время от конца записи видеокадра в интерфейс UART до прихода квитанции приёмника на этот видеокадр (RTT); она включает очередь в модуле, эфир, обработку на приёмнике и обратный путь квитанции. Используется медиана за секунду и за опыт. Дополнительно регистрируется возраст видеокадра — от начала съёмки до квитанции.</w:t>
       </w:r>
     </w:p>
     <w:p>
       <w:r>
-        <w:t>Задержка «стекло-стекло» — от события перед объективом до его показа на экране — не измеряется: по решению автора для сравнения конфигураций канала достаточно задержки по квитанции, которая включает все звенья, зависящие от канала, и снимается автоматически в каждом прогоне.</w:t>
+        <w:t>Задержка «стекло-стекло» — от события перед объективом до его показа на экране — не измеряется: по решению автора для сравнения конфигураций канала достаточно задержки по квитанции, которая включает все звенья, зависящие от канала, и снимается автоматически в каждом опыте.</w:t>
       </w:r>
     </w:p>
     <w:p>
       <w:r>
-        <w:t>Вероятность установления связи и удержание связи считаются раздельно. Это разные величины с разными механизмами: на стенде полоса приёма 8 МГц давала подключение в трети холодных стартов, но однажды установленная связь держалась 98,6 % времени.</w:t>
+        <w:t>Вероятность установления связи и удержание связи считаются раздельно. Это разные величины с разными механизмами: на стенде полоса приёма 8 МГц давала подключение в трети включений питания, но однажды установленная связь держалась 98,6 % времени.</w:t>
       </w:r>
     </w:p>
     <w:p>
@@ -4829,7 +4834,7 @@
         <w:t xml:space="preserve">Условия сравнения. </w:t>
       </w:r>
       <w:r>
-        <w:t>Канал на неизменной трассе 5 м меняется в разы по времени суток: 07.10 вечером без нижней границы MCS — от 450 до 936 кбит/с. Поэтому сравниваемые варианты чередуются внутри одного включения питания — этапами по 1–2 мин с переключением по времени или по команде модуля, — а разница между отдельными прогонами меньше ±20 % не считается значимой. Прогон засчитывается только при подтверждённом применении настроек модуля: модуль принимает команды настройки лишь в стартовом окне после включения питания (раздел 2.6), и прогон без подтверждения в журнале отбрасывается.</w:t>
+        <w:t>Канал на неизменной трассе 5 м меняется в разы по времени суток: 07.10 вечером без нижней границы MCS — от 450 до 936 кбит/с. Поэтому сравниваемые варианты чередуются внутри одного включения питания — этапами по 1–2 мин с переключением по времени или по команде модуля, — а разница между отдельными опытами меньше ±20 % не считается значимой. Опыт засчитывается только при подтверждённом применении настроек модуля: модуль принимает команды настройки лишь в течение первых 30 с после включения питания (раздел 2.6), и опыт без подтверждения в журнале отбрасывается.</w:t>
       </w:r>
     </w:p>
     <w:p>
@@ -5271,7 +5276,7 @@
               <w:rPr>
                 <w:sz w:val="22"/>
               </w:rPr>
-              <w:t>LilyGO T-HaLow V1.0 [27]</w:t>
+              <w:t>LilyGO T-HaLow V1.0 [28]</w:t>
             </w:r>
           </w:p>
         </w:tc>
@@ -5352,7 +5357,7 @@
               <w:rPr>
                 <w:sz w:val="22"/>
               </w:rPr>
-              <w:t>ALFA Network AHPI7292S [28]</w:t>
+              <w:t>ALFA Network AHPI7292S [29]</w:t>
             </w:r>
           </w:p>
         </w:tc>
@@ -5390,7 +5395,7 @@
               <w:rPr>
                 <w:sz w:val="22"/>
               </w:rPr>
-              <w:t>плата расширения, требуется хост-компьютер Raspberry Pi</w:t>
+              <w:t>плата расширения, требуется управляющий компьютер Raspberry Pi</w:t>
             </w:r>
           </w:p>
         </w:tc>
@@ -5409,7 +5414,7 @@
               <w:rPr>
                 <w:sz w:val="22"/>
               </w:rPr>
-              <w:t>5 723 без хоста</w:t>
+              <w:t>5 723 без управляющего компьютера</w:t>
             </w:r>
           </w:p>
         </w:tc>
@@ -5433,7 +5438,7 @@
               <w:rPr>
                 <w:sz w:val="22"/>
               </w:rPr>
-              <w:t>Newracom NRC7292 EVK, NRC7394 EVK [29, 30]</w:t>
+              <w:t>Newracom NRC7292 EVK, NRC7394 EVK [30, 31]</w:t>
             </w:r>
           </w:p>
         </w:tc>
@@ -5513,7 +5518,7 @@
               <w:rPr>
                 <w:sz w:val="22"/>
               </w:rPr>
-              <w:t>Morse Micro MM6108-EKH05 [31]</w:t>
+              <w:t>Morse Micro MM6108-EKH05 [32]</w:t>
             </w:r>
           </w:p>
         </w:tc>
@@ -5549,7 +5554,7 @@
               <w:rPr>
                 <w:sz w:val="22"/>
               </w:rPr>
-              <w:t>оценочный комплект производителя (хост STM32U585)</w:t>
+              <w:t>оценочный комплект производителя (управляющий микроконтроллер STM32U585)</w:t>
             </w:r>
           </w:p>
         </w:tc>
@@ -5590,7 +5595,7 @@
     </w:p>
     <w:p>
       <w:r>
-        <w:t>По принципиальной схеме платы [32] модуль связан с процессором только двумя линиями последовательного интерфейса UART — без линий управления потоком и без интерфейса SPI. Все данные между процессором и радиоканалом проходят через этот интерфейс; в главе 3 показано, что он задаёт архитектурный предел пропускной способности платформы.</w:t>
+        <w:t>По принципиальной схеме платы [33] модуль связан с процессором только двумя линиями последовательного интерфейса UART — без линий управления потоком и без интерфейса SPI. Все данные между процессором и радиоканалом проходят через этот интерфейс; в главе 3 показано, что он задаёт архитектурный предел пропускной способности платформы.</w:t>
       </w:r>
     </w:p>
     <w:p>
@@ -5632,7 +5637,7 @@
         <w:t xml:space="preserve">– </w:t>
       </w:r>
       <w:r>
-        <w:t>программы компьютера на языке Python: программа просмотра halow_viewer.py (сборка видеокадров, восстановление помехоустойчивым кодом, показ в браузере, запись показателей в CSV и видео в файл), прошивка плат и модулей, проверка алгоритмов.</w:t>
+        <w:t>программы компьютера на языке Python: программа просмотра halow_viewer.py (сборка видеокадров, восстановление помехоустойчивым кодом, показ в браузере, запись показателей в CSV и видео в файл), запись программ в платы и модули, проверка алгоритмов.</w:t>
       </w:r>
     </w:p>
     <w:p>
@@ -5724,22 +5729,22 @@
     </w:p>
     <w:p>
       <w:r>
-        <w:t>2) Стартовое окно модуля. Команды настройки модуль принимает только в первые 30 с после включения питания; большинство настроек хранится в оперативной памяти. Перепрошивка процессора модуль не перезапускает, и настройки при этом не применяются. Отсюда правило методики: после любой прошивки — снятие питания с обеих плат и проверка ответов модуля.</w:t>
+        <w:t>2) Интервал настройки модуля. Команды настройки модуль принимает только в первые 30 с после включения питания; большинство настроек хранится в оперативной памяти. Запись новой программы в процессор платы модуль не перезапускает, и настройки при этом не применяются. Отсюда правило методики: после любой записи программы — снятие питания с обеих плат и проверка ответов модуля.</w:t>
       </w:r>
     </w:p>
     <w:p>
       <w:r>
-        <w:t>3) Канал. На лабораторном этапе (до 28.09) использовался заводской канал 4 МГц с центром 866,0 МГц, выходящий за полосу ГКРЧ. С 28.09 рабочим стал канал 2 МГц с центром 867,0 МГц: ширина и частота записываются во флеш-память обоих модулей при первом включении, мощность ограничена 14 дБм прошивкой модуля.</w:t>
+        <w:t>3) Канал. На лабораторном этапе (до 28.09) использовался заводской канал 4 МГц с центром 866,0 МГц, выходящий за полосу ГКРЧ. С 28.09 рабочим стал канал 2 МГц с центром 867,0 МГц: ширина и частота записываются во флеш-память обоих модулей при первом включении, мощность ограничена 14 дБм встроенной программой модуля.</w:t>
       </w:r>
     </w:p>
     <w:p>
       <w:r>
-        <w:t>4) Роли и протокол доступа. Камера — точка доступа, приёмник — станция (переключатель роли модуля на плате, с 05.10). Обмен RTS/CTS выключен командой AT+SET_RTS=1000 в стартовом окне (29.09).</w:t>
+        <w:t>4) Роли и протокол доступа. Камера — точка доступа, приёмник — станция (переключатель роли модуля на плате, с 05.10). Обмен RTS/CTS выключен командой AT+SET_RTS=1000 в интервале настройки после включения (29.09).</w:t>
       </w:r>
     </w:p>
     <w:p>
       <w:r>
-        <w:t>5) Доработки программы модуля. Изменены драйвер UART модуля (чтение всего буфера FIFO за одно прерывание), размер кольцевого буфера моста (с 2048 до 8192 Б, правкой двоичной библиотеки с пересчётом контрольной суммы образа), таймер тишины входа (с 2 мс до 400 мкс) и скорость интерфейса (3 Мбод при рекомендованных производителем 400 кбод [32]). Добавлены команды регулятора мощности по отношению сигнал/шум (AT+PWRCTL), нижней границы модуляции по уровню сигнала (AT+MCSFLR) и модуляции широковещательных кадров (AT+MCSCTL). Результаты — в разделах 3.3 и 3.4.</w:t>
+        <w:t>5) Доработки программы модуля. Изменены драйвер UART модуля (чтение всего буфера FIFO за одно прерывание), размер кольцевого буфера моста (с 2048 до 8192 Б, правкой двоичной библиотеки с пересчётом контрольной суммы образа), таймер тишины входа (с 2 мс до 400 мкс) и скорость интерфейса (3 Мбод при рекомендованных производителем 400 кбод [33]). Добавлены команды регулятора мощности по отношению сигнал/шум (AT+PWRCTL), нижней границы модуляции по уровню сигнала (AT+MCSFLR) и модуляции широковещательных кадров (AT+MCSCTL). Результаты — в разделах 3.3 и 3.4.</w:t>
       </w:r>
     </w:p>
     <w:p>
@@ -5805,7 +5810,7 @@
         <w:t xml:space="preserve">Лабораторный этап (до 28.09). </w:t>
       </w:r>
       <w:r>
-        <w:t>Платы располагались на столе в помещении на расстоянии от 0,5 до 3 м. Канал — заводской, шириной 4 МГц с центром 866,0 МГц, мощность передатчика до 20 дБм; оба параметра выходят за рамки решений ГКРЧ [23, 24], и эти условия рассматриваются только как лабораторные. Камера снимала видеокадры 240 × 176 точек, сжатие JPEG с качеством 60. На таком расстоянии приёмник перегружен: при мощности 20 дБм уровень на его входе составлял около 0 дБм при рабочем диапазоне −60…−90 дБм. Поэтому результаты этапа характеризуют платформу, а не канал.</w:t>
+        <w:t>Платы располагались в помещении на расстоянии до 5 м. Канал — заводской, шириной 4 МГц с центром 866,0 МГц, мощность передатчика до 20 дБм; оба параметра выходят за рамки решений ГКРЧ [23, 24], и эти условия рассматриваются только как лабораторные. Камера снимала видеокадры 240 × 176 точек, сжатие JPEG с качеством 60. На таком расстоянии приёмник перегружен: при мощности 20 дБм уровень на его входе составлял около 0 дБм при рабочем диапазоне −60…−90 дБм. Поэтому результаты этапа характеризуют платформу, а не канал.</w:t>
       </w:r>
     </w:p>
     <w:p>
@@ -5816,7 +5821,7 @@
         <w:t xml:space="preserve">Рабочая конфигурация (с 28.09). </w:t>
       </w:r>
       <w:r>
-        <w:t>Канал 2 МГц с центром 867,0 МГц (полоса 866–868 МГц), мощность не более 14 дБм. Камера — в соседней комнате на расстоянии около 5 м от приёмника, питание от внешнего аккумулятора; приёмник подключён к компьютеру по USB. Разрешение — 320 × 240 точек с 29.09 и 480 × 320 с 06.10. С 05.10 модуль камеры работает точкой доступа (AP), модуль приёмника — станцией (STA). Код зафиксирован в релизе 08.10.2026.</w:t>
+        <w:t>Канал 2 МГц с центром 867,0 МГц (полоса 866–868 МГц), мощность не более 14 дБм. Камера — в соседней комнате на расстоянии около 5 м от приёмника, питание от внешнего аккумулятора; приёмник подключён к компьютеру по USB. Разрешение — 320 × 240 точек с 29.09 и 480 × 320 с 06.10. С 05.10 модуль камеры работает точкой доступа (AP), модуль приёмника — станцией (STA). Итоговая версия программного обеспечения стенда зафиксирована 08.10.2026.</w:t>
       </w:r>
     </w:p>
     <w:p>
@@ -6380,7 +6385,7 @@
     </w:p>
     <w:p>
       <w:r>
-        <w:t>Вероятность установления связи ведёт себя так же: из холодных стартов связь устанавливалась в 4 из 12 при полосе 8 МГц, в 5 из 6 — при 4 МГц и в 6 из 7 — при 2 МГц (01.09). Полоса 2 МГц по надёжности не уступает более широким. 28.09 канал переведён на 2 МГц с центром 867,0 МГц: доля неудачных попыток передачи при этом не изменилась (71 % против 68 % в прежнем канале при той же MCS 7), а канал стал соответствовать требованиям к устройствам малого радиуса действия. Все дальнейшие результаты получены в этом канале.</w:t>
+        <w:t>Вероятность установления связи ведёт себя так же: из включений питания связь устанавливалась в 4 из 12 при полосе 8 МГц, в 5 из 6 — при 4 МГц и в 6 из 7 — при 2 МГц (01.09). Полоса 2 МГц по надёжности не уступает более широким. 28.09 канал переведён на 2 МГц с центром 867,0 МГц: доля неудачных попыток передачи при этом не изменилась (71 % против 68 % в прежнем канале при той же MCS 7), а канал стал соответствовать требованиям к устройствам малого радиуса действия. Все дальнейшие результаты получены в этом канале.</w:t>
       </w:r>
     </w:p>
     <w:p>
@@ -6393,13 +6398,13 @@
     </w:p>
     <w:p>
       <w:r>
-        <w:t xml:space="preserve">Исходно платформа передавала 121 кбит/с — на порядок меньше скорости радиоканала по таблице 2.1. Последовательный поиск ограничивающего звена и его устранение подняли пропускную способность примерно до 0,7 Мбит/с на лабораторном этапе (25.09), а после перехода на разрешённый канал, трассу 5 м и доработок канала — до 1063 кбит/с полезного видео 480 × 320 в релизе (08.10). Этапы показаны на рисунке </w:t>
+        <w:t xml:space="preserve">Исходно платформа передавала 121 кбит/с — на порядок меньше скорости радиоканала по таблице 2.1. Последовательный поиск ограничивающего звена и его устранение подняли пропускную способность примерно до 0,7 Мбит/с на лабораторном этапе (25.09), а после перехода на разрешённый канал, трассу 5 м и доработок канала — до 1063 кбит/с полезного видео 480 × 320 в итоговой версии (08.10). Этапы показаны на рисунке </w:t>
       </w:r>
       <w:r>
         <w:t>3.1</w:t>
       </w:r>
       <w:r>
-        <w:t>. Условия замеров различаются: лабораторные точки сняты на столе при разрешении 240 × 176 в канале 4 МГц, точки 29.09–08.10 — на трассе 5 м в канале 2 МГц, мера скорости менялась от байтов на приёмнике к полезной скорости. Поэтому рисунок показывает путь, а не ряд сравнимых точек; доработки последнего этапа сравниваются парными опытами в одном включении (раздел 3.4).</w:t>
+        <w:t>. Условия замеров различаются: лабораторные точки сняты в помещении на расстоянии до 5 м при разрешении 240 × 176 в канале 4 МГц, точки 29.09–08.10 — на трассе 5 м в канале 2 МГц, мера скорости менялась от байтов на приёмнике к полезной скорости. Поэтому рисунок показывает путь, а не ряд сравнимых точек; доработки последнего этапа сравниваются парными опытами в одном включении (раздел 3.4).</w:t>
       </w:r>
     </w:p>
     <w:p>
@@ -6411,7 +6416,7 @@
       <w:r>
         <w:drawing>
           <wp:inline xmlns:a="http://schemas.openxmlformats.org/drawingml/2006/main" xmlns:pic="http://schemas.openxmlformats.org/drawingml/2006/picture">
-            <wp:extent cx="5940000" cy="2936787"/>
+            <wp:extent cx="5940000" cy="2959431"/>
             <wp:docPr id="3" name="Picture 3"/>
             <wp:cNvGraphicFramePr>
               <a:graphicFrameLocks noChangeAspect="1"/>
@@ -6432,7 +6437,7 @@
                   <pic:spPr>
                     <a:xfrm>
                       <a:off x="0" y="0"/>
-                      <a:ext cx="5940000" cy="2936787"/>
+                      <a:ext cx="5940000" cy="2959431"/>
                     </a:xfrm>
                     <a:prstGeom prst="rect"/>
                   </pic:spPr>
@@ -6765,7 +6770,7 @@
               <w:rPr>
                 <w:sz w:val="22"/>
               </w:rPr>
-              <w:t>Собрано видеокадров за прогон</w:t>
+              <w:t>Собрано видеокадров за опыт</w:t>
             </w:r>
           </w:p>
         </w:tc>
@@ -6825,7 +6830,7 @@
         <w:t xml:space="preserve">Паузы между фрагментами. </w:t>
       </w:r>
       <w:r>
-        <w:t>Модуль собирает байты из UART и отправляет в эфир кадр MAC после паузы на линии, равной его таймеру тишины, — исходно 2 мс. Фрагменты процессора поэтому разделяются паузой: на лабораторном этапе при паузе 3 мс потерь не было, при 2 мс терялось 25,6 % фрагментов, при 1 мс — 99,6 % (25.09); при более короткой паузе соседние фрагменты склеиваются в один кадр, превышают допустимый размер и отбрасываются. 29.09 таймер тишины уменьшен до 400 мкс правкой одной инструкции в закрытой библиотеке модуля, а пауза отсчитывается от конца передачи. Перебор паузы показал, что после срабатывания таймера модулю нужно ещё около 1–1,5 мс на обработку кадра: при 2,0 мс — 886 кбит/с и ни одного переполнения, при 1,5 мс — 990 кбит/с и 0,5 % повреждённых фрагментов, при 1,0 мс — 846 кбит/с и 2,5 %, при 0,6 мс поток разрушается (21 % повреждённых). В релизе принята пауза 1,5 мс.</w:t>
+        <w:t>Модуль собирает байты из UART и отправляет в эфир кадр MAC после паузы на линии, равной его таймеру тишины, — исходно 2 мс. Фрагменты процессора поэтому разделяются паузой: на лабораторном этапе при паузе 3 мс потерь не было, при 2 мс терялось 25,6 % фрагментов, при 1 мс — 99,6 % (25.09); при более короткой паузе соседние фрагменты склеиваются в один кадр, превышают допустимый размер и отбрасываются. 29.09 таймер тишины уменьшен до 400 мкс правкой одной инструкции в закрытой библиотеке модуля, а пауза отсчитывается от конца передачи. Перебор паузы показал, что после срабатывания таймера модулю нужно ещё около 1–1,5 мс на обработку кадра: при 2,0 мс — 886 кбит/с и ни одного переполнения, при 1,5 мс — 990 кбит/с и 0,5 % повреждённых фрагментов, при 1,0 мс — 846 кбит/с и 2,5 %, при 0,6 мс поток разрушается (21 % повреждённых). В итоговой версии принята пауза 1,5 мс.</w:t>
       </w:r>
     </w:p>
     <w:p>
@@ -7154,7 +7159,7 @@
               <w:rPr>
                 <w:sz w:val="22"/>
               </w:rPr>
-              <w:t>3 Мбод (релиз)</w:t>
+              <w:t>3 Мбод (итоговая)</w:t>
             </w:r>
           </w:p>
         </w:tc>
@@ -7382,7 +7387,7 @@
     </w:p>
     <w:p>
       <w:r>
-        <w:t>Скорость UART ограничена с обеих сторон: у ESP32-S3 предел составляет 5 Мбод [33], у модуля — 6 Мбод (тактовая частота 96 МГц при 16-кратной передискретизации). При 5 Мбод сырой поток равен 4,0 Мбит/с, полезный — 3,92 Мбит/с. Это архитектурный предел платформы: его нельзя превысить никакими программными доработками, пока данные идут через UART, и он ниже скорости физического уровня в канале 2 МГц (6,5 Мбит/с). В релизной настройке (3 Мбод, пауза 1,5 мс) предел интерфейса — 1,79 Мбит/с; пауза занимает 24 % времени линии, поэтому сокращение паузы дало бы больше, чем повышение скорости интерфейса.</w:t>
+        <w:t>Скорость UART ограничена с обеих сторон: у ESP32-S3 предел составляет 5 Мбод [34], у модуля — 6 Мбод (тактовая частота 96 МГц при 16-кратной передискретизации). При 5 Мбод сырой поток равен 4,0 Мбит/с, полезный — 3,92 Мбит/с. Это архитектурный предел платформы: его нельзя превысить никакими программными доработками, пока данные идут через UART, и он ниже скорости физического уровня в канале 2 МГц (6,5 Мбит/с). В итоговой настройке (3 Мбод, пауза 1,5 мс) предел интерфейса — 1,79 Мбит/с; пауза занимает 24 % времени линии, поэтому сокращение паузы дало бы больше, чем повышение скорости интерфейса.</w:t>
       </w:r>
     </w:p>
     <w:p>
@@ -7404,7 +7409,7 @@
         <w:t xml:space="preserve">Ограничивающее звено — радиоканал. </w:t>
       </w:r>
       <w:r>
-        <w:t>После этих доработок ни интерфейс, ни процессоры не ограничивают поток. Подача в модуль ни в одном прогоне не поднималась выше около 1 Мбит/с при пределе интерфейса около 1,65 Мбит/с с паузой 2 мс (29.09). Процессор модуля под видеопотоком простаивает 92–93 % времени (07.10), поэтому приём UART через прямой доступ к памяти и скорость 4,8 Мбод проверены и отвергнуты. Упор — радиоканал между платами. По полному отчёту радиоуровня модуля камеры (07.10, 5 м) эфир занят передачей к приёмнику 99 % времени, PER — 60 %, на 57 % агрегированных кадров MAC блочное подтверждение не получено, и в эфир уходит около 2,4 байта на каждый доставленный. Опыт с ограничением числа попыток передачи показал, что потери настоящие: при одной попытке до приёмника не доходит 38 % фрагментов, при двух — 17,7 %, при заводских семи — 6,6 % при отношении сигнал/шум 26–36 дБ (07.10). Около трети первых передач теряется даже при сильном сигнале; вероятная причина — помехи платы с камерой (фон −60 дБм против −87 дБм у приёмника). Это и задаёт потолок около 1 Мбит/с полезного видео на данной паре плат.</w:t>
+        <w:t>После этих доработок ни интерфейс, ни процессоры не ограничивают поток. Подача в модуль ни в одном опыте не поднималась выше около 1 Мбит/с при пределе интерфейса около 1,65 Мбит/с с паузой 2 мс (29.09). Процессор модуля под видеопотоком простаивает 92–93 % времени (07.10), поэтому приём UART через прямой доступ к памяти и скорость 4,8 Мбод проверены и отвергнуты. Упор — радиоканал между платами. По полному отчёту радиоуровня модуля камеры (07.10, 5 м) эфир занят передачей к приёмнику 99 % времени, PER — 60 %, на 57 % агрегированных кадров MAC блочное подтверждение не получено, и в эфир уходит около 2,4 байта на каждый доставленный. Опыт с ограничением числа попыток передачи показал, что потери настоящие: при одной попытке до приёмника не доходит 38 % фрагментов, при двух — 17,7 %, при заводских семи — 6,6 % при отношении сигнал/шум 26–36 дБ (07.10). Около трети первых передач теряется даже при сильном сигнале; вероятная причина — помехи платы с камерой (фон −60 дБм против −87 дБм у приёмника). Это и задаёт потолок около 1 Мбит/с полезного видео на данной паре плат.</w:t>
       </w:r>
     </w:p>
     <w:p>
@@ -7417,7 +7422,7 @@
         <w:pStyle w:val="Heading2"/>
       </w:pPr>
       <w:r>
-        <w:t>3.4 Доработки канала передачи видео и результаты релиза</w:t>
+        <w:t>3.4 Доработки канала передачи видео и итоговые результаты</w:t>
       </w:r>
     </w:p>
     <w:p>
@@ -7455,7 +7460,7 @@
         <w:t xml:space="preserve">Квитанция на видеокадр и окно. </w:t>
       </w:r>
       <w:r>
-        <w:t>Приёмник подтверждает каждый видеокадр квитанцией, в которой указано, какие фрагменты дошли; тело квитанции сокращено до 20 Б, потому что сообщения от приёмника к камере длиннее 27 Б до камеры не доходили (07.10). Камера держит в полёте не более W неподтверждённых видеокадров, а устаревшие кадры в очереди выбрасывает. Окно W = 2 на стенде снизило медиану возраста видеокадра с 1,0 с до 0,1–0,2 с, потери фрагментов — с 9,9 до 0,5 %, долю подтверждённых видеокадров подняло с 75 до 99,2 % (28.09): очередь в модуле перестала переполняться. В релизе W = 4: после смены ролей при W = 2 окно было закрыто большую часть времени (05.10).</w:t>
+        <w:t>Приёмник подтверждает каждый видеокадр квитанцией, в которой указано, какие фрагменты дошли; тело квитанции сокращено до 20 Б, потому что сообщения от приёмника к камере длиннее 27 Б до камеры не доходили (07.10). Камера держит в полёте не более W неподтверждённых видеокадров, а устаревшие кадры в очереди выбрасывает. Окно W = 2 на стенде снизило медиану возраста видеокадра с 1,0 с до 0,1–0,2 с, потери фрагментов — с 9,9 до 0,5 %, долю подтверждённых видеокадров подняло с 75 до 99,2 % (28.09): очередь в модуле перестала переполняться. В итоговой версии W = 4: после смены ролей при W = 2 окно было закрыто большую часть времени (05.10).</w:t>
       </w:r>
     </w:p>
     <w:p>
@@ -7466,7 +7471,7 @@
         <w:t xml:space="preserve">Гибрид помехоустойчивого кодирования и досылки. </w:t>
       </w:r>
       <w:r>
-        <w:t>Видеокадр из K фрагментов передаётся с M контрольными фрагментами — суммами XOR чередующихся групп, — и пачка до M пропавших подряд фрагментов восстанавливается. Число M от 0 до 8 камера раз в 2 с подбирает по последним 48 квитанциям. Что контрольные фрагменты не закрыли, камера досылает один раз, если видеокадр моложе 1,5 с. Программа просмотра восстанавливает данные и показывает видеокадры по порядку с ожиданием до 0,7 с. На трассе 5 м теряется 2–3 % фрагментов, чаще по 1–2 в видеокадре, поэтому подбор держит M около нуля и работает досылка. Прибитая избыточность (4 контрольных фрагмента, 30 % байтов) хуже: 542 кбит/с и 4,6 % потерянных видеокадров — лишняя нагрузка сама поднимает потери (07.10). Алгоритм проверен программой самопроверки (19 проверок из 19).</w:t>
+        <w:t>Видеокадр из K фрагментов передаётся с M контрольными фрагментами — суммами XOR чередующихся групп, — и серия до M пропавших подряд фрагментов восстанавливается. Число M от 0 до 8 камера раз в 2 с подбирает по последним 48 квитанциям. Что контрольные фрагменты не закрыли, камера досылает один раз, если видеокадр моложе 1,5 с. Программа просмотра восстанавливает данные и показывает видеокадры по порядку с ожиданием до 0,7 с. На трассе 5 м теряется 2–3 % фрагментов, чаще по 1–2 в видеокадре, поэтому подбор держит M около нуля и работает досылка. Прибитая избыточность (4 контрольных фрагмента, 30 % байтов) хуже: 542 кбит/с и 4,6 % потерянных видеокадров — лишняя нагрузка сама поднимает потери (07.10). Алгоритм проверен программой самопроверки (19 проверок из 19).</w:t>
       </w:r>
     </w:p>
     <w:p>
@@ -7488,7 +7493,7 @@
         <w:t xml:space="preserve">Нижняя граница модуляции по уровню сигнала. </w:t>
       </w:r>
       <w:r>
-        <w:t>Заводская цепочка повторов опускает MCS на ступень за каждый повтор, вплоть до MCS 1, а повтор на MCS 1–3 занимает эфир в 1,5–4 раза дольше. Постоянная граница MCS 4 дала +19 % скорости (07.10, разные включения), но режет дальность: где MCS 4 не проходит, связь оборвётся раньше. Поэтому граница перенесена в прошивку модуля (команда AT+MCSFLR; место в радиобиблиотеке найдено дизассемблированием) и ведётся по сглаженному отношению сигнал/шум: при SNR не ниже 22, 18, 14 и 10 дБ попытки не опускаются ниже MCS 4, 3, 2 и 1 соответственно, при пропадании связи граница снимается. Регулятор мощности держит SNR в коридоре 20–30 дБ, поэтому вблизи действует граница MCS 4, а на дальности она снимается, когда мощность упёрлась в 14 дБм.</w:t>
+        <w:t>Заводская цепочка повторов опускает MCS на ступень за каждый повтор, вплоть до MCS 1, а повтор на MCS 1–3 занимает эфир в 1,5–4 раза дольше. Постоянная граница MCS 4 дала +19 % скорости (07.10, разные включения), но режет дальность: где MCS 4 не проходит, связь оборвётся раньше. Поэтому граница перенесена во встроенную программу модуля (команда AT+MCSFLR; место в радиобиблиотеке найдено дизассемблированием) и ведётся по сглаженному отношению сигнал/шум: при SNR не ниже 22, 18, 14 и 10 дБ попытки не опускаются ниже MCS 4, 3, 2 и 1 соответственно, при пропадании связи граница снимается. Регулятор мощности держит SNR в коридоре 20–30 дБ, поэтому вблизи действует граница MCS 4, а на дальности она снимается, когда мощность упёрлась в 14 дБм.</w:t>
       </w:r>
     </w:p>
     <w:p>
@@ -7510,7 +7515,7 @@
         <w:t xml:space="preserve">Мощность передатчика. </w:t>
       </w:r>
       <w:r>
-        <w:t>Регулятор в прошивке модуля держит отношение сигнал/шум, с которым приёмник слышит камеру, в коридоре 20–30 дБ шагом 2 дБ в пределах 1–14 дБм; при потере связи мощность сразу поднимается до 14 дБм. От 8 дБм камера снимает только в паузах передачи (раздел 3.5). Одна прошивка работает на всех расстояниях: на трассе 5 м мощность была 1 дБм в 45 из 49 отчётов, 831 кбит/с полезного видео, 0 искажённых видеокадров из 2786 (07.10); при просадках отношения сигнал/шум до 12–20 дБ регулятор поднимал мощность до 11–13 дБм и одновременно снималась граница модуляции (08.10).</w:t>
+        <w:t>Регулятор во встроенной программе модуля держит отношение сигнал/шум, с которым приёмник слышит камеру, в коридоре 20–30 дБ шагом 2 дБ в пределах 1–14 дБм; при потере связи мощность сразу поднимается до 14 дБм. От 8 дБм камера снимает только в паузах передачи (раздел 3.5). Одна версия программы работает на всех расстояниях: на трассе 5 м мощность была 1 дБм в 45 из 49 отчётов, 831 кбит/с полезного видео, 0 искажённых видеокадров из 2786 (07.10); при просадках отношения сигнал/шум до 12–20 дБ регулятор поднимал мощность до 11–13 дБм и одновременно снималась граница модуляции (08.10).</w:t>
       </w:r>
     </w:p>
     <w:p>
@@ -7903,10 +7908,10 @@
         <w:rPr>
           <w:b/>
         </w:rPr>
-        <w:t xml:space="preserve">Результаты релиза по критериям задания. </w:t>
-      </w:r>
-      <w:r>
-        <w:t>Итоговый прогон релиза (08.10, 02:31–02:34, трасса 5 м) дал 1063 кбит/с полезного видео 480 × 320 при 5,0 видеокадра в секунду, потеряно 1,4 % видеокадров, мощность передатчика 1 дБм, перезапусков нет. Показатели канала по критериям задания сведены в таблицу 3.5.</w:t>
+        <w:t xml:space="preserve">Итоговые результаты по критериям задания. </w:t>
+      </w:r>
+      <w:r>
+        <w:t>Итоговый опыт (08.10, 02:31–02:34, трасса 5 м) дал 1063 кбит/с полезного видео 480 × 320 при 5,0 видеокадра в секунду, потеряно 1,4 % видеокадров, мощность передатчика 1 дБм, перезапусков нет. Показатели канала по критериям задания сведены в таблицу 3.5.</w:t>
       </w:r>
     </w:p>
     <w:p>
@@ -7915,7 +7920,7 @@
         <w:ind w:firstLine="0"/>
       </w:pPr>
       <w:r>
-        <w:t>Таблица 3.5 – Показатели канала Wi-Fi HaLow на трассе 5 м (конфигурация релиза)</w:t>
+        <w:t>Таблица 3.5 – Показатели канала Wi-Fi HaLow на трассе 5 м (итоговая конфигурация)</w:t>
       </w:r>
     </w:p>
     <w:tbl>
@@ -8058,7 +8063,7 @@
               <w:rPr>
                 <w:sz w:val="22"/>
               </w:rPr>
-              <w:t>прогон релиза, 08.10</w:t>
+              <w:t>итоговый опыт, 08.10</w:t>
             </w:r>
           </w:p>
         </w:tc>
@@ -8120,7 +8125,7 @@
               <w:rPr>
                 <w:sz w:val="22"/>
               </w:rPr>
-              <w:t>прогон релиза, 08.10</w:t>
+              <w:t>итоговый опыт, 08.10</w:t>
             </w:r>
           </w:p>
         </w:tc>
@@ -8182,7 +8187,7 @@
               <w:rPr>
                 <w:sz w:val="22"/>
               </w:rPr>
-              <w:t>прогон релиза, 08.10</w:t>
+              <w:t>итоговый опыт, 08.10</w:t>
             </w:r>
           </w:p>
         </w:tc>
@@ -8306,7 +8311,7 @@
               <w:rPr>
                 <w:sz w:val="22"/>
               </w:rPr>
-              <w:t>прогоны 07.10 с инерцией качества и единой прошивкой</w:t>
+              <w:t>опыты 07.10 с инерцией качества и единой версией программы</w:t>
             </w:r>
           </w:p>
         </w:tc>
@@ -8349,7 +8354,7 @@
               <w:rPr>
                 <w:sz w:val="22"/>
               </w:rPr>
-              <w:t>1,4 % (0,5–4 % по прогонам)</w:t>
+              <w:t>1,4 % (0,5–4 % по опытам)</w:t>
             </w:r>
           </w:p>
         </w:tc>
@@ -8368,7 +8373,7 @@
               <w:rPr>
                 <w:sz w:val="22"/>
               </w:rPr>
-              <w:t>прогон релиза; прогоны 07–08.10</w:t>
+              <w:t>итоговый опыт; опыты 07–08.10</w:t>
             </w:r>
           </w:p>
         </w:tc>
@@ -8430,7 +8435,7 @@
               <w:rPr>
                 <w:sz w:val="22"/>
               </w:rPr>
-              <w:t>прогоны 07–08.10</w:t>
+              <w:t>опыты 07–08.10</w:t>
             </w:r>
           </w:p>
         </w:tc>
@@ -8489,7 +8494,7 @@
               <w:rPr>
                 <w:sz w:val="22"/>
               </w:rPr>
-              <w:t>прогоны 07–08.10</w:t>
+              <w:t>опыты 07–08.10</w:t>
             </w:r>
           </w:p>
         </w:tc>
@@ -8521,7 +8526,7 @@
         <w:t xml:space="preserve">Механизм. </w:t>
       </w:r>
       <w:r>
-        <w:t>Часть видеокадров приходила с характерной «радугой». Выгрузка сырых видеокадров показала, что искажение возникает ещё до сжатия: в потоке RGB565 с некоторого смещения теряется один байт, после чего до конца видеокадра старший и младший байты точек меняются ролями. Строки при этом целы, поэтому проверки на разрывы искажения не обнаруживали.</w:t>
+        <w:t>Часть видеокадров приходила с характерными цветными полосами. Выгрузка сырых видеокадров показала, что искажение возникает ещё до сжатия: в потоке RGB565 с некоторого смещения теряется один байт, после чего до конца видеокадра старший и младший байты точек меняются ролями. Строки при этом целы, поэтому проверки на разрывы искажения не обнаруживали.</w:t>
       </w:r>
     </w:p>
     <w:p>
@@ -8548,12 +8553,12 @@
         <w:t xml:space="preserve">Проверка. </w:t>
       </w:r>
       <w:r>
-        <w:t>Алгоритм проверен на 30 сохранённых видеокадрах прошлых прогонов по независимой метрике — вертикальной гладкости, которую алгоритм не оптимизирует: 16 целых видеокадров не изменены ни одним байтом, 12 исправлены полностью (например, вертикальная разность 25,05 → 4,81), 2 многократно повреждённых улучшены, испорченных нет. Отдельный тест, повторяющий функции прошивки буквально, выявил в реализации ошибку порядка байтов, при которой 20 видеокадров из 30 портились, — до установки на плату.</w:t>
+        <w:t>Алгоритм проверен на 30 сохранённых видеокадрах прошлых опытов по независимой метрике — вертикальной гладкости, которую алгоритм не оптимизирует: 16 целых видеокадров не изменены ни одним байтом, 12 исправлены полностью (например, вертикальная разность 25,05 → 4,81), 2 многократно повреждённых улучшены, испорченных нет. Отдельная проверочная программа, буквально повторяющая функции встроенной программы, выявил в реализации ошибку порядка байтов, при которой 20 видеокадров из 30 портились, — до установки на плату.</w:t>
       </w:r>
     </w:p>
     <w:p>
       <w:r>
-        <w:t xml:space="preserve">Контрольный прогон с отключённым исправлением на том же сюжете (26.09, лабораторный этап; таблица </w:t>
+        <w:t xml:space="preserve">Контрольный опыт с отключённым исправлением на том же сюжете (26.09, лабораторный этап; таблица </w:t>
       </w:r>
       <w:r>
         <w:t>3.6</w:t>
@@ -8568,7 +8573,7 @@
         <w:ind w:firstLine="0"/>
       </w:pPr>
       <w:r>
-        <w:t>Таблица 3.6 – Контрольный прогон: исправление видеокадров включено и выключено (лабораторный этап)</w:t>
+        <w:t>Таблица 3.6 – Контрольный опыт: исправление видеокадров включено и выключено (лабораторный этап)</w:t>
       </w:r>
     </w:p>
     <w:tbl>
@@ -9042,13 +9047,13 @@
         <w:t xml:space="preserve">Причина. </w:t>
       </w:r>
       <w:r>
-        <w:t xml:space="preserve">Качество захвата менялось от включения к включению без видимой причины. Сравнение двух прогонов, различающихся только мощностью передатчика, установило причину (таблица </w:t>
+        <w:t xml:space="preserve">Качество захвата менялось от включения к включению без видимой причины. Сравнение двух опытов, различающихся только мощностью передатчика, установило причину (таблица </w:t>
       </w:r>
       <w:r>
         <w:t>3.7</w:t>
       </w:r>
       <w:r>
-        <w:t>). Прогоны выполнены на лабораторном этапе: стол, канал 4 МГц на 866 МГц, мощность 20 дБм — вне рамок решения ГКРЧ.</w:t>
+        <w:t>). Опыты выполнены на лабораторном этапе: стол, канал 4 МГц на 866 МГц, мощность 20 дБм — вне рамок решения ГКРЧ.</w:t>
       </w:r>
     </w:p>
     <w:p>
@@ -9404,7 +9409,7 @@
         <w:rPr>
           <w:b/>
         </w:rPr>
-        <w:t xml:space="preserve">Защита в релизе. </w:t>
+        <w:t xml:space="preserve">Защита в итоговой версии. </w:t>
       </w:r>
       <w:r>
         <w:t>Наводка устранена четырьмя программными средствами без изменения аппаратной части:</w:t>
@@ -9450,7 +9455,7 @@
         <w:t xml:space="preserve">Мощность и качество канала на малом расстоянии. </w:t>
       </w:r>
       <w:r>
-        <w:t>В паре прогонов таблицы 3.7 (лабораторный этап) PER по статистике модуля составил в среднем 38,3 % при 1 дБм и 43,1 % при 20 дБм, а потери фрагментов на приёмнике не улучшились (0,83 и 0,25 %); более раннее наблюдение на расстоянии 2 м давало снижение PER с 52 до 38 %. В разрешённой конфигурации большая мощность также не ускоряет канал: на трассе 5 м при прибитых 14 дБм синтетический поток составил 763 кбит/с против 987 кбит/с с регулятором (1 дБм), а видео — 313 против 734 кбит/с из-за пауз съёмки (29.09). Повышение мощности приёмника до 14 дБм улучшило показатели лишь на величину порядка разброса канала (30.09). Главный эффект мощности на малом расстоянии — наводка на камеру, а не качество канала; мощность нужна на дальности, и её выбор поручен регулятору.</w:t>
+        <w:t>В паре опытов таблицы 3.7 (лабораторный этап) PER по статистике модуля составил в среднем 38,3 % при 1 дБм и 43,1 % при 20 дБм, а потери фрагментов на приёмнике не улучшились (0,83 и 0,25 %); более раннее наблюдение на расстоянии 2 м давало снижение PER с 52 до 38 %. В разрешённой конфигурации большая мощность также не ускоряет канал: на трассе 5 м при прибитых 14 дБм синтетический поток составил 763 кбит/с против 987 кбит/с с регулятором (1 дБм), а видео — 313 против 734 кбит/с из-за пауз съёмки (29.09). Повышение мощности приёмника до 14 дБм улучшило показатели лишь на величину порядка разброса канала (30.09). Главный эффект мощности на малом расстоянии — наводка на камеру, а не качество канала; мощность нужна на дальности, и её выбор поручен регулятору.</w:t>
       </w:r>
     </w:p>
     <w:p>
@@ -11699,7 +11704,7 @@
         <w:t>3.10</w:t>
       </w:r>
       <w:r>
-        <w:t>) получены на мосте и над водой при мощности +20 дБм на частотах 890 и 906 МГц; ширина канала в руководстве не указана, по скорости на 300 м — вероятно, 8 МГц [34]. Паспорт модуля для канала 2 МГц при +20 дБм указывает 1200 м и скорость TCP более 2 Мбит/с [15]. Расчётный уровень приёма в таблице получен по формуле (1.1) для 890 МГц при мощности 20 дБм и антеннах 0 дБи (усиление антенн в руководстве не указано).</w:t>
+        <w:t>) получены на мосте и над водой при мощности +20 дБм на частотах 890 и 906 МГц; ширина канала в руководстве не указана, по скорости на 300 м — вероятно, 8 МГц [27]. Паспорт модуля для канала 2 МГц при +20 дБм указывает 1200 м и скорость TCP более 2 Мбит/с [15]. Расчётный уровень приёма в таблице получен по формуле (1.1) для 890 МГц при мощности 20 дБм и антеннах 0 дБи (усиление антенн в руководстве не указано).</w:t>
       </w:r>
     </w:p>
     <w:p>
@@ -11708,7 +11713,7 @@
         <w:ind w:firstLine="0"/>
       </w:pPr>
       <w:r>
-        <w:t>Таблица 3.10 – Натурные данные производителя радиомодуля TX-AH [34] и расчёт</w:t>
+        <w:t>Таблица 3.10 – Натурные данные производителя радиомодуля TX-AH [27] и расчёт</w:t>
       </w:r>
     </w:p>
     <w:tbl>
@@ -12216,7 +12221,7 @@
     </w:p>
     <w:p>
       <w:r>
-        <w:t>На 300 и 600 м измеренный уровень сигнала при принятом допущении об антеннах совпадает с расчётом для свободного пространства в пределах 2 дБ, то есть на этих трассах прямой видимости показатель затухания близок к 2. На 1200 м над водой уровень на 6–8 дБ выше расчёта, а скорость зависела от высоты антенны ведомого узла (4,0–4,1 Мбит/с опущенной и 6,5–6,6 Мбит/с поднятой) — прямое подтверждение вывода о высоте антенн. Пересчёт на нормы Российской Федерации: снижение мощности с 20 до 14 дБм (на 6 дБ) вдвое сокращает дальность в свободном пространстве, то есть 1200 м паспорта соответствуют около 600 м при той же скорости. Ретранслятор, по данным производителя, вдвое снижает поток и вдвое увеличивает задержку [34]. Собственная точка стенда — трасса 5 м через стену: уровень сигнала −53 дБм при отношении сигнал/шум 36 дБ (07.10).</w:t>
+        <w:t>На 300 и 600 м измеренный уровень сигнала при принятом допущении об антеннах совпадает с расчётом для свободного пространства в пределах 2 дБ, то есть на этих трассах прямой видимости показатель затухания близок к 2. На 1200 м над водой уровень на 6–8 дБ выше расчёта, а скорость зависела от высоты антенны ведомого узла (4,0–4,1 Мбит/с опущенной и 6,5–6,6 Мбит/с поднятой) — прямое подтверждение вывода о высоте антенн. Пересчёт на нормы Российской Федерации: снижение мощности с 20 до 14 дБм (на 6 дБ) вдвое сокращает дальность в свободном пространстве, то есть 1200 м паспорта соответствуют около 600 м при той же скорости. Ретранслятор, по данным производителя, вдвое снижает поток и вдвое увеличивает задержку [27]. Собственная точка стенда — трасса 5 м через стену: уровень сигнала −53 дБм при отношении сигнал/шум 36 дБ (07.10).</w:t>
       </w:r>
     </w:p>
     <w:p>
@@ -12264,6 +12269,189 @@
       </w:r>
       <w:r>
         <w:t>LoRa на 20–30 дБ превосходит по чувствительности и намного — по дальности: в городской застройке при 13 дБм (SF8, 125 кГц) связь без потерь сохранялась на 1180 м при RSSI −112 дБм, на 1350 м доля потерь составила 10 %, на 1750 м связь пропала [19]; бюджет канала распространённых настроек — 140–158,5 дБ [36]; по пользовательским данным, канал управления ExpressLRS 900 МГц работал с БПЛА на 40,7 км при 10 мВт [37]. Но скорость LoRa — 0,29–5,5 кбит/с в канале 125 кГц [19], ниже полученной полезной скорости Wi-Fi HaLow в 190–3600 раз, а время передачи одного пакета — от 0,39 до 31 мс в режимах ExpressLRS [38] и до 2,2 с на 20 байт при SF12 [20]. LoRa — канал телеметрии и управления, а не видео.</w:t>
+      </w:r>
+    </w:p>
+    <w:p>
+      <w:r>
+        <w:t xml:space="preserve">Наглядно соотношение скорости и дальности трёх технологий показано на рисунке </w:t>
+      </w:r>
+      <w:r>
+        <w:t>3.2</w:t>
+      </w:r>
+      <w:r>
+        <w:t>: каждая точка — режим модуляции, дальность рассчитана для свободного пространства с запасом 10 дБ при нормах мощности Российской Федерации. При скорости около 6,5 Мбит/с Wi-Fi HaLow и Wi-Fi 2,4 ГГц близки; на скоростях ниже 1 Мбит/с, недоступных 802.11n, Wi-Fi HaLow продолжает связь до нескольких километров; LoRa уходит на десятки и сотни километров, но на скоростях в сотни и тысячи раз ниже видеопотока стенда (пунктир).</w:t>
+      </w:r>
+    </w:p>
+    <w:p>
+      <w:pPr>
+        <w:keepNext/>
+        <w:ind w:firstLine="0"/>
+        <w:jc w:val="center"/>
+      </w:pPr>
+      <w:r>
+        <w:drawing>
+          <wp:inline xmlns:a="http://schemas.openxmlformats.org/drawingml/2006/main" xmlns:pic="http://schemas.openxmlformats.org/drawingml/2006/picture">
+            <wp:extent cx="5760000" cy="3946758"/>
+            <wp:docPr id="4" name="Picture 4"/>
+            <wp:cNvGraphicFramePr>
+              <a:graphicFrameLocks noChangeAspect="1"/>
+            </wp:cNvGraphicFramePr>
+            <a:graphic>
+              <a:graphicData uri="http://schemas.openxmlformats.org/drawingml/2006/picture">
+                <pic:pic>
+                  <pic:nvPicPr>
+                    <pic:cNvPr id="0" name="fig_rate_range.png"/>
+                    <pic:cNvPicPr/>
+                  </pic:nvPicPr>
+                  <pic:blipFill>
+                    <a:blip r:embed="rId13"/>
+                    <a:stretch>
+                      <a:fillRect/>
+                    </a:stretch>
+                  </pic:blipFill>
+                  <pic:spPr>
+                    <a:xfrm>
+                      <a:off x="0" y="0"/>
+                      <a:ext cx="5760000" cy="3946758"/>
+                    </a:xfrm>
+                    <a:prstGeom prst="rect"/>
+                  </pic:spPr>
+                </pic:pic>
+              </a:graphicData>
+            </a:graphic>
+          </wp:inline>
+        </w:drawing>
+      </w:r>
+    </w:p>
+    <w:p>
+      <w:pPr>
+        <w:ind w:firstLine="0"/>
+        <w:jc w:val="center"/>
+      </w:pPr>
+      <w:r>
+        <w:t>Рисунок 3.2 – Скорость физического уровня и расчётная дальность Wi-Fi HaLow, Wi-Fi 2,4 ГГц и LoRa</w:t>
+      </w:r>
+    </w:p>
+    <w:p>
+      <w:r>
+        <w:t xml:space="preserve">Влияние высоты антенн показывает тепловая карта на рисунке </w:t>
+      </w:r>
+      <w:r>
+        <w:t>3.3</w:t>
+      </w:r>
+      <w:r>
+        <w:t>: для каждого расстояния указана наибольшая скорость, при которой связь сохраняется. У земли (антенны на 1,5 м) за точкой излома потери от частоты не зависят, и все технологии теряют дальность в разы; антенна на борту на высоте 50 м возвращает Wi-Fi HaLow скорость 650 кбит/с на 1–2 км, а Wi-Fi 2,4 ГГц — 1–6,5 Мбит/с до 2 км. Скорость не ниже видеопотока стенда 1063 кбит/с (выделено жирным) в свободном пространстве и с антенной на борту по расчёту сохраняется у Wi-Fi 2,4 ГГц до 1 км, у Wi-Fi HaLow — до 0,5 км на сетке расстояний рисунка (граница MCS 7 — 0,98 км). Для промежуточных режимов Wi-Fi HaLow (MCS 1–6, 1,3–5,85 Мбит/с) паспорт чувствительности не приводит, поэтому граница видеосвязи Wi-Fi HaLow по расчёту занижена; её уточнение — задача натурных испытаний.</w:t>
+      </w:r>
+    </w:p>
+    <w:p>
+      <w:pPr>
+        <w:keepNext/>
+        <w:ind w:firstLine="0"/>
+        <w:jc w:val="center"/>
+      </w:pPr>
+      <w:r>
+        <w:drawing>
+          <wp:inline xmlns:a="http://schemas.openxmlformats.org/drawingml/2006/main" xmlns:pic="http://schemas.openxmlformats.org/drawingml/2006/picture">
+            <wp:extent cx="5760000" cy="5111838"/>
+            <wp:docPr id="5" name="Picture 5"/>
+            <wp:cNvGraphicFramePr>
+              <a:graphicFrameLocks noChangeAspect="1"/>
+            </wp:cNvGraphicFramePr>
+            <a:graphic>
+              <a:graphicData uri="http://schemas.openxmlformats.org/drawingml/2006/picture">
+                <pic:pic>
+                  <pic:nvPicPr>
+                    <pic:cNvPr id="0" name="fig_rate_heatmap.png"/>
+                    <pic:cNvPicPr/>
+                  </pic:nvPicPr>
+                  <pic:blipFill>
+                    <a:blip r:embed="rId14"/>
+                    <a:stretch>
+                      <a:fillRect/>
+                    </a:stretch>
+                  </pic:blipFill>
+                  <pic:spPr>
+                    <a:xfrm>
+                      <a:off x="0" y="0"/>
+                      <a:ext cx="5760000" cy="5111838"/>
+                    </a:xfrm>
+                    <a:prstGeom prst="rect"/>
+                  </pic:spPr>
+                </pic:pic>
+              </a:graphicData>
+            </a:graphic>
+          </wp:inline>
+        </w:drawing>
+      </w:r>
+    </w:p>
+    <w:p>
+      <w:pPr>
+        <w:ind w:firstLine="0"/>
+        <w:jc w:val="center"/>
+      </w:pPr>
+      <w:r>
+        <w:t>Рисунок 3.3 – Наибольшая скорость физического уровня в зависимости от расстояния и высоты антенн (расчёт)</w:t>
+      </w:r>
+    </w:p>
+    <w:p>
+      <w:r>
+        <w:t xml:space="preserve">Проникающая способность сравнена на рисунке </w:t>
+      </w:r>
+      <w:r>
+        <w:t>3.4</w:t>
+      </w:r>
+      <w:r>
+        <w:t xml:space="preserve"> по модели 3GPP TR 38.901 [16]: бетонная стена ослабляет сигнал 867 МГц на 8,5 дБ, 2,44 ГГц — на 14,8 дБ, 5,5 ГГц — на 27 дБ. Разница в 6,3 дБ относительно Wi-Fi 2,4 ГГц эквивалентна увеличению дальности примерно вдвое в свободном пространстве.</w:t>
+      </w:r>
+    </w:p>
+    <w:p>
+      <w:pPr>
+        <w:keepNext/>
+        <w:ind w:firstLine="0"/>
+        <w:jc w:val="center"/>
+      </w:pPr>
+      <w:r>
+        <w:drawing>
+          <wp:inline xmlns:a="http://schemas.openxmlformats.org/drawingml/2006/main" xmlns:pic="http://schemas.openxmlformats.org/drawingml/2006/picture">
+            <wp:extent cx="4320000" cy="2605787"/>
+            <wp:docPr id="6" name="Picture 6"/>
+            <wp:cNvGraphicFramePr>
+              <a:graphicFrameLocks noChangeAspect="1"/>
+            </wp:cNvGraphicFramePr>
+            <a:graphic>
+              <a:graphicData uri="http://schemas.openxmlformats.org/drawingml/2006/picture">
+                <pic:pic>
+                  <pic:nvPicPr>
+                    <pic:cNvPr id="0" name="fig_wall.png"/>
+                    <pic:cNvPicPr/>
+                  </pic:nvPicPr>
+                  <pic:blipFill>
+                    <a:blip r:embed="rId15"/>
+                    <a:stretch>
+                      <a:fillRect/>
+                    </a:stretch>
+                  </pic:blipFill>
+                  <pic:spPr>
+                    <a:xfrm>
+                      <a:off x="0" y="0"/>
+                      <a:ext cx="4320000" cy="2605787"/>
+                    </a:xfrm>
+                    <a:prstGeom prst="rect"/>
+                  </pic:spPr>
+                </pic:pic>
+              </a:graphicData>
+            </a:graphic>
+          </wp:inline>
+        </w:drawing>
+      </w:r>
+    </w:p>
+    <w:p>
+      <w:pPr>
+        <w:ind w:firstLine="0"/>
+        <w:jc w:val="center"/>
+      </w:pPr>
+      <w:r>
+        <w:t>Рисунок 3.4 – Потери в бетонной стене на частотах Wi-Fi HaLow и Wi-Fi</w:t>
       </w:r>
     </w:p>
     <w:p>
@@ -12549,7 +12737,7 @@
               <w:rPr>
                 <w:sz w:val="20"/>
               </w:rPr>
-              <w:t>−53 дБм на 5 м (стенд); −59…−69 дБм на 300–1200 м [34]; чувствит. −105 дБм (1 МГц) [15]</w:t>
+              <w:t>−53 дБм на 5 м (стенд); −59…−69 дБм на 300–1200 м [27]; чувствит. −105 дБм (1 МГц) [15]</w:t>
             </w:r>
           </w:p>
         </w:tc>
@@ -12649,7 +12837,7 @@
               <w:rPr>
                 <w:sz w:val="20"/>
               </w:rPr>
-              <w:t>RTT по квитанции, медиана 0,34–0,50 с (стенд, видео); ретранслятор удваивает [34]</w:t>
+              <w:t>RTT по квитанции, медиана 0,34–0,50 с (стенд, видео); ретранслятор удваивает [27]</w:t>
             </w:r>
           </w:p>
         </w:tc>
@@ -13463,7 +13651,7 @@
         <w:jc w:val="left"/>
       </w:pPr>
       <w:r>
-        <w:t>23. О выделении полос радиочастот устройствам малого радиуса действия : решение ГКРЧ при Мининформсвязи России от 07.05.2007 № 07-20-03-001 (с изм. и доп.). – Текст : электронный. – URL: https://base.garant.ru/192210/ (дата обращения: 08.10.2026).</w:t>
+        <w:t>23. О выделении полос радиочастот устройствам малого радиуса действия : решение ГКРЧ при Мининформсвязи России от 07.05.2007 № 07-20-03-001 (ред. от 24.12.2018). – Текст : электронный. – URL: https://base.garant.ru/192210/ (дата обращения: 08.10.2026).</w:t>
       </w:r>
     </w:p>
     <w:p>
@@ -13499,7 +13687,7 @@
         <w:jc w:val="left"/>
       </w:pPr>
       <w:r>
-        <w:t>27. LILYGO T-Halow ESP32-S3 Development Board, Wi-Fi HaLow // AliExpress. – URL: https://www.aliexpress.com/item/1005007402959136.html (дата обращения: 24.09.2026).</w:t>
+        <w:t>27. Руководство по использованию моста AH [泰芯 AH 网桥使用说明] : версия V1.3.4 от 07.09.2023 / Zhuhai Taixin Semiconductor Co., Ltd. – Текст : электронный // GitHub : репозиторий Xinyuan-LilyGO/T-Halow. – URL: https://github.com/Xinyuan-LilyGO/T-Halow/tree/master/hardware/TX_AH (дата обращения: 08.10.2026).</w:t>
       </w:r>
     </w:p>
     <w:p>
@@ -13508,7 +13696,7 @@
         <w:jc w:val="left"/>
       </w:pPr>
       <w:r>
-        <w:t>28. ALFA Network AHPI7292S IEEE 802.11ah sub 1 GHz module in Raspberry Pi HAT form factor // Rokland. – URL: https://store.rokland.com/products/alfa-network-ahpi7292s-ieee-802-11ah-sub-1-ghz-module-in-raspberry-pi-hat-form-factor (дата обращения: 24.09.2026).</w:t>
+        <w:t>28. LILYGO T-Halow ESP32-S3 Development Board, Wi-Fi HaLow // AliExpress. – URL: https://www.aliexpress.com/item/1005007402959136.html (дата обращения: 24.09.2026).</w:t>
       </w:r>
     </w:p>
     <w:p>
@@ -13517,7 +13705,7 @@
         <w:jc w:val="left"/>
       </w:pPr>
       <w:r>
-        <w:t>29. NRC7394 Evaluation Kit Purchase page // NEWRACOM. – URL: https://newracom.com/nrc7394-evaluation-kit-purchase-page (дата обращения: 24.09.2026).</w:t>
+        <w:t>29. ALFA Network AHPI7292S IEEE 802.11ah sub 1 GHz module in Raspberry Pi HAT form factor // Rokland. – URL: https://store.rokland.com/products/alfa-network-ahpi7292s-ieee-802-11ah-sub-1-ghz-module-in-raspberry-pi-hat-form-factor (дата обращения: 24.09.2026).</w:t>
       </w:r>
     </w:p>
     <w:p>
@@ -13526,7 +13714,7 @@
         <w:jc w:val="left"/>
       </w:pPr>
       <w:r>
-        <w:t>30. NRC7292 EVK // NEWRACOM. – URL: https://newracom.com/products/nrc7292-evk (дата обращения: 24.09.2026).</w:t>
+        <w:t>30. NRC7394 Evaluation Kit Purchase page // NEWRACOM. – URL: https://newracom.com/nrc7394-evaluation-kit-purchase-page (дата обращения: 24.09.2026).</w:t>
       </w:r>
     </w:p>
     <w:p>
@@ -13535,7 +13723,7 @@
         <w:jc w:val="left"/>
       </w:pPr>
       <w:r>
-        <w:t>31. MM6108-EKH05-05US, WiFi Development Tools – 802.11 Wi-Fi HaLow IoT Development Board // ЧИП и ДИП. – URL: https://chipdip.ru/product0/8040419288 (дата обращения: 24.09.2026).</w:t>
+        <w:t>31. NRC7292 EVK // NEWRACOM. – URL: https://newracom.com/products/nrc7292-evk (дата обращения: 24.09.2026).</w:t>
       </w:r>
     </w:p>
     <w:p>
@@ -13544,7 +13732,7 @@
         <w:jc w:val="left"/>
       </w:pPr>
       <w:r>
-        <w:t>32. LilyGO T-Halow: исходные тексты, схема платы, комплект разработки модуля TX-AH // GitHub. – URL: https://github.com/Xinyuan-LilyGO/T-Halow (дата обращения: 27.09.2026).</w:t>
+        <w:t>32. MM6108-EKH05-05US, WiFi Development Tools – 802.11 Wi-Fi HaLow IoT Development Board // ЧИП и ДИП. – URL: https://chipdip.ru/product0/8040419288 (дата обращения: 24.09.2026).</w:t>
       </w:r>
     </w:p>
     <w:p>
@@ -13553,7 +13741,7 @@
         <w:jc w:val="left"/>
       </w:pPr>
       <w:r>
-        <w:t>33. ESP-IDF: Espressif IoT Development Framework, ветка 4.4, файл components/soc/esp32s3/include/soc/soc_caps.h // GitHub. – URL: https://github.com/espressif/esp-idf (дата обращения: 27.09.2026).</w:t>
+        <w:t>33. LilyGO T-Halow: исходные тексты, схема платы, комплект разработки модуля TX-AH // GitHub. – URL: https://github.com/Xinyuan-LilyGO/T-Halow (дата обращения: 27.09.2026).</w:t>
       </w:r>
     </w:p>
     <w:p>
@@ -13562,7 +13750,7 @@
         <w:jc w:val="left"/>
       </w:pPr>
       <w:r>
-        <w:t>34. Руководство по использованию моста AH [泰芯 AH 网桥使用说明] : версия V1.3.4 от 07.09.2023 / Zhuhai Taixin Semiconductor Co., Ltd. – Текст : электронный // GitHub : репозиторий Xinyuan-LilyGO/T-Halow. – URL: https://github.com/Xinyuan-LilyGO/T-Halow/tree/master/hardware/TX_AH (дата обращения: 08.10.2026).</w:t>
+        <w:t>34. ESP-IDF: Espressif IoT Development Framework, ветка 4.4, файл components/soc/esp32s3/include/soc/soc_caps.h // GitHub. – URL: https://github.com/espressif/esp-idf (дата обращения: 27.09.2026).</w:t>
       </w:r>
     </w:p>
     <w:p>

--- a/docs/vkr/Osnovnaya_chast_HaLow.docx
+++ b/docs/vkr/Osnovnaya_chast_HaLow.docx
@@ -56,7 +56,7 @@
     </w:p>
     <w:p>
       <w:r>
-        <w:t>Технология Wi-Fi HaLow (IEEE 802.11ah) [6, 7] занимает промежуточное положение. Она работает в нелицензируемом диапазоне ниже 1 ГГц, где радиоволны распространяются дальше и лучше огибают препятствия, и при этом сохраняет стек протоколов Wi-Fi с передачей IP-трафика и скоростью, достаточной для видео. Wi-Fi HaLow — единственная нелицензируемая технология диапазона ниже 1 ГГц, которая переносит IP-трафик со скоростью, достаточной для видео, и работает без наземной инфраструктуры.</w:t>
+        <w:t>Технология Wi-Fi HaLow (IEEE 802.11ah) [6, 7] занимает промежуточное положение. Она работает в нелицензируемом диапазоне ниже 1 ГГц, где радиоволны распространяются дальше и лучше огибают препятствия, и при этом сохраняет стек протоколов Wi-Fi. Среди нелицензируемых технологий диапазона ниже 1 ГГц Wi-Fi HaLow — единственная, которая переносит IP-трафик со скоростью, достаточной для видео, и работает без наземной инфраструктуры.</w:t>
       </w:r>
     </w:p>
     <w:p>
@@ -121,7 +121,7 @@
         <w:t>Объект исследования</w:t>
       </w:r>
       <w:r>
-        <w:t xml:space="preserve"> — канал передачи данных Wi-Fi HaLow диапазона 868 МГц между бортом БПЛА и наземным пунктом.</w:t>
+        <w:t xml:space="preserve"> — канал передачи данных Wi-Fi HaLow в полосе 866–868 МГц между бортом БПЛА и наземным пунктом.</w:t>
       </w:r>
     </w:p>
     <w:p>
@@ -208,7 +208,7 @@
         <w:t xml:space="preserve">Пояснительная записка состоит из введения, пяти глав, заключения и списка использованных источников. В первой главе выполнен сравнительный анализ Wi-Fi HaLow с другими вариантами канала связи с БПЛА, во второй — обоснование эксперимента, его методика, выбор и настройка средств, в третьей приведены результаты серии экспериментов и сравнение с другими протоколами. Четвёртая глава содержит экономическую часть, пятая — раздел охраны труда и окружающей среды. В заключении сформулированы основные результаты и предложения по интеграции разработанных решений в существующие модели БПЛА. </w:t>
       </w:r>
       <w:r>
-        <w:t>Пояснительная записка: 91 с., 8 рис., 33 табл., 70 источн.</w:t>
+        <w:t>Пояснительная записка: 94 с., 8 рис., 33 табл., 71 источн.</w:t>
       </w:r>
     </w:p>
     <w:p>
@@ -586,7 +586,7 @@
         <w:t xml:space="preserve">Проникающая способность. </w:t>
       </w:r>
       <w:r>
-        <w:t>Радиоволны диапазона ниже 1 ГГц лучше огибают препятствия и слабее затухают в растительности и стенах, чем волны 2,4 и 5 ГГц [12]. По модели потерь проникновения 3GPP TR 38.901 (бетон: 5 + 4f дБ, f в ГГц) бетонная стена ослабляет сигнал на 8,5 дБ на частоте 867 МГц, на 14,8 дБ на 2,44 ГГц и на 27,0 дБ на 5,5 ГГц [16]. Для БПЛА, работающих над лесом, за рельефом и строениями, это главное преимущество диапазона 868 МГц.</w:t>
+        <w:t>Радиоволны диапазона ниже 1 ГГц лучше огибают препятствия и слабее затухают в растительности и стенах, чем волны 2,4 и 5 ГГц [12]. По модели потерь проникновения 3GPP TR 38.901 (бетон: 5 + 4f дБ, f в ГГц) бетонная стена ослабляет сигнал на 8,5 дБ на частоте 867 МГц, на 14,8 дБ на 2,44 ГГц и на 27,0 дБ на 5,5 ГГц [16]. Для БПЛА, работающих над лесом, за рельефом и строениями, это главное преимущество диапазона ниже 1 ГГц.</w:t>
       </w:r>
     </w:p>
     <w:p>
@@ -597,7 +597,7 @@
         <w:t xml:space="preserve">Пропускная способность. </w:t>
       </w:r>
       <w:r>
-        <w:t>Скорость на физическом уровне Wi-Fi HaLow составляет от 150 кбит/с в канале 1 МГц до 346,7 Мбит/с в канале 16 МГц с четырьмя пространственными потоками [14]. В каналах 1–2 МГц, которые помещаются в разрешённые полосы диапазона 868 МГц, скорость одного потока по стандарту — от 0,15 до 7,8 Мбит/с (таблица 2.1) [17]; радиомодуль платформы этой работы в канале 2 МГц использует схемы MCS 0–7, то есть до 6,5 Мбит/с. Wi-Fi 2,4 ГГц на процессоре ESP32-S3 той же платы передаёт в эфире в лабораторных условиях 20 Мбит/с по TCP и 30 Мбит/с по UDP [18]. LoRa в канале 125 кГц даёт от 293 до 5468 бит/с в зависимости от коэффициента расширения спектра [19], а наибольшая скорость приёмопередатчиков SX127x — 37,5 кбит/с [20]: видео по такому каналу не передать.</w:t>
+        <w:t>Скорость на физическом уровне Wi-Fi HaLow составляет от 150 кбит/с в канале 1 МГц до 346,7 Мбит/с в канале 16 МГц с четырьмя пространственными потоками [14]. В каналах 1–2 МГц, которые помещаются в разрешённые полосы 864–865 и 866–868 МГц, скорость одного потока по стандарту — от 0,15 до 7,8 Мбит/с (таблица 2.1) [17]; радиомодуль платформы этой работы в канале 2 МГц использует схемы MCS 0–7, то есть до 6,5 Мбит/с. Wi-Fi 2,4 ГГц на процессоре ESP32-S3 той же платы передаёт в эфире в лабораторных условиях 20 Мбит/с по TCP и 30 Мбит/с по UDP [18]. LoRa в канале 125 кГц даёт от 293 до 5468 бит/с в зависимости от коэффициента расширения спектра [19], а наибольшая скорость приёмопередатчиков SX127x — 37,5 кбит/с [20]: видео по такому каналу не передать.</w:t>
       </w:r>
     </w:p>
     <w:p>
@@ -630,7 +630,7 @@
         <w:t xml:space="preserve">Регулирование. </w:t>
       </w:r>
       <w:r>
-        <w:t>Решением ГКРЧ от 07.05.2007 № 07-20-03-001 (в редакции от 24.12.2018) [23] в приложении 11 «Неспециализированные (любого назначения) устройства» выделены полосы 864–865 МГц (эффективная излучаемая мощность, ЭИМ, не более 25 мВт, рабочий цикл не более 0,1 % или режим прослушивания перед излучением, LBT) и 866–868 МГц. Полоса 866–868 МГц введена решением ГКРЧ № 18-46-03-1 [24]: ЭИМ не более 25 мВт при спектральной плотности ЭИМ не более 1000 мВт/МГц (оба условия выполняются одновременно), рабочий цикл не более 1 % или режим LBT. В обеих полосах использование запрещено в пределах аэропортов (аэродромов), что для БПЛА существенно: на территории аэродрома канал этого диапазона применять нельзя. В полосе 2400–2483,5 МГц (приложение 2 того же решения) устройствам с расширением спектра и другими видами модуляции разрешена эквивалентная изотропно излучаемая мощность (ЭИИМ) до 100 мВт при спектральной плотности ЭИИМ не более 10 мВт/МГц [23]. 25 мВт ЭИМ соответствуют 14 дБм ЭИМ, или 16,15 дБм ЭИИМ; стенд с мощностью на выходе модуля не более 14 дБм укладывается в эту норму при усилении антенны не более 2,15 дБи. Wi-Fi HaLow перед передачей прослушивает эфир (CSMA/CA), что соответствует режиму LBT; канал шириной 1 или 2 МГц целиком помещается в полосу 866–868 МГц (в работе — канал 2 МГц с центром 867,0 МГц), более широкие каналы — нет.</w:t>
+        <w:t>Решением ГКРЧ от 07.05.2007 № 07-20-03-001 (в редакции от 24.12.2018) [23] в приложении 11 «Неспециализированные (любого назначения) устройства» выделены полосы 864–865 МГц (эффективная излучаемая мощность, ЭИМ, не более 25 мВт, рабочий цикл не более 0,1 % или режим прослушивания перед излучением, LBT) и 866–868 МГц. Полоса 866–868 МГц введена решением ГКРЧ № 18-46-03-1 [24]: ЭИМ не более 25 мВт при спектральной плотности ЭИМ не более 1000 мВт/МГц (оба условия выполняются одновременно), рабочий цикл не более 1 % или режим LBT. В обеих полосах использование запрещено в пределах аэропортов (аэродромов), что для БПЛА существенно: на территории аэродрома канал этого диапазона применять нельзя. В полосе 2400–2483,5 МГц (приложение 2 того же решения) устройствам с расширением спектра и другими видами модуляции разрешена эквивалентная изотропно излучаемая мощность (ЭИИМ) до 100 мВт при спектральной плотности ЭИИМ не более 10 мВт/МГц [23]. Мощность 25 мВт ЭИМ соответствует 14 дБм ЭИМ, или 16,15 дБм ЭИИМ; стенд с мощностью на выходе модуля не более 14 дБм укладывается в эту норму при усилении антенны не более 2,15 дБи. Wi-Fi HaLow перед передачей прослушивает эфир (CSMA/CA), что соответствует режиму LBT; канал шириной 1 или 2 МГц целиком помещается в полосу 866–868 МГц (в работе — канал 2 МГц с центром 867,0 МГц), более широкие каналы — нет.</w:t>
       </w:r>
     </w:p>
     <w:p>
@@ -1424,7 +1424,7 @@
               <w:rPr>
                 <w:sz w:val="22"/>
               </w:rPr>
-              <w:t>Ток передачи / приёма</w:t>
+              <w:t>Потребление при передаче / приёме</w:t>
             </w:r>
           </w:p>
         </w:tc>
@@ -1689,7 +1689,7 @@
     </w:p>
     <w:p>
       <w:r>
-        <w:t>Вне круга задач остаются передача видео высокой чёткости с малой задержкой, требующая десятков мегабит в секунду, и связь на десятки километров, достижимая только со специальными направленными антеннами. Ограничения мощности (25 мВт) и ширины канала (не более 2 МГц) в диапазоне 868 МГц дополнительно сужают достижимые дальность и скорость по сравнению с возможностями стандарта.</w:t>
+        <w:t>Вне круга задач остаются передача видео высокой чёткости с малой задержкой, требующая десятков мегабит в секунду, и связь на десятки километров, достижимая только со специальными направленными антеннами. Ограничения мощности (25 мВт) и ширины канала (не более 2 МГц) в полосе 866–868 МГц дополнительно сужают достижимые дальность и скорость по сравнению с возможностями стандарта.</w:t>
       </w:r>
     </w:p>
     <w:p>
@@ -2374,8 +2374,11 @@
       </w:tr>
     </w:tbl>
     <w:p>
-      <w:r>
-        <w:t>потери растут не на 20, а на 40 дБ на декаду расстояния [12]. Для антенн на высоте 1,5 м над землёй излом наступает уже на 26 м. Если одна антенна поднята на борту БПЛА на 50 м, излом отодвигается до 868 м, на 100 м — до 1 735 м. Высоты 50 и 100 м взяты как примеры рабочей высоты полёта при мониторинге, а не как измеренные или нормативные значения: при наземной антенне на 1,5 м точка излома растёт линейно — на 17,4 м на каждый метр высоты антенны на борту, поэтому для любой другой высоты её легко пересчитать. Отсюда важное для методики следствие: испытания с обеими антеннами у земли дают заметно более пессимистичную картину, чем полёт, и высоту антенн при сопоставлении с натурными данными необходимо фиксировать и указывать. Для БПЛА вертолётного типа, способного зависать на заданной высоте, высота антенны на борту — управляемый параметр дальности.</w:t>
+      <w:pPr>
+        <w:ind w:firstLine="0"/>
+      </w:pPr>
+      <w:r>
+        <w:t>где h₁, h₂ — высоты антенн над землёй, потери растут не на 20, а на 40 дБ на декаду расстояния [12]. Для антенн на высоте 1,5 м над землёй излом наступает уже на 26 м. Если одна антенна поднята на борту БПЛА на 50 м, излом отодвигается до 868 м, на 100 м — до 1735 м. Высоты 50 и 100 м взяты как примеры рабочей высоты полёта при мониторинге, а не как измеренные или нормативные значения: при наземной антенне на 1,5 м точка излома растёт линейно — на 17,4 м на каждый метр высоты антенны на борту, поэтому для любой другой высоты её легко пересчитать. Отсюда важное для методики следствие: испытания с обеими антеннами у земли дают заметно более пессимистичную картину, чем полёт, и высоту антенн при сопоставлении с натурными данными необходимо фиксировать и указывать. Для БПЛА вертолётного типа, способного зависать на заданной высоте, высота антенны на борту — управляемый параметр дальности.</w:t>
       </w:r>
     </w:p>
     <w:p>
@@ -2723,7 +2726,7 @@
                 <w:rPr>
                   <w:rFonts w:ascii="Cambria Math" w:hAnsi="Cambria Math"/>
                 </w:rPr>
-                <m:t xml:space="preserve">.</m:t>
+                <m:t xml:space="preserve">,</m:t>
               </m:r>
             </m:oMath>
           </w:p>
@@ -2745,6 +2748,17 @@
         </w:tc>
       </w:tr>
     </w:tbl>
+    <w:p>
+      <w:pPr>
+        <w:ind w:firstLine="0"/>
+      </w:pPr>
+      <w:r>
+        <w:t xml:space="preserve">где </w:t>
+      </w:r>
+      <w:r>
+        <w:t>C — пропускная способность канала, бит/с; B — полоса, Гц; S/N — отношение мощностей сигнала и шума.</w:t>
+      </w:r>
+    </w:p>
     <w:p>
       <w:r>
         <w:t xml:space="preserve">Реальные скорости Wi-Fi HaLow задаются схемами модуляции и кодирования (MCS) стандарта [6]. Для одного пространственного потока и длинного защитного интервала в каналах, помещающихся в полосу 866–868 МГц, они приведены в таблице </w:t>
@@ -4323,17 +4337,17 @@
     </w:p>
     <w:p>
       <w:r>
-        <w:t>Во-вторых, допущения теоретической оценки на реальной платформе выполняются не всегда, а проверить их можно только измерением. Расчёт считает шум приёмника тепловым: по формуле (1.2) в канале 2 МГц это −111 дБм плюс коэффициент шума приёмника. Модуль приёмника измерял фон −85…−88 дБм, а такой же модуль на плате с камерой — около −60 дБм: шина камеры, память PSRAM и тактовый сигнал камеры шумят в сантиметрах от антенны. Следствие оказалось качественным, а не количественным. По расчёту на расстоянии 5 м сигнал превышает тепловой шум более чем на 60 дБ, а на стенде связь не устанавливалась: приёмник по своему порогу занятости канала считал эфир занятым почти всегда, и видеокадры ждали отправки до 134 с. Расчёт также связывает ошибки передачи с отношением сигнал/шум, а на стенде при отношении сигнал/шум 40–45 дБ доля неудачных попыток передачи (PER) составила 68–73 % одинаково на MCS 3, 5 и 7 (28.09). Опыт с ограничением числа попыток передачи (07.10) показал, что при одной попытке до приёмника не доходит 38 % фрагментов видеокадров при отношении сигнал/шум 26–36 дБ: потери настоящие и возникают в обе стороны — теряется около трети первых передач, а у части дошедших передатчик не слышит подтверждения. Вероятная причина — помехи платы с камерой. При этом протокол доступа к среде добавлял свои потери: отказ от обмена запросом и разрешением на передачу (RTS/CTS) увеличил скорость видеопотока в 1,8–2 раза при том же канале (29.09).</w:t>
+        <w:t>Во-вторых, допущения теоретической оценки на реальной платформе выполняются не всегда, а проверить их можно только измерением. Расчёт считает шум приёмника тепловым: по формуле (1.2) в канале 2 МГц это −111 дБм плюс коэффициент шума приёмника. Модуль приёмника измерял фон −85…−88 дБм, а такой же модуль на плате с камерой — около −60 дБм: шина камеры, память PSRAM и тактовый сигнал камеры шумят в сантиметрах от антенны. Следствие оказалось качественным, а не количественным. По расчёту на расстоянии 5 м сигнал превышает тепловой шум более чем на 60 дБ, а на стенде связь не устанавливалась: приёмник по своему порогу занятости канала считал эфир занятым почти всегда, и видеокадры ждали отправки до 134 с. Расчёт также связывает ошибки передачи с отношением сигнал/шум, а на стенде при отношении сигнал/шум 40–45 дБ доля неудачных попыток передачи (PER) составила 68–73 % одинаково на MCS 3, 5 и 7 (28.09). Опыт с ограничением числа попыток передачи (07.10) показал, что при одной попытке до приёмника не доходит 38 % фрагментов видеокадров при отношении сигнал/шум 26–36 дБ: потери происходят в эфире и в обе стороны — теряется около трети первых передач, а у части дошедших передатчик не слышит подтверждения. Вероятная причина — помехи платы с камерой. При этом протокол доступа к среде добавлял свои потери: отказ от обмена запросом и разрешением на передачу (RTS/CTS) увеличил скорость видеопотока в 1,8–2,2 раза при том же канале (29.09).</w:t>
       </w:r>
     </w:p>
     <w:p>
       <w:r>
-        <w:t>В-третьих, часть показателей не имеет аналитической модели вовсе: задержка и её разброс, время восстановления связи, поведение видеопотока при ухудшении канала. Это свойства программного обеспечения — очередей, алгоритмов выбора MCS и управления качеством, — а не распространения радиоволн. На стенде без ограничения числа видеокадров в полёте очередь копилась в модуле передатчика, и возраст видеокадра от съёмки до квитанции составлял в медиане 1,0 с с колебаниями до 3 с; окно в два видеокадра снизило его до 0,1–0,2 с (28.09). Управление качеством сжатия с инерцией снизило медиану задержки с 709 и 880 мс до 343 и 349 мс в одном включении (07.10).</w:t>
+        <w:t>В-третьих, часть показателей не имеет аналитической модели вовсе: задержка и её разброс, время восстановления связи, поведение видеопотока при ухудшении канала. Это свойства программного обеспечения — очередей, алгоритмов выбора MCS и управления качеством, — а не распространения радиоволн. На стенде без ограничения числа неподтверждённых видеокадров очередь накапливалась в модуле передатчика, и возраст видеокадра от съёмки до квитанции составлял в медиане 1,0 с с колебаниями до 3 с; окно в два видеокадра снизило его до 0,1–0,2 с (28.09). Управление качеством сжатия с инерцией снизило медиану задержки с 709 и 880 мс до 343 и 349 мс в одном включении (07.10).</w:t>
       </w:r>
     </w:p>
     <w:p>
       <w:r>
-        <w:t>В-четвёртых, совпадение средних значений не гарантирует связь: случайные провалы уровня сигнала уходят под порог приёма, и связь рвётся при среднем уровне, достаточном по расчёту. На стенде на неизменной трассе 5 м отношение сигнал/шум временами проседало до 12–20 дБ, и регулятор мощности поднимал мощность передатчика с 1 до 11–13 дБм (08.10). Паспорт радиомодуля приводит чувствительность только для каналов 1 и 8 МГц [15], для канала 2 МГц её приходится оценивать, поэтому энергетический бюджет канала остаётся оценкой, а границу связи в измерениях определяют по доле успешных передач.</w:t>
+        <w:t>В-четвёртых, совпадение средних значений не гарантирует связь: случайные провалы уровня сигнала уходят под порог приёма, и связь прерывается при среднем уровне, достаточном по расчёту. На стенде на неизменной трассе 5 м отношение сигнал/шум временами проседало до 12–20 дБ, и регулятор мощности поднимал мощность передатчика с 1 до 11–13 дБм (08.10). Паспорт радиомодуля приводит чувствительность только для каналов 1 и 8 МГц [15], для канала 2 МГц её приходится оценивать, поэтому энергетический бюджет канала остаётся оценкой, а границу связи в измерениях определяют по доле успешных передач.</w:t>
       </w:r>
     </w:p>
     <w:p>
@@ -4820,7 +4834,7 @@
         <w:rPr>
           <w:b/>
         </w:rPr>
-        <w:t xml:space="preserve">Честная мера пропускной способности. </w:t>
+        <w:t xml:space="preserve">Достоверная мера пропускной способности. </w:t>
       </w:r>
       <w:r>
         <w:t>Объём переданных байтов в секунду искажается, если видеокадры раздуты повреждением: повреждённый видеокадр плохо сжимается и становится крупнее при худшей картинке. На стенде один и тот же сюжет давал видеокадр 5032 Б при исправном захвате и 6750 Б при повреждённом, и скорость в байтах при этом росла. Поэтому полезная скорость приводится вместе с потерями видеокадров и долей видеокадров с искажением захвата, а сравнение вариантов выполняется при одинаковых правилах управления качеством.</w:t>
@@ -4991,7 +5005,7 @@
     </w:p>
     <w:p>
       <w:r>
-        <w:t>Доверительный интервал среднего с вероятностью 0,95</w:t>
+        <w:t>Точность оценки среднего характеризует доверительный интервал с вероятностью 0,95</w:t>
       </w:r>
     </w:p>
     <w:tbl>
@@ -5121,8 +5135,19 @@
       </w:tr>
     </w:tbl>
     <w:p>
-      <w:r>
-        <w:t>характеризует точность оценки среднего, а не разброс отдельных замеров; его ширина убывает как 1/√n. На границе дальности распределение показателей несимметрично, и вместо среднего используется доля успешных передач (например, «связь установилась в 6 попытках из 10»).</w:t>
+      <w:pPr>
+        <w:ind w:firstLine="0"/>
+      </w:pPr>
+      <w:r>
+        <w:t xml:space="preserve">где </w:t>
+      </w:r>
+      <w:r>
+        <w:t>x̄ — выборочное среднее; s — выборочное среднеквадратичное отклонение; n — число повторов.</w:t>
+      </w:r>
+    </w:p>
+    <w:p>
+      <w:r>
+        <w:t>Интервал характеризует точность оценки среднего, а не разброс отдельных замеров; его ширина убывает как 1/√n. На границе дальности распределение показателей несимметрично, и вместо среднего используется доля успешных передач (например, «связь установилась в 6 попытках из 10»).</w:t>
       </w:r>
     </w:p>
     <w:p>
@@ -5585,7 +5610,7 @@
     </w:p>
     <w:p>
       <w:r>
-        <w:t>Выбрана плата LilyGO T-HaLow. Она дешевле аналогов в 1,8–12 раз и, главное, является законченным узлом удалённого объекта: на одной плате находятся процессор, радиомодуль Wi-Fi HaLow, разъём камеры и держатель аккумулятора. Для остальных вариантов процессор и камеру пришлось бы добавлять и связывать отдельно. Для стенда используются две платы: передатчик с камерой (бортовой узел) и приёмник (наземный пункт).</w:t>
+        <w:t>Выбрана плата LilyGO T-HaLow. Она дешевле аналогов в 1,8–12,4 раза и, главное, является законченным узлом удалённого объекта: на одной плате находятся процессор, радиомодуль Wi-Fi HaLow, разъём камеры и держатель аккумулятора. Для остальных вариантов процессор и камеру пришлось бы добавлять и связывать отдельно. Для стенда используются две платы: передатчик с камерой (бортовой узел) и приёмник (наземный пункт).</w:t>
       </w:r>
     </w:p>
     <w:p>
@@ -5703,7 +5728,7 @@
     </w:p>
     <w:p>
       <w:r>
-        <w:t>Камера снимает видеокадр 480 × 320 точек в формате RGB565 (при плохом канале он программно уменьшается до 320 × 213 или 240 × 160), проверяет и при необходимости исправляет его (раздел 3.5), сжимает в JPEG двумя кодерами на двух ядрах и режет на фрагменты с полезной нагрузкой до 1400 Б. Фрагмент несёт прикладной заголовок 22 Б — номер и длину видеокадра, номер фрагмента и число фрагментов, длину нагрузки, контрольную сумму CRC16 всего видеокадра и флаги (контрольный фрагмент, досылка) — и служебное обрамление 7 Б: синхронизацию, тип, длину и CRC16 фрагмента. Всего на линии UART фрагмент занимает до 1429 Б. Захват, сжатие и передача выполняются параллельно в разных задачах.</w:t>
+        <w:t>Камера снимает видеокадр 480 × 320 точек в формате RGB565 (при плохом канале он программно уменьшается до 320 × 213 или 240 × 160), проверяет и при необходимости исправляет его (раздел 3.5), сжимает в JPEG двумя кодерами на двух ядрах и делит на фрагменты с полезной нагрузкой до 1400 Б. Фрагмент несёт прикладной заголовок 22 Б — номер и длину видеокадра, номер фрагмента и число фрагментов, длину нагрузки, контрольную сумму CRC16 всего видеокадра и флаги (контрольный фрагмент, досылка) — и служебное обрамление 7 Б: синхронизацию, тип, длину и CRC16 фрагмента. Всего на линии UART фрагмент занимает до 1429 Б. Захват, сжатие и передача выполняются параллельно в разных задачах.</w:t>
       </w:r>
     </w:p>
     <w:p>
@@ -5724,7 +5749,7 @@
     </w:p>
     <w:p>
       <w:r>
-        <w:t>1) Порог занятости канала. Модуль перед передачей оценивает занятость эфира по уровню фона. У платы с камерой фон оказался на 25 дБ выше (−60 против −85…−88 дБм): шина DVP, память PSRAM и тактовый сигнал камеры электрически шумят. Приёмник со своим низким порогом считал канал занятым почти всегда, копил очередь и не успевал ответить на запрос подключения. Запас порога 20 дБ на точке доступа (команда AT+BGRSSI_MARGIN=20) устранил отказ (28.08).</w:t>
+        <w:t>1) Порог занятости канала. Модуль перед передачей оценивает занятость эфира по уровню фона. У платы с камерой фон оказался на 25 дБ выше (−60 против −85…−88 дБм): шина DVP, память PSRAM и тактовый сигнал камеры электрически шумят. Приёмник со своим низким порогом считал канал занятым почти всегда, накапливал очередь и не успевал ответить на запрос подключения. Запас порога 20 дБ на точке доступа (команда AT+BGRSSI_MARGIN=20) устранил отказ (28.08).</w:t>
       </w:r>
     </w:p>
     <w:p>
@@ -5744,7 +5769,7 @@
     </w:p>
     <w:p>
       <w:r>
-        <w:t>5) Доработки программы модуля. Изменены драйвер UART модуля (чтение всего буфера FIFO за одно прерывание), размер кольцевого буфера моста (с 2048 до 8192 Б, правкой двоичной библиотеки с пересчётом контрольной суммы образа), таймер тишины входа (с 2 мс до 400 мкс) и скорость интерфейса (3 Мбод при рекомендованных производителем 400 кбод [33]). Добавлены команды регулятора мощности по отношению сигнал/шум (AT+PWRCTL), нижней границы модуляции по уровню сигнала (AT+MCSFLR) и модуляции широковещательных кадров (AT+MCSCTL). Результаты — в разделах 3.3 и 3.4.</w:t>
+        <w:t>5) Доработки программы модуля. Изменены драйвер UART модуля (чтение всего буфера FIFO за одно прерывание), размер кольцевого буфера моста (с 2048 до 8192 Б, правкой двоичной библиотеки с пересчётом контрольной суммы образа), таймер паузы на входе UART (с 2 мс до 400 мкс) и скорость интерфейса (3 Мбод при рекомендованных производителем 400 кбод [33]). Добавлены команды регулятора мощности по отношению сигнал/шум (AT+PWRCTL), нижней границы модуляции по уровню сигнала (AT+MCSFLR) и модуляции широковещательных кадров (AT+MCSCTL). Результаты — в разделах 3.3 и 3.4.</w:t>
       </w:r>
     </w:p>
     <w:p>
@@ -5834,7 +5859,7 @@
     </w:p>
     <w:p>
       <w:r>
-        <w:t xml:space="preserve">Модуль разделяет две ширины: полосу приёма (параметр BSS_BW) и полосу излучаемого сигнала широковещательных кадров (параметр MCAST_BW), которая по умолчанию равна 2 МГц. Результаты четырёх сочетаний, снятых в один день на одном стенде на лабораторном этапе (03.09), приведены в таблице </w:t>
+        <w:t xml:space="preserve">В модуле раздельно задаются две ширины полосы: полоса приёма (параметр BSS_BW) и полоса излучаемого сигнала широковещательных кадров (параметр MCAST_BW), которая по умолчанию равна 2 МГц. Результаты четырёх сочетаний, снятых в один день на одном стенде на лабораторном этапе (03.09), приведены в таблице </w:t>
       </w:r>
       <w:r>
         <w:t>3.1</w:t>
@@ -6398,7 +6423,7 @@
     </w:p>
     <w:p>
       <w:r>
-        <w:t xml:space="preserve">Исходно платформа передавала 121 кбит/с — на порядок меньше скорости радиоканала по таблице 2.1. Последовательный поиск ограничивающего звена и его устранение подняли пропускную способность примерно до 0,7 Мбит/с на лабораторном этапе (25.09), а после перехода на разрешённый канал, трассу 5 м и доработок канала — до 1063 кбит/с полезного видео 480 × 320 в итоговой версии (08.10). Этапы показаны на рисунке </w:t>
+        <w:t xml:space="preserve">Исходно платформа передавала 121 кбит/с — более чем на порядок меньше скорости радиоканала по таблице 2.1. Последовательный поиск ограничивающего звена и его устранение подняли пропускную способность примерно до 0,7 Мбит/с на лабораторном этапе (25.09), а после перехода на разрешённый канал, трассу 5 м и доработок канала — до 1063 кбит/с полезного видео 480 × 320 в итоговой версии (08.10). Этапы показаны на рисунке </w:t>
       </w:r>
       <w:r>
         <w:t>3.1</w:t>
@@ -6471,7 +6496,7 @@
         <w:t>3.2</w:t>
       </w:r>
       <w:r>
-        <w:t>): порог буфера FIFO был установлен в один символ, и обработчик читал один байт за вход в прерывание. При 3 Мбод это 300 тысяч прерываний в секунду на процессоре 96 МГц — около 320 тактов на байт, включая работу программного MAC-уровня радио. Изменение драйвера — чтение всего FIFO (до 64 байт) за одно прерывание — устранило переполнения полностью.</w:t>
+        <w:t>): порог буфера FIFO был установлен в один символ, и обработчик читал один байт за вход в прерывание. При 3 Мбод это 300 тысяч прерываний в секунду на процессоре 96 МГц — около 320 тактов на байт, включая работу программного MAC-уровня радио. Изменение драйвера — чтение всего FIFO (до 64 Б) за одно прерывание — устранило переполнения полностью.</w:t>
       </w:r>
     </w:p>
     <w:p>
@@ -6830,7 +6855,7 @@
         <w:t xml:space="preserve">Паузы между фрагментами. </w:t>
       </w:r>
       <w:r>
-        <w:t>Модуль собирает байты из UART и отправляет в эфир кадр MAC после паузы на линии, равной его таймеру тишины, — исходно 2 мс. Фрагменты процессора поэтому разделяются паузой: на лабораторном этапе при паузе 3 мс потерь не было, при 2 мс терялось 25,6 % фрагментов, при 1 мс — 99,6 % (25.09); при более короткой паузе соседние фрагменты склеиваются в один кадр, превышают допустимый размер и отбрасываются. 29.09 таймер тишины уменьшен до 400 мкс правкой одной инструкции в закрытой библиотеке модуля, а пауза отсчитывается от конца передачи. Перебор паузы показал, что после срабатывания таймера модулю нужно ещё около 1–1,5 мс на обработку кадра: при 2,0 мс — 886 кбит/с и ни одного переполнения, при 1,5 мс — 990 кбит/с и 0,5 % повреждённых фрагментов, при 1,0 мс — 846 кбит/с и 2,5 %, при 0,6 мс поток разрушается (21 % повреждённых). В итоговой версии принята пауза 1,5 мс.</w:t>
+        <w:t>Модуль собирает байты из UART и отправляет в эфир кадр MAC после паузы на линии, равной уставке его таймера паузы, — исходно 2 мс. Фрагменты процессора поэтому разделяются паузой: на лабораторном этапе при паузе 3 мс потерь не было, при 2 мс терялось 25,6 % фрагментов, при 1 мс — 99,6 % (25.09); при более короткой паузе соседние фрагменты склеиваются в один кадр MAC, превышают допустимый размер и отбрасываются. 29.09 уставка таймера паузы уменьшена до 400 мкс правкой одной инструкции в закрытой библиотеке модуля, а пауза отсчитывается от конца передачи. Перебор паузы показал, что после срабатывания таймера модулю нужно ещё около 1–1,5 мс на обработку кадра MAC: при 2,0 мс — 886 кбит/с и ни одного переполнения, при 1,5 мс — 990 кбит/с и 0,5 % повреждённых фрагментов, при 1,0 мс — 846 кбит/с и 2,5 %, при 0,6 мс поток разрушается (21 % повреждённых). В итоговой версии принята пауза 1,5 мс.</w:t>
       </w:r>
     </w:p>
     <w:p>
@@ -7387,7 +7412,7 @@
     </w:p>
     <w:p>
       <w:r>
-        <w:t>Скорость UART ограничена с обеих сторон: у ESP32-S3 предел составляет 5 Мбод [34], у модуля — 6 Мбод (тактовая частота 96 МГц при 16-кратной передискретизации). При 5 Мбод сырой поток равен 4,0 Мбит/с, полезный — 3,92 Мбит/с. Это архитектурный предел платформы: его нельзя превысить никакими программными доработками, пока данные идут через UART, и он ниже скорости физического уровня в канале 2 МГц (6,5 Мбит/с). В итоговой настройке (3 Мбод, пауза 1,5 мс) предел интерфейса — 1,79 Мбит/с; пауза занимает 24 % времени линии, поэтому сокращение паузы дало бы больше, чем повышение скорости интерфейса.</w:t>
+        <w:t>Скорость UART ограничена с обеих сторон: у ESP32-S3 предел составляет 5 Мбод [34], у модуля — 6 Мбод (тактовая частота 96 МГц при 16-кратной передискретизации). При 5 Мбод поток байтов на линии составляет 4,0 Мбит/с, полезный — 3,92 Мбит/с. Это архитектурный предел платформы: его нельзя превысить никакими программными доработками, пока данные идут через UART, и он ниже скорости физического уровня в канале 2 МГц (6,5 Мбит/с). В итоговой настройке (3 Мбод, пауза 1,5 мс) предел интерфейса — 1,79 Мбит/с; пауза занимает 24 % времени линии, поэтому сокращение паузы дало бы больше, чем повышение скорости интерфейса.</w:t>
       </w:r>
     </w:p>
     <w:p>
@@ -7398,7 +7423,7 @@
         <w:t xml:space="preserve">Кодер. </w:t>
       </w:r>
       <w:r>
-        <w:t>На лабораторном этапе программный кодер одного ядра сжимал видеокадр 42 240 точек за 41 мс, то есть 1,03 Мпикс/с; при 0,76 бит на точку это ограничивало поток величиной 0,78 Мбит/с, и из этой оценки следовало, что повышение разрешения скорость не увеличит. Вывод опровергнут: кодер esp_new_jpeg 1.0.2, работающий на двух ядрах, сжимает видеокадр 320 × 240 за 62–68 мс вместо около 150 мс у прежнего кодера; частота видеокадров упёрлась в сенсор, и это открыло разрешение 480 × 320 при той же скорости канала (06.10).</w:t>
+        <w:t>На лабораторном этапе программный кодер одного ядра сжимал видеокадр 42 240 точек за 41 мс, то есть 1,03 Мпикс/с; при 0,76 бит на точку это ограничивало поток величиной 0,78 Мбит/с, и из этой оценки следовало, что повышение разрешения скорость не увеличит. Вывод опровергнут: кодер esp_new_jpeg 1.0.2, работающий на двух ядрах, сжимает видеокадр 320 × 240 за 62–68 мс вместо около 150 мс у прежнего кодера; частота видеокадров стала ограничиваться сенсором, что позволило перейти к разрешению 480 × 320 при той же скорости канала (06.10).</w:t>
       </w:r>
     </w:p>
     <w:p>
@@ -7409,7 +7434,7 @@
         <w:t xml:space="preserve">Ограничивающее звено — радиоканал. </w:t>
       </w:r>
       <w:r>
-        <w:t>После этих доработок ни интерфейс, ни процессоры не ограничивают поток. Подача в модуль ни в одном опыте не поднималась выше около 1 Мбит/с при пределе интерфейса около 1,65 Мбит/с с паузой 2 мс (29.09). Процессор модуля под видеопотоком простаивает 92–93 % времени (07.10), поэтому приём UART через прямой доступ к памяти и скорость 4,8 Мбод проверены и отвергнуты. Упор — радиоканал между платами. По полному отчёту радиоуровня модуля камеры (07.10, 5 м) эфир занят передачей к приёмнику 99 % времени, PER — 60 %, на 57 % агрегированных кадров MAC блочное подтверждение не получено, и в эфир уходит около 2,4 байта на каждый доставленный. Опыт с ограничением числа попыток передачи показал, что потери настоящие: при одной попытке до приёмника не доходит 38 % фрагментов, при двух — 17,7 %, при заводских семи — 6,6 % при отношении сигнал/шум 26–36 дБ (07.10). Около трети первых передач теряется даже при сильном сигнале; вероятная причина — помехи платы с камерой (фон −60 дБм против −87 дБм у приёмника). Это и задаёт потолок около 1 Мбит/с полезного видео на данной паре плат.</w:t>
+        <w:t>После этих доработок ни интерфейс, ни процессоры не ограничивают поток. Скорость подачи данных в модуль ни в одном опыте не превышала примерно 1 Мбит/с при пределе интерфейса около 1,65 Мбит/с с паузой 2 мс (29.09). При передаче видеопотока процессор модуля простаивает 92–93 % времени (07.10), поэтому приём UART через прямой доступ к памяти и скорость 4,8 Мбод проверены и отвергнуты. Ограничивает поток радиоканал между платами. По полному отчёту радиоуровня модуля камеры (07.10, 5 м) эфир занят передачей к приёмнику 99 % времени, PER — 60 %, на 57 % агрегированных кадров MAC блочное подтверждение не получено, и в эфир уходит около 2,4 байта на каждый доставленный. Опыт с ограничением числа попыток передачи показал, что потери происходят в эфире: при одной попытке до приёмника не доходит 38 % фрагментов, при двух — 17,7 %, при заводских семи — 6,6 % при отношении сигнал/шум 26–36 дБ (07.10). Около трети первых передач теряется даже при сильном сигнале; вероятная причина — помехи платы с камерой (фон −60 дБм против −87 дБм у приёмника). Это и задаёт потолок около 1 Мбит/с полезного видео на данной паре плат.</w:t>
       </w:r>
     </w:p>
     <w:p>
@@ -7438,7 +7463,7 @@
         <w:t xml:space="preserve">Отказ от RTS/CTS. </w:t>
       </w:r>
       <w:r>
-        <w:t>Модуль перед каждой длинной посылкой обменивался с приёмником запросом и разрешением на передачу (RTS/CTS), а при большой доле повторов — и перед каждым повтором. В сети из двух узлов, слышащих друг друга, этот обмен — чистый расход эфира. Выключение (AT+SET_RTS=1000) улучшило результат на всех девяти этапах опыта и подняло скорость в 1,8–2 раза: синтетический поток в среднем с 252 до 463 кбит/с (+84 %), видео с качеством 80 — с 282 до 618 кбит/с, задержка уменьшилась втрое; MCS не изменилась, PER немного снизился (29.09).</w:t>
+        <w:t>Модуль перед каждой длинной посылкой обменивался с приёмником запросом и разрешением на передачу (RTS/CTS), а при большой доле повторов — и перед каждым повтором. В сети из двух узлов, слышащих друг друга, этот обмен — чистый расход эфира. Выключение (AT+SET_RTS=1000) улучшило результат на всех девяти этапах опыта и подняло скорость в 1,8–2,2 раза: синтетический поток в среднем с 252 до 463 кбит/с (+84 %), видео с качеством 80 — с 282 до 618 кбит/с, задержка уменьшилась втрое; MCS не изменилась, PER немного снизился (29.09).</w:t>
       </w:r>
     </w:p>
     <w:p>
@@ -7449,7 +7474,7 @@
         <w:t xml:space="preserve">Роли узлов. </w:t>
       </w:r>
       <w:r>
-        <w:t>Камера работает точкой доступа (AP), приёмник — станцией (STA). Когда камера была станцией, её кадры «всем» модуль отдавал точке доступа адресно с повторами, а точка рассылала их ещё раз на самой медленной модуляции: 144–175 кбит/с против 241–312 кбит/с при адресной передаче с границей MCS 4 (30.09, условия различались). В роли точки доступа модуль камеры передаёт видео адресно, с агрегацией кадров MAC, блочными подтверждениями и повторами (07.10), и на нём же работают регулятор мощности и нижняя граница модуляции.</w:t>
+        <w:t>Камера работает точкой доступа (AP), приёмник — станцией (STA). Когда камера была станцией, её широковещательные кадры модуль передавал точке доступа адресно с повторами, а точка рассылала их ещё раз на самой медленной модуляции: 144–175 кбит/с против 241–312 кбит/с при адресной передаче с границей MCS 4 (30.09, условия различались). В роли точки доступа модуль камеры передаёт видео адресно, с агрегацией кадров MAC, блочными подтверждениями и повторами (07.10), и на нём же работают регулятор мощности и нижняя граница модуляции.</w:t>
       </w:r>
     </w:p>
     <w:p>
@@ -7460,7 +7485,7 @@
         <w:t xml:space="preserve">Квитанция на видеокадр и окно. </w:t>
       </w:r>
       <w:r>
-        <w:t>Приёмник подтверждает каждый видеокадр квитанцией, в которой указано, какие фрагменты дошли; тело квитанции сокращено до 20 Б, потому что сообщения от приёмника к камере длиннее 27 Б до камеры не доходили (07.10). Камера держит в полёте не более W неподтверждённых видеокадров, а устаревшие кадры в очереди выбрасывает. Окно W = 2 на стенде снизило медиану возраста видеокадра с 1,0 с до 0,1–0,2 с, потери фрагментов — с 9,9 до 0,5 %, долю подтверждённых видеокадров подняло с 75 до 99,2 % (28.09): очередь в модуле перестала переполняться. В итоговой версии W = 4: после смены ролей при W = 2 окно было закрыто большую часть времени (05.10).</w:t>
+        <w:t>Приёмник подтверждает каждый видеокадр квитанцией, в которой указано, какие фрагменты дошли; тело квитанции сокращено до 20 Б, потому что сообщения от приёмника к камере длиннее 27 Б до камеры не доходили (07.10). Камера допускает не более W отправленных, но не подтверждённых видеокадров, а устаревшие видеокадры из очереди удаляет. Окно W = 2 на стенде снизило медиану возраста видеокадра с 1,0 с до 0,1–0,2 с, потери фрагментов — с 9,9 до 0,5 %, долю подтверждённых видеокадров подняло с 75 до 99,2 % (28.09): очередь в модуле перестала переполняться. В итоговой версии W = 4: после смены ролей при W = 2 окно было закрыто большую часть времени (05.10).</w:t>
       </w:r>
     </w:p>
     <w:p>
@@ -7471,7 +7496,7 @@
         <w:t xml:space="preserve">Гибрид помехоустойчивого кодирования и досылки. </w:t>
       </w:r>
       <w:r>
-        <w:t>Видеокадр из K фрагментов передаётся с M контрольными фрагментами — суммами XOR чередующихся групп, — и серия до M пропавших подряд фрагментов восстанавливается. Число M от 0 до 8 камера раз в 2 с подбирает по последним 48 квитанциям. Что контрольные фрагменты не закрыли, камера досылает один раз, если видеокадр моложе 1,5 с. Программа просмотра восстанавливает данные и показывает видеокадры по порядку с ожиданием до 0,7 с. На трассе 5 м теряется 2–3 % фрагментов, чаще по 1–2 в видеокадре, поэтому подбор держит M около нуля и работает досылка. Прибитая избыточность (4 контрольных фрагмента, 30 % байтов) хуже: 542 кбит/с и 4,6 % потерянных видеокадров — лишняя нагрузка сама поднимает потери (07.10). Алгоритм проверен программой самопроверки (19 проверок из 19).</w:t>
+        <w:t>Видеокадр из K фрагментов передаётся с M контрольными фрагментами — суммами XOR чередующихся групп, — и серия до M пропавших подряд фрагментов восстанавливается. Число M от 0 до 8 камера раз в 2 с подбирает по последним 48 квитанциям. Что контрольные фрагменты не закрыли, камера досылает один раз, если видеокадр моложе 1,5 с. Программа просмотра восстанавливает данные и показывает видеокадры по порядку с ожиданием до 0,7 с. На трассе 5 м теряется 2–3 % фрагментов, чаще по 1–2 в видеокадре, поэтому подбор держит M около нуля и работает досылка. Постоянная избыточность (4 контрольных фрагмента, 30 % байтов) хуже: 542 кбит/с и 4,6 % потерянных видеокадров — лишняя нагрузка сама поднимает потери (07.10). Алгоритм проверен отдельной проверочной программой: пройдены все 19 проверок.</w:t>
       </w:r>
     </w:p>
     <w:p>
@@ -7482,7 +7507,7 @@
         <w:t xml:space="preserve">Инерция управления качеством. </w:t>
       </w:r>
       <w:r>
-        <w:t>Качество сжатия JPEG выбирается по медиане задержки квитанций. Без инерции оно ходило «пилой» с периодом 30–60 с: росло, пока задержка мала, на высоком качестве в модуле копилась очередь, качество падало — и снова росло. Инерция запоминает качество, на котором канал захлебнулся, и 30–120 с не поднимается до него, вверх идёт шагами по 5 и снимает запрет досрочно на свободном канале.</w:t>
+        <w:t>Качество сжатия JPEG выбирается по медиане задержки квитанций. Без инерции оно колебалось пилообразно с периодом 30–60 с: росло, пока задержка мала, на высоком качестве в модуле накапливалась очередь, качество падало — и снова росло. Инерция запоминает качество, при котором канал перегрузился, в течение 30–120 с не поднимает качество до этого значения, повышает его шагами по 5 и снимает запрет досрочно при свободном канале.</w:t>
       </w:r>
     </w:p>
     <w:p>
@@ -7493,7 +7518,7 @@
         <w:t xml:space="preserve">Нижняя граница модуляции по уровню сигнала. </w:t>
       </w:r>
       <w:r>
-        <w:t>Заводская цепочка повторов опускает MCS на ступень за каждый повтор, вплоть до MCS 1, а повтор на MCS 1–3 занимает эфир в 1,5–4 раза дольше. Постоянная граница MCS 4 дала +19 % скорости (07.10, разные включения), но режет дальность: где MCS 4 не проходит, связь оборвётся раньше. Поэтому граница перенесена во встроенную программу модуля (команда AT+MCSFLR; место в радиобиблиотеке найдено дизассемблированием) и ведётся по сглаженному отношению сигнал/шум: при SNR не ниже 22, 18, 14 и 10 дБ попытки не опускаются ниже MCS 4, 3, 2 и 1 соответственно, при пропадании связи граница снимается. Регулятор мощности держит SNR в коридоре 20–30 дБ, поэтому вблизи действует граница MCS 4, а на дальности она снимается, когда мощность упёрлась в 14 дБм.</w:t>
+        <w:t>Заводская цепочка повторов опускает MCS на ступень за каждый повтор, вплоть до MCS 1, а повтор на MCS 1–3 занимает эфир в 1,5–4 раза дольше. Постоянная граница MCS 4 дала +19 % скорости (07.10, разные включения), но сокращает дальность: где MCS 4 не проходит, связь оборвётся раньше. Поэтому граница перенесена во встроенную программу модуля (команда AT+MCSFLR; место в радиобиблиотеке найдено дизассемблированием) и ведётся по сглаженному отношению сигнал/шум: при SNR не ниже 22, 18, 14 и 10 дБ попытки не опускаются ниже MCS 4, 3, 2 и 1 соответственно, при пропадании связи граница снимается. Регулятор мощности держит SNR в коридоре 20–30 дБ, поэтому вблизи действует граница MCS 4, а на дальности она снимается, когда мощность достигает предела 14 дБм.</w:t>
       </w:r>
     </w:p>
     <w:p>
@@ -7501,10 +7526,10 @@
         <w:rPr>
           <w:b/>
         </w:rPr>
-        <w:t xml:space="preserve">Смена разрешения на ходу. </w:t>
-      </w:r>
-      <w:r>
-        <w:t>Если качество уже опустилось до 30, а задержка требует ещё ступени, видеокадр программно уменьшается: 480 × 320 → 320 × 213 → 240 × 160; обратно — при качестве 80, не чаще раза в 15 с. Подъём 240 × 160 → 480 × 320 проверен; на трассе 5 м спуск сам не включался — канал не давал повода (07.10).</w:t>
+        <w:t xml:space="preserve">Смена разрешения в процессе передачи. </w:t>
+      </w:r>
+      <w:r>
+        <w:t>Если качество уже опустилось до 30, а задержка требует ещё ступени, видеокадр программно уменьшается: 480 × 320 → 320 × 213 → 240 × 160; обратно — при качестве 80, не чаще раза в 15 с. Подъём 240 × 160 → 480 × 320 проверен; на трассе 5 м уменьшение не включалось — состояние канала этого не требовало (07.10).</w:t>
       </w:r>
     </w:p>
     <w:p>
@@ -7889,7 +7914,7 @@
     </w:p>
     <w:p>
       <w:r>
-        <w:t>Гибрид снизил потери видеокадров в 3–5 раз при неменьшей скорости; инерция в среднем подняла полезную скорость на 35 %, вдвое снизила задержку и вчетверо — потери; граница MCS по уровню сигнала дала +48 % скорости и вдвое меньше потерь, не сокращая дальности.</w:t>
+        <w:t>Гибрид снизил потери видеокадров в 3–5 раз при неменьшей скорости; инерция в среднем подняла полезную скорость на 35 %, вдвое снизила задержку и вчетверо — потери; граница MCS по уровню сигнала повысила скорость в 1,5–2 раза и снизила потери видеокадров в 1,7–5 раз, не сокращая дальности.</w:t>
       </w:r>
     </w:p>
     <w:p>
@@ -7900,7 +7925,7 @@
         <w:t xml:space="preserve">Отвергнутые решения. </w:t>
       </w:r>
       <w:r>
-        <w:t>Проверены и отвергнуты: уменьшение лимита попыток передачи в модуле в сочетании с сильным кодированием (потери первых передач настоящие, выигрыш съедается избыточностью), прибитая MCS 7 (быстрее вблизи, но рвёт связь на дальности), постоянная граница MCS 4 и 5, другая цепочка выбора модуляции (+3 % и две перезагрузки модуля из трёх включений), выключение агрегации и удлинение ожидания подтверждения (без эффекта), прибитые 14 дБм (искажения почти в каждом видеокадре) и коридор регулятора 25–35 дБ (вблизи мощность застревала на 14 дБм).</w:t>
+        <w:t>Проверены и отвергнуты: уменьшение лимита попыток передачи в модуле в сочетании с сильным кодированием (первые передачи действительно теряются в эфире, и выигрыш поглощается избыточностью), фиксированная MCS 7 (быстрее вблизи, но приводит к обрывам связи на дальности), постоянная граница MCS 4 и 5, другая цепочка выбора модуляции (+3 % и две перезагрузки модуля из трёх включений), выключение агрегации и удлинение ожидания подтверждения (без эффекта), постоянная мощность 14 дБм (искажения почти в каждом видеокадре) и коридор регулятора 25–35 дБ (вблизи мощность оставалась на уровне 14 дБм).</w:t>
       </w:r>
     </w:p>
     <w:p>
@@ -8106,7 +8131,7 @@
               <w:rPr>
                 <w:sz w:val="22"/>
               </w:rPr>
-              <w:t>480 × 320, 5,0 к/с</w:t>
+              <w:t>480 × 320, 5,0 кадр/с</w:t>
             </w:r>
           </w:p>
         </w:tc>
@@ -8507,7 +8532,7 @@
     </w:p>
     <w:p>
       <w:r>
-        <w:t>Высокий PER при малых потерях видеокадров не противоречие. PER считает неудачными все попытки радиоуровня — повторы, пробы модуляции и агрегированные кадры MAC без блочного подтверждения, даже если данные дошли; служебные кадры его не завышают, а разбавляют (по всем кадрам модуля 54 %, только к приёмнику 60 %, 07.10). Пока радиоканал успевает отдать больше, чем подаётся, повторы скрыты внутри модуля и стоят только эфирного времени — около 2,4 байта эфира на байт видео. Потери фрагментов после повторов MAC составляют единицы процентов, а гибрид кодирования и досылки сводит потери видеокадров к 1,4 %.</w:t>
+        <w:t>Высокий PER при малых потерях видеокадров не противоречие. PER считает неудачными все попытки радиоуровня — повторы, пробы модуляции и агрегированные кадры MAC без блочного подтверждения, даже если данные дошли; служебные кадры MAC его не завышают, а разбавляют (по всем кадрам MAC модуля 54 %, только к приёмнику 60 %, 07.10). Пока радиоканал успевает отдать больше, чем подаётся, повторы скрыты внутри модуля и стоят только эфирного времени — около 2,4 байта эфира на байт видео. Потери фрагментов после повторов MAC составляют единицы процентов, а гибрид кодирования и досылки сводит потери видеокадров к 1,4 %.</w:t>
       </w:r>
     </w:p>
     <w:p>
@@ -8526,7 +8551,7 @@
         <w:t xml:space="preserve">Механизм. </w:t>
       </w:r>
       <w:r>
-        <w:t>Часть видеокадров приходила с характерными цветными полосами. Выгрузка сырых видеокадров показала, что искажение возникает ещё до сжатия: в потоке RGB565 с некоторого смещения теряется один байт, после чего до конца видеокадра старший и младший байты точек меняются ролями. Строки при этом целы, поэтому проверки на разрывы искажения не обнаруживали.</w:t>
+        <w:t>Часть видеокадров приходила с характерными цветными полосами. Анализ несжатых видеокадров, сохранённых до кодирования, показал, что искажение возникает ещё до сжатия: в потоке RGB565 с некоторого смещения теряется один байт, после чего до конца видеокадра старший и младший байты точек меняются ролями. Строки при этом целы, поэтому проверки на разрывы искажения не обнаруживали.</w:t>
       </w:r>
     </w:p>
     <w:p>
@@ -8553,7 +8578,7 @@
         <w:t xml:space="preserve">Проверка. </w:t>
       </w:r>
       <w:r>
-        <w:t>Алгоритм проверен на 30 сохранённых видеокадрах прошлых опытов по независимой метрике — вертикальной гладкости, которую алгоритм не оптимизирует: 16 целых видеокадров не изменены ни одним байтом, 12 исправлены полностью (например, вертикальная разность 25,05 → 4,81), 2 многократно повреждённых улучшены, испорченных нет. Отдельная проверочная программа, буквально повторяющая функции встроенной программы, выявил в реализации ошибку порядка байтов, при которой 20 видеокадров из 30 портились, — до установки на плату.</w:t>
+        <w:t>Алгоритм проверен на 30 сохранённых видеокадрах прошлых опытов по независимой метрике — вертикальной гладкости, которую алгоритм не оптимизирует: 16 целых видеокадров не изменены ни одним байтом, 12 исправлены полностью (например, вертикальная разность 25,05 → 4,81), 2 многократно повреждённых улучшены, испорченных нет. Отдельная проверочная программа, буквально повторяющая функции встроенной программы, выявила в реализации ошибку порядка байтов, при которой 20 видеокадров из 30 портились, — до установки на плату.</w:t>
       </w:r>
     </w:p>
     <w:p>
@@ -9053,7 +9078,7 @@
         <w:t>3.7</w:t>
       </w:r>
       <w:r>
-        <w:t>). Опыты выполнены на лабораторном этапе: стол, канал 4 МГц на 866 МГц, мощность 20 дБм — вне рамок решения ГКРЧ.</w:t>
+        <w:t>). Опыты выполнены на лабораторном этапе: помещение, расстояние до 5 м, канал 4 МГц на 866 МГц, мощность 20 дБм — вне рамок решения ГКРЧ.</w:t>
       </w:r>
     </w:p>
     <w:p>
@@ -9401,7 +9426,7 @@
     </w:p>
     <w:p>
       <w:r>
-        <w:t>Повреждения захвата вызваны наводкой собственного передатчика: антенна модуля находится в нескольких сантиметрах от шлейфа камеры, и излучение сбивает тактирование линий DVP. Опыт с попеременными пятисекундными фазами передачи и тишины подтвердил, что сдвиг рождается только во время излучения (28.09). Эффект сохраняется и в разрешённых пределах мощности: на трассе 5 м доля искажённых видеокадров при 240 × 176 составила около 15 % при 12 дБм и около 60 % при 14 дБм, при 320 × 240 — 40–60 % уже при 10 дБм (29.09). Для БПЛА из этого следует важный вывод: на границе дальности передатчик работает с максимальной мощностью, и именно там наводка на камеру сильнее всего, поэтому захват должен выдерживать максимальную мощность системы.</w:t>
+        <w:t>Повреждения захвата вызваны наводкой собственного передатчика: антенна модуля находится в нескольких сантиметрах от шлейфа камеры, и излучение сбивает тактирование линий DVP. Опыт с попеременными пятисекундными фазами передачи и тишины подтвердил, что сдвиг возникает только во время излучения (28.09). Эффект сохраняется и в разрешённых пределах мощности: на трассе 5 м доля искажённых видеокадров при 240 × 176 составила около 15 % при 12 дБм и около 60 % при 14 дБм, при 320 × 240 — 40–60 % уже при 10 дБм (29.09). Для БПЛА из этого следует важный вывод: на границе дальности передатчик работает с максимальной мощностью, и именно там наводка на камеру сильнее всего, поэтому захват должен выдерживать максимальную мощность системы.</w:t>
       </w:r>
     </w:p>
     <w:p>
@@ -9455,7 +9480,7 @@
         <w:t xml:space="preserve">Мощность и качество канала на малом расстоянии. </w:t>
       </w:r>
       <w:r>
-        <w:t>В паре опытов таблицы 3.7 (лабораторный этап) PER по статистике модуля составил в среднем 38,3 % при 1 дБм и 43,1 % при 20 дБм, а потери фрагментов на приёмнике не улучшились (0,83 и 0,25 %); более раннее наблюдение на расстоянии 2 м давало снижение PER с 52 до 38 %. В разрешённой конфигурации большая мощность также не ускоряет канал: на трассе 5 м при прибитых 14 дБм синтетический поток составил 763 кбит/с против 987 кбит/с с регулятором (1 дБм), а видео — 313 против 734 кбит/с из-за пауз съёмки (29.09). Повышение мощности приёмника до 14 дБм улучшило показатели лишь на величину порядка разброса канала (30.09). Главный эффект мощности на малом расстоянии — наводка на камеру, а не качество канала; мощность нужна на дальности, и её выбор поручен регулятору.</w:t>
+        <w:t>В паре опытов таблицы 3.7 (лабораторный этап) PER по статистике модуля составил в среднем 38,3 % при 1 дБм и 43,1 % при 20 дБм, а потери фрагментов на приёмнике — 0,83 и 0,25 % соответственно: снижение мощности немного уменьшило PER, но не уменьшило потери; более раннее наблюдение на расстоянии 2 м давало снижение PER с 52 до 38 %. В разрешённой конфигурации большая мощность также не ускоряет канал: на трассе 5 м при постоянной мощности 14 дБм синтетический поток составил 763 кбит/с против 987 кбит/с с регулятором (1 дБм), а видео — 313 против 734 кбит/с из-за пауз съёмки (29.09). Повышение мощности приёмника до 14 дБм улучшило показатели лишь на величину порядка разброса канала (30.09). Главный эффект мощности на малом расстоянии — наводка на камеру, а не качество канала; мощность нужна на дальности, и её выбор поручен регулятору.</w:t>
       </w:r>
     </w:p>
     <w:p>
@@ -10318,7 +10343,7 @@
               <w:rPr>
                 <w:sz w:val="22"/>
               </w:rPr>
-              <w:t>1 000</w:t>
+              <w:t>1000</w:t>
             </w:r>
           </w:p>
         </w:tc>
@@ -10399,7 +10424,7 @@
               <w:rPr>
                 <w:sz w:val="22"/>
               </w:rPr>
-              <w:t>1 500</w:t>
+              <w:t>1500</w:t>
             </w:r>
           </w:p>
         </w:tc>
@@ -10479,7 +10504,7 @@
               <w:rPr>
                 <w:sz w:val="22"/>
               </w:rPr>
-              <w:t>2 000</w:t>
+              <w:t>2000</w:t>
             </w:r>
           </w:p>
         </w:tc>
@@ -10666,7 +10691,21 @@
                 <w:b/>
                 <w:sz w:val="20"/>
               </w:rPr>
-              <w:t>Чувстви-тельность, дБм</w:t>
+              <w:t>Чувстви-</w:t>
+            </w:r>
+          </w:p>
+          <w:p>
+            <w:pPr>
+              <w:pStyle w:val="TableText"/>
+              <w:keepNext/>
+              <w:jc w:val="center"/>
+            </w:pPr>
+            <w:r>
+              <w:rPr>
+                <w:b/>
+                <w:sz w:val="20"/>
+              </w:rPr>
+              <w:t>тельность, дБм</w:t>
             </w:r>
           </w:p>
         </w:tc>
@@ -11693,7 +11732,7 @@
     </w:p>
     <w:p>
       <w:r>
-        <w:t>Расчёт показывает три вещи. Первая: в свободном пространстве граница связи Wi-Fi HaLow в канале 2 МГц — от 0,98 км на MCS 7 до 4,90 км на MCS 0. Вторая: у земли картина иная — для антенн на высоте 1,5 м граница сокращается до 0,16–0,36 км, а подъём антенны на борту до 50 м возвращает её к 0,92–2,06 км. Для БПЛА вертолётного типа высота — главный параметр дальности. Третья: для видео 1 Мбит/с при полезной скорости 50–70 % номинальной (раздел 2.1) нужна MCS 2–3, то есть граница видеосвязи лежит между строками MCS 0 и MCS 7.</w:t>
+        <w:t>Из расчёта следуют три вывода. Первый: в свободном пространстве граница связи Wi-Fi HaLow в канале 2 МГц — от 0,98 км на MCS 7 до 4,90 км на MCS 0. Второй: у земли картина иная — для антенн на высоте 1,5 м граница сокращается до 0,16–0,36 км, а подъём антенны на борту до 50 м возвращает её к 0,92–2,06 км. Для БПЛА вертолётного типа высота — главный параметр дальности. Третий: для видео 1 Мбит/с при полезной скорости 50–70 % номинальной (раздел 2.1) нужна MCS 2–3, то есть граница видеосвязи лежит между строками MCS 0 и MCS 7.</w:t>
       </w:r>
     </w:p>
     <w:p>
@@ -12118,7 +12157,7 @@
               <w:rPr>
                 <w:sz w:val="22"/>
               </w:rPr>
-              <w:t>1 200</w:t>
+              <w:t>1200</w:t>
             </w:r>
           </w:p>
         </w:tc>
@@ -12257,7 +12296,7 @@
         <w:t>3.9</w:t>
       </w:r>
       <w:r>
-        <w:t xml:space="preserve"> сравнивает их при нормах мощности Российской Федерации. При равной скорости физического уровня 6,5 Мбит/с (Wi-Fi HaLow 2 МГц MCS 7 и Wi-Fi 802.11n MCS 0) дальности в свободном пространстве сопоставимы — 0,98 и 1,32 км: выигрыш Wi-Fi HaLow на затухании (9,0 дБ) съедается разрешённой мощностью (на 6,0 дБ ниже у стенда) и оценочной чувствительностью. Wi-Fi HaLow выигрывает на малых скоростях, которых у 802.11n нет: на MCS 0 (0,65 Мбит/с) — 4,90 км против 2,58 км у 802.11b на 1 Мбит/с, — и за препятствиями: бетонная стена ослабляет сигнал 867 МГц на 6,3 дБ меньше, чем 2,4 ГГц [16]. У земли за точкой излома потери двухлучевой модели от частоты не зависят, и частотное преимущество исчезает; модель при этом не учитывает дифракцию и затухание в растительности, где диапазон ниже 1 ГГц выигрывает [12]. Скорость Wi-Fi 2,4 ГГц выше на порядок: ESP32-S3 передаёт в эфире 20–30 Мбит/с [18], а модуль ESP32-CAM (процессор ESP32, камера OV2640) передаёт по Wi-Fi видео 480 × 320 с частотой 20,9 кадра в секунду (лаборатория, расстояние не указано) [35] — против 5 видеокадров в секунду и 1063 кбит/с на Wi-Fi HaLow.</w:t>
+        <w:t xml:space="preserve"> сравнивает их при нормах мощности Российской Федерации. При равной скорости физического уровня 6,5 Мбит/с (Wi-Fi HaLow 2 МГц MCS 7 и Wi-Fi 802.11n MCS 0) дальности в свободном пространстве сопоставимы — 0,98 и 1,32 км: выигрыш Wi-Fi HaLow на затухании (9,0 дБ) компенсируется меньшей разрешённой мощностью (на 6,0 дБ ниже у стенда) и оценочной чувствительностью. Wi-Fi HaLow выигрывает на малых скоростях, которых у 802.11n нет: на MCS 0 (0,65 Мбит/с) — 4,90 км против 2,58 км у 802.11b на 1 Мбит/с, — и за препятствиями: бетонная стена ослабляет сигнал 867 МГц на 6,3 дБ меньше, чем 2,4 ГГц [16]. У земли за точкой излома потери двухлучевой модели от частоты не зависят, и частотное преимущество исчезает; модель при этом не учитывает дифракцию и затухание в растительности, где диапазон ниже 1 ГГц выигрывает [12]. Скорость Wi-Fi 2,4 ГГц выше на порядок: ESP32-S3 передаёт в эфире 20–30 Мбит/с [18], а модуль ESP32-CAM (процессор ESP32, камера OV2640) передаёт по Wi-Fi видео 480 × 320 с частотой 20,9 видеокадра в секунду (лаборатория, расстояние не указано) [35] — против 5 видеокадров в секунду и 1063 кбит/с на Wi-Fi HaLow.</w:t>
       </w:r>
     </w:p>
     <w:p>
@@ -12268,7 +12307,7 @@
         <w:t xml:space="preserve">Сравнение с LoRa. </w:t>
       </w:r>
       <w:r>
-        <w:t>LoRa на 20–30 дБ превосходит по чувствительности и намного — по дальности: в городской застройке при 13 дБм (SF8, 125 кГц) связь без потерь сохранялась на 1180 м при RSSI −112 дБм, на 1350 м доля потерь составила 10 %, на 1750 м связь пропала [19]; бюджет канала распространённых настроек — 140–158,5 дБ [36]; по пользовательским данным, канал управления ExpressLRS 900 МГц работал с БПЛА на 40,7 км при 10 мВт [37]. Но скорость LoRa — 0,29–5,5 кбит/с в канале 125 кГц [19], ниже полученной полезной скорости Wi-Fi HaLow в 190–3600 раз, а время передачи одного пакета — от 0,39 до 31 мс в режимах ExpressLRS [38] и до 2,2 с на 20 байт при SF12 [20]. LoRa — канал телеметрии и управления, а не видео.</w:t>
+        <w:t>LoRa на 20–30 дБ превосходит по чувствительности и намного — по дальности: в городской застройке при 13 дБм (SF8, 125 кГц) связь без потерь сохранялась на 1180 м при RSSI −112 дБм, на 1350 м доля потерь составила 10 %, на 1750 м связь пропала [19]; бюджет канала распространённых настроек — 140–158,5 дБ [36]; по пользовательским данным, канал управления ExpressLRS 900 МГц работал с БПЛА на 40,7 км при 10 мВт [37]. Но скорость LoRa — 0,29–5,5 кбит/с в канале 125 кГц [19], ниже полученной полезной скорости Wi-Fi HaLow в 190–3600 раз, а время передачи одного пакета — от 0,39 до 31 мс в режимах ExpressLRS [38] и до 2,2 с на 20 Б при SF12 [20]. LoRa — канал телеметрии и управления, а не видео.</w:t>
       </w:r>
     </w:p>
     <w:p>
@@ -12401,7 +12440,7 @@
         <w:t>3.4</w:t>
       </w:r>
       <w:r>
-        <w:t xml:space="preserve"> по модели 3GPP TR 38.901 [16]: бетонная стена ослабляет сигнал 867 МГц на 8,5 дБ, 2,44 ГГц — на 14,8 дБ, 5,5 ГГц — на 27 дБ. Разница в 6,3 дБ относительно Wi-Fi 2,4 ГГц эквивалентна увеличению дальности примерно вдвое в свободном пространстве.</w:t>
+        <w:t xml:space="preserve"> по модели 3GPP TR 38.901 [16]: бетонная стена ослабляет сигнал 867 МГц на 8,5 дБ, 2,44 ГГц — на 14,8 дБ, 5,5 ГГц — на 27,0 дБ. Разница в 6,3 дБ относительно Wi-Fi 2,4 ГГц эквивалентна увеличению дальности примерно вдвое в свободном пространстве.</w:t>
       </w:r>
     </w:p>
     <w:p>
@@ -12637,7 +12676,7 @@
               <w:rPr>
                 <w:sz w:val="20"/>
               </w:rPr>
-              <w:t>1200 м, &gt; 2 Мбит/с при +20 дБм [15]; расчёт при 14 дБм: 0,98–4,9 км в своб. простр. (табл. 3.9)</w:t>
+              <w:t>1200 м, &gt; 2 Мбит/с при +20 дБм [15]; расчёт при 14 дБм: 0,98–4,90 км в своб. простр. (табл. 3.9)</w:t>
             </w:r>
           </w:p>
         </w:tc>
@@ -13289,7 +13328,7 @@
               <w:rPr>
                 <w:sz w:val="20"/>
               </w:rPr>
-              <w:t>8,5 дБ (868 МГц)</w:t>
+              <w:t>8,5 дБ (864–868 МГц)</w:t>
             </w:r>
           </w:p>
         </w:tc>
@@ -13325,7 +13364,7 @@
     </w:p>
     <w:p>
       <w:r>
-        <w:t>3. Доработки канала проверены парными опытами в одном включении: гибрид помехоустойчивого кодирования и досылки снизил потери видеокадров с 10–12 до 2–3 %, инерция управления качеством вдвое снизила задержку, граница MCS по уровню сигнала дала +48 % скорости и вдвое меньше потерь без сокращения дальности.</w:t>
+        <w:t>3. Доработки канала проверены парными опытами в одном включении: гибрид помехоустойчивого кодирования и досылки снизил потери видеокадров с 10–12 до 2–3 %, инерция управления качеством вдвое снизила задержку, граница MCS по уровню сигнала повысила скорость в 1,5–2 раза и снизила потери видеокадров в 1,7–5 раз без сокращения дальности.</w:t>
       </w:r>
     </w:p>
     <w:p>
@@ -13413,12 +13452,12 @@
     </w:p>
     <w:p>
       <w:r>
-        <w:t>3) в двухузловом канале «борт — наземный пункт» отключать обмен RTS/CTS, назначать бортовой узел точкой доступа и подтверждать каждый видеокадр квитанцией с ограничением числа видеокадров в полёте — это ограничивает задержку и даёт её прямой замер;</w:t>
+        <w:t>3) в двухузловом канале «борт — наземный пункт» отключать обмен RTS/CTS, назначать бортовой узел точкой доступа и подтверждать каждый видеокадр квитанцией с ограничением числа неподтверждённых видеокадров — это ограничивает задержку и даёт её прямой замер;</w:t>
       </w:r>
     </w:p>
     <w:p>
       <w:r>
-        <w:t>4) ограничивать модуляцию повторов снизу по уровню сигнала, а не прибивать её: постоянная граница ускоряет канал вблизи, но сокращает дальность;</w:t>
+        <w:t>4) ограничивать модуляцию повторов снизу по уровню сигнала, а не фиксировать её: постоянная граница ускоряет канал вблизи, но сокращает дальность;</w:t>
       </w:r>
     </w:p>
     <w:p>
@@ -13453,7 +13492,7 @@
         <w:jc w:val="left"/>
       </w:pPr>
       <w:r>
-        <w:t>1. Кошкин Р. П. Беспилотные авиационные системы. – М. : Стратегические приоритеты, 2016. – 676 с.</w:t>
+        <w:t>1. Кошкин, Р. П. Беспилотные авиационные системы / Р. П. Кошкин. – Москва : Стратегические приоритеты, 2016. – 676 с. – Текст : непосредственный.</w:t>
       </w:r>
     </w:p>
     <w:p>
@@ -13462,7 +13501,7 @@
         <w:jc w:val="left"/>
       </w:pPr>
       <w:r>
-        <w:t>2. Паспорт национального проекта «Беспилотные авиационные системы» (2024–2030 гг.) // КонсультантПлюс. – URL: https://www.consultant.ru/document/cons_doc_LAW_310251/ (дата обращения: 24.09.2026).</w:t>
+        <w:t>2. Паспорт национального проекта «Беспилотные авиационные системы» (2024–2030 гг.). – Текст : электронный // КонсультантПлюс : [сайт]. – URL: https://www.consultant.ru/document/cons_doc_LAW_310251/ (дата обращения: 24.09.2026).</w:t>
       </w:r>
     </w:p>
     <w:p>
@@ -13471,7 +13510,7 @@
         <w:jc w:val="left"/>
       </w:pPr>
       <w:r>
-        <w:t>3. Правительство закрепило решение о распределении радиочастот для создания единой инфраструктуры управления гражданскими беспилотниками // Правительство России. – URL: http://government.ru/docs/49544/ (дата обращения: 27.09.2026).</w:t>
+        <w:t>3. Правительство закрепило решение о распределении радиочастот для создания единой инфраструктуры управления гражданскими беспилотниками. – Текст : электронный // Правительство России : [сайт]. – URL: http://government.ru/docs/49544/ (дата обращения: 27.09.2026).</w:t>
       </w:r>
     </w:p>
     <w:p>
@@ -13480,7 +13519,7 @@
         <w:jc w:val="left"/>
       </w:pPr>
       <w:r>
-        <w:t>4. Augustin A., Yi J., Clausen T., Townsley W. M. A Study of LoRa: Long Range &amp; Low Power Networks for the Internet of Things // Sensors. – 2016. – Vol. 16, no. 9. – Art. 1466. – DOI: 10.3390/s16091466.</w:t>
+        <w:t>4. A Study of LoRa : Long Range &amp; Low Power Networks for the Internet of Things / A. Augustin, J. Yi, T. Clausen [et al.] // Sensors. – 2016. – Vol. 16, no. 9. – Art. 1466. – DOI 10.3390/s16091466. – Текст : электронный.</w:t>
       </w:r>
     </w:p>
     <w:p>
@@ -13489,7 +13528,7 @@
         <w:jc w:val="left"/>
       </w:pPr>
       <w:r>
-        <w:t>5. Смирнова Е. В., Пролетарский А. В. [и др.] Технологии современных беспроводных сетей Wi-Fi : учебное пособие. – М. : Изд-во МГТУ им. Н. Э. Баумана, 2017. – 446 с.</w:t>
+        <w:t>5. Технологии современных беспроводных сетей Wi-Fi : учебное пособие / Е. В. Смирнова, А. В. Пролетарский [и др.]. – Москва : Изд-во МГТУ им. Н. Э. Баумана, 2017. – 446 с. – Текст : непосредственный.</w:t>
       </w:r>
     </w:p>
     <w:p>
@@ -13498,7 +13537,7 @@
         <w:jc w:val="left"/>
       </w:pPr>
       <w:r>
-        <w:t>6. IEEE Std 802.11ah-2016. IEEE Standard for Information technology — Telecommunications and information exchange between systems. Local and metropolitan area networks — Specific requirements. Part 11: Wireless LAN Medium Access Control (MAC) and Physical Layer (PHY) Specifications. Amendment 2: Sub 1 GHz License Exempt Operation. – IEEE, 2017.</w:t>
+        <w:t>6. IEEE Std 802.11ah-2016. IEEE Standard for Information technology — Telecommunications and information exchange between systems. Local and metropolitan area networks — Specific requirements. Part 11: Wireless LAN Medium Access Control (MAC) and Physical Layer (PHY) Specifications. Amendment 2: Sub 1 GHz License Exempt Operation. – [S. l.] : IEEE, 2017.</w:t>
       </w:r>
     </w:p>
     <w:p>
@@ -13507,7 +13546,7 @@
         <w:jc w:val="left"/>
       </w:pPr>
       <w:r>
-        <w:t>7. Wi-Fi HaLow // Wi-Fi Alliance. – URL: https://www.wi-fi.org/discover-wi-fi/wi-fi-halow (дата обращения: 24.09.2026).</w:t>
+        <w:t>7. Wi-Fi HaLow. – Текст : электронный // Wi-Fi Alliance : [сайт]. – URL: https://www.wi-fi.org/discover-wi-fi/wi-fi-halow (дата обращения: 24.09.2026).</w:t>
       </w:r>
     </w:p>
     <w:p>
@@ -13516,7 +13555,7 @@
         <w:jc w:val="left"/>
       </w:pPr>
       <w:r>
-        <w:t>8. Tian L., Santi S., Seferagić A., Lan J., Famaey J. Wi-Fi HaLow for the Internet of Things: An up-to-date survey on IEEE 802.11ah research // Journal of Network and Computer Applications. – 2021. – Vol. 182. – Art. 103036.</w:t>
+        <w:t>8. Wi-Fi HaLow for the Internet of Things : An up-to-date survey on IEEE 802.11ah research / L. Tian, S. Santi, A. Seferagić [et al.] // Journal of Network and Computer Applications. – 2021. – Vol. 182. – Art. 103036. – Текст : электронный.</w:t>
       </w:r>
     </w:p>
     <w:p>
@@ -13525,7 +13564,7 @@
         <w:jc w:val="left"/>
       </w:pPr>
       <w:r>
-        <w:t>9. Khorov E., Lyakhov A., Krotov A., Guschin A. A survey on IEEE 802.11ah: An enabling networking technology for smart cities // Computer Communications. – 2015. – Vol. 58. – P. 53–69.</w:t>
+        <w:t>9. A survey on IEEE 802.11ah : An enabling networking technology for smart cities / E. Khorov, A. Lyakhov, A. Krotov [et al.] // Computer Communications. – 2015. – Vol. 58. – P. 53–69. – Текст : электронный.</w:t>
       </w:r>
     </w:p>
     <w:p>
@@ -13534,7 +13573,7 @@
         <w:jc w:val="left"/>
       </w:pPr>
       <w:r>
-        <w:t>10. Chounos K., Kyriakou K., Korakis T. Scalability and Performance Evaluation of IEEE 802.11ah IoT Deployments: A Testbed Approach. – 2025. – arXiv:2508.03146. – URL: https://arxiv.org/abs/2508.03146 (дата обращения: 27.09.2026).</w:t>
+        <w:t>10. Chounos, K. Scalability and Performance Evaluation of IEEE 802.11ah IoT Deployments : A Testbed Approach / K. Chounos, K. Kyriakou, T. Korakis. – 2025. – arXiv:2508.03146. – Текст : электронный // arXiv.org : [сайт]. – URL: https://arxiv.org/abs/2508.03146 (дата обращения: 27.09.2026).</w:t>
       </w:r>
     </w:p>
     <w:p>
@@ -13543,7 +13582,7 @@
         <w:jc w:val="left"/>
       </w:pPr>
       <w:r>
-        <w:t>11. ExpressLRS: open source radio link for RC applications // ExpressLRS. – URL: https://www.expresslrs.org (дата обращения: 27.09.2026).</w:t>
+        <w:t>11. ExpressLRS : open source radio link for RC applications. – Текст : электронный // ExpressLRS : [сайт]. – URL: https://www.expresslrs.org (дата обращения: 27.09.2026).</w:t>
       </w:r>
     </w:p>
     <w:p>
@@ -13552,7 +13591,7 @@
         <w:jc w:val="left"/>
       </w:pPr>
       <w:r>
-        <w:t>12. Rappaport T. S. Wireless Communications: Principles and Practice. – 2nd ed. – Upper Saddle River : Prentice Hall, 2002.</w:t>
+        <w:t>12. Rappaport, T. S. Wireless Communications : Principles and Practice / T. S. Rappaport. – 2nd ed. – Upper Saddle River : Prentice Hall, 2002. – Текст : непосредственный.</w:t>
       </w:r>
     </w:p>
     <w:p>
@@ -13561,7 +13600,7 @@
         <w:jc w:val="left"/>
       </w:pPr>
       <w:r>
-        <w:t>13. Friis H. T. A Note on a Simple Transmission Formula // Proceedings of the IRE. – 1946. – Vol. 34, no. 5. – P. 254–256.</w:t>
+        <w:t>13. Friis, H. T. A Note on a Simple Transmission Formula / H. T. Friis // Proceedings of the IRE. – 1946. – Vol. 34, no. 5. – P. 254–256. – Текст : электронный.</w:t>
       </w:r>
     </w:p>
     <w:p>
@@ -13570,7 +13609,7 @@
         <w:jc w:val="left"/>
       </w:pPr>
       <w:r>
-        <w:t>14. Adame T., Bel A., Bellalta B., Barcelo J., Oliver M. IEEE 802.11AH: the WiFi approach for M2M communications // IEEE Wireless Communications. – 2014. – Vol. 21, no. 6. – P. 144–152. – DOI: 10.1109/MWC.2014.7000982.</w:t>
+        <w:t>14. IEEE 802.11AH : the WiFi approach for M2M communications / T. Adame, A. Bel, B. Bellalta [et al.] // IEEE Wireless Communications. – 2014. – Vol. 21, no. 6. – P. 144–152. – DOI 10.1109/MWC.2014.7000982. – Текст : электронный.</w:t>
       </w:r>
     </w:p>
     <w:p>
@@ -13579,7 +13618,7 @@
         <w:jc w:val="left"/>
       </w:pPr>
       <w:r>
-        <w:t>15. Технические характеристики модулей серии TX-AH-Rx00P [泰芯 802.11ah TX-AH-Rx00P 系列模组技术规格书] : версия V6.2 от 16.11.2023 / Zhuhai Taixin Semiconductor Co., Ltd. – Текст : электронный // GitHub : репозиторий Xinyuan-LilyGO/T-Halow. – URL: https://github.com/Xinyuan-LilyGO/T-Halow/tree/master/hardware/TX_AH (дата обращения: 08.10.2026).</w:t>
+        <w:t>15. 泰芯 802.11ah TX-AH-Rx00P 系列模组技术规格书 [Технические характеристики модулей серии TX-AH-Rx00P] : версия V6.2 от 16.11.2023 / Zhuhai Taixin Semiconductor Co., Ltd. – Текст : электронный // GitHub : репозиторий Xinyuan-LilyGO/T-Halow. – URL: https://github.com/Xinyuan-LilyGO/T-Halow/tree/master/hardware/TX_AH (дата обращения: 08.10.2026).</w:t>
       </w:r>
     </w:p>
     <w:p>
@@ -13588,7 +13627,7 @@
         <w:jc w:val="left"/>
       </w:pPr>
       <w:r>
-        <w:t>16. Sionna : src/sionna/phy/channel/tr38901/lsp.py (модель потерь проникновения 3GPP TR 38.901, п. 7.4.3.1) / NVIDIA (NVlabs). – Текст : электронный // GitHub. – URL: https://github.com/NVlabs/sionna (дата обращения: 08.10.2026).</w:t>
+        <w:t>16. Sionna : src/sionna/phy/channel/tr38901/lsp.py (модель потерь проникновения 3GPP TR 38.901, п. 7.4.3.1) / NVIDIA (NVlabs). – Текст : электронный // GitHub : [сайт]. – URL: https://github.com/NVlabs/sionna (дата обращения: 08.10.2026).</w:t>
       </w:r>
     </w:p>
     <w:p>
@@ -13597,7 +13636,7 @@
         <w:jc w:val="left"/>
       </w:pPr>
       <w:r>
-        <w:t>17. Linux kernel source tree : net/wireless/util.c, функция cfg80211_calculate_bitrate_s1g / L. Torvalds [и др.]. – Текст : электронный // GitHub. – URL: https://github.com/torvalds/linux/blob/master/net/wireless/util.c (дата обращения: 08.10.2026).</w:t>
+        <w:t>17. Linux kernel source tree : net/wireless/util.c, функция cfg80211_calculate_bitrate_s1g / L. Torvalds [и др.]. – Текст : электронный // GitHub : [сайт]. – URL: https://github.com/torvalds/linux/blob/master/net/wireless/util.c (дата обращения: 08.10.2026).</w:t>
       </w:r>
     </w:p>
     <w:p>
@@ -13624,7 +13663,7 @@
         <w:jc w:val="left"/>
       </w:pPr>
       <w:r>
-        <w:t>20. Robinson S. SX12XX-LoRa : What is LoRa ; ReadMe. – Текст : электронный // GitHub. – URL: https://github.com/StuartsProjects/SX12XX-LoRa (дата обращения: 08.10.2026).</w:t>
+        <w:t>20. Robinson, S. SX12XX-LoRa : What is LoRa ; ReadMe / S. Robinson. – Текст : электронный // GitHub : [сайт]. – URL: https://github.com/StuartsProjects/SX12XX-LoRa (дата обращения: 08.10.2026).</w:t>
       </w:r>
     </w:p>
     <w:p>
@@ -13642,7 +13681,7 @@
         <w:jc w:val="left"/>
       </w:pPr>
       <w:r>
-        <w:t>22. Cattani M., Boano C. A., Römer K. An Experimental Evaluation of the Reliability of LoRa Long-Range Low-Power Wireless Communication // Journal of Sensor and Actuator Networks. – 2017. – Vol. 6, № 2. – Art. 7. – DOI: 10.3390/jsan6020007.</w:t>
+        <w:t>22. Cattani, M. An Experimental Evaluation of the Reliability of LoRa Long-Range Low-Power Wireless Communication / M. Cattani, C. A. Boano, K. Römer // Journal of Sensor and Actuator Networks. – 2017. – Vol. 6, no. 2. – Art. 7. – DOI 10.3390/jsan6020007. – Текст : электронный.</w:t>
       </w:r>
     </w:p>
     <w:p>
@@ -13651,7 +13690,7 @@
         <w:jc w:val="left"/>
       </w:pPr>
       <w:r>
-        <w:t>23. О выделении полос радиочастот устройствам малого радиуса действия : решение ГКРЧ при Мининформсвязи России от 07.05.2007 № 07-20-03-001 (ред. от 24.12.2018). – Текст : электронный. – URL: https://base.garant.ru/192210/ (дата обращения: 08.10.2026).</w:t>
+        <w:t>23. О выделении полос радиочастот устройствам малого радиуса действия : решение ГКРЧ при Мининформсвязи России от 07.05.2007 № 07-20-03-001 (ред. от 24.12.2018). – Текст : электронный // ГАРАНТ.РУ : информационно-правовой портал. – URL: https://base.garant.ru/192210/ (дата обращения: 08.10.2026).</w:t>
       </w:r>
     </w:p>
     <w:p>
@@ -13660,7 +13699,7 @@
         <w:jc w:val="left"/>
       </w:pPr>
       <w:r>
-        <w:t>24. О выделении полос радиочастот, внесении изменений в решения ГКРЧ и продлении срока действия решений ГКРЧ : решение ГКРЧ при Минкомсвязи России от 11.09.2018 № 18-46-03-1. – Текст : электронный. – URL: https://base.garant.ru/72061772/ (дата обращения: 08.10.2026).</w:t>
+        <w:t>24. О выделении полос радиочастот, внесении изменений в решения ГКРЧ и продлении срока действия решений ГКРЧ : решение ГКРЧ при Минкомсвязи России от 11.09.2018 № 18-46-03-1. – Текст : электронный // ГАРАНТ.РУ : информационно-правовой портал. – URL: https://base.garant.ru/72061772/ (дата обращения: 08.10.2026).</w:t>
       </w:r>
     </w:p>
     <w:p>
@@ -13669,7 +13708,7 @@
         <w:jc w:val="left"/>
       </w:pPr>
       <w:r>
-        <w:t>25. Shannon C. E. A Mathematical Theory of Communication // Bell System Technical Journal. – 1948. – Vol. 27, no. 3. – P. 379–423.</w:t>
+        <w:t>25. Shannon, C. E. A Mathematical Theory of Communication / C. E. Shannon // Bell System Technical Journal. – 1948. – Vol. 27, no. 3. – P. 379–423. – Текст : электронный.</w:t>
       </w:r>
     </w:p>
     <w:p>
@@ -13678,7 +13717,7 @@
         <w:jc w:val="left"/>
       </w:pPr>
       <w:r>
-        <w:t>26. Aust S., Ito T. Sub 1GHz wireless LAN propagation path loss models for urban smart grid applications // 2012 International Conference on Computing, Networking and Communications (ICNC). – Maui : IEEE, 2012. – P. 116–120. – DOI: 10.1109/ICCNC.2012.6167392.</w:t>
+        <w:t>26. Aust, S. Sub 1GHz wireless LAN propagation path loss models for urban smart grid applications / S. Aust, T. Ito // 2012 International Conference on Computing, Networking and Communications (ICNC). – Maui : IEEE, 2012. – P. 116–120. – DOI 10.1109/ICCNC.2012.6167392. – Текст : электронный.</w:t>
       </w:r>
     </w:p>
     <w:p>
@@ -13687,7 +13726,7 @@
         <w:jc w:val="left"/>
       </w:pPr>
       <w:r>
-        <w:t>27. Руководство по использованию моста AH [泰芯 AH 网桥使用说明] : версия V1.3.4 от 07.09.2023 / Zhuhai Taixin Semiconductor Co., Ltd. – Текст : электронный // GitHub : репозиторий Xinyuan-LilyGO/T-Halow. – URL: https://github.com/Xinyuan-LilyGO/T-Halow/tree/master/hardware/TX_AH (дата обращения: 08.10.2026).</w:t>
+        <w:t>27. 泰芯 AH 网桥使用说明 [Руководство по использованию моста AH] : версия V1.3.4 от 07.09.2023 / Zhuhai Taixin Semiconductor Co., Ltd. – Текст : электронный // GitHub : репозиторий Xinyuan-LilyGO/T-Halow. – URL: https://github.com/Xinyuan-LilyGO/T-Halow/tree/master/hardware/TX_AH (дата обращения: 08.10.2026).</w:t>
       </w:r>
     </w:p>
     <w:p>
@@ -13696,7 +13735,7 @@
         <w:jc w:val="left"/>
       </w:pPr>
       <w:r>
-        <w:t>28. LILYGO T-Halow ESP32-S3 Development Board, Wi-Fi HaLow // AliExpress. – URL: https://www.aliexpress.com/item/1005007402959136.html (дата обращения: 24.09.2026).</w:t>
+        <w:t>28. LILYGO T-Halow ESP32-S3 Development Board, Wi-Fi HaLow. – Текст : электронный // AliExpress : [сайт]. – URL: https://www.aliexpress.com/item/1005007402959136.html (дата обращения: 24.09.2026).</w:t>
       </w:r>
     </w:p>
     <w:p>
@@ -13705,7 +13744,7 @@
         <w:jc w:val="left"/>
       </w:pPr>
       <w:r>
-        <w:t>29. ALFA Network AHPI7292S IEEE 802.11ah sub 1 GHz module in Raspberry Pi HAT form factor // Rokland. – URL: https://store.rokland.com/products/alfa-network-ahpi7292s-ieee-802-11ah-sub-1-ghz-module-in-raspberry-pi-hat-form-factor (дата обращения: 24.09.2026).</w:t>
+        <w:t>29. ALFA Network AHPI7292S IEEE 802.11ah sub 1 GHz module in Raspberry Pi HAT form factor. – Текст : электронный // Rokland : [сайт]. – URL: https://store.rokland.com/products/alfa-network-ahpi7292s-ieee-802-11ah-sub-1-ghz-module-in-raspberry-pi-hat-form-factor (дата обращения: 24.09.2026).</w:t>
       </w:r>
     </w:p>
     <w:p>
@@ -13714,7 +13753,7 @@
         <w:jc w:val="left"/>
       </w:pPr>
       <w:r>
-        <w:t>30. NRC7394 Evaluation Kit Purchase page // NEWRACOM. – URL: https://newracom.com/nrc7394-evaluation-kit-purchase-page (дата обращения: 24.09.2026).</w:t>
+        <w:t>30. NRC7394 Evaluation Kit Purchase page. – Текст : электронный // NEWRACOM : [сайт]. – URL: https://newracom.com/nrc7394-evaluation-kit-purchase-page (дата обращения: 24.09.2026).</w:t>
       </w:r>
     </w:p>
     <w:p>
@@ -13723,7 +13762,7 @@
         <w:jc w:val="left"/>
       </w:pPr>
       <w:r>
-        <w:t>31. NRC7292 EVK // NEWRACOM. – URL: https://newracom.com/products/nrc7292-evk (дата обращения: 24.09.2026).</w:t>
+        <w:t>31. NRC7292 EVK. – Текст : электронный // NEWRACOM : [сайт]. – URL: https://newracom.com/products/nrc7292-evk (дата обращения: 24.09.2026).</w:t>
       </w:r>
     </w:p>
     <w:p>
@@ -13732,7 +13771,7 @@
         <w:jc w:val="left"/>
       </w:pPr>
       <w:r>
-        <w:t>32. MM6108-EKH05-05US, WiFi Development Tools – 802.11 Wi-Fi HaLow IoT Development Board // ЧИП и ДИП. – URL: https://chipdip.ru/product0/8040419288 (дата обращения: 24.09.2026).</w:t>
+        <w:t>32. MM6108-EKH05-05US, WiFi Development Tools — 802.11 Wi-Fi HaLow IoT Development Board. – Текст : электронный // ЧИП и ДИП : [сайт]. – URL: https://chipdip.ru/product0/8040419288 (дата обращения: 24.09.2026).</w:t>
       </w:r>
     </w:p>
     <w:p>
@@ -13741,7 +13780,7 @@
         <w:jc w:val="left"/>
       </w:pPr>
       <w:r>
-        <w:t>33. LilyGO T-Halow: исходные тексты, схема платы, комплект разработки модуля TX-AH // GitHub. – URL: https://github.com/Xinyuan-LilyGO/T-Halow (дата обращения: 27.09.2026).</w:t>
+        <w:t>33. T-Halow : исходные тексты, схема платы, комплект разработки модуля TX-AH / LilyGO (Xinyuan-LilyGO). – Текст : электронный // GitHub : [сайт]. – URL: https://github.com/Xinyuan-LilyGO/T-Halow (дата обращения: 27.09.2026).</w:t>
       </w:r>
     </w:p>
     <w:p>
@@ -13750,7 +13789,7 @@
         <w:jc w:val="left"/>
       </w:pPr>
       <w:r>
-        <w:t>34. ESP-IDF: Espressif IoT Development Framework, ветка 4.4, файл components/soc/esp32s3/include/soc/soc_caps.h // GitHub. – URL: https://github.com/espressif/esp-idf (дата обращения: 27.09.2026).</w:t>
+        <w:t>34. ESP-IDF : Espressif IoT Development Framework : ветка 4.4, файл components/soc/esp32s3/include/soc/soc_caps.h / Espressif Systems. – Текст : электронный // GitHub : [сайт]. – URL: https://github.com/espressif/esp-idf (дата обращения: 27.09.2026).</w:t>
       </w:r>
     </w:p>
     <w:p>
@@ -13759,7 +13798,7 @@
         <w:jc w:val="left"/>
       </w:pPr>
       <w:r>
-        <w:t>35. ESP32-CAM Performance Reference Benchmark : dataset / TNeutron. – 2025. – Текст : электронный // GitHub. – URL: https://github.com/TNeutron/ESP32-CAM-Performence-Reference-Benchmark (дата обращения: 08.10.2026).</w:t>
+        <w:t>35. ESP32-CAM Performance Reference Benchmark : dataset / TNeutron. – 2025. – Текст : электронный // GitHub : [сайт]. – URL: https://github.com/TNeutron/ESP32-CAM-Performence-Reference-Benchmark (дата обращения: 08.10.2026).</w:t>
       </w:r>
     </w:p>
     <w:p>
@@ -13795,7 +13834,7 @@
         <w:jc w:val="left"/>
       </w:pPr>
       <w:r>
-        <w:t>39. Панагушин В. П., Ковалева Т. С., Малютина О. А., Михайловская Н. М., Прозорова В. С., Чайка Н. К. Экономическое обоснование дипломных проектов (работ) по приборо- и радиоприборостроению: методические указания / под ред. В. П. Панагушина. – 6-е изд., испр. и доп. – М.: ИВАКО Аналитик, 2008. – 44 с.</w:t>
+        <w:t>39. Экономическое обоснование дипломных проектов (работ) по приборо- и радиоприборостроению : методические указания / В. П. Панагушин, Т. С. Ковалева, О. А. Малютина [и др.] ; под редакцией В. П. Панагушина. – 6-е изд., испр. и доп. – Москва : ИВАКО Аналитик, 2008. – 44 с. – Текст : непосредственный.</w:t>
       </w:r>
     </w:p>
     <w:p>
@@ -13804,7 +13843,7 @@
         <w:jc w:val="left"/>
       </w:pPr>
       <w:r>
-        <w:t>40. Поиск вакансий «радиоинженер», «инженер радиотехник», «радиотехник» в г. Москве с указанием заработной платы // hh.ru. – URL: https://hh.ru/search/vacancy?text=радиоинженер&amp;area=1&amp;only_with_salary=true (дата обращения: 24.09.2026).</w:t>
+        <w:t>40. Поиск вакансий «радиоинженер», «инженер радиотехник», «радиотехник» в г. Москве с указанием заработной платы. – Текст : электронный // hh.ru : [сайт]. – URL: https://hh.ru/search/vacancy?text=радиоинженер&amp;area=1&amp;only_with_salary=true (дата обращения: 24.09.2026).</w:t>
       </w:r>
     </w:p>
     <w:p>
@@ -13813,7 +13852,7 @@
         <w:jc w:val="left"/>
       </w:pPr>
       <w:r>
-        <w:t>41. Налоговый кодекс Российской Федерации (часть вторая) от 05.08.2000 № 117-ФЗ. Глава 23 «Налог на доходы физических лиц», глава 34 «Страховые взносы».</w:t>
+        <w:t>41. Налоговый кодекс Российской Федерации. Часть вторая : федеральный закон от 05.08.2000 № 117-ФЗ. Глава 23 «Налог на доходы физических лиц». Глава 34 «Страховые взносы».</w:t>
       </w:r>
     </w:p>
     <w:p>
@@ -13822,7 +13861,7 @@
         <w:jc w:val="left"/>
       </w:pPr>
       <w:r>
-        <w:t>42. Производственный календарь на 2026 год // КонсультантПлюс. – URL: https://www.consultant.ru/law/ref/calendar/proizvodstvennye/2026/ (дата обращения: 24.09.2026).</w:t>
+        <w:t>42. Производственный календарь на 2026 год. – Текст : электронный // КонсультантПлюс : [сайт]. – URL: https://www.consultant.ru/law/ref/calendar/proizvodstvennye/2026/ (дата обращения: 24.09.2026).</w:t>
       </w:r>
     </w:p>
     <w:p>
@@ -13831,7 +13870,7 @@
         <w:jc w:val="left"/>
       </w:pPr>
       <w:r>
-        <w:t>43. Предельная база страховых взносов в 2026 году: размер и тарифы // Контур. – URL: https://kontur.ru/articles/4261 (дата обращения: 24.09.2026).</w:t>
+        <w:t>43. Предельная база страховых взносов в 2026 году : размер и тарифы. – Текст : электронный // Контур : [сайт]. – URL: https://kontur.ru/articles/4261 (дата обращения: 24.09.2026).</w:t>
       </w:r>
     </w:p>
     <w:p>
@@ -13840,7 +13879,7 @@
         <w:jc w:val="left"/>
       </w:pPr>
       <w:r>
-        <w:t>44. Официальные курсы валют на заданную дату, устанавливаемые ежедневно // Банк России. – URL: https://www.cbr.ru/currency_base/daily/ (дата обращения: 24.09.2026).</w:t>
+        <w:t>44. Официальные курсы валют на заданную дату, устанавливаемые ежедневно. – Текст : электронный // Банк России : [сайт]. – URL: https://www.cbr.ru/currency_base/daily/ (дата обращения: 24.09.2026).</w:t>
       </w:r>
     </w:p>
     <w:p>
@@ -13849,7 +13888,7 @@
         <w:jc w:val="left"/>
       </w:pPr>
       <w:r>
-        <w:t>45. W25Q32JVSSIQ, микросхема памяти FLASH 32 Мбит // ЧИП и ДИП. – URL: https://www.chipdip.ru/product/w25q32jvssiq ; Программаторы CH341A // Яндекс Маркет. – URL: https://market.yandex.ru/category/programmatory-ch341a (дата обращения: 24.09.2026).</w:t>
+        <w:t>45. W25Q32JVSSIQ, микросхема памяти FLASH 32 Мбит. – Текст : электронный // ЧИП и ДИП : [сайт]. – URL: https://www.chipdip.ru/product/w25q32jvssiq (дата обращения: 24.09.2026).</w:t>
       </w:r>
     </w:p>
     <w:p>
@@ -13858,7 +13897,7 @@
         <w:jc w:val="left"/>
       </w:pPr>
       <w:r>
-        <w:t>46. Тарифы на электроэнергию в Москве в 2026 году // Т—Ж. – URL: https://t-j.ru/msk-electroprices/ (дата обращения: 24.09.2026).</w:t>
+        <w:t>46. Программаторы CH341A. – Текст : электронный // Яндекс Маркет : [сайт]. – URL: https://market.yandex.ru/category/programmatory-ch341a (дата обращения: 24.09.2026).</w:t>
       </w:r>
     </w:p>
     <w:p>
@@ -13867,7 +13906,7 @@
         <w:jc w:val="left"/>
       </w:pPr>
       <w:r>
-        <w:t>47. О Классификации основных средств, включаемых в амортизационные группы: постановление Правительства РФ от 01.01.2002 № 1 (ред. действ.).</w:t>
+        <w:t>47. Тарифы на электроэнергию в Москве в 2026 году. – Текст : электронный // Т—Ж : [сайт]. – URL: https://t-j.ru/msk-electroprices/ (дата обращения: 24.09.2026).</w:t>
       </w:r>
     </w:p>
     <w:p>
@@ -13876,7 +13915,7 @@
         <w:jc w:val="left"/>
       </w:pPr>
       <w:r>
-        <w:t>48. СП 2.2.3670-20. Санитарно-эпидемиологические требования к условиям труда: утв. постановлением Главного государственного санитарного врача РФ от 02.12.2020 № 40.</w:t>
+        <w:t>48. О Классификации основных средств, включаемых в амортизационные группы : постановление Правительства Российской Федерации от 01.01.2002 № 1 (в действующей редакции).</w:t>
       </w:r>
     </w:p>
     <w:p>
@@ -13885,7 +13924,7 @@
         <w:jc w:val="left"/>
       </w:pPr>
       <w:r>
-        <w:t>49. ГОСТ 12.2.032-78. Система стандартов безопасности труда. Рабочее место при выполнении работ сидя. Общие эргономические требования.</w:t>
+        <w:t>49. СП 2.2.3670-20. Санитарно-эпидемиологические требования к условиям труда : санитарные правила : утверждены постановлением Главного государственного санитарного врача Российской Федерации от 02.12.2020 № 40.</w:t>
       </w:r>
     </w:p>
     <w:p>
@@ -13894,7 +13933,7 @@
         <w:jc w:val="left"/>
       </w:pPr>
       <w:r>
-        <w:t>50. ГОСТ Р 50923-96. Дисплеи. Рабочее место оператора. Общие эргономические требования и требования к производственной среде. Методы измерения.</w:t>
+        <w:t>50. ГОСТ 12.2.032-78. Система стандартов безопасности труда. Рабочее место при выполнении работ сидя. Общие эргономические требования : межгосударственный стандарт.</w:t>
       </w:r>
     </w:p>
     <w:p>
@@ -13903,7 +13942,7 @@
         <w:jc w:val="left"/>
       </w:pPr>
       <w:r>
-        <w:t>51. ГОСТ Р 50948-2001. Средства отображения информации индивидуального пользования. Общие эргономические требования и требования безопасности.</w:t>
+        <w:t>51. ГОСТ Р 50923-96. Дисплеи. Рабочее место оператора. Общие эргономические требования и требования к производственной среде. Методы измерения : государственный стандарт Российской Федерации.</w:t>
       </w:r>
     </w:p>
     <w:p>
@@ -13912,7 +13951,7 @@
         <w:jc w:val="left"/>
       </w:pPr>
       <w:r>
-        <w:t>52. ГОСТ Р ИСО 9241-4-2009. Эргономические требования к проведению офисных работ с использованием видеодисплейных терминалов (VDT). Часть 4. Требования к клавиатуре.</w:t>
+        <w:t>52. ГОСТ Р 50948-2001. Средства отображения информации индивидуального пользования. Общие эргономические требования и требования безопасности : государственный стандарт Российской Федерации.</w:t>
       </w:r>
     </w:p>
     <w:p>
@@ -13921,7 +13960,7 @@
         <w:jc w:val="left"/>
       </w:pPr>
       <w:r>
-        <w:t>53. ГОСТ 12.0.003-2015. Система стандартов безопасности труда. Опасные и вредные производственные факторы. Классификация.</w:t>
+        <w:t>53. ГОСТ Р ИСО 9241-4-2009. Эргономические требования к проведению офисных работ с использованием видеодисплейных терминалов (VDT). Часть 4. Требования к клавиатуре : национальный стандарт Российской Федерации.</w:t>
       </w:r>
     </w:p>
     <w:p>
@@ -13930,7 +13969,7 @@
         <w:jc w:val="left"/>
       </w:pPr>
       <w:r>
-        <w:t>54. ГОСТ 12.1.005-88. Система стандартов безопасности труда. Общие санитарно-гигиенические требования к воздуху рабочей зоны.</w:t>
+        <w:t>54. ГОСТ 12.0.003-2015. Система стандартов безопасности труда. Опасные и вредные производственные факторы. Классификация : межгосударственный стандарт.</w:t>
       </w:r>
     </w:p>
     <w:p>
@@ -13939,7 +13978,7 @@
         <w:jc w:val="left"/>
       </w:pPr>
       <w:r>
-        <w:t>55. СанПиН 1.2.3685-21. Гигиенические нормативы и требования к обеспечению безопасности и (или) безвредности для человека факторов среды обитания: утв. постановлением Главного государственного санитарного врача РФ от 28.01.2021 № 2 (ред. от 24.12.2025).</w:t>
+        <w:t>55. ГОСТ 12.1.005-88. Система стандартов безопасности труда. Общие санитарно-гигиенические требования к воздуху рабочей зоны : межгосударственный стандарт.</w:t>
       </w:r>
     </w:p>
     <w:p>
@@ -13948,7 +13987,7 @@
         <w:jc w:val="left"/>
       </w:pPr>
       <w:r>
-        <w:t>56. СП 52.13330.2016. Естественное и искусственное освещение. Актуализированная редакция СНиП 23-05-95*.</w:t>
+        <w:t>56. СанПиН 1.2.3685-21. Гигиенические нормативы и требования к обеспечению безопасности и (или) безвредности для человека факторов среды обитания : санитарные правила и нормы : утверждены постановлением Главного государственного санитарного врача Российской Федерации от 28.01.2021 № 2 (ред. от 24.12.2025).</w:t>
       </w:r>
     </w:p>
     <w:p>
@@ -13957,7 +13996,7 @@
         <w:jc w:val="left"/>
       </w:pPr>
       <w:r>
-        <w:t>57. Кнорринг Г. М., Фадин И. М., Сидоров В. Н. Справочная книга для проектирования электрического освещения. – 2-е изд., перераб. и доп. – СПб.: Энергоатомиздат, 1992. – 448 с.</w:t>
+        <w:t>57. СП 52.13330.2016. Естественное и искусственное освещение. Актуализированная редакция СНиП 23-05-95* : свод правил.</w:t>
       </w:r>
     </w:p>
     <w:p>
@@ -13966,7 +14005,7 @@
         <w:jc w:val="left"/>
       </w:pPr>
       <w:r>
-        <w:t>58. T-Halow: AT command set // Xinyuan-LilyGO, GitHub. – URL: https://github.com/Xinyuan-LilyGO/T-Halow (дата обращения: 24.09.2026).</w:t>
+        <w:t>58. Кнорринг, Г. М. Справочная книга для проектирования электрического освещения / Г. М. Кнорринг, И. М. Фадин, В. Н. Сидоров. – 2-е изд., перераб. и доп. – Санкт-Петербург : Энергоатомиздат, 1992. – 448 с. – Текст : непосредственный.</w:t>
       </w:r>
     </w:p>
     <w:p>
@@ -13975,7 +14014,7 @@
         <w:jc w:val="left"/>
       </w:pPr>
       <w:r>
-        <w:t>59. Правила устройства электроустановок. – 7-е изд. – Гл. 1.1.</w:t>
+        <w:t>59. T-Halow : AT command set / Xinyuan-LilyGO. – Текст : электронный // GitHub : [сайт]. – URL: https://github.com/Xinyuan-LilyGO/T-Halow (дата обращения: 24.09.2026).</w:t>
       </w:r>
     </w:p>
     <w:p>
@@ -13984,7 +14023,7 @@
         <w:jc w:val="left"/>
       </w:pPr>
       <w:r>
-        <w:t>60. ГОСТ 12.1.038-82. Система стандартов безопасности труда. Электробезопасность. Предельно допустимые значения напряжений прикосновения и токов.</w:t>
+        <w:t>60. Правила устройства электроустановок. Глава 1.1. – 7-е изд.</w:t>
       </w:r>
     </w:p>
     <w:p>
@@ -13993,7 +14032,7 @@
         <w:jc w:val="left"/>
       </w:pPr>
       <w:r>
-        <w:t>61. Технический регламент о требованиях пожарной безопасности: Федеральный закон от 22.07.2008 № 123-ФЗ.</w:t>
+        <w:t>61. ГОСТ 12.1.038-82. Система стандартов безопасности труда. Электробезопасность. Предельно допустимые значения напряжений прикосновения и токов : межгосударственный стандарт.</w:t>
       </w:r>
     </w:p>
     <w:p>
@@ -14002,7 +14041,7 @@
         <w:jc w:val="left"/>
       </w:pPr>
       <w:r>
-        <w:t>62. Об утверждении Правил противопожарного режима в Российской Федерации: постановление Правительства РФ от 16.09.2020 № 1479.</w:t>
+        <w:t>62. Технический регламент о требованиях пожарной безопасности : федеральный закон от 22.07.2008 № 123-ФЗ.</w:t>
       </w:r>
     </w:p>
     <w:p>
@@ -14011,7 +14050,7 @@
         <w:jc w:val="left"/>
       </w:pPr>
       <w:r>
-        <w:t>63. СП 12.13130.2009. Определение категорий помещений, зданий и наружных установок по взрывопожарной и пожарной опасности.</w:t>
+        <w:t>63. Об утверждении Правил противопожарного режима в Российской Федерации : постановление Правительства Российской Федерации от 16.09.2020 № 1479.</w:t>
       </w:r>
     </w:p>
     <w:p>
@@ -14020,7 +14059,7 @@
         <w:jc w:val="left"/>
       </w:pPr>
       <w:r>
-        <w:t>64. СП 9.13130.2009. Техника пожарная. Огнетушители. Требования к эксплуатации.</w:t>
+        <w:t>64. СП 12.13130.2009. Определение категорий помещений, зданий и наружных установок по взрывопожарной и пожарной опасности : свод правил.</w:t>
       </w:r>
     </w:p>
     <w:p>
@@ -14029,7 +14068,7 @@
         <w:jc w:val="left"/>
       </w:pPr>
       <w:r>
-        <w:t>65. Р 2.2.2006-05. Руководство по гигиенической оценке факторов рабочей среды и трудового процесса. Критерии и классификация условий труда.</w:t>
+        <w:t>65. СП 9.13130.2009. Техника пожарная. Огнетушители. Требования к эксплуатации : свод правил.</w:t>
       </w:r>
     </w:p>
     <w:p>
@@ -14038,7 +14077,7 @@
         <w:jc w:val="left"/>
       </w:pPr>
       <w:r>
-        <w:t>66. МР 2.2.7.2129-06. Режимы труда и отдыха работающих в холодное время на открытой территории или в неотапливаемых помещениях.</w:t>
+        <w:t>66. Р 2.2.2006-05. Руководство по гигиенической оценке факторов рабочей среды и трудового процесса. Критерии и классификация условий труда.</w:t>
       </w:r>
     </w:p>
     <w:p>
@@ -14047,7 +14086,7 @@
         <w:jc w:val="left"/>
       </w:pPr>
       <w:r>
-        <w:t>67. Об отходах производства и потребления: Федеральный закон от 24.06.1998 № 89-ФЗ.</w:t>
+        <w:t>67. МР 2.2.7.2129-06. Режимы труда и отдыха работающих в холодное время на открытой территории или в неотапливаемых помещениях : методические рекомендации.</w:t>
       </w:r>
     </w:p>
     <w:p>
@@ -14056,7 +14095,7 @@
         <w:jc w:val="left"/>
       </w:pPr>
       <w:r>
-        <w:t>68. Об утверждении перечня видов отходов производства и потребления, в состав которых входят полезные компоненты, захоронение которых запрещается: распоряжение Правительства РФ от 25.07.2017 № 1589-р.</w:t>
+        <w:t>68. Об отходах производства и потребления : федеральный закон от 24.06.1998 № 89-ФЗ.</w:t>
       </w:r>
     </w:p>
     <w:p>
@@ -14065,7 +14104,7 @@
         <w:jc w:val="left"/>
       </w:pPr>
       <w:r>
-        <w:t>69. О специальной оценке условий труда: Федеральный закон от 28.12.2013 № 426-ФЗ.</w:t>
+        <w:t>69. Об утверждении перечня видов отходов производства и потребления, в состав которых входят полезные компоненты, захоронение которых запрещается : распоряжение Правительства Российской Федерации от 25.07.2017 № 1589-р.</w:t>
       </w:r>
     </w:p>
     <w:p>
@@ -14074,7 +14113,16 @@
         <w:jc w:val="left"/>
       </w:pPr>
       <w:r>
-        <w:t>70. Об утверждении Методики проведения специальной оценки условий труда, Классификатора вредных и (или) опасных производственных факторов, формы отчета о проведении специальной оценки условий труда и инструкции по ее заполнению: приказ Минтруда России от 21.11.2023 № 817н.</w:t>
+        <w:t>70. О специальной оценке условий труда : федеральный закон от 28.12.2013 № 426-ФЗ.</w:t>
+      </w:r>
+    </w:p>
+    <w:p>
+      <w:pPr>
+        <w:ind w:firstLine="0"/>
+        <w:jc w:val="left"/>
+      </w:pPr>
+      <w:r>
+        <w:t>71. Об утверждении Методики проведения специальной оценки условий труда, Классификатора вредных и (или) опасных производственных факторов, формы отчета о проведении специальной оценки условий труда и инструкции по ее заполнению : приказ Минтруда России от 21.11.2023 № 817н.</w:t>
       </w:r>
     </w:p>
     <w:sectPr>

--- a/docs/vkr/Osnovnaya_chast_HaLow.docx
+++ b/docs/vkr/Osnovnaya_chast_HaLow.docx
@@ -51,17 +51,17 @@
     </w:p>
     <w:p>
       <w:r>
-        <w:t>Существующие каналы связи решают эту задачу лишь частично. Технологии семейства LoRa обеспечивают дальность в километры, но их скорость составляет от 0,3 до 50 кбит/с [4] — этого достаточно для телеметрии, но не для видео. Сети Wi-Fi стандарта IEEE 802.11 в диапазонах 2,4 и 5 ГГц дают десятки мегабит в секунду [5], однако на расстояниях в сотни метров и за препятствиями связь теряется. Сотовые сети зависят от наземной инфраструктуры, которой нет над лесом и в удалённых районах, а полосы, выделенные для беспилотных систем, требуют разрешительных процедур [3].</w:t>
+        <w:t>Существующие каналы связи решают эту задачу лишь частично. Технологии семейства LoRa обеспечивают дальность в километры, но их скорость составляет от 0,3 до 37,5 кбит/с [4, 5] — этого достаточно для телеметрии, но не для видео. Сети Wi-Fi стандарта IEEE 802.11 в диапазонах 2,4 и 5 ГГц дают десятки мегабит в секунду [6], однако на расстояниях в сотни метров и за препятствиями связь теряется. Сотовые сети зависят от наземной инфраструктуры, которой нет над лесом и в удалённых районах, а полосы, выделенные для беспилотных систем, требуют разрешительных процедур [3].</w:t>
       </w:r>
     </w:p>
     <w:p>
       <w:r>
-        <w:t>Технология Wi-Fi HaLow (IEEE 802.11ah) [6, 7] занимает промежуточное положение. Она работает в нелицензируемом диапазоне ниже 1 ГГц, где радиоволны распространяются дальше и лучше огибают препятствия, и при этом сохраняет стек протоколов Wi-Fi. Среди нелицензируемых технологий диапазона ниже 1 ГГц Wi-Fi HaLow — единственная, которая переносит IP-трафик со скоростью, достаточной для видео, и работает без наземной инфраструктуры.</w:t>
+        <w:t>Технология Wi-Fi HaLow (IEEE 802.11ah) [7, 8] занимает промежуточное положение. Она работает в нелицензируемом диапазоне ниже 1 ГГц, где радиоволны распространяются дальше и лучше огибают препятствия, и при этом сохраняет стек протоколов Wi-Fi. Среди нелицензируемых технологий диапазона ниже 1 ГГц Wi-Fi HaLow — единственная, которая переносит IP-трафик со скоростью, достаточной для видео, и работает без наземной инфраструктуры.</w:t>
       </w:r>
     </w:p>
     <w:p>
       <w:r>
-        <w:t>Доступное оборудование Wi-Fi HaLow появилось лишь в 2024–2025 годах. Большинство опубликованных оценок технологии получено аналитически или средствами имитационного моделирования [8, 9], а натурных измерений на серийном оборудовании немного [10]. Поэтому практическая проверка характеристик Wi-Fi HaLow на оборудовании, доступном в Российской Федерации, и разработка на её основе предложений по увеличению дальности и надёжности передачи данных с борта БПЛА являются актуальной задачей.</w:t>
+        <w:t>Доступное оборудование Wi-Fi HaLow появилось лишь в 2024–2025 годах. Большинство опубликованных оценок технологии получено аналитически или средствами имитационного моделирования [9, 10], а натурных измерений на серийном оборудовании немного [11]. Поэтому практическая проверка характеристик Wi-Fi HaLow на оборудовании, доступном в Российской Федерации, и разработка на её основе предложений по увеличению дальности и надёжности передачи данных с борта БПЛА являются актуальной задачей.</w:t>
       </w:r>
     </w:p>
     <w:p>
@@ -208,7 +208,7 @@
         <w:t xml:space="preserve">Пояснительная записка состоит из введения, пяти глав, заключения и списка использованных источников. В первой главе выполнен сравнительный анализ Wi-Fi HaLow с другими вариантами канала связи с БПЛА, во второй — обоснование эксперимента, его методика, выбор и настройка средств, в третьей приведены результаты серии экспериментов и сравнение с другими протоколами. Четвёртая глава содержит экономическую часть, пятая — раздел охраны труда и окружающей среды. В заключении сформулированы основные результаты и предложения по интеграции разработанных решений в существующие модели БПЛА. </w:t>
       </w:r>
       <w:r>
-        <w:t>Пояснительная записка: 94 с., 8 рис., 33 табл., 71 источн.</w:t>
+        <w:t>Пояснительная записка: 97 с., 8 рис., 33 табл., 70 источн.</w:t>
       </w:r>
     </w:p>
     <w:p>
@@ -258,17 +258,17 @@
     </w:p>
     <w:p>
       <w:r>
-        <w:t>Каналы управления и телеметрии большинства современных аппаратов строятся на модуляции LoRa в диапазонах 868/915 МГц и 2,4 ГГц [11]. Расширение спектра даёт высокую чувствительность приёмника и дальность в километры, но ценой скорости: от 0,3 до 50 кбит/с [4]. Видео по такому каналу не передать.</w:t>
+        <w:t>Каналы управления и телеметрии большинства современных аппаратов строятся на модуляции LoRa в диапазонах 868/915 МГц и 2,4 ГГц [12]. Расширение спектра даёт высокую чувствительность приёмника и дальность в километры, но ценой скорости: от 0,3 до 37,5 кбит/с [4, 5]. Видео по такому каналу не передать.</w:t>
       </w:r>
     </w:p>
     <w:p>
       <w:r>
-        <w:t>Видео традиционно передаётся отдельным аналоговым передатчиком диапазона 5,8 ГГц. Такой канал не контролирует ошибки, не переносит IP-трафик и быстро теряет сигнал за препятствиями: на частоте 5,8 ГГц потери растут, а огибание препятствий слабое [12].</w:t>
+        <w:t>Видео традиционно передаётся отдельным аналоговым передатчиком диапазона 5,8 ГГц. Такой канал не контролирует ошибки, не переносит IP-трафик и быстро теряет сигнал за препятствиями: на частоте 5,8 ГГц потери растут, а огибание препятствий слабое [13].</w:t>
       </w:r>
     </w:p>
     <w:p>
       <w:r>
-        <w:t>Сети Wi-Fi стандартов IEEE 802.11n/ac/ax дают десятки и сотни мегабит в секунду [5], но рассчитаны на расстояния в десятки метров. С серийными антеннами связь на открытой местности сохраняется на сотнях метров, а за препятствиями — много меньше.</w:t>
+        <w:t>Сети Wi-Fi стандартов IEEE 802.11n/ac/ax дают десятки и сотни мегабит в секунду [6], но рассчитаны на расстояния в десятки метров. С серийными антеннами связь на открытой местности сохраняется на сотнях метров, а за препятствиями — много меньше.</w:t>
       </w:r>
     </w:p>
     <w:p>
@@ -307,7 +307,7 @@
         <w:t xml:space="preserve">Дальность. </w:t>
       </w:r>
       <w:r>
-        <w:t>Затухание в свободном пространстве растёт с квадратом частоты. В инженерной форме формулы Фрииса [13] потери на трассе составляют</w:t>
+        <w:t>Затухание в свободном пространстве растёт с квадратом частоты. В инженерной форме формулы Фрииса [14] потери на трассе составляют</w:t>
       </w:r>
     </w:p>
     <w:tbl>
@@ -575,7 +575,7 @@
     </w:p>
     <w:p>
       <w:r>
-        <w:t>Канал Wi-Fi шириной 20 МГц собирает шум −101,0 дБм, канал Wi-Fi HaLow шириной 2 МГц — −111,0 дБм: ещё 10,0 дБ в пользу узкого канала. При равной мощности и одинаковых антеннах суммарный энергетический выигрыш составляет 19,0 дБ, что в свободном пространстве соответствует увеличению дальности в 8,9 раза. Проектная дальность Wi-Fi HaLow — около 1 км [9, 14]. Производитель радиомодуля платформы указывает для канала 2 МГц при мощности +20 дБм дальность 1200 м со скоростью TCP более 2 Мбит/с в условиях без препятствий [15]. Нормы Российской Федерации ограничивают мощность Wi-Fi HaLow сильнее, чем мощность Wi-Fi 2,4 ГГц (см. «Регулирование»): с учётом этого выигрыш сокращается до 15,1 дБ.</w:t>
+        <w:t>Канал Wi-Fi шириной 20 МГц собирает шум −101,0 дБм, канал Wi-Fi HaLow шириной 2 МГц — −111,0 дБм: ещё 10,0 дБ в пользу узкого канала. При равной мощности и одинаковых антеннах суммарный энергетический выигрыш составляет 19,0 дБ, что в свободном пространстве соответствует увеличению дальности в 8,9 раза. Проектная дальность Wi-Fi HaLow — около 1 км [10, 15]. Производитель радиомодуля платформы указывает для канала 2 МГц при мощности +20 дБм дальность 1200 м со скоростью TCP более 2 Мбит/с в условиях без препятствий [16]. Нормы Российской Федерации ограничивают мощность Wi-Fi HaLow сильнее, чем мощность Wi-Fi 2,4 ГГц (см. «Регулирование»): с учётом этого выигрыш сокращается до 15,1 дБ.</w:t>
       </w:r>
     </w:p>
     <w:p>
@@ -586,7 +586,7 @@
         <w:t xml:space="preserve">Проникающая способность. </w:t>
       </w:r>
       <w:r>
-        <w:t>Радиоволны диапазона ниже 1 ГГц лучше огибают препятствия и слабее затухают в растительности и стенах, чем волны 2,4 и 5 ГГц [12]. По модели потерь проникновения 3GPP TR 38.901 (бетон: 5 + 4f дБ, f в ГГц) бетонная стена ослабляет сигнал на 8,5 дБ на частоте 867 МГц, на 14,8 дБ на 2,44 ГГц и на 27,0 дБ на 5,5 ГГц [16]. Для БПЛА, работающих над лесом, за рельефом и строениями, это главное преимущество диапазона ниже 1 ГГц.</w:t>
+        <w:t>Радиоволны диапазона ниже 1 ГГц лучше огибают препятствия и слабее затухают в растительности и стенах, чем волны 2,4 и 5 ГГц [13]. По модели потерь проникновения 3GPP TR 38.901 (бетон: 5 + 4f дБ, f в ГГц) бетонная стена ослабляет сигнал на 8,5 дБ на частоте 867 МГц, на 14,8 дБ на 2,44 ГГц и на 27,0 дБ на 5,5 ГГц [17]. Для БПЛА, работающих над лесом, за рельефом и строениями, это главное преимущество диапазона ниже 1 ГГц.</w:t>
       </w:r>
     </w:p>
     <w:p>
@@ -597,7 +597,7 @@
         <w:t xml:space="preserve">Пропускная способность. </w:t>
       </w:r>
       <w:r>
-        <w:t>Скорость на физическом уровне Wi-Fi HaLow составляет от 150 кбит/с в канале 1 МГц до 346,7 Мбит/с в канале 16 МГц с четырьмя пространственными потоками [14]. В каналах 1–2 МГц, которые помещаются в разрешённые полосы 864–865 и 866–868 МГц, скорость одного потока по стандарту — от 0,15 до 7,8 Мбит/с (таблица 2.1) [17]; радиомодуль платформы этой работы в канале 2 МГц использует схемы MCS 0–7, то есть до 6,5 Мбит/с. Wi-Fi 2,4 ГГц на процессоре ESP32-S3 той же платы передаёт в эфире в лабораторных условиях 20 Мбит/с по TCP и 30 Мбит/с по UDP [18]. LoRa в канале 125 кГц даёт от 293 до 5468 бит/с в зависимости от коэффициента расширения спектра [19], а наибольшая скорость приёмопередатчиков SX127x — 37,5 кбит/с [20]: видео по такому каналу не передать.</w:t>
+        <w:t>Скорость на физическом уровне Wi-Fi HaLow составляет от 150 кбит/с в канале 1 МГц до 346,7 Мбит/с в канале 16 МГц с четырьмя пространственными потоками [15]. В каналах 1–2 МГц, которые помещаются в разрешённые полосы 864–865 и 866–868 МГц, скорость одного потока по стандарту — от 0,15 до 7,8 Мбит/с (таблица 2.1) [18]; радиомодуль платформы этой работы в канале 2 МГц использует схемы MCS 0–7, то есть до 6,5 Мбит/с. Wi-Fi 2,4 ГГц на процессоре ESP32-S3 той же платы передаёт в эфире в лабораторных условиях 20 Мбит/с по TCP и 30 Мбит/с по UDP [19]. LoRa в канале 125 кГц даёт от 293 до 5468 бит/с в зависимости от коэффициента расширения спектра [4], а наибольшая скорость приёмопередатчиков SX127x — 37,5 кбит/с [5]: видео по такому каналу не передать.</w:t>
       </w:r>
     </w:p>
     <w:p>
@@ -608,7 +608,7 @@
         <w:t xml:space="preserve">Чувствительность. </w:t>
       </w:r>
       <w:r>
-        <w:t>По паспорту радиомодуля TX-AH чувствительность (при доле ошибочных пакетов 10 %) составляет −105 дБм в канале 1 МГц на MCS 10, −95 дБм в канале 8 МГц на MCS 0 и −81 дБм на MCS 7 [15]; для канала 2 МГц паспорт значений не даёт, и в работе они оценены сдвигом на 10 lg(8/2) = 6 дБ: около −101 дБм на MCS 0 и −87 дБм на MCS 7. У Wi-Fi 2,4 ГГц процессора ESP32-S3 — от −98,4 дБм (802.11b, 1 Мбит/с) до −74,2 дБм (802.11n, MCS 7) [21], у LoRa — от −123 до −137 дБм [19].</w:t>
+        <w:t>По паспорту радиомодуля TX-AH чувствительность (при доле ошибочных пакетов 10 %) составляет −105 дБм в канале 1 МГц на MCS 10, −95 дБм в канале 8 МГц на MCS 0 и −81 дБм на MCS 7 [16]; для канала 2 МГц паспорт значений не даёт, и в работе они оценены сдвигом на 10 lg(8/2) = 6 дБ: около −101 дБм на MCS 0 и −87 дБм на MCS 7. У Wi-Fi 2,4 ГГц процессора ESP32-S3 — от −98,4 дБм (802.11b, 1 Мбит/с) до −74,2 дБм (802.11n, MCS 7) [20], у LoRa — от −123 до −137 дБм [4].</w:t>
       </w:r>
     </w:p>
     <w:p>
@@ -619,7 +619,7 @@
         <w:t xml:space="preserve">Энергопотребление. </w:t>
       </w:r>
       <w:r>
-        <w:t>Стандарт IEEE 802.11ah содержит механизмы для устройств с батарейным питанием: целевое время пробуждения (TWT) и окно ограниченного доступа (RAW) [9, 14]. Радиомодуль TX-AH потребляет при передаче на +20 дБм 300 мА, при приёме 55–100 мА [15]; Wi-Fi ESP32-S3 — 283–340 мА при передаче и 88–91 мА при приёме [21]; приёмопередатчик LoRa RFM95 — от 66 до 396 мВт при мощности от −4 до +20 дБм [22]. Токи Wi-Fi HaLow и Wi-Fi 2,4 ГГц сопоставимы; LoRa экономичнее при малых объёмах данных. Для БПЛА энергопотребление радиоканала мало по сравнению с потреблением двигателей, поэтому этот критерий важнее для наземных датчиков. Механизмы TWT и RAW проявляются в сетях из многих станций и в двухузловой конфигурации этой работы не исследуются.</w:t>
+        <w:t>Стандарт IEEE 802.11ah содержит механизмы для устройств с батарейным питанием: целевое время пробуждения (TWT) и окно ограниченного доступа (RAW) [10, 15]. Радиомодуль TX-AH потребляет при передаче на +20 дБм 300 мА, при приёме 55–100 мА [16]; Wi-Fi ESP32-S3 — 283–340 мА при передаче и 88–91 мА при приёме [20]; приёмопередатчик LoRa RFM95 — от 66 до 396 мВт при мощности от −4 до +20 дБм [21]. Токи Wi-Fi HaLow и Wi-Fi 2,4 ГГц сопоставимы; LoRa экономичнее при малых объёмах данных. Для БПЛА энергопотребление радиоканала мало по сравнению с потреблением двигателей, поэтому этот критерий важнее для наземных датчиков. Механизмы TWT и RAW проявляются в сетях из многих станций и в двухузловой конфигурации этой работы не исследуются.</w:t>
       </w:r>
     </w:p>
     <w:p>
@@ -630,7 +630,7 @@
         <w:t xml:space="preserve">Регулирование. </w:t>
       </w:r>
       <w:r>
-        <w:t>Решением ГКРЧ от 07.05.2007 № 07-20-03-001 (в редакции от 24.12.2018) [23] в приложении 11 «Неспециализированные (любого назначения) устройства» выделены полосы 864–865 МГц (эффективная излучаемая мощность, ЭИМ, не более 25 мВт, рабочий цикл не более 0,1 % или режим прослушивания перед излучением, LBT) и 866–868 МГц. Полоса 866–868 МГц введена решением ГКРЧ № 18-46-03-1 [24]: ЭИМ не более 25 мВт при спектральной плотности ЭИМ не более 1000 мВт/МГц (оба условия выполняются одновременно), рабочий цикл не более 1 % или режим LBT. В обеих полосах использование запрещено в пределах аэропортов (аэродромов), что для БПЛА существенно: на территории аэродрома канал этого диапазона применять нельзя. В полосе 2400–2483,5 МГц (приложение 2 того же решения) устройствам с расширением спектра и другими видами модуляции разрешена эквивалентная изотропно излучаемая мощность (ЭИИМ) до 100 мВт при спектральной плотности ЭИИМ не более 10 мВт/МГц [23]. Мощность 25 мВт ЭИМ соответствует 14 дБм ЭИМ, или 16,15 дБм ЭИИМ; стенд с мощностью на выходе модуля не более 14 дБм укладывается в эту норму при усилении антенны не более 2,15 дБи. Wi-Fi HaLow перед передачей прослушивает эфир (CSMA/CA), что соответствует режиму LBT; канал шириной 1 или 2 МГц целиком помещается в полосу 866–868 МГц (в работе — канал 2 МГц с центром 867,0 МГц), более широкие каналы — нет.</w:t>
+        <w:t>Решением ГКРЧ от 07.05.2007 № 07-20-03-001 (в редакции от 24.12.2018) [22] в приложении 11 «Неспециализированные (любого назначения) устройства» выделены полосы 864–865 МГц (эффективная излучаемая мощность, ЭИМ, не более 25 мВт, рабочий цикл не более 0,1 % или режим прослушивания перед излучением, LBT) и 866–868 МГц. Полоса 866–868 МГц введена решением ГКРЧ № 18-46-03-1 [23]: ЭИМ не более 25 мВт при спектральной плотности ЭИМ не более 1000 мВт/МГц (оба условия выполняются одновременно), рабочий цикл не более 1 % или режим LBT. В обеих полосах использование запрещено в пределах аэропортов (аэродромов), что для БПЛА существенно: на территории аэродрома канал этого диапазона применять нельзя. В полосе 2400–2483,5 МГц (приложение 2 того же решения) устройствам с расширением спектра и другими видами модуляции разрешена эквивалентная изотропно излучаемая мощность (ЭИИМ) до 100 мВт при спектральной плотности ЭИИМ не более 10 мВт/МГц [22]. Мощность 25 мВт ЭИМ соответствует 14 дБм ЭИМ, или 16,15 дБм ЭИИМ; стенд с мощностью на выходе модуля не более 14 дБм укладывается в эту норму при усилении антенны не более 2,15 дБи. Wi-Fi HaLow перед передачей прослушивает эфир (CSMA/CA), что соответствует режиму LBT; канал шириной 1 или 2 МГц целиком помещается в полосу 866–868 МГц (в работе — канал 2 МГц с центром 867,0 МГц), более широкие каналы — нет.</w:t>
       </w:r>
     </w:p>
     <w:p>
@@ -1684,7 +1684,7 @@
         <w:t xml:space="preserve">– </w:t>
       </w:r>
       <w:r>
-        <w:t>сеть из нескольких удалённых объектов с одним наземным пунктом: одна точка доступа IEEE 802.11ah обслуживает до 8191 станции [14].</w:t>
+        <w:t>сеть из нескольких удалённых объектов с одним наземным пунктом: одна точка доступа IEEE 802.11ah обслуживает до 8191 станции [15].</w:t>
       </w:r>
     </w:p>
     <w:p>
@@ -1745,7 +1745,7 @@
         <w:t xml:space="preserve">Потери на трассе. </w:t>
       </w:r>
       <w:r>
-        <w:t>Для свободного пространства мощность на входе приёмника определяется формулой Фрииса [13]:</w:t>
+        <w:t>Для свободного пространства мощность на входе приёмника определяется формулой Фрииса [14]:</w:t>
       </w:r>
     </w:p>
     <w:tbl>
@@ -1972,7 +1972,7 @@
     </w:p>
     <w:p>
       <w:r>
-        <w:t>В реальной среде потери растут быстрее. Логарифмическая модель описывает их через показатель затухания n и случайную составляющую затенения [12]:</w:t>
+        <w:t>В реальной среде потери растут быстрее. Логарифмическая модель описывает их через показатель затухания n и случайную составляющую затенения [13]:</w:t>
       </w:r>
     </w:p>
     <w:tbl>
@@ -2378,7 +2378,7 @@
         <w:ind w:firstLine="0"/>
       </w:pPr>
       <w:r>
-        <w:t>где h₁, h₂ — высоты антенн над землёй, потери растут не на 20, а на 40 дБ на декаду расстояния [12]. Для антенн на высоте 1,5 м над землёй излом наступает уже на 26 м. Если одна антенна поднята на борту БПЛА на 50 м, излом отодвигается до 868 м, на 100 м — до 1735 м. Высоты 50 и 100 м взяты как примеры рабочей высоты полёта при мониторинге, а не как измеренные или нормативные значения: при наземной антенне на 1,5 м точка излома растёт линейно — на 17,4 м на каждый метр высоты антенны на борту, поэтому для любой другой высоты её легко пересчитать. Отсюда важное для методики следствие: испытания с обеими антеннами у земли дают заметно более пессимистичную картину, чем полёт, и высоту антенн при сопоставлении с натурными данными необходимо фиксировать и указывать. Для БПЛА вертолётного типа, способного зависать на заданной высоте, высота антенны на борту — управляемый параметр дальности.</w:t>
+        <w:t>где h₁, h₂ — высоты антенн над землёй, потери растут не на 20, а на 40 дБ на декаду расстояния [13]. Для антенн на высоте 1,5 м над землёй излом наступает уже на 26 м. Если одна антенна поднята на борту БПЛА на 50 м, излом отодвигается до 868 м, на 100 м — до 1735 м. Высоты 50 и 100 м взяты как примеры рабочей высоты полёта при мониторинге, а не как измеренные или нормативные значения: при наземной антенне на 1,5 м точка излома растёт линейно — на 17,4 м на каждый метр высоты антенны на борту, поэтому для любой другой высоты её легко пересчитать. Отсюда важное для методики следствие: испытания с обеими антеннами у земли дают заметно более пессимистичную картину, чем полёт, и высоту антенн при сопоставлении с натурными данными необходимо фиксировать и указывать. Для БПЛА вертолётного типа, способного зависать на заданной высоте, высота антенны на борту — управляемый параметр дальности.</w:t>
       </w:r>
     </w:p>
     <w:p>
@@ -2588,7 +2588,7 @@
         <w:t xml:space="preserve">Шум и пропускная способность. </w:t>
       </w:r>
       <w:r>
-        <w:t>Мощность шума в полосе приёмника определяется формулой (1.2). Верхнюю границу скорости при отношении сигнал/шум S/N задаёт формула Шеннона [25]:</w:t>
+        <w:t>Мощность шума в полосе приёмника определяется формулой (1.2). Верхнюю границу скорости при отношении сигнал/шум S/N задаёт формула Шеннона [24]:</w:t>
       </w:r>
     </w:p>
     <w:tbl>
@@ -2761,7 +2761,7 @@
     </w:p>
     <w:p>
       <w:r>
-        <w:t xml:space="preserve">Реальные скорости Wi-Fi HaLow задаются схемами модуляции и кодирования (MCS) стандарта [6]. Для одного пространственного потока и длинного защитного интервала в каналах, помещающихся в полосу 866–868 МГц, они приведены в таблице </w:t>
+        <w:t xml:space="preserve">Реальные скорости Wi-Fi HaLow задаются схемами модуляции и кодирования (MCS) стандарта [7]. Для одного пространственного потока и длинного защитного интервала в каналах, помещающихся в полосу 866–868 МГц, они приведены в таблице </w:t>
       </w:r>
       <w:r>
         <w:t>2.1</w:t>
@@ -4327,7 +4327,7 @@
     </w:p>
     <w:p>
       <w:r>
-        <w:t>Модели с коэффициентами, измеренными в других условиях, существуют: от таблиц показателя затухания для типовых сред [12] до моделей потерь, предложенных для IEEE 802.11ah на частоте 900 МГц [26]. Измерения они не отменяют по трём причинам. Первая — коэффициенты опубликованы диапазонами, а не значениями: для городской застройки n = 2,7–3,5 [12], и при одних и тех же допустимых потерях (80 дБ сверх потерь на опорном расстоянии 1 м) дальность составит около 920 м при n = 2,7 и около 190 м при n = 3,5. Вторая — каждая модель выведена для своей геометрии. Модели для IEEE 802.11ah предполагают антенну точки доступа на 15 м выше крыш (L = 8 + 37,6 lg d) или на уровне крыш (L = 23,3 + 36,7 lg d), d в метрах [26]. На 1 км они дают 121 и 133 дБ — 12 дБ расхождения между двумя моделями для одной технологии, а свободное пространство — 91 дБ. Для антенн на высоте 1,5 м над землёй ни одна из них не выводилась. Третья — даже подходящая модель даёт среднее значение с разбросом σ, то есть сама признаёт, что значение для конкретной трассы не предсказывает. Поэтому опубликованные модели служат в работе эталоном для сравнения, а какая из них описывает конкретную трассу и с каким разбросом, устанавливает измерение.</w:t>
+        <w:t>Модели с коэффициентами, измеренными в других условиях, существуют: от таблиц показателя затухания для типовых сред [13] до моделей потерь, предложенных для IEEE 802.11ah на частоте 900 МГц [25]. Измерения они не отменяют по трём причинам. Первая — коэффициенты опубликованы диапазонами, а не значениями: для городской застройки n = 2,7–3,5 [13], и при одних и тех же допустимых потерях (80 дБ сверх потерь на опорном расстоянии 1 м) дальность составит около 920 м при n = 2,7 и около 190 м при n = 3,5. Вторая — каждая модель выведена для своей геометрии. Модели для IEEE 802.11ah предполагают антенну точки доступа на 15 м выше крыш (L = 8 + 37,6 lg d) или на уровне крыш (L = 23,3 + 36,7 lg d), d в метрах [25]. На 1 км они дают 121 и 133 дБ — 12 дБ расхождения между двумя моделями для одной технологии, а свободное пространство — 91 дБ. Для антенн на высоте 1,5 м над землёй ни одна из них не выводилась. Третья — даже подходящая модель даёт среднее значение с разбросом σ, то есть сама признаёт, что значение для конкретной трассы не предсказывает. Поэтому опубликованные модели служат в работе эталоном для сравнения, а какая из них описывает конкретную трассу и с каким разбросом, устанавливает измерение.</w:t>
       </w:r>
     </w:p>
     <w:p>
@@ -4347,7 +4347,7 @@
     </w:p>
     <w:p>
       <w:r>
-        <w:t>В-четвёртых, совпадение средних значений не гарантирует связь: случайные провалы уровня сигнала уходят под порог приёма, и связь прерывается при среднем уровне, достаточном по расчёту. На стенде на неизменной трассе 5 м отношение сигнал/шум временами проседало до 12–20 дБ, и регулятор мощности поднимал мощность передатчика с 1 до 11–13 дБм (08.10). Паспорт радиомодуля приводит чувствительность только для каналов 1 и 8 МГц [15], для канала 2 МГц её приходится оценивать, поэтому энергетический бюджет канала остаётся оценкой, а границу связи в измерениях определяют по доле успешных передач.</w:t>
+        <w:t>В-четвёртых, совпадение средних значений не гарантирует связь: случайные провалы уровня сигнала уходят под порог приёма, и связь прерывается при среднем уровне, достаточном по расчёту. На стенде на неизменной трассе 5 м отношение сигнал/шум временами проседало до 12–20 дБ, и регулятор мощности поднимал мощность передатчика с 1 до 11–13 дБм (08.10). Паспорт радиомодуля приводит чувствительность только для каналов 1 и 8 МГц [16], для канала 2 МГц её приходится оценивать, поэтому энергетический бюджет канала остаётся оценкой, а границу связи в измерениях определяют по доле успешных передач.</w:t>
       </w:r>
     </w:p>
     <w:p>
@@ -4357,7 +4357,7 @@
     </w:p>
     <w:p>
       <w:r>
-        <w:t>В-шестых, опубликованные данные о дальности и скорости получены в других условиях и непосредственно к задаче не переносятся. Натурные данные производителя радиомодуля сняты при мощности +20 дБм [15, 27], пропускная способность Wi-Fi ESP32-S3 по данным производителя — в лаборатории и в экранированной камере [18]; в разрешённом в Российской Федерации режиме (канал 2 МГц, мощность не более 14 дБм) их нужно проверять. Кроме того, эффект каждой доработки канала доказывается только опытом: канал на одной и той же трассе меняется в разы по времени суток, поэтому варианты сравниваются парными опытами в одном включении питания. Так установлено, что граница MCS по уровню сигнала повышает полезную скорость в 1,5–2 раза при меньших потерях видеокадров (08.10), — расчёт этого эффекта не предсказывает, потому что не учитывает алгоритм выбора MCS радиомодуля.</w:t>
+        <w:t>В-шестых, опубликованные данные о дальности и скорости получены в других условиях и непосредственно к задаче не переносятся. Натурные данные производителя радиомодуля сняты при мощности +20 дБм [16, 26], пропускная способность Wi-Fi ESP32-S3 по данным производителя — в лаборатории и в экранированной камере [19]; в разрешённом в Российской Федерации режиме (канал 2 МГц, мощность не более 14 дБм) их нужно проверять. Кроме того, эффект каждой доработки канала доказывается только опытом: канал на одной и той же трассе меняется в разы по времени суток, поэтому варианты сравниваются парными опытами в одном включении питания. Так установлено, что граница MCS по уровню сигнала повышает полезную скорость в 1,5–2 раза при меньших потерях видеокадров (08.10), — расчёт этого эффекта не предсказывает, потому что не учитывает алгоритм выбора MCS радиомодуля.</w:t>
       </w:r>
     </w:p>
     <w:p>
@@ -5301,7 +5301,7 @@
               <w:rPr>
                 <w:sz w:val="22"/>
               </w:rPr>
-              <w:t>LilyGO T-HaLow V1.0 [28]</w:t>
+              <w:t>LilyGO T-HaLow V1.0 [27]</w:t>
             </w:r>
           </w:p>
         </w:tc>
@@ -5382,7 +5382,7 @@
               <w:rPr>
                 <w:sz w:val="22"/>
               </w:rPr>
-              <w:t>ALFA Network AHPI7292S [29]</w:t>
+              <w:t>ALFA Network AHPI7292S [28]</w:t>
             </w:r>
           </w:p>
         </w:tc>
@@ -5463,7 +5463,7 @@
               <w:rPr>
                 <w:sz w:val="22"/>
               </w:rPr>
-              <w:t>Newracom NRC7292 EVK, NRC7394 EVK [30, 31]</w:t>
+              <w:t>Newracom NRC7292 EVK, NRC7394 EVK [29, 30]</w:t>
             </w:r>
           </w:p>
         </w:tc>
@@ -5543,7 +5543,7 @@
               <w:rPr>
                 <w:sz w:val="22"/>
               </w:rPr>
-              <w:t>Morse Micro MM6108-EKH05 [32]</w:t>
+              <w:t>Morse Micro MM6108-EKH05 [31]</w:t>
             </w:r>
           </w:p>
         </w:tc>
@@ -5615,12 +5615,12 @@
     </w:p>
     <w:p>
       <w:r>
-        <w:t>Плата построена на модуле ESP32-S3-WROOM-1-N16R8 (два ядра Xtensa LX7 до 240 МГц, 16 МБ флеш-памяти, 8 МБ PSRAM, встроенный Wi-Fi 2,4 ГГц стандарта IEEE 802.11b/g/n) [21] и радиомодуле Wi-Fi HaLow Taixin TX-AH-R900P диапазона 859–894 МГц (далее — модуль). Камера OV5640 подключается шлейфом по параллельному интерфейсу DVP; на плате есть также разъём microSD и порт Ethernet, подключённый к модулю.</w:t>
+        <w:t>Плата построена на модуле ESP32-S3-WROOM-1-N16R8 (два ядра Xtensa LX7 до 240 МГц, 16 МБ флеш-памяти, 8 МБ PSRAM, встроенный Wi-Fi 2,4 ГГц стандарта IEEE 802.11b/g/n) [20] и радиомодуле Wi-Fi HaLow Taixin TX-AH-R900P диапазона 859–894 МГц (далее — модуль). Камера OV5640 подключается шлейфом по параллельному интерфейсу DVP; на плате есть также разъём microSD и порт Ethernet, подключённый к модулю.</w:t>
       </w:r>
     </w:p>
     <w:p>
       <w:r>
-        <w:t>По принципиальной схеме платы [33] модуль связан с процессором только двумя линиями последовательного интерфейса UART — без линий управления потоком и без интерфейса SPI. Все данные между процессором и радиоканалом проходят через этот интерфейс; в главе 3 показано, что он задаёт архитектурный предел пропускной способности платформы.</w:t>
+        <w:t>По принципиальной схеме платы [32] модуль связан с процессором только двумя линиями последовательного интерфейса UART — без линий управления потоком и без интерфейса SPI. Все данные между процессором и радиоканалом проходят через этот интерфейс; в главе 3 показано, что он задаёт архитектурный предел пропускной способности платформы.</w:t>
       </w:r>
     </w:p>
     <w:p>
@@ -5769,7 +5769,7 @@
     </w:p>
     <w:p>
       <w:r>
-        <w:t>5) Доработки программы модуля. Изменены драйвер UART модуля (чтение всего буфера FIFO за одно прерывание), размер кольцевого буфера моста (с 2048 до 8192 Б, правкой двоичной библиотеки с пересчётом контрольной суммы образа), таймер паузы на входе UART (с 2 мс до 400 мкс) и скорость интерфейса (3 Мбод при рекомендованных производителем 400 кбод [33]). Добавлены команды регулятора мощности по отношению сигнал/шум (AT+PWRCTL), нижней границы модуляции по уровню сигнала (AT+MCSFLR) и модуляции широковещательных кадров (AT+MCSCTL). Результаты — в разделах 3.3 и 3.4.</w:t>
+        <w:t>5) Доработки программы модуля. Изменены драйвер UART модуля (чтение всего буфера FIFO за одно прерывание), размер кольцевого буфера моста (с 2048 до 8192 Б, правкой двоичной библиотеки с пересчётом контрольной суммы образа), таймер паузы на входе UART (с 2 мс до 400 мкс) и скорость интерфейса (3 Мбод при рекомендованных производителем 400 кбод [32]). Добавлены команды регулятора мощности по отношению сигнал/шум (AT+PWRCTL), нижней границы модуляции по уровню сигнала (AT+MCSFLR) и модуляции широковещательных кадров (AT+MCSCTL). Результаты — в разделах 3.3 и 3.4.</w:t>
       </w:r>
     </w:p>
     <w:p>
@@ -5835,7 +5835,7 @@
         <w:t xml:space="preserve">Лабораторный этап (до 28.09). </w:t>
       </w:r>
       <w:r>
-        <w:t>Платы располагались в помещении на расстоянии до 5 м. Канал — заводской, шириной 4 МГц с центром 866,0 МГц, мощность передатчика до 20 дБм; оба параметра выходят за рамки решений ГКРЧ [23, 24], и эти условия рассматриваются только как лабораторные. Камера снимала видеокадры 240 × 176 точек, сжатие JPEG с качеством 60. На таком расстоянии приёмник перегружен: при мощности 20 дБм уровень на его входе составлял около 0 дБм при рабочем диапазоне −60…−90 дБм. Поэтому результаты этапа характеризуют платформу, а не канал.</w:t>
+        <w:t>Платы располагались в помещении на расстоянии до 5 м. Канал — заводской, шириной 4 МГц с центром 866,0 МГц, мощность передатчика до 20 дБм; оба параметра выходят за рамки решений ГКРЧ [22, 23], и эти условия рассматриваются только как лабораторные. Камера снимала видеокадры 240 × 176 точек, сжатие JPEG с качеством 60. На таком расстоянии приёмник перегружен: при мощности 20 дБм уровень на его входе составлял около 0 дБм при рабочем диапазоне −60…−90 дБм. Поэтому результаты этапа характеризуют платформу, а не канал.</w:t>
       </w:r>
     </w:p>
     <w:p>
@@ -6490,7 +6490,7 @@
         <w:t xml:space="preserve">Приём UART в модуле. </w:t>
       </w:r>
       <w:r>
-        <w:t xml:space="preserve">При скорости интерфейса 3 Мбод модуль выпускал в эфир на треть меньше байтов, чем получал. Счётчики, добавленные в драйвер UART модуля, показали причину (таблица </w:t>
+        <w:t xml:space="preserve">При скорости интерфейса 3 Мбод видео не доходило: за опыт собиралось лишь несколько видеокадров, ошибки контрольной суммы на приёмнике росли. Счётчики, добавленные в драйвер UART модуля, показали причину (таблица </w:t>
       </w:r>
       <w:r>
         <w:t>3.2</w:t>
@@ -7412,7 +7412,7 @@
     </w:p>
     <w:p>
       <w:r>
-        <w:t>Скорость UART ограничена с обеих сторон: у ESP32-S3 предел составляет 5 Мбод [34], у модуля — 6 Мбод (тактовая частота 96 МГц при 16-кратной передискретизации). При 5 Мбод поток байтов на линии составляет 4,0 Мбит/с, полезный — 3,92 Мбит/с. Это архитектурный предел платформы: его нельзя превысить никакими программными доработками, пока данные идут через UART, и он ниже скорости физического уровня в канале 2 МГц (6,5 Мбит/с). В итоговой настройке (3 Мбод, пауза 1,5 мс) предел интерфейса — 1,79 Мбит/с; пауза занимает 24 % времени линии, поэтому сокращение паузы дало бы больше, чем повышение скорости интерфейса.</w:t>
+        <w:t>Скорость UART ограничена с обеих сторон: у ESP32-S3 предел составляет 5 Мбод [33], у модуля — 6 Мбод (тактовая частота 96 МГц при 16-кратной передискретизации). При 5 Мбод поток байтов на линии составляет 4,0 Мбит/с, полезный — 3,92 Мбит/с. Это архитектурный предел платформы: его нельзя превысить никакими программными доработками, пока данные идут через UART, и он ниже скорости физического уровня в канале 2 МГц (6,5 Мбит/с). В итоговой настройке (3 Мбод, пауза 1,5 мс) предел интерфейса — 1,79 Мбит/с; пауза занимает 24 % времени линии, поэтому сокращение паузы дало бы больше, чем повышение скорости интерфейса.</w:t>
       </w:r>
     </w:p>
     <w:p>
@@ -10576,7 +10576,7 @@
     </w:p>
     <w:p>
       <w:r>
-        <w:t>Бюджет рассчитан для мощности стенда 14 дБм и антенн 0 дБи (ЭИИМ 14 дБм, в пределах нормы 16,15 дБм) с запасом на замирания M = 10 дБ. Чувствительность для канала 2 МГц — оценка (раздел 1.3), для канала 1 МГц на MCS 10 — паспортная [15]. Для сравнения на идентичной аппаратной платформе в тот же расчёт включён радиотракт Wi-Fi 2,4 ГГц процессора ESP32-S3 той же платы: ЭИИМ 20 дБм (100 мВт — норма для 2,4 ГГц), паспортная чувствительность [21]. Результаты — в таблице 3.9; это расчёт автора, а не измерение.</w:t>
+        <w:t>Бюджет рассчитан для мощности стенда 14 дБм и антенн 0 дБи (ЭИИМ 14 дБм, в пределах нормы 16,15 дБм) с запасом на замирания M = 10 дБ. Чувствительность для канала 2 МГц — оценка (раздел 1.3), для канала 1 МГц на MCS 10 — паспортная [16]. Для сравнения на идентичной аппаратной платформе в тот же расчёт включён радиотракт Wi-Fi 2,4 ГГц процессора ESP32-S3 той же платы: ЭИИМ 20 дБм (100 мВт — норма для 2,4 ГГц), паспортная чувствительность [20]. Результаты — в таблице 3.9; это расчёт автора, а не измерение.</w:t>
       </w:r>
     </w:p>
     <w:p>
@@ -11743,7 +11743,7 @@
         <w:t>3.10</w:t>
       </w:r>
       <w:r>
-        <w:t>) получены на мосте и над водой при мощности +20 дБм на частотах 890 и 906 МГц; ширина канала в руководстве не указана, по скорости на 300 м — вероятно, 8 МГц [27]. Паспорт модуля для канала 2 МГц при +20 дБм указывает 1200 м и скорость TCP более 2 Мбит/с [15]. Расчётный уровень приёма в таблице получен по формуле (1.1) для 890 МГц при мощности 20 дБм и антеннах 0 дБи (усиление антенн в руководстве не указано).</w:t>
+        <w:t>) получены на мосте и над водой при мощности +20 дБм на частотах 890 и 906 МГц; ширина канала в руководстве не указана, по скорости на 300 м — вероятно, 8 МГц [26]. Паспорт модуля для канала 2 МГц при +20 дБм указывает 1200 м и скорость TCP более 2 Мбит/с [16]. Расчётный уровень приёма в таблице получен по формуле (1.1) для 890 МГц при мощности 20 дБм и антеннах 0 дБи (усиление антенн в руководстве не указано).</w:t>
       </w:r>
     </w:p>
     <w:p>
@@ -11752,7 +11752,7 @@
         <w:ind w:firstLine="0"/>
       </w:pPr>
       <w:r>
-        <w:t>Таблица 3.10 – Натурные данные производителя радиомодуля TX-AH [27] и расчёт</w:t>
+        <w:t>Таблица 3.10 – Натурные данные производителя радиомодуля TX-AH [26] и расчёт</w:t>
       </w:r>
     </w:p>
     <w:tbl>
@@ -12260,7 +12260,7 @@
     </w:p>
     <w:p>
       <w:r>
-        <w:t>На 300 и 600 м измеренный уровень сигнала при принятом допущении об антеннах совпадает с расчётом для свободного пространства в пределах 2 дБ, то есть на этих трассах прямой видимости показатель затухания близок к 2. На 1200 м над водой уровень на 6–8 дБ выше расчёта, а скорость зависела от высоты антенны ведомого узла (4,0–4,1 Мбит/с опущенной и 6,5–6,6 Мбит/с поднятой) — прямое подтверждение вывода о высоте антенн. Пересчёт на нормы Российской Федерации: снижение мощности с 20 до 14 дБм (на 6 дБ) вдвое сокращает дальность в свободном пространстве, то есть 1200 м паспорта соответствуют около 600 м при той же скорости. Ретранслятор, по данным производителя, вдвое снижает поток и вдвое увеличивает задержку [27]. Собственная точка стенда — трасса 5 м через стену: уровень сигнала −53 дБм при отношении сигнал/шум 36 дБ (07.10).</w:t>
+        <w:t>На 300 и 600 м измеренный уровень сигнала при принятом допущении об антеннах совпадает с расчётом для свободного пространства в пределах 2 дБ, то есть на этих трассах прямой видимости показатель затухания близок к 2. На 1200 м над водой уровень на 6–8 дБ выше расчёта, а скорость зависела от высоты антенны ведомого узла (4,0–4,1 Мбит/с опущенной и 6,5–6,6 Мбит/с поднятой) — прямое подтверждение вывода о высоте антенн. Пересчёт на нормы Российской Федерации: снижение мощности с 20 до 14 дБм (на 6 дБ) вдвое сокращает дальность в свободном пространстве, то есть 1200 м паспорта соответствуют около 600 м при той же скорости. Ретранслятор, по данным производителя, вдвое снижает поток и вдвое увеличивает задержку [26]. Собственная точка стенда — трасса 5 м через стену: уровень сигнала −53 дБм при отношении сигнал/шум 36 дБ (07.10).</w:t>
       </w:r>
     </w:p>
     <w:p>
@@ -12296,7 +12296,7 @@
         <w:t>3.9</w:t>
       </w:r>
       <w:r>
-        <w:t xml:space="preserve"> сравнивает их при нормах мощности Российской Федерации. При равной скорости физического уровня 6,5 Мбит/с (Wi-Fi HaLow 2 МГц MCS 7 и Wi-Fi 802.11n MCS 0) дальности в свободном пространстве сопоставимы — 0,98 и 1,32 км: выигрыш Wi-Fi HaLow на затухании (9,0 дБ) компенсируется меньшей разрешённой мощностью (на 6,0 дБ ниже у стенда) и оценочной чувствительностью. Wi-Fi HaLow выигрывает на малых скоростях, которых у 802.11n нет: на MCS 0 (0,65 Мбит/с) — 4,90 км против 2,58 км у 802.11b на 1 Мбит/с, — и за препятствиями: бетонная стена ослабляет сигнал 867 МГц на 6,3 дБ меньше, чем 2,4 ГГц [16]. У земли за точкой излома потери двухлучевой модели от частоты не зависят, и частотное преимущество исчезает; модель при этом не учитывает дифракцию и затухание в растительности, где диапазон ниже 1 ГГц выигрывает [12]. Скорость Wi-Fi 2,4 ГГц выше на порядок: ESP32-S3 передаёт в эфире 20–30 Мбит/с [18], а модуль ESP32-CAM (процессор ESP32, камера OV2640) передаёт по Wi-Fi видео 480 × 320 с частотой 20,9 видеокадра в секунду (лаборатория, расстояние не указано) [35] — против 5 видеокадров в секунду и 1063 кбит/с на Wi-Fi HaLow.</w:t>
+        <w:t xml:space="preserve"> сравнивает их при нормах мощности Российской Федерации. При равной скорости физического уровня 6,5 Мбит/с (Wi-Fi HaLow 2 МГц MCS 7 и Wi-Fi 802.11n MCS 0) дальности в свободном пространстве сопоставимы — 0,98 и 1,32 км: выигрыш Wi-Fi HaLow на затухании (9,0 дБ) компенсируется меньшей разрешённой мощностью (на 6,0 дБ ниже у стенда) и оценочной чувствительностью. Wi-Fi HaLow выигрывает на малых скоростях, которых у 802.11n нет: на MCS 0 (0,65 Мбит/с) — 4,90 км против 2,58 км у 802.11b на 1 Мбит/с, — и за препятствиями: бетонная стена ослабляет сигнал 867 МГц на 6,3 дБ меньше, чем 2,4 ГГц [17]. У земли за точкой излома потери двухлучевой модели от частоты не зависят, и частотное преимущество исчезает; модель при этом не учитывает дифракцию и затухание в растительности, где диапазон ниже 1 ГГц выигрывает [13]. Скорость Wi-Fi 2,4 ГГц выше на порядок: ESP32-S3 передаёт в эфире 20–30 Мбит/с [19], а модуль ESP32-CAM (процессор ESP32, камера OV2640) передаёт по Wi-Fi видео 480 × 320 с частотой 20,9 видеокадра в секунду (лаборатория, расстояние не указано) [34] — против 5 видеокадров в секунду и 1063 кбит/с на Wi-Fi HaLow.</w:t>
       </w:r>
     </w:p>
     <w:p>
@@ -12307,7 +12307,7 @@
         <w:t xml:space="preserve">Сравнение с LoRa. </w:t>
       </w:r>
       <w:r>
-        <w:t>LoRa на 20–30 дБ превосходит по чувствительности и намного — по дальности: в городской застройке при 13 дБм (SF8, 125 кГц) связь без потерь сохранялась на 1180 м при RSSI −112 дБм, на 1350 м доля потерь составила 10 %, на 1750 м связь пропала [19]; бюджет канала распространённых настроек — 140–158,5 дБ [36]; по пользовательским данным, канал управления ExpressLRS 900 МГц работал с БПЛА на 40,7 км при 10 мВт [37]. Но скорость LoRa — 0,29–5,5 кбит/с в канале 125 кГц [19], ниже полученной полезной скорости Wi-Fi HaLow в 190–3600 раз, а время передачи одного пакета — от 0,39 до 31 мс в режимах ExpressLRS [38] и до 2,2 с на 20 Б при SF12 [20]. LoRa — канал телеметрии и управления, а не видео.</w:t>
+        <w:t>LoRa на 20–30 дБ превосходит по чувствительности и намного — по дальности: в городской застройке при 13 дБм (SF8, 125 кГц) связь без потерь сохранялась на 1180 м при RSSI −112 дБм, на 1350 м доля потерь составила 10 %, на 1750 м связь пропала [4]; бюджет канала распространённых настроек — 140–158,5 дБ [35]; по пользовательским данным, канал управления ExpressLRS 900 МГц работал с БПЛА на 40,7 км при 10 мВт [36]. Но скорость LoRa — 0,29–5,5 кбит/с в канале 125 кГц [4], ниже полученной полезной скорости Wi-Fi HaLow в 190–3600 раз, а время передачи одного пакета — от 0,39 до 31 мс в режимах ExpressLRS [37] и до 2,2 с на 20 Б при SF12 [5]. LoRa — канал телеметрии и управления, а не видео.</w:t>
       </w:r>
     </w:p>
     <w:p>
@@ -12440,7 +12440,7 @@
         <w:t>3.4</w:t>
       </w:r>
       <w:r>
-        <w:t xml:space="preserve"> по модели 3GPP TR 38.901 [16]: бетонная стена ослабляет сигнал 867 МГц на 8,5 дБ, 2,44 ГГц — на 14,8 дБ, 5,5 ГГц — на 27,0 дБ. Разница в 6,3 дБ относительно Wi-Fi 2,4 ГГц эквивалентна увеличению дальности примерно вдвое в свободном пространстве.</w:t>
+        <w:t xml:space="preserve"> по модели 3GPP TR 38.901 [17]: бетонная стена ослабляет сигнал 867 МГц на 8,5 дБ, 2,44 ГГц — на 14,8 дБ, 5,5 ГГц — на 27,0 дБ. Разница в 6,3 дБ относительно Wi-Fi 2,4 ГГц эквивалентна увеличению дальности примерно вдвое в свободном пространстве.</w:t>
       </w:r>
     </w:p>
     <w:p>
@@ -12676,7 +12676,7 @@
               <w:rPr>
                 <w:sz w:val="20"/>
               </w:rPr>
-              <w:t>1200 м, &gt; 2 Мбит/с при +20 дБм [15]; расчёт при 14 дБм: 0,98–4,90 км в своб. простр. (табл. 3.9)</w:t>
+              <w:t>1200 м, &gt; 2 Мбит/с при +20 дБм [16]; расчёт при 14 дБм: 0,98–4,90 км в своб. простр. (табл. 3.9)</w:t>
             </w:r>
           </w:p>
         </w:tc>
@@ -12695,7 +12695,7 @@
               <w:rPr>
                 <w:sz w:val="20"/>
               </w:rPr>
-              <w:t>расчёт при 20 дБм: 0,16–2,58 км в своб. простр. (табл. 3.9); собственный режим Espressif LR — до 1 км [18]</w:t>
+              <w:t>расчёт при 20 дБм: 0,16–2,58 км в своб. простр. (табл. 3.9); собственный режим Espressif LR — до 1 км [19]</w:t>
             </w:r>
           </w:p>
         </w:tc>
@@ -12733,7 +12733,7 @@
               <w:rPr>
                 <w:sz w:val="20"/>
               </w:rPr>
-              <w:t>1180 м без потерь в городе, 13 дБм [19]; 40,7 км с БПЛА (пользов.) [37]</w:t>
+              <w:t>1180 м без потерь в городе, 13 дБм [4]; 40,7 км с БПЛА (пользов.) [36]</w:t>
             </w:r>
           </w:p>
         </w:tc>
@@ -12776,7 +12776,7 @@
               <w:rPr>
                 <w:sz w:val="20"/>
               </w:rPr>
-              <w:t>−53 дБм на 5 м (стенд); −59…−69 дБм на 300–1200 м [27]; чувствит. −105 дБм (1 МГц) [15]</w:t>
+              <w:t>−53 дБм на 5 м (стенд); −59…−69 дБм на 300–1200 м [26]; чувствит. −105 дБм (1 МГц) [16]</w:t>
             </w:r>
           </w:p>
         </w:tc>
@@ -12795,7 +12795,7 @@
               <w:rPr>
                 <w:sz w:val="20"/>
               </w:rPr>
-              <w:t>чувствит. −98,4…−74,2 дБм [21]</w:t>
+              <w:t>чувствит. −98,4…−74,2 дБм [20]</w:t>
             </w:r>
           </w:p>
         </w:tc>
@@ -12833,7 +12833,7 @@
               <w:rPr>
                 <w:sz w:val="20"/>
               </w:rPr>
-              <w:t>чувствит. −123…−137 дБм [19]</w:t>
+              <w:t>чувствит. −123…−137 дБм [4]</w:t>
             </w:r>
           </w:p>
         </w:tc>
@@ -12876,7 +12876,7 @@
               <w:rPr>
                 <w:sz w:val="20"/>
               </w:rPr>
-              <w:t>RTT по квитанции, медиана 0,34–0,50 с (стенд, видео); ретранслятор удваивает [27]</w:t>
+              <w:t>RTT по квитанции, медиана 0,34–0,50 с (стенд, видео); ретранслятор удваивает [26]</w:t>
             </w:r>
           </w:p>
         </w:tc>
@@ -12933,7 +12933,7 @@
               <w:rPr>
                 <w:sz w:val="20"/>
               </w:rPr>
-              <w:t>время в эфире пакета 0,39–31 мс [38]; до 2,2 с на 20 Б [20]</w:t>
+              <w:t>время в эфире пакета 0,39–31 мс [37]; до 2,2 с на 20 Б [5]</w:t>
             </w:r>
           </w:p>
         </w:tc>
@@ -13033,7 +13033,7 @@
               <w:rPr>
                 <w:sz w:val="20"/>
               </w:rPr>
-              <w:t>0 % на 1180 м, 10 % на 1350 м [19]; доставка 80 % в помещении на 115 м [22]</w:t>
+              <w:t>0 % на 1180 м, 10 % на 1350 м [4]; доставка 80 % в помещении на 115 м [21]</w:t>
             </w:r>
           </w:p>
         </w:tc>
@@ -13095,7 +13095,7 @@
               <w:rPr>
                 <w:sz w:val="20"/>
               </w:rPr>
-              <w:t>20–30 Мбит/с в эфире [18]</w:t>
+              <w:t>20–30 Мбит/с в эфире [19]</w:t>
             </w:r>
           </w:p>
         </w:tc>
@@ -13114,7 +13114,7 @@
               <w:rPr>
                 <w:sz w:val="20"/>
               </w:rPr>
-              <w:t>ESP32-C5: 20–30 Мбит/с [18]</w:t>
+              <w:t>ESP32-C5: 20–30 Мбит/с [19]</w:t>
             </w:r>
           </w:p>
         </w:tc>
@@ -13133,7 +13133,7 @@
               <w:rPr>
                 <w:sz w:val="20"/>
               </w:rPr>
-              <w:t>0,29–5,5 кбит/с [19]</w:t>
+              <w:t>0,29–5,5 кбит/с [4]</w:t>
             </w:r>
           </w:p>
         </w:tc>
@@ -13176,7 +13176,7 @@
               <w:rPr>
                 <w:sz w:val="20"/>
               </w:rPr>
-              <w:t>передача 300 мА, приём 55–100 мА [15]</w:t>
+              <w:t>передача 300 мА, приём 55–100 мА [16]</w:t>
             </w:r>
           </w:p>
         </w:tc>
@@ -13195,7 +13195,7 @@
               <w:rPr>
                 <w:sz w:val="20"/>
               </w:rPr>
-              <w:t>передача 283–340 мА, приём 88–91 мА [21]</w:t>
+              <w:t>передача 283–340 мА, приём 88–91 мА [20]</w:t>
             </w:r>
           </w:p>
         </w:tc>
@@ -13233,7 +13233,7 @@
               <w:rPr>
                 <w:sz w:val="20"/>
               </w:rPr>
-              <w:t>66–396 мВт [22]</w:t>
+              <w:t>66–396 мВт [21]</w:t>
             </w:r>
           </w:p>
         </w:tc>
@@ -13274,7 +13274,7 @@
               <w:rPr>
                 <w:sz w:val="20"/>
               </w:rPr>
-              <w:t>8,5 дБ [16]</w:t>
+              <w:t>8,5 дБ [17]</w:t>
             </w:r>
           </w:p>
         </w:tc>
@@ -13292,7 +13292,7 @@
               <w:rPr>
                 <w:sz w:val="20"/>
               </w:rPr>
-              <w:t>14,8 дБ [16]</w:t>
+              <w:t>14,8 дБ [17]</w:t>
             </w:r>
           </w:p>
         </w:tc>
@@ -13310,7 +13310,7 @@
               <w:rPr>
                 <w:sz w:val="20"/>
               </w:rPr>
-              <w:t>27,0 дБ [16]</w:t>
+              <w:t>27,0 дБ [17]</w:t>
             </w:r>
           </w:p>
         </w:tc>
@@ -13519,7 +13519,7 @@
         <w:jc w:val="left"/>
       </w:pPr>
       <w:r>
-        <w:t>4. A Study of LoRa : Long Range &amp; Low Power Networks for the Internet of Things / A. Augustin, J. Yi, T. Clausen [et al.] // Sensors. – 2016. – Vol. 16, no. 9. – Art. 1466. – DOI 10.3390/s16091466. – Текст : электронный.</w:t>
+        <w:t>4. AN1200.22. LoRa Modulation Basics : application note, revision 2 / Semtech Corporation. – 2015. – Текст : электронный // GitHub : ExpressLRS/ExpressLRS-Hardware, Doc/an1200.22.pdf. – URL: https://github.com/ExpressLRS/ExpressLRS-Hardware/tree/master/Doc (дата обращения: 08.10.2026).</w:t>
       </w:r>
     </w:p>
     <w:p>
@@ -13528,7 +13528,7 @@
         <w:jc w:val="left"/>
       </w:pPr>
       <w:r>
-        <w:t>5. Технологии современных беспроводных сетей Wi-Fi : учебное пособие / Е. В. Смирнова, А. В. Пролетарский [и др.]. – Москва : Изд-во МГТУ им. Н. Э. Баумана, 2017. – 446 с. – Текст : непосредственный.</w:t>
+        <w:t>5. Robinson, S. SX12XX-LoRa : What is LoRa ; ReadMe / S. Robinson. – Текст : электронный // GitHub : [сайт]. – URL: https://github.com/StuartsProjects/SX12XX-LoRa (дата обращения: 08.10.2026).</w:t>
       </w:r>
     </w:p>
     <w:p>
@@ -13537,7 +13537,7 @@
         <w:jc w:val="left"/>
       </w:pPr>
       <w:r>
-        <w:t>6. IEEE Std 802.11ah-2016. IEEE Standard for Information technology — Telecommunications and information exchange between systems. Local and metropolitan area networks — Specific requirements. Part 11: Wireless LAN Medium Access Control (MAC) and Physical Layer (PHY) Specifications. Amendment 2: Sub 1 GHz License Exempt Operation. – [S. l.] : IEEE, 2017.</w:t>
+        <w:t>6. Технологии современных беспроводных сетей Wi-Fi : учебное пособие / Е. В. Смирнова, А. В. Пролетарский, Е. А. Ромашкина [и др.] ; под общей редакцией А. В. Пролетарского. – Москва : Издательство МГТУ им. Н. Э. Баумана, 2017. – 448 с. – (Компьютерные системы и сети ; вып. 2). – ISBN 978-5-7038-4620-9. – Текст : непосредственный.</w:t>
       </w:r>
     </w:p>
     <w:p>
@@ -13546,7 +13546,7 @@
         <w:jc w:val="left"/>
       </w:pPr>
       <w:r>
-        <w:t>7. Wi-Fi HaLow. – Текст : электронный // Wi-Fi Alliance : [сайт]. – URL: https://www.wi-fi.org/discover-wi-fi/wi-fi-halow (дата обращения: 24.09.2026).</w:t>
+        <w:t>7. IEEE Std 802.11ah-2016. IEEE Standard for Information technology — Telecommunications and information exchange between systems. Local and metropolitan area networks — Specific requirements. Part 11: Wireless LAN Medium Access Control (MAC) and Physical Layer (PHY) Specifications. Amendment 2: Sub 1 GHz License Exempt Operation. – New York : IEEE, 2017. – 594 p. – DOI 10.1109/IEEESTD.2017.7920364. – Текст : электронный // IEEE Xplore : [сайт]. – URL: https://ieeexplore.ieee.org/document/7920364 (дата обращения: 08.10.2026).</w:t>
       </w:r>
     </w:p>
     <w:p>
@@ -13555,7 +13555,7 @@
         <w:jc w:val="left"/>
       </w:pPr>
       <w:r>
-        <w:t>8. Wi-Fi HaLow for the Internet of Things : An up-to-date survey on IEEE 802.11ah research / L. Tian, S. Santi, A. Seferagić [et al.] // Journal of Network and Computer Applications. – 2021. – Vol. 182. – Art. 103036. – Текст : электронный.</w:t>
+        <w:t>8. Wi-Fi HaLow. – Текст : электронный // Wi-Fi Alliance : [сайт]. – URL: https://www.wi-fi.org/discover-wi-fi/wi-fi-halow (дата обращения: 24.09.2026).</w:t>
       </w:r>
     </w:p>
     <w:p>
@@ -13564,7 +13564,7 @@
         <w:jc w:val="left"/>
       </w:pPr>
       <w:r>
-        <w:t>9. A survey on IEEE 802.11ah : An enabling networking technology for smart cities / E. Khorov, A. Lyakhov, A. Krotov [et al.] // Computer Communications. – 2015. – Vol. 58. – P. 53–69. – Текст : электронный.</w:t>
+        <w:t>9. Wi-Fi HaLow for the Internet of Things : An up-to-date survey on IEEE 802.11ah research / L. Tian, S. Santi, A. Seferagić [et al.] // Journal of Network and Computer Applications. – 2021. – Vol. 182. – Art. 103036. – Текст : электронный.</w:t>
       </w:r>
     </w:p>
     <w:p>
@@ -13573,7 +13573,7 @@
         <w:jc w:val="left"/>
       </w:pPr>
       <w:r>
-        <w:t>10. Chounos, K. Scalability and Performance Evaluation of IEEE 802.11ah IoT Deployments : A Testbed Approach / K. Chounos, K. Kyriakou, T. Korakis. – 2025. – arXiv:2508.03146. – Текст : электронный // arXiv.org : [сайт]. – URL: https://arxiv.org/abs/2508.03146 (дата обращения: 27.09.2026).</w:t>
+        <w:t>10. A survey on IEEE 802.11ah : An enabling networking technology for smart cities / E. Khorov, A. Lyakhov, A. Krotov [et al.] // Computer Communications. – 2015. – Vol. 58. – P. 53–69. – Текст : электронный.</w:t>
       </w:r>
     </w:p>
     <w:p>
@@ -13582,7 +13582,7 @@
         <w:jc w:val="left"/>
       </w:pPr>
       <w:r>
-        <w:t>11. ExpressLRS : open source radio link for RC applications. – Текст : электронный // ExpressLRS : [сайт]. – URL: https://www.expresslrs.org (дата обращения: 27.09.2026).</w:t>
+        <w:t>11. Chounos, K. Scalability and Performance Evaluation of IEEE 802.11ah IoT Deployments : A Testbed Approach / K. Chounos, K. Kyriakou, T. Korakis. – 2025. – arXiv:2508.03146. – Текст : электронный // arXiv.org : [сайт]. – URL: https://arxiv.org/abs/2508.03146 (дата обращения: 27.09.2026).</w:t>
       </w:r>
     </w:p>
     <w:p>
@@ -13591,7 +13591,7 @@
         <w:jc w:val="left"/>
       </w:pPr>
       <w:r>
-        <w:t>12. Rappaport, T. S. Wireless Communications : Principles and Practice / T. S. Rappaport. – 2nd ed. – Upper Saddle River : Prentice Hall, 2002. – Текст : непосредственный.</w:t>
+        <w:t>12. ExpressLRS : open source radio link for RC applications. – Текст : электронный // ExpressLRS : [сайт]. – URL: https://www.expresslrs.org (дата обращения: 27.09.2026).</w:t>
       </w:r>
     </w:p>
     <w:p>
@@ -13600,7 +13600,7 @@
         <w:jc w:val="left"/>
       </w:pPr>
       <w:r>
-        <w:t>13. Friis, H. T. A Note on a Simple Transmission Formula / H. T. Friis // Proceedings of the IRE. – 1946. – Vol. 34, no. 5. – P. 254–256. – Текст : электронный.</w:t>
+        <w:t>13. Rappaport, T. S. Wireless Communications : Principles and Practice / T. S. Rappaport. – 2nd ed. – Upper Saddle River : Prentice Hall PTR, 2002. – XXIII, 707 p. – ISBN 0-13-042232-0. – Текст : непосредственный.</w:t>
       </w:r>
     </w:p>
     <w:p>
@@ -13609,7 +13609,7 @@
         <w:jc w:val="left"/>
       </w:pPr>
       <w:r>
-        <w:t>14. IEEE 802.11AH : the WiFi approach for M2M communications / T. Adame, A. Bel, B. Bellalta [et al.] // IEEE Wireless Communications. – 2014. – Vol. 21, no. 6. – P. 144–152. – DOI 10.1109/MWC.2014.7000982. – Текст : электронный.</w:t>
+        <w:t>14. Friis, H. T. A Note on a Simple Transmission Formula / H. T. Friis // Proceedings of the IRE. – 1946. – Vol. 34, no. 5. – P. 254–256. – Текст : электронный.</w:t>
       </w:r>
     </w:p>
     <w:p>
@@ -13618,7 +13618,7 @@
         <w:jc w:val="left"/>
       </w:pPr>
       <w:r>
-        <w:t>15. 泰芯 802.11ah TX-AH-Rx00P 系列模组技术规格书 [Технические характеристики модулей серии TX-AH-Rx00P] : версия V6.2 от 16.11.2023 / Zhuhai Taixin Semiconductor Co., Ltd. – Текст : электронный // GitHub : репозиторий Xinyuan-LilyGO/T-Halow. – URL: https://github.com/Xinyuan-LilyGO/T-Halow/tree/master/hardware/TX_AH (дата обращения: 08.10.2026).</w:t>
+        <w:t>15. IEEE 802.11AH : the WiFi approach for M2M communications / T. Adame, A. Bel, B. Bellalta [et al.] // IEEE Wireless Communications. – 2014. – Vol. 21, no. 6. – P. 144–152. – DOI 10.1109/MWC.2014.7000982. – Текст : электронный.</w:t>
       </w:r>
     </w:p>
     <w:p>
@@ -13627,7 +13627,7 @@
         <w:jc w:val="left"/>
       </w:pPr>
       <w:r>
-        <w:t>16. Sionna : src/sionna/phy/channel/tr38901/lsp.py (модель потерь проникновения 3GPP TR 38.901, п. 7.4.3.1) / NVIDIA (NVlabs). – Текст : электронный // GitHub : [сайт]. – URL: https://github.com/NVlabs/sionna (дата обращения: 08.10.2026).</w:t>
+        <w:t>16. 泰芯 802.11ah TX-AH-Rx00P 系列模组技术规格书 [Технические характеристики модулей серии TX-AH-Rx00P] : версия V6.2 от 16.11.2023 / Zhuhai Taixin Semiconductor Co., Ltd. – Текст : электронный // GitHub : репозиторий Xinyuan-LilyGO/T-Halow. – URL: https://github.com/Xinyuan-LilyGO/T-Halow/tree/master/hardware/TX_AH (дата обращения: 08.10.2026).</w:t>
       </w:r>
     </w:p>
     <w:p>
@@ -13636,7 +13636,7 @@
         <w:jc w:val="left"/>
       </w:pPr>
       <w:r>
-        <w:t>17. Linux kernel source tree : net/wireless/util.c, функция cfg80211_calculate_bitrate_s1g / L. Torvalds [и др.]. – Текст : электронный // GitHub : [сайт]. – URL: https://github.com/torvalds/linux/blob/master/net/wireless/util.c (дата обращения: 08.10.2026).</w:t>
+        <w:t>17. Sionna : src/sionna/phy/channel/tr38901/lsp.py (модель потерь проникновения 3GPP TR 38.901, п. 7.4.3.1) / NVIDIA (NVlabs). – Текст : электронный // GitHub : [сайт]. – URL: https://github.com/NVlabs/sionna (дата обращения: 08.10.2026).</w:t>
       </w:r>
     </w:p>
     <w:p>
@@ -13645,7 +13645,7 @@
         <w:jc w:val="left"/>
       </w:pPr>
       <w:r>
-        <w:t>18. ESP-IDF Programming Guide v5.5.5. Wi-Fi Driver : разделы «ESP32-S3 Wi-Fi Throughput», «Long Range (LR)» / Espressif Systems. – Текст : электронный // GitHub : espressif/esp-idf, docs/en/api-guides/wifi.rst. – URL: https://github.com/espressif/esp-idf/blob/v5.5.5/docs/en/api-guides/wifi.rst (дата обращения: 08.10.2026).</w:t>
+        <w:t>18. Linux kernel source tree : net/wireless/util.c, функция cfg80211_calculate_bitrate_s1g / L. Torvalds [и др.]. – Текст : электронный // GitHub : [сайт]. – URL: https://github.com/torvalds/linux/blob/master/net/wireless/util.c (дата обращения: 08.10.2026).</w:t>
       </w:r>
     </w:p>
     <w:p>
@@ -13654,7 +13654,7 @@
         <w:jc w:val="left"/>
       </w:pPr>
       <w:r>
-        <w:t>19. AN1200.22. LoRa Modulation Basics : application note, revision 2 / Semtech Corporation. – 2015. – Текст : электронный // GitHub : ExpressLRS/ExpressLRS-Hardware, Doc/an1200.22.pdf. – URL: https://github.com/ExpressLRS/ExpressLRS-Hardware/tree/master/Doc (дата обращения: 08.10.2026).</w:t>
+        <w:t>19. ESP-IDF Programming Guide v5.5.5. Wi-Fi Driver : разделы «ESP32-S3 Wi-Fi Throughput», «Long Range (LR)» / Espressif Systems. – Текст : электронный // GitHub : espressif/esp-idf, docs/en/api-guides/wifi.rst. – URL: https://github.com/espressif/esp-idf/blob/v5.5.5/docs/en/api-guides/wifi.rst (дата обращения: 08.10.2026).</w:t>
       </w:r>
     </w:p>
     <w:p>
@@ -13663,7 +13663,7 @@
         <w:jc w:val="left"/>
       </w:pPr>
       <w:r>
-        <w:t>20. Robinson, S. SX12XX-LoRa : What is LoRa ; ReadMe / S. Robinson. – Текст : электронный // GitHub : [сайт]. – URL: https://github.com/StuartsProjects/SX12XX-LoRa (дата обращения: 08.10.2026).</w:t>
+        <w:t>20. ESP32-S3 Series Datasheet : version 1.1 / Espressif Systems. – 2022. – Текст : электронный // GitHub : копия в репозитории Xinyuan-LilyGO/T-Display-S3-AMOLED (doc/esp32-s3_datasheet_en.pdf). – URL: https://github.com/Xinyuan-LilyGO/T-Display-S3-AMOLED/blob/main/doc/esp32-s3_datasheet_en.pdf (дата обращения: 08.10.2026).</w:t>
       </w:r>
     </w:p>
     <w:p>
@@ -13672,7 +13672,7 @@
         <w:jc w:val="left"/>
       </w:pPr>
       <w:r>
-        <w:t>21. ESP32-S3 Series Datasheet : version 1.1 / Espressif Systems. – 2022. – Текст : электронный // GitHub : копия в репозитории Xinyuan-LilyGO/T-Display-S3-AMOLED (doc/esp32-s3_datasheet_en.pdf). – URL: https://github.com/Xinyuan-LilyGO/T-Display-S3-AMOLED/blob/main/doc/esp32-s3_datasheet_en.pdf (дата обращения: 08.10.2026).</w:t>
+        <w:t>21. Cattani, M. An Experimental Evaluation of the Reliability of LoRa Long-Range Low-Power Wireless Communication / M. Cattani, C. A. Boano, K. Römer // Journal of Sensor and Actuator Networks. – 2017. – Vol. 6, no. 2. – Art. 7. – DOI 10.3390/jsan6020007. – Текст : электронный.</w:t>
       </w:r>
     </w:p>
     <w:p>
@@ -13681,7 +13681,7 @@
         <w:jc w:val="left"/>
       </w:pPr>
       <w:r>
-        <w:t>22. Cattani, M. An Experimental Evaluation of the Reliability of LoRa Long-Range Low-Power Wireless Communication / M. Cattani, C. A. Boano, K. Römer // Journal of Sensor and Actuator Networks. – 2017. – Vol. 6, no. 2. – Art. 7. – DOI 10.3390/jsan6020007. – Текст : электронный.</w:t>
+        <w:t>22. О выделении полос радиочастот устройствам малого радиуса действия : решение ГКРЧ при Мининформсвязи России от 07.05.2007 № 07-20-03-001 (ред. от 24.12.2018). – Текст : электронный // ГАРАНТ.РУ : информационно-правовой портал. – URL: https://base.garant.ru/192210/ (дата обращения: 08.10.2026).</w:t>
       </w:r>
     </w:p>
     <w:p>
@@ -13690,7 +13690,7 @@
         <w:jc w:val="left"/>
       </w:pPr>
       <w:r>
-        <w:t>23. О выделении полос радиочастот устройствам малого радиуса действия : решение ГКРЧ при Мининформсвязи России от 07.05.2007 № 07-20-03-001 (ред. от 24.12.2018). – Текст : электронный // ГАРАНТ.РУ : информационно-правовой портал. – URL: https://base.garant.ru/192210/ (дата обращения: 08.10.2026).</w:t>
+        <w:t>23. О выделении полос радиочастот, внесении изменений в решения ГКРЧ и продлении срока действия решений ГКРЧ : решение ГКРЧ при Минкомсвязи России от 11.09.2018 № 18-46-03-1. – Текст : электронный // ГАРАНТ.РУ : информационно-правовой портал. – URL: https://base.garant.ru/72061772/ (дата обращения: 08.10.2026).</w:t>
       </w:r>
     </w:p>
     <w:p>
@@ -13699,7 +13699,7 @@
         <w:jc w:val="left"/>
       </w:pPr>
       <w:r>
-        <w:t>24. О выделении полос радиочастот, внесении изменений в решения ГКРЧ и продлении срока действия решений ГКРЧ : решение ГКРЧ при Минкомсвязи России от 11.09.2018 № 18-46-03-1. – Текст : электронный // ГАРАНТ.РУ : информационно-правовой портал. – URL: https://base.garant.ru/72061772/ (дата обращения: 08.10.2026).</w:t>
+        <w:t>24. Shannon, C. E. A Mathematical Theory of Communication / C. E. Shannon // Bell System Technical Journal. – 1948. – Vol. 27, no. 3. – P. 379–423. – Текст : электронный.</w:t>
       </w:r>
     </w:p>
     <w:p>
@@ -13708,7 +13708,7 @@
         <w:jc w:val="left"/>
       </w:pPr>
       <w:r>
-        <w:t>25. Shannon, C. E. A Mathematical Theory of Communication / C. E. Shannon // Bell System Technical Journal. – 1948. – Vol. 27, no. 3. – P. 379–423. – Текст : электронный.</w:t>
+        <w:t>25. Aust, S. Sub 1GHz wireless LAN propagation path loss models for urban smart grid applications / S. Aust, T. Ito // 2012 International Conference on Computing, Networking and Communications (ICNC). – Maui : IEEE, 2012. – P. 116–120. – DOI 10.1109/ICCNC.2012.6167392. – Текст : электронный.</w:t>
       </w:r>
     </w:p>
     <w:p>
@@ -13717,7 +13717,7 @@
         <w:jc w:val="left"/>
       </w:pPr>
       <w:r>
-        <w:t>26. Aust, S. Sub 1GHz wireless LAN propagation path loss models for urban smart grid applications / S. Aust, T. Ito // 2012 International Conference on Computing, Networking and Communications (ICNC). – Maui : IEEE, 2012. – P. 116–120. – DOI 10.1109/ICCNC.2012.6167392. – Текст : электронный.</w:t>
+        <w:t>26. 泰芯 AH 网桥使用说明 [Руководство по использованию моста AH] : версия V1.3.4 от 07.09.2023 / Zhuhai Taixin Semiconductor Co., Ltd. – Текст : электронный // GitHub : репозиторий Xinyuan-LilyGO/T-Halow. – URL: https://github.com/Xinyuan-LilyGO/T-Halow/tree/master/hardware/TX_AH (дата обращения: 08.10.2026).</w:t>
       </w:r>
     </w:p>
     <w:p>
@@ -13726,7 +13726,7 @@
         <w:jc w:val="left"/>
       </w:pPr>
       <w:r>
-        <w:t>27. 泰芯 AH 网桥使用说明 [Руководство по использованию моста AH] : версия V1.3.4 от 07.09.2023 / Zhuhai Taixin Semiconductor Co., Ltd. – Текст : электронный // GitHub : репозиторий Xinyuan-LilyGO/T-Halow. – URL: https://github.com/Xinyuan-LilyGO/T-Halow/tree/master/hardware/TX_AH (дата обращения: 08.10.2026).</w:t>
+        <w:t>27. LILYGO T-Halow ESP32-S3 Development Board, Wi-Fi HaLow. – Текст : электронный // AliExpress : [сайт]. – URL: https://www.aliexpress.com/item/1005007402959136.html (дата обращения: 24.09.2026).</w:t>
       </w:r>
     </w:p>
     <w:p>
@@ -13735,7 +13735,7 @@
         <w:jc w:val="left"/>
       </w:pPr>
       <w:r>
-        <w:t>28. LILYGO T-Halow ESP32-S3 Development Board, Wi-Fi HaLow. – Текст : электронный // AliExpress : [сайт]. – URL: https://www.aliexpress.com/item/1005007402959136.html (дата обращения: 24.09.2026).</w:t>
+        <w:t>28. ALFA Network AHPI7292S IEEE 802.11ah sub 1 GHz module in Raspberry Pi HAT form factor. – Текст : электронный // Rokland : [сайт]. – URL: https://store.rokland.com/products/alfa-network-ahpi7292s-ieee-802-11ah-sub-1-ghz-module-in-raspberry-pi-hat-form-factor (дата обращения: 24.09.2026).</w:t>
       </w:r>
     </w:p>
     <w:p>
@@ -13744,7 +13744,7 @@
         <w:jc w:val="left"/>
       </w:pPr>
       <w:r>
-        <w:t>29. ALFA Network AHPI7292S IEEE 802.11ah sub 1 GHz module in Raspberry Pi HAT form factor. – Текст : электронный // Rokland : [сайт]. – URL: https://store.rokland.com/products/alfa-network-ahpi7292s-ieee-802-11ah-sub-1-ghz-module-in-raspberry-pi-hat-form-factor (дата обращения: 24.09.2026).</w:t>
+        <w:t>29. NRC7394 Evaluation Kit Purchase page. – Текст : электронный // NEWRACOM : [сайт]. – URL: https://newracom.com/nrc7394-evaluation-kit-purchase-page (дата обращения: 24.09.2026).</w:t>
       </w:r>
     </w:p>
     <w:p>
@@ -13753,7 +13753,7 @@
         <w:jc w:val="left"/>
       </w:pPr>
       <w:r>
-        <w:t>30. NRC7394 Evaluation Kit Purchase page. – Текст : электронный // NEWRACOM : [сайт]. – URL: https://newracom.com/nrc7394-evaluation-kit-purchase-page (дата обращения: 24.09.2026).</w:t>
+        <w:t>30. NRC7292 EVK. – Текст : электронный // NEWRACOM : [сайт]. – URL: https://newracom.com/products/nrc7292-evk (дата обращения: 24.09.2026).</w:t>
       </w:r>
     </w:p>
     <w:p>
@@ -13762,7 +13762,7 @@
         <w:jc w:val="left"/>
       </w:pPr>
       <w:r>
-        <w:t>31. NRC7292 EVK. – Текст : электронный // NEWRACOM : [сайт]. – URL: https://newracom.com/products/nrc7292-evk (дата обращения: 24.09.2026).</w:t>
+        <w:t>31. MM6108-EKH05-05US, WiFi Development Tools — 802.11 Wi-Fi HaLow IoT Development Board. – Текст : электронный // ЧИП и ДИП : [сайт]. – URL: https://chipdip.ru/product0/8040419288 (дата обращения: 24.09.2026).</w:t>
       </w:r>
     </w:p>
     <w:p>
@@ -13771,7 +13771,7 @@
         <w:jc w:val="left"/>
       </w:pPr>
       <w:r>
-        <w:t>32. MM6108-EKH05-05US, WiFi Development Tools — 802.11 Wi-Fi HaLow IoT Development Board. – Текст : электронный // ЧИП и ДИП : [сайт]. – URL: https://chipdip.ru/product0/8040419288 (дата обращения: 24.09.2026).</w:t>
+        <w:t>32. T-Halow : исходные тексты, схема платы, комплект разработки модуля TX-AH / LilyGO (Xinyuan-LilyGO). – Текст : электронный // GitHub : [сайт]. – URL: https://github.com/Xinyuan-LilyGO/T-Halow (дата обращения: 27.09.2026).</w:t>
       </w:r>
     </w:p>
     <w:p>
@@ -13780,7 +13780,7 @@
         <w:jc w:val="left"/>
       </w:pPr>
       <w:r>
-        <w:t>33. T-Halow : исходные тексты, схема платы, комплект разработки модуля TX-AH / LilyGO (Xinyuan-LilyGO). – Текст : электронный // GitHub : [сайт]. – URL: https://github.com/Xinyuan-LilyGO/T-Halow (дата обращения: 27.09.2026).</w:t>
+        <w:t>33. ESP-IDF : Espressif IoT Development Framework : ветка 4.4, файл components/soc/esp32s3/include/soc/soc_caps.h / Espressif Systems. – Текст : электронный // GitHub : [сайт]. – URL: https://github.com/espressif/esp-idf (дата обращения: 27.09.2026).</w:t>
       </w:r>
     </w:p>
     <w:p>
@@ -13789,7 +13789,7 @@
         <w:jc w:val="left"/>
       </w:pPr>
       <w:r>
-        <w:t>34. ESP-IDF : Espressif IoT Development Framework : ветка 4.4, файл components/soc/esp32s3/include/soc/soc_caps.h / Espressif Systems. – Текст : электронный // GitHub : [сайт]. – URL: https://github.com/espressif/esp-idf (дата обращения: 27.09.2026).</w:t>
+        <w:t>34. ESP32-CAM Performance Reference Benchmark : dataset / TNeutron. – 2025. – Текст : электронный // GitHub : [сайт]. – URL: https://github.com/TNeutron/ESP32-CAM-Performence-Reference-Benchmark (дата обращения: 08.10.2026).</w:t>
       </w:r>
     </w:p>
     <w:p>
@@ -13798,7 +13798,7 @@
         <w:jc w:val="left"/>
       </w:pPr>
       <w:r>
-        <w:t>35. ESP32-CAM Performance Reference Benchmark : dataset / TNeutron. – 2025. – Текст : электронный // GitHub : [сайт]. – URL: https://github.com/TNeutron/ESP32-CAM-Performence-Reference-Benchmark (дата обращения: 08.10.2026).</w:t>
+        <w:t>35. Radio Settings ; LoRa Region by Country / Meshtastic. – Текст : электронный // GitHub : meshtastic/meshtastic. – URL: https://github.com/meshtastic/meshtastic/blob/master/docs/about/overview/radio-settings.mdx (дата обращения: 08.10.2026).</w:t>
       </w:r>
     </w:p>
     <w:p>
@@ -13807,7 +13807,7 @@
         <w:jc w:val="left"/>
       </w:pPr>
       <w:r>
-        <w:t>36. Radio Settings ; LoRa Region by Country / Meshtastic. – Текст : электронный // GitHub : meshtastic/meshtastic. – URL: https://github.com/meshtastic/meshtastic/blob/master/docs/about/overview/radio-settings.mdx (дата обращения: 08.10.2026).</w:t>
+        <w:t>36. Long Range / ExpressLRS. – Текст : электронный // GitHub : ExpressLRS/Docs. – URL: https://github.com/ExpressLRS/Docs/blob/master/docs/info/long-range.md (дата обращения: 08.10.2026).</w:t>
       </w:r>
     </w:p>
     <w:p>
@@ -13816,7 +13816,7 @@
         <w:jc w:val="left"/>
       </w:pPr>
       <w:r>
-        <w:t>37. Long Range / ExpressLRS. – Текст : электронный // GitHub : ExpressLRS/Docs. – URL: https://github.com/ExpressLRS/Docs/blob/master/docs/info/long-range.md (дата обращения: 08.10.2026).</w:t>
+        <w:t>37. Signal Health / ExpressLRS. – Текст : электронный // GitHub : ExpressLRS/Docs. – URL: https://github.com/ExpressLRS/Docs/blob/master/docs/info/signal-health.md (дата обращения: 08.10.2026).</w:t>
       </w:r>
     </w:p>
     <w:p>
@@ -13825,7 +13825,7 @@
         <w:jc w:val="left"/>
       </w:pPr>
       <w:r>
-        <w:t>38. Signal Health / ExpressLRS. – Текст : электронный // GitHub : ExpressLRS/Docs. – URL: https://github.com/ExpressLRS/Docs/blob/master/docs/info/signal-health.md (дата обращения: 08.10.2026).</w:t>
+        <w:t>38. Экономическое обоснование дипломных проектов (работ) по приборо- и радиоприборостроению : методические указания / В. П. Панагушин, Т. С. Ковалева, О. А. Малютина [и др.] ; под редакцией В. П. Панагушина. – 7-е изд., испр. и доп. – Москва : ИВАКО Аналитик, 2024. – 43 с. – Текст : непосредственный.</w:t>
       </w:r>
     </w:p>
     <w:p>
@@ -13834,7 +13834,7 @@
         <w:jc w:val="left"/>
       </w:pPr>
       <w:r>
-        <w:t>39. Экономическое обоснование дипломных проектов (работ) по приборо- и радиоприборостроению : методические указания / В. П. Панагушин, Т. С. Ковалева, О. А. Малютина [и др.] ; под редакцией В. П. Панагушина. – 6-е изд., испр. и доп. – Москва : ИВАКО Аналитик, 2008. – 44 с. – Текст : непосредственный.</w:t>
+        <w:t>39. Поиск вакансий «радиоинженер», «инженер радиотехник», «радиотехник» в г. Москве с указанием заработной платы. – Текст : электронный // hh.ru : [сайт]. – URL: https://hh.ru/search/vacancy?text=радиоинженер&amp;area=1&amp;only_with_salary=true (дата обращения: 24.09.2026).</w:t>
       </w:r>
     </w:p>
     <w:p>
@@ -13843,7 +13843,7 @@
         <w:jc w:val="left"/>
       </w:pPr>
       <w:r>
-        <w:t>40. Поиск вакансий «радиоинженер», «инженер радиотехник», «радиотехник» в г. Москве с указанием заработной платы. – Текст : электронный // hh.ru : [сайт]. – URL: https://hh.ru/search/vacancy?text=радиоинженер&amp;area=1&amp;only_with_salary=true (дата обращения: 24.09.2026).</w:t>
+        <w:t>40. Налоговый кодекс Российской Федерации. Часть вторая : федеральный закон от 05.08.2000 № 117-ФЗ : принят Государственной думой 19 июля 2000 года : одобрен Советом Федерации 26 июля 2000 года. Глава 23 «Налог на доходы физических лиц». Глава 34 «Страховые взносы». – Текст : электронный // КонсультантПлюс : надежная правовая поддержка : [сайт]. – URL: https://www.consultant.ru/document/cons_doc_LAW_28165/ (дата обращения: 08.10.2026).</w:t>
       </w:r>
     </w:p>
     <w:p>
@@ -13852,7 +13852,7 @@
         <w:jc w:val="left"/>
       </w:pPr>
       <w:r>
-        <w:t>41. Налоговый кодекс Российской Федерации. Часть вторая : федеральный закон от 05.08.2000 № 117-ФЗ. Глава 23 «Налог на доходы физических лиц». Глава 34 «Страховые взносы».</w:t>
+        <w:t>41. Производственный календарь на 2026 год. – Текст : электронный // КонсультантПлюс : [сайт]. – URL: https://www.consultant.ru/law/ref/calendar/proizvodstvennye/2026/ (дата обращения: 24.09.2026).</w:t>
       </w:r>
     </w:p>
     <w:p>
@@ -13861,7 +13861,7 @@
         <w:jc w:val="left"/>
       </w:pPr>
       <w:r>
-        <w:t>42. Производственный календарь на 2026 год. – Текст : электронный // КонсультантПлюс : [сайт]. – URL: https://www.consultant.ru/law/ref/calendar/proizvodstvennye/2026/ (дата обращения: 24.09.2026).</w:t>
+        <w:t>42. Предельная база страховых взносов в 2026 году : размер и тарифы. – Текст : электронный // Контур : [сайт]. – URL: https://kontur.ru/articles/4261 (дата обращения: 24.09.2026).</w:t>
       </w:r>
     </w:p>
     <w:p>
@@ -13870,7 +13870,7 @@
         <w:jc w:val="left"/>
       </w:pPr>
       <w:r>
-        <w:t>43. Предельная база страховых взносов в 2026 году : размер и тарифы. – Текст : электронный // Контур : [сайт]. – URL: https://kontur.ru/articles/4261 (дата обращения: 24.09.2026).</w:t>
+        <w:t>43. Официальные курсы валют на заданную дату, устанавливаемые ежедневно. – Текст : электронный // Банк России : [сайт]. – URL: https://www.cbr.ru/currency_base/daily/ (дата обращения: 24.09.2026).</w:t>
       </w:r>
     </w:p>
     <w:p>
@@ -13879,7 +13879,7 @@
         <w:jc w:val="left"/>
       </w:pPr>
       <w:r>
-        <w:t>44. Официальные курсы валют на заданную дату, устанавливаемые ежедневно. – Текст : электронный // Банк России : [сайт]. – URL: https://www.cbr.ru/currency_base/daily/ (дата обращения: 24.09.2026).</w:t>
+        <w:t>44. W25Q32JVSSIQ, микросхема памяти FLASH 32 Мбит. – Текст : электронный // ЧИП и ДИП : [сайт]. – URL: https://www.chipdip.ru/product/w25q32jvssiq (дата обращения: 24.09.2026).</w:t>
       </w:r>
     </w:p>
     <w:p>
@@ -13888,7 +13888,7 @@
         <w:jc w:val="left"/>
       </w:pPr>
       <w:r>
-        <w:t>45. W25Q32JVSSIQ, микросхема памяти FLASH 32 Мбит. – Текст : электронный // ЧИП и ДИП : [сайт]. – URL: https://www.chipdip.ru/product/w25q32jvssiq (дата обращения: 24.09.2026).</w:t>
+        <w:t>45. Программаторы CH341A. – Текст : электронный // Яндекс Маркет : [сайт]. – URL: https://market.yandex.ru/category/programmatory-ch341a (дата обращения: 24.09.2026).</w:t>
       </w:r>
     </w:p>
     <w:p>
@@ -13897,7 +13897,7 @@
         <w:jc w:val="left"/>
       </w:pPr>
       <w:r>
-        <w:t>46. Программаторы CH341A. – Текст : электронный // Яндекс Маркет : [сайт]. – URL: https://market.yandex.ru/category/programmatory-ch341a (дата обращения: 24.09.2026).</w:t>
+        <w:t>46. Тарифы на электроэнергию в Москве в 2026 году. – Текст : электронный // Т—Ж : [сайт]. – URL: https://t-j.ru/msk-electroprices/ (дата обращения: 24.09.2026).</w:t>
       </w:r>
     </w:p>
     <w:p>
@@ -13906,7 +13906,7 @@
         <w:jc w:val="left"/>
       </w:pPr>
       <w:r>
-        <w:t>47. Тарифы на электроэнергию в Москве в 2026 году. – Текст : электронный // Т—Ж : [сайт]. – URL: https://t-j.ru/msk-electroprices/ (дата обращения: 24.09.2026).</w:t>
+        <w:t>47. О Классификации основных средств, включаемых в амортизационные группы : постановление Правительства Российской Федерации от 01.01.2002 № 1. – Текст : электронный // КонсультантПлюс : надежная правовая поддержка : [сайт]. – URL: https://www.consultant.ru/document/cons_doc_LAW_34710/ (дата обращения: 08.10.2026).</w:t>
       </w:r>
     </w:p>
     <w:p>
@@ -13915,7 +13915,7 @@
         <w:jc w:val="left"/>
       </w:pPr>
       <w:r>
-        <w:t>48. О Классификации основных средств, включаемых в амортизационные группы : постановление Правительства Российской Федерации от 01.01.2002 № 1 (в действующей редакции).</w:t>
+        <w:t>48. СП 2.2.3670-20. Санитарно-эпидемиологические требования к условиям труда : санитарные правила : утверждены постановлением Главного государственного санитарного врача Российской Федерации от 02.12.2020 № 40 : дата введения 2021-01-01. – Текст : электронный // Электронный фонд правовых и нормативно-технических документов : [сайт]. – URL: https://docs.cntd.ru/document/573230583 (дата обращения: 08.10.2026).</w:t>
       </w:r>
     </w:p>
     <w:p>
@@ -13924,7 +13924,7 @@
         <w:jc w:val="left"/>
       </w:pPr>
       <w:r>
-        <w:t>49. СП 2.2.3670-20. Санитарно-эпидемиологические требования к условиям труда : санитарные правила : утверждены постановлением Главного государственного санитарного врача Российской Федерации от 02.12.2020 № 40.</w:t>
+        <w:t>49. ГОСТ 12.2.032-78. Система стандартов безопасности труда. Рабочее место при выполнении работ сидя. Общие эргономические требования : межгосударственный стандарт : издание официальное : утвержден и введен в действие Постановлением Госстандарта СССР от 26.04.1978 № 1102 : дата введения 1979-01-01. – Текст : электронный // Электронный фонд правовых и нормативно-технических документов : [сайт]. – URL: https://docs.cntd.ru/document/1200003913 (дата обращения: 08.10.2026).</w:t>
       </w:r>
     </w:p>
     <w:p>
@@ -13933,7 +13933,7 @@
         <w:jc w:val="left"/>
       </w:pPr>
       <w:r>
-        <w:t>50. ГОСТ 12.2.032-78. Система стандартов безопасности труда. Рабочее место при выполнении работ сидя. Общие эргономические требования : межгосударственный стандарт.</w:t>
+        <w:t>50. ГОСТ Р 50923-96. Дисплеи. Рабочее место оператора. Общие эргономические требования и требования к производственной среде. Методы измерения : государственный стандарт Российской Федерации : издание официальное : утвержден и введен в действие Постановлением Госстандарта России от 10.07.1996 № 451 : дата введения 1997-07-01. – Текст : электронный // Электронный фонд правовых и нормативно-технических документов : [сайт]. – URL: https://docs.cntd.ru/document/1200025975 (дата обращения: 08.10.2026).</w:t>
       </w:r>
     </w:p>
     <w:p>
@@ -13942,7 +13942,7 @@
         <w:jc w:val="left"/>
       </w:pPr>
       <w:r>
-        <w:t>51. ГОСТ Р 50923-96. Дисплеи. Рабочее место оператора. Общие эргономические требования и требования к производственной среде. Методы измерения : государственный стандарт Российской Федерации.</w:t>
+        <w:t>51. ГОСТ Р 50948-2001. Средства отображения информации индивидуального пользования. Общие эргономические требования и требования безопасности : государственный стандарт Российской Федерации : издание официальное : принят и введен в действие Постановлением Госстандарта России от 25.12.2001 № 576-ст : дата введения 2002-07-01. – Текст : электронный // Электронный фонд правовых и нормативно-технических документов : [сайт]. – URL: https://docs.cntd.ru/document/1200028904 (дата обращения: 08.10.2026).</w:t>
       </w:r>
     </w:p>
     <w:p>
@@ -13951,7 +13951,7 @@
         <w:jc w:val="left"/>
       </w:pPr>
       <w:r>
-        <w:t>52. ГОСТ Р 50948-2001. Средства отображения информации индивидуального пользования. Общие эргономические требования и требования безопасности : государственный стандарт Российской Федерации.</w:t>
+        <w:t>52. ГОСТ Р ИСО 9241-4-2009. Эргономические требования к проведению офисных работ с использованием видеодисплейных терминалов (VDT). Часть 4. Требования к клавиатуре : национальный стандарт Российской Федерации : издание официальное : утвержден и введен в действие Приказом Ростехрегулирования от 07.12.2009 № 579-ст : дата введения 2010-12-01. – Текст : электронный // Электронный фонд правовых и нормативно-технических документов : [сайт]. – URL: https://docs.cntd.ru/document/1200076334 (дата обращения: 08.10.2026).</w:t>
       </w:r>
     </w:p>
     <w:p>
@@ -13960,7 +13960,7 @@
         <w:jc w:val="left"/>
       </w:pPr>
       <w:r>
-        <w:t>53. ГОСТ Р ИСО 9241-4-2009. Эргономические требования к проведению офисных работ с использованием видеодисплейных терминалов (VDT). Часть 4. Требования к клавиатуре : национальный стандарт Российской Федерации.</w:t>
+        <w:t>53. ГОСТ 12.0.003-2015. Система стандартов безопасности труда. Опасные и вредные производственные факторы. Классификация : межгосударственный стандарт : издание официальное : введен в действие в качестве национального стандарта Российской Федерации Приказом Росстандарта от 09.06.2016 № 602-ст : дата введения 2017-03-01. – Текст : электронный // Электронный фонд правовых и нормативно-технических документов : [сайт]. – URL: https://docs.cntd.ru/document/1200136071 (дата обращения: 08.10.2026).</w:t>
       </w:r>
     </w:p>
     <w:p>
@@ -13969,7 +13969,7 @@
         <w:jc w:val="left"/>
       </w:pPr>
       <w:r>
-        <w:t>54. ГОСТ 12.0.003-2015. Система стандартов безопасности труда. Опасные и вредные производственные факторы. Классификация : межгосударственный стандарт.</w:t>
+        <w:t>54. ГОСТ 12.1.005-88. Система стандартов безопасности труда. Общие санитарно-гигиенические требования к воздуху рабочей зоны : межгосударственный стандарт : издание официальное : утвержден и введен в действие Постановлением Госстандарта СССР от 29.09.1988 № 3388 : дата введения 1989-01-01. – Текст : электронный // Электронный фонд правовых и нормативно-технических документов : [сайт]. – URL: https://docs.cntd.ru/document/1200003608 (дата обращения: 08.10.2026).</w:t>
       </w:r>
     </w:p>
     <w:p>
@@ -13978,7 +13978,7 @@
         <w:jc w:val="left"/>
       </w:pPr>
       <w:r>
-        <w:t>55. ГОСТ 12.1.005-88. Система стандартов безопасности труда. Общие санитарно-гигиенические требования к воздуху рабочей зоны : межгосударственный стандарт.</w:t>
+        <w:t>55. СанПиН 1.2.3685-21. Гигиенические нормативы и требования к обеспечению безопасности и (или) безвредности для человека факторов среды обитания : санитарные правила и нормы : утверждены постановлением Главного государственного санитарного врача Российской Федерации от 28.01.2021 № 2 (ред. от 24.12.2025) : дата введения 2021-03-01. – Текст : электронный // Электронный фонд правовых и нормативно-технических документов : [сайт]. – URL: https://docs.cntd.ru/document/573500115 (дата обращения: 08.10.2026).</w:t>
       </w:r>
     </w:p>
     <w:p>
@@ -13987,7 +13987,7 @@
         <w:jc w:val="left"/>
       </w:pPr>
       <w:r>
-        <w:t>56. СанПиН 1.2.3685-21. Гигиенические нормативы и требования к обеспечению безопасности и (или) безвредности для человека факторов среды обитания : санитарные правила и нормы : утверждены постановлением Главного государственного санитарного врача Российской Федерации от 28.01.2021 № 2 (ред. от 24.12.2025).</w:t>
+        <w:t>56. СП 52.13330.2016. Естественное и искусственное освещение. Актуализированная редакция СНиП 23-05-95* : свод правил : утвержден приказом Минстроя России от 07.11.2016 № 777/пр : дата введения 2017-05-08. – Текст : электронный // Электронный фонд правовых и нормативно-технических документов : [сайт]. – URL: https://docs.cntd.ru/document/456054197 (дата обращения: 08.10.2026).</w:t>
       </w:r>
     </w:p>
     <w:p>
@@ -13996,7 +13996,7 @@
         <w:jc w:val="left"/>
       </w:pPr>
       <w:r>
-        <w:t>57. СП 52.13330.2016. Естественное и искусственное освещение. Актуализированная редакция СНиП 23-05-95* : свод правил.</w:t>
+        <w:t>57. Кнорринг, Г. М. Справочная книга для проектирования электрического освещения / Г. М. Кнорринг, И. М. Фадин, В. Н. Сидоров. – 2-е изд., перераб. и доп. – Санкт-Петербург : Энергоатомиздат, 1992. – 448 с. – Текст : непосредственный.</w:t>
       </w:r>
     </w:p>
     <w:p>
@@ -14005,7 +14005,7 @@
         <w:jc w:val="left"/>
       </w:pPr>
       <w:r>
-        <w:t>58. Кнорринг, Г. М. Справочная книга для проектирования электрического освещения / Г. М. Кнорринг, И. М. Фадин, В. Н. Сидоров. – 2-е изд., перераб. и доп. – Санкт-Петербург : Энергоатомиздат, 1992. – 448 с. – Текст : непосредственный.</w:t>
+        <w:t>58. T-Halow : AT command set / Xinyuan-LilyGO. – Текст : электронный // GitHub : [сайт]. – URL: https://github.com/Xinyuan-LilyGO/T-Halow (дата обращения: 24.09.2026).</w:t>
       </w:r>
     </w:p>
     <w:p>
@@ -14014,7 +14014,7 @@
         <w:jc w:val="left"/>
       </w:pPr>
       <w:r>
-        <w:t>59. T-Halow : AT command set / Xinyuan-LilyGO. – Текст : электронный // GitHub : [сайт]. – URL: https://github.com/Xinyuan-LilyGO/T-Halow (дата обращения: 24.09.2026).</w:t>
+        <w:t>59. Правила устройства электроустановок. Глава 1.1. Общая часть : издание седьмое : утверждена приказом Минэнерго России от 08.07.2002 № 204 : дата введения 2003-01-01. – Текст : электронный // Электронный фонд правовых и нормативно-технических документов : [сайт]. – URL: https://docs.cntd.ru/document/1200030216 (дата обращения: 08.10.2026).</w:t>
       </w:r>
     </w:p>
     <w:p>
@@ -14023,7 +14023,7 @@
         <w:jc w:val="left"/>
       </w:pPr>
       <w:r>
-        <w:t>60. Правила устройства электроустановок. Глава 1.1. – 7-е изд.</w:t>
+        <w:t>60. ГОСТ 12.1.038-82. Система стандартов безопасности труда. Электробезопасность. Предельно допустимые значения напряжений прикосновения и токов : межгосударственный стандарт : издание официальное : утвержден и введен в действие Постановлением Госстандарта СССР от 30.07.1982 № 2987 : дата введения 1983-07-01. – Текст : электронный // Электронный фонд правовых и нормативно-технических документов : [сайт]. – URL: https://docs.cntd.ru/document/5200313 (дата обращения: 08.10.2026).</w:t>
       </w:r>
     </w:p>
     <w:p>
@@ -14032,7 +14032,7 @@
         <w:jc w:val="left"/>
       </w:pPr>
       <w:r>
-        <w:t>61. ГОСТ 12.1.038-82. Система стандартов безопасности труда. Электробезопасность. Предельно допустимые значения напряжений прикосновения и токов : межгосударственный стандарт.</w:t>
+        <w:t>61. Технический регламент о требованиях пожарной безопасности : федеральный закон от 22.07.2008 № 123-ФЗ : принят Государственной думой 4 июля 2008 года : одобрен Советом Федерации 11 июля 2008 года. – Текст : электронный // Электронный фонд правовых и нормативно-технических документов : [сайт]. – URL: https://docs.cntd.ru/document/902111644 (дата обращения: 08.10.2026).</w:t>
       </w:r>
     </w:p>
     <w:p>
@@ -14041,7 +14041,7 @@
         <w:jc w:val="left"/>
       </w:pPr>
       <w:r>
-        <w:t>62. Технический регламент о требованиях пожарной безопасности : федеральный закон от 22.07.2008 № 123-ФЗ.</w:t>
+        <w:t>62. Об утверждении Правил противопожарного режима в Российской Федерации : постановление Правительства Российской Федерации от 16.09.2020 № 1479. – Текст : электронный // Электронный фонд правовых и нормативно-технических документов : [сайт]. – URL: https://docs.cntd.ru/document/565837297 (дата обращения: 08.10.2026).</w:t>
       </w:r>
     </w:p>
     <w:p>
@@ -14050,7 +14050,7 @@
         <w:jc w:val="left"/>
       </w:pPr>
       <w:r>
-        <w:t>63. Об утверждении Правил противопожарного режима в Российской Федерации : постановление Правительства Российской Федерации от 16.09.2020 № 1479.</w:t>
+        <w:t>63. СП 12.13130.2009. Определение категорий помещений, зданий и наружных установок по взрывопожарной и пожарной опасности : свод правил : утвержден приказом МЧС России от 25.03.2009 № 182 : дата введения 2009-05-01. – Текст : электронный // Электронный фонд правовых и нормативно-технических документов : [сайт]. – URL: https://docs.cntd.ru/document/1200071156 (дата обращения: 08.10.2026).</w:t>
       </w:r>
     </w:p>
     <w:p>
@@ -14059,7 +14059,7 @@
         <w:jc w:val="left"/>
       </w:pPr>
       <w:r>
-        <w:t>64. СП 12.13130.2009. Определение категорий помещений, зданий и наружных установок по взрывопожарной и пожарной опасности : свод правил.</w:t>
+        <w:t>64. СП 9.13130.2009. Техника пожарная. Огнетушители. Требования к эксплуатации : свод правил : утвержден приказом МЧС России от 25.03.2009 № 179 : дата введения 2009-05-01. – Текст : электронный // Электронный фонд правовых и нормативно-технических документов : [сайт]. – URL: https://docs.cntd.ru/document/1200071152 (дата обращения: 08.10.2026).</w:t>
       </w:r>
     </w:p>
     <w:p>
@@ -14068,7 +14068,7 @@
         <w:jc w:val="left"/>
       </w:pPr>
       <w:r>
-        <w:t>65. СП 9.13130.2009. Техника пожарная. Огнетушители. Требования к эксплуатации : свод правил.</w:t>
+        <w:t>65. Р 2.2.2006-05. Гигиена труда. Руководство по гигиенической оценке факторов рабочей среды и трудового процесса. Критерии и классификация условий труда : руководство : утверждено 29.07.2005 : дата введения 2005-11-01. – Текст : электронный // Электронный фонд правовых и нормативно-технических документов : [сайт]. – URL: https://docs.cntd.ru/document/1200040973 (дата обращения: 08.10.2026).</w:t>
       </w:r>
     </w:p>
     <w:p>
@@ -14077,7 +14077,7 @@
         <w:jc w:val="left"/>
       </w:pPr>
       <w:r>
-        <w:t>66. Р 2.2.2006-05. Руководство по гигиенической оценке факторов рабочей среды и трудового процесса. Критерии и классификация условий труда.</w:t>
+        <w:t>66. МР 2.2.7.2129-06. Режимы труда и отдыха работающих в холодное время на открытой территории или в неотапливаемых помещениях : методические рекомендации : утверждены 19.09.2006 : дата введения 2006-11-01. – Текст : электронный // Электронный фонд правовых и нормативно-технических документов : [сайт]. – URL: https://docs.cntd.ru/document/1200047514 (дата обращения: 08.10.2026).</w:t>
       </w:r>
     </w:p>
     <w:p>
@@ -14086,7 +14086,7 @@
         <w:jc w:val="left"/>
       </w:pPr>
       <w:r>
-        <w:t>67. МР 2.2.7.2129-06. Режимы труда и отдыха работающих в холодное время на открытой территории или в неотапливаемых помещениях : методические рекомендации.</w:t>
+        <w:t>67. Об отходах производства и потребления : федеральный закон от 24.06.1998 № 89-ФЗ : принят Государственной думой 22 мая 1998 года : одобрен Советом Федерации 10 июня 1998 года. – Текст : электронный // Электронный фонд правовых и нормативно-технических документов : [сайт]. – URL: https://docs.cntd.ru/document/901711591 (дата обращения: 08.10.2026).</w:t>
       </w:r>
     </w:p>
     <w:p>
@@ -14095,7 +14095,7 @@
         <w:jc w:val="left"/>
       </w:pPr>
       <w:r>
-        <w:t>68. Об отходах производства и потребления : федеральный закон от 24.06.1998 № 89-ФЗ.</w:t>
+        <w:t>68. Об утверждении перечня видов отходов производства и потребления, в состав которых входят полезные компоненты, захоронение которых запрещается : распоряжение Правительства Российской Федерации от 25.07.2017 № 1589-р. – Текст : электронный // Электронный фонд правовых и нормативно-технических документов : [сайт]. – URL: https://docs.cntd.ru/document/436754215 (дата обращения: 08.10.2026).</w:t>
       </w:r>
     </w:p>
     <w:p>
@@ -14104,7 +14104,7 @@
         <w:jc w:val="left"/>
       </w:pPr>
       <w:r>
-        <w:t>69. Об утверждении перечня видов отходов производства и потребления, в состав которых входят полезные компоненты, захоронение которых запрещается : распоряжение Правительства Российской Федерации от 25.07.2017 № 1589-р.</w:t>
+        <w:t>69. О специальной оценке условий труда : федеральный закон от 28.12.2013 № 426-ФЗ : принят Государственной думой 23 декабря 2013 года : одобрен Советом Федерации 25 декабря 2013 года. – Текст : электронный // КонсультантПлюс : надежная правовая поддержка : [сайт]. – URL: https://www.consultant.ru/document/cons_doc_LAW_156555/ (дата обращения: 08.10.2026).</w:t>
       </w:r>
     </w:p>
     <w:p>
@@ -14113,16 +14113,7 @@
         <w:jc w:val="left"/>
       </w:pPr>
       <w:r>
-        <w:t>70. О специальной оценке условий труда : федеральный закон от 28.12.2013 № 426-ФЗ.</w:t>
-      </w:r>
-    </w:p>
-    <w:p>
-      <w:pPr>
-        <w:ind w:firstLine="0"/>
-        <w:jc w:val="left"/>
-      </w:pPr>
-      <w:r>
-        <w:t>71. Об утверждении Методики проведения специальной оценки условий труда, Классификатора вредных и (или) опасных производственных факторов, формы отчета о проведении специальной оценки условий труда и инструкции по ее заполнению : приказ Минтруда России от 21.11.2023 № 817н.</w:t>
+        <w:t>70. Об утверждении Методики проведения специальной оценки условий труда, Классификатора вредных и (или) опасных производственных факторов, формы отчета о проведении специальной оценки условий труда и инструкции по ее заполнению : приказ Минтруда России от 21.11.2023 № 817н : зарегистрирован в Минюсте России 30.11.2023 № 76179. – Текст : электронный // Официальный интернет-портал правовой информации : [сайт]. – URL: http://publication.pravo.gov.ru/document/0001202311300048 (дата обращения: 08.10.2026).</w:t>
       </w:r>
     </w:p>
     <w:sectPr>

--- a/docs/vkr/Osnovnaya_chast_HaLow.docx
+++ b/docs/vkr/Osnovnaya_chast_HaLow.docx
@@ -208,7 +208,7 @@
         <w:t xml:space="preserve">Пояснительная записка состоит из введения, пяти глав, заключения и списка использованных источников. В первой главе выполнен сравнительный анализ Wi-Fi HaLow с другими вариантами канала связи с БПЛА, во второй — обоснование эксперимента, его методика, выбор и настройка средств, в третьей приведены результаты серии экспериментов и сравнение с другими протоколами. Четвёртая глава содержит экономическую часть, пятая — раздел охраны труда и окружающей среды. В заключении сформулированы основные результаты и предложения по интеграции разработанных решений в существующие модели БПЛА. </w:t>
       </w:r>
       <w:r>
-        <w:t>Пояснительная записка: 97 с., 8 рис., 33 табл., 70 источн.</w:t>
+        <w:t>Пояснительная записка: 98 с., 9 рис., 33 табл., 70 источн.</w:t>
       </w:r>
     </w:p>
     <w:p>

--- a/docs/vkr/Osnovnaya_chast_HaLow.docx
+++ b/docs/vkr/Osnovnaya_chast_HaLow.docx
@@ -208,7 +208,7 @@
         <w:t xml:space="preserve">Пояснительная записка состоит из введения, пяти глав, заключения и списка использованных источников. В первой главе выполнен сравнительный анализ Wi-Fi HaLow с другими вариантами канала связи с БПЛА, во второй — обоснование эксперимента, его методика, выбор и настройка средств, в третьей приведены результаты серии экспериментов и сравнение с другими протоколами. Четвёртая глава содержит экономическую часть, пятая — раздел охраны труда и окружающей среды. В заключении сформулированы основные результаты и предложения по интеграции разработанных решений в существующие модели БПЛА. </w:t>
       </w:r>
       <w:r>
-        <w:t>Пояснительная записка: 98 с., 9 рис., 33 табл., 70 источн.</w:t>
+        <w:t>Пояснительная записка: 99 с., 9 рис., 33 табл., 71 источн.</w:t>
       </w:r>
     </w:p>
     <w:p>
@@ -3782,6 +3782,354 @@
       </w:r>
     </w:p>
     <w:p>
+      <w:r>
+        <w:rPr>
+          <w:b/>
+        </w:rPr>
+        <w:t xml:space="preserve">Доплеровский сдвиг. </w:t>
+      </w:r>
+      <w:r>
+        <w:t>При движении БПЛА со скоростью v частота принимаемого сигнала смещается на [13]</w:t>
+      </w:r>
+    </w:p>
+    <w:tbl>
+      <w:tblPr>
+        <w:tblW w:type="auto" w:w="0"/>
+        <w:jc w:val="center"/>
+        <w:tblLayout w:type="fixed"/>
+        <w:tblLook w:firstColumn="1" w:firstRow="1" w:lastColumn="0" w:lastRow="0" w:noHBand="0" w:noVBand="1" w:val="04A0"/>
+        <w:tblBorders>
+          <w:top w:val="nil"/>
+          <w:left w:val="nil"/>
+          <w:bottom w:val="nil"/>
+          <w:right w:val="nil"/>
+          <w:insideH w:val="nil"/>
+          <w:insideV w:val="nil"/>
+        </w:tblBorders>
+      </w:tblPr>
+      <w:tblGrid>
+        <w:gridCol w:w="1020"/>
+        <w:gridCol w:w="7313"/>
+        <w:gridCol w:w="1020"/>
+      </w:tblGrid>
+      <w:tr>
+        <w:tc>
+          <w:tcPr>
+            <w:tcW w:type="dxa" w:w="1020"/>
+            <w:vAlign w:val="center"/>
+          </w:tcPr>
+          <w:p>
+            <w:pPr>
+              <w:pStyle w:val="Formula"/>
+            </w:pPr>
+          </w:p>
+        </w:tc>
+        <w:tc>
+          <w:tcPr>
+            <w:tcW w:type="dxa" w:w="7313"/>
+            <w:vAlign w:val="center"/>
+          </w:tcPr>
+          <w:p>
+            <w:pPr>
+              <w:pStyle w:val="Formula"/>
+              <w:jc w:val="center"/>
+            </w:pPr>
+            <m:oMath>
+              <m:sSub>
+                <m:e>
+                  <m:r>
+                    <w:rPr>
+                      <w:rFonts w:ascii="Cambria Math" w:hAnsi="Cambria Math"/>
+                    </w:rPr>
+                    <m:t xml:space="preserve">f</m:t>
+                  </m:r>
+                </m:e>
+                <m:sub>
+                  <m:r>
+                    <m:rPr>
+                      <m:sty m:val="p"/>
+                    </m:rPr>
+                    <w:rPr>
+                      <w:rFonts w:ascii="Cambria Math" w:hAnsi="Cambria Math"/>
+                    </w:rPr>
+                    <m:t xml:space="preserve">д</m:t>
+                  </m:r>
+                </m:sub>
+              </m:sSub>
+              <m:r>
+                <m:rPr>
+                  <m:sty m:val="p"/>
+                </m:rPr>
+                <w:rPr>
+                  <w:rFonts w:ascii="Cambria Math" w:hAnsi="Cambria Math"/>
+                </w:rPr>
+                <m:t xml:space="preserve"> = </m:t>
+              </m:r>
+              <m:f>
+                <m:num>
+                  <m:r>
+                    <w:rPr>
+                      <w:rFonts w:ascii="Cambria Math" w:hAnsi="Cambria Math"/>
+                    </w:rPr>
+                    <m:t xml:space="preserve">v</m:t>
+                  </m:r>
+                </m:num>
+                <m:den>
+                  <m:r>
+                    <w:rPr>
+                      <w:rFonts w:ascii="Cambria Math" w:hAnsi="Cambria Math"/>
+                    </w:rPr>
+                    <m:t xml:space="preserve">λ</m:t>
+                  </m:r>
+                </m:den>
+              </m:f>
+              <m:r>
+                <m:rPr>
+                  <m:sty m:val="p"/>
+                </m:rPr>
+                <w:rPr>
+                  <w:rFonts w:ascii="Cambria Math" w:hAnsi="Cambria Math"/>
+                </w:rPr>
+                <m:t xml:space="preserve">.</m:t>
+              </m:r>
+            </m:oMath>
+          </w:p>
+        </w:tc>
+        <w:tc>
+          <w:tcPr>
+            <w:tcW w:type="dxa" w:w="1020"/>
+            <w:vAlign w:val="center"/>
+          </w:tcPr>
+          <w:p>
+            <w:pPr>
+              <w:pStyle w:val="Formula"/>
+              <w:jc w:val="right"/>
+            </w:pPr>
+            <w:r>
+              <w:t>(2.6)</w:t>
+            </w:r>
+          </w:p>
+        </w:tc>
+      </w:tr>
+    </w:tbl>
+    <w:p>
+      <w:pPr>
+        <w:ind w:firstLine="0"/>
+      </w:pPr>
+      <w:r>
+        <w:t>Для БПЛА вертолётного типа при скорости до 30 м/с сдвиг на частоте 867 МГц не превышает 87 Гц, то есть 0,1·10⁻⁶ несущей. Для OFDM важен не сам сдвиг, а его доля от разноса поднесущих Δf: сдвиг нарушает их ортогональность и вызывает межподнесущие помехи, относительная мощность которых [25]</w:t>
+      </w:r>
+    </w:p>
+    <w:tbl>
+      <w:tblPr>
+        <w:tblW w:type="auto" w:w="0"/>
+        <w:jc w:val="center"/>
+        <w:tblLayout w:type="fixed"/>
+        <w:tblLook w:firstColumn="1" w:firstRow="1" w:lastColumn="0" w:lastRow="0" w:noHBand="0" w:noVBand="1" w:val="04A0"/>
+        <w:tblBorders>
+          <w:top w:val="nil"/>
+          <w:left w:val="nil"/>
+          <w:bottom w:val="nil"/>
+          <w:right w:val="nil"/>
+          <w:insideH w:val="nil"/>
+          <w:insideV w:val="nil"/>
+        </w:tblBorders>
+      </w:tblPr>
+      <w:tblGrid>
+        <w:gridCol w:w="1020"/>
+        <w:gridCol w:w="7313"/>
+        <w:gridCol w:w="1020"/>
+      </w:tblGrid>
+      <w:tr>
+        <w:tc>
+          <w:tcPr>
+            <w:tcW w:type="dxa" w:w="1020"/>
+            <w:vAlign w:val="center"/>
+          </w:tcPr>
+          <w:p>
+            <w:pPr>
+              <w:pStyle w:val="Formula"/>
+            </w:pPr>
+          </w:p>
+        </w:tc>
+        <w:tc>
+          <w:tcPr>
+            <w:tcW w:type="dxa" w:w="7313"/>
+            <w:vAlign w:val="center"/>
+          </w:tcPr>
+          <w:p>
+            <w:pPr>
+              <w:pStyle w:val="Formula"/>
+              <w:jc w:val="center"/>
+            </w:pPr>
+            <m:oMath>
+              <m:sSub>
+                <m:e>
+                  <m:r>
+                    <w:rPr>
+                      <w:rFonts w:ascii="Cambria Math" w:hAnsi="Cambria Math"/>
+                    </w:rPr>
+                    <m:t xml:space="preserve">P</m:t>
+                  </m:r>
+                </m:e>
+                <m:sub>
+                  <m:r>
+                    <m:rPr>
+                      <m:sty m:val="p"/>
+                    </m:rPr>
+                    <w:rPr>
+                      <w:rFonts w:ascii="Cambria Math" w:hAnsi="Cambria Math"/>
+                    </w:rPr>
+                    <m:t xml:space="preserve">МПП</m:t>
+                  </m:r>
+                </m:sub>
+              </m:sSub>
+              <m:r>
+                <m:rPr>
+                  <m:sty m:val="p"/>
+                </m:rPr>
+                <w:rPr>
+                  <w:rFonts w:ascii="Cambria Math" w:hAnsi="Cambria Math"/>
+                </w:rPr>
+                <m:t xml:space="preserve"> ≈ </m:t>
+              </m:r>
+              <m:f>
+                <m:num>
+                  <m:r>
+                    <m:rPr>
+                      <m:sty m:val="p"/>
+                    </m:rPr>
+                    <w:rPr>
+                      <w:rFonts w:ascii="Cambria Math" w:hAnsi="Cambria Math"/>
+                    </w:rPr>
+                    <m:t xml:space="preserve">1</m:t>
+                  </m:r>
+                </m:num>
+                <m:den>
+                  <m:r>
+                    <m:rPr>
+                      <m:sty m:val="p"/>
+                    </m:rPr>
+                    <w:rPr>
+                      <w:rFonts w:ascii="Cambria Math" w:hAnsi="Cambria Math"/>
+                    </w:rPr>
+                    <m:t xml:space="preserve">3</m:t>
+                  </m:r>
+                </m:den>
+              </m:f>
+              <m:sSup>
+                <m:e>
+                  <m:d>
+                    <m:e>
+                      <m:r>
+                        <m:rPr>
+                          <m:sty m:val="p"/>
+                        </m:rPr>
+                        <w:rPr>
+                          <w:rFonts w:ascii="Cambria Math" w:hAnsi="Cambria Math"/>
+                        </w:rPr>
+                        <m:t xml:space="preserve">π</m:t>
+                      </m:r>
+                      <m:f>
+                        <m:num>
+                          <m:sSub>
+                            <m:e>
+                              <m:r>
+                                <w:rPr>
+                                  <w:rFonts w:ascii="Cambria Math" w:hAnsi="Cambria Math"/>
+                                </w:rPr>
+                                <m:t xml:space="preserve">f</m:t>
+                              </m:r>
+                            </m:e>
+                            <m:sub>
+                              <m:r>
+                                <m:rPr>
+                                  <m:sty m:val="p"/>
+                                </m:rPr>
+                                <w:rPr>
+                                  <w:rFonts w:ascii="Cambria Math" w:hAnsi="Cambria Math"/>
+                                </w:rPr>
+                                <m:t xml:space="preserve">д</m:t>
+                              </m:r>
+                            </m:sub>
+                          </m:sSub>
+                        </m:num>
+                        <m:den>
+                          <m:r>
+                            <m:rPr>
+                              <m:sty m:val="p"/>
+                            </m:rPr>
+                            <w:rPr>
+                              <w:rFonts w:ascii="Cambria Math" w:hAnsi="Cambria Math"/>
+                            </w:rPr>
+                            <m:t xml:space="preserve">Δ</m:t>
+                          </m:r>
+                          <m:r>
+                            <w:rPr>
+                              <w:rFonts w:ascii="Cambria Math" w:hAnsi="Cambria Math"/>
+                            </w:rPr>
+                            <m:t xml:space="preserve">f</m:t>
+                          </m:r>
+                        </m:den>
+                      </m:f>
+                    </m:e>
+                  </m:d>
+                </m:e>
+                <m:sup>
+                  <m:r>
+                    <m:rPr>
+                      <m:sty m:val="p"/>
+                    </m:rPr>
+                    <w:rPr>
+                      <w:rFonts w:ascii="Cambria Math" w:hAnsi="Cambria Math"/>
+                    </w:rPr>
+                    <m:t xml:space="preserve">2</m:t>
+                  </m:r>
+                </m:sup>
+              </m:sSup>
+              <m:r>
+                <m:rPr>
+                  <m:sty m:val="p"/>
+                </m:rPr>
+                <w:rPr>
+                  <w:rFonts w:ascii="Cambria Math" w:hAnsi="Cambria Math"/>
+                </w:rPr>
+                <m:t xml:space="preserve">.</m:t>
+              </m:r>
+            </m:oMath>
+          </w:p>
+        </w:tc>
+        <w:tc>
+          <w:tcPr>
+            <w:tcW w:type="dxa" w:w="1020"/>
+            <w:vAlign w:val="center"/>
+          </w:tcPr>
+          <w:p>
+            <w:pPr>
+              <w:pStyle w:val="Formula"/>
+              <w:jc w:val="right"/>
+            </w:pPr>
+            <w:r>
+              <w:t>(2.7)</w:t>
+            </w:r>
+          </w:p>
+        </w:tc>
+      </w:tr>
+    </w:tbl>
+    <w:p>
+      <w:pPr>
+        <w:ind w:firstLine="0"/>
+      </w:pPr>
+      <w:r>
+        <w:t>Разнос поднесущих Wi-Fi HaLow — 31,25 кГц [7], в 10 раз меньше, чем у Wi-Fi 2,4 ГГц, и всё же доплеровский сдвиг составляет лишь 0,3 % от него, а мощность межподнесущих помех на 46 дБ ниже мощности сигнала. Даже при отношении сигнал/шум 25 дБ эти помехи остаются на 21 дБ ниже шума, то есть практически отсутствуют. Расхождение частот опорных генераторов передатчика и приёмника, допускаемое стандартом (±20·10⁻⁶, до 17 кГц), в двести раз больше доплеровского сдвига и компенсируется приёмником по преамбуле каждого кадра [7].</w:t>
+      </w:r>
+    </w:p>
+    <w:p>
+      <w:r>
+        <w:t>Движение сказывается иначе: канал изменяется за время когерентности Tк ≈ 0,423/fд [13], при 30 м/с — около 5 мс. Кадр с фрагментом 1400 байт длится около 2 мс на MCS 7 и около 18 мс на MCS 0, поэтому на нижних MCS оценка канала, сделанная по преамбуле, к концу кадра устаревает. Для этого случая в стандарт IEEE 802.11ah введены бегущие пилоты — пилотные поднесущие, положение которых меняется от символа к символу, что позволяет приёмнику уточнять оценку канала в течение кадра [7]; в программном обеспечении радиомодуля TX-AH они предусмотрены (команда AT+TX_TRV_PILOT_EN). Таким образом, при скоростях БПЛА вертолётного типа доплеровский сдвиг на работу канала практически не влияет и отдельного экспериментального исследования не требует.</w:t>
+      </w:r>
+    </w:p>
+    <w:p>
       <w:pPr>
         <w:pStyle w:val="Heading2"/>
       </w:pPr>
@@ -4327,7 +4675,7 @@
     </w:p>
     <w:p>
       <w:r>
-        <w:t>Модели с коэффициентами, измеренными в других условиях, существуют: от таблиц показателя затухания для типовых сред [13] до моделей потерь, предложенных для IEEE 802.11ah на частоте 900 МГц [25]. Измерения они не отменяют по трём причинам. Первая — коэффициенты опубликованы диапазонами, а не значениями: для городской застройки n = 2,7–3,5 [13], и при одних и тех же допустимых потерях (80 дБ сверх потерь на опорном расстоянии 1 м) дальность составит около 920 м при n = 2,7 и около 190 м при n = 3,5. Вторая — каждая модель выведена для своей геометрии. Модели для IEEE 802.11ah предполагают антенну точки доступа на 15 м выше крыш (L = 8 + 37,6 lg d) или на уровне крыш (L = 23,3 + 36,7 lg d), d в метрах [25]. На 1 км они дают 121 и 133 дБ — 12 дБ расхождения между двумя моделями для одной технологии, а свободное пространство — 91 дБ. Для антенн на высоте 1,5 м над землёй ни одна из них не выводилась. Третья — даже подходящая модель даёт среднее значение с разбросом σ, то есть сама признаёт, что значение для конкретной трассы не предсказывает. Поэтому опубликованные модели служат в работе эталоном для сравнения, а какая из них описывает конкретную трассу и с каким разбросом, устанавливает измерение.</w:t>
+        <w:t>Модели с коэффициентами, измеренными в других условиях, существуют: от таблиц показателя затухания для типовых сред [13] до моделей потерь, предложенных для IEEE 802.11ah на частоте 900 МГц [26]. Измерения они не отменяют по трём причинам. Первая — коэффициенты опубликованы диапазонами, а не значениями: для городской застройки n = 2,7–3,5 [13], и при одних и тех же допустимых потерях (80 дБ сверх потерь на опорном расстоянии 1 м) дальность составит около 920 м при n = 2,7 и около 190 м при n = 3,5. Вторая — каждая модель выведена для своей геометрии. Модели для IEEE 802.11ah предполагают антенну точки доступа на 15 м выше крыш (L = 8 + 37,6 lg d) или на уровне крыш (L = 23,3 + 36,7 lg d), d в метрах [26]. На 1 км они дают 121 и 133 дБ — 12 дБ расхождения между двумя моделями для одной технологии, а свободное пространство — 91 дБ. Для антенн на высоте 1,5 м над землёй ни одна из них не выводилась. Третья — даже подходящая модель даёт среднее значение с разбросом σ, то есть сама признаёт, что значение для конкретной трассы не предсказывает. Поэтому опубликованные модели служат в работе эталоном для сравнения, а какая из них описывает конкретную трассу и с каким разбросом, устанавливает измерение.</w:t>
       </w:r>
     </w:p>
     <w:p>
@@ -4357,7 +4705,7 @@
     </w:p>
     <w:p>
       <w:r>
-        <w:t>В-шестых, опубликованные данные о дальности и скорости получены в других условиях и непосредственно к задаче не переносятся. Натурные данные производителя радиомодуля сняты при мощности +20 дБм [16, 26], пропускная способность Wi-Fi ESP32-S3 по данным производителя — в лаборатории и в экранированной камере [19]; в разрешённом в Российской Федерации режиме (канал 2 МГц, мощность не более 14 дБм) их нужно проверять. Кроме того, эффект каждой доработки канала доказывается только опытом: канал на одной и той же трассе меняется в разы по времени суток, поэтому варианты сравниваются парными опытами в одном включении питания. Так установлено, что граница MCS по уровню сигнала повышает полезную скорость в 1,5–2 раза при меньших потерях видеокадров (08.10), — расчёт этого эффекта не предсказывает, потому что не учитывает алгоритм выбора MCS радиомодуля.</w:t>
+        <w:t>В-шестых, опубликованные данные о дальности и скорости получены в других условиях и непосредственно к задаче не переносятся. Натурные данные производителя радиомодуля сняты при мощности +20 дБм [16, 27], пропускная способность Wi-Fi ESP32-S3 по данным производителя — в лаборатории и в экранированной камере [19]; в разрешённом в Российской Федерации режиме (канал 2 МГц, мощность не более 14 дБм) их нужно проверять. Кроме того, эффект каждой доработки канала доказывается только опытом: канал на одной и той же трассе меняется в разы по времени суток, поэтому варианты сравниваются парными опытами в одном включении питания. Так установлено, что граница MCS по уровню сигнала повышает полезную скорость в 1,5–2 раза при меньших потерях видеокадров (08.10), — расчёт этого эффекта не предсказывает, потому что не учитывает алгоритм выбора MCS радиомодуля.</w:t>
       </w:r>
     </w:p>
     <w:p>
@@ -4986,7 +5334,7 @@
               <w:jc w:val="right"/>
             </w:pPr>
             <w:r>
-              <w:t>(2.6)</w:t>
+              <w:t>(2.8)</w:t>
             </w:r>
           </w:p>
         </w:tc>
@@ -5128,7 +5476,7 @@
               <w:jc w:val="right"/>
             </w:pPr>
             <w:r>
-              <w:t>(2.7)</w:t>
+              <w:t>(2.9)</w:t>
             </w:r>
           </w:p>
         </w:tc>
@@ -5301,7 +5649,7 @@
               <w:rPr>
                 <w:sz w:val="22"/>
               </w:rPr>
-              <w:t>LilyGO T-HaLow V1.0 [27]</w:t>
+              <w:t>LilyGO T-HaLow V1.0 [28]</w:t>
             </w:r>
           </w:p>
         </w:tc>
@@ -5382,7 +5730,7 @@
               <w:rPr>
                 <w:sz w:val="22"/>
               </w:rPr>
-              <w:t>ALFA Network AHPI7292S [28]</w:t>
+              <w:t>ALFA Network AHPI7292S [29]</w:t>
             </w:r>
           </w:p>
         </w:tc>
@@ -5463,7 +5811,7 @@
               <w:rPr>
                 <w:sz w:val="22"/>
               </w:rPr>
-              <w:t>Newracom NRC7292 EVK, NRC7394 EVK [29, 30]</w:t>
+              <w:t>Newracom NRC7292 EVK, NRC7394 EVK [30, 31]</w:t>
             </w:r>
           </w:p>
         </w:tc>
@@ -5543,7 +5891,7 @@
               <w:rPr>
                 <w:sz w:val="22"/>
               </w:rPr>
-              <w:t>Morse Micro MM6108-EKH05 [31]</w:t>
+              <w:t>Morse Micro MM6108-EKH05 [32]</w:t>
             </w:r>
           </w:p>
         </w:tc>
@@ -5620,7 +5968,7 @@
     </w:p>
     <w:p>
       <w:r>
-        <w:t>По принципиальной схеме платы [32] модуль связан с процессором только двумя линиями последовательного интерфейса UART — без линий управления потоком и без интерфейса SPI. Все данные между процессором и радиоканалом проходят через этот интерфейс; в главе 3 показано, что он задаёт архитектурный предел пропускной способности платформы.</w:t>
+        <w:t>По принципиальной схеме платы [33] модуль связан с процессором только двумя линиями последовательного интерфейса UART — без линий управления потоком и без интерфейса SPI. Все данные между процессором и радиоканалом проходят через этот интерфейс; в главе 3 показано, что он задаёт архитектурный предел пропускной способности платформы.</w:t>
       </w:r>
     </w:p>
     <w:p>
@@ -5769,7 +6117,7 @@
     </w:p>
     <w:p>
       <w:r>
-        <w:t>5) Доработки программы модуля. Изменены драйвер UART модуля (чтение всего буфера FIFO за одно прерывание), размер кольцевого буфера моста (с 2048 до 8192 Б, правкой двоичной библиотеки с пересчётом контрольной суммы образа), таймер паузы на входе UART (с 2 мс до 400 мкс) и скорость интерфейса (3 Мбод при рекомендованных производителем 400 кбод [32]). Добавлены команды регулятора мощности по отношению сигнал/шум (AT+PWRCTL), нижней границы модуляции по уровню сигнала (AT+MCSFLR) и модуляции широковещательных кадров (AT+MCSCTL). Результаты — в разделах 3.3 и 3.4.</w:t>
+        <w:t>5) Доработки программы модуля. Изменены драйвер UART модуля (чтение всего буфера FIFO за одно прерывание), размер кольцевого буфера моста (с 2048 до 8192 Б, правкой двоичной библиотеки с пересчётом контрольной суммы образа), таймер паузы на входе UART (с 2 мс до 400 мкс) и скорость интерфейса (3 Мбод при рекомендованных производителем 400 кбод [33]). Добавлены команды регулятора мощности по отношению сигнал/шум (AT+PWRCTL), нижней границы модуляции по уровню сигнала (AT+MCSFLR) и модуляции широковещательных кадров (AT+MCSCTL). Результаты — в разделах 3.3 и 3.4.</w:t>
       </w:r>
     </w:p>
     <w:p>
@@ -7412,7 +7760,7 @@
     </w:p>
     <w:p>
       <w:r>
-        <w:t>Скорость UART ограничена с обеих сторон: у ESP32-S3 предел составляет 5 Мбод [33], у модуля — 6 Мбод (тактовая частота 96 МГц при 16-кратной передискретизации). При 5 Мбод поток байтов на линии составляет 4,0 Мбит/с, полезный — 3,92 Мбит/с. Это архитектурный предел платформы: его нельзя превысить никакими программными доработками, пока данные идут через UART, и он ниже скорости физического уровня в канале 2 МГц (6,5 Мбит/с). В итоговой настройке (3 Мбод, пауза 1,5 мс) предел интерфейса — 1,79 Мбит/с; пауза занимает 24 % времени линии, поэтому сокращение паузы дало бы больше, чем повышение скорости интерфейса.</w:t>
+        <w:t>Скорость UART ограничена с обеих сторон: у ESP32-S3 предел составляет 5 Мбод [34], у модуля — 6 Мбод (тактовая частота 96 МГц при 16-кратной передискретизации). При 5 Мбод поток байтов на линии составляет 4,0 Мбит/с, полезный — 3,92 Мбит/с. Это архитектурный предел платформы: его нельзя превысить никакими программными доработками, пока данные идут через UART, и он ниже скорости физического уровня в канале 2 МГц (6,5 Мбит/с). В итоговой настройке (3 Мбод, пауза 1,5 мс) предел интерфейса — 1,79 Мбит/с; пауза занимает 24 % времени линии, поэтому сокращение паузы дало бы больше, чем повышение скорости интерфейса.</w:t>
       </w:r>
     </w:p>
     <w:p>
@@ -11743,7 +12091,7 @@
         <w:t>3.10</w:t>
       </w:r>
       <w:r>
-        <w:t>) получены на мосте и над водой при мощности +20 дБм на частотах 890 и 906 МГц; ширина канала в руководстве не указана, по скорости на 300 м — вероятно, 8 МГц [26]. Паспорт модуля для канала 2 МГц при +20 дБм указывает 1200 м и скорость TCP более 2 Мбит/с [16]. Расчётный уровень приёма в таблице получен по формуле (1.1) для 890 МГц при мощности 20 дБм и антеннах 0 дБи (усиление антенн в руководстве не указано).</w:t>
+        <w:t>) получены на мосте и над водой при мощности +20 дБм на частотах 890 и 906 МГц; ширина канала в руководстве не указана, по скорости на 300 м — вероятно, 8 МГц [27]. Паспорт модуля для канала 2 МГц при +20 дБм указывает 1200 м и скорость TCP более 2 Мбит/с [16]. Расчётный уровень приёма в таблице получен по формуле (1.1) для 890 МГц при мощности 20 дБм и антеннах 0 дБи (усиление антенн в руководстве не указано).</w:t>
       </w:r>
     </w:p>
     <w:p>
@@ -11752,7 +12100,7 @@
         <w:ind w:firstLine="0"/>
       </w:pPr>
       <w:r>
-        <w:t>Таблица 3.10 – Натурные данные производителя радиомодуля TX-AH [26] и расчёт</w:t>
+        <w:t>Таблица 3.10 – Натурные данные производителя радиомодуля TX-AH [27] и расчёт</w:t>
       </w:r>
     </w:p>
     <w:tbl>
@@ -12260,7 +12608,7 @@
     </w:p>
     <w:p>
       <w:r>
-        <w:t>На 300 и 600 м измеренный уровень сигнала при принятом допущении об антеннах совпадает с расчётом для свободного пространства в пределах 2 дБ, то есть на этих трассах прямой видимости показатель затухания близок к 2. На 1200 м над водой уровень на 6–8 дБ выше расчёта, а скорость зависела от высоты антенны ведомого узла (4,0–4,1 Мбит/с опущенной и 6,5–6,6 Мбит/с поднятой) — прямое подтверждение вывода о высоте антенн. Пересчёт на нормы Российской Федерации: снижение мощности с 20 до 14 дБм (на 6 дБ) вдвое сокращает дальность в свободном пространстве, то есть 1200 м паспорта соответствуют около 600 м при той же скорости. Ретранслятор, по данным производителя, вдвое снижает поток и вдвое увеличивает задержку [26]. Собственная точка стенда — трасса 5 м через стену: уровень сигнала −53 дБм при отношении сигнал/шум 36 дБ (07.10).</w:t>
+        <w:t>На 300 и 600 м измеренный уровень сигнала при принятом допущении об антеннах совпадает с расчётом для свободного пространства в пределах 2 дБ, то есть на этих трассах прямой видимости показатель затухания близок к 2. На 1200 м над водой уровень на 6–8 дБ выше расчёта, а скорость зависела от высоты антенны ведомого узла (4,0–4,1 Мбит/с опущенной и 6,5–6,6 Мбит/с поднятой) — прямое подтверждение вывода о высоте антенн. Пересчёт на нормы Российской Федерации: снижение мощности с 20 до 14 дБм (на 6 дБ) вдвое сокращает дальность в свободном пространстве, то есть 1200 м паспорта соответствуют около 600 м при той же скорости. Ретранслятор, по данным производителя, вдвое снижает поток и вдвое увеличивает задержку [27]. Собственная точка стенда — трасса 5 м через стену: уровень сигнала −53 дБм при отношении сигнал/шум 36 дБ (07.10).</w:t>
       </w:r>
     </w:p>
     <w:p>
@@ -12296,7 +12644,7 @@
         <w:t>3.9</w:t>
       </w:r>
       <w:r>
-        <w:t xml:space="preserve"> сравнивает их при нормах мощности Российской Федерации. При равной скорости физического уровня 6,5 Мбит/с (Wi-Fi HaLow 2 МГц MCS 7 и Wi-Fi 802.11n MCS 0) дальности в свободном пространстве сопоставимы — 0,98 и 1,32 км: выигрыш Wi-Fi HaLow на затухании (9,0 дБ) компенсируется меньшей разрешённой мощностью (на 6,0 дБ ниже у стенда) и оценочной чувствительностью. Wi-Fi HaLow выигрывает на малых скоростях, которых у 802.11n нет: на MCS 0 (0,65 Мбит/с) — 4,90 км против 2,58 км у 802.11b на 1 Мбит/с, — и за препятствиями: бетонная стена ослабляет сигнал 867 МГц на 6,3 дБ меньше, чем 2,4 ГГц [17]. У земли за точкой излома потери двухлучевой модели от частоты не зависят, и частотное преимущество исчезает; модель при этом не учитывает дифракцию и затухание в растительности, где диапазон ниже 1 ГГц выигрывает [13]. Скорость Wi-Fi 2,4 ГГц выше на порядок: ESP32-S3 передаёт в эфире 20–30 Мбит/с [19], а модуль ESP32-CAM (процессор ESP32, камера OV2640) передаёт по Wi-Fi видео 480 × 320 с частотой 20,9 видеокадра в секунду (лаборатория, расстояние не указано) [34] — против 5 видеокадров в секунду и 1063 кбит/с на Wi-Fi HaLow.</w:t>
+        <w:t xml:space="preserve"> сравнивает их при нормах мощности Российской Федерации. При равной скорости физического уровня 6,5 Мбит/с (Wi-Fi HaLow 2 МГц MCS 7 и Wi-Fi 802.11n MCS 0) дальности в свободном пространстве сопоставимы — 0,98 и 1,32 км: выигрыш Wi-Fi HaLow на затухании (9,0 дБ) компенсируется меньшей разрешённой мощностью (на 6,0 дБ ниже у стенда) и оценочной чувствительностью. Wi-Fi HaLow выигрывает на малых скоростях, которых у 802.11n нет: на MCS 0 (0,65 Мбит/с) — 4,90 км против 2,58 км у 802.11b на 1 Мбит/с, — и за препятствиями: бетонная стена ослабляет сигнал 867 МГц на 6,3 дБ меньше, чем 2,4 ГГц [17]. У земли за точкой излома потери двухлучевой модели от частоты не зависят, и частотное преимущество исчезает; модель при этом не учитывает дифракцию и затухание в растительности, где диапазон ниже 1 ГГц выигрывает [13]. Скорость Wi-Fi 2,4 ГГц выше на порядок: ESP32-S3 передаёт в эфире 20–30 Мбит/с [19], а модуль ESP32-CAM (процессор ESP32, камера OV2640) передаёт по Wi-Fi видео 480 × 320 с частотой 20,9 видеокадра в секунду (лаборатория, расстояние не указано) [35] — против 5 видеокадров в секунду и 1063 кбит/с на Wi-Fi HaLow.</w:t>
       </w:r>
     </w:p>
     <w:p>
@@ -12307,7 +12655,7 @@
         <w:t xml:space="preserve">Сравнение с LoRa. </w:t>
       </w:r>
       <w:r>
-        <w:t>LoRa на 20–30 дБ превосходит по чувствительности и намного — по дальности: в городской застройке при 13 дБм (SF8, 125 кГц) связь без потерь сохранялась на 1180 м при RSSI −112 дБм, на 1350 м доля потерь составила 10 %, на 1750 м связь пропала [4]; бюджет канала распространённых настроек — 140–158,5 дБ [35]; по пользовательским данным, канал управления ExpressLRS 900 МГц работал с БПЛА на 40,7 км при 10 мВт [36]. Но скорость LoRa — 0,29–5,5 кбит/с в канале 125 кГц [4], ниже полученной полезной скорости Wi-Fi HaLow в 190–3600 раз, а время передачи одного пакета — от 0,39 до 31 мс в режимах ExpressLRS [37] и до 2,2 с на 20 Б при SF12 [5]. LoRa — канал телеметрии и управления, а не видео.</w:t>
+        <w:t>LoRa на 20–30 дБ превосходит по чувствительности и намного — по дальности: в городской застройке при 13 дБм (SF8, 125 кГц) связь без потерь сохранялась на 1180 м при RSSI −112 дБм, на 1350 м доля потерь составила 10 %, на 1750 м связь пропала [4]; бюджет канала распространённых настроек — 140–158,5 дБ [36]; по пользовательским данным, канал управления ExpressLRS 900 МГц работал с БПЛА на 40,7 км при 10 мВт [37]. Но скорость LoRa — 0,29–5,5 кбит/с в канале 125 кГц [4], ниже полученной полезной скорости Wi-Fi HaLow в 190–3600 раз, а время передачи одного пакета — от 0,39 до 31 мс в режимах ExpressLRS [38] и до 2,2 с на 20 Б при SF12 [5]. LoRa — канал телеметрии и управления, а не видео.</w:t>
       </w:r>
     </w:p>
     <w:p>
@@ -12733,7 +13081,7 @@
               <w:rPr>
                 <w:sz w:val="20"/>
               </w:rPr>
-              <w:t>1180 м без потерь в городе, 13 дБм [4]; 40,7 км с БПЛА (пользов.) [36]</w:t>
+              <w:t>1180 м без потерь в городе, 13 дБм [4]; 40,7 км с БПЛА (пользов.) [37]</w:t>
             </w:r>
           </w:p>
         </w:tc>
@@ -12776,7 +13124,7 @@
               <w:rPr>
                 <w:sz w:val="20"/>
               </w:rPr>
-              <w:t>−53 дБм на 5 м (стенд); −59…−69 дБм на 300–1200 м [26]; чувствит. −105 дБм (1 МГц) [16]</w:t>
+              <w:t>−53 дБм на 5 м (стенд); −59…−69 дБм на 300–1200 м [27]; чувствит. −105 дБм (1 МГц) [16]</w:t>
             </w:r>
           </w:p>
         </w:tc>
@@ -12876,7 +13224,7 @@
               <w:rPr>
                 <w:sz w:val="20"/>
               </w:rPr>
-              <w:t>RTT по квитанции, медиана 0,34–0,50 с (стенд, видео); ретранслятор удваивает [26]</w:t>
+              <w:t>RTT по квитанции, медиана 0,34–0,50 с (стенд, видео); ретранслятор удваивает [27]</w:t>
             </w:r>
           </w:p>
         </w:tc>
@@ -12933,7 +13281,7 @@
               <w:rPr>
                 <w:sz w:val="20"/>
               </w:rPr>
-              <w:t>время в эфире пакета 0,39–31 мс [37]; до 2,2 с на 20 Б [5]</w:t>
+              <w:t>время в эфире пакета 0,39–31 мс [38]; до 2,2 с на 20 Б [5]</w:t>
             </w:r>
           </w:p>
         </w:tc>
@@ -13708,7 +14056,7 @@
         <w:jc w:val="left"/>
       </w:pPr>
       <w:r>
-        <w:t>25. Aust, S. Sub 1GHz wireless LAN propagation path loss models for urban smart grid applications / S. Aust, T. Ito // 2012 International Conference on Computing, Networking and Communications (ICNC). – Maui : IEEE, 2012. – P. 116–120. – DOI 10.1109/ICCNC.2012.6167392. – Текст : электронный.</w:t>
+        <w:t>25. Russell, M. Interchannel interference analysis of OFDM in a mobile environment / M. Russell, G. L. Stüber // 1995 IEEE 45th Vehicular Technology Conference. – IEEE, 1995. – P. 820–824. – Текст : электронный.</w:t>
       </w:r>
     </w:p>
     <w:p>
@@ -13717,7 +14065,7 @@
         <w:jc w:val="left"/>
       </w:pPr>
       <w:r>
-        <w:t>26. 泰芯 AH 网桥使用说明 [Руководство по использованию моста AH] : версия V1.3.4 от 07.09.2023 / Zhuhai Taixin Semiconductor Co., Ltd. – Текст : электронный // GitHub : репозиторий Xinyuan-LilyGO/T-Halow. – URL: https://github.com/Xinyuan-LilyGO/T-Halow/tree/master/hardware/TX_AH (дата обращения: 08.10.2026).</w:t>
+        <w:t>26. Aust, S. Sub 1GHz wireless LAN propagation path loss models for urban smart grid applications / S. Aust, T. Ito // 2012 International Conference on Computing, Networking and Communications (ICNC). – Maui : IEEE, 2012. – P. 116–120. – DOI 10.1109/ICCNC.2012.6167392. – Текст : электронный.</w:t>
       </w:r>
     </w:p>
     <w:p>
@@ -13726,7 +14074,7 @@
         <w:jc w:val="left"/>
       </w:pPr>
       <w:r>
-        <w:t>27. LILYGO T-Halow ESP32-S3 Development Board, Wi-Fi HaLow. – Текст : электронный // AliExpress : [сайт]. – URL: https://www.aliexpress.com/item/1005007402959136.html (дата обращения: 24.09.2026).</w:t>
+        <w:t>27. 泰芯 AH 网桥使用说明 [Руководство по использованию моста AH] : версия V1.3.4 от 07.09.2023 / Zhuhai Taixin Semiconductor Co., Ltd. – Текст : электронный // GitHub : репозиторий Xinyuan-LilyGO/T-Halow. – URL: https://github.com/Xinyuan-LilyGO/T-Halow/tree/master/hardware/TX_AH (дата обращения: 08.10.2026).</w:t>
       </w:r>
     </w:p>
     <w:p>
@@ -13735,7 +14083,7 @@
         <w:jc w:val="left"/>
       </w:pPr>
       <w:r>
-        <w:t>28. ALFA Network AHPI7292S IEEE 802.11ah sub 1 GHz module in Raspberry Pi HAT form factor. – Текст : электронный // Rokland : [сайт]. – URL: https://store.rokland.com/products/alfa-network-ahpi7292s-ieee-802-11ah-sub-1-ghz-module-in-raspberry-pi-hat-form-factor (дата обращения: 24.09.2026).</w:t>
+        <w:t>28. LILYGO T-Halow ESP32-S3 Development Board, Wi-Fi HaLow. – Текст : электронный // AliExpress : [сайт]. – URL: https://www.aliexpress.com/item/1005007402959136.html (дата обращения: 24.09.2026).</w:t>
       </w:r>
     </w:p>
     <w:p>
@@ -13744,7 +14092,7 @@
         <w:jc w:val="left"/>
       </w:pPr>
       <w:r>
-        <w:t>29. NRC7394 Evaluation Kit Purchase page. – Текст : электронный // NEWRACOM : [сайт]. – URL: https://newracom.com/nrc7394-evaluation-kit-purchase-page (дата обращения: 24.09.2026).</w:t>
+        <w:t>29. ALFA Network AHPI7292S IEEE 802.11ah sub 1 GHz module in Raspberry Pi HAT form factor. – Текст : электронный // Rokland : [сайт]. – URL: https://store.rokland.com/products/alfa-network-ahpi7292s-ieee-802-11ah-sub-1-ghz-module-in-raspberry-pi-hat-form-factor (дата обращения: 24.09.2026).</w:t>
       </w:r>
     </w:p>
     <w:p>
@@ -13753,7 +14101,7 @@
         <w:jc w:val="left"/>
       </w:pPr>
       <w:r>
-        <w:t>30. NRC7292 EVK. – Текст : электронный // NEWRACOM : [сайт]. – URL: https://newracom.com/products/nrc7292-evk (дата обращения: 24.09.2026).</w:t>
+        <w:t>30. NRC7394 Evaluation Kit Purchase page. – Текст : электронный // NEWRACOM : [сайт]. – URL: https://newracom.com/nrc7394-evaluation-kit-purchase-page (дата обращения: 24.09.2026).</w:t>
       </w:r>
     </w:p>
     <w:p>
@@ -13762,7 +14110,7 @@
         <w:jc w:val="left"/>
       </w:pPr>
       <w:r>
-        <w:t>31. MM6108-EKH05-05US, WiFi Development Tools — 802.11 Wi-Fi HaLow IoT Development Board. – Текст : электронный // ЧИП и ДИП : [сайт]. – URL: https://chipdip.ru/product0/8040419288 (дата обращения: 24.09.2026).</w:t>
+        <w:t>31. NRC7292 EVK. – Текст : электронный // NEWRACOM : [сайт]. – URL: https://newracom.com/products/nrc7292-evk (дата обращения: 24.09.2026).</w:t>
       </w:r>
     </w:p>
     <w:p>
@@ -13771,7 +14119,7 @@
         <w:jc w:val="left"/>
       </w:pPr>
       <w:r>
-        <w:t>32. T-Halow : исходные тексты, схема платы, комплект разработки модуля TX-AH / LilyGO (Xinyuan-LilyGO). – Текст : электронный // GitHub : [сайт]. – URL: https://github.com/Xinyuan-LilyGO/T-Halow (дата обращения: 27.09.2026).</w:t>
+        <w:t>32. MM6108-EKH05-05US, WiFi Development Tools — 802.11 Wi-Fi HaLow IoT Development Board. – Текст : электронный // ЧИП и ДИП : [сайт]. – URL: https://chipdip.ru/product0/8040419288 (дата обращения: 24.09.2026).</w:t>
       </w:r>
     </w:p>
     <w:p>
@@ -13780,7 +14128,7 @@
         <w:jc w:val="left"/>
       </w:pPr>
       <w:r>
-        <w:t>33. ESP-IDF : Espressif IoT Development Framework : ветка 4.4, файл components/soc/esp32s3/include/soc/soc_caps.h / Espressif Systems. – Текст : электронный // GitHub : [сайт]. – URL: https://github.com/espressif/esp-idf (дата обращения: 27.09.2026).</w:t>
+        <w:t>33. T-Halow : исходные тексты, схема платы, комплект разработки модуля TX-AH / LilyGO (Xinyuan-LilyGO). – Текст : электронный // GitHub : [сайт]. – URL: https://github.com/Xinyuan-LilyGO/T-Halow (дата обращения: 27.09.2026).</w:t>
       </w:r>
     </w:p>
     <w:p>
@@ -13789,7 +14137,7 @@
         <w:jc w:val="left"/>
       </w:pPr>
       <w:r>
-        <w:t>34. ESP32-CAM Performance Reference Benchmark : dataset / TNeutron. – 2025. – Текст : электронный // GitHub : [сайт]. – URL: https://github.com/TNeutron/ESP32-CAM-Performence-Reference-Benchmark (дата обращения: 08.10.2026).</w:t>
+        <w:t>34. ESP-IDF : Espressif IoT Development Framework : ветка 4.4, файл components/soc/esp32s3/include/soc/soc_caps.h / Espressif Systems. – Текст : электронный // GitHub : [сайт]. – URL: https://github.com/espressif/esp-idf (дата обращения: 27.09.2026).</w:t>
       </w:r>
     </w:p>
     <w:p>
@@ -13798,7 +14146,7 @@
         <w:jc w:val="left"/>
       </w:pPr>
       <w:r>
-        <w:t>35. Radio Settings ; LoRa Region by Country / Meshtastic. – Текст : электронный // GitHub : meshtastic/meshtastic. – URL: https://github.com/meshtastic/meshtastic/blob/master/docs/about/overview/radio-settings.mdx (дата обращения: 08.10.2026).</w:t>
+        <w:t>35. ESP32-CAM Performance Reference Benchmark : dataset / TNeutron. – 2025. – Текст : электронный // GitHub : [сайт]. – URL: https://github.com/TNeutron/ESP32-CAM-Performence-Reference-Benchmark (дата обращения: 08.10.2026).</w:t>
       </w:r>
     </w:p>
     <w:p>
@@ -13807,7 +14155,7 @@
         <w:jc w:val="left"/>
       </w:pPr>
       <w:r>
-        <w:t>36. Long Range / ExpressLRS. – Текст : электронный // GitHub : ExpressLRS/Docs. – URL: https://github.com/ExpressLRS/Docs/blob/master/docs/info/long-range.md (дата обращения: 08.10.2026).</w:t>
+        <w:t>36. Radio Settings ; LoRa Region by Country / Meshtastic. – Текст : электронный // GitHub : meshtastic/meshtastic. – URL: https://github.com/meshtastic/meshtastic/blob/master/docs/about/overview/radio-settings.mdx (дата обращения: 08.10.2026).</w:t>
       </w:r>
     </w:p>
     <w:p>
@@ -13816,7 +14164,7 @@
         <w:jc w:val="left"/>
       </w:pPr>
       <w:r>
-        <w:t>37. Signal Health / ExpressLRS. – Текст : электронный // GitHub : ExpressLRS/Docs. – URL: https://github.com/ExpressLRS/Docs/blob/master/docs/info/signal-health.md (дата обращения: 08.10.2026).</w:t>
+        <w:t>37. Long Range / ExpressLRS. – Текст : электронный // GitHub : ExpressLRS/Docs. – URL: https://github.com/ExpressLRS/Docs/blob/master/docs/info/long-range.md (дата обращения: 08.10.2026).</w:t>
       </w:r>
     </w:p>
     <w:p>
@@ -13825,7 +14173,7 @@
         <w:jc w:val="left"/>
       </w:pPr>
       <w:r>
-        <w:t>38. Экономическое обоснование дипломных проектов (работ) по приборо- и радиоприборостроению : методические указания / В. П. Панагушин, Т. С. Ковалева, О. А. Малютина [и др.] ; под редакцией В. П. Панагушина. – 7-е изд., испр. и доп. – Москва : ИВАКО Аналитик, 2024. – 43 с. – Текст : непосредственный.</w:t>
+        <w:t>38. Signal Health / ExpressLRS. – Текст : электронный // GitHub : ExpressLRS/Docs. – URL: https://github.com/ExpressLRS/Docs/blob/master/docs/info/signal-health.md (дата обращения: 08.10.2026).</w:t>
       </w:r>
     </w:p>
     <w:p>
@@ -13834,7 +14182,7 @@
         <w:jc w:val="left"/>
       </w:pPr>
       <w:r>
-        <w:t>39. Поиск вакансий «радиоинженер», «инженер радиотехник», «радиотехник» в г. Москве с указанием заработной платы. – Текст : электронный // hh.ru : [сайт]. – URL: https://hh.ru/search/vacancy?text=радиоинженер&amp;area=1&amp;only_with_salary=true (дата обращения: 24.09.2026).</w:t>
+        <w:t>39. Экономическое обоснование дипломных проектов (работ) по приборо- и радиоприборостроению : методические указания / В. П. Панагушин, Т. С. Ковалева, О. А. Малютина [и др.] ; под редакцией В. П. Панагушина. – 7-е изд., испр. и доп. – Москва : ИВАКО Аналитик, 2024. – 43 с. – Текст : непосредственный.</w:t>
       </w:r>
     </w:p>
     <w:p>
@@ -13843,7 +14191,7 @@
         <w:jc w:val="left"/>
       </w:pPr>
       <w:r>
-        <w:t>40. Налоговый кодекс Российской Федерации. Часть вторая : федеральный закон от 05.08.2000 № 117-ФЗ : принят Государственной думой 19 июля 2000 года : одобрен Советом Федерации 26 июля 2000 года. Глава 23 «Налог на доходы физических лиц». Глава 34 «Страховые взносы». – Текст : электронный // КонсультантПлюс : надежная правовая поддержка : [сайт]. – URL: https://www.consultant.ru/document/cons_doc_LAW_28165/ (дата обращения: 08.10.2026).</w:t>
+        <w:t>40. Поиск вакансий «радиоинженер», «инженер радиотехник», «радиотехник» в г. Москве с указанием заработной платы. – Текст : электронный // hh.ru : [сайт]. – URL: https://hh.ru/search/vacancy?text=радиоинженер&amp;area=1&amp;only_with_salary=true (дата обращения: 24.09.2026).</w:t>
       </w:r>
     </w:p>
     <w:p>
@@ -13852,7 +14200,7 @@
         <w:jc w:val="left"/>
       </w:pPr>
       <w:r>
-        <w:t>41. Производственный календарь на 2026 год. – Текст : электронный // КонсультантПлюс : [сайт]. – URL: https://www.consultant.ru/law/ref/calendar/proizvodstvennye/2026/ (дата обращения: 24.09.2026).</w:t>
+        <w:t>41. Налоговый кодекс Российской Федерации. Часть вторая : федеральный закон от 05.08.2000 № 117-ФЗ : принят Государственной думой 19 июля 2000 года : одобрен Советом Федерации 26 июля 2000 года. Глава 23 «Налог на доходы физических лиц». Глава 34 «Страховые взносы». – Текст : электронный // КонсультантПлюс : надежная правовая поддержка : [сайт]. – URL: https://www.consultant.ru/document/cons_doc_LAW_28165/ (дата обращения: 08.10.2026).</w:t>
       </w:r>
     </w:p>
     <w:p>
@@ -13861,7 +14209,7 @@
         <w:jc w:val="left"/>
       </w:pPr>
       <w:r>
-        <w:t>42. Предельная база страховых взносов в 2026 году : размер и тарифы. – Текст : электронный // Контур : [сайт]. – URL: https://kontur.ru/articles/4261 (дата обращения: 24.09.2026).</w:t>
+        <w:t>42. Производственный календарь на 2026 год. – Текст : электронный // КонсультантПлюс : [сайт]. – URL: https://www.consultant.ru/law/ref/calendar/proizvodstvennye/2026/ (дата обращения: 24.09.2026).</w:t>
       </w:r>
     </w:p>
     <w:p>
@@ -13870,7 +14218,7 @@
         <w:jc w:val="left"/>
       </w:pPr>
       <w:r>
-        <w:t>43. Официальные курсы валют на заданную дату, устанавливаемые ежедневно. – Текст : электронный // Банк России : [сайт]. – URL: https://www.cbr.ru/currency_base/daily/ (дата обращения: 24.09.2026).</w:t>
+        <w:t>43. Предельная база страховых взносов в 2026 году : размер и тарифы. – Текст : электронный // Контур : [сайт]. – URL: https://kontur.ru/articles/4261 (дата обращения: 24.09.2026).</w:t>
       </w:r>
     </w:p>
     <w:p>
@@ -13879,7 +14227,7 @@
         <w:jc w:val="left"/>
       </w:pPr>
       <w:r>
-        <w:t>44. W25Q32JVSSIQ, микросхема памяти FLASH 32 Мбит. – Текст : электронный // ЧИП и ДИП : [сайт]. – URL: https://www.chipdip.ru/product/w25q32jvssiq (дата обращения: 24.09.2026).</w:t>
+        <w:t>44. Официальные курсы валют на заданную дату, устанавливаемые ежедневно. – Текст : электронный // Банк России : [сайт]. – URL: https://www.cbr.ru/currency_base/daily/ (дата обращения: 24.09.2026).</w:t>
       </w:r>
     </w:p>
     <w:p>
@@ -13888,7 +14236,7 @@
         <w:jc w:val="left"/>
       </w:pPr>
       <w:r>
-        <w:t>45. Программаторы CH341A. – Текст : электронный // Яндекс Маркет : [сайт]. – URL: https://market.yandex.ru/category/programmatory-ch341a (дата обращения: 24.09.2026).</w:t>
+        <w:t>45. W25Q32JVSSIQ, микросхема памяти FLASH 32 Мбит. – Текст : электронный // ЧИП и ДИП : [сайт]. – URL: https://www.chipdip.ru/product/w25q32jvssiq (дата обращения: 24.09.2026).</w:t>
       </w:r>
     </w:p>
     <w:p>
@@ -13897,7 +14245,7 @@
         <w:jc w:val="left"/>
       </w:pPr>
       <w:r>
-        <w:t>46. Тарифы на электроэнергию в Москве в 2026 году. – Текст : электронный // Т—Ж : [сайт]. – URL: https://t-j.ru/msk-electroprices/ (дата обращения: 24.09.2026).</w:t>
+        <w:t>46. Программаторы CH341A. – Текст : электронный // Яндекс Маркет : [сайт]. – URL: https://market.yandex.ru/category/programmatory-ch341a (дата обращения: 24.09.2026).</w:t>
       </w:r>
     </w:p>
     <w:p>
@@ -13906,7 +14254,7 @@
         <w:jc w:val="left"/>
       </w:pPr>
       <w:r>
-        <w:t>47. О Классификации основных средств, включаемых в амортизационные группы : постановление Правительства Российской Федерации от 01.01.2002 № 1. – Текст : электронный // КонсультантПлюс : надежная правовая поддержка : [сайт]. – URL: https://www.consultant.ru/document/cons_doc_LAW_34710/ (дата обращения: 08.10.2026).</w:t>
+        <w:t>47. Тарифы на электроэнергию в Москве в 2026 году. – Текст : электронный // Т—Ж : [сайт]. – URL: https://t-j.ru/msk-electroprices/ (дата обращения: 24.09.2026).</w:t>
       </w:r>
     </w:p>
     <w:p>
@@ -13915,7 +14263,7 @@
         <w:jc w:val="left"/>
       </w:pPr>
       <w:r>
-        <w:t>48. СП 2.2.3670-20. Санитарно-эпидемиологические требования к условиям труда : санитарные правила : утверждены постановлением Главного государственного санитарного врача Российской Федерации от 02.12.2020 № 40 : дата введения 2021-01-01. – Текст : электронный // Электронный фонд правовых и нормативно-технических документов : [сайт]. – URL: https://docs.cntd.ru/document/573230583 (дата обращения: 08.10.2026).</w:t>
+        <w:t>48. О Классификации основных средств, включаемых в амортизационные группы : постановление Правительства Российской Федерации от 01.01.2002 № 1. – Текст : электронный // КонсультантПлюс : надежная правовая поддержка : [сайт]. – URL: https://www.consultant.ru/document/cons_doc_LAW_34710/ (дата обращения: 08.10.2026).</w:t>
       </w:r>
     </w:p>
     <w:p>
@@ -13924,7 +14272,7 @@
         <w:jc w:val="left"/>
       </w:pPr>
       <w:r>
-        <w:t>49. ГОСТ 12.2.032-78. Система стандартов безопасности труда. Рабочее место при выполнении работ сидя. Общие эргономические требования : межгосударственный стандарт : издание официальное : утвержден и введен в действие Постановлением Госстандарта СССР от 26.04.1978 № 1102 : дата введения 1979-01-01. – Текст : электронный // Электронный фонд правовых и нормативно-технических документов : [сайт]. – URL: https://docs.cntd.ru/document/1200003913 (дата обращения: 08.10.2026).</w:t>
+        <w:t>49. СП 2.2.3670-20. Санитарно-эпидемиологические требования к условиям труда : санитарные правила : утверждены постановлением Главного государственного санитарного врача Российской Федерации от 02.12.2020 № 40 : дата введения 2021-01-01. – Текст : электронный // Электронный фонд правовых и нормативно-технических документов : [сайт]. – URL: https://docs.cntd.ru/document/573230583 (дата обращения: 08.10.2026).</w:t>
       </w:r>
     </w:p>
     <w:p>
@@ -13933,7 +14281,7 @@
         <w:jc w:val="left"/>
       </w:pPr>
       <w:r>
-        <w:t>50. ГОСТ Р 50923-96. Дисплеи. Рабочее место оператора. Общие эргономические требования и требования к производственной среде. Методы измерения : государственный стандарт Российской Федерации : издание официальное : утвержден и введен в действие Постановлением Госстандарта России от 10.07.1996 № 451 : дата введения 1997-07-01. – Текст : электронный // Электронный фонд правовых и нормативно-технических документов : [сайт]. – URL: https://docs.cntd.ru/document/1200025975 (дата обращения: 08.10.2026).</w:t>
+        <w:t>50. ГОСТ 12.2.032-78. Система стандартов безопасности труда. Рабочее место при выполнении работ сидя. Общие эргономические требования : межгосударственный стандарт : издание официальное : утвержден и введен в действие Постановлением Госстандарта СССР от 26.04.1978 № 1102 : дата введения 1979-01-01. – Текст : электронный // Электронный фонд правовых и нормативно-технических документов : [сайт]. – URL: https://docs.cntd.ru/document/1200003913 (дата обращения: 08.10.2026).</w:t>
       </w:r>
     </w:p>
     <w:p>
@@ -13942,7 +14290,7 @@
         <w:jc w:val="left"/>
       </w:pPr>
       <w:r>
-        <w:t>51. ГОСТ Р 50948-2001. Средства отображения информации индивидуального пользования. Общие эргономические требования и требования безопасности : государственный стандарт Российской Федерации : издание официальное : принят и введен в действие Постановлением Госстандарта России от 25.12.2001 № 576-ст : дата введения 2002-07-01. – Текст : электронный // Электронный фонд правовых и нормативно-технических документов : [сайт]. – URL: https://docs.cntd.ru/document/1200028904 (дата обращения: 08.10.2026).</w:t>
+        <w:t>51. ГОСТ Р 50923-96. Дисплеи. Рабочее место оператора. Общие эргономические требования и требования к производственной среде. Методы измерения : государственный стандарт Российской Федерации : издание официальное : утвержден и введен в действие Постановлением Госстандарта России от 10.07.1996 № 451 : дата введения 1997-07-01. – Текст : электронный // Электронный фонд правовых и нормативно-технических документов : [сайт]. – URL: https://docs.cntd.ru/document/1200025975 (дата обращения: 08.10.2026).</w:t>
       </w:r>
     </w:p>
     <w:p>
@@ -13951,7 +14299,7 @@
         <w:jc w:val="left"/>
       </w:pPr>
       <w:r>
-        <w:t>52. ГОСТ Р ИСО 9241-4-2009. Эргономические требования к проведению офисных работ с использованием видеодисплейных терминалов (VDT). Часть 4. Требования к клавиатуре : национальный стандарт Российской Федерации : издание официальное : утвержден и введен в действие Приказом Ростехрегулирования от 07.12.2009 № 579-ст : дата введения 2010-12-01. – Текст : электронный // Электронный фонд правовых и нормативно-технических документов : [сайт]. – URL: https://docs.cntd.ru/document/1200076334 (дата обращения: 08.10.2026).</w:t>
+        <w:t>52. ГОСТ Р 50948-2001. Средства отображения информации индивидуального пользования. Общие эргономические требования и требования безопасности : государственный стандарт Российской Федерации : издание официальное : принят и введен в действие Постановлением Госстандарта России от 25.12.2001 № 576-ст : дата введения 2002-07-01. – Текст : электронный // Электронный фонд правовых и нормативно-технических документов : [сайт]. – URL: https://docs.cntd.ru/document/1200028904 (дата обращения: 08.10.2026).</w:t>
       </w:r>
     </w:p>
     <w:p>
@@ -13960,7 +14308,7 @@
         <w:jc w:val="left"/>
       </w:pPr>
       <w:r>
-        <w:t>53. ГОСТ 12.0.003-2015. Система стандартов безопасности труда. Опасные и вредные производственные факторы. Классификация : межгосударственный стандарт : издание официальное : введен в действие в качестве национального стандарта Российской Федерации Приказом Росстандарта от 09.06.2016 № 602-ст : дата введения 2017-03-01. – Текст : электронный // Электронный фонд правовых и нормативно-технических документов : [сайт]. – URL: https://docs.cntd.ru/document/1200136071 (дата обращения: 08.10.2026).</w:t>
+        <w:t>53. ГОСТ Р ИСО 9241-4-2009. Эргономические требования к проведению офисных работ с использованием видеодисплейных терминалов (VDT). Часть 4. Требования к клавиатуре : национальный стандарт Российской Федерации : издание официальное : утвержден и введен в действие Приказом Ростехрегулирования от 07.12.2009 № 579-ст : дата введения 2010-12-01. – Текст : электронный // Электронный фонд правовых и нормативно-технических документов : [сайт]. – URL: https://docs.cntd.ru/document/1200076334 (дата обращения: 08.10.2026).</w:t>
       </w:r>
     </w:p>
     <w:p>
@@ -13969,7 +14317,7 @@
         <w:jc w:val="left"/>
       </w:pPr>
       <w:r>
-        <w:t>54. ГОСТ 12.1.005-88. Система стандартов безопасности труда. Общие санитарно-гигиенические требования к воздуху рабочей зоны : межгосударственный стандарт : издание официальное : утвержден и введен в действие Постановлением Госстандарта СССР от 29.09.1988 № 3388 : дата введения 1989-01-01. – Текст : электронный // Электронный фонд правовых и нормативно-технических документов : [сайт]. – URL: https://docs.cntd.ru/document/1200003608 (дата обращения: 08.10.2026).</w:t>
+        <w:t>54. ГОСТ 12.0.003-2015. Система стандартов безопасности труда. Опасные и вредные производственные факторы. Классификация : межгосударственный стандарт : издание официальное : введен в действие в качестве национального стандарта Российской Федерации Приказом Росстандарта от 09.06.2016 № 602-ст : дата введения 2017-03-01. – Текст : электронный // Электронный фонд правовых и нормативно-технических документов : [сайт]. – URL: https://docs.cntd.ru/document/1200136071 (дата обращения: 08.10.2026).</w:t>
       </w:r>
     </w:p>
     <w:p>
@@ -13978,7 +14326,7 @@
         <w:jc w:val="left"/>
       </w:pPr>
       <w:r>
-        <w:t>55. СанПиН 1.2.3685-21. Гигиенические нормативы и требования к обеспечению безопасности и (или) безвредности для человека факторов среды обитания : санитарные правила и нормы : утверждены постановлением Главного государственного санитарного врача Российской Федерации от 28.01.2021 № 2 (ред. от 24.12.2025) : дата введения 2021-03-01. – Текст : электронный // Электронный фонд правовых и нормативно-технических документов : [сайт]. – URL: https://docs.cntd.ru/document/573500115 (дата обращения: 08.10.2026).</w:t>
+        <w:t>55. ГОСТ 12.1.005-88. Система стандартов безопасности труда. Общие санитарно-гигиенические требования к воздуху рабочей зоны : межгосударственный стандарт : издание официальное : утвержден и введен в действие Постановлением Госстандарта СССР от 29.09.1988 № 3388 : дата введения 1989-01-01. – Текст : электронный // Электронный фонд правовых и нормативно-технических документов : [сайт]. – URL: https://docs.cntd.ru/document/1200003608 (дата обращения: 08.10.2026).</w:t>
       </w:r>
     </w:p>
     <w:p>
@@ -13987,7 +14335,7 @@
         <w:jc w:val="left"/>
       </w:pPr>
       <w:r>
-        <w:t>56. СП 52.13330.2016. Естественное и искусственное освещение. Актуализированная редакция СНиП 23-05-95* : свод правил : утвержден приказом Минстроя России от 07.11.2016 № 777/пр : дата введения 2017-05-08. – Текст : электронный // Электронный фонд правовых и нормативно-технических документов : [сайт]. – URL: https://docs.cntd.ru/document/456054197 (дата обращения: 08.10.2026).</w:t>
+        <w:t>56. СанПиН 1.2.3685-21. Гигиенические нормативы и требования к обеспечению безопасности и (или) безвредности для человека факторов среды обитания : санитарные правила и нормы : утверждены постановлением Главного государственного санитарного врача Российской Федерации от 28.01.2021 № 2 (ред. от 24.12.2025) : дата введения 2021-03-01. – Текст : электронный // Электронный фонд правовых и нормативно-технических документов : [сайт]. – URL: https://docs.cntd.ru/document/573500115 (дата обращения: 08.10.2026).</w:t>
       </w:r>
     </w:p>
     <w:p>
@@ -13996,7 +14344,7 @@
         <w:jc w:val="left"/>
       </w:pPr>
       <w:r>
-        <w:t>57. Кнорринг, Г. М. Справочная книга для проектирования электрического освещения / Г. М. Кнорринг, И. М. Фадин, В. Н. Сидоров. – 2-е изд., перераб. и доп. – Санкт-Петербург : Энергоатомиздат, 1992. – 448 с. – Текст : непосредственный.</w:t>
+        <w:t>57. СП 52.13330.2016. Естественное и искусственное освещение. Актуализированная редакция СНиП 23-05-95* : свод правил : утвержден приказом Минстроя России от 07.11.2016 № 777/пр : дата введения 2017-05-08. – Текст : электронный // Электронный фонд правовых и нормативно-технических документов : [сайт]. – URL: https://docs.cntd.ru/document/456054197 (дата обращения: 08.10.2026).</w:t>
       </w:r>
     </w:p>
     <w:p>
@@ -14005,7 +14353,7 @@
         <w:jc w:val="left"/>
       </w:pPr>
       <w:r>
-        <w:t>58. T-Halow : AT command set / Xinyuan-LilyGO. – Текст : электронный // GitHub : [сайт]. – URL: https://github.com/Xinyuan-LilyGO/T-Halow (дата обращения: 24.09.2026).</w:t>
+        <w:t>58. Кнорринг, Г. М. Справочная книга для проектирования электрического освещения / Г. М. Кнорринг, И. М. Фадин, В. Н. Сидоров. – 2-е изд., перераб. и доп. – Санкт-Петербург : Энергоатомиздат, 1992. – 448 с. – Текст : непосредственный.</w:t>
       </w:r>
     </w:p>
     <w:p>
@@ -14014,7 +14362,7 @@
         <w:jc w:val="left"/>
       </w:pPr>
       <w:r>
-        <w:t>59. Правила устройства электроустановок. Глава 1.1. Общая часть : издание седьмое : утверждена приказом Минэнерго России от 08.07.2002 № 204 : дата введения 2003-01-01. – Текст : электронный // Электронный фонд правовых и нормативно-технических документов : [сайт]. – URL: https://docs.cntd.ru/document/1200030216 (дата обращения: 08.10.2026).</w:t>
+        <w:t>59. T-Halow : AT command set / Xinyuan-LilyGO. – Текст : электронный // GitHub : [сайт]. – URL: https://github.com/Xinyuan-LilyGO/T-Halow (дата обращения: 24.09.2026).</w:t>
       </w:r>
     </w:p>
     <w:p>
@@ -14023,7 +14371,7 @@
         <w:jc w:val="left"/>
       </w:pPr>
       <w:r>
-        <w:t>60. ГОСТ 12.1.038-82. Система стандартов безопасности труда. Электробезопасность. Предельно допустимые значения напряжений прикосновения и токов : межгосударственный стандарт : издание официальное : утвержден и введен в действие Постановлением Госстандарта СССР от 30.07.1982 № 2987 : дата введения 1983-07-01. – Текст : электронный // Электронный фонд правовых и нормативно-технических документов : [сайт]. – URL: https://docs.cntd.ru/document/5200313 (дата обращения: 08.10.2026).</w:t>
+        <w:t>60. Правила устройства электроустановок. Глава 1.1. Общая часть : издание седьмое : утверждена приказом Минэнерго России от 08.07.2002 № 204 : дата введения 2003-01-01. – Текст : электронный // Электронный фонд правовых и нормативно-технических документов : [сайт]. – URL: https://docs.cntd.ru/document/1200030216 (дата обращения: 08.10.2026).</w:t>
       </w:r>
     </w:p>
     <w:p>
@@ -14032,7 +14380,7 @@
         <w:jc w:val="left"/>
       </w:pPr>
       <w:r>
-        <w:t>61. Технический регламент о требованиях пожарной безопасности : федеральный закон от 22.07.2008 № 123-ФЗ : принят Государственной думой 4 июля 2008 года : одобрен Советом Федерации 11 июля 2008 года. – Текст : электронный // Электронный фонд правовых и нормативно-технических документов : [сайт]. – URL: https://docs.cntd.ru/document/902111644 (дата обращения: 08.10.2026).</w:t>
+        <w:t>61. ГОСТ 12.1.038-82. Система стандартов безопасности труда. Электробезопасность. Предельно допустимые значения напряжений прикосновения и токов : межгосударственный стандарт : издание официальное : утвержден и введен в действие Постановлением Госстандарта СССР от 30.07.1982 № 2987 : дата введения 1983-07-01. – Текст : электронный // Электронный фонд правовых и нормативно-технических документов : [сайт]. – URL: https://docs.cntd.ru/document/5200313 (дата обращения: 08.10.2026).</w:t>
       </w:r>
     </w:p>
     <w:p>
@@ -14041,7 +14389,7 @@
         <w:jc w:val="left"/>
       </w:pPr>
       <w:r>
-        <w:t>62. Об утверждении Правил противопожарного режима в Российской Федерации : постановление Правительства Российской Федерации от 16.09.2020 № 1479. – Текст : электронный // Электронный фонд правовых и нормативно-технических документов : [сайт]. – URL: https://docs.cntd.ru/document/565837297 (дата обращения: 08.10.2026).</w:t>
+        <w:t>62. Технический регламент о требованиях пожарной безопасности : федеральный закон от 22.07.2008 № 123-ФЗ : принят Государственной думой 4 июля 2008 года : одобрен Советом Федерации 11 июля 2008 года. – Текст : электронный // Электронный фонд правовых и нормативно-технических документов : [сайт]. – URL: https://docs.cntd.ru/document/902111644 (дата обращения: 08.10.2026).</w:t>
       </w:r>
     </w:p>
     <w:p>
@@ -14050,7 +14398,7 @@
         <w:jc w:val="left"/>
       </w:pPr>
       <w:r>
-        <w:t>63. СП 12.13130.2009. Определение категорий помещений, зданий и наружных установок по взрывопожарной и пожарной опасности : свод правил : утвержден приказом МЧС России от 25.03.2009 № 182 : дата введения 2009-05-01. – Текст : электронный // Электронный фонд правовых и нормативно-технических документов : [сайт]. – URL: https://docs.cntd.ru/document/1200071156 (дата обращения: 08.10.2026).</w:t>
+        <w:t>63. Об утверждении Правил противопожарного режима в Российской Федерации : постановление Правительства Российской Федерации от 16.09.2020 № 1479. – Текст : электронный // Электронный фонд правовых и нормативно-технических документов : [сайт]. – URL: https://docs.cntd.ru/document/565837297 (дата обращения: 08.10.2026).</w:t>
       </w:r>
     </w:p>
     <w:p>
@@ -14059,7 +14407,7 @@
         <w:jc w:val="left"/>
       </w:pPr>
       <w:r>
-        <w:t>64. СП 9.13130.2009. Техника пожарная. Огнетушители. Требования к эксплуатации : свод правил : утвержден приказом МЧС России от 25.03.2009 № 179 : дата введения 2009-05-01. – Текст : электронный // Электронный фонд правовых и нормативно-технических документов : [сайт]. – URL: https://docs.cntd.ru/document/1200071152 (дата обращения: 08.10.2026).</w:t>
+        <w:t>64. СП 12.13130.2009. Определение категорий помещений, зданий и наружных установок по взрывопожарной и пожарной опасности : свод правил : утвержден приказом МЧС России от 25.03.2009 № 182 : дата введения 2009-05-01. – Текст : электронный // Электронный фонд правовых и нормативно-технических документов : [сайт]. – URL: https://docs.cntd.ru/document/1200071156 (дата обращения: 08.10.2026).</w:t>
       </w:r>
     </w:p>
     <w:p>
@@ -14068,7 +14416,7 @@
         <w:jc w:val="left"/>
       </w:pPr>
       <w:r>
-        <w:t>65. Р 2.2.2006-05. Гигиена труда. Руководство по гигиенической оценке факторов рабочей среды и трудового процесса. Критерии и классификация условий труда : руководство : утверждено 29.07.2005 : дата введения 2005-11-01. – Текст : электронный // Электронный фонд правовых и нормативно-технических документов : [сайт]. – URL: https://docs.cntd.ru/document/1200040973 (дата обращения: 08.10.2026).</w:t>
+        <w:t>65. СП 9.13130.2009. Техника пожарная. Огнетушители. Требования к эксплуатации : свод правил : утвержден приказом МЧС России от 25.03.2009 № 179 : дата введения 2009-05-01. – Текст : электронный // Электронный фонд правовых и нормативно-технических документов : [сайт]. – URL: https://docs.cntd.ru/document/1200071152 (дата обращения: 08.10.2026).</w:t>
       </w:r>
     </w:p>
     <w:p>
@@ -14077,7 +14425,7 @@
         <w:jc w:val="left"/>
       </w:pPr>
       <w:r>
-        <w:t>66. МР 2.2.7.2129-06. Режимы труда и отдыха работающих в холодное время на открытой территории или в неотапливаемых помещениях : методические рекомендации : утверждены 19.09.2006 : дата введения 2006-11-01. – Текст : электронный // Электронный фонд правовых и нормативно-технических документов : [сайт]. – URL: https://docs.cntd.ru/document/1200047514 (дата обращения: 08.10.2026).</w:t>
+        <w:t>66. Р 2.2.2006-05. Гигиена труда. Руководство по гигиенической оценке факторов рабочей среды и трудового процесса. Критерии и классификация условий труда : руководство : утверждено 29.07.2005 : дата введения 2005-11-01. – Текст : электронный // Электронный фонд правовых и нормативно-технических документов : [сайт]. – URL: https://docs.cntd.ru/document/1200040973 (дата обращения: 08.10.2026).</w:t>
       </w:r>
     </w:p>
     <w:p>
@@ -14086,7 +14434,7 @@
         <w:jc w:val="left"/>
       </w:pPr>
       <w:r>
-        <w:t>67. Об отходах производства и потребления : федеральный закон от 24.06.1998 № 89-ФЗ : принят Государственной думой 22 мая 1998 года : одобрен Советом Федерации 10 июня 1998 года. – Текст : электронный // Электронный фонд правовых и нормативно-технических документов : [сайт]. – URL: https://docs.cntd.ru/document/901711591 (дата обращения: 08.10.2026).</w:t>
+        <w:t>67. МР 2.2.7.2129-06. Режимы труда и отдыха работающих в холодное время на открытой территории или в неотапливаемых помещениях : методические рекомендации : утверждены 19.09.2006 : дата введения 2006-11-01. – Текст : электронный // Электронный фонд правовых и нормативно-технических документов : [сайт]. – URL: https://docs.cntd.ru/document/1200047514 (дата обращения: 08.10.2026).</w:t>
       </w:r>
     </w:p>
     <w:p>
@@ -14095,7 +14443,7 @@
         <w:jc w:val="left"/>
       </w:pPr>
       <w:r>
-        <w:t>68. Об утверждении перечня видов отходов производства и потребления, в состав которых входят полезные компоненты, захоронение которых запрещается : распоряжение Правительства Российской Федерации от 25.07.2017 № 1589-р. – Текст : электронный // Электронный фонд правовых и нормативно-технических документов : [сайт]. – URL: https://docs.cntd.ru/document/436754215 (дата обращения: 08.10.2026).</w:t>
+        <w:t>68. Об отходах производства и потребления : федеральный закон от 24.06.1998 № 89-ФЗ : принят Государственной думой 22 мая 1998 года : одобрен Советом Федерации 10 июня 1998 года. – Текст : электронный // Электронный фонд правовых и нормативно-технических документов : [сайт]. – URL: https://docs.cntd.ru/document/901711591 (дата обращения: 08.10.2026).</w:t>
       </w:r>
     </w:p>
     <w:p>
@@ -14104,7 +14452,7 @@
         <w:jc w:val="left"/>
       </w:pPr>
       <w:r>
-        <w:t>69. О специальной оценке условий труда : федеральный закон от 28.12.2013 № 426-ФЗ : принят Государственной думой 23 декабря 2013 года : одобрен Советом Федерации 25 декабря 2013 года. – Текст : электронный // КонсультантПлюс : надежная правовая поддержка : [сайт]. – URL: https://www.consultant.ru/document/cons_doc_LAW_156555/ (дата обращения: 08.10.2026).</w:t>
+        <w:t>69. Об утверждении перечня видов отходов производства и потребления, в состав которых входят полезные компоненты, захоронение которых запрещается : распоряжение Правительства Российской Федерации от 25.07.2017 № 1589-р. – Текст : электронный // Электронный фонд правовых и нормативно-технических документов : [сайт]. – URL: https://docs.cntd.ru/document/436754215 (дата обращения: 08.10.2026).</w:t>
       </w:r>
     </w:p>
     <w:p>
@@ -14113,7 +14461,16 @@
         <w:jc w:val="left"/>
       </w:pPr>
       <w:r>
-        <w:t>70. Об утверждении Методики проведения специальной оценки условий труда, Классификатора вредных и (или) опасных производственных факторов, формы отчета о проведении специальной оценки условий труда и инструкции по ее заполнению : приказ Минтруда России от 21.11.2023 № 817н : зарегистрирован в Минюсте России 30.11.2023 № 76179. – Текст : электронный // Официальный интернет-портал правовой информации : [сайт]. – URL: http://publication.pravo.gov.ru/document/0001202311300048 (дата обращения: 08.10.2026).</w:t>
+        <w:t>70. О специальной оценке условий труда : федеральный закон от 28.12.2013 № 426-ФЗ : принят Государственной думой 23 декабря 2013 года : одобрен Советом Федерации 25 декабря 2013 года. – Текст : электронный // КонсультантПлюс : надежная правовая поддержка : [сайт]. – URL: https://www.consultant.ru/document/cons_doc_LAW_156555/ (дата обращения: 08.10.2026).</w:t>
+      </w:r>
+    </w:p>
+    <w:p>
+      <w:pPr>
+        <w:ind w:firstLine="0"/>
+        <w:jc w:val="left"/>
+      </w:pPr>
+      <w:r>
+        <w:t>71. Об утверждении Методики проведения специальной оценки условий труда, Классификатора вредных и (или) опасных производственных факторов, формы отчета о проведении специальной оценки условий труда и инструкции по ее заполнению : приказ Минтруда России от 21.11.2023 № 817н : зарегистрирован в Минюсте России 30.11.2023 № 76179. – Текст : электронный // Официальный интернет-портал правовой информации : [сайт]. – URL: http://publication.pravo.gov.ru/document/0001202311300048 (дата обращения: 08.10.2026).</w:t>
       </w:r>
     </w:p>
     <w:sectPr>

--- a/docs/vkr/Osnovnaya_chast_HaLow.docx
+++ b/docs/vkr/Osnovnaya_chast_HaLow.docx
@@ -4121,7 +4121,7 @@
         <w:ind w:firstLine="0"/>
       </w:pPr>
       <w:r>
-        <w:t>Разнос поднесущих Wi-Fi HaLow — 31,25 кГц [7], в 10 раз меньше, чем у Wi-Fi 2,4 ГГц, и всё же доплеровский сдвиг составляет лишь 0,3 % от него, а мощность межподнесущих помех на 46 дБ ниже мощности сигнала. Даже при отношении сигнал/шум 25 дБ эти помехи остаются на 21 дБ ниже шума, то есть практически отсутствуют. Расхождение частот опорных генераторов передатчика и приёмника, допускаемое стандартом (±20·10⁻⁶, до 17 кГц), в двести раз больше доплеровского сдвига и компенсируется приёмником по преамбуле каждого кадра [7].</w:t>
+        <w:t>Разнос поднесущих Wi-Fi HaLow — 31,25 кГц [7], в 10 раз меньше, чем у Wi-Fi 2,4 ГГц, и всё же доплеровский сдвиг составляет лишь 0,3 % от него, а мощность межподнесущих помех на 46 дБ ниже мощности сигнала. Даже при отношении сигнал/шум 25 дБ эти помехи остаются на 21 дБ ниже шума, то есть практически отсутствуют.</w:t>
       </w:r>
     </w:p>
     <w:p>

--- a/docs/vkr/Osnovnaya_chast_HaLow.docx
+++ b/docs/vkr/Osnovnaya_chast_HaLow.docx
@@ -263,12 +263,7 @@
     </w:p>
     <w:p>
       <w:r>
-        <w:t>Видео традиционно передаётся отдельным аналоговым передатчиком диапазона 5,8 ГГц. Такой канал не контролирует ошибки, не переносит IP-трафик и быстро теряет сигнал за препятствиями: на частоте 5,8 ГГц потери растут, а огибание препятствий слабое [13].</w:t>
-      </w:r>
-    </w:p>
-    <w:p>
-      <w:r>
-        <w:t>Сети Wi-Fi стандартов IEEE 802.11n/ac/ax дают десятки и сотни мегабит в секунду [6], но рассчитаны на расстояния в десятки метров. С серийными антеннами связь на открытой местности сохраняется на сотнях метров, а за препятствиями — много меньше.</w:t>
+        <w:t>Видео с малых аппаратов передают по Wi-Fi стандарта IEEE 802.11 в диапазоне 2,4 ГГц. Такой канал даёт единицы и десятки мегабит в секунду и переносит IP-трафик [6], но рассчитан на расстояния в десятки метров. С серийными антеннами связь на открытой местности сохраняется на сотнях метров, а за препятствиями — много меньше: на частоте 2,4 ГГц потери в свободном пространстве на 9 дБ больше, чем на частоте 867 МГц, а огибание препятствий слабее [13].</w:t>
       </w:r>
     </w:p>
     <w:p>

--- a/docs/vkr/Osnovnaya_chast_HaLow.docx
+++ b/docs/vkr/Osnovnaya_chast_HaLow.docx
@@ -51,17 +51,17 @@
     </w:p>
     <w:p>
       <w:r>
-        <w:t>Существующие каналы связи решают эту задачу лишь частично. Технологии семейства LoRa обеспечивают дальность в километры, но их скорость составляет от 0,3 до 37,5 кбит/с [4, 5] — этого достаточно для телеметрии, но не для видео. Сети Wi-Fi стандарта IEEE 802.11 в диапазонах 2,4 и 5 ГГц дают десятки мегабит в секунду [6], однако на расстояниях в сотни метров и за препятствиями связь теряется. Сотовые сети зависят от наземной инфраструктуры, которой нет над лесом и в удалённых районах, а полосы, выделенные для беспилотных систем, требуют разрешительных процедур [3].</w:t>
+        <w:t>Существующие каналы связи решают эту задачу лишь частично. Технологии семейства LoRa обеспечивают дальность в километры, но их скорость составляет от 0,3 до 37,5 кбит/с [4, 5] — этого достаточно для телеметрии, но не для видео. Сети Wi-Fi стандарта IEEE 802.11 в диапазоне 2,4 ГГц дают единицы и десятки мегабит в секунду [6], но на более высокой частоте при той же мощности сигнал ослабевает сильнее и хуже огибает препятствия [7]. Сотовые сети зависят от наземной инфраструктуры, которой нет над лесом и в удалённых районах, а полосы, выделенные для беспилотных систем, требуют разрешительных процедур [3].</w:t>
       </w:r>
     </w:p>
     <w:p>
       <w:r>
-        <w:t>Технология Wi-Fi HaLow (IEEE 802.11ah) [7, 8] занимает промежуточное положение. Она работает в нелицензируемом диапазоне ниже 1 ГГц, где радиоволны распространяются дальше и лучше огибают препятствия, и при этом сохраняет стек протоколов Wi-Fi. Среди нелицензируемых технологий диапазона ниже 1 ГГц Wi-Fi HaLow — единственная, которая переносит IP-трафик со скоростью, достаточной для видео, и работает без наземной инфраструктуры.</w:t>
+        <w:t>Технология Wi-Fi HaLow (IEEE 802.11ah) [8, 9] занимает промежуточное положение. Она работает в нелицензируемом диапазоне ниже 1 ГГц, где радиоволны распространяются дальше и лучше огибают препятствия, и при этом сохраняет стек протоколов Wi-Fi. Среди нелицензируемых технологий диапазона ниже 1 ГГц Wi-Fi HaLow — единственная, которая переносит IP-трафик со скоростью, достаточной для видео, и работает без наземной инфраструктуры.</w:t>
       </w:r>
     </w:p>
     <w:p>
       <w:r>
-        <w:t>Доступное оборудование Wi-Fi HaLow появилось лишь в 2024–2025 годах. Большинство опубликованных оценок технологии получено аналитически или средствами имитационного моделирования [9, 10], а натурных измерений на серийном оборудовании немного [11]. Поэтому практическая проверка характеристик Wi-Fi HaLow на оборудовании, доступном в Российской Федерации, и разработка на её основе предложений по увеличению дальности и надёжности передачи данных с борта БПЛА являются актуальной задачей.</w:t>
+        <w:t>Доступное оборудование Wi-Fi HaLow появилось лишь в 2024–2025 годах. Большинство опубликованных оценок технологии получено аналитически или средствами имитационного моделирования [10, 11], а натурных измерений на серийном оборудовании немного [12]. Поэтому практическая проверка характеристик Wi-Fi HaLow на оборудовании, доступном в Российской Федерации, и разработка на её основе предложений по увеличению дальности и надёжности передачи данных с борта БПЛА являются актуальной задачей.</w:t>
       </w:r>
     </w:p>
     <w:p>
@@ -258,12 +258,12 @@
     </w:p>
     <w:p>
       <w:r>
-        <w:t>Каналы управления и телеметрии большинства современных аппаратов строятся на модуляции LoRa в диапазонах 868/915 МГц и 2,4 ГГц [12]. Расширение спектра даёт высокую чувствительность приёмника и дальность в километры, но ценой скорости: от 0,3 до 37,5 кбит/с [4, 5]. Видео по такому каналу не передать.</w:t>
+        <w:t>Каналы управления и телеметрии большинства современных аппаратов строятся на модуляции LoRa в диапазонах 868/915 МГц и 2,4 ГГц [13]. Расширение спектра даёт высокую чувствительность приёмника и дальность в километры, но ценой скорости: от 0,3 до 37,5 кбит/с [4, 5]. Видео по такому каналу не передать.</w:t>
       </w:r>
     </w:p>
     <w:p>
       <w:r>
-        <w:t>Видео с малых аппаратов передают по Wi-Fi стандарта IEEE 802.11 в диапазоне 2,4 ГГц. Такой канал даёт единицы и десятки мегабит в секунду и переносит IP-трафик [6], но рассчитан на расстояния в десятки метров. С серийными антеннами связь на открытой местности сохраняется на сотнях метров, а за препятствиями — много меньше: на частоте 2,4 ГГц потери в свободном пространстве на 9 дБ больше, чем на частоте 867 МГц, а огибание препятствий слабее [13].</w:t>
+        <w:t>Видео с малых аппаратов передают по Wi-Fi стандарта IEEE 802.11 в диапазоне 2,4 ГГц. Такой канал даёт единицы и десятки мегабит в секунду и переносит IP-трафик [6]; его ограничение — частота: на 2,4 ГГц потери в свободном пространстве на 9 дБ больше, чем на частоте 867 МГц, а огибание препятствий слабее [7].</w:t>
       </w:r>
     </w:p>
     <w:p>
@@ -570,7 +570,7 @@
     </w:p>
     <w:p>
       <w:r>
-        <w:t>Канал Wi-Fi шириной 20 МГц собирает шум −101,0 дБм, канал Wi-Fi HaLow шириной 2 МГц — −111,0 дБм: ещё 10,0 дБ в пользу узкого канала. При равной мощности и одинаковых антеннах суммарный энергетический выигрыш составляет 19,0 дБ, что в свободном пространстве соответствует увеличению дальности в 8,9 раза. Проектная дальность Wi-Fi HaLow — около 1 км [10, 15]. Производитель радиомодуля платформы указывает для канала 2 МГц при мощности +20 дБм дальность 1200 м со скоростью TCP более 2 Мбит/с в условиях без препятствий [16]. Нормы Российской Федерации ограничивают мощность Wi-Fi HaLow сильнее, чем мощность Wi-Fi 2,4 ГГц (см. «Регулирование»): с учётом этого выигрыш сокращается до 15,1 дБ.</w:t>
+        <w:t>Канал Wi-Fi шириной 20 МГц собирает шум −101,0 дБм, канал Wi-Fi HaLow шириной 2 МГц — −111,0 дБм: ещё 10,0 дБ в пользу узкого канала. При равной мощности и одинаковых антеннах суммарный энергетический выигрыш составляет 19,0 дБ, что в свободном пространстве соответствует увеличению дальности в 8,9 раза. Проектная дальность Wi-Fi HaLow — около 1 км [11, 15]. Производитель радиомодуля платформы указывает для канала 2 МГц при мощности +20 дБм дальность 1200 м со скоростью TCP более 2 Мбит/с в условиях без препятствий [16]. Нормы Российской Федерации ограничивают мощность Wi-Fi HaLow сильнее, чем мощность Wi-Fi 2,4 ГГц (см. «Регулирование»): с учётом этого выигрыш сокращается до 15,1 дБ.</w:t>
       </w:r>
     </w:p>
     <w:p>
@@ -581,7 +581,7 @@
         <w:t xml:space="preserve">Проникающая способность. </w:t>
       </w:r>
       <w:r>
-        <w:t>Радиоволны диапазона ниже 1 ГГц лучше огибают препятствия и слабее затухают в растительности и стенах, чем волны 2,4 и 5 ГГц [13]. По модели потерь проникновения 3GPP TR 38.901 (бетон: 5 + 4f дБ, f в ГГц) бетонная стена ослабляет сигнал на 8,5 дБ на частоте 867 МГц, на 14,8 дБ на 2,44 ГГц и на 27,0 дБ на 5,5 ГГц [17]. Для БПЛА, работающих над лесом, за рельефом и строениями, это главное преимущество диапазона ниже 1 ГГц.</w:t>
+        <w:t>Радиоволны диапазона ниже 1 ГГц лучше огибают препятствия и слабее затухают в растительности и стенах, чем волны 2,4 и 5 ГГц [7]. По модели потерь проникновения 3GPP TR 38.901 (бетон: 5 + 4f дБ, f в ГГц) бетонная стена ослабляет сигнал на 8,5 дБ на частоте 867 МГц, на 14,8 дБ на 2,44 ГГц и на 27,0 дБ на 5,5 ГГц [17]. Для БПЛА, работающих над лесом, за рельефом и строениями, это главное преимущество диапазона ниже 1 ГГц.</w:t>
       </w:r>
     </w:p>
     <w:p>
@@ -614,7 +614,7 @@
         <w:t xml:space="preserve">Энергопотребление. </w:t>
       </w:r>
       <w:r>
-        <w:t>Стандарт IEEE 802.11ah содержит механизмы для устройств с батарейным питанием: целевое время пробуждения (TWT) и окно ограниченного доступа (RAW) [10, 15]. Радиомодуль TX-AH потребляет при передаче на +20 дБм 300 мА, при приёме 55–100 мА [16]; Wi-Fi ESP32-S3 — 283–340 мА при передаче и 88–91 мА при приёме [20]; приёмопередатчик LoRa RFM95 — от 66 до 396 мВт при мощности от −4 до +20 дБм [21]. Токи Wi-Fi HaLow и Wi-Fi 2,4 ГГц сопоставимы; LoRa экономичнее при малых объёмах данных. Для БПЛА энергопотребление радиоканала мало по сравнению с потреблением двигателей, поэтому этот критерий важнее для наземных датчиков. Механизмы TWT и RAW проявляются в сетях из многих станций и в двухузловой конфигурации этой работы не исследуются.</w:t>
+        <w:t>Стандарт IEEE 802.11ah содержит механизмы для устройств с батарейным питанием: целевое время пробуждения (TWT) и окно ограниченного доступа (RAW) [11, 15]. Радиомодуль TX-AH потребляет при передаче на +20 дБм 300 мА, при приёме 55–100 мА [16]; Wi-Fi ESP32-S3 — 283–340 мА при передаче и 88–91 мА при приёме [20]; приёмопередатчик LoRa RFM95 — от 66 до 396 мВт при мощности от −4 до +20 дБм [21]. Токи Wi-Fi HaLow и Wi-Fi 2,4 ГГц сопоставимы; LoRa экономичнее при малых объёмах данных. Для БПЛА энергопотребление радиоканала мало по сравнению с потреблением двигателей, поэтому этот критерий важнее для наземных датчиков. Механизмы TWT и RAW проявляются в сетях из многих станций и в двухузловой конфигурации этой работы не исследуются.</w:t>
       </w:r>
     </w:p>
     <w:p>
@@ -1663,7 +1663,7 @@
         <w:t xml:space="preserve">– </w:t>
       </w:r>
       <w:r>
-        <w:t>передача видео для ситуационной осведомлённости оператора на расстояниях от сотен метров до единиц километров, в том числе вне прямой видимости; на платформе этой работы получено 1063 кбит/с полезного видео 480 × 320 точек при 5 кадр/с (глава 3);</w:t>
+        <w:t>передача видео для ситуационной осведомлённости оператора на расстояниях от сотен метров до единиц километров, в том числе вне прямой видимости (на плате этой работы — после устранения помех камеры, раздел 3.6); на платформе этой работы получено 1063 кбит/с полезного видео 480 × 320 точек при 5 кадр/с (глава 3);</w:t>
       </w:r>
     </w:p>
     <w:p>
@@ -1967,7 +1967,7 @@
     </w:p>
     <w:p>
       <w:r>
-        <w:t>В реальной среде потери растут быстрее. Логарифмическая модель описывает их через показатель затухания n и случайную составляющую затенения [13]:</w:t>
+        <w:t>В реальной среде потери растут быстрее. Логарифмическая модель описывает их через показатель затухания n и случайную составляющую затенения [7]:</w:t>
       </w:r>
     </w:p>
     <w:tbl>
@@ -2373,7 +2373,7 @@
         <w:ind w:firstLine="0"/>
       </w:pPr>
       <w:r>
-        <w:t>где h₁, h₂ — высоты антенн над землёй, потери растут не на 20, а на 40 дБ на декаду расстояния [13]. Для антенн на высоте 1,5 м над землёй излом наступает уже на 26 м. Если одна антенна поднята на борту БПЛА на 50 м, излом отодвигается до 868 м, на 100 м — до 1735 м. Высоты 50 и 100 м взяты как примеры рабочей высоты полёта при мониторинге, а не как измеренные или нормативные значения: при наземной антенне на 1,5 м точка излома растёт линейно — на 17,4 м на каждый метр высоты антенны на борту, поэтому для любой другой высоты её легко пересчитать. Отсюда важное для методики следствие: испытания с обеими антеннами у земли дают заметно более пессимистичную картину, чем полёт, и высоту антенн при сопоставлении с натурными данными необходимо фиксировать и указывать. Для БПЛА вертолётного типа, способного зависать на заданной высоте, высота антенны на борту — управляемый параметр дальности.</w:t>
+        <w:t>где h₁, h₂ — высоты антенн над землёй, потери растут не на 20, а на 40 дБ на декаду расстояния [7]. Для антенн на высоте 1,5 м над землёй излом наступает уже на 26 м. Если одна антенна поднята на борту БПЛА на 50 м, излом отодвигается до 868 м, на 100 м — до 1735 м. Высоты 50 и 100 м взяты как примеры рабочей высоты полёта при мониторинге, а не как измеренные или нормативные значения: при наземной антенне на 1,5 м точка излома растёт линейно — на 17,4 м на каждый метр высоты антенны на борту, поэтому для любой другой высоты её легко пересчитать. Отсюда важное для методики следствие: испытания с обеими антеннами у земли дают заметно более пессимистичную картину, чем полёт, и высоту антенн при сопоставлении с натурными данными необходимо фиксировать и указывать. Для БПЛА вертолётного типа, способного зависать на заданной высоте, высота антенны на борту — управляемый параметр дальности.</w:t>
       </w:r>
     </w:p>
     <w:p>
@@ -2756,7 +2756,7 @@
     </w:p>
     <w:p>
       <w:r>
-        <w:t xml:space="preserve">Реальные скорости Wi-Fi HaLow задаются схемами модуляции и кодирования (MCS) стандарта [7]. Для одного пространственного потока и длинного защитного интервала в каналах, помещающихся в полосу 866–868 МГц, они приведены в таблице </w:t>
+        <w:t xml:space="preserve">Реальные скорости Wi-Fi HaLow задаются схемами модуляции и кодирования (MCS) стандарта [8]. Для одного пространственного потока и длинного защитного интервала в каналах, помещающихся в полосу 866–868 МГц, они приведены в таблице </w:t>
       </w:r>
       <w:r>
         <w:t>2.1</w:t>
@@ -3784,7 +3784,7 @@
         <w:t xml:space="preserve">Доплеровский сдвиг. </w:t>
       </w:r>
       <w:r>
-        <w:t>При движении БПЛА со скоростью v частота принимаемого сигнала смещается на [13]</w:t>
+        <w:t>При движении БПЛА со скоростью v частота принимаемого сигнала смещается на [7]</w:t>
       </w:r>
     </w:p>
     <w:tbl>
@@ -4116,12 +4116,12 @@
         <w:ind w:firstLine="0"/>
       </w:pPr>
       <w:r>
-        <w:t>Разнос поднесущих Wi-Fi HaLow — 31,25 кГц [7], в 10 раз меньше, чем у Wi-Fi 2,4 ГГц, и всё же доплеровский сдвиг составляет лишь 0,3 % от него, а мощность межподнесущих помех на 46 дБ ниже мощности сигнала. Даже при отношении сигнал/шум 25 дБ эти помехи остаются на 21 дБ ниже шума, то есть практически отсутствуют.</w:t>
+        <w:t>Разнос поднесущих Wi-Fi HaLow — 31,25 кГц [8], в 10 раз меньше, чем у Wi-Fi 2,4 ГГц, и всё же доплеровский сдвиг составляет лишь 0,3 % от него, а мощность межподнесущих помех на 46 дБ ниже мощности сигнала. Даже при отношении сигнал/шум 25 дБ эти помехи остаются на 21 дБ ниже шума, то есть практически отсутствуют.</w:t>
       </w:r>
     </w:p>
     <w:p>
       <w:r>
-        <w:t>Движение сказывается иначе: канал изменяется за время когерентности Tк ≈ 0,423/fд [13], при 30 м/с — около 5 мс. Кадр с фрагментом 1400 байт длится около 2 мс на MCS 7 и около 18 мс на MCS 0, поэтому на нижних MCS оценка канала, сделанная по преамбуле, к концу кадра устаревает. Для этого случая в стандарт IEEE 802.11ah введены бегущие пилоты — пилотные поднесущие, положение которых меняется от символа к символу, что позволяет приёмнику уточнять оценку канала в течение кадра [7]; в программном обеспечении радиомодуля TX-AH они предусмотрены (команда AT+TX_TRV_PILOT_EN). Таким образом, при скоростях БПЛА вертолётного типа доплеровский сдвиг на работу канала практически не влияет и отдельного экспериментального исследования не требует.</w:t>
+        <w:t>Движение сказывается иначе: канал изменяется за время когерентности Tк ≈ 0,423/fд [7], при 30 м/с — около 5 мс. Кадр с фрагментом 1400 байт длится около 2 мс на MCS 7 и около 18 мс на MCS 0, поэтому на нижних MCS оценка канала, сделанная по преамбуле, к концу кадра устаревает. Для этого случая в стандарт IEEE 802.11ah введены бегущие пилоты — пилотные поднесущие, положение которых меняется от символа к символу, что позволяет приёмнику уточнять оценку канала в течение кадра [8]; в программном обеспечении радиомодуля TX-AH они предусмотрены (команда AT+TX_TRV_PILOT_EN). Таким образом, при скоростях БПЛА вертолётного типа доплеровский сдвиг на работу канала практически не влияет и отдельного экспериментального исследования не требует.</w:t>
       </w:r>
     </w:p>
     <w:p>
@@ -4670,7 +4670,7 @@
     </w:p>
     <w:p>
       <w:r>
-        <w:t>Модели с коэффициентами, измеренными в других условиях, существуют: от таблиц показателя затухания для типовых сред [13] до моделей потерь, предложенных для IEEE 802.11ah на частоте 900 МГц [26]. Измерения они не отменяют по трём причинам. Первая — коэффициенты опубликованы диапазонами, а не значениями: для городской застройки n = 2,7–3,5 [13], и при одних и тех же допустимых потерях (80 дБ сверх потерь на опорном расстоянии 1 м) дальность составит около 920 м при n = 2,7 и около 190 м при n = 3,5. Вторая — каждая модель выведена для своей геометрии. Модели для IEEE 802.11ah предполагают антенну точки доступа на 15 м выше крыш (L = 8 + 37,6 lg d) или на уровне крыш (L = 23,3 + 36,7 lg d), d в метрах [26]. На 1 км они дают 121 и 133 дБ — 12 дБ расхождения между двумя моделями для одной технологии, а свободное пространство — 91 дБ. Для антенн на высоте 1,5 м над землёй ни одна из них не выводилась. Третья — даже подходящая модель даёт среднее значение с разбросом σ, то есть сама признаёт, что значение для конкретной трассы не предсказывает. Поэтому опубликованные модели служат в работе эталоном для сравнения, а какая из них описывает конкретную трассу и с каким разбросом, устанавливает измерение.</w:t>
+        <w:t>Модели с коэффициентами, измеренными в других условиях, существуют: от таблиц показателя затухания для типовых сред [7] до моделей потерь, предложенных для IEEE 802.11ah на частоте 900 МГц [26]. Измерения они не отменяют по трём причинам. Первая — коэффициенты опубликованы диапазонами, а не значениями: для городской застройки n = 2,7–3,5 [7], и при одних и тех же допустимых потерях (80 дБ сверх потерь на опорном расстоянии 1 м) дальность составит около 920 м при n = 2,7 и около 190 м при n = 3,5. Вторая — каждая модель выведена для своей геометрии. Модели для IEEE 802.11ah предполагают антенну точки доступа на 15 м выше крыш (L = 8 + 37,6 lg d) или на уровне крыш (L = 23,3 + 36,7 lg d), d в метрах [26]. На 1 км они дают 121 и 133 дБ — 12 дБ расхождения между двумя моделями для одной технологии, а свободное пространство — 91 дБ. Для антенн на высоте 1,5 м над землёй ни одна из них не выводилась. Третья — даже подходящая модель даёт среднее значение с разбросом σ, то есть сама признаёт, что значение для конкретной трассы не предсказывает. Поэтому опубликованные модели служат в работе эталоном для сравнения, а какая из них описывает конкретную трассу и с каким разбросом, устанавливает измерение.</w:t>
       </w:r>
     </w:p>
     <w:p>
@@ -12080,6 +12080,17 @@
     </w:p>
     <w:p>
       <w:r>
+        <w:t xml:space="preserve">Четвёртый вывод — главный для данной платформы. Таблица </w:t>
+      </w:r>
+      <w:r>
+        <w:t>3.9</w:t>
+      </w:r>
+      <w:r>
+        <w:t xml:space="preserve"> считает шум приёмника тепловым, а у платы с камерой измеренный фон на 27 дБ выше (−60 против −87 дБм, раздел 2.2). Плата с камерой принимает подтверждения и квитанции, поэтому её фон ограничивает весь канал: уже на трассе 5 м отношение сигнал/шум на ней проседало до 12–20 дБ, а регулятор поднимал мощность до 11–13 дБм из 14 возможных (08.10). Если уменьшить допустимые потери на 27 дБ, граница в свободном пространстве сокращается в 22 раза — до 44 м на MCS 7 и 220 м на MCS 0. Следовательно, дальности таблицы — возможности радиомодуля, а на плате T-HaLow в исходном исполнении связь ограничена сотнями метров, пока помехи камеры не устранены разнесением и экранированием (предложения в заключении).</w:t>
+      </w:r>
+    </w:p>
+    <w:p>
+      <w:r>
         <w:t xml:space="preserve">Опубликованные натурные данные производителя радиомодуля (таблица </w:t>
       </w:r>
       <w:r>
@@ -12639,7 +12650,7 @@
         <w:t>3.9</w:t>
       </w:r>
       <w:r>
-        <w:t xml:space="preserve"> сравнивает их при нормах мощности Российской Федерации. При равной скорости физического уровня 6,5 Мбит/с (Wi-Fi HaLow 2 МГц MCS 7 и Wi-Fi 802.11n MCS 0) дальности в свободном пространстве сопоставимы — 0,98 и 1,32 км: выигрыш Wi-Fi HaLow на затухании (9,0 дБ) компенсируется меньшей разрешённой мощностью (на 6,0 дБ ниже у стенда) и оценочной чувствительностью. Wi-Fi HaLow выигрывает на малых скоростях, которых у 802.11n нет: на MCS 0 (0,65 Мбит/с) — 4,90 км против 2,58 км у 802.11b на 1 Мбит/с, — и за препятствиями: бетонная стена ослабляет сигнал 867 МГц на 6,3 дБ меньше, чем 2,4 ГГц [17]. У земли за точкой излома потери двухлучевой модели от частоты не зависят, и частотное преимущество исчезает; модель при этом не учитывает дифракцию и затухание в растительности, где диапазон ниже 1 ГГц выигрывает [13]. Скорость Wi-Fi 2,4 ГГц выше на порядок: ESP32-S3 передаёт в эфире 20–30 Мбит/с [19], а модуль ESP32-CAM (процессор ESP32, камера OV2640) передаёт по Wi-Fi видео 480 × 320 с частотой 20,9 видеокадра в секунду (лаборатория, расстояние не указано) [35] — против 5 видеокадров в секунду и 1063 кбит/с на Wi-Fi HaLow.</w:t>
+        <w:t xml:space="preserve"> сравнивает их при нормах мощности Российской Федерации. При равной скорости физического уровня 6,5 Мбит/с (Wi-Fi HaLow 2 МГц MCS 7 и Wi-Fi 802.11n MCS 0) дальности в свободном пространстве сопоставимы — 0,98 и 1,32 км: выигрыш Wi-Fi HaLow на затухании (9,0 дБ) компенсируется меньшей разрешённой мощностью (на 6,0 дБ ниже у стенда) и оценочной чувствительностью. Wi-Fi HaLow выигрывает на малых скоростях, которых у 802.11n нет: на MCS 0 (0,65 Мбит/с) — 4,90 км против 2,58 км у 802.11b на 1 Мбит/с, — и за препятствиями: бетонная стена ослабляет сигнал 867 МГц на 6,3 дБ меньше, чем 2,4 ГГц [17]. У земли за точкой излома потери двухлучевой модели от частоты не зависят, и частотное преимущество исчезает; модель при этом не учитывает дифракцию и затухание в растительности, где диапазон ниже 1 ГГц выигрывает [7]. Скорость Wi-Fi 2,4 ГГц выше на порядок: ESP32-S3 передаёт в эфире 20–30 Мбит/с [19], а модуль ESP32-CAM (процессор ESP32, камера OV2640) передаёт по Wi-Fi видео 480 × 320 с частотой 20,9 видеокадра в секунду (лаборатория, расстояние не указано) [35] — против 5 видеокадров в секунду и 1063 кбит/с на Wi-Fi HaLow.</w:t>
       </w:r>
     </w:p>
     <w:p>
@@ -12722,7 +12733,7 @@
         <w:t>3.3</w:t>
       </w:r>
       <w:r>
-        <w:t>: для каждого расстояния указана наибольшая скорость, при которой связь сохраняется. У земли (антенны на 1,5 м) за точкой излома потери от частоты не зависят, и все технологии теряют дальность в разы; антенна на борту на высоте 50 м возвращает Wi-Fi HaLow скорость 650 кбит/с на 1–2 км, а Wi-Fi 2,4 ГГц — 1–6,5 Мбит/с до 2 км. Скорость не ниже видеопотока стенда 1063 кбит/с (выделено жирным) в свободном пространстве и с антенной на борту по расчёту сохраняется у Wi-Fi 2,4 ГГц до 1 км, у Wi-Fi HaLow — до 0,5 км на сетке расстояний рисунка (граница MCS 7 — 0,98 км). Для промежуточных режимов Wi-Fi HaLow (MCS 1–6, 1,3–5,85 Мбит/с) паспорт чувствительности не приводит, поэтому граница видеосвязи Wi-Fi HaLow по расчёту занижена; её уточнение — задача натурных испытаний.</w:t>
+        <w:t>: для каждого расстояния указана наибольшая скорость, при которой связь сохраняется. У земли (антенны на 1,5 м) за точкой излома потери от частоты не зависят, и все технологии теряют дальность в разы; антенна на борту на высоте 50 м возвращает Wi-Fi HaLow скорость 650 кбит/с на 1–2 км, а Wi-Fi 2,4 ГГц — 1–6,5 Мбит/с до 2 км. Скорость не ниже видеопотока стенда 1063 кбит/с (выделено жирным) в свободном пространстве и с антенной на борту по расчёту сохраняется у Wi-Fi 2,4 ГГц до 1 км, у Wi-Fi HaLow — до 0,5 км на сетке расстояний рисунка (граница MCS 7 — 0,98 км). Для промежуточных режимов Wi-Fi HaLow (MCS 1–6, 1,3–5,85 Мбит/с) паспорт чувствительности не приводит, поэтому граница видеосвязи Wi-Fi HaLow по расчёту занижена; её уточнение — задача натурных испытаний. Все дальности рисунков — возможности радиотрактов при тепловом шуме; для платы с камерой они сокращаются в 22 раза из-за её фона (раздел 3.6).</w:t>
       </w:r>
     </w:p>
     <w:p>
@@ -13019,7 +13030,7 @@
               <w:rPr>
                 <w:sz w:val="20"/>
               </w:rPr>
-              <w:t>1200 м, &gt; 2 Мбит/с при +20 дБм [16]; расчёт при 14 дБм: 0,98–4,90 км в своб. простр. (табл. 3.9)</w:t>
+              <w:t>1200 м, &gt; 2 Мбит/с при +20 дБм [16]; расчёт при 14 дБм: 0,98–4,90 км в своб. простр. (табл. 3.9); с фоном платы с камерой — 44–220 м</w:t>
             </w:r>
           </w:p>
         </w:tc>
@@ -13722,7 +13733,7 @@
     </w:p>
     <w:p>
       <w:r>
-        <w:t>6. Расчётная граница связи Wi-Fi HaLow при мощности 14 дБм и запасе 10 дБ — от 0,98 до 4,90 км в свободном пространстве; у наземных антенн она сокращается в несколько раз, антенна на борту на высоте 50 м её возвращает. Опубликованные данные производителя модуля (1200 м и более 2 Мбит/с в канале 2 МГц при +20 дБм; уровень сигнала на 300 и 600 м в пределах 2 дБ от расчёта) согласуются с расчётом; при норме 14 дБм это около 600 м.</w:t>
+        <w:t>6. Расчётная граница связи Wi-Fi HaLow при мощности 14 дБм и запасе 10 дБ — от 0,98 до 4,90 км в свободном пространстве; у наземных антенн она сокращается в несколько раз, антенна на борту на высоте 50 м её возвращает. Опубликованные данные производителя модуля (1200 м и более 2 Мбит/с в канале 2 МГц при +20 дБм; уровень сигнала на 300 и 600 м в пределах 2 дБ от расчёта) согласуются с расчётом; при норме 14 дБм это около 600 м. Это возможности радиомодуля; на плате с камерой её фон, на 27 дБ выше теплового, сокращает границу до 44–220 м, пока помехи не устранены.</w:t>
       </w:r>
     </w:p>
     <w:p>
@@ -13761,7 +13772,7 @@
         <w:t xml:space="preserve">3. Серия стендовых экспериментов установила, что после устранения программных ограничений платформы пропускную способность ограничивает радиоканал между платами — около трети первых передач теряется даже при сильном сигнале, а эфир почти полностью занят повторами; интерфейс UART задаёт архитектурный предел 3,92 Мбит/с. Доработки программного обеспечения подняли полезную скорость со 121 до 1063 кбит/с (видео 480 × 320, 5 видеокадров в секунду, трасса 5 м). На трассе 5 м уровень сигнала составил −53 дБм, задержка по квитанции в медиане 0,34–0,50 с, потери видеокадров 1,4 %. Разработаны и проверены парными опытами гибрид помехоустойчивого кодирования и досылки, инерция управления качеством и нижняя граница модуляции по уровню сигнала; реализован и проверен регулятор мощности в пределах 1–14 дБм. Найдена причина искажения изображения — наводка собственного передатчика — и устранена программными средствами. </w:t>
       </w:r>
       <w:r>
-        <w:t>Расчёт бюджета канала по паспорту радиомодуля дал границу связи 0,98–4,90 км в свободном пространстве при 14 дБм и согласуется с опубликованными натурными данными производителя. Сравнение показало, что при нормах мощности Российской Федерации Wi-Fi HaLow выигрывает у Wi-Fi 2,4 ГГц на малых скоростях и за препятствиями, уступает ему в скорости на порядок и превосходит LoRa по скорости на два–три порядка.</w:t>
+        <w:t>Расчёт бюджета канала по паспорту радиомодуля дал границу связи 0,98–4,90 км в свободном пространстве при 14 дБм и согласуется с опубликованными натурными данными производителя; на плате с камерой из-за её фона, на 27 дБ выше теплового, граница сокращается до 44–220 м, поэтому для бортового применения помехи камеры необходимо устранить. Сравнение показало, что при нормах мощности Российской Федерации Wi-Fi HaLow выигрывает у Wi-Fi 2,4 ГГц на малых скоростях и за препятствиями, уступает ему в скорости на порядок и превосходит LoRa по скорости на два–три порядка.</w:t>
       </w:r>
     </w:p>
     <w:p>
@@ -13889,7 +13900,7 @@
         <w:jc w:val="left"/>
       </w:pPr>
       <w:r>
-        <w:t>7. IEEE Std 802.11ah-2016. IEEE Standard for Information technology — Telecommunications and information exchange between systems. Local and metropolitan area networks — Specific requirements. Part 11: Wireless LAN Medium Access Control (MAC) and Physical Layer (PHY) Specifications. Amendment 2: Sub 1 GHz License Exempt Operation. – New York : IEEE, 2017. – 594 p. – DOI 10.1109/IEEESTD.2017.7920364. – Текст : электронный // IEEE Xplore : [сайт]. – URL: https://ieeexplore.ieee.org/document/7920364 (дата обращения: 08.10.2026).</w:t>
+        <w:t>7. Rappaport, T. S. Wireless Communications : Principles and Practice / T. S. Rappaport. – 2nd ed. – Upper Saddle River : Prentice Hall PTR, 2002. – XXIII, 707 p. – ISBN 0-13-042232-0. – Текст : непосредственный.</w:t>
       </w:r>
     </w:p>
     <w:p>
@@ -13898,7 +13909,7 @@
         <w:jc w:val="left"/>
       </w:pPr>
       <w:r>
-        <w:t>8. Wi-Fi HaLow. – Текст : электронный // Wi-Fi Alliance : [сайт]. – URL: https://www.wi-fi.org/discover-wi-fi/wi-fi-halow (дата обращения: 24.09.2026).</w:t>
+        <w:t>8. IEEE Std 802.11ah-2016. IEEE Standard for Information technology — Telecommunications and information exchange between systems. Local and metropolitan area networks — Specific requirements. Part 11: Wireless LAN Medium Access Control (MAC) and Physical Layer (PHY) Specifications. Amendment 2: Sub 1 GHz License Exempt Operation. – New York : IEEE, 2017. – 594 p. – DOI 10.1109/IEEESTD.2017.7920364. – Текст : электронный // IEEE Xplore : [сайт]. – URL: https://ieeexplore.ieee.org/document/7920364 (дата обращения: 08.10.2026).</w:t>
       </w:r>
     </w:p>
     <w:p>
@@ -13907,7 +13918,7 @@
         <w:jc w:val="left"/>
       </w:pPr>
       <w:r>
-        <w:t>9. Wi-Fi HaLow for the Internet of Things : An up-to-date survey on IEEE 802.11ah research / L. Tian, S. Santi, A. Seferagić [et al.] // Journal of Network and Computer Applications. – 2021. – Vol. 182. – Art. 103036. – Текст : электронный.</w:t>
+        <w:t>9. Wi-Fi HaLow. – Текст : электронный // Wi-Fi Alliance : [сайт]. – URL: https://www.wi-fi.org/discover-wi-fi/wi-fi-halow (дата обращения: 24.09.2026).</w:t>
       </w:r>
     </w:p>
     <w:p>
@@ -13916,7 +13927,7 @@
         <w:jc w:val="left"/>
       </w:pPr>
       <w:r>
-        <w:t>10. A survey on IEEE 802.11ah : An enabling networking technology for smart cities / E. Khorov, A. Lyakhov, A. Krotov [et al.] // Computer Communications. – 2015. – Vol. 58. – P. 53–69. – Текст : электронный.</w:t>
+        <w:t>10. Wi-Fi HaLow for the Internet of Things : An up-to-date survey on IEEE 802.11ah research / L. Tian, S. Santi, A. Seferagić [et al.] // Journal of Network and Computer Applications. – 2021. – Vol. 182. – Art. 103036. – Текст : электронный.</w:t>
       </w:r>
     </w:p>
     <w:p>
@@ -13925,7 +13936,7 @@
         <w:jc w:val="left"/>
       </w:pPr>
       <w:r>
-        <w:t>11. Chounos, K. Scalability and Performance Evaluation of IEEE 802.11ah IoT Deployments : A Testbed Approach / K. Chounos, K. Kyriakou, T. Korakis. – 2025. – arXiv:2508.03146. – Текст : электронный // arXiv.org : [сайт]. – URL: https://arxiv.org/abs/2508.03146 (дата обращения: 27.09.2026).</w:t>
+        <w:t>11. A survey on IEEE 802.11ah : An enabling networking technology for smart cities / E. Khorov, A. Lyakhov, A. Krotov [et al.] // Computer Communications. – 2015. – Vol. 58. – P. 53–69. – Текст : электронный.</w:t>
       </w:r>
     </w:p>
     <w:p>
@@ -13934,7 +13945,7 @@
         <w:jc w:val="left"/>
       </w:pPr>
       <w:r>
-        <w:t>12. ExpressLRS : open source radio link for RC applications. – Текст : электронный // ExpressLRS : [сайт]. – URL: https://www.expresslrs.org (дата обращения: 27.09.2026).</w:t>
+        <w:t>12. Chounos, K. Scalability and Performance Evaluation of IEEE 802.11ah IoT Deployments : A Testbed Approach / K. Chounos, K. Kyriakou, T. Korakis. – 2025. – arXiv:2508.03146. – Текст : электронный // arXiv.org : [сайт]. – URL: https://arxiv.org/abs/2508.03146 (дата обращения: 27.09.2026).</w:t>
       </w:r>
     </w:p>
     <w:p>
@@ -13943,7 +13954,7 @@
         <w:jc w:val="left"/>
       </w:pPr>
       <w:r>
-        <w:t>13. Rappaport, T. S. Wireless Communications : Principles and Practice / T. S. Rappaport. – 2nd ed. – Upper Saddle River : Prentice Hall PTR, 2002. – XXIII, 707 p. – ISBN 0-13-042232-0. – Текст : непосредственный.</w:t>
+        <w:t>13. ExpressLRS : open source radio link for RC applications. – Текст : электронный // ExpressLRS : [сайт]. – URL: https://www.expresslrs.org (дата обращения: 27.09.2026).</w:t>
       </w:r>
     </w:p>
     <w:p>

--- a/docs/vkr/Osnovnaya_chast_HaLow.docx
+++ b/docs/vkr/Osnovnaya_chast_HaLow.docx
@@ -1663,7 +1663,7 @@
         <w:t xml:space="preserve">– </w:t>
       </w:r>
       <w:r>
-        <w:t>передача видео для ситуационной осведомлённости оператора на расстояниях от сотен метров до единиц километров, в том числе вне прямой видимости (на плате этой работы — после устранения помех камеры, раздел 3.6); на платформе этой работы получено 1063 кбит/с полезного видео 480 × 320 точек при 5 кадр/с (глава 3);</w:t>
+        <w:t>передача видео для ситуационной осведомлённости оператора на расстояниях от сотен метров до единиц километров, в том числе вне прямой видимости (для платы этой работы — с оговоркой раздела 3.6); на платформе этой работы получено 1063 кбит/с полезного видео 480 × 320 точек при 5 кадр/с (глава 3);</w:t>
       </w:r>
     </w:p>
     <w:p>
@@ -4313,7 +4313,7 @@
               <w:rPr>
                 <w:sz w:val="22"/>
               </w:rPr>
-              <w:t>−85…−88 дБм у приёмника, около −60 дБм у платы с камерой</w:t>
+              <w:t>−85…−102 дБм у приёмника; у платы с камерой около −60 дБм (27.08–15.09), в другое время до −90…−101 дБм</w:t>
             </w:r>
           </w:p>
         </w:tc>
@@ -4332,7 +4332,7 @@
               <w:rPr>
                 <w:sz w:val="22"/>
               </w:rPr>
-              <w:t>помехи электроники платы: шина камеры, PSRAM, тактовый сигнал</w:t>
+              <w:t>помехи электроники платы (шина камеры, PSRAM, тактовый сигнал) и, вероятно, внешние помехи диапазона; значение непостоянно</w:t>
             </w:r>
           </w:p>
         </w:tc>
@@ -4680,7 +4680,7 @@
     </w:p>
     <w:p>
       <w:r>
-        <w:t>Во-вторых, допущения теоретической оценки на реальной платформе выполняются не всегда, а проверить их можно только измерением. Расчёт считает шум приёмника тепловым: по формуле (1.2) в канале 2 МГц это −111 дБм плюс коэффициент шума приёмника. Модуль приёмника измерял фон −85…−88 дБм, а такой же модуль на плате с камерой — около −60 дБм: шина камеры, память PSRAM и тактовый сигнал камеры шумят в сантиметрах от антенны. Следствие оказалось качественным, а не количественным. По расчёту на расстоянии 5 м сигнал превышает тепловой шум более чем на 60 дБ, а на стенде связь не устанавливалась: приёмник по своему порогу занятости канала считал эфир занятым почти всегда, и видеокадры ждали отправки до 134 с. Расчёт также связывает ошибки передачи с отношением сигнал/шум, а на стенде при отношении сигнал/шум 40–45 дБ доля неудачных попыток передачи (PER) составила 68–73 % одинаково на MCS 3, 5 и 7 (28.09). Опыт с ограничением числа попыток передачи (07.10) показал, что при одной попытке до приёмника не доходит 38 % фрагментов видеокадров при отношении сигнал/шум 26–36 дБ: потери происходят в эфире и в обе стороны — теряется около трети первых передач, а у части дошедших передатчик не слышит подтверждения. Вероятная причина — помехи платы с камерой. При этом протокол доступа к среде добавлял свои потери: отказ от обмена запросом и разрешением на передачу (RTS/CTS) увеличил скорость видеопотока в 1,8–2,2 раза при том же канале (29.09).</w:t>
+        <w:t>Во-вторых, допущения теоретической оценки на реальной платформе выполняются не всегда, а проверить их можно только измерением. Расчёт считает шум приёмника тепловым: по формуле (1.2) в канале 2 МГц это −111 дБм плюс коэффициент шума приёмника. Модуль приёмника измерял фон −85…−88 дБм, а такой же модуль на плате с камерой — около −60 дБм (27.08): шина камеры, память PSRAM и тактовый сигнал камеры шумят в сантиметрах от антенны. Фон к тому же непостоянен: в течение суток он менялся от −60 до −90 дБм (15.09), а 05.10 на плате с камерой составил −101 дБм. Следствие оказалось качественным, а не количественным. По расчёту на расстоянии 5 м сигнал превышает тепловой шум более чем на 60 дБ, а на стенде связь не устанавливалась: приёмник по своему порогу занятости канала считал эфир занятым почти всегда, и видеокадры ждали отправки до 134 с. Расчёт также связывает ошибки передачи с отношением сигнал/шум, а на стенде при отношении сигнал/шум 40–45 дБ доля неудачных попыток передачи (PER) составила 68–73 % одинаково на MCS 3, 5 и 7 (28.09). Опыт с ограничением числа попыток передачи (07.10) показал, что при одной попытке до приёмника не доходит 38 % фрагментов видеокадров при отношении сигнал/шум 26–36 дБ: потери происходят в эфире и в обе стороны — теряется около трети первых передач, а у части дошедших передатчик не слышит подтверждения. Вероятная причина — помехи платы с камерой. При этом протокол доступа к среде добавлял свои потери: отказ от обмена запросом и разрешением на передачу (RTS/CTS) увеличил скорость видеопотока в 1,8–2,2 раза при том же канале (29.09).</w:t>
       </w:r>
     </w:p>
     <w:p>
@@ -6092,7 +6092,7 @@
     </w:p>
     <w:p>
       <w:r>
-        <w:t>1) Порог занятости канала. Модуль перед передачей оценивает занятость эфира по уровню фона. У платы с камерой фон оказался на 25 дБ выше (−60 против −85…−88 дБм): шина DVP, память PSRAM и тактовый сигнал камеры электрически шумят. Приёмник со своим низким порогом считал канал занятым почти всегда, накапливал очередь и не успевал ответить на запрос подключения. Запас порога 20 дБ на точке доступа (команда AT+BGRSSI_MARGIN=20) устранил отказ (28.08).</w:t>
+        <w:t>1) Порог занятости канала. Модуль перед передачей оценивает занятость эфира по уровню фона. У платы с камерой фон оказался на 25 дБ выше (−60 против −85…−88 дБм, 27.08): шина DVP, память PSRAM и тактовый сигнал камеры электрически шумят. Приёмник со своим низким порогом считал канал занятым почти всегда, накапливал очередь и не успевал ответить на запрос подключения. Запас порога 20 дБ на точке доступа (команда AT+BGRSSI_MARGIN=20) устранил отказ (28.08).</w:t>
       </w:r>
     </w:p>
     <w:p>
@@ -7777,7 +7777,7 @@
         <w:t xml:space="preserve">Ограничивающее звено — радиоканал. </w:t>
       </w:r>
       <w:r>
-        <w:t>После этих доработок ни интерфейс, ни процессоры не ограничивают поток. Скорость подачи данных в модуль ни в одном опыте не превышала примерно 1 Мбит/с при пределе интерфейса около 1,65 Мбит/с с паузой 2 мс (29.09). При передаче видеопотока процессор модуля простаивает 92–93 % времени (07.10), поэтому приём UART через прямой доступ к памяти и скорость 4,8 Мбод проверены и отвергнуты. Ограничивает поток радиоканал между платами. По полному отчёту радиоуровня модуля камеры (07.10, 5 м) эфир занят передачей к приёмнику 99 % времени, PER — 60 %, на 57 % агрегированных кадров MAC блочное подтверждение не получено, и в эфир уходит около 2,4 байта на каждый доставленный. Опыт с ограничением числа попыток передачи показал, что потери происходят в эфире: при одной попытке до приёмника не доходит 38 % фрагментов, при двух — 17,7 %, при заводских семи — 6,6 % при отношении сигнал/шум 26–36 дБ (07.10). Около трети первых передач теряется даже при сильном сигнале; вероятная причина — помехи платы с камерой (фон −60 дБм против −87 дБм у приёмника). Это и задаёт потолок около 1 Мбит/с полезного видео на данной паре плат.</w:t>
+        <w:t>После этих доработок ни интерфейс, ни процессоры не ограничивают поток. Скорость подачи данных в модуль ни в одном опыте не превышала примерно 1 Мбит/с при пределе интерфейса около 1,65 Мбит/с с паузой 2 мс (29.09). При передаче видеопотока процессор модуля простаивает 92–93 % времени (07.10), поэтому приём UART через прямой доступ к памяти и скорость 4,8 Мбод проверены и отвергнуты. Ограничивает поток радиоканал между платами. По полному отчёту радиоуровня модуля камеры (07.10, 5 м) эфир занят передачей к приёмнику 99 % времени, PER — 60 %, на 57 % агрегированных кадров MAC блочное подтверждение не получено, и в эфир уходит около 2,4 байта на каждый доставленный. Опыт с ограничением числа попыток передачи показал, что потери происходят в эфире: при одной попытке до приёмника не доходит 38 % фрагментов, при двух — 17,7 %, при заводских семи — 6,6 % при отношении сигнал/шум 26–36 дБ (07.10). Около трети первых передач теряется даже при сильном сигнале. Причина не установлена: одна из версий — помехи платы с камерой, фон которой в августе — сентябре доходил до −60 дБм против −87 дБм у приёмника, однако 05.10 он составлял −101 дБм. Эти потери и задают потолок около 1 Мбит/с полезного видео на данной паре плат.</w:t>
       </w:r>
     </w:p>
     <w:p>
@@ -12080,13 +12080,13 @@
     </w:p>
     <w:p>
       <w:r>
-        <w:t xml:space="preserve">Четвёртый вывод — главный для данной платформы. Таблица </w:t>
+        <w:t xml:space="preserve">Четвёртый вывод — оговорка для данной платформы. Таблица </w:t>
       </w:r>
       <w:r>
         <w:t>3.9</w:t>
       </w:r>
       <w:r>
-        <w:t xml:space="preserve"> считает шум приёмника тепловым, а у платы с камерой измеренный фон на 27 дБ выше (−60 против −87 дБм, раздел 2.2). Плата с камерой принимает подтверждения и квитанции, поэтому её фон ограничивает весь канал: уже на трассе 5 м отношение сигнал/шум на ней проседало до 12–20 дБ, а регулятор поднимал мощность до 11–13 дБм из 14 возможных (08.10). Если уменьшить допустимые потери на 27 дБ, граница в свободном пространстве сокращается в 22 раза — до 44 м на MCS 7 и 220 м на MCS 0. Следовательно, дальности таблицы — возможности радиомодуля, а на плате T-HaLow в исходном исполнении связь ограничена сотнями метров, пока помехи камеры не устранены разнесением и экранированием (предложения в заключении).</w:t>
+        <w:t xml:space="preserve"> считает шум приёмника тепловым. Фон, который оценивает сам радиомодуль, на плате с камерой в августе — сентябре составлял около −60 дБм, на 27 дБ выше, чем у приёмника; при этом он менялся в течение суток (−60 против −90 дБм, 15.09), а 05.10 составил −101 дБм (раздел 2.2). Плата с камерой принимает подтверждения и квитанции, поэтому в худшем случае её фон ограничивает весь канал: допустимые потери уменьшаются на 27 дБ, и граница в свободном пространстве сокращается в 22 раза — до 44 м на MCS 7 и 220 м на MCS 0. На трассе 5 м отношение сигнал/шум временами проседало до 12–20 дБ, а регулятор поднимал мощность до 11–13 дБм из 14 возможных (08.10). Следовательно, дальности таблицы — возможности радиомодуля, а граница связи данной пары плат лежит между ними и оценкой худшего случая и должна быть установлена измерением.</w:t>
       </w:r>
     </w:p>
     <w:p>
@@ -12733,7 +12733,7 @@
         <w:t>3.3</w:t>
       </w:r>
       <w:r>
-        <w:t>: для каждого расстояния указана наибольшая скорость, при которой связь сохраняется. У земли (антенны на 1,5 м) за точкой излома потери от частоты не зависят, и все технологии теряют дальность в разы; антенна на борту на высоте 50 м возвращает Wi-Fi HaLow скорость 650 кбит/с на 1–2 км, а Wi-Fi 2,4 ГГц — 1–6,5 Мбит/с до 2 км. Скорость не ниже видеопотока стенда 1063 кбит/с (выделено жирным) в свободном пространстве и с антенной на борту по расчёту сохраняется у Wi-Fi 2,4 ГГц до 1 км, у Wi-Fi HaLow — до 0,5 км на сетке расстояний рисунка (граница MCS 7 — 0,98 км). Для промежуточных режимов Wi-Fi HaLow (MCS 1–6, 1,3–5,85 Мбит/с) паспорт чувствительности не приводит, поэтому граница видеосвязи Wi-Fi HaLow по расчёту занижена; её уточнение — задача натурных испытаний. Все дальности рисунков — возможности радиотрактов при тепловом шуме; для платы с камерой они сокращаются в 22 раза из-за её фона (раздел 3.6).</w:t>
+        <w:t>: для каждого расстояния указана наибольшая скорость, при которой связь сохраняется. У земли (антенны на 1,5 м) за точкой излома потери от частоты не зависят, и все технологии теряют дальность в разы; антенна на борту на высоте 50 м возвращает Wi-Fi HaLow скорость 650 кбит/с на 1–2 км, а Wi-Fi 2,4 ГГц — 1–6,5 Мбит/с до 2 км. Скорость не ниже видеопотока стенда 1063 кбит/с (выделено жирным) в свободном пространстве и с антенной на борту по расчёту сохраняется у Wi-Fi 2,4 ГГц до 1 км, у Wi-Fi HaLow — до 0,5 км на сетке расстояний рисунка (граница MCS 7 — 0,98 км). Для промежуточных режимов Wi-Fi HaLow (MCS 1–6, 1,3–5,85 Мбит/с) паспорт чувствительности не приводит, поэтому граница видеосвязи Wi-Fi HaLow по расчёту занижена; её уточнение — задача натурных испытаний. Все дальности рисунков — возможности радиотрактов при тепловом шуме; при фоне платы с камерой −60 дБм они сократились бы в 22 раза (раздел 3.6).</w:t>
       </w:r>
     </w:p>
     <w:p>
@@ -13030,7 +13030,7 @@
               <w:rPr>
                 <w:sz w:val="20"/>
               </w:rPr>
-              <w:t>1200 м, &gt; 2 Мбит/с при +20 дБм [16]; расчёт при 14 дБм: 0,98–4,90 км в своб. простр. (табл. 3.9); с фоном платы с камерой — 44–220 м</w:t>
+              <w:t>1200 м, &gt; 2 Мбит/с при +20 дБм [16]; расчёт при 14 дБм: 0,98–4,90 км в своб. простр. (табл. 3.9); при фоне платы с камерой −60 дБм — 44–220 м</w:t>
             </w:r>
           </w:p>
         </w:tc>
@@ -13733,7 +13733,7 @@
     </w:p>
     <w:p>
       <w:r>
-        <w:t>6. Расчётная граница связи Wi-Fi HaLow при мощности 14 дБм и запасе 10 дБ — от 0,98 до 4,90 км в свободном пространстве; у наземных антенн она сокращается в несколько раз, антенна на борту на высоте 50 м её возвращает. Опубликованные данные производителя модуля (1200 м и более 2 Мбит/с в канале 2 МГц при +20 дБм; уровень сигнала на 300 и 600 м в пределах 2 дБ от расчёта) согласуются с расчётом; при норме 14 дБм это около 600 м. Это возможности радиомодуля; на плате с камерой её фон, на 27 дБ выше теплового, сокращает границу до 44–220 м, пока помехи не устранены.</w:t>
+        <w:t>6. Расчётная граница связи Wi-Fi HaLow при мощности 14 дБм и запасе 10 дБ — от 0,98 до 4,90 км в свободном пространстве; у наземных антенн она сокращается в несколько раз, антенна на борту на высоте 50 м её возвращает. Опубликованные данные производителя модуля (1200 м и более 2 Мбит/с в канале 2 МГц при +20 дБм; уровень сигнала на 300 и 600 м в пределах 2 дБ от расчёта) согласуются с расчётом; при норме 14 дБм это около 600 м. Это возможности радиомодуля; при фоне платы с камерой −60 дБм, наблюдавшемся в августе — сентябре, граница сократилась бы до 44–220 м. Фон непостоянен (до −101 дБм), поэтому границу данной пары плат должно установить измерение.</w:t>
       </w:r>
     </w:p>
     <w:p>
@@ -13772,7 +13772,7 @@
         <w:t xml:space="preserve">3. Серия стендовых экспериментов установила, что после устранения программных ограничений платформы пропускную способность ограничивает радиоканал между платами — около трети первых передач теряется даже при сильном сигнале, а эфир почти полностью занят повторами; интерфейс UART задаёт архитектурный предел 3,92 Мбит/с. Доработки программного обеспечения подняли полезную скорость со 121 до 1063 кбит/с (видео 480 × 320, 5 видеокадров в секунду, трасса 5 м). На трассе 5 м уровень сигнала составил −53 дБм, задержка по квитанции в медиане 0,34–0,50 с, потери видеокадров 1,4 %. Разработаны и проверены парными опытами гибрид помехоустойчивого кодирования и досылки, инерция управления качеством и нижняя граница модуляции по уровню сигнала; реализован и проверен регулятор мощности в пределах 1–14 дБм. Найдена причина искажения изображения — наводка собственного передатчика — и устранена программными средствами. </w:t>
       </w:r>
       <w:r>
-        <w:t>Расчёт бюджета канала по паспорту радиомодуля дал границу связи 0,98–4,90 км в свободном пространстве при 14 дБм и согласуется с опубликованными натурными данными производителя; на плате с камерой из-за её фона, на 27 дБ выше теплового, граница сокращается до 44–220 м, поэтому для бортового применения помехи камеры необходимо устранить. Сравнение показало, что при нормах мощности Российской Федерации Wi-Fi HaLow выигрывает у Wi-Fi 2,4 ГГц на малых скоростях и за препятствиями, уступает ему в скорости на порядок и превосходит LoRa по скорости на два–три порядка.</w:t>
+        <w:t>Расчёт бюджета канала по паспорту радиомодуля дал границу связи 0,98–4,90 км в свободном пространстве при 14 дБм и согласуется с опубликованными натурными данными производителя; при фоне платы с камерой −60 дБм, наблюдавшемся в августе — сентябре, граница сократилась бы до 44–220 м, поэтому для бортового применения помехи камеры необходимо устранить, а границу данной пары плат — измерить. Сравнение показало, что при нормах мощности Российской Федерации Wi-Fi HaLow выигрывает у Wi-Fi 2,4 ГГц на малых скоростях и за препятствиями, уступает ему в скорости на порядок и превосходит LoRa по скорости на два–три порядка.</w:t>
       </w:r>
     </w:p>
     <w:p>
@@ -13801,7 +13801,7 @@
     </w:p>
     <w:p>
       <w:r>
-        <w:t>2) размещать радиомодуль и его антенну вдали от камеры, памяти и их шин и экранировать шлейф камеры: помехи платы поднимают фон приёмника камеры до −60 дБм и являются вероятной причиной потери трети первых передач, а излучение передатчика искажает захват изображения;</w:t>
+        <w:t>2) размещать радиомодуль и его антенну вдали от камеры, памяти и их шин и экранировать шлейф камеры: помехи платы поднимали фон приёмника камеры до −60 дБм и являются одной из версий потери трети первых передач, а излучение передатчика искажает захват изображения;</w:t>
       </w:r>
     </w:p>
     <w:p>

--- a/docs/vkr/Osnovnaya_chast_HaLow.docx
+++ b/docs/vkr/Osnovnaya_chast_HaLow.docx
@@ -566,6 +566,11 @@
       </w:r>
       <w:r>
         <w:t>N — мощность шума, дБм; B — полоса, Гц; NF — коэффициент шума приёмника, дБ.</w:t>
+      </w:r>
+    </w:p>
+    <w:p>
+      <w:r>
+        <w:t>Формула получена из мощности теплового шума N = kTB [7], где k = 1,38·10⁻²³ Дж/К — постоянная Больцмана, T — шумовая температура. При стандартной температуре T₀ = 290 К спектральная плотность шума kT₀ = 4·10⁻²¹ Вт/Гц, что составляет −204 дБВт/Гц, или −174 дБм/Гц; слагаемое 10 lg B переводит плотность в мощность в полосе B, а коэффициент шума NF учитывает собственные шумы приёмника.</w:t>
       </w:r>
     </w:p>
     <w:p>

--- a/docs/vkr/Osnovnaya_chast_HaLow.docx
+++ b/docs/vkr/Osnovnaya_chast_HaLow.docx
@@ -575,7 +575,7 @@
     </w:p>
     <w:p>
       <w:r>
-        <w:t>Канал Wi-Fi шириной 20 МГц собирает шум −101,0 дБм, канал Wi-Fi HaLow шириной 2 МГц — −111,0 дБм: ещё 10,0 дБ в пользу узкого канала. При равной мощности и одинаковых антеннах суммарный энергетический выигрыш составляет 19,0 дБ, что в свободном пространстве соответствует увеличению дальности в 8,9 раза. Проектная дальность Wi-Fi HaLow — около 1 км [11, 15]. Производитель радиомодуля платформы указывает для канала 2 МГц при мощности +20 дБм дальность 1200 м со скоростью TCP более 2 Мбит/с в условиях без препятствий [16]. Нормы Российской Федерации ограничивают мощность Wi-Fi HaLow сильнее, чем мощность Wi-Fi 2,4 ГГц (см. «Регулирование»): с учётом этого выигрыш сокращается до 15,1 дБ.</w:t>
+        <w:t>Канал Wi-Fi шириной 20 МГц собирает шум −101,0 дБм, канал Wi-Fi HaLow шириной 2 МГц — −111,0 дБм: ещё 10,0 дБ в пользу узкого канала. Ширина 2 МГц выбрана не произвольно: в Российской Федерации для таких устройств выделены полосы 864–865 и 866–868 МГц [15], и канал шире 2 МГц в них не помещается. Канал 8 МГц, допустимый стандартом, дал бы скорость до четырёх раз выше, но собирал бы на 6,0 дБ больше шума и требовал бы полосы, которой в Российской Федерации нет. При равной мощности и одинаковых антеннах суммарный энергетический выигрыш составляет 19,0 дБ, что в свободном пространстве соответствует увеличению дальности в 8,9 раза. Проектная дальность Wi-Fi HaLow — около 1 км [11, 16]. Производитель радиомодуля платформы указывает для канала 2 МГц при мощности +20 дБм дальность 1200 м со скоростью TCP более 2 Мбит/с в условиях без препятствий [17]. Нормы Российской Федерации ограничивают мощность Wi-Fi HaLow сильнее, чем мощность Wi-Fi 2,4 ГГц (см. «Регулирование»): с учётом этого выигрыш сокращается до 15,1 дБ.</w:t>
       </w:r>
     </w:p>
     <w:p>
@@ -586,7 +586,7 @@
         <w:t xml:space="preserve">Проникающая способность. </w:t>
       </w:r>
       <w:r>
-        <w:t>Радиоволны диапазона ниже 1 ГГц лучше огибают препятствия и слабее затухают в растительности и стенах, чем волны 2,4 и 5 ГГц [7]. По модели потерь проникновения 3GPP TR 38.901 (бетон: 5 + 4f дБ, f в ГГц) бетонная стена ослабляет сигнал на 8,5 дБ на частоте 867 МГц, на 14,8 дБ на 2,44 ГГц и на 27,0 дБ на 5,5 ГГц [17]. Для БПЛА, работающих над лесом, за рельефом и строениями, это главное преимущество диапазона ниже 1 ГГц.</w:t>
+        <w:t>Радиоволны диапазона ниже 1 ГГц лучше огибают препятствия и слабее затухают в растительности и стенах, чем волны 2,4 и 5 ГГц [7]. По модели потерь проникновения 3GPP TR 38.901 (бетон: 5 + 4f дБ, f в ГГц) бетонная стена ослабляет сигнал на 8,5 дБ на частоте 867 МГц, на 14,8 дБ на 2,44 ГГц и на 27,0 дБ на 5,5 ГГц [18]. Для БПЛА, работающих над лесом, за рельефом и строениями, это главное преимущество диапазона ниже 1 ГГц.</w:t>
       </w:r>
     </w:p>
     <w:p>
@@ -597,7 +597,7 @@
         <w:t xml:space="preserve">Пропускная способность. </w:t>
       </w:r>
       <w:r>
-        <w:t>Скорость на физическом уровне Wi-Fi HaLow составляет от 150 кбит/с в канале 1 МГц до 346,7 Мбит/с в канале 16 МГц с четырьмя пространственными потоками [15]. В каналах 1–2 МГц, которые помещаются в разрешённые полосы 864–865 и 866–868 МГц, скорость одного потока по стандарту — от 0,15 до 7,8 Мбит/с (таблица 2.1) [18]; радиомодуль платформы этой работы в канале 2 МГц использует схемы MCS 0–7, то есть до 6,5 Мбит/с. Wi-Fi 2,4 ГГц на процессоре ESP32-S3 той же платы передаёт в эфире в лабораторных условиях 20 Мбит/с по TCP и 30 Мбит/с по UDP [19]. LoRa в канале 125 кГц даёт от 293 до 5468 бит/с в зависимости от коэффициента расширения спектра [4], а наибольшая скорость приёмопередатчиков SX127x — 37,5 кбит/с [5]: видео по такому каналу не передать.</w:t>
+        <w:t>Скорость на физическом уровне Wi-Fi HaLow составляет от 150 кбит/с в канале 1 МГц до 346,7 Мбит/с в канале 16 МГц с четырьмя пространственными потоками [16]. В каналах 1–2 МГц, которые помещаются в разрешённые полосы 864–865 и 866–868 МГц, скорость одного потока по стандарту — от 0,15 до 7,8 Мбит/с (таблица 2.1) [19]; радиомодуль платформы этой работы в канале 2 МГц использует схемы MCS 0–7, то есть до 6,5 Мбит/с. Wi-Fi 2,4 ГГц на процессоре ESP32-S3 той же платы передаёт в эфире в лабораторных условиях 20 Мбит/с по TCP и 30 Мбит/с по UDP [20]. LoRa в канале 125 кГц даёт от 293 до 5468 бит/с в зависимости от коэффициента расширения спектра [4], а наибольшая скорость приёмопередатчиков SX127x — 37,5 кбит/с [5]: видео по такому каналу не передать.</w:t>
       </w:r>
     </w:p>
     <w:p>
@@ -608,7 +608,7 @@
         <w:t xml:space="preserve">Чувствительность. </w:t>
       </w:r>
       <w:r>
-        <w:t>По паспорту радиомодуля TX-AH чувствительность (при доле ошибочных пакетов 10 %) составляет −105 дБм в канале 1 МГц на MCS 10, −95 дБм в канале 8 МГц на MCS 0 и −81 дБм на MCS 7 [16]; для канала 2 МГц паспорт значений не даёт, и в работе они оценены сдвигом на 10 lg(8/2) = 6 дБ: около −101 дБм на MCS 0 и −87 дБм на MCS 7. У Wi-Fi 2,4 ГГц процессора ESP32-S3 — от −98,4 дБм (802.11b, 1 Мбит/с) до −74,2 дБм (802.11n, MCS 7) [20], у LoRa — от −123 до −137 дБм [4].</w:t>
+        <w:t>По паспорту радиомодуля TX-AH чувствительность (при доле ошибочных пакетов 10 %) составляет −105 дБм в канале 1 МГц на MCS 10, −95 дБм в канале 8 МГц на MCS 0 и −81 дБм на MCS 7 [17]; для канала 2 МГц паспорт значений не даёт, и в работе они оценены сдвигом на 10 lg(8/2) = 6 дБ: около −101 дБм на MCS 0 и −87 дБм на MCS 7. У Wi-Fi 2,4 ГГц процессора ESP32-S3 — от −98,4 дБм (802.11b, 1 Мбит/с) до −74,2 дБм (802.11n, MCS 7) [21], у LoRa — от −123 до −137 дБм [4].</w:t>
       </w:r>
     </w:p>
     <w:p>
@@ -619,7 +619,7 @@
         <w:t xml:space="preserve">Энергопотребление. </w:t>
       </w:r>
       <w:r>
-        <w:t>Стандарт IEEE 802.11ah содержит механизмы для устройств с батарейным питанием: целевое время пробуждения (TWT) и окно ограниченного доступа (RAW) [11, 15]. Радиомодуль TX-AH потребляет при передаче на +20 дБм 300 мА, при приёме 55–100 мА [16]; Wi-Fi ESP32-S3 — 283–340 мА при передаче и 88–91 мА при приёме [20]; приёмопередатчик LoRa RFM95 — от 66 до 396 мВт при мощности от −4 до +20 дБм [21]. Токи Wi-Fi HaLow и Wi-Fi 2,4 ГГц сопоставимы; LoRa экономичнее при малых объёмах данных. Для БПЛА энергопотребление радиоканала мало по сравнению с потреблением двигателей, поэтому этот критерий важнее для наземных датчиков. Механизмы TWT и RAW проявляются в сетях из многих станций и в двухузловой конфигурации этой работы не исследуются.</w:t>
+        <w:t>Стандарт IEEE 802.11ah содержит механизмы для устройств с батарейным питанием: целевое время пробуждения (TWT) и окно ограниченного доступа (RAW) [11, 16]. Радиомодуль TX-AH потребляет при передаче на +20 дБм 300 мА, при приёме 55–100 мА [17]; Wi-Fi ESP32-S3 — 283–340 мА при передаче и 88–91 мА при приёме [21]; приёмопередатчик LoRa RFM95 — от 66 до 396 мВт при мощности от −4 до +20 дБм [22]. Токи Wi-Fi HaLow и Wi-Fi 2,4 ГГц сопоставимы; LoRa экономичнее при малых объёмах данных. Для БПЛА энергопотребление радиоканала мало по сравнению с потреблением двигателей, поэтому этот критерий важнее для наземных датчиков. Механизмы TWT и RAW проявляются в сетях из многих станций и в двухузловой конфигурации этой работы не исследуются.</w:t>
       </w:r>
     </w:p>
     <w:p>
@@ -630,7 +630,7 @@
         <w:t xml:space="preserve">Регулирование. </w:t>
       </w:r>
       <w:r>
-        <w:t>Решением ГКРЧ от 07.05.2007 № 07-20-03-001 (в редакции от 24.12.2018) [22] в приложении 11 «Неспециализированные (любого назначения) устройства» выделены полосы 864–865 МГц (эффективная излучаемая мощность, ЭИМ, не более 25 мВт, рабочий цикл не более 0,1 % или режим прослушивания перед излучением, LBT) и 866–868 МГц. Полоса 866–868 МГц введена решением ГКРЧ № 18-46-03-1 [23]: ЭИМ не более 25 мВт при спектральной плотности ЭИМ не более 1000 мВт/МГц (оба условия выполняются одновременно), рабочий цикл не более 1 % или режим LBT. В обеих полосах использование запрещено в пределах аэропортов (аэродромов), что для БПЛА существенно: на территории аэродрома канал этого диапазона применять нельзя. В полосе 2400–2483,5 МГц (приложение 2 того же решения) устройствам с расширением спектра и другими видами модуляции разрешена эквивалентная изотропно излучаемая мощность (ЭИИМ) до 100 мВт при спектральной плотности ЭИИМ не более 10 мВт/МГц [22]. Мощность 25 мВт ЭИМ соответствует 14 дБм ЭИМ, или 16,15 дБм ЭИИМ; стенд с мощностью на выходе модуля не более 14 дБм укладывается в эту норму при усилении антенны не более 2,15 дБи. Wi-Fi HaLow перед передачей прослушивает эфир (CSMA/CA), что соответствует режиму LBT; канал шириной 1 или 2 МГц целиком помещается в полосу 866–868 МГц (в работе — канал 2 МГц с центром 867,0 МГц), более широкие каналы — нет.</w:t>
+        <w:t>Решением ГКРЧ от 07.05.2007 № 07-20-03-001 (в редакции от 24.12.2018) [15] в приложении 11 «Неспециализированные (любого назначения) устройства» выделены полосы 864–865 МГц (эффективная излучаемая мощность, ЭИМ, не более 25 мВт, рабочий цикл не более 0,1 % или режим прослушивания перед излучением, LBT) и 866–868 МГц. Полоса 866–868 МГц введена решением ГКРЧ № 18-46-03-1 [23]: ЭИМ не более 25 мВт при спектральной плотности ЭИМ не более 1000 мВт/МГц (оба условия выполняются одновременно), рабочий цикл не более 1 % или режим LBT. В обеих полосах использование запрещено в пределах аэропортов (аэродромов), что для БПЛА существенно: на территории аэродрома канал этого диапазона применять нельзя. В полосе 2400–2483,5 МГц (приложение 2 того же решения) устройствам с расширением спектра и другими видами модуляции разрешена эквивалентная изотропно излучаемая мощность (ЭИИМ) до 100 мВт при спектральной плотности ЭИИМ не более 10 мВт/МГц [15]. Мощность 25 мВт ЭИМ соответствует 14 дБм ЭИМ, или 16,15 дБм ЭИИМ; стенд с мощностью на выходе модуля не более 14 дБм укладывается в эту норму при усилении антенны не более 2,15 дБи. Wi-Fi HaLow перед передачей прослушивает эфир (CSMA/CA), что соответствует режиму LBT; канал шириной 1 или 2 МГц целиком помещается в полосу 866–868 МГц (в работе — канал 2 МГц с центром 867,0 МГц), более широкие каналы — нет.</w:t>
       </w:r>
     </w:p>
     <w:p>
@@ -1684,7 +1684,7 @@
         <w:t xml:space="preserve">– </w:t>
       </w:r>
       <w:r>
-        <w:t>сеть из нескольких удалённых объектов с одним наземным пунктом: одна точка доступа IEEE 802.11ah обслуживает до 8191 станции [15].</w:t>
+        <w:t>сеть из нескольких удалённых объектов с одним наземным пунктом: одна точка доступа IEEE 802.11ah обслуживает до 8191 станции [16].</w:t>
       </w:r>
     </w:p>
     <w:p>
@@ -4695,7 +4695,7 @@
     </w:p>
     <w:p>
       <w:r>
-        <w:t>В-четвёртых, совпадение средних значений не гарантирует связь: случайные провалы уровня сигнала уходят под порог приёма, и связь прерывается при среднем уровне, достаточном по расчёту. На стенде на неизменной трассе 5 м отношение сигнал/шум временами проседало до 12–20 дБ, и регулятор мощности поднимал мощность передатчика с 1 до 11–13 дБм (08.10). Паспорт радиомодуля приводит чувствительность только для каналов 1 и 8 МГц [16], для канала 2 МГц её приходится оценивать, поэтому энергетический бюджет канала остаётся оценкой, а границу связи в измерениях определяют по доле успешных передач.</w:t>
+        <w:t>В-четвёртых, совпадение средних значений не гарантирует связь: случайные провалы уровня сигнала уходят под порог приёма, и связь прерывается при среднем уровне, достаточном по расчёту. На стенде на неизменной трассе 5 м отношение сигнал/шум временами проседало до 12–20 дБ, и регулятор мощности поднимал мощность передатчика с 1 до 11–13 дБм (08.10). Паспорт радиомодуля приводит чувствительность только для каналов 1 и 8 МГц [17], для канала 2 МГц её приходится оценивать, поэтому энергетический бюджет канала остаётся оценкой, а границу связи в измерениях определяют по доле успешных передач.</w:t>
       </w:r>
     </w:p>
     <w:p>
@@ -4705,7 +4705,7 @@
     </w:p>
     <w:p>
       <w:r>
-        <w:t>В-шестых, опубликованные данные о дальности и скорости получены в других условиях и непосредственно к задаче не переносятся. Натурные данные производителя радиомодуля сняты при мощности +20 дБм [16, 27], пропускная способность Wi-Fi ESP32-S3 по данным производителя — в лаборатории и в экранированной камере [19]; в разрешённом в Российской Федерации режиме (канал 2 МГц, мощность не более 14 дБм) их нужно проверять. Кроме того, эффект каждой доработки канала доказывается только опытом: канал на одной и той же трассе меняется в разы по времени суток, поэтому варианты сравниваются парными опытами в одном включении питания. Так установлено, что граница MCS по уровню сигнала повышает полезную скорость в 1,5–2 раза при меньших потерях видеокадров (08.10), — расчёт этого эффекта не предсказывает, потому что не учитывает алгоритм выбора MCS радиомодуля.</w:t>
+        <w:t>В-шестых, опубликованные данные о дальности и скорости получены в других условиях и непосредственно к задаче не переносятся. Натурные данные производителя радиомодуля сняты при мощности +20 дБм [17, 27], пропускная способность Wi-Fi ESP32-S3 по данным производителя — в лаборатории и в экранированной камере [20]; в разрешённом в Российской Федерации режиме (канал 2 МГц, мощность не более 14 дБм) их нужно проверять. Кроме того, эффект каждой доработки канала доказывается только опытом: канал на одной и той же трассе меняется в разы по времени суток, поэтому варианты сравниваются парными опытами в одном включении питания. Так установлено, что граница MCS по уровню сигнала повышает полезную скорость в 1,5–2 раза при меньших потерях видеокадров (08.10), — расчёт этого эффекта не предсказывает, потому что не учитывает алгоритм выбора MCS радиомодуля.</w:t>
       </w:r>
     </w:p>
     <w:p>
@@ -5963,7 +5963,7 @@
     </w:p>
     <w:p>
       <w:r>
-        <w:t>Плата построена на модуле ESP32-S3-WROOM-1-N16R8 (два ядра Xtensa LX7 до 240 МГц, 16 МБ флеш-памяти, 8 МБ PSRAM, встроенный Wi-Fi 2,4 ГГц стандарта IEEE 802.11b/g/n) [20] и радиомодуле Wi-Fi HaLow Taixin TX-AH-R900P диапазона 859–894 МГц (далее — модуль). Камера OV5640 подключается шлейфом по параллельному интерфейсу DVP; на плате есть также разъём microSD и порт Ethernet, подключённый к модулю.</w:t>
+        <w:t>Плата построена на модуле ESP32-S3-WROOM-1-N16R8 (два ядра Xtensa LX7 до 240 МГц, 16 МБ флеш-памяти, 8 МБ PSRAM, встроенный Wi-Fi 2,4 ГГц стандарта IEEE 802.11b/g/n) [21] и радиомодуле Wi-Fi HaLow Taixin TX-AH-R900P диапазона 859–894 МГц (далее — модуль). Камера OV5640 подключается шлейфом по параллельному интерфейсу DVP; на плате есть также разъём microSD и порт Ethernet, подключённый к модулю.</w:t>
       </w:r>
     </w:p>
     <w:p>
@@ -6183,7 +6183,7 @@
         <w:t xml:space="preserve">Лабораторный этап (до 28.09). </w:t>
       </w:r>
       <w:r>
-        <w:t>Платы располагались в помещении на расстоянии до 5 м. Канал — заводской, шириной 4 МГц с центром 866,0 МГц, мощность передатчика до 20 дБм; оба параметра выходят за рамки решений ГКРЧ [22, 23], и эти условия рассматриваются только как лабораторные. Камера снимала видеокадры 240 × 176 точек, сжатие JPEG с качеством 60. На таком расстоянии приёмник перегружен: при мощности 20 дБм уровень на его входе составлял около 0 дБм при рабочем диапазоне −60…−90 дБм. Поэтому результаты этапа характеризуют платформу, а не канал.</w:t>
+        <w:t>Платы располагались в помещении на расстоянии до 5 м. Канал — заводской, шириной 4 МГц с центром 866,0 МГц, мощность передатчика до 20 дБм; оба параметра выходят за рамки решений ГКРЧ [15, 23], и эти условия рассматриваются только как лабораторные. Камера снимала видеокадры 240 × 176 точек, сжатие JPEG с качеством 60. На таком расстоянии приёмник перегружен: при мощности 20 дБм уровень на его входе составлял около 0 дБм при рабочем диапазоне −60…−90 дБм. Поэтому результаты этапа характеризуют платформу, а не канал.</w:t>
       </w:r>
     </w:p>
     <w:p>
@@ -10924,7 +10924,7 @@
     </w:p>
     <w:p>
       <w:r>
-        <w:t>Бюджет рассчитан для мощности стенда 14 дБм и антенн 0 дБи (ЭИИМ 14 дБм, в пределах нормы 16,15 дБм) с запасом на замирания M = 10 дБ. Чувствительность для канала 2 МГц — оценка (раздел 1.3), для канала 1 МГц на MCS 10 — паспортная [16]. Для сравнения на идентичной аппаратной платформе в тот же расчёт включён радиотракт Wi-Fi 2,4 ГГц процессора ESP32-S3 той же платы: ЭИИМ 20 дБм (100 мВт — норма для 2,4 ГГц), паспортная чувствительность [20]. Результаты — в таблице 3.9; это расчёт автора, а не измерение.</w:t>
+        <w:t>Бюджет рассчитан для мощности стенда 14 дБм и антенн 0 дБи (ЭИИМ 14 дБм, в пределах нормы 16,15 дБм) с запасом на замирания M = 10 дБ. Чувствительность для канала 2 МГц — оценка (раздел 1.3), для канала 1 МГц на MCS 10 — паспортная [17]. Для сравнения на идентичной аппаратной платформе в тот же расчёт включён радиотракт Wi-Fi 2,4 ГГц процессора ESP32-S3 той же платы: ЭИИМ 20 дБм (100 мВт — норма для 2,4 ГГц), паспортная чувствительность [21]. Результаты — в таблице 3.9; это расчёт автора, а не измерение.</w:t>
       </w:r>
     </w:p>
     <w:p>
@@ -12102,7 +12102,7 @@
         <w:t>3.10</w:t>
       </w:r>
       <w:r>
-        <w:t>) получены на мосте и над водой при мощности +20 дБм на частотах 890 и 906 МГц; ширина канала в руководстве не указана, по скорости на 300 м — вероятно, 8 МГц [27]. Паспорт модуля для канала 2 МГц при +20 дБм указывает 1200 м и скорость TCP более 2 Мбит/с [16]. Расчётный уровень приёма в таблице получен по формуле (1.1) для 890 МГц при мощности 20 дБм и антеннах 0 дБи (усиление антенн в руководстве не указано).</w:t>
+        <w:t>) получены на мосте и над водой при мощности +20 дБм на частотах 890 и 906 МГц; ширина канала в руководстве не указана, по скорости на 300 м — вероятно, 8 МГц [27]. Паспорт модуля для канала 2 МГц при +20 дБм указывает 1200 м и скорость TCP более 2 Мбит/с [17]. Расчётный уровень приёма в таблице получен по формуле (1.1) для 890 МГц при мощности 20 дБм и антеннах 0 дБи (усиление антенн в руководстве не указано).</w:t>
       </w:r>
     </w:p>
     <w:p>
@@ -12655,7 +12655,7 @@
         <w:t>3.9</w:t>
       </w:r>
       <w:r>
-        <w:t xml:space="preserve"> сравнивает их при нормах мощности Российской Федерации. При равной скорости физического уровня 6,5 Мбит/с (Wi-Fi HaLow 2 МГц MCS 7 и Wi-Fi 802.11n MCS 0) дальности в свободном пространстве сопоставимы — 0,98 и 1,32 км: выигрыш Wi-Fi HaLow на затухании (9,0 дБ) компенсируется меньшей разрешённой мощностью (на 6,0 дБ ниже у стенда) и оценочной чувствительностью. Wi-Fi HaLow выигрывает на малых скоростях, которых у 802.11n нет: на MCS 0 (0,65 Мбит/с) — 4,90 км против 2,58 км у 802.11b на 1 Мбит/с, — и за препятствиями: бетонная стена ослабляет сигнал 867 МГц на 6,3 дБ меньше, чем 2,4 ГГц [17]. У земли за точкой излома потери двухлучевой модели от частоты не зависят, и частотное преимущество исчезает; модель при этом не учитывает дифракцию и затухание в растительности, где диапазон ниже 1 ГГц выигрывает [7]. Скорость Wi-Fi 2,4 ГГц выше на порядок: ESP32-S3 передаёт в эфире 20–30 Мбит/с [19], а модуль ESP32-CAM (процессор ESP32, камера OV2640) передаёт по Wi-Fi видео 480 × 320 с частотой 20,9 видеокадра в секунду (лаборатория, расстояние не указано) [35] — против 5 видеокадров в секунду и 1063 кбит/с на Wi-Fi HaLow.</w:t>
+        <w:t xml:space="preserve"> сравнивает их при нормах мощности Российской Федерации. При равной скорости физического уровня 6,5 Мбит/с (Wi-Fi HaLow 2 МГц MCS 7 и Wi-Fi 802.11n MCS 0) дальности в свободном пространстве сопоставимы — 0,98 и 1,32 км: выигрыш Wi-Fi HaLow на затухании (9,0 дБ) компенсируется меньшей разрешённой мощностью (на 6,0 дБ ниже у стенда) и оценочной чувствительностью. Wi-Fi HaLow выигрывает на малых скоростях, которых у 802.11n нет: на MCS 0 (0,65 Мбит/с) — 4,90 км против 2,58 км у 802.11b на 1 Мбит/с, — и за препятствиями: бетонная стена ослабляет сигнал 867 МГц на 6,3 дБ меньше, чем 2,4 ГГц [18]. У земли за точкой излома потери двухлучевой модели от частоты не зависят, и частотное преимущество исчезает; модель при этом не учитывает дифракцию и затухание в растительности, где диапазон ниже 1 ГГц выигрывает [7]. Скорость Wi-Fi 2,4 ГГц выше на порядок: ESP32-S3 передаёт в эфире 20–30 Мбит/с [20], а модуль ESP32-CAM (процессор ESP32, камера OV2640) передаёт по Wi-Fi видео 480 × 320 с частотой 20,9 видеокадра в секунду (лаборатория, расстояние не указано) [35] — против 5 видеокадров в секунду и 1063 кбит/с на Wi-Fi HaLow.</w:t>
       </w:r>
     </w:p>
     <w:p>
@@ -12799,7 +12799,7 @@
         <w:t>3.4</w:t>
       </w:r>
       <w:r>
-        <w:t xml:space="preserve"> по модели 3GPP TR 38.901 [17]: бетонная стена ослабляет сигнал 867 МГц на 8,5 дБ, 2,44 ГГц — на 14,8 дБ, 5,5 ГГц — на 27,0 дБ. Разница в 6,3 дБ относительно Wi-Fi 2,4 ГГц эквивалентна увеличению дальности примерно вдвое в свободном пространстве.</w:t>
+        <w:t xml:space="preserve"> по модели 3GPP TR 38.901 [18]: бетонная стена ослабляет сигнал 867 МГц на 8,5 дБ, 2,44 ГГц — на 14,8 дБ, 5,5 ГГц — на 27,0 дБ. Разница в 6,3 дБ относительно Wi-Fi 2,4 ГГц эквивалентна увеличению дальности примерно вдвое в свободном пространстве.</w:t>
       </w:r>
     </w:p>
     <w:p>
@@ -13035,7 +13035,7 @@
               <w:rPr>
                 <w:sz w:val="20"/>
               </w:rPr>
-              <w:t>1200 м, &gt; 2 Мбит/с при +20 дБм [16]; расчёт при 14 дБм: 0,98–4,90 км в своб. простр. (табл. 3.9); при фоне платы с камерой −60 дБм — 44–220 м</w:t>
+              <w:t>1200 м, &gt; 2 Мбит/с при +20 дБм [17]; расчёт при 14 дБм: 0,98–4,90 км в своб. простр. (табл. 3.9); при фоне платы с камерой −60 дБм — 44–220 м</w:t>
             </w:r>
           </w:p>
         </w:tc>
@@ -13054,7 +13054,7 @@
               <w:rPr>
                 <w:sz w:val="20"/>
               </w:rPr>
-              <w:t>расчёт при 20 дБм: 0,16–2,58 км в своб. простр. (табл. 3.9); собственный режим Espressif LR — до 1 км [19]</w:t>
+              <w:t>расчёт при 20 дБм: 0,16–2,58 км в своб. простр. (табл. 3.9); собственный режим Espressif LR — до 1 км [20]</w:t>
             </w:r>
           </w:p>
         </w:tc>
@@ -13135,7 +13135,7 @@
               <w:rPr>
                 <w:sz w:val="20"/>
               </w:rPr>
-              <w:t>−53 дБм на 5 м (стенд); −59…−69 дБм на 300–1200 м [27]; чувствит. −105 дБм (1 МГц) [16]</w:t>
+              <w:t>−53 дБм на 5 м (стенд); −59…−69 дБм на 300–1200 м [27]; чувствит. −105 дБм (1 МГц) [17]</w:t>
             </w:r>
           </w:p>
         </w:tc>
@@ -13154,7 +13154,7 @@
               <w:rPr>
                 <w:sz w:val="20"/>
               </w:rPr>
-              <w:t>чувствит. −98,4…−74,2 дБм [20]</w:t>
+              <w:t>чувствит. −98,4…−74,2 дБм [21]</w:t>
             </w:r>
           </w:p>
         </w:tc>
@@ -13392,7 +13392,7 @@
               <w:rPr>
                 <w:sz w:val="20"/>
               </w:rPr>
-              <w:t>0 % на 1180 м, 10 % на 1350 м [4]; доставка 80 % в помещении на 115 м [21]</w:t>
+              <w:t>0 % на 1180 м, 10 % на 1350 м [4]; доставка 80 % в помещении на 115 м [22]</w:t>
             </w:r>
           </w:p>
         </w:tc>
@@ -13454,7 +13454,7 @@
               <w:rPr>
                 <w:sz w:val="20"/>
               </w:rPr>
-              <w:t>20–30 Мбит/с в эфире [19]</w:t>
+              <w:t>20–30 Мбит/с в эфире [20]</w:t>
             </w:r>
           </w:p>
         </w:tc>
@@ -13473,7 +13473,7 @@
               <w:rPr>
                 <w:sz w:val="20"/>
               </w:rPr>
-              <w:t>ESP32-C5: 20–30 Мбит/с [19]</w:t>
+              <w:t>ESP32-C5: 20–30 Мбит/с [20]</w:t>
             </w:r>
           </w:p>
         </w:tc>
@@ -13535,7 +13535,7 @@
               <w:rPr>
                 <w:sz w:val="20"/>
               </w:rPr>
-              <w:t>передача 300 мА, приём 55–100 мА [16]</w:t>
+              <w:t>передача 300 мА, приём 55–100 мА [17]</w:t>
             </w:r>
           </w:p>
         </w:tc>
@@ -13554,7 +13554,7 @@
               <w:rPr>
                 <w:sz w:val="20"/>
               </w:rPr>
-              <w:t>передача 283–340 мА, приём 88–91 мА [20]</w:t>
+              <w:t>передача 283–340 мА, приём 88–91 мА [21]</w:t>
             </w:r>
           </w:p>
         </w:tc>
@@ -13592,7 +13592,7 @@
               <w:rPr>
                 <w:sz w:val="20"/>
               </w:rPr>
-              <w:t>66–396 мВт [21]</w:t>
+              <w:t>66–396 мВт [22]</w:t>
             </w:r>
           </w:p>
         </w:tc>
@@ -13633,7 +13633,7 @@
               <w:rPr>
                 <w:sz w:val="20"/>
               </w:rPr>
-              <w:t>8,5 дБ [17]</w:t>
+              <w:t>8,5 дБ [18]</w:t>
             </w:r>
           </w:p>
         </w:tc>
@@ -13651,7 +13651,7 @@
               <w:rPr>
                 <w:sz w:val="20"/>
               </w:rPr>
-              <w:t>14,8 дБ [17]</w:t>
+              <w:t>14,8 дБ [18]</w:t>
             </w:r>
           </w:p>
         </w:tc>
@@ -13669,7 +13669,7 @@
               <w:rPr>
                 <w:sz w:val="20"/>
               </w:rPr>
-              <w:t>27,0 дБ [17]</w:t>
+              <w:t>27,0 дБ [18]</w:t>
             </w:r>
           </w:p>
         </w:tc>
@@ -13977,7 +13977,7 @@
         <w:jc w:val="left"/>
       </w:pPr>
       <w:r>
-        <w:t>15. IEEE 802.11AH : the WiFi approach for M2M communications / T. Adame, A. Bel, B. Bellalta [et al.] // IEEE Wireless Communications. – 2014. – Vol. 21, no. 6. – P. 144–152. – DOI 10.1109/MWC.2014.7000982. – Текст : электронный.</w:t>
+        <w:t>15. О выделении полос радиочастот устройствам малого радиуса действия : решение ГКРЧ при Мининформсвязи России от 07.05.2007 № 07-20-03-001 (ред. от 24.12.2018). – Текст : электронный // ГАРАНТ.РУ : информационно-правовой портал. – URL: https://base.garant.ru/192210/ (дата обращения: 08.10.2026).</w:t>
       </w:r>
     </w:p>
     <w:p>
@@ -13986,7 +13986,7 @@
         <w:jc w:val="left"/>
       </w:pPr>
       <w:r>
-        <w:t>16. 泰芯 802.11ah TX-AH-Rx00P 系列模组技术规格书 [Технические характеристики модулей серии TX-AH-Rx00P] : версия V6.2 от 16.11.2023 / Zhuhai Taixin Semiconductor Co., Ltd. – Текст : электронный // GitHub : репозиторий Xinyuan-LilyGO/T-Halow. – URL: https://github.com/Xinyuan-LilyGO/T-Halow/tree/master/hardware/TX_AH (дата обращения: 08.10.2026).</w:t>
+        <w:t>16. IEEE 802.11AH : the WiFi approach for M2M communications / T. Adame, A. Bel, B. Bellalta [et al.] // IEEE Wireless Communications. – 2014. – Vol. 21, no. 6. – P. 144–152. – DOI 10.1109/MWC.2014.7000982. – Текст : электронный.</w:t>
       </w:r>
     </w:p>
     <w:p>
@@ -13995,7 +13995,7 @@
         <w:jc w:val="left"/>
       </w:pPr>
       <w:r>
-        <w:t>17. Sionna : src/sionna/phy/channel/tr38901/lsp.py (модель потерь проникновения 3GPP TR 38.901, п. 7.4.3.1) / NVIDIA (NVlabs). – Текст : электронный // GitHub : [сайт]. – URL: https://github.com/NVlabs/sionna (дата обращения: 08.10.2026).</w:t>
+        <w:t>17. 泰芯 802.11ah TX-AH-Rx00P 系列模组技术规格书 [Технические характеристики модулей серии TX-AH-Rx00P] : версия V6.2 от 16.11.2023 / Zhuhai Taixin Semiconductor Co., Ltd. – Текст : электронный // GitHub : репозиторий Xinyuan-LilyGO/T-Halow. – URL: https://github.com/Xinyuan-LilyGO/T-Halow/tree/master/hardware/TX_AH (дата обращения: 08.10.2026).</w:t>
       </w:r>
     </w:p>
     <w:p>
@@ -14004,7 +14004,7 @@
         <w:jc w:val="left"/>
       </w:pPr>
       <w:r>
-        <w:t>18. Linux kernel source tree : net/wireless/util.c, функция cfg80211_calculate_bitrate_s1g / L. Torvalds [и др.]. – Текст : электронный // GitHub : [сайт]. – URL: https://github.com/torvalds/linux/blob/master/net/wireless/util.c (дата обращения: 08.10.2026).</w:t>
+        <w:t>18. Sionna : src/sionna/phy/channel/tr38901/lsp.py (модель потерь проникновения 3GPP TR 38.901, п. 7.4.3.1) / NVIDIA (NVlabs). – Текст : электронный // GitHub : [сайт]. – URL: https://github.com/NVlabs/sionna (дата обращения: 08.10.2026).</w:t>
       </w:r>
     </w:p>
     <w:p>
@@ -14013,7 +14013,7 @@
         <w:jc w:val="left"/>
       </w:pPr>
       <w:r>
-        <w:t>19. ESP-IDF Programming Guide v5.5.5. Wi-Fi Driver : разделы «ESP32-S3 Wi-Fi Throughput», «Long Range (LR)» / Espressif Systems. – Текст : электронный // GitHub : espressif/esp-idf, docs/en/api-guides/wifi.rst. – URL: https://github.com/espressif/esp-idf/blob/v5.5.5/docs/en/api-guides/wifi.rst (дата обращения: 08.10.2026).</w:t>
+        <w:t>19. Linux kernel source tree : net/wireless/util.c, функция cfg80211_calculate_bitrate_s1g / L. Torvalds [и др.]. – Текст : электронный // GitHub : [сайт]. – URL: https://github.com/torvalds/linux/blob/master/net/wireless/util.c (дата обращения: 08.10.2026).</w:t>
       </w:r>
     </w:p>
     <w:p>
@@ -14022,7 +14022,7 @@
         <w:jc w:val="left"/>
       </w:pPr>
       <w:r>
-        <w:t>20. ESP32-S3 Series Datasheet : version 1.1 / Espressif Systems. – 2022. – Текст : электронный // GitHub : копия в репозитории Xinyuan-LilyGO/T-Display-S3-AMOLED (doc/esp32-s3_datasheet_en.pdf). – URL: https://github.com/Xinyuan-LilyGO/T-Display-S3-AMOLED/blob/main/doc/esp32-s3_datasheet_en.pdf (дата обращения: 08.10.2026).</w:t>
+        <w:t>20. ESP-IDF Programming Guide v5.5.5. Wi-Fi Driver : разделы «ESP32-S3 Wi-Fi Throughput», «Long Range (LR)» / Espressif Systems. – Текст : электронный // GitHub : espressif/esp-idf, docs/en/api-guides/wifi.rst. – URL: https://github.com/espressif/esp-idf/blob/v5.5.5/docs/en/api-guides/wifi.rst (дата обращения: 08.10.2026).</w:t>
       </w:r>
     </w:p>
     <w:p>
@@ -14031,7 +14031,7 @@
         <w:jc w:val="left"/>
       </w:pPr>
       <w:r>
-        <w:t>21. Cattani, M. An Experimental Evaluation of the Reliability of LoRa Long-Range Low-Power Wireless Communication / M. Cattani, C. A. Boano, K. Römer // Journal of Sensor and Actuator Networks. – 2017. – Vol. 6, no. 2. – Art. 7. – DOI 10.3390/jsan6020007. – Текст : электронный.</w:t>
+        <w:t>21. ESP32-S3 Series Datasheet : version 1.1 / Espressif Systems. – 2022. – Текст : электронный // GitHub : копия в репозитории Xinyuan-LilyGO/T-Display-S3-AMOLED (doc/esp32-s3_datasheet_en.pdf). – URL: https://github.com/Xinyuan-LilyGO/T-Display-S3-AMOLED/blob/main/doc/esp32-s3_datasheet_en.pdf (дата обращения: 08.10.2026).</w:t>
       </w:r>
     </w:p>
     <w:p>
@@ -14040,7 +14040,7 @@
         <w:jc w:val="left"/>
       </w:pPr>
       <w:r>
-        <w:t>22. О выделении полос радиочастот устройствам малого радиуса действия : решение ГКРЧ при Мининформсвязи России от 07.05.2007 № 07-20-03-001 (ред. от 24.12.2018). – Текст : электронный // ГАРАНТ.РУ : информационно-правовой портал. – URL: https://base.garant.ru/192210/ (дата обращения: 08.10.2026).</w:t>
+        <w:t>22. Cattani, M. An Experimental Evaluation of the Reliability of LoRa Long-Range Low-Power Wireless Communication / M. Cattani, C. A. Boano, K. Römer // Journal of Sensor and Actuator Networks. – 2017. – Vol. 6, no. 2. – Art. 7. – DOI 10.3390/jsan6020007. – Текст : электронный.</w:t>
       </w:r>
     </w:p>
     <w:p>

--- a/docs/vkr/Osnovnaya_chast_HaLow.docx
+++ b/docs/vkr/Osnovnaya_chast_HaLow.docx
@@ -208,7 +208,7 @@
         <w:t xml:space="preserve">Пояснительная записка состоит из введения, пяти глав, заключения и списка использованных источников. В первой главе выполнен сравнительный анализ Wi-Fi HaLow с другими вариантами канала связи с БПЛА, во второй — обоснование эксперимента, его методика, выбор и настройка средств, в третьей приведены результаты серии экспериментов и сравнение с другими протоколами. Четвёртая глава содержит экономическую часть, пятая — раздел охраны труда и окружающей среды. В заключении сформулированы основные результаты и предложения по интеграции разработанных решений в существующие модели БПЛА. </w:t>
       </w:r>
       <w:r>
-        <w:t>Пояснительная записка: 99 с., 9 рис., 33 табл., 71 источн.</w:t>
+        <w:t>Пояснительная записка: 100 с., 9 рис., 33 табл., 71 источн.</w:t>
       </w:r>
     </w:p>
     <w:p>
@@ -575,7 +575,7 @@
     </w:p>
     <w:p>
       <w:r>
-        <w:t>Канал Wi-Fi шириной 20 МГц собирает шум −101,0 дБм, канал Wi-Fi HaLow шириной 2 МГц — −111,0 дБм: ещё 10,0 дБ в пользу узкого канала. Ширина 2 МГц выбрана не произвольно: в Российской Федерации для таких устройств выделены полосы 864–865 и 866–868 МГц [15], и канал шире 2 МГц в них не помещается. Канал 8 МГц, допустимый стандартом, дал бы скорость до четырёх раз выше, но собирал бы на 6,0 дБ больше шума и требовал бы полосы, которой в Российской Федерации нет. При равной мощности и одинаковых антеннах суммарный энергетический выигрыш составляет 19,0 дБ, что в свободном пространстве соответствует увеличению дальности в 8,9 раза. Проектная дальность Wi-Fi HaLow — около 1 км [11, 16]. Производитель радиомодуля платформы указывает для канала 2 МГц при мощности +20 дБм дальность 1200 м со скоростью TCP более 2 Мбит/с в условиях без препятствий [17]. Нормы Российской Федерации ограничивают мощность Wi-Fi HaLow сильнее, чем мощность Wi-Fi 2,4 ГГц (см. «Регулирование»): с учётом этого выигрыш сокращается до 15,1 дБ.</w:t>
+        <w:t>Канал Wi-Fi шириной 20 МГц собирает шум −101,0 дБм, канал Wi-Fi HaLow шириной 2 МГц — −111,0 дБм: ещё 10,0 дБ в пользу узкого канала. Ширина 2 МГц выбрана не произвольно: в Российской Федерации для таких устройств выделены полосы 864–865 и 866–868 МГц [15], и канал шире 2 МГц в них не помещается. Канал 8 МГц, допустимый стандартом, дал бы скорость до четырёх раз выше, но собирал бы на 6,0 дБ больше шума и требовал бы полосы, которой в Российской Федерации нет. Сумма 9,0 + 10,0 = 19,0 дБ — идеализированная оценка: она предполагает одинаковые требования к отношению сигнал/шум, а узкому каналу для той же скорости нужна более сложная модуляция и большее отношение сигнал/шум. По паспортным чувствительностям (см. «Чувствительность») при равной мощности выигрыш Wi-Fi HaLow на малых скоростях (MCS 0, 0,65 Мбит/с, против 802.11b, 1 Мбит/с) составляет 11,6 дБ, а при равной скорости 6,5 Мбит/с (MCS 7 против 802.11n MCS 0) — лишь 3,4 дБ. Проектная дальность Wi-Fi HaLow — около 1 км [11, 16]. Производитель радиомодуля платформы указывает для канала 2 МГц при мощности +20 дБм дальность 1200 м со скоростью TCP более 2 Мбит/с в условиях без препятствий [17]. Нормы Российской Федерации ограничивают мощность Wi-Fi HaLow сильнее, чем мощность Wi-Fi 2,4 ГГц (см. «Регулирование»): с учётом этого выигрыш на малых скоростях сокращается до 7,7 дБ (дальность в свободном пространстве в 2,4 раза больше), а при равной скорости дальности сопоставимы.</w:t>
       </w:r>
     </w:p>
     <w:p>
@@ -1707,7 +1707,7 @@
     </w:p>
     <w:p>
       <w:r>
-        <w:t>2. Wi-Fi HaLow закрывает эту нишу: при равных мощности и антеннах энергетический выигрыш перед Wi-Fi 2,4 ГГц составляет около 19 дБ, с учётом норм мощности Российской Федерации — около 15 дБ; бетонная стена ослабляет сигнал 867 МГц на 6,3 дБ меньше, чем 2,4 ГГц; пропускной способности канала 2 МГц (до 6,5 Мбит/с на физическом уровне) достаточно для видео пониженного разрешения.</w:t>
+        <w:t>2. Wi-Fi HaLow закрывает эту нишу на малых скоростях и за препятствиями: по паспортным чувствительностям при нормах мощности Российской Федерации его запас по затуханию на наименьшей скорости на 7,7 дБ больше, чем у Wi-Fi 2,4 ГГц (дальность в свободном пространстве в 2,4 раза больше), а при равной скорости 6,5 Мбит/с дальности сопоставимы; бетонная стена ослабляет сигнал 867 МГц на 6,3 дБ меньше, чем 2,4 ГГц; пропускной способности канала 2 МГц (до 6,5 Мбит/с на физическом уровне) достаточно для видео пониженного разрешения.</w:t>
       </w:r>
     </w:p>
     <w:p>
@@ -13764,7 +13764,7 @@
     </w:p>
     <w:p>
       <w:r>
-        <w:t>1. Выполнен сравнительный анализ каналов связи с БПЛА: LoRa даёт дальность без скорости, Wi-Fi 2,4/5 ГГц — скорость без дальности. Wi-Fi HaLow закрывает эту нишу: энергетический выигрыш перед Wi-Fi 2,4 ГГц около 19 дБ при равной мощности (около 15 дБ при нормах мощности Российской Федерации), меньшее затухание в препятствиях и пропускная способность, достаточная для видео пониженного разрешения.</w:t>
+        <w:t>1. Выполнен сравнительный анализ каналов связи с БПЛА: LoRa даёт дальность без скорости, Wi-Fi 2,4/5 ГГц — скорость без дальности. Wi-Fi HaLow закрывает эту нишу: по паспортным данным при нормах мощности Российской Федерации запас по затуханию на наименьшей скорости на 7,7 дБ больше, чем у Wi-Fi 2,4 ГГц, меньшее затухание в препятствиях и пропускная способность, достаточная для видео пониженного разрешения; при равной скорости 6,5 Мбит/с дальности сопоставимы.</w:t>
       </w:r>
     </w:p>
     <w:p>

--- a/docs/vkr/Osnovnaya_chast_HaLow.docx
+++ b/docs/vkr/Osnovnaya_chast_HaLow.docx
@@ -208,7 +208,7 @@
         <w:t xml:space="preserve">Пояснительная записка состоит из введения, пяти глав, заключения и списка использованных источников. В первой главе выполнен сравнительный анализ Wi-Fi HaLow с другими вариантами канала связи с БПЛА, во второй — обоснование эксперимента, его методика, выбор и настройка средств, в третьей приведены результаты серии экспериментов и сравнение с другими протоколами. Четвёртая глава содержит экономическую часть, пятая — раздел охраны труда и окружающей среды. В заключении сформулированы основные результаты и предложения по интеграции разработанных решений в существующие модели БПЛА. </w:t>
       </w:r>
       <w:r>
-        <w:t>Пояснительная записка: 100 с., 9 рис., 33 табл., 71 источн.</w:t>
+        <w:t>Пояснительная записка: 100 с., 9 рис., 32 табл., 71 источн.</w:t>
       </w:r>
     </w:p>
     <w:p>
@@ -2203,7 +2203,7 @@
     </w:p>
     <w:p>
       <w:r>
-        <w:t>Показатель n и отклонение σ для конкретной среды заранее неизвестны: это числа, которые определяются только измерением.</w:t>
+        <w:t>Для типовых сред модели каналов дают диапазоны этих величин: n = 2 в свободном пространстве, 2,7–3,5 в городской застройке, 3–5 на затенённых городских трассах [7]; отклонение σ в моделях 3GPP составляет от 3 до 8 дБ в зависимости от сценария и наличия прямой видимости [18]. Какое значение из диапазона соответствует конкретной трассе, устанавливается измерением.</w:t>
       </w:r>
     </w:p>
     <w:p>
@@ -2440,144 +2440,6 @@
       </w:pPr>
       <w:r>
         <w:t>Рисунок 2.1 – Теоретическая зависимость потерь на трассе от расстояния</w:t>
-      </w:r>
-    </w:p>
-    <w:p>
-      <w:r>
-        <w:rPr>
-          <w:b/>
-        </w:rPr>
-        <w:t xml:space="preserve">Зона Френеля. </w:t>
-      </w:r>
-      <w:r>
-        <w:t>Для распространения без дополнительных потерь в прямой видимости должна быть свободна от препятствий первая зона Френеля. Её радиус в середине трассы длиной d</w:t>
-      </w:r>
-    </w:p>
-    <w:tbl>
-      <w:tblPr>
-        <w:tblW w:type="auto" w:w="0"/>
-        <w:jc w:val="center"/>
-        <w:tblLayout w:type="fixed"/>
-        <w:tblLook w:firstColumn="1" w:firstRow="1" w:lastColumn="0" w:lastRow="0" w:noHBand="0" w:noVBand="1" w:val="04A0"/>
-        <w:tblBorders>
-          <w:top w:val="nil"/>
-          <w:left w:val="nil"/>
-          <w:bottom w:val="nil"/>
-          <w:right w:val="nil"/>
-          <w:insideH w:val="nil"/>
-          <w:insideV w:val="nil"/>
-        </w:tblBorders>
-      </w:tblPr>
-      <w:tblGrid>
-        <w:gridCol w:w="1020"/>
-        <w:gridCol w:w="7313"/>
-        <w:gridCol w:w="1020"/>
-      </w:tblGrid>
-      <w:tr>
-        <w:tc>
-          <w:tcPr>
-            <w:tcW w:type="dxa" w:w="1020"/>
-            <w:vAlign w:val="center"/>
-          </w:tcPr>
-          <w:p>
-            <w:pPr>
-              <w:pStyle w:val="Formula"/>
-            </w:pPr>
-          </w:p>
-        </w:tc>
-        <w:tc>
-          <w:tcPr>
-            <w:tcW w:type="dxa" w:w="7313"/>
-            <w:vAlign w:val="center"/>
-          </w:tcPr>
-          <w:p>
-            <w:pPr>
-              <w:pStyle w:val="Formula"/>
-              <w:jc w:val="center"/>
-            </w:pPr>
-            <m:oMath>
-              <m:r>
-                <w:rPr>
-                  <w:rFonts w:ascii="Cambria Math" w:hAnsi="Cambria Math"/>
-                </w:rPr>
-                <m:t xml:space="preserve">r</m:t>
-              </m:r>
-              <m:r>
-                <m:rPr>
-                  <m:sty m:val="p"/>
-                </m:rPr>
-                <w:rPr>
-                  <w:rFonts w:ascii="Cambria Math" w:hAnsi="Cambria Math"/>
-                </w:rPr>
-                <m:t xml:space="preserve"> = </m:t>
-              </m:r>
-              <m:rad>
-                <m:radPr>
-                  <m:degHide m:val="1"/>
-                </m:radPr>
-                <m:deg/>
-                <m:e>
-                  <m:f>
-                    <m:num>
-                      <m:r>
-                        <w:rPr>
-                          <w:rFonts w:ascii="Cambria Math" w:hAnsi="Cambria Math"/>
-                        </w:rPr>
-                        <m:t xml:space="preserve">λ</m:t>
-                      </m:r>
-                      <m:r>
-                        <w:rPr>
-                          <w:rFonts w:ascii="Cambria Math" w:hAnsi="Cambria Math"/>
-                        </w:rPr>
-                        <m:t xml:space="preserve">d</m:t>
-                      </m:r>
-                    </m:num>
-                    <m:den>
-                      <m:r>
-                        <m:rPr>
-                          <m:sty m:val="p"/>
-                        </m:rPr>
-                        <w:rPr>
-                          <w:rFonts w:ascii="Cambria Math" w:hAnsi="Cambria Math"/>
-                        </w:rPr>
-                        <m:t xml:space="preserve">4</m:t>
-                      </m:r>
-                    </m:den>
-                  </m:f>
-                </m:e>
-              </m:rad>
-              <m:r>
-                <m:rPr>
-                  <m:sty m:val="p"/>
-                </m:rPr>
-                <w:rPr>
-                  <w:rFonts w:ascii="Cambria Math" w:hAnsi="Cambria Math"/>
-                </w:rPr>
-                <m:t xml:space="preserve">,</m:t>
-              </m:r>
-            </m:oMath>
-          </w:p>
-        </w:tc>
-        <w:tc>
-          <w:tcPr>
-            <w:tcW w:type="dxa" w:w="1020"/>
-            <w:vAlign w:val="center"/>
-          </w:tcPr>
-          <w:p>
-            <w:pPr>
-              <w:pStyle w:val="Formula"/>
-              <w:jc w:val="right"/>
-            </w:pPr>
-            <w:r>
-              <w:t>(2.4)</w:t>
-            </w:r>
-          </w:p>
-        </w:tc>
-      </w:tr>
-    </w:tbl>
-    <w:p>
-      <w:r>
-        <w:t>на трассе 1 км составляет 9,3 м на частоте 867 МГц и 5,5 м на частоте 2437 МГц. Длинная волна Wi-Fi HaLow требует большего просвета: при антеннах на высоте 1,5 м земля перекрывает зону Френеля уже на сотнях метров — это второе объяснение, почему наземные испытания пессимистичнее полёта.</w:t>
       </w:r>
     </w:p>
     <w:p>
@@ -2742,7 +2604,7 @@
               <w:jc w:val="right"/>
             </w:pPr>
             <w:r>
-              <w:t>(2.5)</w:t>
+              <w:t>(2.4)</w:t>
             </w:r>
           </w:p>
         </w:tc>
@@ -3906,7 +3768,7 @@
               <w:jc w:val="right"/>
             </w:pPr>
             <w:r>
-              <w:t>(2.6)</w:t>
+              <w:t>(2.5)</w:t>
             </w:r>
           </w:p>
         </w:tc>
@@ -4110,7 +3972,7 @@
               <w:jc w:val="right"/>
             </w:pPr>
             <w:r>
-              <w:t>(2.7)</w:t>
+              <w:t>(2.6)</w:t>
             </w:r>
           </w:p>
         </w:tc>
@@ -4139,7 +4001,7 @@
     </w:p>
     <w:p>
       <w:r>
-        <w:t xml:space="preserve">Теоретическая оценка раздела 2.1 в работе выполняется и используется: по ней оценивается дальность, выбираются условия сопоставления с опубликованными натурными данными (высота антенн, просвет первой зоны Френеля), относительно неё выражаются результаты. Заменить эксперимент она, однако, не может. Теория задаёт форму зависимостей, эксперимент даёт её параметры и проверяет допущения. Необходимость эксперимента следует из шести обстоятельств, и каждое подтвердилось на испытаниях стенда (глава 3). Сводка расхождений приведена в таблице </w:t>
+        <w:t xml:space="preserve">Теоретическая оценка раздела 2.1 в работе выполняется и используется: по ней оценивается дальность, выбираются условия сопоставления с опубликованными натурными данными (высота антенн), относительно неё выражаются результаты. Заменить эксперимент она, однако, не может. Теория задаёт форму зависимостей, эксперимент даёт её параметры и проверяет допущения. Необходимость эксперимента следует из шести обстоятельств, и каждое подтвердилось на испытаниях стенда (глава 3). Сводка расхождений приведена в таблице </w:t>
       </w:r>
       <w:r>
         <w:t>2.2</w:t>
@@ -4670,12 +4532,7 @@
     </w:p>
     <w:p>
       <w:r>
-        <w:t>Во-первых, эмпирические коэффициенты моделей — показатель затухания n и разброс σ в формуле (2.2) — для конкретной среды неизвестны и определяются только измерением. От них зависит результат: при n = 3 вместо 2 потери на 1 км вырастают на 30 дБ (при d₀ = 1 м).</w:t>
-      </w:r>
-    </w:p>
-    <w:p>
-      <w:r>
-        <w:t>Модели с коэффициентами, измеренными в других условиях, существуют: от таблиц показателя затухания для типовых сред [7] до моделей потерь, предложенных для IEEE 802.11ah на частоте 900 МГц [26]. Измерения они не отменяют по трём причинам. Первая — коэффициенты опубликованы диапазонами, а не значениями: для городской застройки n = 2,7–3,5 [7], и при одних и тех же допустимых потерях (80 дБ сверх потерь на опорном расстоянии 1 м) дальность составит около 920 м при n = 2,7 и около 190 м при n = 3,5. Вторая — каждая модель выведена для своей геометрии. Модели для IEEE 802.11ah предполагают антенну точки доступа на 15 м выше крыш (L = 8 + 37,6 lg d) или на уровне крыш (L = 23,3 + 36,7 lg d), d в метрах [26]. На 1 км они дают 121 и 133 дБ — 12 дБ расхождения между двумя моделями для одной технологии, а свободное пространство — 91 дБ. Для антенн на высоте 1,5 м над землёй ни одна из них не выводилась. Третья — даже подходящая модель даёт среднее значение с разбросом σ, то есть сама признаёт, что значение для конкретной трассы не предсказывает. Поэтому опубликованные модели служат в работе эталоном для сравнения, а какая из них описывает конкретную трассу и с каким разбросом, устанавливает измерение.</w:t>
+        <w:t>Во-первых, модели каналов задают коэффициенты диапазонами и для своей геометрии. Для городской застройки n = 2,7–3,5 [7], и при одних и тех же допустимых потерях (80 дБ сверх потерь на опорном расстоянии 1 м) дальность составит около 920 м при n = 2,7 и около 190 м при n = 3,5. Модели потерь, предложенные для IEEE 802.11ah на частоте 900 МГц, предполагают антенну точки доступа на 15 м выше крыш (L = 8 + 37,6 lg d) или на уровне крыш (L = 23,3 + 36,7 lg d), d в метрах [26]. На 1 км они дают 121 и 133 дБ — 12 дБ расхождения между двумя моделями для одной технологии, а свободное пространство — 91 дБ. Для антенн на высоте 1,5 м над землёй ни одна из них не выводилась. Поэтому опубликованные модели служат в работе эталоном для сравнения, а какое значение из диапазона соответствует трассе, устанавливает измерение.</w:t>
       </w:r>
     </w:p>
     <w:p>
@@ -5334,7 +5191,7 @@
               <w:jc w:val="right"/>
             </w:pPr>
             <w:r>
-              <w:t>(2.8)</w:t>
+              <w:t>(2.7)</w:t>
             </w:r>
           </w:p>
         </w:tc>
@@ -5476,7 +5333,7 @@
               <w:jc w:val="right"/>
             </w:pPr>
             <w:r>
-              <w:t>(2.9)</w:t>
+              <w:t>(2.8)</w:t>
             </w:r>
           </w:p>
         </w:tc>
@@ -5495,7 +5352,7 @@
     </w:p>
     <w:p>
       <w:r>
-        <w:t>Интервал характеризует точность оценки среднего, а не разброс отдельных замеров; его ширина убывает как 1/√n. На границе дальности распределение показателей несимметрично, и вместо среднего используется доля успешных передач (например, «связь установилась в 6 попытках из 10»).</w:t>
+        <w:t>Интервал характеризует точность оценки среднего, а не разброс отдельных замеров; его ширина убывает как 1/√n.</w:t>
       </w:r>
     </w:p>
     <w:p>
@@ -5973,7 +5830,7 @@
     </w:p>
     <w:p>
       <w:r>
-        <w:t>Встроенный радиотракт Wi-Fi 2,4 ГГц процессора ESP32-S3 даёт второй радиоканал на той же плате, то есть платформа пригодна для сравнения Wi-Fi HaLow с IEEE 802.11 на идентичной аппаратной части. В работе это сравнение выполнено по расчёту и опубликованным данным (раздел 3.7).</w:t>
+        <w:t>Микроконтроллер ESP32-S3 — система на кристалле: помимо процессорных ядер он содержит приёмопередатчик Wi-Fi 2,4 ГГц (IEEE 802.11b/g/n) и Bluetooth LE [21]. Поэтому на той же плате есть второй радиоканал, не зависящий от модуля TX-AH, и платформа пригодна для сравнения Wi-Fi HaLow с IEEE 802.11 на идентичной аппаратной части. В работе это сравнение выполнено по расчёту и опубликованным данным (раздел 3.7).</w:t>
       </w:r>
     </w:p>
     <w:p>
@@ -6183,7 +6040,7 @@
         <w:t xml:space="preserve">Лабораторный этап (до 28.09). </w:t>
       </w:r>
       <w:r>
-        <w:t>Платы располагались в помещении на расстоянии до 5 м. Канал — заводской, шириной 4 МГц с центром 866,0 МГц, мощность передатчика до 20 дБм; оба параметра выходят за рамки решений ГКРЧ [15, 23], и эти условия рассматриваются только как лабораторные. Камера снимала видеокадры 240 × 176 точек, сжатие JPEG с качеством 60. На таком расстоянии приёмник перегружен: при мощности 20 дБм уровень на его входе составлял около 0 дБм при рабочем диапазоне −60…−90 дБм. Поэтому результаты этапа характеризуют платформу, а не канал.</w:t>
+        <w:t>Платы располагались в помещении на расстоянии до 5 м. Канал — заводской, шириной 4 МГц с центром 866,0 МГц, мощность передатчика до 20 дБм; оба параметра выходят за рамки решений ГКРЧ [15, 23], и эти условия рассматриваются только как лабораторные. Камера снимала видеокадры 240 × 176 точек, качество сжатия JPEG было постоянным — 60 (автоматическое управление качеством введено 06.10). При мощности 20 дБм на расстоянии до 5 м сигнал на входе приёмника был заведомо сильным — модуль сообщал уровень до −5 дБм, поэтому результаты этапа характеризуют платформу, а не дальность.</w:t>
       </w:r>
     </w:p>
     <w:p>
@@ -8899,7 +8756,7 @@
         <w:t xml:space="preserve">Механизм. </w:t>
       </w:r>
       <w:r>
-        <w:t>Часть видеокадров приходила с характерными цветными полосами. Анализ несжатых видеокадров, сохранённых до кодирования, показал, что искажение возникает ещё до сжатия: в потоке RGB565 с некоторого смещения теряется один байт, после чего до конца видеокадра старший и младший байты точек меняются ролями. Строки при этом целы, поэтому проверки на разрывы искажения не обнаруживали.</w:t>
+        <w:t>Часть видеокадров приходила с цветными полосами («радугой») при целой доставке: контрольные суммы фрагментов и всего видеокадра сходились. Чтобы найти место искажения, несжатые видеокадры выгружались по USB до кодирования и разбирались на компьютере (24–26.09). Оказалось, что искажение возникает ещё до сжатия: в потоке RGB565 с некоторого смещения теряется один байт, после чего до конца видеокадра старший и младший байты точек меняются ролями; при чтении со сдвигом на один байт картинка восстанавливается. Причину потери байта установил опыт с мощностью передатчика (ниже).</w:t>
       </w:r>
     </w:p>
     <w:p>
@@ -8910,12 +8767,7 @@
         <w:t xml:space="preserve">Программное исправление. </w:t>
       </w:r>
       <w:r>
-        <w:t>Для каждой строки сравниваются две величины одного и того же участка: средняя разность соседних точек при обычном чтении и при чтении со сдвигом на один байт. В целой части видеокадра обычное чтение даёт более гладкую картину, в сдвинутой — наоборот. Мерой повреждения служит число строк, уверенно читающихся со сдвигом. Место потери находится делением пополам с последующим уточнением, туда вставляется один байт. Вставка принимается, только если число сдвинутых строк уменьшилось и видеокадр в целом не стал грубее; иначе выполняется точный откат, для которого достаточно сохранить один вытесненный байт.</w:t>
-      </w:r>
-    </w:p>
-    <w:p>
-      <w:r>
-        <w:t>Сравнение двух чтений одного участка не требует порогов, поэтому контрастный сюжет, повышающий обе величины одновременно, решения не меняет. Две предыдущие версии алгоритма с абсолютным порогом портили здоровые видеокадры именно на контрастных сюжетах.</w:t>
+        <w:t>Для каждой строки видеокадра сравнивается гладкость изображения при обычном чтении и при чтении со сдвигом на один байт; место потери находится делением пополам, и туда вставляется один байт. В контрольном опыте (26.09, лабораторный этап) исправление снизило долю повреждённых видеокадров с 46,1 до 8,9 % и почти вдвое увеличило число целых видеокадров в секунду — 14,8 против 8,1.</w:t>
       </w:r>
     </w:p>
     <w:p>
@@ -8923,21 +8775,16 @@
         <w:rPr>
           <w:b/>
         </w:rPr>
-        <w:t xml:space="preserve">Проверка. </w:t>
-      </w:r>
-      <w:r>
-        <w:t>Алгоритм проверен на 30 сохранённых видеокадрах прошлых опытов по независимой метрике — вертикальной гладкости, которую алгоритм не оптимизирует: 16 целых видеокадров не изменены ни одним байтом, 12 исправлены полностью (например, вертикальная разность 25,05 → 4,81), 2 многократно повреждённых улучшены, испорченных нет. Отдельная проверочная программа, буквально повторяющая функции встроенной программы, выявила в реализации ошибку порядка байтов, при которой 20 видеокадров из 30 портились, — до установки на плату.</w:t>
-      </w:r>
-    </w:p>
-    <w:p>
-      <w:r>
-        <w:t xml:space="preserve">Контрольный опыт с отключённым исправлением на том же сюжете (26.09, лабораторный этап; таблица </w:t>
+        <w:t xml:space="preserve">Причина. </w:t>
+      </w:r>
+      <w:r>
+        <w:t xml:space="preserve">Качество захвата менялось от включения к включению без видимой причины. Сравнение двух опытов, различающихся только мощностью передатчика, установило причину (таблица </w:t>
       </w:r>
       <w:r>
         <w:t>3.6</w:t>
       </w:r>
       <w:r>
-        <w:t>) показал, что исправление даёт ту же картинку при меньшем на 25 % видеокадре и почти вдвое большем числе целых видеокадров. Дополнительное время на исправление (9 мс на видеокадр) полностью возвращается за счёт более короткой передачи.</w:t>
+        <w:t>). Опыты выполнены на лабораторном этапе: помещение, расстояние до 5 м, канал 4 МГц на 866 МГц, мощность 20 дБм — вне рамок решения ГКРЧ.</w:t>
       </w:r>
     </w:p>
     <w:p>
@@ -8946,7 +8793,7 @@
         <w:ind w:firstLine="0"/>
       </w:pPr>
       <w:r>
-        <w:t>Таблица 3.6 – Контрольный опыт: исправление видеокадров включено и выключено (лабораторный этап)</w:t>
+        <w:t>Таблица 3.6 – Влияние мощности передатчика на захват изображения (лабораторный этап, 26.09, автоподстройка мощности выключена)</w:t>
       </w:r>
     </w:p>
     <w:tbl>
@@ -9007,7 +8854,7 @@
                 <w:b/>
                 <w:sz w:val="22"/>
               </w:rPr>
-              <w:t>Исправление включено</w:t>
+              <w:t>1 дБм</w:t>
             </w:r>
           </w:p>
         </w:tc>
@@ -9027,7 +8874,7 @@
                 <w:b/>
                 <w:sz w:val="22"/>
               </w:rPr>
-              <w:t>Исправление выключено</w:t>
+              <w:t>20 дБм</w:t>
             </w:r>
           </w:p>
         </w:tc>
@@ -9051,7 +8898,7 @@
               <w:rPr>
                 <w:sz w:val="22"/>
               </w:rPr>
-              <w:t>Размер видеокадра, Б</w:t>
+              <w:t>Доля повреждённых видеокадров, %</w:t>
             </w:r>
           </w:p>
         </w:tc>
@@ -9070,7 +8917,7 @@
               <w:rPr>
                 <w:sz w:val="22"/>
               </w:rPr>
-              <w:t>5032</w:t>
+              <w:t>0,0 (0 из 720)</w:t>
             </w:r>
           </w:p>
         </w:tc>
@@ -9089,7 +8936,7 @@
               <w:rPr>
                 <w:sz w:val="22"/>
               </w:rPr>
-              <w:t>6750</w:t>
+              <w:t>44,4 (512 из 1151)</w:t>
             </w:r>
           </w:p>
         </w:tc>
@@ -9113,7 +8960,7 @@
               <w:rPr>
                 <w:sz w:val="22"/>
               </w:rPr>
-              <w:t>Доля повреждённых видеокадров, %</w:t>
+              <w:t>Размер видеокадра, Б</w:t>
             </w:r>
           </w:p>
         </w:tc>
@@ -9132,7 +8979,7 @@
               <w:rPr>
                 <w:sz w:val="22"/>
               </w:rPr>
-              <w:t>8,9</w:t>
+              <w:t>4163</w:t>
             </w:r>
           </w:p>
         </w:tc>
@@ -9151,7 +8998,7 @@
               <w:rPr>
                 <w:sz w:val="22"/>
               </w:rPr>
-              <w:t>46,1</w:t>
+              <w:t>7089</w:t>
             </w:r>
           </w:p>
         </w:tc>
@@ -9194,7 +9041,7 @@
               <w:rPr>
                 <w:sz w:val="22"/>
               </w:rPr>
-              <w:t>16,2</w:t>
+              <w:t>19,8</w:t>
             </w:r>
           </w:p>
         </w:tc>
@@ -9213,7 +9060,7 @@
               <w:rPr>
                 <w:sz w:val="22"/>
               </w:rPr>
-              <w:t>15,0</w:t>
+              <w:t>12,8</w:t>
             </w:r>
           </w:p>
         </w:tc>
@@ -9230,14 +9077,13 @@
           <w:p>
             <w:pPr>
               <w:pStyle w:val="TableText"/>
-              <w:keepNext/>
               <w:jc w:val="left"/>
             </w:pPr>
             <w:r>
               <w:rPr>
                 <w:sz w:val="22"/>
               </w:rPr>
-              <w:t>Целых видеокадров в секунду</w:t>
+              <w:t>Время передачи видеокадра по UART, мс</w:t>
             </w:r>
           </w:p>
         </w:tc>
@@ -9249,14 +9095,13 @@
           <w:p>
             <w:pPr>
               <w:pStyle w:val="TableText"/>
-              <w:keepNext/>
               <w:jc w:val="center"/>
             </w:pPr>
             <w:r>
               <w:rPr>
                 <w:sz w:val="22"/>
               </w:rPr>
-              <w:t>14,8</w:t>
+              <w:t>38</w:t>
             </w:r>
           </w:p>
         </w:tc>
@@ -9268,135 +9113,13 @@
           <w:p>
             <w:pPr>
               <w:pStyle w:val="TableText"/>
-              <w:keepNext/>
               <w:jc w:val="center"/>
             </w:pPr>
             <w:r>
               <w:rPr>
                 <w:sz w:val="22"/>
               </w:rPr>
-              <w:t>8,1</w:t>
-            </w:r>
-          </w:p>
-        </w:tc>
-      </w:tr>
-      <w:tr>
-        <w:trPr>
-          <w:cantSplit/>
-        </w:trPr>
-        <w:tc>
-          <w:tcPr>
-            <w:tcW w:type="dxa" w:w="4252"/>
-            <w:vAlign w:val="center"/>
-          </w:tcPr>
-          <w:p>
-            <w:pPr>
-              <w:pStyle w:val="TableText"/>
-              <w:keepNext/>
-              <w:jc w:val="left"/>
-            </w:pPr>
-            <w:r>
-              <w:rPr>
-                <w:sz w:val="22"/>
-              </w:rPr>
-              <w:t>Пропускная способность, кбит/с</w:t>
-            </w:r>
-          </w:p>
-        </w:tc>
-        <w:tc>
-          <w:tcPr>
-            <w:tcW w:type="dxa" w:w="2551"/>
-            <w:vAlign w:val="center"/>
-          </w:tcPr>
-          <w:p>
-            <w:pPr>
-              <w:pStyle w:val="TableText"/>
-              <w:keepNext/>
-              <w:jc w:val="center"/>
-            </w:pPr>
-            <w:r>
-              <w:rPr>
-                <w:sz w:val="22"/>
-              </w:rPr>
-              <w:t>729</w:t>
-            </w:r>
-          </w:p>
-        </w:tc>
-        <w:tc>
-          <w:tcPr>
-            <w:tcW w:type="dxa" w:w="2551"/>
-            <w:vAlign w:val="center"/>
-          </w:tcPr>
-          <w:p>
-            <w:pPr>
-              <w:pStyle w:val="TableText"/>
-              <w:keepNext/>
-              <w:jc w:val="center"/>
-            </w:pPr>
-            <w:r>
-              <w:rPr>
-                <w:sz w:val="22"/>
-              </w:rPr>
-              <w:t>902</w:t>
-            </w:r>
-          </w:p>
-        </w:tc>
-      </w:tr>
-      <w:tr>
-        <w:trPr>
-          <w:cantSplit/>
-        </w:trPr>
-        <w:tc>
-          <w:tcPr>
-            <w:tcW w:type="dxa" w:w="4252"/>
-            <w:vAlign w:val="center"/>
-          </w:tcPr>
-          <w:p>
-            <w:pPr>
-              <w:pStyle w:val="TableText"/>
-              <w:jc w:val="left"/>
-            </w:pPr>
-            <w:r>
-              <w:rPr>
-                <w:sz w:val="22"/>
-              </w:rPr>
-              <w:t>Потери фрагментов, %</w:t>
-            </w:r>
-          </w:p>
-        </w:tc>
-        <w:tc>
-          <w:tcPr>
-            <w:tcW w:type="dxa" w:w="2551"/>
-            <w:vAlign w:val="center"/>
-          </w:tcPr>
-          <w:p>
-            <w:pPr>
-              <w:pStyle w:val="TableText"/>
-              <w:jc w:val="center"/>
-            </w:pPr>
-            <w:r>
-              <w:rPr>
-                <w:sz w:val="22"/>
-              </w:rPr>
-              <w:t>2,16</w:t>
-            </w:r>
-          </w:p>
-        </w:tc>
-        <w:tc>
-          <w:tcPr>
-            <w:tcW w:type="dxa" w:w="2551"/>
-            <w:vAlign w:val="center"/>
-          </w:tcPr>
-          <w:p>
-            <w:pPr>
-              <w:pStyle w:val="TableText"/>
-              <w:jc w:val="center"/>
-            </w:pPr>
-            <w:r>
-              <w:rPr>
-                <w:sz w:val="22"/>
-              </w:rPr>
-              <w:t>2,02</w:t>
+              <w:t>76</w:t>
             </w:r>
           </w:p>
         </w:tc>
@@ -9409,371 +9132,6 @@
     </w:p>
     <w:p>
       <w:r>
-        <w:t>Строка «пропускная способность» иллюстрирует положение методики из раздела 2.4: без исправления поток в байтах выше, но это раздутые повреждением видеокадры, а не полезная информация.</w:t>
-      </w:r>
-    </w:p>
-    <w:p>
-      <w:r>
-        <w:rPr>
-          <w:b/>
-        </w:rPr>
-        <w:t xml:space="preserve">Причина. </w:t>
-      </w:r>
-      <w:r>
-        <w:t xml:space="preserve">Качество захвата менялось от включения к включению без видимой причины. Сравнение двух опытов, различающихся только мощностью передатчика, установило причину (таблица </w:t>
-      </w:r>
-      <w:r>
-        <w:t>3.7</w:t>
-      </w:r>
-      <w:r>
-        <w:t>). Опыты выполнены на лабораторном этапе: помещение, расстояние до 5 м, канал 4 МГц на 866 МГц, мощность 20 дБм — вне рамок решения ГКРЧ.</w:t>
-      </w:r>
-    </w:p>
-    <w:p>
-      <w:pPr>
-        <w:pStyle w:val="TableCaption"/>
-        <w:ind w:firstLine="0"/>
-      </w:pPr>
-      <w:r>
-        <w:t>Таблица 3.7 – Влияние мощности передатчика на захват изображения (лабораторный этап, 26.09, автоподстройка мощности выключена)</w:t>
-      </w:r>
-    </w:p>
-    <w:tbl>
-      <w:tblPr>
-        <w:tblStyle w:val="TableGrid"/>
-        <w:tblW w:type="auto" w:w="0"/>
-        <w:jc w:val="center"/>
-        <w:tblLayout w:type="fixed"/>
-        <w:tblLook w:firstColumn="1" w:firstRow="1" w:lastColumn="0" w:lastRow="0" w:noHBand="0" w:noVBand="1" w:val="04A0"/>
-        <w:tblCellMar>
-          <w:left w:w="57" w:type="dxa"/>
-          <w:right w:w="57" w:type="dxa"/>
-        </w:tblCellMar>
-      </w:tblPr>
-      <w:tblGrid>
-        <w:gridCol w:w="4251"/>
-        <w:gridCol w:w="2551"/>
-        <w:gridCol w:w="2551"/>
-      </w:tblGrid>
-      <w:tr>
-        <w:trPr>
-          <w:cantSplit/>
-          <w:tblHeader w:val="true"/>
-        </w:trPr>
-        <w:tc>
-          <w:tcPr>
-            <w:tcW w:type="dxa" w:w="4252"/>
-            <w:vAlign w:val="center"/>
-          </w:tcPr>
-          <w:p>
-            <w:pPr>
-              <w:pStyle w:val="TableText"/>
-              <w:keepNext/>
-              <w:jc w:val="center"/>
-            </w:pPr>
-            <w:r>
-              <w:rPr>
-                <w:b/>
-                <w:sz w:val="22"/>
-              </w:rPr>
-              <w:t>Показатель</w:t>
-            </w:r>
-          </w:p>
-        </w:tc>
-        <w:tc>
-          <w:tcPr>
-            <w:tcW w:type="dxa" w:w="2551"/>
-            <w:vAlign w:val="center"/>
-          </w:tcPr>
-          <w:p>
-            <w:pPr>
-              <w:pStyle w:val="TableText"/>
-              <w:keepNext/>
-              <w:jc w:val="center"/>
-            </w:pPr>
-            <w:r>
-              <w:rPr>
-                <w:b/>
-                <w:sz w:val="22"/>
-              </w:rPr>
-              <w:t>1 дБм</w:t>
-            </w:r>
-          </w:p>
-        </w:tc>
-        <w:tc>
-          <w:tcPr>
-            <w:tcW w:type="dxa" w:w="2551"/>
-            <w:vAlign w:val="center"/>
-          </w:tcPr>
-          <w:p>
-            <w:pPr>
-              <w:pStyle w:val="TableText"/>
-              <w:keepNext/>
-              <w:jc w:val="center"/>
-            </w:pPr>
-            <w:r>
-              <w:rPr>
-                <w:b/>
-                <w:sz w:val="22"/>
-              </w:rPr>
-              <w:t>20 дБм</w:t>
-            </w:r>
-          </w:p>
-        </w:tc>
-      </w:tr>
-      <w:tr>
-        <w:trPr>
-          <w:cantSplit/>
-        </w:trPr>
-        <w:tc>
-          <w:tcPr>
-            <w:tcW w:type="dxa" w:w="4252"/>
-            <w:vAlign w:val="center"/>
-          </w:tcPr>
-          <w:p>
-            <w:pPr>
-              <w:pStyle w:val="TableText"/>
-              <w:keepNext/>
-              <w:jc w:val="left"/>
-            </w:pPr>
-            <w:r>
-              <w:rPr>
-                <w:sz w:val="22"/>
-              </w:rPr>
-              <w:t>Доля повреждённых видеокадров, %</w:t>
-            </w:r>
-          </w:p>
-        </w:tc>
-        <w:tc>
-          <w:tcPr>
-            <w:tcW w:type="dxa" w:w="2551"/>
-            <w:vAlign w:val="center"/>
-          </w:tcPr>
-          <w:p>
-            <w:pPr>
-              <w:pStyle w:val="TableText"/>
-              <w:keepNext/>
-              <w:jc w:val="center"/>
-            </w:pPr>
-            <w:r>
-              <w:rPr>
-                <w:sz w:val="22"/>
-              </w:rPr>
-              <w:t>0,0 (0 из 720)</w:t>
-            </w:r>
-          </w:p>
-        </w:tc>
-        <w:tc>
-          <w:tcPr>
-            <w:tcW w:type="dxa" w:w="2551"/>
-            <w:vAlign w:val="center"/>
-          </w:tcPr>
-          <w:p>
-            <w:pPr>
-              <w:pStyle w:val="TableText"/>
-              <w:keepNext/>
-              <w:jc w:val="center"/>
-            </w:pPr>
-            <w:r>
-              <w:rPr>
-                <w:sz w:val="22"/>
-              </w:rPr>
-              <w:t>44,4 (512 из 1151)</w:t>
-            </w:r>
-          </w:p>
-        </w:tc>
-      </w:tr>
-      <w:tr>
-        <w:trPr>
-          <w:cantSplit/>
-        </w:trPr>
-        <w:tc>
-          <w:tcPr>
-            <w:tcW w:type="dxa" w:w="4252"/>
-            <w:vAlign w:val="center"/>
-          </w:tcPr>
-          <w:p>
-            <w:pPr>
-              <w:pStyle w:val="TableText"/>
-              <w:keepNext/>
-              <w:jc w:val="left"/>
-            </w:pPr>
-            <w:r>
-              <w:rPr>
-                <w:sz w:val="22"/>
-              </w:rPr>
-              <w:t>Размер видеокадра, Б</w:t>
-            </w:r>
-          </w:p>
-        </w:tc>
-        <w:tc>
-          <w:tcPr>
-            <w:tcW w:type="dxa" w:w="2551"/>
-            <w:vAlign w:val="center"/>
-          </w:tcPr>
-          <w:p>
-            <w:pPr>
-              <w:pStyle w:val="TableText"/>
-              <w:keepNext/>
-              <w:jc w:val="center"/>
-            </w:pPr>
-            <w:r>
-              <w:rPr>
-                <w:sz w:val="22"/>
-              </w:rPr>
-              <w:t>4163</w:t>
-            </w:r>
-          </w:p>
-        </w:tc>
-        <w:tc>
-          <w:tcPr>
-            <w:tcW w:type="dxa" w:w="2551"/>
-            <w:vAlign w:val="center"/>
-          </w:tcPr>
-          <w:p>
-            <w:pPr>
-              <w:pStyle w:val="TableText"/>
-              <w:keepNext/>
-              <w:jc w:val="center"/>
-            </w:pPr>
-            <w:r>
-              <w:rPr>
-                <w:sz w:val="22"/>
-              </w:rPr>
-              <w:t>7089</w:t>
-            </w:r>
-          </w:p>
-        </w:tc>
-      </w:tr>
-      <w:tr>
-        <w:trPr>
-          <w:cantSplit/>
-        </w:trPr>
-        <w:tc>
-          <w:tcPr>
-            <w:tcW w:type="dxa" w:w="4252"/>
-            <w:vAlign w:val="center"/>
-          </w:tcPr>
-          <w:p>
-            <w:pPr>
-              <w:pStyle w:val="TableText"/>
-              <w:keepNext/>
-              <w:jc w:val="left"/>
-            </w:pPr>
-            <w:r>
-              <w:rPr>
-                <w:sz w:val="22"/>
-              </w:rPr>
-              <w:t>Видеокадров в секунду на приёмнике</w:t>
-            </w:r>
-          </w:p>
-        </w:tc>
-        <w:tc>
-          <w:tcPr>
-            <w:tcW w:type="dxa" w:w="2551"/>
-            <w:vAlign w:val="center"/>
-          </w:tcPr>
-          <w:p>
-            <w:pPr>
-              <w:pStyle w:val="TableText"/>
-              <w:keepNext/>
-              <w:jc w:val="center"/>
-            </w:pPr>
-            <w:r>
-              <w:rPr>
-                <w:sz w:val="22"/>
-              </w:rPr>
-              <w:t>19,8</w:t>
-            </w:r>
-          </w:p>
-        </w:tc>
-        <w:tc>
-          <w:tcPr>
-            <w:tcW w:type="dxa" w:w="2551"/>
-            <w:vAlign w:val="center"/>
-          </w:tcPr>
-          <w:p>
-            <w:pPr>
-              <w:pStyle w:val="TableText"/>
-              <w:keepNext/>
-              <w:jc w:val="center"/>
-            </w:pPr>
-            <w:r>
-              <w:rPr>
-                <w:sz w:val="22"/>
-              </w:rPr>
-              <w:t>12,8</w:t>
-            </w:r>
-          </w:p>
-        </w:tc>
-      </w:tr>
-      <w:tr>
-        <w:trPr>
-          <w:cantSplit/>
-        </w:trPr>
-        <w:tc>
-          <w:tcPr>
-            <w:tcW w:type="dxa" w:w="4252"/>
-            <w:vAlign w:val="center"/>
-          </w:tcPr>
-          <w:p>
-            <w:pPr>
-              <w:pStyle w:val="TableText"/>
-              <w:jc w:val="left"/>
-            </w:pPr>
-            <w:r>
-              <w:rPr>
-                <w:sz w:val="22"/>
-              </w:rPr>
-              <w:t>Время передачи видеокадра по UART, мс</w:t>
-            </w:r>
-          </w:p>
-        </w:tc>
-        <w:tc>
-          <w:tcPr>
-            <w:tcW w:type="dxa" w:w="2551"/>
-            <w:vAlign w:val="center"/>
-          </w:tcPr>
-          <w:p>
-            <w:pPr>
-              <w:pStyle w:val="TableText"/>
-              <w:jc w:val="center"/>
-            </w:pPr>
-            <w:r>
-              <w:rPr>
-                <w:sz w:val="22"/>
-              </w:rPr>
-              <w:t>38</w:t>
-            </w:r>
-          </w:p>
-        </w:tc>
-        <w:tc>
-          <w:tcPr>
-            <w:tcW w:type="dxa" w:w="2551"/>
-            <w:vAlign w:val="center"/>
-          </w:tcPr>
-          <w:p>
-            <w:pPr>
-              <w:pStyle w:val="TableText"/>
-              <w:jc w:val="center"/>
-            </w:pPr>
-            <w:r>
-              <w:rPr>
-                <w:sz w:val="22"/>
-              </w:rPr>
-              <w:t>76</w:t>
-            </w:r>
-          </w:p>
-        </w:tc>
-      </w:tr>
-    </w:tbl>
-    <w:p>
-      <w:pPr>
-        <w:spacing w:line="240" w:lineRule="auto"/>
-      </w:pPr>
-    </w:p>
-    <w:p>
-      <w:r>
         <w:t>Повреждения захвата вызваны наводкой собственного передатчика: антенна модуля находится в нескольких сантиметрах от шлейфа камеры, и излучение сбивает тактирование линий DVP. Опыт с попеременными пятисекундными фазами передачи и тишины подтвердил, что сдвиг возникает только во время излучения (28.09). Эффект сохраняется и в разрешённых пределах мощности: на трассе 5 м доля искажённых видеокадров при 240 × 176 составила около 15 % при 12 дБм и около 60 % при 14 дБм, при 320 × 240 — 40–60 % уже при 10 дБм (29.09). Для БПЛА из этого следует важный вывод: на границе дальности передатчик работает с максимальной мощностью, и именно там наводка на камеру сильнее всего, поэтому захват должен выдерживать максимальную мощность системы.</w:t>
       </w:r>
     </w:p>
@@ -9828,7 +9186,7 @@
         <w:t xml:space="preserve">Мощность и качество канала на малом расстоянии. </w:t>
       </w:r>
       <w:r>
-        <w:t>В паре опытов таблицы 3.7 (лабораторный этап) PER по статистике модуля составил в среднем 38,3 % при 1 дБм и 43,1 % при 20 дБм, а потери фрагментов на приёмнике — 0,83 и 0,25 % соответственно: снижение мощности немного уменьшило PER, но не уменьшило потери; более раннее наблюдение на расстоянии 2 м давало снижение PER с 52 до 38 %. В разрешённой конфигурации большая мощность также не ускоряет канал: на трассе 5 м при постоянной мощности 14 дБм синтетический поток составил 763 кбит/с против 987 кбит/с с регулятором (1 дБм), а видео — 313 против 734 кбит/с из-за пауз съёмки (29.09). Повышение мощности приёмника до 14 дБм улучшило показатели лишь на величину порядка разброса канала (30.09). Главный эффект мощности на малом расстоянии — наводка на камеру, а не качество канала; мощность нужна на дальности, и её выбор поручен регулятору.</w:t>
+        <w:t>В паре опытов таблицы 3.6 (лабораторный этап) PER по статистике модуля составил в среднем 38,3 % при 1 дБм и 43,1 % при 20 дБм, а потери фрагментов на приёмнике — 0,83 и 0,25 % соответственно: снижение мощности немного уменьшило PER, но не уменьшило потери; более раннее наблюдение на расстоянии 2 м давало снижение PER с 52 до 38 %. В разрешённой конфигурации большая мощность также не ускоряет канал: на трассе 5 м при постоянной мощности 14 дБм синтетический поток составил 763 кбит/с против 987 кбит/с с регулятором (1 дБм), а видео — 313 против 734 кбит/с из-за пауз съёмки (29.09). Повышение мощности приёмника до 14 дБм улучшило показатели лишь на величину порядка разброса канала (30.09). Главный эффект мощности на малом расстоянии — наводка на камеру, а не качество канала; мощность нужна на дальности, и её выбор поручен регулятору.</w:t>
       </w:r>
     </w:p>
     <w:p>
@@ -10070,7 +9428,7 @@
     </w:p>
     <w:p>
       <w:r>
-        <w:t>Расчётные потери по формуле (1.1) для свободного пространства и по двухлучевой модели (формула (2.3)) для наземных антенн на высоте 1,5 м и для антенны на борту БПЛА на высоте 50 м приведены в таблице 3.8.</w:t>
+        <w:t>Расчётные потери по формуле (1.1) для свободного пространства и по двухлучевой модели (формула (2.3)) для наземных антенн на высоте 1,5 м и для антенны на борту БПЛА на высоте 50 м приведены в таблице 3.7.</w:t>
       </w:r>
     </w:p>
     <w:p>
@@ -10079,7 +9437,7 @@
         <w:ind w:firstLine="0"/>
       </w:pPr>
       <w:r>
-        <w:t>Таблица 3.8 – Расчётные потери на трассе, 867 МГц</w:t>
+        <w:t>Таблица 3.7 – Расчётные потери на трассе, 867 МГц</w:t>
       </w:r>
     </w:p>
     <w:tbl>
@@ -10924,7 +10282,7 @@
     </w:p>
     <w:p>
       <w:r>
-        <w:t>Бюджет рассчитан для мощности стенда 14 дБм и антенн 0 дБи (ЭИИМ 14 дБм, в пределах нормы 16,15 дБм) с запасом на замирания M = 10 дБ. Чувствительность для канала 2 МГц — оценка (раздел 1.3), для канала 1 МГц на MCS 10 — паспортная [17]. Для сравнения на идентичной аппаратной платформе в тот же расчёт включён радиотракт Wi-Fi 2,4 ГГц процессора ESP32-S3 той же платы: ЭИИМ 20 дБм (100 мВт — норма для 2,4 ГГц), паспортная чувствительность [21]. Результаты — в таблице 3.9; это расчёт автора, а не измерение.</w:t>
+        <w:t>Бюджет рассчитан для мощности стенда 14 дБм и антенн 0 дБи (ЭИИМ 14 дБм, в пределах нормы 16,15 дБм) с запасом на замирания M = 10 дБ. Чувствительность для канала 2 МГц — оценка (раздел 1.3), для канала 1 МГц на MCS 10 — паспортная [17]. Для сравнения на идентичной аппаратной платформе в тот же расчёт включён радиотракт Wi-Fi 2,4 ГГц процессора ESP32-S3 той же платы: ЭИИМ 20 дБм (100 мВт — норма для 2,4 ГГц), паспортная чувствительность [21]. Результаты — в таблице 3.8; это расчёт автора, а не измерение.</w:t>
       </w:r>
     </w:p>
     <w:p>
@@ -10933,7 +10291,7 @@
         <w:ind w:firstLine="0"/>
       </w:pPr>
       <w:r>
-        <w:t>Таблица 3.9 – Энергетический бюджет и расчётная дальность на одной плате T-HaLow (запас 10 дБ)</w:t>
+        <w:t>Таблица 3.8 – Энергетический бюджет и расчётная дальность на одной плате T-HaLow (запас 10 дБ)</w:t>
       </w:r>
     </w:p>
     <w:tbl>
@@ -12088,7 +11446,7 @@
         <w:t xml:space="preserve">Четвёртый вывод — оговорка для данной платформы. Таблица </w:t>
       </w:r>
       <w:r>
-        <w:t>3.9</w:t>
+        <w:t>3.8</w:t>
       </w:r>
       <w:r>
         <w:t xml:space="preserve"> считает шум приёмника тепловым. Фон, который оценивает сам радиомодуль, на плате с камерой в августе — сентябре составлял около −60 дБм, на 27 дБ выше, чем у приёмника; при этом он менялся в течение суток (−60 против −90 дБм, 15.09), а 05.10 составил −101 дБм (раздел 2.2). Плата с камерой принимает подтверждения и квитанции, поэтому в худшем случае её фон ограничивает весь канал: допустимые потери уменьшаются на 27 дБ, и граница в свободном пространстве сокращается в 22 раза — до 44 м на MCS 7 и 220 м на MCS 0. На трассе 5 м отношение сигнал/шум временами проседало до 12–20 дБ, а регулятор поднимал мощность до 11–13 дБм из 14 возможных (08.10). Следовательно, дальности таблицы — возможности радиомодуля, а граница связи данной пары плат лежит между ними и оценкой худшего случая и должна быть установлена измерением.</w:t>
@@ -12099,7 +11457,7 @@
         <w:t xml:space="preserve">Опубликованные натурные данные производителя радиомодуля (таблица </w:t>
       </w:r>
       <w:r>
-        <w:t>3.10</w:t>
+        <w:t>3.9</w:t>
       </w:r>
       <w:r>
         <w:t>) получены на мосте и над водой при мощности +20 дБм на частотах 890 и 906 МГц; ширина канала в руководстве не указана, по скорости на 300 м — вероятно, 8 МГц [27]. Паспорт модуля для канала 2 МГц при +20 дБм указывает 1200 м и скорость TCP более 2 Мбит/с [17]. Расчётный уровень приёма в таблице получен по формуле (1.1) для 890 МГц при мощности 20 дБм и антеннах 0 дБи (усиление антенн в руководстве не указано).</w:t>
@@ -12111,7 +11469,7 @@
         <w:ind w:firstLine="0"/>
       </w:pPr>
       <w:r>
-        <w:t>Таблица 3.10 – Натурные данные производителя радиомодуля TX-AH [27] и расчёт</w:t>
+        <w:t>Таблица 3.9 – Натурные данные производителя радиомодуля TX-AH [27] и расчёт</w:t>
       </w:r>
     </w:p>
     <w:tbl>
@@ -12635,7 +11993,7 @@
         <w:t xml:space="preserve">Сравнение по критериям задания — дальности, уровню сигнала, задержке и потерям пакетов, — а также по пропускной способности, энергопотреблению и проникающей способности выполнено по результатам стенда для Wi-Fi HaLow, расчёту на одной плате (таблица </w:t>
       </w:r>
       <w:r>
-        <w:t>3.9</w:t>
+        <w:t>3.8</w:t>
       </w:r>
       <w:r>
         <w:t>) и опубликованным данным для других протоколов. Опубликованных измерений задержки и потерь для Wi-Fi HaLow и для Wi-Fi на ESP32 в доступных источниках нет, поэтому для Wi-Fi HaLow приведены собственные измерения.</w:t>
@@ -12652,7 +12010,7 @@
         <w:t xml:space="preserve">Плата T-HaLow несёт оба радиотракта, и расчёт таблицы </w:t>
       </w:r>
       <w:r>
-        <w:t>3.9</w:t>
+        <w:t>3.8</w:t>
       </w:r>
       <w:r>
         <w:t xml:space="preserve"> сравнивает их при нормах мощности Российской Федерации. При равной скорости физического уровня 6,5 Мбит/с (Wi-Fi HaLow 2 МГц MCS 7 и Wi-Fi 802.11n MCS 0) дальности в свободном пространстве сопоставимы — 0,98 и 1,32 км: выигрыш Wi-Fi HaLow на затухании (9,0 дБ) компенсируется меньшей разрешённой мощностью (на 6,0 дБ ниже у стенда) и оценочной чувствительностью. Wi-Fi HaLow выигрывает на малых скоростях, которых у 802.11n нет: на MCS 0 (0,65 Мбит/с) — 4,90 км против 2,58 км у 802.11b на 1 Мбит/с, — и за препятствиями: бетонная стена ослабляет сигнал 867 МГц на 6,3 дБ меньше, чем 2,4 ГГц [18]. У земли за точкой излома потери двухлучевой модели от частоты не зависят, и частотное преимущество исчезает; модель при этом не учитывает дифракцию и затухание в растительности, где диапазон ниже 1 ГГц выигрывает [7]. Скорость Wi-Fi 2,4 ГГц выше на порядок: ESP32-S3 передаёт в эфире 20–30 Мбит/с [20], а модуль ESP32-CAM (процессор ESP32, камера OV2640) передаёт по Wi-Fi видео 480 × 320 с частотой 20,9 видеокадра в секунду (лаборатория, расстояние не указано) [35] — против 5 видеокадров в секунду и 1063 кбит/с на Wi-Fi HaLow.</w:t>
@@ -12857,7 +12215,7 @@
         <w:t xml:space="preserve">Сводка по критериям приведена в таблице </w:t>
       </w:r>
       <w:r>
-        <w:t>3.11</w:t>
+        <w:t>3.10</w:t>
       </w:r>
       <w:r>
         <w:t>.</w:t>
@@ -12869,7 +12227,7 @@
         <w:ind w:firstLine="0"/>
       </w:pPr>
       <w:r>
-        <w:t>Таблица 3.11 – Сравнение Wi-Fi HaLow с Wi-Fi 2,4/5 ГГц и LoRa по критериям</w:t>
+        <w:t>Таблица 3.10 – Сравнение Wi-Fi HaLow с Wi-Fi 2,4/5 ГГц и LoRa по критериям</w:t>
       </w:r>
     </w:p>
     <w:tbl>
@@ -13035,7 +12393,7 @@
               <w:rPr>
                 <w:sz w:val="20"/>
               </w:rPr>
-              <w:t>1200 м, &gt; 2 Мбит/с при +20 дБм [17]; расчёт при 14 дБм: 0,98–4,90 км в своб. простр. (табл. 3.9); при фоне платы с камерой −60 дБм — 44–220 м</w:t>
+              <w:t>1200 м, &gt; 2 Мбит/с при +20 дБм [17]; расчёт при 14 дБм: 0,98–4,90 км в своб. простр. (табл. 3.8); при фоне платы с камерой −60 дБм — 44–220 м</w:t>
             </w:r>
           </w:p>
         </w:tc>
@@ -13054,7 +12412,7 @@
               <w:rPr>
                 <w:sz w:val="20"/>
               </w:rPr>
-              <w:t>расчёт при 20 дБм: 0,16–2,58 км в своб. простр. (табл. 3.9); собственный режим Espressif LR — до 1 км [20]</w:t>
+              <w:t>расчёт при 20 дБм: 0,16–2,58 км в своб. простр. (табл. 3.8); собственный режим Espressif LR — до 1 км [20]</w:t>
             </w:r>
           </w:p>
         </w:tc>

--- a/docs/vkr/Osnovnaya_chast_HaLow.docx
+++ b/docs/vkr/Osnovnaya_chast_HaLow.docx
@@ -208,7 +208,7 @@
         <w:t xml:space="preserve">Пояснительная записка состоит из введения, пяти глав, заключения и списка использованных источников. В первой главе выполнен сравнительный анализ Wi-Fi HaLow с другими вариантами канала связи с БПЛА, во второй — обоснование эксперимента, его методика, выбор и настройка средств, в третьей приведены результаты серии экспериментов и сравнение с другими протоколами. Четвёртая глава содержит экономическую часть, пятая — раздел охраны труда и окружающей среды. В заключении сформулированы основные результаты и предложения по интеграции разработанных решений в существующие модели БПЛА. </w:t>
       </w:r>
       <w:r>
-        <w:t>Пояснительная записка: 100 с., 9 рис., 32 табл., 71 источн.</w:t>
+        <w:t>Пояснительная записка: 98 с., 9 рис., 36 табл., 66 источн.</w:t>
       </w:r>
     </w:p>
     <w:p>
@@ -4936,7 +4936,7 @@
               <w:rPr>
                 <w:sz w:val="22"/>
               </w:rPr>
-              <w:t>дальность, RSSI, задержка и потери — по опубликованным данным и расчёту</w:t>
+              <w:t>уровень сигнала, задержка, потери и пропускная способность Wi-Fi 2,4 ГГц — измерение на той же паре плат на трассе 5 м; дальность — расчёт и опубликованные данные</w:t>
             </w:r>
           </w:p>
         </w:tc>
@@ -4949,7 +4949,7 @@
     </w:p>
     <w:p>
       <w:r>
-        <w:t>Загрузка канала создаётся видеопотоком с камеры; качество сжатия JPEG и разрешение задаются на камере, а канал Wi-Fi HaLow только переносит поток. Для отделения потолка канала от камеры используется синтетический источник — копии одного видеокадра, проходящие тот же тракт. Собственные натурные измерения на дальности и измерения Wi-Fi 2,4 ГГц в работе не выполнялись: этапы 2 и 3 опираются на расчёт и на опубликованные натурные данные других авторов. Сравнение с LoRa по пропускной способности выполняется по литературным данным: она на два порядка ниже скорости видео, и натурное сравнение по этому показателю неинформативно.</w:t>
+        <w:t>Загрузка канала создаётся видеопотоком с камеры; качество сжатия JPEG и разрешение задаются на камере, а канал Wi-Fi HaLow только переносит поток. Для отделения потолка канала от камеры используется синтетический источник — копии одного видеокадра, проходящие тот же тракт. Собственные натурные измерения на дальности в работе не выполнялись: оценка дальности опирается на расчёт и на опубликованные натурные данные других авторов. Wi-Fi 2,4 ГГц измерен на той же паре плат на трассе 5 м: тот же видеопоток передаётся встроенным радиотрактом процессора ESP32-S3 вместо модуля TX-AH, а ёмкость канала определяется синтетическим потоком пакетов по 1400 Б, передаваемых без пауз (раздел 3.7). Сравнение с LoRa по пропускной способности выполняется по литературным данным: она на два порядка ниже скорости видео, и натурное сравнение по этому показателю неинформативно.</w:t>
       </w:r>
     </w:p>
     <w:p>
@@ -5830,7 +5830,7 @@
     </w:p>
     <w:p>
       <w:r>
-        <w:t>Микроконтроллер ESP32-S3 — система на кристалле: помимо процессорных ядер он содержит приёмопередатчик Wi-Fi 2,4 ГГц (IEEE 802.11b/g/n) и Bluetooth LE [21]. Поэтому на той же плате есть второй радиоканал, не зависящий от модуля TX-AH, и платформа пригодна для сравнения Wi-Fi HaLow с IEEE 802.11 на идентичной аппаратной части. В работе это сравнение выполнено по расчёту и опубликованным данным (раздел 3.7).</w:t>
+        <w:t>Микроконтроллер ESP32-S3 — система на кристалле: помимо процессорных ядер он содержит приёмопередатчик Wi-Fi 2,4 ГГц (IEEE 802.11b/g/n) и Bluetooth LE [21]. Поэтому на той же плате есть второй радиоканал, не зависящий от модуля TX-AH, и платформа пригодна для сравнения Wi-Fi HaLow с IEEE 802.11 на идентичной аппаратной части. В работе это сравнение выполнено измерением на трассе 5 м и расчётом бюджета канала (раздел 3.7).</w:t>
       </w:r>
     </w:p>
     <w:p>
@@ -11996,7 +11996,7 @@
         <w:t>3.8</w:t>
       </w:r>
       <w:r>
-        <w:t>) и опубликованным данным для других протоколов. Опубликованных измерений задержки и потерь для Wi-Fi HaLow и для Wi-Fi на ESP32 в доступных источниках нет, поэтому для Wi-Fi HaLow приведены собственные измерения.</w:t>
+        <w:t>) и опубликованным данным для других протоколов. Опубликованных измерений задержки и потерь для Wi-Fi HaLow и для Wi-Fi на ESP32 в доступных источниках нет, поэтому для обоих протоколов приведены собственные измерения на одной паре плат.</w:t>
       </w:r>
     </w:p>
     <w:p>
@@ -12004,7 +12004,705 @@
         <w:rPr>
           <w:b/>
         </w:rPr>
-        <w:t xml:space="preserve">Сравнение на идентичной платформе. </w:t>
+        <w:t xml:space="preserve">Измерение на идентичной платформе. </w:t>
+      </w:r>
+      <w:r>
+        <w:t>Тот же видеопоток (480 × 320, JPEG, до 5 видеокадров в секунду, куски по 1400 Б) передан встроенным Wi-Fi 2,4 ГГц процессора ESP32-S3 тех же плат (802.11n, канал 20 МГц, точка доступа — плата с камерой) на той же трассе 5 м через стену при мощности 14 дБм (как у Wi-Fi HaLow) и 20 дБм (норма для 2,4 ГГц). Ёмкость канала измерена синтетическим потоком: плата с камерой без пауз передаёт пакеты по 1400 Б, приёмник считает доставленные байты и пропуски по номерам. Результаты — в таблице 3.10; данные Wi-Fi HaLow — итоговая версия стенда на той же трассе.</w:t>
+      </w:r>
+    </w:p>
+    <w:p>
+      <w:pPr>
+        <w:pStyle w:val="TableCaption"/>
+        <w:ind w:firstLine="0"/>
+      </w:pPr>
+      <w:r>
+        <w:t>Таблица 3.10 – Wi-Fi HaLow и Wi-Fi 2,4 ГГц на одной паре плат, трасса 5 м</w:t>
+      </w:r>
+    </w:p>
+    <w:tbl>
+      <w:tblPr>
+        <w:tblStyle w:val="TableGrid"/>
+        <w:tblW w:type="auto" w:w="0"/>
+        <w:jc w:val="center"/>
+        <w:tblLayout w:type="fixed"/>
+        <w:tblLook w:firstColumn="1" w:firstRow="1" w:lastColumn="0" w:lastRow="0" w:noHBand="0" w:noVBand="1" w:val="04A0"/>
+        <w:tblCellMar>
+          <w:left w:w="57" w:type="dxa"/>
+          <w:right w:w="57" w:type="dxa"/>
+        </w:tblCellMar>
+      </w:tblPr>
+      <w:tblGrid>
+        <w:gridCol w:w="2948"/>
+        <w:gridCol w:w="2154"/>
+        <w:gridCol w:w="2154"/>
+        <w:gridCol w:w="2097"/>
+      </w:tblGrid>
+      <w:tr>
+        <w:trPr>
+          <w:cantSplit/>
+          <w:tblHeader w:val="true"/>
+        </w:trPr>
+        <w:tc>
+          <w:tcPr>
+            <w:tcW w:type="dxa" w:w="2948"/>
+            <w:vAlign w:val="center"/>
+          </w:tcPr>
+          <w:p>
+            <w:pPr>
+              <w:pStyle w:val="TableText"/>
+              <w:keepNext/>
+              <w:jc w:val="center"/>
+            </w:pPr>
+            <w:r>
+              <w:rPr>
+                <w:b/>
+                <w:sz w:val="20"/>
+              </w:rPr>
+              <w:t>Показатель</w:t>
+            </w:r>
+          </w:p>
+        </w:tc>
+        <w:tc>
+          <w:tcPr>
+            <w:tcW w:type="dxa" w:w="2154"/>
+            <w:vAlign w:val="center"/>
+          </w:tcPr>
+          <w:p>
+            <w:pPr>
+              <w:pStyle w:val="TableText"/>
+              <w:keepNext/>
+              <w:jc w:val="center"/>
+            </w:pPr>
+            <w:r>
+              <w:rPr>
+                <w:b/>
+                <w:sz w:val="20"/>
+              </w:rPr>
+              <w:t>Wi-Fi 2,4 ГГц, 20 дБм</w:t>
+            </w:r>
+          </w:p>
+        </w:tc>
+        <w:tc>
+          <w:tcPr>
+            <w:tcW w:type="dxa" w:w="2154"/>
+            <w:vAlign w:val="center"/>
+          </w:tcPr>
+          <w:p>
+            <w:pPr>
+              <w:pStyle w:val="TableText"/>
+              <w:keepNext/>
+              <w:jc w:val="center"/>
+            </w:pPr>
+            <w:r>
+              <w:rPr>
+                <w:b/>
+                <w:sz w:val="20"/>
+              </w:rPr>
+              <w:t>Wi-Fi 2,4 ГГц, 14 дБм</w:t>
+            </w:r>
+          </w:p>
+        </w:tc>
+        <w:tc>
+          <w:tcPr>
+            <w:tcW w:type="dxa" w:w="2098"/>
+            <w:vAlign w:val="center"/>
+          </w:tcPr>
+          <w:p>
+            <w:pPr>
+              <w:pStyle w:val="TableText"/>
+              <w:keepNext/>
+              <w:jc w:val="center"/>
+            </w:pPr>
+            <w:r>
+              <w:rPr>
+                <w:b/>
+                <w:sz w:val="20"/>
+              </w:rPr>
+              <w:t>Wi-Fi HaLow, 867 МГц</w:t>
+            </w:r>
+          </w:p>
+        </w:tc>
+      </w:tr>
+      <w:tr>
+        <w:trPr>
+          <w:cantSplit/>
+        </w:trPr>
+        <w:tc>
+          <w:tcPr>
+            <w:tcW w:type="dxa" w:w="2948"/>
+            <w:vAlign w:val="center"/>
+          </w:tcPr>
+          <w:p>
+            <w:pPr>
+              <w:pStyle w:val="TableText"/>
+              <w:keepNext/>
+              <w:jc w:val="left"/>
+            </w:pPr>
+            <w:r>
+              <w:rPr>
+                <w:sz w:val="20"/>
+              </w:rPr>
+              <w:t>Ёмкость канала (медиана), Мбит/с</w:t>
+            </w:r>
+          </w:p>
+        </w:tc>
+        <w:tc>
+          <w:tcPr>
+            <w:tcW w:type="dxa" w:w="2154"/>
+            <w:vAlign w:val="center"/>
+          </w:tcPr>
+          <w:p>
+            <w:pPr>
+              <w:pStyle w:val="TableText"/>
+              <w:keepNext/>
+              <w:jc w:val="center"/>
+            </w:pPr>
+            <w:r>
+              <w:rPr>
+                <w:sz w:val="20"/>
+              </w:rPr>
+              <w:t>19,2 (12,9–24,1)</w:t>
+            </w:r>
+          </w:p>
+        </w:tc>
+        <w:tc>
+          <w:tcPr>
+            <w:tcW w:type="dxa" w:w="2154"/>
+            <w:vAlign w:val="center"/>
+          </w:tcPr>
+          <w:p>
+            <w:pPr>
+              <w:pStyle w:val="TableText"/>
+              <w:keepNext/>
+              <w:jc w:val="center"/>
+            </w:pPr>
+            <w:r>
+              <w:rPr>
+                <w:sz w:val="20"/>
+              </w:rPr>
+              <w:t>15,7 (6,2–22,2)</w:t>
+            </w:r>
+          </w:p>
+        </w:tc>
+        <w:tc>
+          <w:tcPr>
+            <w:tcW w:type="dxa" w:w="2098"/>
+            <w:vAlign w:val="center"/>
+          </w:tcPr>
+          <w:p>
+            <w:pPr>
+              <w:pStyle w:val="TableText"/>
+              <w:keepNext/>
+              <w:jc w:val="center"/>
+            </w:pPr>
+            <w:r>
+              <w:rPr>
+                <w:sz w:val="20"/>
+              </w:rPr>
+              <w:t>≈ 1 (эфир занят на 99 %)</w:t>
+            </w:r>
+          </w:p>
+        </w:tc>
+      </w:tr>
+      <w:tr>
+        <w:trPr>
+          <w:cantSplit/>
+        </w:trPr>
+        <w:tc>
+          <w:tcPr>
+            <w:tcW w:type="dxa" w:w="2948"/>
+            <w:vAlign w:val="center"/>
+          </w:tcPr>
+          <w:p>
+            <w:pPr>
+              <w:pStyle w:val="TableText"/>
+              <w:keepNext/>
+              <w:jc w:val="left"/>
+            </w:pPr>
+            <w:r>
+              <w:rPr>
+                <w:sz w:val="20"/>
+              </w:rPr>
+              <w:t>Видео: видеокадров в секунду</w:t>
+            </w:r>
+          </w:p>
+        </w:tc>
+        <w:tc>
+          <w:tcPr>
+            <w:tcW w:type="dxa" w:w="2154"/>
+            <w:vAlign w:val="center"/>
+          </w:tcPr>
+          <w:p>
+            <w:pPr>
+              <w:pStyle w:val="TableText"/>
+              <w:keepNext/>
+              <w:jc w:val="center"/>
+            </w:pPr>
+            <w:r>
+              <w:rPr>
+                <w:sz w:val="20"/>
+              </w:rPr>
+              <w:t>4,9</w:t>
+            </w:r>
+          </w:p>
+        </w:tc>
+        <w:tc>
+          <w:tcPr>
+            <w:tcW w:type="dxa" w:w="2154"/>
+            <w:vAlign w:val="center"/>
+          </w:tcPr>
+          <w:p>
+            <w:pPr>
+              <w:pStyle w:val="TableText"/>
+              <w:keepNext/>
+              <w:jc w:val="center"/>
+            </w:pPr>
+            <w:r>
+              <w:rPr>
+                <w:sz w:val="20"/>
+              </w:rPr>
+              <w:t>4,3</w:t>
+            </w:r>
+          </w:p>
+        </w:tc>
+        <w:tc>
+          <w:tcPr>
+            <w:tcW w:type="dxa" w:w="2098"/>
+            <w:vAlign w:val="center"/>
+          </w:tcPr>
+          <w:p>
+            <w:pPr>
+              <w:pStyle w:val="TableText"/>
+              <w:keepNext/>
+              <w:jc w:val="center"/>
+            </w:pPr>
+            <w:r>
+              <w:rPr>
+                <w:sz w:val="20"/>
+              </w:rPr>
+              <w:t>5,0</w:t>
+            </w:r>
+          </w:p>
+        </w:tc>
+      </w:tr>
+      <w:tr>
+        <w:trPr>
+          <w:cantSplit/>
+        </w:trPr>
+        <w:tc>
+          <w:tcPr>
+            <w:tcW w:type="dxa" w:w="2948"/>
+            <w:vAlign w:val="center"/>
+          </w:tcPr>
+          <w:p>
+            <w:pPr>
+              <w:pStyle w:val="TableText"/>
+              <w:keepNext/>
+              <w:jc w:val="left"/>
+            </w:pPr>
+            <w:r>
+              <w:rPr>
+                <w:sz w:val="20"/>
+              </w:rPr>
+              <w:t>Видео: потеряно видеокадров, %</w:t>
+            </w:r>
+          </w:p>
+        </w:tc>
+        <w:tc>
+          <w:tcPr>
+            <w:tcW w:type="dxa" w:w="2154"/>
+            <w:vAlign w:val="center"/>
+          </w:tcPr>
+          <w:p>
+            <w:pPr>
+              <w:pStyle w:val="TableText"/>
+              <w:keepNext/>
+              <w:jc w:val="center"/>
+            </w:pPr>
+            <w:r>
+              <w:rPr>
+                <w:sz w:val="20"/>
+              </w:rPr>
+              <w:t>2,1</w:t>
+            </w:r>
+          </w:p>
+        </w:tc>
+        <w:tc>
+          <w:tcPr>
+            <w:tcW w:type="dxa" w:w="2154"/>
+            <w:vAlign w:val="center"/>
+          </w:tcPr>
+          <w:p>
+            <w:pPr>
+              <w:pStyle w:val="TableText"/>
+              <w:keepNext/>
+              <w:jc w:val="center"/>
+            </w:pPr>
+            <w:r>
+              <w:rPr>
+                <w:sz w:val="20"/>
+              </w:rPr>
+              <w:t>2,2</w:t>
+            </w:r>
+          </w:p>
+        </w:tc>
+        <w:tc>
+          <w:tcPr>
+            <w:tcW w:type="dxa" w:w="2098"/>
+            <w:vAlign w:val="center"/>
+          </w:tcPr>
+          <w:p>
+            <w:pPr>
+              <w:pStyle w:val="TableText"/>
+              <w:keepNext/>
+              <w:jc w:val="center"/>
+            </w:pPr>
+            <w:r>
+              <w:rPr>
+                <w:sz w:val="20"/>
+              </w:rPr>
+              <w:t>1,4</w:t>
+            </w:r>
+          </w:p>
+        </w:tc>
+      </w:tr>
+      <w:tr>
+        <w:trPr>
+          <w:cantSplit/>
+        </w:trPr>
+        <w:tc>
+          <w:tcPr>
+            <w:tcW w:type="dxa" w:w="2948"/>
+            <w:vAlign w:val="center"/>
+          </w:tcPr>
+          <w:p>
+            <w:pPr>
+              <w:pStyle w:val="TableText"/>
+              <w:keepNext/>
+              <w:jc w:val="left"/>
+            </w:pPr>
+            <w:r>
+              <w:rPr>
+                <w:sz w:val="20"/>
+              </w:rPr>
+              <w:t>Задержка по квитанции (медиана), мс</w:t>
+            </w:r>
+          </w:p>
+        </w:tc>
+        <w:tc>
+          <w:tcPr>
+            <w:tcW w:type="dxa" w:w="2154"/>
+            <w:vAlign w:val="center"/>
+          </w:tcPr>
+          <w:p>
+            <w:pPr>
+              <w:pStyle w:val="TableText"/>
+              <w:keepNext/>
+              <w:jc w:val="center"/>
+            </w:pPr>
+            <w:r>
+              <w:rPr>
+                <w:sz w:val="20"/>
+              </w:rPr>
+              <w:t>211</w:t>
+            </w:r>
+          </w:p>
+        </w:tc>
+        <w:tc>
+          <w:tcPr>
+            <w:tcW w:type="dxa" w:w="2154"/>
+            <w:vAlign w:val="center"/>
+          </w:tcPr>
+          <w:p>
+            <w:pPr>
+              <w:pStyle w:val="TableText"/>
+              <w:keepNext/>
+              <w:jc w:val="center"/>
+            </w:pPr>
+            <w:r>
+              <w:rPr>
+                <w:sz w:val="20"/>
+              </w:rPr>
+              <w:t>230</w:t>
+            </w:r>
+          </w:p>
+        </w:tc>
+        <w:tc>
+          <w:tcPr>
+            <w:tcW w:type="dxa" w:w="2098"/>
+            <w:vAlign w:val="center"/>
+          </w:tcPr>
+          <w:p>
+            <w:pPr>
+              <w:pStyle w:val="TableText"/>
+              <w:keepNext/>
+              <w:jc w:val="center"/>
+            </w:pPr>
+            <w:r>
+              <w:rPr>
+                <w:sz w:val="20"/>
+              </w:rPr>
+              <w:t>340–500</w:t>
+            </w:r>
+          </w:p>
+        </w:tc>
+      </w:tr>
+      <w:tr>
+        <w:trPr>
+          <w:cantSplit/>
+        </w:trPr>
+        <w:tc>
+          <w:tcPr>
+            <w:tcW w:type="dxa" w:w="2948"/>
+            <w:vAlign w:val="center"/>
+          </w:tcPr>
+          <w:p>
+            <w:pPr>
+              <w:pStyle w:val="TableText"/>
+              <w:keepNext/>
+              <w:jc w:val="left"/>
+            </w:pPr>
+            <w:r>
+              <w:rPr>
+                <w:sz w:val="20"/>
+              </w:rPr>
+              <w:t>Отношение сигнал/фон у платы с камерой, дБ</w:t>
+            </w:r>
+          </w:p>
+        </w:tc>
+        <w:tc>
+          <w:tcPr>
+            <w:tcW w:type="dxa" w:w="2154"/>
+            <w:vAlign w:val="center"/>
+          </w:tcPr>
+          <w:p>
+            <w:pPr>
+              <w:pStyle w:val="TableText"/>
+              <w:keepNext/>
+              <w:jc w:val="center"/>
+            </w:pPr>
+            <w:r>
+              <w:rPr>
+                <w:sz w:val="20"/>
+              </w:rPr>
+              <w:t>24 (20–30)</w:t>
+            </w:r>
+          </w:p>
+        </w:tc>
+        <w:tc>
+          <w:tcPr>
+            <w:tcW w:type="dxa" w:w="2154"/>
+            <w:vAlign w:val="center"/>
+          </w:tcPr>
+          <w:p>
+            <w:pPr>
+              <w:pStyle w:val="TableText"/>
+              <w:keepNext/>
+              <w:jc w:val="center"/>
+            </w:pPr>
+            <w:r>
+              <w:rPr>
+                <w:sz w:val="20"/>
+              </w:rPr>
+              <w:t>15 (9–22)</w:t>
+            </w:r>
+          </w:p>
+        </w:tc>
+        <w:tc>
+          <w:tcPr>
+            <w:tcW w:type="dxa" w:w="2098"/>
+            <w:vAlign w:val="center"/>
+          </w:tcPr>
+          <w:p>
+            <w:pPr>
+              <w:pStyle w:val="TableText"/>
+              <w:keepNext/>
+              <w:jc w:val="center"/>
+            </w:pPr>
+            <w:r>
+              <w:rPr>
+                <w:sz w:val="20"/>
+              </w:rPr>
+              <w:t>24–40</w:t>
+            </w:r>
+          </w:p>
+        </w:tc>
+      </w:tr>
+      <w:tr>
+        <w:trPr>
+          <w:cantSplit/>
+        </w:trPr>
+        <w:tc>
+          <w:tcPr>
+            <w:tcW w:type="dxa" w:w="2948"/>
+            <w:vAlign w:val="center"/>
+          </w:tcPr>
+          <w:p>
+            <w:pPr>
+              <w:pStyle w:val="TableText"/>
+              <w:keepNext/>
+              <w:jc w:val="left"/>
+            </w:pPr>
+            <w:r>
+              <w:rPr>
+                <w:sz w:val="20"/>
+              </w:rPr>
+              <w:t>Фон у платы с камерой, дБм</w:t>
+            </w:r>
+          </w:p>
+        </w:tc>
+        <w:tc>
+          <w:tcPr>
+            <w:tcW w:type="dxa" w:w="2154"/>
+            <w:vAlign w:val="center"/>
+          </w:tcPr>
+          <w:p>
+            <w:pPr>
+              <w:pStyle w:val="TableText"/>
+              <w:keepNext/>
+              <w:jc w:val="center"/>
+            </w:pPr>
+            <w:r>
+              <w:rPr>
+                <w:sz w:val="20"/>
+              </w:rPr>
+              <w:t>−90</w:t>
+            </w:r>
+          </w:p>
+        </w:tc>
+        <w:tc>
+          <w:tcPr>
+            <w:tcW w:type="dxa" w:w="2154"/>
+            <w:vAlign w:val="center"/>
+          </w:tcPr>
+          <w:p>
+            <w:pPr>
+              <w:pStyle w:val="TableText"/>
+              <w:keepNext/>
+              <w:jc w:val="center"/>
+            </w:pPr>
+            <w:r>
+              <w:rPr>
+                <w:sz w:val="20"/>
+              </w:rPr>
+              <w:t>−90</w:t>
+            </w:r>
+          </w:p>
+        </w:tc>
+        <w:tc>
+          <w:tcPr>
+            <w:tcW w:type="dxa" w:w="2098"/>
+            <w:vAlign w:val="center"/>
+          </w:tcPr>
+          <w:p>
+            <w:pPr>
+              <w:pStyle w:val="TableText"/>
+              <w:keepNext/>
+              <w:jc w:val="center"/>
+            </w:pPr>
+            <w:r>
+              <w:rPr>
+                <w:sz w:val="20"/>
+              </w:rPr>
+              <w:t>от −60 до −101 в разные дни</w:t>
+            </w:r>
+          </w:p>
+        </w:tc>
+      </w:tr>
+      <w:tr>
+        <w:trPr>
+          <w:cantSplit/>
+        </w:trPr>
+        <w:tc>
+          <w:tcPr>
+            <w:tcW w:type="dxa" w:w="2948"/>
+            <w:vAlign w:val="center"/>
+          </w:tcPr>
+          <w:p>
+            <w:pPr>
+              <w:pStyle w:val="TableText"/>
+              <w:jc w:val="left"/>
+            </w:pPr>
+            <w:r>
+              <w:rPr>
+                <w:sz w:val="20"/>
+              </w:rPr>
+              <w:t>Мощность передатчика камеры, дБм</w:t>
+            </w:r>
+          </w:p>
+        </w:tc>
+        <w:tc>
+          <w:tcPr>
+            <w:tcW w:type="dxa" w:w="2154"/>
+            <w:vAlign w:val="center"/>
+          </w:tcPr>
+          <w:p>
+            <w:pPr>
+              <w:pStyle w:val="TableText"/>
+              <w:jc w:val="center"/>
+            </w:pPr>
+            <w:r>
+              <w:rPr>
+                <w:sz w:val="20"/>
+              </w:rPr>
+              <w:t>20</w:t>
+            </w:r>
+          </w:p>
+        </w:tc>
+        <w:tc>
+          <w:tcPr>
+            <w:tcW w:type="dxa" w:w="2154"/>
+            <w:vAlign w:val="center"/>
+          </w:tcPr>
+          <w:p>
+            <w:pPr>
+              <w:pStyle w:val="TableText"/>
+              <w:jc w:val="center"/>
+            </w:pPr>
+            <w:r>
+              <w:rPr>
+                <w:sz w:val="20"/>
+              </w:rPr>
+              <w:t>14</w:t>
+            </w:r>
+          </w:p>
+        </w:tc>
+        <w:tc>
+          <w:tcPr>
+            <w:tcW w:type="dxa" w:w="2098"/>
+            <w:vAlign w:val="center"/>
+          </w:tcPr>
+          <w:p>
+            <w:pPr>
+              <w:pStyle w:val="TableText"/>
+              <w:jc w:val="center"/>
+            </w:pPr>
+            <w:r>
+              <w:rPr>
+                <w:sz w:val="20"/>
+              </w:rPr>
+              <w:t>1 (регулятор, предел 14)</w:t>
+            </w:r>
+          </w:p>
+        </w:tc>
+      </w:tr>
+    </w:tbl>
+    <w:p>
+      <w:pPr>
+        <w:spacing w:line="240" w:lineRule="auto"/>
+      </w:pPr>
+    </w:p>
+    <w:p>
+      <w:r>
+        <w:t>На короткой трассе Wi-Fi 2,4 ГГц даёт ёмкость в 15–19 раз больше, чем Wi-Fi HaLow, а видеопоток около 1 Мбит/с, ограниченный камерой, оба канала передают сопоставимо. Запас по сигналу у Wi-Fi HaLow при этом больше: регулятор держит мощность 1 дБм при отношении сигнал/фон 24–40 дБ, тогда как Wi-Fi 2,4 ГГц при 14–20 дБм имеет 15–24 дБ, то есть при удалении начнёт терять видео раньше. Фон у платы с камерой на 2,4 ГГц постоянен (−90 дБм), в диапазоне 867 МГц он менялся по дням, и помехи камеры сильнее влияют на Wi-Fi HaLow. Задержку Wi-Fi HaLow увеличивают досылка кусков и паузы планирования, которых в Wi-Fi-тракте нет. Измерения Wi-Fi HaLow и Wi-Fi 2,4 ГГц разнесены на пять дней, а канал на трассе меняется по времени суток.</w:t>
+      </w:r>
+    </w:p>
+    <w:p>
+      <w:r>
+        <w:rPr>
+          <w:b/>
+        </w:rPr>
+        <w:t xml:space="preserve">Расчёт на идентичной платформе. </w:t>
       </w:r>
       <w:r>
         <w:t xml:space="preserve">Плата T-HaLow несёт оба радиотракта, и расчёт таблицы </w:t>
@@ -12215,7 +12913,7 @@
         <w:t xml:space="preserve">Сводка по критериям приведена в таблице </w:t>
       </w:r>
       <w:r>
-        <w:t>3.10</w:t>
+        <w:t>3.11</w:t>
       </w:r>
       <w:r>
         <w:t>.</w:t>
@@ -12227,7 +12925,7 @@
         <w:ind w:firstLine="0"/>
       </w:pPr>
       <w:r>
-        <w:t>Таблица 3.10 – Сравнение Wi-Fi HaLow с Wi-Fi 2,4/5 ГГц и LoRa по критериям</w:t>
+        <w:t>Таблица 3.11 – Сравнение Wi-Fi HaLow с Wi-Fi 2,4/5 ГГц и LoRa по критериям</w:t>
       </w:r>
     </w:p>
     <w:tbl>
@@ -13101,7 +13799,7 @@
     </w:p>
     <w:p>
       <w:r>
-        <w:t>7. На идентичной платформе при нормах мощности Российской Федерации Wi-Fi HaLow и Wi-Fi 2,4 ГГц при равной скорости 6,5 Мбит/с имеют сопоставимую расчётную дальность; преимущество Wi-Fi HaLow — малые скорости с большей дальностью и на 6,3 дБ меньшее затухание в бетонной стене. LoRa превосходит по дальности, но её скорость на два–три порядка ниже видео.</w:t>
+        <w:t>7. На идентичной платформе при нормах мощности Российской Федерации Wi-Fi HaLow и Wi-Fi 2,4 ГГц при равной скорости 6,5 Мбит/с имеют сопоставимую расчётную дальность; преимущество Wi-Fi HaLow — малые скорости с большей дальностью и на 6,3 дБ меньшее затухание в бетонной стене. Измерение на той же паре плат на трассе 5 м: ёмкость Wi-Fi 2,4 ГГц 15,7–19,2 Мбит/с против около 1 Мбит/с у Wi-Fi HaLow, видео передаётся сопоставимо (потери видеокадров 2,1–2,2 и 1,4 %), но запас по сигналу у Wi-Fi HaLow при мощности 1 дБм (24–40 дБ) больше, чем у Wi-Fi 2,4 ГГц при 14–20 дБм (15–24 дБ). LoRa превосходит по дальности, но её скорость на два–три порядка ниже видео.</w:t>
       </w:r>
     </w:p>
     <w:p>
@@ -13135,7 +13833,7 @@
         <w:t xml:space="preserve">3. Серия стендовых экспериментов установила, что после устранения программных ограничений платформы пропускную способность ограничивает радиоканал между платами — около трети первых передач теряется даже при сильном сигнале, а эфир почти полностью занят повторами; интерфейс UART задаёт архитектурный предел 3,92 Мбит/с. Доработки программного обеспечения подняли полезную скорость со 121 до 1063 кбит/с (видео 480 × 320, 5 видеокадров в секунду, трасса 5 м). На трассе 5 м уровень сигнала составил −53 дБм, задержка по квитанции в медиане 0,34–0,50 с, потери видеокадров 1,4 %. Разработаны и проверены парными опытами гибрид помехоустойчивого кодирования и досылки, инерция управления качеством и нижняя граница модуляции по уровню сигнала; реализован и проверен регулятор мощности в пределах 1–14 дБм. Найдена причина искажения изображения — наводка собственного передатчика — и устранена программными средствами. </w:t>
       </w:r>
       <w:r>
-        <w:t>Расчёт бюджета канала по паспорту радиомодуля дал границу связи 0,98–4,90 км в свободном пространстве при 14 дБм и согласуется с опубликованными натурными данными производителя; при фоне платы с камерой −60 дБм, наблюдавшемся в августе — сентябре, граница сократилась бы до 44–220 м, поэтому для бортового применения помехи камеры необходимо устранить, а границу данной пары плат — измерить. Сравнение показало, что при нормах мощности Российской Федерации Wi-Fi HaLow выигрывает у Wi-Fi 2,4 ГГц на малых скоростях и за препятствиями, уступает ему в скорости на порядок и превосходит LoRa по скорости на два–три порядка.</w:t>
+        <w:t>Расчёт бюджета канала по паспорту радиомодуля дал границу связи 0,98–4,90 км в свободном пространстве при 14 дБм и согласуется с опубликованными натурными данными производителя; при фоне платы с камерой −60 дБм, наблюдавшемся в августе — сентябре, граница сократилась бы до 44–220 м, поэтому для бортового применения помехи камеры необходимо устранить, а границу данной пары плат — измерить. Сравнение показало, что при нормах мощности Российской Федерации Wi-Fi HaLow выигрывает у Wi-Fi 2,4 ГГц на малых скоростях и за препятствиями, уступает ему в скорости на порядок и превосходит LoRa по скорости на два–три порядка. Измерение на той же паре плат подтвердило это: на трассе 5 м ёмкость Wi-Fi 2,4 ГГц составила 15,7–19,2 Мбит/с против около 1 Мбит/с, а запас по сигналу у Wi-Fi HaLow при мощности 1 дБм оказался больше, чем у Wi-Fi 2,4 ГГц при 14–20 дБм.</w:t>
       </w:r>
     </w:p>
     <w:p>
@@ -13569,7 +14267,7 @@
         <w:jc w:val="left"/>
       </w:pPr>
       <w:r>
-        <w:t>41. Налоговый кодекс Российской Федерации. Часть вторая : федеральный закон от 05.08.2000 № 117-ФЗ : принят Государственной думой 19 июля 2000 года : одобрен Советом Федерации 26 июля 2000 года. Глава 23 «Налог на доходы физических лиц». Глава 34 «Страховые взносы». – Текст : электронный // КонсультантПлюс : надежная правовая поддержка : [сайт]. – URL: https://www.consultant.ru/document/cons_doc_LAW_28165/ (дата обращения: 08.10.2026).</w:t>
+        <w:t>41. Производственный календарь на 2026 год. – Текст : электронный // КонсультантПлюс : [сайт]. – URL: https://www.consultant.ru/law/ref/calendar/proizvodstvennye/2026/ (дата обращения: 24.09.2026).</w:t>
       </w:r>
     </w:p>
     <w:p>
@@ -13578,7 +14276,7 @@
         <w:jc w:val="left"/>
       </w:pPr>
       <w:r>
-        <w:t>42. Производственный календарь на 2026 год. – Текст : электронный // КонсультантПлюс : [сайт]. – URL: https://www.consultant.ru/law/ref/calendar/proizvodstvennye/2026/ (дата обращения: 24.09.2026).</w:t>
+        <w:t>42. Налоговый кодекс Российской Федерации. Часть вторая : федеральный закон от 05.08.2000 № 117-ФЗ : принят Государственной думой 19 июля 2000 года : одобрен Советом Федерации 26 июля 2000 года. Глава 23 «Налог на доходы физических лиц». Глава 34 «Страховые взносы». – Текст : электронный // КонсультантПлюс : надежная правовая поддержка : [сайт]. – URL: https://www.consultant.ru/document/cons_doc_LAW_28165/ (дата обращения: 08.10.2026).</w:t>
       </w:r>
     </w:p>
     <w:p>
@@ -13587,7 +14285,7 @@
         <w:jc w:val="left"/>
       </w:pPr>
       <w:r>
-        <w:t>43. Предельная база страховых взносов в 2026 году : размер и тарифы. – Текст : электронный // Контур : [сайт]. – URL: https://kontur.ru/articles/4261 (дата обращения: 24.09.2026).</w:t>
+        <w:t>43. Официальные курсы валют на заданную дату, устанавливаемые ежедневно. – Текст : электронный // Банк России : [сайт]. – URL: https://www.cbr.ru/currency_base/daily/ (дата обращения: 24.09.2026).</w:t>
       </w:r>
     </w:p>
     <w:p>
@@ -13596,7 +14294,7 @@
         <w:jc w:val="left"/>
       </w:pPr>
       <w:r>
-        <w:t>44. Официальные курсы валют на заданную дату, устанавливаемые ежедневно. – Текст : электронный // Банк России : [сайт]. – URL: https://www.cbr.ru/currency_base/daily/ (дата обращения: 24.09.2026).</w:t>
+        <w:t>44. СП 2.2.3670-20. Санитарно-эпидемиологические требования к условиям труда : санитарные правила : утверждены постановлением Главного государственного санитарного врача Российской Федерации от 02.12.2020 № 40 : дата введения 2021-01-01. – Текст : электронный // Электронный фонд правовых и нормативно-технических документов : [сайт]. – URL: https://docs.cntd.ru/document/573230583 (дата обращения: 08.10.2026).</w:t>
       </w:r>
     </w:p>
     <w:p>
@@ -13605,7 +14303,7 @@
         <w:jc w:val="left"/>
       </w:pPr>
       <w:r>
-        <w:t>45. W25Q32JVSSIQ, микросхема памяти FLASH 32 Мбит. – Текст : электронный // ЧИП и ДИП : [сайт]. – URL: https://www.chipdip.ru/product/w25q32jvssiq (дата обращения: 24.09.2026).</w:t>
+        <w:t>45. ГОСТ 12.2.032-78. Система стандартов безопасности труда. Рабочее место при выполнении работ сидя. Общие эргономические требования : межгосударственный стандарт : издание официальное : утвержден и введен в действие Постановлением Госстандарта СССР от 26.04.1978 № 1102 : дата введения 1979-01-01. – Текст : электронный // Электронный фонд правовых и нормативно-технических документов : [сайт]. – URL: https://docs.cntd.ru/document/1200003913 (дата обращения: 08.10.2026).</w:t>
       </w:r>
     </w:p>
     <w:p>
@@ -13614,7 +14312,7 @@
         <w:jc w:val="left"/>
       </w:pPr>
       <w:r>
-        <w:t>46. Программаторы CH341A. – Текст : электронный // Яндекс Маркет : [сайт]. – URL: https://market.yandex.ru/category/programmatory-ch341a (дата обращения: 24.09.2026).</w:t>
+        <w:t>46. ГОСТ Р 50923-96. Дисплеи. Рабочее место оператора. Общие эргономические требования и требования к производственной среде. Методы измерения : государственный стандарт Российской Федерации : издание официальное : утвержден и введен в действие Постановлением Госстандарта России от 10.07.1996 № 451 : дата введения 1997-07-01. – Текст : электронный // Электронный фонд правовых и нормативно-технических документов : [сайт]. – URL: https://docs.cntd.ru/document/1200025975 (дата обращения: 08.10.2026).</w:t>
       </w:r>
     </w:p>
     <w:p>
@@ -13623,7 +14321,7 @@
         <w:jc w:val="left"/>
       </w:pPr>
       <w:r>
-        <w:t>47. Тарифы на электроэнергию в Москве в 2026 году. – Текст : электронный // Т—Ж : [сайт]. – URL: https://t-j.ru/msk-electroprices/ (дата обращения: 24.09.2026).</w:t>
+        <w:t>47. ГОСТ Р 50948-2001. Средства отображения информации индивидуального пользования. Общие эргономические требования и требования безопасности : государственный стандарт Российской Федерации : издание официальное : принят и введен в действие Постановлением Госстандарта России от 25.12.2001 № 576-ст : дата введения 2002-07-01. – Текст : электронный // Электронный фонд правовых и нормативно-технических документов : [сайт]. – URL: https://docs.cntd.ru/document/1200028904 (дата обращения: 08.10.2026).</w:t>
       </w:r>
     </w:p>
     <w:p>
@@ -13632,7 +14330,7 @@
         <w:jc w:val="left"/>
       </w:pPr>
       <w:r>
-        <w:t>48. О Классификации основных средств, включаемых в амортизационные группы : постановление Правительства Российской Федерации от 01.01.2002 № 1. – Текст : электронный // КонсультантПлюс : надежная правовая поддержка : [сайт]. – URL: https://www.consultant.ru/document/cons_doc_LAW_34710/ (дата обращения: 08.10.2026).</w:t>
+        <w:t>48. ГОСТ Р ИСО 9241-4-2009. Эргономические требования к проведению офисных работ с использованием видеодисплейных терминалов (VDT). Часть 4. Требования к клавиатуре : национальный стандарт Российской Федерации : издание официальное : утвержден и введен в действие Приказом Ростехрегулирования от 07.12.2009 № 579-ст : дата введения 2010-12-01. – Текст : электронный // Электронный фонд правовых и нормативно-технических документов : [сайт]. – URL: https://docs.cntd.ru/document/1200076334 (дата обращения: 08.10.2026).</w:t>
       </w:r>
     </w:p>
     <w:p>
@@ -13641,7 +14339,7 @@
         <w:jc w:val="left"/>
       </w:pPr>
       <w:r>
-        <w:t>49. СП 2.2.3670-20. Санитарно-эпидемиологические требования к условиям труда : санитарные правила : утверждены постановлением Главного государственного санитарного врача Российской Федерации от 02.12.2020 № 40 : дата введения 2021-01-01. – Текст : электронный // Электронный фонд правовых и нормативно-технических документов : [сайт]. – URL: https://docs.cntd.ru/document/573230583 (дата обращения: 08.10.2026).</w:t>
+        <w:t>49. ГОСТ 12.0.003-2015. Система стандартов безопасности труда. Опасные и вредные производственные факторы. Классификация : межгосударственный стандарт : издание официальное : введен в действие в качестве национального стандарта Российской Федерации Приказом Росстандарта от 09.06.2016 № 602-ст : дата введения 2017-03-01. – Текст : электронный // Электронный фонд правовых и нормативно-технических документов : [сайт]. – URL: https://docs.cntd.ru/document/1200136071 (дата обращения: 08.10.2026).</w:t>
       </w:r>
     </w:p>
     <w:p>
@@ -13650,7 +14348,7 @@
         <w:jc w:val="left"/>
       </w:pPr>
       <w:r>
-        <w:t>50. ГОСТ 12.2.032-78. Система стандартов безопасности труда. Рабочее место при выполнении работ сидя. Общие эргономические требования : межгосударственный стандарт : издание официальное : утвержден и введен в действие Постановлением Госстандарта СССР от 26.04.1978 № 1102 : дата введения 1979-01-01. – Текст : электронный // Электронный фонд правовых и нормативно-технических документов : [сайт]. – URL: https://docs.cntd.ru/document/1200003913 (дата обращения: 08.10.2026).</w:t>
+        <w:t>50. ГОСТ 12.1.005-88. Система стандартов безопасности труда. Общие санитарно-гигиенические требования к воздуху рабочей зоны : межгосударственный стандарт : издание официальное : утвержден и введен в действие Постановлением Госстандарта СССР от 29.09.1988 № 3388 : дата введения 1989-01-01. – Текст : электронный // Электронный фонд правовых и нормативно-технических документов : [сайт]. – URL: https://docs.cntd.ru/document/1200003608 (дата обращения: 08.10.2026).</w:t>
       </w:r>
     </w:p>
     <w:p>
@@ -13659,7 +14357,7 @@
         <w:jc w:val="left"/>
       </w:pPr>
       <w:r>
-        <w:t>51. ГОСТ Р 50923-96. Дисплеи. Рабочее место оператора. Общие эргономические требования и требования к производственной среде. Методы измерения : государственный стандарт Российской Федерации : издание официальное : утвержден и введен в действие Постановлением Госстандарта России от 10.07.1996 № 451 : дата введения 1997-07-01. – Текст : электронный // Электронный фонд правовых и нормативно-технических документов : [сайт]. – URL: https://docs.cntd.ru/document/1200025975 (дата обращения: 08.10.2026).</w:t>
+        <w:t>51. СанПиН 1.2.3685-21. Гигиенические нормативы и требования к обеспечению безопасности и (или) безвредности для человека факторов среды обитания : санитарные правила и нормы : утверждены постановлением Главного государственного санитарного врача Российской Федерации от 28.01.2021 № 2 (ред. от 24.12.2025) : дата введения 2021-03-01. – Текст : электронный // Электронный фонд правовых и нормативно-технических документов : [сайт]. – URL: https://docs.cntd.ru/document/573500115 (дата обращения: 08.10.2026).</w:t>
       </w:r>
     </w:p>
     <w:p>
@@ -13668,7 +14366,7 @@
         <w:jc w:val="left"/>
       </w:pPr>
       <w:r>
-        <w:t>52. ГОСТ Р 50948-2001. Средства отображения информации индивидуального пользования. Общие эргономические требования и требования безопасности : государственный стандарт Российской Федерации : издание официальное : принят и введен в действие Постановлением Госстандарта России от 25.12.2001 № 576-ст : дата введения 2002-07-01. – Текст : электронный // Электронный фонд правовых и нормативно-технических документов : [сайт]. – URL: https://docs.cntd.ru/document/1200028904 (дата обращения: 08.10.2026).</w:t>
+        <w:t>52. СП 52.13330.2016. Естественное и искусственное освещение. Актуализированная редакция СНиП 23-05-95* : свод правил : утвержден приказом Минстроя России от 07.11.2016 № 777/пр : дата введения 2017-05-08. – Текст : электронный // Электронный фонд правовых и нормативно-технических документов : [сайт]. – URL: https://docs.cntd.ru/document/456054197 (дата обращения: 08.10.2026).</w:t>
       </w:r>
     </w:p>
     <w:p>
@@ -13677,7 +14375,7 @@
         <w:jc w:val="left"/>
       </w:pPr>
       <w:r>
-        <w:t>53. ГОСТ Р ИСО 9241-4-2009. Эргономические требования к проведению офисных работ с использованием видеодисплейных терминалов (VDT). Часть 4. Требования к клавиатуре : национальный стандарт Российской Федерации : издание официальное : утвержден и введен в действие Приказом Ростехрегулирования от 07.12.2009 № 579-ст : дата введения 2010-12-01. – Текст : электронный // Электронный фонд правовых и нормативно-технических документов : [сайт]. – URL: https://docs.cntd.ru/document/1200076334 (дата обращения: 08.10.2026).</w:t>
+        <w:t>53. Кнорринг, Г. М. Справочная книга для проектирования электрического освещения / Г. М. Кнорринг, И. М. Фадин, В. Н. Сидоров. – 2-е изд., перераб. и доп. – Санкт-Петербург : Энергоатомиздат, 1992. – 448 с. – Текст : непосредственный.</w:t>
       </w:r>
     </w:p>
     <w:p>
@@ -13686,7 +14384,7 @@
         <w:jc w:val="left"/>
       </w:pPr>
       <w:r>
-        <w:t>54. ГОСТ 12.0.003-2015. Система стандартов безопасности труда. Опасные и вредные производственные факторы. Классификация : межгосударственный стандарт : издание официальное : введен в действие в качестве национального стандарта Российской Федерации Приказом Росстандарта от 09.06.2016 № 602-ст : дата введения 2017-03-01. – Текст : электронный // Электронный фонд правовых и нормативно-технических документов : [сайт]. – URL: https://docs.cntd.ru/document/1200136071 (дата обращения: 08.10.2026).</w:t>
+        <w:t>54. T-Halow : AT command set / Xinyuan-LilyGO. – Текст : электронный // GitHub : [сайт]. – URL: https://github.com/Xinyuan-LilyGO/T-Halow (дата обращения: 24.09.2026).</w:t>
       </w:r>
     </w:p>
     <w:p>
@@ -13695,7 +14393,7 @@
         <w:jc w:val="left"/>
       </w:pPr>
       <w:r>
-        <w:t>55. ГОСТ 12.1.005-88. Система стандартов безопасности труда. Общие санитарно-гигиенические требования к воздуху рабочей зоны : межгосударственный стандарт : издание официальное : утвержден и введен в действие Постановлением Госстандарта СССР от 29.09.1988 № 3388 : дата введения 1989-01-01. – Текст : электронный // Электронный фонд правовых и нормативно-технических документов : [сайт]. – URL: https://docs.cntd.ru/document/1200003608 (дата обращения: 08.10.2026).</w:t>
+        <w:t>55. Правила устройства электроустановок. Глава 1.1. Общая часть : издание седьмое : утверждена приказом Минэнерго России от 08.07.2002 № 204 : дата введения 2003-01-01. – Текст : электронный // Электронный фонд правовых и нормативно-технических документов : [сайт]. – URL: https://docs.cntd.ru/document/1200030216 (дата обращения: 08.10.2026).</w:t>
       </w:r>
     </w:p>
     <w:p>
@@ -13704,7 +14402,7 @@
         <w:jc w:val="left"/>
       </w:pPr>
       <w:r>
-        <w:t>56. СанПиН 1.2.3685-21. Гигиенические нормативы и требования к обеспечению безопасности и (или) безвредности для человека факторов среды обитания : санитарные правила и нормы : утверждены постановлением Главного государственного санитарного врача Российской Федерации от 28.01.2021 № 2 (ред. от 24.12.2025) : дата введения 2021-03-01. – Текст : электронный // Электронный фонд правовых и нормативно-технических документов : [сайт]. – URL: https://docs.cntd.ru/document/573500115 (дата обращения: 08.10.2026).</w:t>
+        <w:t>56. ГОСТ 12.1.038-82. Система стандартов безопасности труда. Электробезопасность. Предельно допустимые значения напряжений прикосновения и токов : межгосударственный стандарт : издание официальное : утвержден и введен в действие Постановлением Госстандарта СССР от 30.07.1982 № 2987 : дата введения 1983-07-01. – Текст : электронный // Электронный фонд правовых и нормативно-технических документов : [сайт]. – URL: https://docs.cntd.ru/document/5200313 (дата обращения: 08.10.2026).</w:t>
       </w:r>
     </w:p>
     <w:p>
@@ -13713,7 +14411,7 @@
         <w:jc w:val="left"/>
       </w:pPr>
       <w:r>
-        <w:t>57. СП 52.13330.2016. Естественное и искусственное освещение. Актуализированная редакция СНиП 23-05-95* : свод правил : утвержден приказом Минстроя России от 07.11.2016 № 777/пр : дата введения 2017-05-08. – Текст : электронный // Электронный фонд правовых и нормативно-технических документов : [сайт]. – URL: https://docs.cntd.ru/document/456054197 (дата обращения: 08.10.2026).</w:t>
+        <w:t>57. Технический регламент о требованиях пожарной безопасности : федеральный закон от 22.07.2008 № 123-ФЗ : принят Государственной думой 4 июля 2008 года : одобрен Советом Федерации 11 июля 2008 года. – Текст : электронный // Электронный фонд правовых и нормативно-технических документов : [сайт]. – URL: https://docs.cntd.ru/document/902111644 (дата обращения: 08.10.2026).</w:t>
       </w:r>
     </w:p>
     <w:p>
@@ -13722,7 +14420,7 @@
         <w:jc w:val="left"/>
       </w:pPr>
       <w:r>
-        <w:t>58. Кнорринг, Г. М. Справочная книга для проектирования электрического освещения / Г. М. Кнорринг, И. М. Фадин, В. Н. Сидоров. – 2-е изд., перераб. и доп. – Санкт-Петербург : Энергоатомиздат, 1992. – 448 с. – Текст : непосредственный.</w:t>
+        <w:t>58. Об утверждении Правил противопожарного режима в Российской Федерации : постановление Правительства Российской Федерации от 16.09.2020 № 1479. – Текст : электронный // Электронный фонд правовых и нормативно-технических документов : [сайт]. – URL: https://docs.cntd.ru/document/565837297 (дата обращения: 08.10.2026).</w:t>
       </w:r>
     </w:p>
     <w:p>
@@ -13731,7 +14429,7 @@
         <w:jc w:val="left"/>
       </w:pPr>
       <w:r>
-        <w:t>59. T-Halow : AT command set / Xinyuan-LilyGO. – Текст : электронный // GitHub : [сайт]. – URL: https://github.com/Xinyuan-LilyGO/T-Halow (дата обращения: 24.09.2026).</w:t>
+        <w:t>59. СП 12.13130.2009. Определение категорий помещений, зданий и наружных установок по взрывопожарной и пожарной опасности : свод правил : утвержден приказом МЧС России от 25.03.2009 № 182 : дата введения 2009-05-01. – Текст : электронный // Электронный фонд правовых и нормативно-технических документов : [сайт]. – URL: https://docs.cntd.ru/document/1200071156 (дата обращения: 08.10.2026).</w:t>
       </w:r>
     </w:p>
     <w:p>
@@ -13740,7 +14438,7 @@
         <w:jc w:val="left"/>
       </w:pPr>
       <w:r>
-        <w:t>60. Правила устройства электроустановок. Глава 1.1. Общая часть : издание седьмое : утверждена приказом Минэнерго России от 08.07.2002 № 204 : дата введения 2003-01-01. – Текст : электронный // Электронный фонд правовых и нормативно-технических документов : [сайт]. – URL: https://docs.cntd.ru/document/1200030216 (дата обращения: 08.10.2026).</w:t>
+        <w:t>60. СП 9.13130.2009. Техника пожарная. Огнетушители. Требования к эксплуатации : свод правил : утвержден приказом МЧС России от 25.03.2009 № 179 : дата введения 2009-05-01. – Текст : электронный // Электронный фонд правовых и нормативно-технических документов : [сайт]. – URL: https://docs.cntd.ru/document/1200071152 (дата обращения: 08.10.2026).</w:t>
       </w:r>
     </w:p>
     <w:p>
@@ -13749,7 +14447,7 @@
         <w:jc w:val="left"/>
       </w:pPr>
       <w:r>
-        <w:t>61. ГОСТ 12.1.038-82. Система стандартов безопасности труда. Электробезопасность. Предельно допустимые значения напряжений прикосновения и токов : межгосударственный стандарт : издание официальное : утвержден и введен в действие Постановлением Госстандарта СССР от 30.07.1982 № 2987 : дата введения 1983-07-01. – Текст : электронный // Электронный фонд правовых и нормативно-технических документов : [сайт]. – URL: https://docs.cntd.ru/document/5200313 (дата обращения: 08.10.2026).</w:t>
+        <w:t>61. Р 2.2.2006-05. Гигиена труда. Руководство по гигиенической оценке факторов рабочей среды и трудового процесса. Критерии и классификация условий труда : руководство : утверждено 29.07.2005 : дата введения 2005-11-01. – Текст : электронный // Электронный фонд правовых и нормативно-технических документов : [сайт]. – URL: https://docs.cntd.ru/document/1200040973 (дата обращения: 08.10.2026).</w:t>
       </w:r>
     </w:p>
     <w:p>
@@ -13758,7 +14456,7 @@
         <w:jc w:val="left"/>
       </w:pPr>
       <w:r>
-        <w:t>62. Технический регламент о требованиях пожарной безопасности : федеральный закон от 22.07.2008 № 123-ФЗ : принят Государственной думой 4 июля 2008 года : одобрен Советом Федерации 11 июля 2008 года. – Текст : электронный // Электронный фонд правовых и нормативно-технических документов : [сайт]. – URL: https://docs.cntd.ru/document/902111644 (дата обращения: 08.10.2026).</w:t>
+        <w:t>62. МР 2.2.7.2129-06. Режимы труда и отдыха работающих в холодное время на открытой территории или в неотапливаемых помещениях : методические рекомендации : утверждены 19.09.2006 : дата введения 2006-11-01. – Текст : электронный // Электронный фонд правовых и нормативно-технических документов : [сайт]. – URL: https://docs.cntd.ru/document/1200047514 (дата обращения: 08.10.2026).</w:t>
       </w:r>
     </w:p>
     <w:p>
@@ -13767,7 +14465,7 @@
         <w:jc w:val="left"/>
       </w:pPr>
       <w:r>
-        <w:t>63. Об утверждении Правил противопожарного режима в Российской Федерации : постановление Правительства Российской Федерации от 16.09.2020 № 1479. – Текст : электронный // Электронный фонд правовых и нормативно-технических документов : [сайт]. – URL: https://docs.cntd.ru/document/565837297 (дата обращения: 08.10.2026).</w:t>
+        <w:t>63. Об отходах производства и потребления : федеральный закон от 24.06.1998 № 89-ФЗ : принят Государственной думой 22 мая 1998 года : одобрен Советом Федерации 10 июня 1998 года. – Текст : электронный // Электронный фонд правовых и нормативно-технических документов : [сайт]. – URL: https://docs.cntd.ru/document/901711591 (дата обращения: 08.10.2026).</w:t>
       </w:r>
     </w:p>
     <w:p>
@@ -13776,7 +14474,7 @@
         <w:jc w:val="left"/>
       </w:pPr>
       <w:r>
-        <w:t>64. СП 12.13130.2009. Определение категорий помещений, зданий и наружных установок по взрывопожарной и пожарной опасности : свод правил : утвержден приказом МЧС России от 25.03.2009 № 182 : дата введения 2009-05-01. – Текст : электронный // Электронный фонд правовых и нормативно-технических документов : [сайт]. – URL: https://docs.cntd.ru/document/1200071156 (дата обращения: 08.10.2026).</w:t>
+        <w:t>64. Об утверждении перечня видов отходов производства и потребления, в состав которых входят полезные компоненты, захоронение которых запрещается : распоряжение Правительства Российской Федерации от 25.07.2017 № 1589-р. – Текст : электронный // Электронный фонд правовых и нормативно-технических документов : [сайт]. – URL: https://docs.cntd.ru/document/436754215 (дата обращения: 08.10.2026).</w:t>
       </w:r>
     </w:p>
     <w:p>
@@ -13785,7 +14483,7 @@
         <w:jc w:val="left"/>
       </w:pPr>
       <w:r>
-        <w:t>65. СП 9.13130.2009. Техника пожарная. Огнетушители. Требования к эксплуатации : свод правил : утвержден приказом МЧС России от 25.03.2009 № 179 : дата введения 2009-05-01. – Текст : электронный // Электронный фонд правовых и нормативно-технических документов : [сайт]. – URL: https://docs.cntd.ru/document/1200071152 (дата обращения: 08.10.2026).</w:t>
+        <w:t>65. О специальной оценке условий труда : федеральный закон от 28.12.2013 № 426-ФЗ : принят Государственной думой 23 декабря 2013 года : одобрен Советом Федерации 25 декабря 2013 года. – Текст : электронный // КонсультантПлюс : надежная правовая поддержка : [сайт]. – URL: https://www.consultant.ru/document/cons_doc_LAW_156555/ (дата обращения: 08.10.2026).</w:t>
       </w:r>
     </w:p>
     <w:p>
@@ -13794,52 +14492,7 @@
         <w:jc w:val="left"/>
       </w:pPr>
       <w:r>
-        <w:t>66. Р 2.2.2006-05. Гигиена труда. Руководство по гигиенической оценке факторов рабочей среды и трудового процесса. Критерии и классификация условий труда : руководство : утверждено 29.07.2005 : дата введения 2005-11-01. – Текст : электронный // Электронный фонд правовых и нормативно-технических документов : [сайт]. – URL: https://docs.cntd.ru/document/1200040973 (дата обращения: 08.10.2026).</w:t>
-      </w:r>
-    </w:p>
-    <w:p>
-      <w:pPr>
-        <w:ind w:firstLine="0"/>
-        <w:jc w:val="left"/>
-      </w:pPr>
-      <w:r>
-        <w:t>67. МР 2.2.7.2129-06. Режимы труда и отдыха работающих в холодное время на открытой территории или в неотапливаемых помещениях : методические рекомендации : утверждены 19.09.2006 : дата введения 2006-11-01. – Текст : электронный // Электронный фонд правовых и нормативно-технических документов : [сайт]. – URL: https://docs.cntd.ru/document/1200047514 (дата обращения: 08.10.2026).</w:t>
-      </w:r>
-    </w:p>
-    <w:p>
-      <w:pPr>
-        <w:ind w:firstLine="0"/>
-        <w:jc w:val="left"/>
-      </w:pPr>
-      <w:r>
-        <w:t>68. Об отходах производства и потребления : федеральный закон от 24.06.1998 № 89-ФЗ : принят Государственной думой 22 мая 1998 года : одобрен Советом Федерации 10 июня 1998 года. – Текст : электронный // Электронный фонд правовых и нормативно-технических документов : [сайт]. – URL: https://docs.cntd.ru/document/901711591 (дата обращения: 08.10.2026).</w:t>
-      </w:r>
-    </w:p>
-    <w:p>
-      <w:pPr>
-        <w:ind w:firstLine="0"/>
-        <w:jc w:val="left"/>
-      </w:pPr>
-      <w:r>
-        <w:t>69. Об утверждении перечня видов отходов производства и потребления, в состав которых входят полезные компоненты, захоронение которых запрещается : распоряжение Правительства Российской Федерации от 25.07.2017 № 1589-р. – Текст : электронный // Электронный фонд правовых и нормативно-технических документов : [сайт]. – URL: https://docs.cntd.ru/document/436754215 (дата обращения: 08.10.2026).</w:t>
-      </w:r>
-    </w:p>
-    <w:p>
-      <w:pPr>
-        <w:ind w:firstLine="0"/>
-        <w:jc w:val="left"/>
-      </w:pPr>
-      <w:r>
-        <w:t>70. О специальной оценке условий труда : федеральный закон от 28.12.2013 № 426-ФЗ : принят Государственной думой 23 декабря 2013 года : одобрен Советом Федерации 25 декабря 2013 года. – Текст : электронный // КонсультантПлюс : надежная правовая поддержка : [сайт]. – URL: https://www.consultant.ru/document/cons_doc_LAW_156555/ (дата обращения: 08.10.2026).</w:t>
-      </w:r>
-    </w:p>
-    <w:p>
-      <w:pPr>
-        <w:ind w:firstLine="0"/>
-        <w:jc w:val="left"/>
-      </w:pPr>
-      <w:r>
-        <w:t>71. Об утверждении Методики проведения специальной оценки условий труда, Классификатора вредных и (или) опасных производственных факторов, формы отчета о проведении специальной оценки условий труда и инструкции по ее заполнению : приказ Минтруда России от 21.11.2023 № 817н : зарегистрирован в Минюсте России 30.11.2023 № 76179. – Текст : электронный // Официальный интернет-портал правовой информации : [сайт]. – URL: http://publication.pravo.gov.ru/document/0001202311300048 (дата обращения: 08.10.2026).</w:t>
+        <w:t>66. Об утверждении Методики проведения специальной оценки условий труда, Классификатора вредных и (или) опасных производственных факторов, формы отчета о проведении специальной оценки условий труда и инструкции по ее заполнению : приказ Минтруда России от 21.11.2023 № 817н : зарегистрирован в Минюсте России 30.11.2023 № 76179. – Текст : электронный // Официальный интернет-портал правовой информации : [сайт]. – URL: http://publication.pravo.gov.ru/document/0001202311300048 (дата обращения: 08.10.2026).</w:t>
       </w:r>
     </w:p>
     <w:sectPr>

--- a/docs/vkr/Osnovnaya_chast_HaLow.docx
+++ b/docs/vkr/Osnovnaya_chast_HaLow.docx
@@ -13,19 +13,661 @@
       </w:r>
     </w:p>
     <w:p>
-      <w:r>
-        <w:fldChar w:fldCharType="begin"/>
-        <w:instrText xml:space="preserve">TOC \o "1-2" \h \z \u</w:instrText>
-        <w:fldChar w:fldCharType="separate"/>
-      </w:r>
-      <w:r>
-        <w:rPr>
-          <w:i/>
-        </w:rPr>
-        <w:t>Оглавление строится по заголовкам: в Word — правый щелчок, «Обновить поле».</w:t>
-      </w:r>
-      <w:r>
-        <w:fldChar w:fldCharType="end"/>
+      <w:pPr>
+        <w:tabs>
+          <w:tab w:pos="9354" w:val="right" w:leader="dot"/>
+        </w:tabs>
+        <w:ind w:firstLine="0" w:left="0" w:right="567"/>
+        <w:jc w:val="left"/>
+      </w:pPr>
+      <w:r>
+        <w:t>Введение</w:t>
+        <w:tab/>
+        <w:t>5</w:t>
+      </w:r>
+    </w:p>
+    <w:p>
+      <w:pPr>
+        <w:tabs>
+          <w:tab w:pos="9354" w:val="right" w:leader="dot"/>
+        </w:tabs>
+        <w:ind w:firstLine="0" w:left="0" w:right="567"/>
+        <w:jc w:val="left"/>
+      </w:pPr>
+      <w:r>
+        <w:t>1 Сравнительный анализ Wi-Fi HaLow с другими вариантами канала связи с БПЛА</w:t>
+        <w:tab/>
+        <w:t>8</w:t>
+      </w:r>
+    </w:p>
+    <w:p>
+      <w:pPr>
+        <w:tabs>
+          <w:tab w:pos="9354" w:val="right" w:leader="dot"/>
+        </w:tabs>
+        <w:ind w:firstLine="0" w:left="283" w:right="567"/>
+        <w:jc w:val="left"/>
+      </w:pPr>
+      <w:r>
+        <w:t>1.1 Задачи применения БПЛА, требующие канала передачи данных</w:t>
+        <w:tab/>
+        <w:t>8</w:t>
+      </w:r>
+    </w:p>
+    <w:p>
+      <w:pPr>
+        <w:tabs>
+          <w:tab w:pos="9354" w:val="right" w:leader="dot"/>
+        </w:tabs>
+        <w:ind w:firstLine="0" w:left="283" w:right="567"/>
+        <w:jc w:val="left"/>
+      </w:pPr>
+      <w:r>
+        <w:t>1.2 Существующие каналы связи БПЛА и их ограничения</w:t>
+        <w:tab/>
+        <w:t>8</w:t>
+      </w:r>
+    </w:p>
+    <w:p>
+      <w:pPr>
+        <w:tabs>
+          <w:tab w:pos="9354" w:val="right" w:leader="dot"/>
+        </w:tabs>
+        <w:ind w:firstLine="0" w:left="283" w:right="567"/>
+        <w:jc w:val="left"/>
+      </w:pPr>
+      <w:r>
+        <w:t>1.3 Сравнение Wi-Fi HaLow с IEEE 802.11 и LoRa</w:t>
+        <w:tab/>
+        <w:t>9</w:t>
+      </w:r>
+    </w:p>
+    <w:p>
+      <w:pPr>
+        <w:tabs>
+          <w:tab w:pos="9354" w:val="right" w:leader="dot"/>
+        </w:tabs>
+        <w:ind w:firstLine="0" w:left="283" w:right="567"/>
+        <w:jc w:val="left"/>
+      </w:pPr>
+      <w:r>
+        <w:t>1.4 Круг задач, решаемых с применением Wi-Fi HaLow</w:t>
+        <w:tab/>
+        <w:t>12</w:t>
+      </w:r>
+    </w:p>
+    <w:p>
+      <w:pPr>
+        <w:tabs>
+          <w:tab w:pos="9354" w:val="right" w:leader="dot"/>
+        </w:tabs>
+        <w:ind w:firstLine="0" w:left="283" w:right="567"/>
+        <w:jc w:val="left"/>
+      </w:pPr>
+      <w:r>
+        <w:t>1.5 Выводы</w:t>
+        <w:tab/>
+        <w:t>13</w:t>
+      </w:r>
+    </w:p>
+    <w:p>
+      <w:pPr>
+        <w:tabs>
+          <w:tab w:pos="9354" w:val="right" w:leader="dot"/>
+        </w:tabs>
+        <w:ind w:firstLine="0" w:left="0" w:right="567"/>
+        <w:jc w:val="left"/>
+      </w:pPr>
+      <w:r>
+        <w:t>2 Обоснование экспериментального исследования, методика экспериментов, выбор и настройка средств</w:t>
+        <w:tab/>
+        <w:t>14</w:t>
+      </w:r>
+    </w:p>
+    <w:p>
+      <w:pPr>
+        <w:tabs>
+          <w:tab w:pos="9354" w:val="right" w:leader="dot"/>
+        </w:tabs>
+        <w:ind w:firstLine="0" w:left="283" w:right="567"/>
+        <w:jc w:val="left"/>
+      </w:pPr>
+      <w:r>
+        <w:t>2.1 Теоретическая оценка характеристик канала Wi-Fi HaLow</w:t>
+        <w:tab/>
+        <w:t>14</w:t>
+      </w:r>
+    </w:p>
+    <w:p>
+      <w:pPr>
+        <w:tabs>
+          <w:tab w:pos="9354" w:val="right" w:leader="dot"/>
+        </w:tabs>
+        <w:ind w:firstLine="0" w:left="283" w:right="567"/>
+        <w:jc w:val="left"/>
+      </w:pPr>
+      <w:r>
+        <w:t>2.2 Обоснование необходимости экспериментального исследования</w:t>
+        <w:tab/>
+        <w:t>17</w:t>
+      </w:r>
+    </w:p>
+    <w:p>
+      <w:pPr>
+        <w:tabs>
+          <w:tab w:pos="9354" w:val="right" w:leader="dot"/>
+        </w:tabs>
+        <w:ind w:firstLine="0" w:left="283" w:right="567"/>
+        <w:jc w:val="left"/>
+      </w:pPr>
+      <w:r>
+        <w:t>2.3 Программа экспериментальных исследований</w:t>
+        <w:tab/>
+        <w:t>20</w:t>
+      </w:r>
+    </w:p>
+    <w:p>
+      <w:pPr>
+        <w:tabs>
+          <w:tab w:pos="9354" w:val="right" w:leader="dot"/>
+        </w:tabs>
+        <w:ind w:firstLine="0" w:left="283" w:right="567"/>
+        <w:jc w:val="left"/>
+      </w:pPr>
+      <w:r>
+        <w:t>2.4 Методика измерений и обработки результатов</w:t>
+        <w:tab/>
+        <w:t>22</w:t>
+      </w:r>
+    </w:p>
+    <w:p>
+      <w:pPr>
+        <w:tabs>
+          <w:tab w:pos="9354" w:val="right" w:leader="dot"/>
+        </w:tabs>
+        <w:ind w:firstLine="0" w:left="283" w:right="567"/>
+        <w:jc w:val="left"/>
+      </w:pPr>
+      <w:r>
+        <w:t>2.5 Выбор аппаратных средств</w:t>
+        <w:tab/>
+        <w:t>23</w:t>
+      </w:r>
+    </w:p>
+    <w:p>
+      <w:pPr>
+        <w:tabs>
+          <w:tab w:pos="9354" w:val="right" w:leader="dot"/>
+        </w:tabs>
+        <w:ind w:firstLine="0" w:left="283" w:right="567"/>
+        <w:jc w:val="left"/>
+      </w:pPr>
+      <w:r>
+        <w:t>2.6 Выбор и настройка программных средств</w:t>
+        <w:tab/>
+        <w:t>25</w:t>
+      </w:r>
+    </w:p>
+    <w:p>
+      <w:pPr>
+        <w:tabs>
+          <w:tab w:pos="9354" w:val="right" w:leader="dot"/>
+        </w:tabs>
+        <w:ind w:firstLine="0" w:left="283" w:right="567"/>
+        <w:jc w:val="left"/>
+      </w:pPr>
+      <w:r>
+        <w:t>2.7 Выводы</w:t>
+        <w:tab/>
+        <w:t>27</w:t>
+      </w:r>
+    </w:p>
+    <w:p>
+      <w:pPr>
+        <w:tabs>
+          <w:tab w:pos="9354" w:val="right" w:leader="dot"/>
+        </w:tabs>
+        <w:ind w:firstLine="0" w:left="0" w:right="567"/>
+        <w:jc w:val="left"/>
+      </w:pPr>
+      <w:r>
+        <w:t>3 Серия экспериментов на платформе LilyGO T-HaLow и сравнение с другими протоколами</w:t>
+        <w:tab/>
+        <w:t>28</w:t>
+      </w:r>
+    </w:p>
+    <w:p>
+      <w:pPr>
+        <w:tabs>
+          <w:tab w:pos="9354" w:val="right" w:leader="dot"/>
+        </w:tabs>
+        <w:ind w:firstLine="0" w:left="283" w:right="567"/>
+        <w:jc w:val="left"/>
+      </w:pPr>
+      <w:r>
+        <w:t>3.1 Условия испытаний</w:t>
+        <w:tab/>
+        <w:t>28</w:t>
+      </w:r>
+    </w:p>
+    <w:p>
+      <w:pPr>
+        <w:tabs>
+          <w:tab w:pos="9354" w:val="right" w:leader="dot"/>
+        </w:tabs>
+        <w:ind w:firstLine="0" w:left="283" w:right="567"/>
+        <w:jc w:val="left"/>
+      </w:pPr>
+      <w:r>
+        <w:t>3.2 Влияние полосы приёма (лабораторный этап)</w:t>
+        <w:tab/>
+        <w:t>28</w:t>
+      </w:r>
+    </w:p>
+    <w:p>
+      <w:pPr>
+        <w:tabs>
+          <w:tab w:pos="9354" w:val="right" w:leader="dot"/>
+        </w:tabs>
+        <w:ind w:firstLine="0" w:left="283" w:right="567"/>
+        <w:jc w:val="left"/>
+      </w:pPr>
+      <w:r>
+        <w:t>3.3 Пропускная способность платформы и ограничивающее звено</w:t>
+        <w:tab/>
+        <w:t>29</w:t>
+      </w:r>
+    </w:p>
+    <w:p>
+      <w:pPr>
+        <w:tabs>
+          <w:tab w:pos="9354" w:val="right" w:leader="dot"/>
+        </w:tabs>
+        <w:ind w:firstLine="0" w:left="283" w:right="567"/>
+        <w:jc w:val="left"/>
+      </w:pPr>
+      <w:r>
+        <w:t>3.4 Доработки канала передачи видео и итоговые результаты</w:t>
+        <w:tab/>
+        <w:t>32</w:t>
+      </w:r>
+    </w:p>
+    <w:p>
+      <w:pPr>
+        <w:tabs>
+          <w:tab w:pos="9354" w:val="right" w:leader="dot"/>
+        </w:tabs>
+        <w:ind w:firstLine="0" w:left="283" w:right="567"/>
+        <w:jc w:val="left"/>
+      </w:pPr>
+      <w:r>
+        <w:t>3.5 Искажения изображения камеры, наводка передатчика и выбор мощности</w:t>
+        <w:tab/>
+        <w:t>35</w:t>
+      </w:r>
+    </w:p>
+    <w:p>
+      <w:pPr>
+        <w:tabs>
+          <w:tab w:pos="9354" w:val="right" w:leader="dot"/>
+        </w:tabs>
+        <w:ind w:firstLine="0" w:left="283" w:right="567"/>
+        <w:jc w:val="left"/>
+      </w:pPr>
+      <w:r>
+        <w:t>3.6 Оценка дальности: расчёт бюджета канала и опубликованные натурные данные</w:t>
+        <w:tab/>
+        <w:t>37</w:t>
+      </w:r>
+    </w:p>
+    <w:p>
+      <w:pPr>
+        <w:tabs>
+          <w:tab w:pos="9354" w:val="right" w:leader="dot"/>
+        </w:tabs>
+        <w:ind w:firstLine="0" w:left="283" w:right="567"/>
+        <w:jc w:val="left"/>
+      </w:pPr>
+      <w:r>
+        <w:t>3.7 Сравнение с IEEE 802.11 (Wi-Fi 2,4 и 5 ГГц) и LoRa</w:t>
+        <w:tab/>
+        <w:t>40</w:t>
+      </w:r>
+    </w:p>
+    <w:p>
+      <w:pPr>
+        <w:tabs>
+          <w:tab w:pos="9354" w:val="right" w:leader="dot"/>
+        </w:tabs>
+        <w:ind w:firstLine="0" w:left="283" w:right="567"/>
+        <w:jc w:val="left"/>
+      </w:pPr>
+      <w:r>
+        <w:t>3.8 Выводы</w:t>
+        <w:tab/>
+        <w:t>45</w:t>
+      </w:r>
+    </w:p>
+    <w:p>
+      <w:pPr>
+        <w:tabs>
+          <w:tab w:pos="9354" w:val="right" w:leader="dot"/>
+        </w:tabs>
+        <w:ind w:firstLine="0" w:left="0" w:right="567"/>
+        <w:jc w:val="left"/>
+      </w:pPr>
+      <w:r>
+        <w:t>4 Экономическая часть</w:t>
+        <w:tab/>
+        <w:t>47</w:t>
+      </w:r>
+    </w:p>
+    <w:p>
+      <w:pPr>
+        <w:tabs>
+          <w:tab w:pos="9354" w:val="right" w:leader="dot"/>
+        </w:tabs>
+        <w:ind w:firstLine="0" w:left="283" w:right="567"/>
+        <w:jc w:val="left"/>
+      </w:pPr>
+      <w:r>
+        <w:t>4.1 Оценка целесообразности проведения исследования</w:t>
+        <w:tab/>
+        <w:t>48</w:t>
+      </w:r>
+    </w:p>
+    <w:p>
+      <w:pPr>
+        <w:tabs>
+          <w:tab w:pos="9354" w:val="right" w:leader="dot"/>
+        </w:tabs>
+        <w:ind w:firstLine="0" w:left="283" w:right="567"/>
+        <w:jc w:val="left"/>
+      </w:pPr>
+      <w:r>
+        <w:t>4.2 Планирование разработки</w:t>
+        <w:tab/>
+        <w:t>51</w:t>
+      </w:r>
+    </w:p>
+    <w:p>
+      <w:pPr>
+        <w:tabs>
+          <w:tab w:pos="9354" w:val="right" w:leader="dot"/>
+        </w:tabs>
+        <w:ind w:firstLine="0" w:left="283" w:right="567"/>
+        <w:jc w:val="left"/>
+      </w:pPr>
+      <w:r>
+        <w:t>4.3 Определение затрат, себестоимости и цены разработки</w:t>
+        <w:tab/>
+        <w:t>54</w:t>
+      </w:r>
+    </w:p>
+    <w:p>
+      <w:pPr>
+        <w:tabs>
+          <w:tab w:pos="9354" w:val="right" w:leader="dot"/>
+        </w:tabs>
+        <w:ind w:firstLine="0" w:left="283" w:right="567"/>
+        <w:jc w:val="left"/>
+      </w:pPr>
+      <w:r>
+        <w:t>4.4 Определение и оценка основных показателей экономической эффективности</w:t>
+        <w:tab/>
+        <w:t>58</w:t>
+      </w:r>
+    </w:p>
+    <w:p>
+      <w:pPr>
+        <w:tabs>
+          <w:tab w:pos="9354" w:val="right" w:leader="dot"/>
+        </w:tabs>
+        <w:ind w:firstLine="0" w:left="283" w:right="567"/>
+        <w:jc w:val="left"/>
+      </w:pPr>
+      <w:r>
+        <w:t>4.5 Выводы</w:t>
+        <w:tab/>
+        <w:t>60</w:t>
+      </w:r>
+    </w:p>
+    <w:p>
+      <w:pPr>
+        <w:tabs>
+          <w:tab w:pos="9354" w:val="right" w:leader="dot"/>
+        </w:tabs>
+        <w:ind w:firstLine="0" w:left="0" w:right="567"/>
+        <w:jc w:val="left"/>
+      </w:pPr>
+      <w:r>
+        <w:t>5 Охрана труда и окружающей среды</w:t>
+        <w:tab/>
+        <w:t>62</w:t>
+      </w:r>
+    </w:p>
+    <w:p>
+      <w:pPr>
+        <w:tabs>
+          <w:tab w:pos="9354" w:val="right" w:leader="dot"/>
+        </w:tabs>
+        <w:ind w:firstLine="0" w:left="283" w:right="567"/>
+        <w:jc w:val="left"/>
+      </w:pPr>
+      <w:r>
+        <w:t>5.1 Введение</w:t>
+        <w:tab/>
+        <w:t>62</w:t>
+      </w:r>
+    </w:p>
+    <w:p>
+      <w:pPr>
+        <w:tabs>
+          <w:tab w:pos="9354" w:val="right" w:leader="dot"/>
+        </w:tabs>
+        <w:ind w:firstLine="0" w:left="283" w:right="567"/>
+        <w:jc w:val="left"/>
+      </w:pPr>
+      <w:r>
+        <w:t>5.2 Характеристика рабочего места</w:t>
+        <w:tab/>
+        <w:t>62</w:t>
+      </w:r>
+    </w:p>
+    <w:p>
+      <w:pPr>
+        <w:tabs>
+          <w:tab w:pos="9354" w:val="right" w:leader="dot"/>
+        </w:tabs>
+        <w:ind w:firstLine="0" w:left="283" w:right="567"/>
+        <w:jc w:val="left"/>
+      </w:pPr>
+      <w:r>
+        <w:t>5.3 Анализ опасных и вредных производственных факторов</w:t>
+        <w:tab/>
+        <w:t>65</w:t>
+      </w:r>
+    </w:p>
+    <w:p>
+      <w:pPr>
+        <w:tabs>
+          <w:tab w:pos="9354" w:val="right" w:leader="dot"/>
+        </w:tabs>
+        <w:ind w:firstLine="0" w:left="283" w:right="567"/>
+        <w:jc w:val="left"/>
+      </w:pPr>
+      <w:r>
+        <w:t>5.4 Микроклимат рабочего места</w:t>
+        <w:tab/>
+        <w:t>66</w:t>
+      </w:r>
+    </w:p>
+    <w:p>
+      <w:pPr>
+        <w:tabs>
+          <w:tab w:pos="9354" w:val="right" w:leader="dot"/>
+        </w:tabs>
+        <w:ind w:firstLine="0" w:left="283" w:right="567"/>
+        <w:jc w:val="left"/>
+      </w:pPr>
+      <w:r>
+        <w:t>5.5 Освещение рабочего места</w:t>
+        <w:tab/>
+        <w:t>67</w:t>
+      </w:r>
+    </w:p>
+    <w:p>
+      <w:pPr>
+        <w:tabs>
+          <w:tab w:pos="9354" w:val="right" w:leader="dot"/>
+        </w:tabs>
+        <w:ind w:firstLine="0" w:left="283" w:right="567"/>
+        <w:jc w:val="left"/>
+      </w:pPr>
+      <w:r>
+        <w:t>5.6 Шум</w:t>
+        <w:tab/>
+        <w:t>69</w:t>
+      </w:r>
+    </w:p>
+    <w:p>
+      <w:pPr>
+        <w:tabs>
+          <w:tab w:pos="9354" w:val="right" w:leader="dot"/>
+        </w:tabs>
+        <w:ind w:firstLine="0" w:left="283" w:right="567"/>
+        <w:jc w:val="left"/>
+      </w:pPr>
+      <w:r>
+        <w:t>5.7 Электромагнитные поля</w:t>
+        <w:tab/>
+        <w:t>70</w:t>
+      </w:r>
+    </w:p>
+    <w:p>
+      <w:pPr>
+        <w:tabs>
+          <w:tab w:pos="9354" w:val="right" w:leader="dot"/>
+        </w:tabs>
+        <w:ind w:firstLine="0" w:left="283" w:right="567"/>
+        <w:jc w:val="left"/>
+      </w:pPr>
+      <w:r>
+        <w:t>5.8 Электробезопасность</w:t>
+        <w:tab/>
+        <w:t>71</w:t>
+      </w:r>
+    </w:p>
+    <w:p>
+      <w:pPr>
+        <w:tabs>
+          <w:tab w:pos="9354" w:val="right" w:leader="dot"/>
+        </w:tabs>
+        <w:ind w:firstLine="0" w:left="283" w:right="567"/>
+        <w:jc w:val="left"/>
+      </w:pPr>
+      <w:r>
+        <w:t>5.9 Пожарная безопасность</w:t>
+        <w:tab/>
+        <w:t>72</w:t>
+      </w:r>
+    </w:p>
+    <w:p>
+      <w:pPr>
+        <w:tabs>
+          <w:tab w:pos="9354" w:val="right" w:leader="dot"/>
+        </w:tabs>
+        <w:ind w:firstLine="0" w:left="283" w:right="567"/>
+        <w:jc w:val="left"/>
+      </w:pPr>
+      <w:r>
+        <w:t>5.10 Тяжесть и напряжённость трудового процесса</w:t>
+        <w:tab/>
+        <w:t>73</w:t>
+      </w:r>
+    </w:p>
+    <w:p>
+      <w:pPr>
+        <w:tabs>
+          <w:tab w:pos="9354" w:val="right" w:leader="dot"/>
+        </w:tabs>
+        <w:ind w:firstLine="0" w:left="283" w:right="567"/>
+        <w:jc w:val="left"/>
+      </w:pPr>
+      <w:r>
+        <w:t>5.11 Безопасность при полевых измерениях</w:t>
+        <w:tab/>
+        <w:t>75</w:t>
+      </w:r>
+    </w:p>
+    <w:p>
+      <w:pPr>
+        <w:tabs>
+          <w:tab w:pos="9354" w:val="right" w:leader="dot"/>
+        </w:tabs>
+        <w:ind w:firstLine="0" w:left="283" w:right="567"/>
+        <w:jc w:val="left"/>
+      </w:pPr>
+      <w:r>
+        <w:t>5.12 Охрана окружающей среды</w:t>
+        <w:tab/>
+        <w:t>75</w:t>
+      </w:r>
+    </w:p>
+    <w:p>
+      <w:pPr>
+        <w:tabs>
+          <w:tab w:pos="9354" w:val="right" w:leader="dot"/>
+        </w:tabs>
+        <w:ind w:firstLine="0" w:left="283" w:right="567"/>
+        <w:jc w:val="left"/>
+      </w:pPr>
+      <w:r>
+        <w:t>5.13 Класс условий труда</w:t>
+        <w:tab/>
+        <w:t>75</w:t>
+      </w:r>
+    </w:p>
+    <w:p>
+      <w:pPr>
+        <w:tabs>
+          <w:tab w:pos="9354" w:val="right" w:leader="dot"/>
+        </w:tabs>
+        <w:ind w:firstLine="0" w:left="283" w:right="567"/>
+        <w:jc w:val="left"/>
+      </w:pPr>
+      <w:r>
+        <w:t>5.14 Выводы</w:t>
+        <w:tab/>
+        <w:t>76</w:t>
+      </w:r>
+    </w:p>
+    <w:p>
+      <w:pPr>
+        <w:tabs>
+          <w:tab w:pos="9354" w:val="right" w:leader="dot"/>
+        </w:tabs>
+        <w:ind w:firstLine="0" w:left="0" w:right="567"/>
+        <w:jc w:val="left"/>
+      </w:pPr>
+      <w:r>
+        <w:t>Заключение</w:t>
+        <w:tab/>
+        <w:t>77</w:t>
+      </w:r>
+    </w:p>
+    <w:p>
+      <w:pPr>
+        <w:tabs>
+          <w:tab w:pos="9354" w:val="right" w:leader="dot"/>
+        </w:tabs>
+        <w:ind w:firstLine="0" w:left="0" w:right="567"/>
+        <w:jc w:val="left"/>
+      </w:pPr>
+      <w:r>
+        <w:t>Список использованных источников</w:t>
+        <w:tab/>
+        <w:t>79</w:t>
       </w:r>
     </w:p>
     <w:p>
@@ -208,7 +850,7 @@
         <w:t xml:space="preserve">Пояснительная записка состоит из введения, пяти глав, заключения и списка использованных источников. В первой главе выполнен сравнительный анализ Wi-Fi HaLow с другими вариантами канала связи с БПЛА, во второй — обоснование эксперимента, его методика, выбор и настройка средств, в третьей приведены результаты серии экспериментов и сравнение с другими протоколами. Четвёртая глава содержит экономическую часть, пятая — раздел охраны труда и окружающей среды. В заключении сформулированы основные результаты и предложения по интеграции разработанных решений в существующие модели БПЛА. </w:t>
       </w:r>
       <w:r>
-        <w:t>Пояснительная записка: 98 с., 9 рис., 36 табл., 66 источн.</w:t>
+        <w:t>Пояснительная записка: 87 с., 9 рис., 37 табл., 70 источн.</w:t>
       </w:r>
     </w:p>
     <w:p>
@@ -5365,7 +6007,7 @@
     </w:p>
     <w:p>
       <w:r>
-        <w:t xml:space="preserve">На рынке, доступном в Российской Федерации, найдено четыре варианта оборудования Wi-Fi HaLow (таблица </w:t>
+        <w:t xml:space="preserve">На рынке найдено пять вариантов оборудования Wi-Fi HaLow (таблица </w:t>
       </w:r>
       <w:r>
         <w:t>2.4</w:t>
@@ -5587,7 +6229,7 @@
               <w:rPr>
                 <w:sz w:val="22"/>
               </w:rPr>
-              <w:t>ALFA Network AHPI7292S [29]</w:t>
+              <w:t>Heltec HT-HC32 [29, 30]</w:t>
             </w:r>
           </w:p>
         </w:tc>
@@ -5606,7 +6248,7 @@
               <w:rPr>
                 <w:sz w:val="22"/>
               </w:rPr>
-              <w:t>Newracom NRC7292</w:t>
+              <w:t>Morse Micro MM6108 [31]</w:t>
             </w:r>
           </w:p>
         </w:tc>
@@ -5625,7 +6267,7 @@
               <w:rPr>
                 <w:sz w:val="22"/>
               </w:rPr>
-              <w:t>плата расширения, требуется управляющий компьютер Raspberry Pi</w:t>
+              <w:t>законченная плата: ESP32-S3, камера, разъём аккумулятора</w:t>
             </w:r>
           </w:p>
         </w:tc>
@@ -5644,7 +6286,7 @@
               <w:rPr>
                 <w:sz w:val="22"/>
               </w:rPr>
-              <w:t>5 723 без управляющего компьютера</w:t>
+              <w:t>1 928–3 780</w:t>
             </w:r>
           </w:p>
         </w:tc>
@@ -5668,7 +6310,7 @@
               <w:rPr>
                 <w:sz w:val="22"/>
               </w:rPr>
-              <w:t>Newracom NRC7292 EVK, NRC7394 EVK [30, 31]</w:t>
+              <w:t>ALFA Network AHPI7292S [32]</w:t>
             </w:r>
           </w:p>
         </w:tc>
@@ -5687,7 +6329,7 @@
               <w:rPr>
                 <w:sz w:val="22"/>
               </w:rPr>
-              <w:t>Newracom NRC7292 / NRC7394</w:t>
+              <w:t>Newracom NRC7292</w:t>
             </w:r>
           </w:p>
         </w:tc>
@@ -5706,7 +6348,7 @@
               <w:rPr>
                 <w:sz w:val="22"/>
               </w:rPr>
-              <w:t>оценочные комплекты производителя</w:t>
+              <w:t>плата расширения, требуется управляющий компьютер Raspberry Pi</w:t>
             </w:r>
           </w:p>
         </w:tc>
@@ -5725,7 +6367,7 @@
               <w:rPr>
                 <w:sz w:val="22"/>
               </w:rPr>
-              <w:t>по запросу</w:t>
+              <w:t>5 723 без управляющего компьютера</w:t>
             </w:r>
           </w:p>
         </w:tc>
@@ -5742,13 +6384,94 @@
           <w:p>
             <w:pPr>
               <w:pStyle w:val="TableText"/>
+              <w:keepNext/>
               <w:jc w:val="left"/>
             </w:pPr>
             <w:r>
               <w:rPr>
                 <w:sz w:val="22"/>
               </w:rPr>
-              <w:t>Morse Micro MM6108-EKH05 [32]</w:t>
+              <w:t>Newracom NRC7292 EVK, NRC7394 EVK [33, 34]</w:t>
+            </w:r>
+          </w:p>
+        </w:tc>
+        <w:tc>
+          <w:tcPr>
+            <w:tcW w:type="dxa" w:w="2041"/>
+            <w:vAlign w:val="center"/>
+          </w:tcPr>
+          <w:p>
+            <w:pPr>
+              <w:pStyle w:val="TableText"/>
+              <w:keepNext/>
+              <w:jc w:val="left"/>
+            </w:pPr>
+            <w:r>
+              <w:rPr>
+                <w:sz w:val="22"/>
+              </w:rPr>
+              <w:t>Newracom NRC7292 / NRC7394</w:t>
+            </w:r>
+          </w:p>
+        </w:tc>
+        <w:tc>
+          <w:tcPr>
+            <w:tcW w:type="dxa" w:w="3118"/>
+            <w:vAlign w:val="center"/>
+          </w:tcPr>
+          <w:p>
+            <w:pPr>
+              <w:pStyle w:val="TableText"/>
+              <w:keepNext/>
+              <w:jc w:val="left"/>
+            </w:pPr>
+            <w:r>
+              <w:rPr>
+                <w:sz w:val="22"/>
+              </w:rPr>
+              <w:t>оценочные комплекты производителя</w:t>
+            </w:r>
+          </w:p>
+        </w:tc>
+        <w:tc>
+          <w:tcPr>
+            <w:tcW w:type="dxa" w:w="1928"/>
+            <w:vAlign w:val="center"/>
+          </w:tcPr>
+          <w:p>
+            <w:pPr>
+              <w:pStyle w:val="TableText"/>
+              <w:keepNext/>
+              <w:jc w:val="left"/>
+            </w:pPr>
+            <w:r>
+              <w:rPr>
+                <w:sz w:val="22"/>
+              </w:rPr>
+              <w:t>по запросу</w:t>
+            </w:r>
+          </w:p>
+        </w:tc>
+      </w:tr>
+      <w:tr>
+        <w:trPr>
+          <w:cantSplit/>
+        </w:trPr>
+        <w:tc>
+          <w:tcPr>
+            <w:tcW w:type="dxa" w:w="2268"/>
+            <w:vAlign w:val="center"/>
+          </w:tcPr>
+          <w:p>
+            <w:pPr>
+              <w:pStyle w:val="TableText"/>
+              <w:jc w:val="left"/>
+            </w:pPr>
+            <w:r>
+              <w:rPr>
+                <w:sz w:val="22"/>
+              </w:rPr>
+              <w:t>Morse Micro MM6108-EKH05 [35]</w:t>
             </w:r>
           </w:p>
         </w:tc>
@@ -5815,7 +6538,7 @@
     </w:p>
     <w:p>
       <w:r>
-        <w:t>Выбрана плата LilyGO T-HaLow. Она дешевле аналогов в 1,8–12,4 раза и, главное, является законченным узлом удалённого объекта: на одной плате находятся процессор, радиомодуль Wi-Fi HaLow, разъём камеры и держатель аккумулятора. Для остальных вариантов процессор и камеру пришлось бы добавлять и связывать отдельно. Для стенда используются две платы: передатчик с камерой (бортовой узел) и приёмник (наземный пункт).</w:t>
+        <w:t>Выбрана плата LilyGO T-HaLow. Она дешевле плат расширения и оценочных комплектов в 1,8–12,4 раза и является законченным узлом удалённого объекта: на одной плате находятся процессор, радиомодуль Wi-Fi HaLow, разъём камеры и держатель аккумулятора. Для этих вариантов процессор и камеру пришлось бы добавлять и связывать отдельно. Той же компоновки только плата Heltec HT-HC32 сопоставимой цены; у T-HaLow на плате есть держатель аккумулятора 18650 и порт Ethernet, что упрощает автономные полевые испытания. Для стенда используются две платы: передатчик с камерой (бортовой узел) и приёмник (наземный пункт).</w:t>
       </w:r>
     </w:p>
     <w:p>
@@ -5825,7 +6548,7 @@
     </w:p>
     <w:p>
       <w:r>
-        <w:t>По принципиальной схеме платы [33] модуль связан с процессором только двумя линиями последовательного интерфейса UART — без линий управления потоком и без интерфейса SPI. Все данные между процессором и радиоканалом проходят через этот интерфейс; в главе 3 показано, что он задаёт архитектурный предел пропускной способности платформы.</w:t>
+        <w:t>По принципиальной схеме платы [36] модуль связан с процессором только двумя линиями последовательного интерфейса UART — без линий управления потоком и без интерфейса SPI. Все данные между процессором и радиоканалом проходят через этот интерфейс; в главе 3 показано, что он задаёт архитектурный предел пропускной способности платформы.</w:t>
       </w:r>
     </w:p>
     <w:p>
@@ -5974,7 +6697,7 @@
     </w:p>
     <w:p>
       <w:r>
-        <w:t>5) Доработки программы модуля. Изменены драйвер UART модуля (чтение всего буфера FIFO за одно прерывание), размер кольцевого буфера моста (с 2048 до 8192 Б, правкой двоичной библиотеки с пересчётом контрольной суммы образа), таймер паузы на входе UART (с 2 мс до 400 мкс) и скорость интерфейса (3 Мбод при рекомендованных производителем 400 кбод [33]). Добавлены команды регулятора мощности по отношению сигнал/шум (AT+PWRCTL), нижней границы модуляции по уровню сигнала (AT+MCSFLR) и модуляции широковещательных кадров (AT+MCSCTL). Результаты — в разделах 3.3 и 3.4.</w:t>
+        <w:t>5) Доработки программы модуля. Изменены драйвер UART модуля (чтение всего буфера FIFO за одно прерывание), размер кольцевого буфера моста (с 2048 до 8192 Б, правкой двоичной библиотеки с пересчётом контрольной суммы образа), таймер паузы на входе UART (с 2 мс до 400 мкс) и скорость интерфейса (3 Мбод при рекомендованных производителем 400 кбод [36]). Добавлены команды регулятора мощности по отношению сигнал/шум (AT+PWRCTL), нижней границы модуляции по уровню сигнала (AT+MCSFLR) и модуляции широковещательных кадров (AT+MCSCTL). Результаты — в разделах 3.3 и 3.4.</w:t>
       </w:r>
     </w:p>
     <w:p>
@@ -7617,7 +8340,7 @@
     </w:p>
     <w:p>
       <w:r>
-        <w:t>Скорость UART ограничена с обеих сторон: у ESP32-S3 предел составляет 5 Мбод [34], у модуля — 6 Мбод (тактовая частота 96 МГц при 16-кратной передискретизации). При 5 Мбод поток байтов на линии составляет 4,0 Мбит/с, полезный — 3,92 Мбит/с. Это архитектурный предел платформы: его нельзя превысить никакими программными доработками, пока данные идут через UART, и он ниже скорости физического уровня в канале 2 МГц (6,5 Мбит/с). В итоговой настройке (3 Мбод, пауза 1,5 мс) предел интерфейса — 1,79 Мбит/с; пауза занимает 24 % времени линии, поэтому сокращение паузы дало бы больше, чем повышение скорости интерфейса.</w:t>
+        <w:t>Скорость UART ограничена с обеих сторон: у ESP32-S3 предел составляет 5 Мбод [37], у модуля — 6 Мбод (тактовая частота 96 МГц при 16-кратной передискретизации). При 5 Мбод поток байтов на линии составляет 4,0 Мбит/с, полезный — 3,92 Мбит/с. Это архитектурный предел платформы: его нельзя превысить никакими программными доработками, пока данные идут через UART, и он ниже скорости физического уровня в канале 2 МГц (6,5 Мбит/с). В итоговой настройке (3 Мбод, пауза 1,5 мс) предел интерфейса — 1,79 Мбит/с; пауза занимает 24 % времени линии, поэтому сокращение паузы дало бы больше, чем повышение скорости интерфейса.</w:t>
       </w:r>
     </w:p>
     <w:p>
@@ -12711,7 +13434,7 @@
         <w:t>3.8</w:t>
       </w:r>
       <w:r>
-        <w:t xml:space="preserve"> сравнивает их при нормах мощности Российской Федерации. При равной скорости физического уровня 6,5 Мбит/с (Wi-Fi HaLow 2 МГц MCS 7 и Wi-Fi 802.11n MCS 0) дальности в свободном пространстве сопоставимы — 0,98 и 1,32 км: выигрыш Wi-Fi HaLow на затухании (9,0 дБ) компенсируется меньшей разрешённой мощностью (на 6,0 дБ ниже у стенда) и оценочной чувствительностью. Wi-Fi HaLow выигрывает на малых скоростях, которых у 802.11n нет: на MCS 0 (0,65 Мбит/с) — 4,90 км против 2,58 км у 802.11b на 1 Мбит/с, — и за препятствиями: бетонная стена ослабляет сигнал 867 МГц на 6,3 дБ меньше, чем 2,4 ГГц [18]. У земли за точкой излома потери двухлучевой модели от частоты не зависят, и частотное преимущество исчезает; модель при этом не учитывает дифракцию и затухание в растительности, где диапазон ниже 1 ГГц выигрывает [7]. Скорость Wi-Fi 2,4 ГГц выше на порядок: ESP32-S3 передаёт в эфире 20–30 Мбит/с [20], а модуль ESP32-CAM (процессор ESP32, камера OV2640) передаёт по Wi-Fi видео 480 × 320 с частотой 20,9 видеокадра в секунду (лаборатория, расстояние не указано) [35] — против 5 видеокадров в секунду и 1063 кбит/с на Wi-Fi HaLow.</w:t>
+        <w:t xml:space="preserve"> сравнивает их при нормах мощности Российской Федерации. При равной скорости физического уровня 6,5 Мбит/с (Wi-Fi HaLow 2 МГц MCS 7 и Wi-Fi 802.11n MCS 0) дальности в свободном пространстве сопоставимы — 0,98 и 1,32 км: выигрыш Wi-Fi HaLow на затухании (9,0 дБ) компенсируется меньшей разрешённой мощностью (на 6,0 дБ ниже у стенда) и оценочной чувствительностью. Wi-Fi HaLow выигрывает на малых скоростях, которых у 802.11n нет: на MCS 0 (0,65 Мбит/с) — 4,90 км против 2,58 км у 802.11b на 1 Мбит/с, — и за препятствиями: бетонная стена ослабляет сигнал 867 МГц на 6,3 дБ меньше, чем 2,4 ГГц [18]. У земли за точкой излома потери двухлучевой модели от частоты не зависят, и частотное преимущество исчезает; модель при этом не учитывает дифракцию и затухание в растительности, где диапазон ниже 1 ГГц выигрывает [7]. Скорость Wi-Fi 2,4 ГГц выше на порядок: ESP32-S3 передаёт в эфире 20–30 Мбит/с [20], а модуль ESP32-CAM (процессор ESP32, камера OV2640) передаёт по Wi-Fi видео 480 × 320 с частотой 20,9 видеокадра в секунду (лаборатория, расстояние не указано) [38] — против 5 видеокадров в секунду и 1063 кбит/с на Wi-Fi HaLow.</w:t>
       </w:r>
     </w:p>
     <w:p>
@@ -12722,7 +13445,7 @@
         <w:t xml:space="preserve">Сравнение с LoRa. </w:t>
       </w:r>
       <w:r>
-        <w:t>LoRa на 20–30 дБ превосходит по чувствительности и намного — по дальности: в городской застройке при 13 дБм (SF8, 125 кГц) связь без потерь сохранялась на 1180 м при RSSI −112 дБм, на 1350 м доля потерь составила 10 %, на 1750 м связь пропала [4]; бюджет канала распространённых настроек — 140–158,5 дБ [36]; по пользовательским данным, канал управления ExpressLRS 900 МГц работал с БПЛА на 40,7 км при 10 мВт [37]. Но скорость LoRa — 0,29–5,5 кбит/с в канале 125 кГц [4], ниже полученной полезной скорости Wi-Fi HaLow в 190–3600 раз, а время передачи одного пакета — от 0,39 до 31 мс в режимах ExpressLRS [38] и до 2,2 с на 20 Б при SF12 [5]. LoRa — канал телеметрии и управления, а не видео.</w:t>
+        <w:t>LoRa на 20–30 дБ превосходит по чувствительности и намного — по дальности: в городской застройке при 13 дБм (SF8, 125 кГц) связь без потерь сохранялась на 1180 м при RSSI −112 дБм, на 1350 м доля потерь составила 10 %, на 1750 м связь пропала [4]; бюджет канала распространённых настроек — 140–158,5 дБ [39]; по пользовательским данным, канал управления ExpressLRS 900 МГц работал с БПЛА на 40,7 км при 10 мВт [40]. Но скорость LoRa — 0,29–5,5 кбит/с в канале 125 кГц [4], ниже полученной полезной скорости Wi-Fi HaLow в 190–3600 раз, а время передачи одного пакета — от 0,39 до 31 мс в режимах ExpressLRS [41] и до 2,2 с на 20 Б при SF12 [5]. LoRa — канал телеметрии и управления, а не видео.</w:t>
       </w:r>
     </w:p>
     <w:p>
@@ -13148,7 +13871,7 @@
               <w:rPr>
                 <w:sz w:val="20"/>
               </w:rPr>
-              <w:t>1180 м без потерь в городе, 13 дБм [4]; 40,7 км с БПЛА (пользов.) [37]</w:t>
+              <w:t>1180 м без потерь в городе, 13 дБм [4]; 40,7 км с БПЛА (пользов.) [40]</w:t>
             </w:r>
           </w:p>
         </w:tc>
@@ -13348,7 +14071,7 @@
               <w:rPr>
                 <w:sz w:val="20"/>
               </w:rPr>
-              <w:t>время в эфире пакета 0,39–31 мс [38]; до 2,2 с на 20 Б [5]</w:t>
+              <w:t>время в эфире пакета 0,39–31 мс [41]; до 2,2 с на 20 Б [5]</w:t>
             </w:r>
           </w:p>
         </w:tc>
@@ -13804,8 +14527,23 @@
     </w:p>
     <w:p>
       <w:pPr>
+        <w:sectPr>
+          <w:footerReference w:type="default" r:id="rId9"/>
+          <w:headerReference w:type="default" r:id="rId16"/>
+          <w:headerReference w:type="first" r:id="rId17"/>
+          <w:footerReference w:type="first" r:id="rId18"/>
+          <w:pgSz w:w="11906" w:h="16838"/>
+          <w:pgMar w:top="1134" w:right="850" w:bottom="1417" w:left="1701" w:header="283" w:footer="283" w:gutter="0"/>
+          <w:cols w:space="720"/>
+          <w:titlePg/>
+          <w:docGrid w:linePitch="360"/>
+          <w:pgNumType w:start="3"/>
+        </w:sectPr>
+      </w:pPr>
+    </w:p>
+    <w:p>
+      <w:pPr>
         <w:pStyle w:val="Heading1"/>
-        <w:pageBreakBefore/>
         <w:ind w:firstLine="0"/>
         <w:jc w:val="center"/>
       </w:pPr>
@@ -14159,7 +14897,7 @@
         <w:jc w:val="left"/>
       </w:pPr>
       <w:r>
-        <w:t>29. ALFA Network AHPI7292S IEEE 802.11ah sub 1 GHz module in Raspberry Pi HAT form factor. – Текст : электронный // Rokland : [сайт]. – URL: https://store.rokland.com/products/alfa-network-ahpi7292s-ieee-802-11ah-sub-1-ghz-module-in-raspberry-pi-hat-form-factor (дата обращения: 24.09.2026).</w:t>
+        <w:t>29. ESP32 Wi-Fi HaLow Camera HT-HC32. – Текст : электронный // Heltec Automation : [сайт]. – URL: https://wiki.heltec.org/docs/devices/wifi-halow/ht-hc32/ (дата обращения: 13.10.2026).</w:t>
       </w:r>
     </w:p>
     <w:p>
@@ -14168,7 +14906,7 @@
         <w:jc w:val="left"/>
       </w:pPr>
       <w:r>
-        <w:t>30. NRC7394 Evaluation Kit Purchase page. – Текст : электронный // NEWRACOM : [сайт]. – URL: https://newracom.com/nrc7394-evaluation-kit-purchase-page (дата обращения: 24.09.2026).</w:t>
+        <w:t>30. ESP32 Wi-Fi HaLow Camera. – Текст : электронный // Heltec Automation : [сайт]. – URL: https://heltec.org/project/ht-hc32/ (дата обращения: 13.10.2026).</w:t>
       </w:r>
     </w:p>
     <w:p>
@@ -14177,7 +14915,7 @@
         <w:jc w:val="left"/>
       </w:pPr>
       <w:r>
-        <w:t>31. NRC7292 EVK. – Текст : электронный // NEWRACOM : [сайт]. – URL: https://newracom.com/products/nrc7292-evk (дата обращения: 24.09.2026).</w:t>
+        <w:t>31. Heltec Automation partners with Morse Micro to advance IoT connectivity with Wi-Fi HaLow. – 12.06.2025. – Текст : электронный // Morse Micro : [сайт]. – URL: https://morsemicro.com/news/heltec-automation-partners-with-morse-micro-to-advance-iot-connectivity-with-wi-fi-halow (дата обращения: 13.10.2026).</w:t>
       </w:r>
     </w:p>
     <w:p>
@@ -14186,7 +14924,7 @@
         <w:jc w:val="left"/>
       </w:pPr>
       <w:r>
-        <w:t>32. MM6108-EKH05-05US, WiFi Development Tools — 802.11 Wi-Fi HaLow IoT Development Board. – Текст : электронный // ЧИП и ДИП : [сайт]. – URL: https://chipdip.ru/product0/8040419288 (дата обращения: 24.09.2026).</w:t>
+        <w:t>32. ALFA Network AHPI7292S IEEE 802.11ah sub 1 GHz module in Raspberry Pi HAT form factor. – Текст : электронный // Rokland : [сайт]. – URL: https://store.rokland.com/products/alfa-network-ahpi7292s-ieee-802-11ah-sub-1-ghz-module-in-raspberry-pi-hat-form-factor (дата обращения: 24.09.2026).</w:t>
       </w:r>
     </w:p>
     <w:p>
@@ -14195,7 +14933,7 @@
         <w:jc w:val="left"/>
       </w:pPr>
       <w:r>
-        <w:t>33. T-Halow : исходные тексты, схема платы, комплект разработки модуля TX-AH / LilyGO (Xinyuan-LilyGO). – Текст : электронный // GitHub : [сайт]. – URL: https://github.com/Xinyuan-LilyGO/T-Halow (дата обращения: 27.09.2026).</w:t>
+        <w:t>33. NRC7394 Evaluation Kit Purchase page. – Текст : электронный // NEWRACOM : [сайт]. – URL: https://newracom.com/nrc7394-evaluation-kit-purchase-page (дата обращения: 24.09.2026).</w:t>
       </w:r>
     </w:p>
     <w:p>
@@ -14204,7 +14942,7 @@
         <w:jc w:val="left"/>
       </w:pPr>
       <w:r>
-        <w:t>34. ESP-IDF : Espressif IoT Development Framework : ветка 4.4, файл components/soc/esp32s3/include/soc/soc_caps.h / Espressif Systems. – Текст : электронный // GitHub : [сайт]. – URL: https://github.com/espressif/esp-idf (дата обращения: 27.09.2026).</w:t>
+        <w:t>34. NRC7292 EVK. – Текст : электронный // NEWRACOM : [сайт]. – URL: https://newracom.com/products/nrc7292-evk (дата обращения: 24.09.2026).</w:t>
       </w:r>
     </w:p>
     <w:p>
@@ -14213,7 +14951,7 @@
         <w:jc w:val="left"/>
       </w:pPr>
       <w:r>
-        <w:t>35. ESP32-CAM Performance Reference Benchmark : dataset / TNeutron. – 2025. – Текст : электронный // GitHub : [сайт]. – URL: https://github.com/TNeutron/ESP32-CAM-Performence-Reference-Benchmark (дата обращения: 08.10.2026).</w:t>
+        <w:t>35. MM6108-EKH05-05US, WiFi Development Tools — 802.11 Wi-Fi HaLow IoT Development Board. – Текст : электронный // ЧИП и ДИП : [сайт]. – URL: https://chipdip.ru/product0/8040419288 (дата обращения: 24.09.2026).</w:t>
       </w:r>
     </w:p>
     <w:p>
@@ -14222,7 +14960,7 @@
         <w:jc w:val="left"/>
       </w:pPr>
       <w:r>
-        <w:t>36. Radio Settings ; LoRa Region by Country / Meshtastic. – Текст : электронный // GitHub : meshtastic/meshtastic. – URL: https://github.com/meshtastic/meshtastic/blob/master/docs/about/overview/radio-settings.mdx (дата обращения: 08.10.2026).</w:t>
+        <w:t>36. T-Halow : исходные тексты, схема платы, комплект разработки модуля TX-AH / LilyGO (Xinyuan-LilyGO). – Текст : электронный // GitHub : [сайт]. – URL: https://github.com/Xinyuan-LilyGO/T-Halow (дата обращения: 27.09.2026).</w:t>
       </w:r>
     </w:p>
     <w:p>
@@ -14231,7 +14969,7 @@
         <w:jc w:val="left"/>
       </w:pPr>
       <w:r>
-        <w:t>37. Long Range / ExpressLRS. – Текст : электронный // GitHub : ExpressLRS/Docs. – URL: https://github.com/ExpressLRS/Docs/blob/master/docs/info/long-range.md (дата обращения: 08.10.2026).</w:t>
+        <w:t>37. ESP-IDF : Espressif IoT Development Framework : ветка 4.4, файл components/soc/esp32s3/include/soc/soc_caps.h / Espressif Systems. – Текст : электронный // GitHub : [сайт]. – URL: https://github.com/espressif/esp-idf (дата обращения: 27.09.2026).</w:t>
       </w:r>
     </w:p>
     <w:p>
@@ -14240,7 +14978,7 @@
         <w:jc w:val="left"/>
       </w:pPr>
       <w:r>
-        <w:t>38. Signal Health / ExpressLRS. – Текст : электронный // GitHub : ExpressLRS/Docs. – URL: https://github.com/ExpressLRS/Docs/blob/master/docs/info/signal-health.md (дата обращения: 08.10.2026).</w:t>
+        <w:t>38. ESP32-CAM Performance Reference Benchmark : dataset / TNeutron. – 2025. – Текст : электронный // GitHub : [сайт]. – URL: https://github.com/TNeutron/ESP32-CAM-Performence-Reference-Benchmark (дата обращения: 08.10.2026).</w:t>
       </w:r>
     </w:p>
     <w:p>
@@ -14249,7 +14987,7 @@
         <w:jc w:val="left"/>
       </w:pPr>
       <w:r>
-        <w:t>39. Экономическое обоснование дипломных проектов (работ) по приборо- и радиоприборостроению : методические указания / В. П. Панагушин, Т. С. Ковалева, О. А. Малютина [и др.] ; под редакцией В. П. Панагушина. – 7-е изд., испр. и доп. – Москва : ИВАКО Аналитик, 2024. – 43 с. – Текст : непосредственный.</w:t>
+        <w:t>39. Radio Settings ; LoRa Region by Country / Meshtastic. – Текст : электронный // GitHub : meshtastic/meshtastic. – URL: https://github.com/meshtastic/meshtastic/blob/master/docs/about/overview/radio-settings.mdx (дата обращения: 08.10.2026).</w:t>
       </w:r>
     </w:p>
     <w:p>
@@ -14258,7 +14996,7 @@
         <w:jc w:val="left"/>
       </w:pPr>
       <w:r>
-        <w:t>40. Поиск вакансий «радиоинженер», «инженер радиотехник», «радиотехник» в г. Москве с указанием заработной платы. – Текст : электронный // hh.ru : [сайт]. – URL: https://hh.ru/search/vacancy?text=радиоинженер&amp;area=1&amp;only_with_salary=true (дата обращения: 24.09.2026).</w:t>
+        <w:t>40. Long Range / ExpressLRS. – Текст : электронный // GitHub : ExpressLRS/Docs. – URL: https://github.com/ExpressLRS/Docs/blob/master/docs/info/long-range.md (дата обращения: 08.10.2026).</w:t>
       </w:r>
     </w:p>
     <w:p>
@@ -14267,7 +15005,7 @@
         <w:jc w:val="left"/>
       </w:pPr>
       <w:r>
-        <w:t>41. Производственный календарь на 2026 год. – Текст : электронный // КонсультантПлюс : [сайт]. – URL: https://www.consultant.ru/law/ref/calendar/proizvodstvennye/2026/ (дата обращения: 24.09.2026).</w:t>
+        <w:t>41. Signal Health / ExpressLRS. – Текст : электронный // GitHub : ExpressLRS/Docs. – URL: https://github.com/ExpressLRS/Docs/blob/master/docs/info/signal-health.md (дата обращения: 08.10.2026).</w:t>
       </w:r>
     </w:p>
     <w:p>
@@ -14276,7 +15014,7 @@
         <w:jc w:val="left"/>
       </w:pPr>
       <w:r>
-        <w:t>42. Налоговый кодекс Российской Федерации. Часть вторая : федеральный закон от 05.08.2000 № 117-ФЗ : принят Государственной думой 19 июля 2000 года : одобрен Советом Федерации 26 июля 2000 года. Глава 23 «Налог на доходы физических лиц». Глава 34 «Страховые взносы». – Текст : электронный // КонсультантПлюс : надежная правовая поддержка : [сайт]. – URL: https://www.consultant.ru/document/cons_doc_LAW_28165/ (дата обращения: 08.10.2026).</w:t>
+        <w:t>42. Экономическое обоснование дипломных проектов (работ) по приборо- и радиоприборостроению : методические указания / В. П. Панагушин, Т. С. Ковалева, О. А. Малютина [и др.] ; под редакцией В. П. Панагушина. – 7-е изд., испр. и доп. – Москва : ИВАКО Аналитик, 2024. – 43 с. – Текст : непосредственный.</w:t>
       </w:r>
     </w:p>
     <w:p>
@@ -14285,7 +15023,7 @@
         <w:jc w:val="left"/>
       </w:pPr>
       <w:r>
-        <w:t>43. Официальные курсы валют на заданную дату, устанавливаемые ежедневно. – Текст : электронный // Банк России : [сайт]. – URL: https://www.cbr.ru/currency_base/daily/ (дата обращения: 24.09.2026).</w:t>
+        <w:t>43. Поиск вакансий «радиоинженер», «инженер радиотехник», «радиотехник» в г. Москве с указанием заработной платы. – Текст : электронный // hh.ru : [сайт]. – URL: https://hh.ru/search/vacancy?text=радиоинженер&amp;area=1&amp;only_with_salary=true (дата обращения: 24.09.2026).</w:t>
       </w:r>
     </w:p>
     <w:p>
@@ -14294,7 +15032,7 @@
         <w:jc w:val="left"/>
       </w:pPr>
       <w:r>
-        <w:t>44. СП 2.2.3670-20. Санитарно-эпидемиологические требования к условиям труда : санитарные правила : утверждены постановлением Главного государственного санитарного врача Российской Федерации от 02.12.2020 № 40 : дата введения 2021-01-01. – Текст : электронный // Электронный фонд правовых и нормативно-технических документов : [сайт]. – URL: https://docs.cntd.ru/document/573230583 (дата обращения: 08.10.2026).</w:t>
+        <w:t>44. Производственный календарь на 2026 год. – Текст : электронный // КонсультантПлюс : [сайт]. – URL: https://www.consultant.ru/law/ref/calendar/proizvodstvennye/2026/ (дата обращения: 24.09.2026).</w:t>
       </w:r>
     </w:p>
     <w:p>
@@ -14303,7 +15041,7 @@
         <w:jc w:val="left"/>
       </w:pPr>
       <w:r>
-        <w:t>45. ГОСТ 12.2.032-78. Система стандартов безопасности труда. Рабочее место при выполнении работ сидя. Общие эргономические требования : межгосударственный стандарт : издание официальное : утвержден и введен в действие Постановлением Госстандарта СССР от 26.04.1978 № 1102 : дата введения 1979-01-01. – Текст : электронный // Электронный фонд правовых и нормативно-технических документов : [сайт]. – URL: https://docs.cntd.ru/document/1200003913 (дата обращения: 08.10.2026).</w:t>
+        <w:t>45. Налоговый кодекс Российской Федерации. Часть вторая : федеральный закон от 05.08.2000 № 117-ФЗ : принят Государственной думой 19 июля 2000 года : одобрен Советом Федерации 26 июля 2000 года. Глава 23 «Налог на доходы физических лиц». Глава 34 «Страховые взносы». – Текст : электронный // КонсультантПлюс : надежная правовая поддержка : [сайт]. – URL: https://www.consultant.ru/document/cons_doc_LAW_28165/ (дата обращения: 08.10.2026).</w:t>
       </w:r>
     </w:p>
     <w:p>
@@ -14312,7 +15050,7 @@
         <w:jc w:val="left"/>
       </w:pPr>
       <w:r>
-        <w:t>46. ГОСТ Р 50923-96. Дисплеи. Рабочее место оператора. Общие эргономические требования и требования к производственной среде. Методы измерения : государственный стандарт Российской Федерации : издание официальное : утвержден и введен в действие Постановлением Госстандарта России от 10.07.1996 № 451 : дата введения 1997-07-01. – Текст : электронный // Электронный фонд правовых и нормативно-технических документов : [сайт]. – URL: https://docs.cntd.ru/document/1200025975 (дата обращения: 08.10.2026).</w:t>
+        <w:t>46. Официальные курсы валют на заданную дату, устанавливаемые ежедневно. – Текст : электронный // Банк России : [сайт]. – URL: https://www.cbr.ru/currency_base/daily/ (дата обращения: 24.09.2026).</w:t>
       </w:r>
     </w:p>
     <w:p>
@@ -14321,7 +15059,7 @@
         <w:jc w:val="left"/>
       </w:pPr>
       <w:r>
-        <w:t>47. ГОСТ Р 50948-2001. Средства отображения информации индивидуального пользования. Общие эргономические требования и требования безопасности : государственный стандарт Российской Федерации : издание официальное : принят и введен в действие Постановлением Госстандарта России от 25.12.2001 № 576-ст : дата введения 2002-07-01. – Текст : электронный // Электронный фонд правовых и нормативно-технических документов : [сайт]. – URL: https://docs.cntd.ru/document/1200028904 (дата обращения: 08.10.2026).</w:t>
+        <w:t>47. Андрей Рюмин рассказал о достижениях «Россетей» на выставке-форуме «Россия». – 27.01.2024. – Текст : электронный // Деловой Петербург : [сайт]. – URL: https://www.dp.ru/a/2024/01/27/andrej-rjumin-rasskazal-o-dostizhenijah (дата обращения: 13.10.2026).</w:t>
       </w:r>
     </w:p>
     <w:p>
@@ -14330,7 +15068,7 @@
         <w:jc w:val="left"/>
       </w:pPr>
       <w:r>
-        <w:t>48. ГОСТ Р ИСО 9241-4-2009. Эргономические требования к проведению офисных работ с использованием видеодисплейных терминалов (VDT). Часть 4. Требования к клавиатуре : национальный стандарт Российской Федерации : издание официальное : утвержден и введен в действие Приказом Ростехрегулирования от 07.12.2009 № 579-ст : дата введения 2010-12-01. – Текст : электронный // Электронный фонд правовых и нормативно-технических документов : [сайт]. – URL: https://docs.cntd.ru/document/1200076334 (дата обращения: 08.10.2026).</w:t>
+        <w:t>48. СП 2.2.3670-20. Санитарно-эпидемиологические требования к условиям труда : санитарные правила : утверждены постановлением Главного государственного санитарного врача Российской Федерации от 02.12.2020 № 40 : дата введения 2021-01-01. – Текст : электронный // Электронный фонд правовых и нормативно-технических документов : [сайт]. – URL: https://docs.cntd.ru/document/573230583 (дата обращения: 08.10.2026).</w:t>
       </w:r>
     </w:p>
     <w:p>
@@ -14339,7 +15077,7 @@
         <w:jc w:val="left"/>
       </w:pPr>
       <w:r>
-        <w:t>49. ГОСТ 12.0.003-2015. Система стандартов безопасности труда. Опасные и вредные производственные факторы. Классификация : межгосударственный стандарт : издание официальное : введен в действие в качестве национального стандарта Российской Федерации Приказом Росстандарта от 09.06.2016 № 602-ст : дата введения 2017-03-01. – Текст : электронный // Электронный фонд правовых и нормативно-технических документов : [сайт]. – URL: https://docs.cntd.ru/document/1200136071 (дата обращения: 08.10.2026).</w:t>
+        <w:t>49. ГОСТ 12.2.032-78. Система стандартов безопасности труда. Рабочее место при выполнении работ сидя. Общие эргономические требования : межгосударственный стандарт : издание официальное : утвержден и введен в действие Постановлением Госстандарта СССР от 26.04.1978 № 1102 : дата введения 1979-01-01. – Текст : электронный // Электронный фонд правовых и нормативно-технических документов : [сайт]. – URL: https://docs.cntd.ru/document/1200003913 (дата обращения: 08.10.2026).</w:t>
       </w:r>
     </w:p>
     <w:p>
@@ -14348,7 +15086,7 @@
         <w:jc w:val="left"/>
       </w:pPr>
       <w:r>
-        <w:t>50. ГОСТ 12.1.005-88. Система стандартов безопасности труда. Общие санитарно-гигиенические требования к воздуху рабочей зоны : межгосударственный стандарт : издание официальное : утвержден и введен в действие Постановлением Госстандарта СССР от 29.09.1988 № 3388 : дата введения 1989-01-01. – Текст : электронный // Электронный фонд правовых и нормативно-технических документов : [сайт]. – URL: https://docs.cntd.ru/document/1200003608 (дата обращения: 08.10.2026).</w:t>
+        <w:t>50. ГОСТ Р 50923-96. Дисплеи. Рабочее место оператора. Общие эргономические требования и требования к производственной среде. Методы измерения : государственный стандарт Российской Федерации : издание официальное : утвержден и введен в действие Постановлением Госстандарта России от 10.07.1996 № 451 : дата введения 1997-07-01. – Текст : электронный // Электронный фонд правовых и нормативно-технических документов : [сайт]. – URL: https://docs.cntd.ru/document/1200025975 (дата обращения: 08.10.2026).</w:t>
       </w:r>
     </w:p>
     <w:p>
@@ -14357,7 +15095,7 @@
         <w:jc w:val="left"/>
       </w:pPr>
       <w:r>
-        <w:t>51. СанПиН 1.2.3685-21. Гигиенические нормативы и требования к обеспечению безопасности и (или) безвредности для человека факторов среды обитания : санитарные правила и нормы : утверждены постановлением Главного государственного санитарного врача Российской Федерации от 28.01.2021 № 2 (ред. от 24.12.2025) : дата введения 2021-03-01. – Текст : электронный // Электронный фонд правовых и нормативно-технических документов : [сайт]. – URL: https://docs.cntd.ru/document/573500115 (дата обращения: 08.10.2026).</w:t>
+        <w:t>51. ГОСТ Р 50948-2001. Средства отображения информации индивидуального пользования. Общие эргономические требования и требования безопасности : государственный стандарт Российской Федерации : издание официальное : принят и введен в действие Постановлением Госстандарта России от 25.12.2001 № 576-ст : дата введения 2002-07-01. – Текст : электронный // Электронный фонд правовых и нормативно-технических документов : [сайт]. – URL: https://docs.cntd.ru/document/1200028904 (дата обращения: 08.10.2026).</w:t>
       </w:r>
     </w:p>
     <w:p>
@@ -14366,7 +15104,7 @@
         <w:jc w:val="left"/>
       </w:pPr>
       <w:r>
-        <w:t>52. СП 52.13330.2016. Естественное и искусственное освещение. Актуализированная редакция СНиП 23-05-95* : свод правил : утвержден приказом Минстроя России от 07.11.2016 № 777/пр : дата введения 2017-05-08. – Текст : электронный // Электронный фонд правовых и нормативно-технических документов : [сайт]. – URL: https://docs.cntd.ru/document/456054197 (дата обращения: 08.10.2026).</w:t>
+        <w:t>52. ГОСТ Р ИСО 9241-4-2009. Эргономические требования к проведению офисных работ с использованием видеодисплейных терминалов (VDT). Часть 4. Требования к клавиатуре : национальный стандарт Российской Федерации : издание официальное : утвержден и введен в действие Приказом Ростехрегулирования от 07.12.2009 № 579-ст : дата введения 2010-12-01. – Текст : электронный // Электронный фонд правовых и нормативно-технических документов : [сайт]. – URL: https://docs.cntd.ru/document/1200076334 (дата обращения: 08.10.2026).</w:t>
       </w:r>
     </w:p>
     <w:p>
@@ -14375,7 +15113,7 @@
         <w:jc w:val="left"/>
       </w:pPr>
       <w:r>
-        <w:t>53. Кнорринг, Г. М. Справочная книга для проектирования электрического освещения / Г. М. Кнорринг, И. М. Фадин, В. Н. Сидоров. – 2-е изд., перераб. и доп. – Санкт-Петербург : Энергоатомиздат, 1992. – 448 с. – Текст : непосредственный.</w:t>
+        <w:t>53. ГОСТ 12.0.003-2015. Система стандартов безопасности труда. Опасные и вредные производственные факторы. Классификация : межгосударственный стандарт : издание официальное : введен в действие в качестве национального стандарта Российской Федерации Приказом Росстандарта от 09.06.2016 № 602-ст : дата введения 2017-03-01. – Текст : электронный // Электронный фонд правовых и нормативно-технических документов : [сайт]. – URL: https://docs.cntd.ru/document/1200136071 (дата обращения: 08.10.2026).</w:t>
       </w:r>
     </w:p>
     <w:p>
@@ -14384,7 +15122,7 @@
         <w:jc w:val="left"/>
       </w:pPr>
       <w:r>
-        <w:t>54. T-Halow : AT command set / Xinyuan-LilyGO. – Текст : электронный // GitHub : [сайт]. – URL: https://github.com/Xinyuan-LilyGO/T-Halow (дата обращения: 24.09.2026).</w:t>
+        <w:t>54. ГОСТ 12.1.005-88. Система стандартов безопасности труда. Общие санитарно-гигиенические требования к воздуху рабочей зоны : межгосударственный стандарт : издание официальное : утвержден и введен в действие Постановлением Госстандарта СССР от 29.09.1988 № 3388 : дата введения 1989-01-01. – Текст : электронный // Электронный фонд правовых и нормативно-технических документов : [сайт]. – URL: https://docs.cntd.ru/document/1200003608 (дата обращения: 08.10.2026).</w:t>
       </w:r>
     </w:p>
     <w:p>
@@ -14393,7 +15131,7 @@
         <w:jc w:val="left"/>
       </w:pPr>
       <w:r>
-        <w:t>55. Правила устройства электроустановок. Глава 1.1. Общая часть : издание седьмое : утверждена приказом Минэнерго России от 08.07.2002 № 204 : дата введения 2003-01-01. – Текст : электронный // Электронный фонд правовых и нормативно-технических документов : [сайт]. – URL: https://docs.cntd.ru/document/1200030216 (дата обращения: 08.10.2026).</w:t>
+        <w:t>55. СанПиН 1.2.3685-21. Гигиенические нормативы и требования к обеспечению безопасности и (или) безвредности для человека факторов среды обитания : санитарные правила и нормы : утверждены постановлением Главного государственного санитарного врача Российской Федерации от 28.01.2021 № 2 (ред. от 24.12.2025) : дата введения 2021-03-01. – Текст : электронный // Электронный фонд правовых и нормативно-технических документов : [сайт]. – URL: https://docs.cntd.ru/document/573500115 (дата обращения: 08.10.2026).</w:t>
       </w:r>
     </w:p>
     <w:p>
@@ -14402,7 +15140,7 @@
         <w:jc w:val="left"/>
       </w:pPr>
       <w:r>
-        <w:t>56. ГОСТ 12.1.038-82. Система стандартов безопасности труда. Электробезопасность. Предельно допустимые значения напряжений прикосновения и токов : межгосударственный стандарт : издание официальное : утвержден и введен в действие Постановлением Госстандарта СССР от 30.07.1982 № 2987 : дата введения 1983-07-01. – Текст : электронный // Электронный фонд правовых и нормативно-технических документов : [сайт]. – URL: https://docs.cntd.ru/document/5200313 (дата обращения: 08.10.2026).</w:t>
+        <w:t>56. СП 52.13330.2016. Естественное и искусственное освещение. Актуализированная редакция СНиП 23-05-95* : свод правил : утвержден приказом Минстроя России от 07.11.2016 № 777/пр : дата введения 2017-05-08. – Текст : электронный // Электронный фонд правовых и нормативно-технических документов : [сайт]. – URL: https://docs.cntd.ru/document/456054197 (дата обращения: 08.10.2026).</w:t>
       </w:r>
     </w:p>
     <w:p>
@@ -14411,7 +15149,7 @@
         <w:jc w:val="left"/>
       </w:pPr>
       <w:r>
-        <w:t>57. Технический регламент о требованиях пожарной безопасности : федеральный закон от 22.07.2008 № 123-ФЗ : принят Государственной думой 4 июля 2008 года : одобрен Советом Федерации 11 июля 2008 года. – Текст : электронный // Электронный фонд правовых и нормативно-технических документов : [сайт]. – URL: https://docs.cntd.ru/document/902111644 (дата обращения: 08.10.2026).</w:t>
+        <w:t>57. Кнорринг, Г. М. Справочная книга для проектирования электрического освещения / Г. М. Кнорринг, И. М. Фадин, В. Н. Сидоров. – 2-е изд., перераб. и доп. – Санкт-Петербург : Энергоатомиздат, 1992. – 448 с. – Текст : непосредственный.</w:t>
       </w:r>
     </w:p>
     <w:p>
@@ -14420,7 +15158,7 @@
         <w:jc w:val="left"/>
       </w:pPr>
       <w:r>
-        <w:t>58. Об утверждении Правил противопожарного режима в Российской Федерации : постановление Правительства Российской Федерации от 16.09.2020 № 1479. – Текст : электронный // Электронный фонд правовых и нормативно-технических документов : [сайт]. – URL: https://docs.cntd.ru/document/565837297 (дата обращения: 08.10.2026).</w:t>
+        <w:t>58. T-Halow : AT command set / Xinyuan-LilyGO. – Текст : электронный // GitHub : [сайт]. – URL: https://github.com/Xinyuan-LilyGO/T-Halow (дата обращения: 24.09.2026).</w:t>
       </w:r>
     </w:p>
     <w:p>
@@ -14429,7 +15167,7 @@
         <w:jc w:val="left"/>
       </w:pPr>
       <w:r>
-        <w:t>59. СП 12.13130.2009. Определение категорий помещений, зданий и наружных установок по взрывопожарной и пожарной опасности : свод правил : утвержден приказом МЧС России от 25.03.2009 № 182 : дата введения 2009-05-01. – Текст : электронный // Электронный фонд правовых и нормативно-технических документов : [сайт]. – URL: https://docs.cntd.ru/document/1200071156 (дата обращения: 08.10.2026).</w:t>
+        <w:t>59. Правила устройства электроустановок. Глава 1.1. Общая часть : издание седьмое : утверждена приказом Минэнерго России от 08.07.2002 № 204 : дата введения 2003-01-01. – Текст : электронный // Электронный фонд правовых и нормативно-технических документов : [сайт]. – URL: https://docs.cntd.ru/document/1200030216 (дата обращения: 08.10.2026).</w:t>
       </w:r>
     </w:p>
     <w:p>
@@ -14438,7 +15176,7 @@
         <w:jc w:val="left"/>
       </w:pPr>
       <w:r>
-        <w:t>60. СП 9.13130.2009. Техника пожарная. Огнетушители. Требования к эксплуатации : свод правил : утвержден приказом МЧС России от 25.03.2009 № 179 : дата введения 2009-05-01. – Текст : электронный // Электронный фонд правовых и нормативно-технических документов : [сайт]. – URL: https://docs.cntd.ru/document/1200071152 (дата обращения: 08.10.2026).</w:t>
+        <w:t>60. ГОСТ 12.1.038-82. Система стандартов безопасности труда. Электробезопасность. Предельно допустимые значения напряжений прикосновения и токов : межгосударственный стандарт : издание официальное : утвержден и введен в действие Постановлением Госстандарта СССР от 30.07.1982 № 2987 : дата введения 1983-07-01. – Текст : электронный // Электронный фонд правовых и нормативно-технических документов : [сайт]. – URL: https://docs.cntd.ru/document/5200313 (дата обращения: 08.10.2026).</w:t>
       </w:r>
     </w:p>
     <w:p>
@@ -14447,7 +15185,7 @@
         <w:jc w:val="left"/>
       </w:pPr>
       <w:r>
-        <w:t>61. Р 2.2.2006-05. Гигиена труда. Руководство по гигиенической оценке факторов рабочей среды и трудового процесса. Критерии и классификация условий труда : руководство : утверждено 29.07.2005 : дата введения 2005-11-01. – Текст : электронный // Электронный фонд правовых и нормативно-технических документов : [сайт]. – URL: https://docs.cntd.ru/document/1200040973 (дата обращения: 08.10.2026).</w:t>
+        <w:t>61. Технический регламент о требованиях пожарной безопасности : федеральный закон от 22.07.2008 № 123-ФЗ : принят Государственной думой 4 июля 2008 года : одобрен Советом Федерации 11 июля 2008 года. – Текст : электронный // Электронный фонд правовых и нормативно-технических документов : [сайт]. – URL: https://docs.cntd.ru/document/902111644 (дата обращения: 08.10.2026).</w:t>
       </w:r>
     </w:p>
     <w:p>
@@ -14456,7 +15194,7 @@
         <w:jc w:val="left"/>
       </w:pPr>
       <w:r>
-        <w:t>62. МР 2.2.7.2129-06. Режимы труда и отдыха работающих в холодное время на открытой территории или в неотапливаемых помещениях : методические рекомендации : утверждены 19.09.2006 : дата введения 2006-11-01. – Текст : электронный // Электронный фонд правовых и нормативно-технических документов : [сайт]. – URL: https://docs.cntd.ru/document/1200047514 (дата обращения: 08.10.2026).</w:t>
+        <w:t>62. Об утверждении Правил противопожарного режима в Российской Федерации : постановление Правительства Российской Федерации от 16.09.2020 № 1479. – Текст : электронный // Электронный фонд правовых и нормативно-технических документов : [сайт]. – URL: https://docs.cntd.ru/document/565837297 (дата обращения: 08.10.2026).</w:t>
       </w:r>
     </w:p>
     <w:p>
@@ -14465,7 +15203,7 @@
         <w:jc w:val="left"/>
       </w:pPr>
       <w:r>
-        <w:t>63. Об отходах производства и потребления : федеральный закон от 24.06.1998 № 89-ФЗ : принят Государственной думой 22 мая 1998 года : одобрен Советом Федерации 10 июня 1998 года. – Текст : электронный // Электронный фонд правовых и нормативно-технических документов : [сайт]. – URL: https://docs.cntd.ru/document/901711591 (дата обращения: 08.10.2026).</w:t>
+        <w:t>63. СП 12.13130.2009. Определение категорий помещений, зданий и наружных установок по взрывопожарной и пожарной опасности : свод правил : утвержден приказом МЧС России от 25.03.2009 № 182 : дата введения 2009-05-01. – Текст : электронный // Электронный фонд правовых и нормативно-технических документов : [сайт]. – URL: https://docs.cntd.ru/document/1200071156 (дата обращения: 08.10.2026).</w:t>
       </w:r>
     </w:p>
     <w:p>
@@ -14474,7 +15212,7 @@
         <w:jc w:val="left"/>
       </w:pPr>
       <w:r>
-        <w:t>64. Об утверждении перечня видов отходов производства и потребления, в состав которых входят полезные компоненты, захоронение которых запрещается : распоряжение Правительства Российской Федерации от 25.07.2017 № 1589-р. – Текст : электронный // Электронный фонд правовых и нормативно-технических документов : [сайт]. – URL: https://docs.cntd.ru/document/436754215 (дата обращения: 08.10.2026).</w:t>
+        <w:t>64. СП 9.13130.2009. Техника пожарная. Огнетушители. Требования к эксплуатации : свод правил : утвержден приказом МЧС России от 25.03.2009 № 179 : дата введения 2009-05-01. – Текст : электронный // Электронный фонд правовых и нормативно-технических документов : [сайт]. – URL: https://docs.cntd.ru/document/1200071152 (дата обращения: 08.10.2026).</w:t>
       </w:r>
     </w:p>
     <w:p>
@@ -14483,7 +15221,7 @@
         <w:jc w:val="left"/>
       </w:pPr>
       <w:r>
-        <w:t>65. О специальной оценке условий труда : федеральный закон от 28.12.2013 № 426-ФЗ : принят Государственной думой 23 декабря 2013 года : одобрен Советом Федерации 25 декабря 2013 года. – Текст : электронный // КонсультантПлюс : надежная правовая поддержка : [сайт]. – URL: https://www.consultant.ru/document/cons_doc_LAW_156555/ (дата обращения: 08.10.2026).</w:t>
+        <w:t>65. Р 2.2.2006-05. Гигиена труда. Руководство по гигиенической оценке факторов рабочей среды и трудового процесса. Критерии и классификация условий труда : руководство : утверждено 29.07.2005 : дата введения 2005-11-01. – Текст : электронный // Электронный фонд правовых и нормативно-технических документов : [сайт]. – URL: https://docs.cntd.ru/document/1200040973 (дата обращения: 08.10.2026).</w:t>
       </w:r>
     </w:p>
     <w:p>
@@ -14492,15 +15230,53 @@
         <w:jc w:val="left"/>
       </w:pPr>
       <w:r>
-        <w:t>66. Об утверждении Методики проведения специальной оценки условий труда, Классификатора вредных и (или) опасных производственных факторов, формы отчета о проведении специальной оценки условий труда и инструкции по ее заполнению : приказ Минтруда России от 21.11.2023 № 817н : зарегистрирован в Минюсте России 30.11.2023 № 76179. – Текст : электронный // Официальный интернет-портал правовой информации : [сайт]. – URL: http://publication.pravo.gov.ru/document/0001202311300048 (дата обращения: 08.10.2026).</w:t>
+        <w:t>66. МР 2.2.7.2129-06. Режимы труда и отдыха работающих в холодное время на открытой территории или в неотапливаемых помещениях : методические рекомендации : утверждены 19.09.2006 : дата введения 2006-11-01. – Текст : электронный // Электронный фонд правовых и нормативно-технических документов : [сайт]. – URL: https://docs.cntd.ru/document/1200047514 (дата обращения: 08.10.2026).</w:t>
+      </w:r>
+    </w:p>
+    <w:p>
+      <w:pPr>
+        <w:ind w:firstLine="0"/>
+        <w:jc w:val="left"/>
+      </w:pPr>
+      <w:r>
+        <w:t>67. Об отходах производства и потребления : федеральный закон от 24.06.1998 № 89-ФЗ : принят Государственной думой 22 мая 1998 года : одобрен Советом Федерации 10 июня 1998 года. – Текст : электронный // Электронный фонд правовых и нормативно-технических документов : [сайт]. – URL: https://docs.cntd.ru/document/901711591 (дата обращения: 08.10.2026).</w:t>
+      </w:r>
+    </w:p>
+    <w:p>
+      <w:pPr>
+        <w:ind w:firstLine="0"/>
+        <w:jc w:val="left"/>
+      </w:pPr>
+      <w:r>
+        <w:t>68. Об утверждении перечня видов отходов производства и потребления, в состав которых входят полезные компоненты, захоронение которых запрещается : распоряжение Правительства Российской Федерации от 25.07.2017 № 1589-р. – Текст : электронный // Электронный фонд правовых и нормативно-технических документов : [сайт]. – URL: https://docs.cntd.ru/document/436754215 (дата обращения: 08.10.2026).</w:t>
+      </w:r>
+    </w:p>
+    <w:p>
+      <w:pPr>
+        <w:ind w:firstLine="0"/>
+        <w:jc w:val="left"/>
+      </w:pPr>
+      <w:r>
+        <w:t>69. О специальной оценке условий труда : федеральный закон от 28.12.2013 № 426-ФЗ : принят Государственной думой 23 декабря 2013 года : одобрен Советом Федерации 25 декабря 2013 года. – Текст : электронный // КонсультантПлюс : надежная правовая поддержка : [сайт]. – URL: https://www.consultant.ru/document/cons_doc_LAW_156555/ (дата обращения: 08.10.2026).</w:t>
+      </w:r>
+    </w:p>
+    <w:p>
+      <w:pPr>
+        <w:ind w:firstLine="0"/>
+        <w:jc w:val="left"/>
+      </w:pPr>
+      <w:r>
+        <w:t>70. Об утверждении Методики проведения специальной оценки условий труда, Классификатора вредных и (или) опасных производственных факторов, формы отчета о проведении специальной оценки условий труда и инструкции по ее заполнению : приказ Минтруда России от 21.11.2023 № 817н : зарегистрирован в Минюсте России 30.11.2023 № 76179. – Текст : электронный // Официальный интернет-портал правовой информации : [сайт]. – URL: http://publication.pravo.gov.ru/document/0001202311300048 (дата обращения: 08.10.2026).</w:t>
       </w:r>
     </w:p>
     <w:sectPr>
-      <w:footerReference w:type="default" r:id="rId9"/>
+      <w:headerReference w:type="default" r:id="rId19"/>
+      <w:footerReference w:type="default" r:id="rId20"/>
       <w:pgSz w:w="11906" w:h="16838"/>
-      <w:pgMar w:top="1134" w:right="850" w:bottom="1134" w:left="1701" w:header="720" w:footer="720" w:gutter="0"/>
+      <w:pgMar w:top="1134" w:right="850" w:bottom="1417" w:left="1701" w:header="283" w:footer="283" w:gutter="0"/>
       <w:cols w:space="720"/>
       <w:docGrid w:linePitch="360"/>
+      <w:pgNumType w:start="77"/>
     </w:sectPr>
   </w:body>
 </w:document>
@@ -14510,16 +15286,2803 @@
 <w:ftr xmlns:m="http://schemas.openxmlformats.org/officeDocument/2006/math" xmlns:mc="http://schemas.openxmlformats.org/markup-compatibility/2006" xmlns:mo="http://schemas.microsoft.com/office/mac/office/2008/main" xmlns:mv="urn:schemas-microsoft-com:mac:vml" xmlns:o="urn:schemas-microsoft-com:office:office" xmlns:r="http://schemas.openxmlformats.org/officeDocument/2006/relationships" xmlns:v="urn:schemas-microsoft-com:vml" xmlns:w10="urn:schemas-microsoft-com:office:word" xmlns:w14="http://schemas.microsoft.com/office/word/2010/wordml" xmlns:w="http://schemas.openxmlformats.org/wordprocessingml/2006/main" xmlns:wne="http://schemas.microsoft.com/office/word/2006/wordml" xmlns:wp14="http://schemas.microsoft.com/office/word/2010/wordprocessingDrawing" xmlns:wp="http://schemas.openxmlformats.org/drawingml/2006/wordprocessingDrawing" xmlns:wpc="http://schemas.microsoft.com/office/word/2010/wordprocessingCanvas" xmlns:wpg="http://schemas.microsoft.com/office/word/2010/wordprocessingGroup" xmlns:wpi="http://schemas.microsoft.com/office/word/2010/wordprocessingInk" xmlns:wps="http://schemas.microsoft.com/office/word/2010/wordprocessingShape" mc:Ignorable="w14 wp14">
   <w:p>
     <w:pPr>
-      <w:pStyle w:val="Footer"/>
-      <w:jc w:val="center"/>
+      <w:spacing w:before="0" w:after="0" w:line="170" w:lineRule="exact"/>
+      <w:ind w:firstLine="0"/>
+      <w:rPr>
+        <w:sz w:val="2"/>
+      </w:rPr>
+    </w:pPr>
+  </w:p>
+  <w:tbl xmlns:cx="http://schemas.microsoft.com/office/drawing/2014/chartex" xmlns:cx1="http://schemas.microsoft.com/office/drawing/2015/9/8/chartex" xmlns:w15="http://schemas.microsoft.com/office/word/2012/wordml" xmlns:w16se="http://schemas.microsoft.com/office/word/2015/wordml/symex">
+    <w:tblPr>
+      <w:tblW w:w="0" w:type="auto"/>
+      <w:tblBorders>
+        <w:top w:val="single" w:sz="4" w:space="0" w:color="auto"/>
+        <w:left w:val="single" w:sz="4" w:space="0" w:color="auto"/>
+        <w:bottom w:val="single" w:sz="4" w:space="0" w:color="auto"/>
+        <w:right w:val="single" w:sz="4" w:space="0" w:color="auto"/>
+        <w:insideH w:val="single" w:sz="4" w:space="0" w:color="auto"/>
+        <w:insideV w:val="single" w:sz="4" w:space="0" w:color="auto"/>
+      </w:tblBorders>
+      <w:tblLayout w:type="fixed"/>
+      <w:tblCellMar>
+        <w:left w:w="28" w:type="dxa"/>
+        <w:right w:w="28" w:type="dxa"/>
+      </w:tblCellMar>
+      <w:tblLook w:val="0000" w:firstRow="0" w:lastRow="0" w:firstColumn="0" w:lastColumn="0" w:noHBand="0" w:noVBand="0"/>
+      <w:tblInd w:w="-567" w:type="dxa"/>
+    </w:tblPr>
+    <w:tblGrid>
+      <w:gridCol w:w="397"/>
+      <w:gridCol w:w="567"/>
+      <w:gridCol w:w="1304"/>
+      <w:gridCol w:w="851"/>
+      <w:gridCol w:w="567"/>
+      <w:gridCol w:w="6235"/>
+      <w:gridCol w:w="567"/>
+    </w:tblGrid>
+    <w:tr>
+      <w:tblPrEx>
+        <w:tblCellMar>
+          <w:top w:w="0" w:type="dxa"/>
+          <w:bottom w:w="0" w:type="dxa"/>
+        </w:tblCellMar>
+      </w:tblPrEx>
+      <w:trPr>
+        <w:cantSplit/>
+        <w:trHeight w:hRule="exact" w:val="284"/>
+      </w:trPr>
+      <w:tc>
+        <w:tcPr>
+          <w:tcW w:w="397" w:type="dxa"/>
+          <w:tcBorders>
+            <w:top w:val="single" w:sz="4" w:space="0" w:color="auto"/>
+            <w:left w:val="nil"/>
+            <w:right w:val="single" w:sz="18" w:space="0" w:color="auto"/>
+          </w:tcBorders>
+          <w:vAlign w:val="center"/>
+        </w:tcPr>
+        <w:p>
+          <w:pPr>
+            <w:spacing w:before="0" w:after="0" w:line="240" w:lineRule="auto"/>
+            <w:ind w:firstLine="0" w:left="0"/>
+            <w:rPr>
+              <w:sz w:val="18"/>
+            </w:rPr>
+          </w:pPr>
+        </w:p>
+      </w:tc>
+      <w:tc>
+        <w:tcPr>
+          <w:tcW w:w="567" w:type="dxa"/>
+          <w:tcBorders>
+            <w:top w:val="single" w:sz="4" w:space="0" w:color="auto"/>
+            <w:left w:val="nil"/>
+            <w:right w:val="single" w:sz="18" w:space="0" w:color="auto"/>
+          </w:tcBorders>
+          <w:vAlign w:val="center"/>
+        </w:tcPr>
+        <w:p>
+          <w:pPr>
+            <w:spacing w:before="0" w:after="0" w:line="240" w:lineRule="auto"/>
+            <w:ind w:firstLine="0" w:left="0"/>
+            <w:rPr>
+              <w:sz w:val="18"/>
+            </w:rPr>
+          </w:pPr>
+        </w:p>
+      </w:tc>
+      <w:tc>
+        <w:tcPr>
+          <w:tcW w:w="1304" w:type="dxa"/>
+          <w:tcBorders>
+            <w:top w:val="single" w:sz="4" w:space="0" w:color="auto"/>
+            <w:left w:val="nil"/>
+            <w:right w:val="nil"/>
+          </w:tcBorders>
+          <w:vAlign w:val="center"/>
+        </w:tcPr>
+        <w:p>
+          <w:pPr>
+            <w:spacing w:before="0" w:after="0" w:line="240" w:lineRule="auto"/>
+            <w:ind w:firstLine="0" w:left="0"/>
+            <w:rPr>
+              <w:sz w:val="18"/>
+            </w:rPr>
+          </w:pPr>
+        </w:p>
+      </w:tc>
+      <w:tc>
+        <w:tcPr>
+          <w:tcW w:w="851" w:type="dxa"/>
+          <w:tcBorders>
+            <w:top w:val="single" w:sz="4" w:space="0" w:color="auto"/>
+            <w:left w:val="single" w:sz="18" w:space="0" w:color="auto"/>
+            <w:right w:val="single" w:sz="18" w:space="0" w:color="auto"/>
+          </w:tcBorders>
+          <w:vAlign w:val="center"/>
+        </w:tcPr>
+        <w:p>
+          <w:pPr>
+            <w:spacing w:before="0" w:after="0" w:line="240" w:lineRule="auto"/>
+            <w:ind w:firstLine="0" w:left="0"/>
+            <w:rPr>
+              <w:sz w:val="18"/>
+            </w:rPr>
+          </w:pPr>
+        </w:p>
+      </w:tc>
+      <w:tc>
+        <w:tcPr>
+          <w:tcW w:w="567" w:type="dxa"/>
+          <w:tcBorders>
+            <w:top w:val="single" w:sz="4" w:space="0" w:color="auto"/>
+            <w:left w:val="nil"/>
+            <w:right w:val="single" w:sz="18" w:space="0" w:color="auto"/>
+          </w:tcBorders>
+          <w:vAlign w:val="center"/>
+        </w:tcPr>
+        <w:p>
+          <w:pPr>
+            <w:spacing w:before="0" w:after="0" w:line="240" w:lineRule="auto"/>
+            <w:ind w:firstLine="0" w:left="0"/>
+            <w:rPr>
+              <w:sz w:val="18"/>
+            </w:rPr>
+          </w:pPr>
+        </w:p>
+      </w:tc>
+      <w:tc>
+        <w:tcPr>
+          <w:tcW w:w="6235" w:type="dxa"/>
+          <w:vMerge w:val="restart"/>
+          <w:tcBorders>
+            <w:top w:val="single" w:sz="4" w:space="0" w:color="auto"/>
+            <w:left w:val="nil"/>
+            <w:bottom w:val="nil"/>
+            <w:right w:val="single" w:sz="18" w:space="0" w:color="auto"/>
+          </w:tcBorders>
+          <w:vAlign w:val="center"/>
+        </w:tcPr>
+        <w:p>
+          <w:pPr>
+            <w:spacing w:before="0" w:after="0" w:line="240" w:lineRule="auto"/>
+            <w:ind w:firstLine="0" w:left="0"/>
+            <w:rPr>
+              <w:i w:val="0"/>
+              <w:lang w:val="ru-RU"/>
+            </w:rPr>
+            <w:jc w:val="center"/>
+          </w:pPr>
+          <w:r>
+            <w:rPr>
+              <w:rFonts w:ascii="GOST type B" w:hAnsi="GOST type B" w:cs="GOST type B" w:eastAsia="GOST type B"/>
+              <w:i/>
+              <w:sz w:val="32"/>
+              <w:szCs w:val="32"/>
+            </w:rPr>
+            <w:t xml:space="preserve">МАИР.460327.001 ПЗ</w:t>
+          </w:r>
+        </w:p>
+      </w:tc>
+      <w:tc>
+        <w:tcPr>
+          <w:tcW w:w="567" w:type="dxa"/>
+          <w:tcBorders>
+            <w:top w:val="single" w:sz="4" w:space="0" w:color="auto"/>
+            <w:left w:val="nil"/>
+            <w:bottom w:val="single" w:sz="18" w:space="0" w:color="auto"/>
+            <w:right w:val="nil"/>
+          </w:tcBorders>
+          <w:vAlign w:val="center"/>
+        </w:tcPr>
+        <w:p>
+          <w:pPr>
+            <w:spacing w:before="0" w:after="0" w:line="240" w:lineRule="auto"/>
+            <w:ind w:firstLine="0" w:left="0"/>
+            <w:jc w:val="center"/>
+            <w:rPr>
+              <w:rFonts w:ascii="Times New Roman" w:hAnsi="Times New Roman"/>
+              <w:sz w:val="17"/>
+            </w:rPr>
+          </w:pPr>
+          <w:r>
+            <w:rPr>
+              <w:rFonts w:ascii="GOST type B" w:hAnsi="GOST type B" w:cs="GOST type B" w:eastAsia="GOST type B"/>
+              <w:i/>
+              <w:sz w:val="17"/>
+            </w:rPr>
+            <w:t>Лист</w:t>
+          </w:r>
+        </w:p>
+      </w:tc>
+    </w:tr>
+    <w:tr>
+      <w:tblPrEx>
+        <w:tblCellMar>
+          <w:top w:w="0" w:type="dxa"/>
+          <w:bottom w:w="0" w:type="dxa"/>
+        </w:tblCellMar>
+      </w:tblPrEx>
+      <w:trPr>
+        <w:cantSplit/>
+        <w:trHeight w:hRule="exact" w:val="284"/>
+      </w:trPr>
+      <w:tc>
+        <w:tcPr>
+          <w:tcW w:w="397" w:type="dxa"/>
+          <w:tcBorders>
+            <w:left w:val="nil"/>
+            <w:bottom w:val="nil"/>
+            <w:right w:val="single" w:sz="18" w:space="0" w:color="auto"/>
+          </w:tcBorders>
+          <w:vAlign w:val="center"/>
+        </w:tcPr>
+        <w:p>
+          <w:pPr>
+            <w:spacing w:before="0" w:after="0" w:line="240" w:lineRule="auto"/>
+            <w:ind w:firstLine="0" w:left="0"/>
+            <w:rPr>
+              <w:sz w:val="18"/>
+            </w:rPr>
+          </w:pPr>
+        </w:p>
+      </w:tc>
+      <w:tc>
+        <w:tcPr>
+          <w:tcW w:w="567" w:type="dxa"/>
+          <w:tcBorders>
+            <w:left w:val="nil"/>
+            <w:bottom w:val="nil"/>
+            <w:right w:val="single" w:sz="18" w:space="0" w:color="auto"/>
+          </w:tcBorders>
+          <w:vAlign w:val="center"/>
+        </w:tcPr>
+        <w:p>
+          <w:pPr>
+            <w:spacing w:before="0" w:after="0" w:line="240" w:lineRule="auto"/>
+            <w:ind w:firstLine="0" w:left="0"/>
+            <w:rPr>
+              <w:sz w:val="18"/>
+            </w:rPr>
+          </w:pPr>
+        </w:p>
+      </w:tc>
+      <w:tc>
+        <w:tcPr>
+          <w:tcW w:w="1304" w:type="dxa"/>
+          <w:tcBorders>
+            <w:left w:val="nil"/>
+            <w:bottom w:val="nil"/>
+            <w:right w:val="nil"/>
+          </w:tcBorders>
+          <w:vAlign w:val="center"/>
+        </w:tcPr>
+        <w:p>
+          <w:pPr>
+            <w:spacing w:before="0" w:after="0" w:line="240" w:lineRule="auto"/>
+            <w:ind w:firstLine="0" w:left="0"/>
+            <w:rPr>
+              <w:sz w:val="18"/>
+            </w:rPr>
+          </w:pPr>
+        </w:p>
+      </w:tc>
+      <w:tc>
+        <w:tcPr>
+          <w:tcW w:w="851" w:type="dxa"/>
+          <w:tcBorders>
+            <w:left w:val="single" w:sz="18" w:space="0" w:color="auto"/>
+            <w:bottom w:val="nil"/>
+            <w:right w:val="single" w:sz="18" w:space="0" w:color="auto"/>
+          </w:tcBorders>
+          <w:vAlign w:val="center"/>
+        </w:tcPr>
+        <w:p>
+          <w:pPr>
+            <w:spacing w:before="0" w:after="0" w:line="240" w:lineRule="auto"/>
+            <w:ind w:firstLine="0" w:left="0"/>
+            <w:rPr>
+              <w:sz w:val="18"/>
+            </w:rPr>
+          </w:pPr>
+        </w:p>
+      </w:tc>
+      <w:tc>
+        <w:tcPr>
+          <w:tcW w:w="567" w:type="dxa"/>
+          <w:tcBorders>
+            <w:left w:val="nil"/>
+            <w:bottom w:val="nil"/>
+            <w:right w:val="single" w:sz="18" w:space="0" w:color="auto"/>
+          </w:tcBorders>
+          <w:vAlign w:val="center"/>
+        </w:tcPr>
+        <w:p>
+          <w:pPr>
+            <w:spacing w:before="0" w:after="0" w:line="240" w:lineRule="auto"/>
+            <w:ind w:firstLine="0" w:left="0"/>
+            <w:rPr>
+              <w:sz w:val="18"/>
+            </w:rPr>
+          </w:pPr>
+        </w:p>
+      </w:tc>
+      <w:tc>
+        <w:tcPr>
+          <w:tcW w:w="6235" w:type="dxa"/>
+          <w:vMerge/>
+          <w:tcBorders>
+            <w:top w:val="single" w:sz="18" w:space="0" w:color="auto"/>
+            <w:left w:val="nil"/>
+            <w:bottom w:val="nil"/>
+            <w:right w:val="single" w:sz="18" w:space="0" w:color="auto"/>
+          </w:tcBorders>
+          <w:vAlign w:val="center"/>
+        </w:tcPr>
+        <w:p>
+          <w:pPr>
+            <w:spacing w:before="0" w:after="0" w:line="240" w:lineRule="auto"/>
+            <w:ind w:firstLine="0" w:left="0"/>
+            <w:rPr>
+              <w:sz w:val="18"/>
+            </w:rPr>
+          </w:pPr>
+        </w:p>
+      </w:tc>
+      <w:tc>
+        <w:tcPr>
+          <w:tcW w:w="567" w:type="dxa"/>
+          <w:vMerge w:val="restart"/>
+          <w:tcBorders>
+            <w:top w:val="single" w:sz="18" w:space="0" w:color="auto"/>
+            <w:left w:val="nil"/>
+            <w:bottom w:val="single" w:sz="18" w:space="0" w:color="auto"/>
+            <w:right w:val="nil"/>
+          </w:tcBorders>
+          <w:vAlign w:val="center"/>
+        </w:tcPr>
+        <w:p>
+          <w:pPr>
+            <w:spacing w:before="0" w:after="0" w:line="240" w:lineRule="auto"/>
+            <w:ind w:firstLine="0" w:left="0"/>
+            <w:rPr>
+              <w:sz w:val="18"/>
+            </w:rPr>
+            <w:jc w:val="center"/>
+          </w:pPr>
+          <w:r>
+            <w:rPr>
+              <w:rFonts w:ascii="GOST type B" w:hAnsi="GOST type B" w:cs="GOST type B" w:eastAsia="GOST type B"/>
+              <w:i/>
+              <w:sz w:val="22"/>
+              <w:szCs w:val="22"/>
+            </w:rPr>
+            <w:fldChar w:fldCharType="begin"/>
+          </w:r>
+          <w:r>
+            <w:rPr>
+              <w:rFonts w:ascii="GOST type B" w:hAnsi="GOST type B" w:cs="GOST type B" w:eastAsia="GOST type B"/>
+              <w:i/>
+              <w:sz w:val="22"/>
+              <w:szCs w:val="22"/>
+            </w:rPr>
+            <w:instrText xml:space="preserve"> PAGE </w:instrText>
+          </w:r>
+          <w:r>
+            <w:rPr>
+              <w:rFonts w:ascii="GOST type B" w:hAnsi="GOST type B" w:cs="GOST type B" w:eastAsia="GOST type B"/>
+              <w:i/>
+              <w:sz w:val="22"/>
+              <w:szCs w:val="22"/>
+            </w:rPr>
+            <w:fldChar w:fldCharType="end"/>
+          </w:r>
+        </w:p>
+      </w:tc>
+    </w:tr>
+    <w:tr>
+      <w:tblPrEx>
+        <w:tblCellMar>
+          <w:top w:w="0" w:type="dxa"/>
+          <w:bottom w:w="0" w:type="dxa"/>
+        </w:tblCellMar>
+      </w:tblPrEx>
+      <w:trPr>
+        <w:cantSplit/>
+        <w:trHeight w:hRule="exact" w:val="284"/>
+      </w:trPr>
+      <w:tc>
+        <w:tcPr>
+          <w:tcW w:w="397" w:type="dxa"/>
+          <w:tcBorders>
+            <w:top w:val="single" w:sz="18" w:space="0" w:color="auto"/>
+            <w:left w:val="nil"/>
+            <w:bottom w:val="single" w:sz="4" w:space="0" w:color="auto"/>
+            <w:right w:val="single" w:sz="18" w:space="0" w:color="auto"/>
+          </w:tcBorders>
+          <w:vAlign w:val="center"/>
+        </w:tcPr>
+        <w:p>
+          <w:pPr>
+            <w:spacing w:before="0" w:after="0" w:line="240" w:lineRule="auto"/>
+            <w:ind w:firstLine="0" w:left="0"/>
+            <w:jc w:val="center"/>
+            <w:rPr>
+              <w:rFonts w:ascii="Times New Roman" w:hAnsi="Times New Roman"/>
+              <w:sz w:val="17"/>
+            </w:rPr>
+          </w:pPr>
+          <w:r>
+            <w:rPr>
+              <w:rFonts w:ascii="GOST type B" w:hAnsi="GOST type B" w:cs="GOST type B" w:eastAsia="GOST type B"/>
+              <w:i/>
+              <w:sz w:val="17"/>
+            </w:rPr>
+            <w:t>Изм.</w:t>
+          </w:r>
+        </w:p>
+      </w:tc>
+      <w:tc>
+        <w:tcPr>
+          <w:tcW w:w="567" w:type="dxa"/>
+          <w:tcBorders>
+            <w:top w:val="single" w:sz="18" w:space="0" w:color="auto"/>
+            <w:left w:val="nil"/>
+            <w:bottom w:val="single" w:sz="4" w:space="0" w:color="auto"/>
+            <w:right w:val="single" w:sz="18" w:space="0" w:color="auto"/>
+          </w:tcBorders>
+          <w:vAlign w:val="center"/>
+        </w:tcPr>
+        <w:p>
+          <w:pPr>
+            <w:spacing w:before="0" w:after="0" w:line="240" w:lineRule="auto"/>
+            <w:ind w:firstLine="0" w:left="0"/>
+            <w:jc w:val="center"/>
+            <w:rPr>
+              <w:rFonts w:ascii="Times New Roman" w:hAnsi="Times New Roman"/>
+              <w:sz w:val="17"/>
+            </w:rPr>
+          </w:pPr>
+          <w:r>
+            <w:rPr>
+              <w:rFonts w:ascii="GOST type B" w:hAnsi="GOST type B" w:cs="GOST type B" w:eastAsia="GOST type B"/>
+              <w:i/>
+              <w:sz w:val="17"/>
+            </w:rPr>
+            <w:t>Лист</w:t>
+          </w:r>
+        </w:p>
+      </w:tc>
+      <w:tc>
+        <w:tcPr>
+          <w:tcW w:w="1304" w:type="dxa"/>
+          <w:tcBorders>
+            <w:top w:val="single" w:sz="18" w:space="0" w:color="auto"/>
+            <w:left w:val="nil"/>
+            <w:bottom w:val="single" w:sz="4" w:space="0" w:color="auto"/>
+            <w:right w:val="nil"/>
+          </w:tcBorders>
+          <w:vAlign w:val="center"/>
+        </w:tcPr>
+        <w:p>
+          <w:pPr>
+            <w:spacing w:before="0" w:after="0" w:line="240" w:lineRule="auto"/>
+            <w:ind w:firstLine="0" w:left="0"/>
+            <w:jc w:val="center"/>
+            <w:rPr>
+              <w:rFonts w:ascii="Times New Roman" w:hAnsi="Times New Roman"/>
+              <w:sz w:val="17"/>
+            </w:rPr>
+          </w:pPr>
+          <w:r>
+            <w:rPr>
+              <w:rFonts w:ascii="GOST type B" w:hAnsi="GOST type B" w:cs="GOST type B" w:eastAsia="GOST type B"/>
+              <w:i/>
+              <w:sz w:val="17"/>
+            </w:rPr>
+            <w:t>№ докум</w:t>
+          </w:r>
+        </w:p>
+      </w:tc>
+      <w:tc>
+        <w:tcPr>
+          <w:tcW w:w="851" w:type="dxa"/>
+          <w:tcBorders>
+            <w:top w:val="single" w:sz="18" w:space="0" w:color="auto"/>
+            <w:left w:val="single" w:sz="18" w:space="0" w:color="auto"/>
+            <w:bottom w:val="single" w:sz="4" w:space="0" w:color="auto"/>
+            <w:right w:val="single" w:sz="18" w:space="0" w:color="auto"/>
+          </w:tcBorders>
+          <w:vAlign w:val="center"/>
+        </w:tcPr>
+        <w:p>
+          <w:pPr>
+            <w:spacing w:before="0" w:after="0" w:line="240" w:lineRule="auto"/>
+            <w:ind w:firstLine="0" w:left="0"/>
+            <w:jc w:val="center"/>
+            <w:rPr>
+              <w:rFonts w:ascii="Times New Roman" w:hAnsi="Times New Roman"/>
+              <w:sz w:val="17"/>
+            </w:rPr>
+          </w:pPr>
+          <w:r>
+            <w:rPr>
+              <w:rFonts w:ascii="GOST type B" w:hAnsi="GOST type B" w:cs="GOST type B" w:eastAsia="GOST type B"/>
+              <w:i/>
+              <w:sz w:val="17"/>
+            </w:rPr>
+            <w:t>Подпись</w:t>
+          </w:r>
+        </w:p>
+      </w:tc>
+      <w:tc>
+        <w:tcPr>
+          <w:tcW w:w="567" w:type="dxa"/>
+          <w:tcBorders>
+            <w:top w:val="single" w:sz="18" w:space="0" w:color="auto"/>
+            <w:left w:val="nil"/>
+            <w:bottom w:val="single" w:sz="4" w:space="0" w:color="auto"/>
+            <w:right w:val="single" w:sz="18" w:space="0" w:color="auto"/>
+          </w:tcBorders>
+          <w:vAlign w:val="center"/>
+        </w:tcPr>
+        <w:p>
+          <w:pPr>
+            <w:spacing w:before="0" w:after="0" w:line="240" w:lineRule="auto"/>
+            <w:ind w:firstLine="0" w:left="0"/>
+            <w:jc w:val="center"/>
+            <w:rPr>
+              <w:rFonts w:ascii="Times New Roman" w:hAnsi="Times New Roman"/>
+              <w:sz w:val="17"/>
+            </w:rPr>
+          </w:pPr>
+          <w:r>
+            <w:rPr>
+              <w:rFonts w:ascii="GOST type B" w:hAnsi="GOST type B" w:cs="GOST type B" w:eastAsia="GOST type B"/>
+              <w:i/>
+              <w:sz w:val="17"/>
+            </w:rPr>
+            <w:t>Дата</w:t>
+          </w:r>
+        </w:p>
+      </w:tc>
+      <w:tc>
+        <w:tcPr>
+          <w:tcW w:w="6235" w:type="dxa"/>
+          <w:vMerge/>
+          <w:tcBorders>
+            <w:top w:val="single" w:sz="18" w:space="0" w:color="auto"/>
+            <w:left w:val="nil"/>
+            <w:bottom w:val="single" w:sz="4" w:space="0" w:color="auto"/>
+            <w:right w:val="single" w:sz="18" w:space="0" w:color="auto"/>
+          </w:tcBorders>
+          <w:vAlign w:val="center"/>
+        </w:tcPr>
+        <w:p>
+          <w:pPr>
+            <w:spacing w:before="0" w:after="0" w:line="240" w:lineRule="auto"/>
+            <w:ind w:firstLine="0" w:left="0"/>
+            <w:rPr>
+              <w:sz w:val="18"/>
+            </w:rPr>
+          </w:pPr>
+        </w:p>
+      </w:tc>
+      <w:tc>
+        <w:tcPr>
+          <w:tcW w:w="567" w:type="dxa"/>
+          <w:vMerge/>
+          <w:tcBorders>
+            <w:top w:val="single" w:sz="18" w:space="0" w:color="auto"/>
+            <w:left w:val="nil"/>
+            <w:bottom w:val="single" w:sz="4" w:space="0" w:color="auto"/>
+            <w:right w:val="nil"/>
+          </w:tcBorders>
+          <w:vAlign w:val="center"/>
+        </w:tcPr>
+        <w:p>
+          <w:pPr>
+            <w:spacing w:before="0" w:after="0" w:line="240" w:lineRule="auto"/>
+            <w:ind w:firstLine="0" w:left="0"/>
+            <w:rPr>
+              <w:sz w:val="18"/>
+            </w:rPr>
+          </w:pPr>
+        </w:p>
+      </w:tc>
+    </w:tr>
+  </w:tbl>
+  <w:p>
+    <w:pPr>
+      <w:spacing w:before="0" w:after="0" w:line="20" w:lineRule="exact"/>
+      <w:ind w:firstLine="0"/>
+      <w:rPr>
+        <w:sz w:val="2"/>
+      </w:rPr>
+    </w:pPr>
+  </w:p>
+</w:ftr>
+</file>
+
+<file path=word/footer2.xml><?xml version="1.0" encoding="utf-8"?>
+<w:ftr xmlns:m="http://schemas.openxmlformats.org/officeDocument/2006/math" xmlns:mc="http://schemas.openxmlformats.org/markup-compatibility/2006" xmlns:mo="http://schemas.microsoft.com/office/mac/office/2008/main" xmlns:mv="urn:schemas-microsoft-com:mac:vml" xmlns:o="urn:schemas-microsoft-com:office:office" xmlns:r="http://schemas.openxmlformats.org/officeDocument/2006/relationships" xmlns:v="urn:schemas-microsoft-com:vml" xmlns:w10="urn:schemas-microsoft-com:office:word" xmlns:w14="http://schemas.microsoft.com/office/word/2010/wordml" xmlns:w="http://schemas.openxmlformats.org/wordprocessingml/2006/main" xmlns:wne="http://schemas.microsoft.com/office/word/2006/wordml" xmlns:wp14="http://schemas.microsoft.com/office/word/2010/wordprocessingDrawing" xmlns:wp="http://schemas.openxmlformats.org/drawingml/2006/wordprocessingDrawing" xmlns:wpc="http://schemas.microsoft.com/office/word/2010/wordprocessingCanvas" xmlns:wpg="http://schemas.microsoft.com/office/word/2010/wordprocessingGroup" xmlns:wpi="http://schemas.microsoft.com/office/word/2010/wordprocessingInk" xmlns:wps="http://schemas.microsoft.com/office/word/2010/wordprocessingShape" mc:Ignorable="w14 wp14">
+  <w:p>
+    <w:pPr>
+      <w:spacing w:before="0" w:after="0" w:line="170" w:lineRule="exact"/>
+      <w:ind w:firstLine="0"/>
+      <w:rPr>
+        <w:sz w:val="2"/>
+      </w:rPr>
+    </w:pPr>
+  </w:p>
+  <w:tbl xmlns:cx="http://schemas.microsoft.com/office/drawing/2014/chartex" xmlns:cx1="http://schemas.microsoft.com/office/drawing/2015/9/8/chartex" xmlns:w15="http://schemas.microsoft.com/office/word/2012/wordml" xmlns:w16se="http://schemas.microsoft.com/office/word/2015/wordml/symex">
+    <w:tblPr>
+      <w:tblW w:w="0" w:type="auto"/>
+      <w:tblBorders>
+        <w:top w:val="single" w:sz="4" w:space="0" w:color="auto"/>
+        <w:left w:val="single" w:sz="4" w:space="0" w:color="auto"/>
+        <w:bottom w:val="single" w:sz="4" w:space="0" w:color="auto"/>
+        <w:right w:val="single" w:sz="4" w:space="0" w:color="auto"/>
+        <w:insideH w:val="single" w:sz="4" w:space="0" w:color="auto"/>
+        <w:insideV w:val="single" w:sz="4" w:space="0" w:color="auto"/>
+      </w:tblBorders>
+      <w:tblLayout w:type="fixed"/>
+      <w:tblCellMar>
+        <w:left w:w="28" w:type="dxa"/>
+        <w:right w:w="28" w:type="dxa"/>
+      </w:tblCellMar>
+      <w:tblLook w:val="0000" w:firstRow="0" w:lastRow="0" w:firstColumn="0" w:lastColumn="0" w:noHBand="0" w:noVBand="0"/>
+      <w:tblInd w:w="-567" w:type="dxa"/>
+    </w:tblPr>
+    <w:tblGrid>
+      <w:gridCol w:w="397"/>
+      <w:gridCol w:w="567"/>
+      <w:gridCol w:w="1304"/>
+      <w:gridCol w:w="851"/>
+      <w:gridCol w:w="567"/>
+      <w:gridCol w:w="4109"/>
+      <w:gridCol w:w="284"/>
+      <w:gridCol w:w="284"/>
+      <w:gridCol w:w="284"/>
+      <w:gridCol w:w="851"/>
+      <w:gridCol w:w="990"/>
+    </w:tblGrid>
+    <w:tr>
+      <w:tblPrEx>
+        <w:tblCellMar>
+          <w:top w:w="0" w:type="dxa"/>
+          <w:bottom w:w="0" w:type="dxa"/>
+        </w:tblCellMar>
+      </w:tblPrEx>
+      <w:trPr>
+        <w:cantSplit/>
+        <w:trHeight w:hRule="exact" w:val="284"/>
+      </w:trPr>
+      <w:tc>
+        <w:tcPr>
+          <w:tcW w:w="397" w:type="dxa"/>
+          <w:tcBorders>
+            <w:top w:val="nil"/>
+            <w:left w:val="nil"/>
+            <w:right w:val="single" w:sz="18" w:space="0" w:color="auto"/>
+          </w:tcBorders>
+          <w:vAlign w:val="center"/>
+        </w:tcPr>
+        <w:p>
+          <w:pPr>
+            <w:spacing w:before="0" w:after="0" w:line="240" w:lineRule="auto"/>
+            <w:ind w:firstLine="0" w:left="0"/>
+            <w:rPr>
+              <w:sz w:val="18"/>
+            </w:rPr>
+          </w:pPr>
+        </w:p>
+      </w:tc>
+      <w:tc>
+        <w:tcPr>
+          <w:tcW w:w="567" w:type="dxa"/>
+          <w:tcBorders>
+            <w:top w:val="nil"/>
+            <w:left w:val="nil"/>
+            <w:right w:val="single" w:sz="18" w:space="0" w:color="auto"/>
+          </w:tcBorders>
+          <w:vAlign w:val="center"/>
+        </w:tcPr>
+        <w:p>
+          <w:pPr>
+            <w:spacing w:before="0" w:after="0" w:line="240" w:lineRule="auto"/>
+            <w:ind w:firstLine="0" w:left="0"/>
+            <w:rPr>
+              <w:sz w:val="18"/>
+            </w:rPr>
+          </w:pPr>
+        </w:p>
+      </w:tc>
+      <w:tc>
+        <w:tcPr>
+          <w:tcW w:w="1304" w:type="dxa"/>
+          <w:tcBorders>
+            <w:top w:val="nil"/>
+            <w:left w:val="nil"/>
+            <w:right w:val="nil"/>
+          </w:tcBorders>
+          <w:vAlign w:val="center"/>
+        </w:tcPr>
+        <w:p>
+          <w:pPr>
+            <w:spacing w:before="0" w:after="0" w:line="240" w:lineRule="auto"/>
+            <w:ind w:firstLine="0" w:left="0"/>
+            <w:rPr>
+              <w:sz w:val="18"/>
+            </w:rPr>
+          </w:pPr>
+        </w:p>
+      </w:tc>
+      <w:tc>
+        <w:tcPr>
+          <w:tcW w:w="851" w:type="dxa"/>
+          <w:tcBorders>
+            <w:top w:val="nil"/>
+            <w:left w:val="single" w:sz="18" w:space="0" w:color="auto"/>
+            <w:right w:val="single" w:sz="18" w:space="0" w:color="auto"/>
+          </w:tcBorders>
+          <w:vAlign w:val="center"/>
+        </w:tcPr>
+        <w:p>
+          <w:pPr>
+            <w:spacing w:before="0" w:after="0" w:line="240" w:lineRule="auto"/>
+            <w:ind w:firstLine="0" w:left="0"/>
+            <w:rPr>
+              <w:sz w:val="18"/>
+            </w:rPr>
+          </w:pPr>
+        </w:p>
+      </w:tc>
+      <w:tc>
+        <w:tcPr>
+          <w:tcW w:w="567" w:type="dxa"/>
+          <w:tcBorders>
+            <w:top w:val="nil"/>
+            <w:left w:val="nil"/>
+            <w:right w:val="single" w:sz="18" w:space="0" w:color="auto"/>
+          </w:tcBorders>
+          <w:vAlign w:val="center"/>
+        </w:tcPr>
+        <w:p>
+          <w:pPr>
+            <w:spacing w:before="0" w:after="0" w:line="240" w:lineRule="auto"/>
+            <w:ind w:firstLine="0" w:left="0"/>
+            <w:rPr>
+              <w:sz w:val="18"/>
+            </w:rPr>
+          </w:pPr>
+        </w:p>
+      </w:tc>
+      <w:tc>
+        <w:tcPr>
+          <w:tcW w:w="6802" w:type="dxa"/>
+          <w:gridSpan w:val="6"/>
+          <w:vMerge w:val="restart"/>
+          <w:tcBorders>
+            <w:top w:val="nil"/>
+            <w:left w:val="nil"/>
+            <w:bottom w:val="single" w:sz="18" w:space="0" w:color="auto"/>
+            <w:right w:val="nil"/>
+          </w:tcBorders>
+          <w:vAlign w:val="center"/>
+        </w:tcPr>
+        <w:p>
+          <w:pPr>
+            <w:spacing w:before="0" w:after="0" w:line="240" w:lineRule="auto"/>
+            <w:ind w:firstLine="0" w:left="0"/>
+            <w:rPr>
+              <w:i/>
+              <w:sz w:val="32"/>
+              <w:szCs w:val="32"/>
+            </w:rPr>
+            <w:jc w:val="center"/>
+          </w:pPr>
+          <w:r>
+            <w:rPr>
+              <w:rFonts w:ascii="GOST type B" w:hAnsi="GOST type B" w:cs="GOST type B" w:eastAsia="GOST type B"/>
+              <w:i/>
+              <w:sz w:val="32"/>
+              <w:szCs w:val="32"/>
+            </w:rPr>
+            <w:t xml:space="preserve">МАИР.460327.001 ПЗ</w:t>
+          </w:r>
+        </w:p>
+      </w:tc>
+    </w:tr>
+    <w:tr>
+      <w:tblPrEx>
+        <w:tblCellMar>
+          <w:top w:w="0" w:type="dxa"/>
+          <w:bottom w:w="0" w:type="dxa"/>
+        </w:tblCellMar>
+      </w:tblPrEx>
+      <w:trPr>
+        <w:cantSplit/>
+        <w:trHeight w:hRule="exact" w:val="284"/>
+      </w:trPr>
+      <w:tc>
+        <w:tcPr>
+          <w:tcW w:w="397" w:type="dxa"/>
+          <w:tcBorders>
+            <w:left w:val="nil"/>
+            <w:bottom w:val="nil"/>
+            <w:right w:val="single" w:sz="18" w:space="0" w:color="auto"/>
+          </w:tcBorders>
+          <w:vAlign w:val="center"/>
+        </w:tcPr>
+        <w:p>
+          <w:pPr>
+            <w:spacing w:before="0" w:after="0" w:line="240" w:lineRule="auto"/>
+            <w:ind w:firstLine="0" w:left="0"/>
+            <w:rPr>
+              <w:sz w:val="18"/>
+            </w:rPr>
+          </w:pPr>
+        </w:p>
+      </w:tc>
+      <w:tc>
+        <w:tcPr>
+          <w:tcW w:w="567" w:type="dxa"/>
+          <w:tcBorders>
+            <w:left w:val="nil"/>
+            <w:bottom w:val="nil"/>
+            <w:right w:val="single" w:sz="18" w:space="0" w:color="auto"/>
+          </w:tcBorders>
+          <w:vAlign w:val="center"/>
+        </w:tcPr>
+        <w:p>
+          <w:pPr>
+            <w:spacing w:before="0" w:after="0" w:line="240" w:lineRule="auto"/>
+            <w:ind w:firstLine="0" w:left="0"/>
+            <w:rPr>
+              <w:sz w:val="18"/>
+            </w:rPr>
+          </w:pPr>
+        </w:p>
+      </w:tc>
+      <w:tc>
+        <w:tcPr>
+          <w:tcW w:w="1304" w:type="dxa"/>
+          <w:tcBorders>
+            <w:left w:val="nil"/>
+            <w:bottom w:val="nil"/>
+            <w:right w:val="nil"/>
+          </w:tcBorders>
+          <w:vAlign w:val="center"/>
+        </w:tcPr>
+        <w:p>
+          <w:pPr>
+            <w:spacing w:before="0" w:after="0" w:line="240" w:lineRule="auto"/>
+            <w:ind w:firstLine="0" w:left="0"/>
+            <w:rPr>
+              <w:sz w:val="18"/>
+            </w:rPr>
+          </w:pPr>
+        </w:p>
+      </w:tc>
+      <w:tc>
+        <w:tcPr>
+          <w:tcW w:w="851" w:type="dxa"/>
+          <w:tcBorders>
+            <w:left w:val="single" w:sz="18" w:space="0" w:color="auto"/>
+            <w:bottom w:val="nil"/>
+            <w:right w:val="single" w:sz="18" w:space="0" w:color="auto"/>
+          </w:tcBorders>
+          <w:vAlign w:val="center"/>
+        </w:tcPr>
+        <w:p>
+          <w:pPr>
+            <w:spacing w:before="0" w:after="0" w:line="240" w:lineRule="auto"/>
+            <w:ind w:firstLine="0" w:left="0"/>
+            <w:rPr>
+              <w:sz w:val="18"/>
+            </w:rPr>
+          </w:pPr>
+        </w:p>
+      </w:tc>
+      <w:tc>
+        <w:tcPr>
+          <w:tcW w:w="567" w:type="dxa"/>
+          <w:tcBorders>
+            <w:left w:val="nil"/>
+            <w:bottom w:val="nil"/>
+            <w:right w:val="single" w:sz="18" w:space="0" w:color="auto"/>
+          </w:tcBorders>
+          <w:vAlign w:val="center"/>
+        </w:tcPr>
+        <w:p>
+          <w:pPr>
+            <w:spacing w:before="0" w:after="0" w:line="240" w:lineRule="auto"/>
+            <w:ind w:firstLine="0" w:left="0"/>
+            <w:rPr>
+              <w:sz w:val="18"/>
+            </w:rPr>
+          </w:pPr>
+        </w:p>
+      </w:tc>
+      <w:tc>
+        <w:tcPr>
+          <w:tcW w:w="6802" w:type="dxa"/>
+          <w:gridSpan w:val="6"/>
+          <w:vMerge/>
+          <w:tcBorders>
+            <w:left w:val="nil"/>
+            <w:bottom w:val="single" w:sz="18" w:space="0" w:color="auto"/>
+            <w:right w:val="nil"/>
+          </w:tcBorders>
+          <w:vAlign w:val="center"/>
+        </w:tcPr>
+        <w:p>
+          <w:pPr>
+            <w:spacing w:before="0" w:after="0" w:line="240" w:lineRule="auto"/>
+            <w:ind w:firstLine="0" w:left="0"/>
+            <w:rPr>
+              <w:sz w:val="18"/>
+            </w:rPr>
+          </w:pPr>
+        </w:p>
+      </w:tc>
+    </w:tr>
+    <w:tr>
+      <w:tblPrEx>
+        <w:tblCellMar>
+          <w:top w:w="0" w:type="dxa"/>
+          <w:bottom w:w="0" w:type="dxa"/>
+        </w:tblCellMar>
+      </w:tblPrEx>
+      <w:trPr>
+        <w:cantSplit/>
+        <w:trHeight w:hRule="exact" w:val="284"/>
+      </w:trPr>
+      <w:tc>
+        <w:tcPr>
+          <w:tcW w:w="397" w:type="dxa"/>
+          <w:tcBorders>
+            <w:top w:val="single" w:sz="18" w:space="0" w:color="auto"/>
+            <w:left w:val="nil"/>
+            <w:bottom w:val="single" w:sz="18" w:space="0" w:color="auto"/>
+            <w:right w:val="single" w:sz="18" w:space="0" w:color="auto"/>
+          </w:tcBorders>
+          <w:vAlign w:val="center"/>
+        </w:tcPr>
+        <w:p>
+          <w:pPr>
+            <w:spacing w:before="0" w:after="0" w:line="240" w:lineRule="auto"/>
+            <w:ind w:firstLine="0" w:left="0"/>
+            <w:jc w:val="center"/>
+            <w:rPr>
+              <w:rFonts w:ascii="Times New Roman" w:hAnsi="Times New Roman"/>
+              <w:sz w:val="17"/>
+            </w:rPr>
+          </w:pPr>
+          <w:r>
+            <w:rPr>
+              <w:rFonts w:ascii="GOST type B" w:hAnsi="GOST type B" w:cs="GOST type B" w:eastAsia="GOST type B"/>
+              <w:i/>
+              <w:sz w:val="17"/>
+            </w:rPr>
+            <w:t>Изм.</w:t>
+          </w:r>
+        </w:p>
+      </w:tc>
+      <w:tc>
+        <w:tcPr>
+          <w:tcW w:w="567" w:type="dxa"/>
+          <w:tcBorders>
+            <w:top w:val="single" w:sz="18" w:space="0" w:color="auto"/>
+            <w:left w:val="nil"/>
+            <w:bottom w:val="single" w:sz="18" w:space="0" w:color="auto"/>
+            <w:right w:val="single" w:sz="18" w:space="0" w:color="auto"/>
+          </w:tcBorders>
+          <w:vAlign w:val="center"/>
+        </w:tcPr>
+        <w:p>
+          <w:pPr>
+            <w:spacing w:before="0" w:after="0" w:line="240" w:lineRule="auto"/>
+            <w:ind w:firstLine="0" w:left="0"/>
+            <w:jc w:val="center"/>
+            <w:rPr>
+              <w:rFonts w:ascii="Times New Roman" w:hAnsi="Times New Roman"/>
+              <w:sz w:val="17"/>
+            </w:rPr>
+          </w:pPr>
+          <w:r>
+            <w:rPr>
+              <w:rFonts w:ascii="GOST type B" w:hAnsi="GOST type B" w:cs="GOST type B" w:eastAsia="GOST type B"/>
+              <w:i/>
+              <w:sz w:val="17"/>
+            </w:rPr>
+            <w:t>Лист</w:t>
+          </w:r>
+        </w:p>
+      </w:tc>
+      <w:tc>
+        <w:tcPr>
+          <w:tcW w:w="1304" w:type="dxa"/>
+          <w:tcBorders>
+            <w:top w:val="single" w:sz="18" w:space="0" w:color="auto"/>
+            <w:left w:val="nil"/>
+            <w:bottom w:val="single" w:sz="18" w:space="0" w:color="auto"/>
+            <w:right w:val="nil"/>
+          </w:tcBorders>
+          <w:vAlign w:val="center"/>
+        </w:tcPr>
+        <w:p>
+          <w:pPr>
+            <w:spacing w:before="0" w:after="0" w:line="240" w:lineRule="auto"/>
+            <w:ind w:firstLine="0" w:left="0"/>
+            <w:jc w:val="center"/>
+            <w:rPr>
+              <w:rFonts w:ascii="Times New Roman" w:hAnsi="Times New Roman"/>
+              <w:sz w:val="17"/>
+            </w:rPr>
+          </w:pPr>
+          <w:r>
+            <w:rPr>
+              <w:rFonts w:ascii="GOST type B" w:hAnsi="GOST type B" w:cs="GOST type B" w:eastAsia="GOST type B"/>
+              <w:i/>
+              <w:sz w:val="17"/>
+            </w:rPr>
+            <w:t>№ докум</w:t>
+          </w:r>
+        </w:p>
+      </w:tc>
+      <w:tc>
+        <w:tcPr>
+          <w:tcW w:w="851" w:type="dxa"/>
+          <w:tcBorders>
+            <w:top w:val="single" w:sz="18" w:space="0" w:color="auto"/>
+            <w:left w:val="single" w:sz="18" w:space="0" w:color="auto"/>
+            <w:bottom w:val="single" w:sz="18" w:space="0" w:color="auto"/>
+            <w:right w:val="single" w:sz="18" w:space="0" w:color="auto"/>
+          </w:tcBorders>
+          <w:vAlign w:val="center"/>
+        </w:tcPr>
+        <w:p>
+          <w:pPr>
+            <w:spacing w:before="0" w:after="0" w:line="240" w:lineRule="auto"/>
+            <w:ind w:firstLine="0" w:left="0"/>
+            <w:jc w:val="center"/>
+            <w:rPr>
+              <w:rFonts w:ascii="Times New Roman" w:hAnsi="Times New Roman"/>
+              <w:sz w:val="17"/>
+            </w:rPr>
+          </w:pPr>
+          <w:r>
+            <w:rPr>
+              <w:rFonts w:ascii="GOST type B" w:hAnsi="GOST type B" w:cs="GOST type B" w:eastAsia="GOST type B"/>
+              <w:i/>
+              <w:sz w:val="17"/>
+            </w:rPr>
+            <w:t>Подпись</w:t>
+          </w:r>
+        </w:p>
+      </w:tc>
+      <w:tc>
+        <w:tcPr>
+          <w:tcW w:w="567" w:type="dxa"/>
+          <w:tcBorders>
+            <w:top w:val="single" w:sz="18" w:space="0" w:color="auto"/>
+            <w:left w:val="nil"/>
+            <w:bottom w:val="single" w:sz="18" w:space="0" w:color="auto"/>
+            <w:right w:val="single" w:sz="18" w:space="0" w:color="auto"/>
+          </w:tcBorders>
+          <w:vAlign w:val="center"/>
+        </w:tcPr>
+        <w:p>
+          <w:pPr>
+            <w:spacing w:before="0" w:after="0" w:line="240" w:lineRule="auto"/>
+            <w:ind w:firstLine="0" w:left="0"/>
+            <w:jc w:val="center"/>
+            <w:rPr>
+              <w:rFonts w:ascii="Times New Roman" w:hAnsi="Times New Roman"/>
+              <w:sz w:val="17"/>
+            </w:rPr>
+          </w:pPr>
+          <w:r>
+            <w:rPr>
+              <w:rFonts w:ascii="GOST type B" w:hAnsi="GOST type B" w:cs="GOST type B" w:eastAsia="GOST type B"/>
+              <w:i/>
+              <w:sz w:val="17"/>
+            </w:rPr>
+            <w:t>Дата</w:t>
+          </w:r>
+        </w:p>
+      </w:tc>
+      <w:tc>
+        <w:tcPr>
+          <w:tcW w:w="6802" w:type="dxa"/>
+          <w:gridSpan w:val="6"/>
+          <w:vMerge/>
+          <w:tcBorders>
+            <w:left w:val="nil"/>
+            <w:bottom w:val="single" w:sz="18" w:space="0" w:color="auto"/>
+            <w:right w:val="nil"/>
+          </w:tcBorders>
+          <w:vAlign w:val="center"/>
+        </w:tcPr>
+        <w:p>
+          <w:pPr>
+            <w:spacing w:before="0" w:after="0" w:line="240" w:lineRule="auto"/>
+            <w:ind w:firstLine="0" w:left="0"/>
+            <w:rPr>
+              <w:sz w:val="18"/>
+            </w:rPr>
+          </w:pPr>
+        </w:p>
+      </w:tc>
+    </w:tr>
+    <w:tr>
+      <w:tblPrEx>
+        <w:tblCellMar>
+          <w:top w:w="0" w:type="dxa"/>
+          <w:bottom w:w="0" w:type="dxa"/>
+        </w:tblCellMar>
+      </w:tblPrEx>
+      <w:trPr>
+        <w:cantSplit/>
+        <w:trHeight w:hRule="exact" w:val="284"/>
+      </w:trPr>
+      <w:tc>
+        <w:tcPr>
+          <w:tcW w:w="964" w:type="dxa"/>
+          <w:gridSpan w:val="2"/>
+          <w:tcBorders>
+            <w:top w:val="nil"/>
+            <w:left w:val="nil"/>
+            <w:right w:val="single" w:sz="18" w:space="0" w:color="auto"/>
+          </w:tcBorders>
+          <w:vAlign w:val="center"/>
+        </w:tcPr>
+        <w:p>
+          <w:pPr>
+            <w:spacing w:before="0" w:after="0" w:line="240" w:lineRule="auto"/>
+            <w:ind w:firstLine="0" w:left="0"/>
+            <w:rPr>
+              <w:rFonts w:ascii="Times New Roman" w:hAnsi="Times New Roman"/>
+              <w:sz w:val="17"/>
+            </w:rPr>
+          </w:pPr>
+          <w:r>
+            <w:rPr>
+              <w:rFonts w:ascii="GOST type B" w:hAnsi="GOST type B" w:cs="GOST type B" w:eastAsia="GOST type B"/>
+              <w:i/>
+              <w:sz w:val="17"/>
+            </w:rPr>
+            <w:t>Разраб</w:t>
+          </w:r>
+        </w:p>
+      </w:tc>
+      <w:tc>
+        <w:tcPr>
+          <w:tcW w:w="1304" w:type="dxa"/>
+          <w:tcBorders>
+            <w:top w:val="nil"/>
+            <w:left w:val="nil"/>
+            <w:right w:val="nil"/>
+          </w:tcBorders>
+          <w:vAlign w:val="center"/>
+        </w:tcPr>
+        <w:p>
+          <w:pPr>
+            <w:spacing w:before="0" w:after="0" w:line="240" w:lineRule="auto"/>
+            <w:ind w:firstLine="0" w:left="0"/>
+            <w:rPr>
+              <w:sz w:val="20"/>
+              <w:lang w:val="ru-RU"/>
+            </w:rPr>
+            <w:jc w:val="left"/>
+          </w:pPr>
+          <w:r>
+            <w:rPr>
+              <w:rFonts w:ascii="GOST type B" w:hAnsi="GOST type B" w:cs="GOST type B" w:eastAsia="GOST type B"/>
+              <w:i/>
+              <w:sz w:val="18"/>
+              <w:szCs w:val="18"/>
+            </w:rPr>
+            <w:t xml:space="preserve">Беляков А.М.</w:t>
+          </w:r>
+        </w:p>
+      </w:tc>
+      <w:tc>
+        <w:tcPr>
+          <w:tcW w:w="851" w:type="dxa"/>
+          <w:tcBorders>
+            <w:top w:val="nil"/>
+            <w:left w:val="single" w:sz="18" w:space="0" w:color="auto"/>
+            <w:right w:val="single" w:sz="18" w:space="0" w:color="auto"/>
+          </w:tcBorders>
+          <w:vAlign w:val="center"/>
+        </w:tcPr>
+        <w:p>
+          <w:pPr>
+            <w:spacing w:before="0" w:after="0" w:line="240" w:lineRule="auto"/>
+            <w:ind w:firstLine="0" w:left="0"/>
+            <w:rPr>
+              <w:sz w:val="18"/>
+            </w:rPr>
+          </w:pPr>
+        </w:p>
+      </w:tc>
+      <w:tc>
+        <w:tcPr>
+          <w:tcW w:w="567" w:type="dxa"/>
+          <w:tcBorders>
+            <w:top w:val="nil"/>
+            <w:left w:val="nil"/>
+            <w:right w:val="single" w:sz="18" w:space="0" w:color="auto"/>
+          </w:tcBorders>
+          <w:vAlign w:val="center"/>
+        </w:tcPr>
+        <w:p>
+          <w:pPr>
+            <w:spacing w:before="0" w:after="0" w:line="240" w:lineRule="auto"/>
+            <w:ind w:firstLine="0" w:left="0"/>
+            <w:rPr>
+              <w:sz w:val="18"/>
+            </w:rPr>
+          </w:pPr>
+        </w:p>
+      </w:tc>
+      <w:tc>
+        <w:tcPr>
+          <w:tcW w:w="4109" w:type="dxa"/>
+          <w:vMerge w:val="restart"/>
+          <w:tcBorders>
+            <w:top w:val="nil"/>
+            <w:left w:val="nil"/>
+            <w:bottom w:val="single" w:sz="18" w:space="0" w:color="auto"/>
+            <w:right w:val="single" w:sz="18" w:space="0" w:color="auto"/>
+          </w:tcBorders>
+          <w:vAlign w:val="center"/>
+        </w:tcPr>
+        <w:p>
+          <w:pPr>
+            <w:spacing w:before="0" w:after="0" w:line="240" w:lineRule="auto"/>
+            <w:ind w:firstLine="0" w:left="0"/>
+            <w:rPr>
+              <w:szCs w:val="28"/>
+              <w:lang w:val="ru-RU"/>
+            </w:rPr>
+            <w:jc w:val="center"/>
+          </w:pPr>
+          <w:r>
+            <w:rPr>
+              <w:rFonts w:ascii="GOST type B" w:hAnsi="GOST type B" w:cs="GOST type B" w:eastAsia="GOST type B"/>
+              <w:i/>
+              <w:sz w:val="24"/>
+              <w:szCs w:val="24"/>
+            </w:rPr>
+            <w:t xml:space="preserve">Пояснительная записка к дипломной работе</w:t>
+          </w:r>
+        </w:p>
+      </w:tc>
+      <w:tc>
+        <w:tcPr>
+          <w:tcW w:w="852" w:type="dxa"/>
+          <w:gridSpan w:val="3"/>
+          <w:tcBorders>
+            <w:top w:val="nil"/>
+            <w:left w:val="nil"/>
+            <w:bottom w:val="single" w:sz="18" w:space="0" w:color="auto"/>
+            <w:right w:val="single" w:sz="18" w:space="0" w:color="auto"/>
+          </w:tcBorders>
+          <w:vAlign w:val="center"/>
+        </w:tcPr>
+        <w:p>
+          <w:pPr>
+            <w:spacing w:before="0" w:after="0" w:line="240" w:lineRule="auto"/>
+            <w:ind w:firstLine="0" w:left="0"/>
+            <w:jc w:val="center"/>
+            <w:rPr>
+              <w:rFonts w:ascii="Times New Roman" w:hAnsi="Times New Roman"/>
+              <w:sz w:val="17"/>
+              <w:lang w:val="ru-RU"/>
+            </w:rPr>
+          </w:pPr>
+          <w:r>
+            <w:rPr>
+              <w:rFonts w:ascii="GOST type B" w:hAnsi="GOST type B" w:cs="GOST type B" w:eastAsia="GOST type B"/>
+              <w:i/>
+              <w:sz w:val="17"/>
+            </w:rPr>
+            <w:t>Лит</w:t>
+          </w:r>
+          <w:r>
+            <w:rPr>
+              <w:rFonts w:ascii="GOST type B" w:hAnsi="GOST type B" w:cs="GOST type B" w:eastAsia="GOST type B"/>
+              <w:i/>
+              <w:sz w:val="17"/>
+              <w:lang w:val="ru-RU"/>
+            </w:rPr>
+            <w:t>ера</w:t>
+          </w:r>
+        </w:p>
+      </w:tc>
+      <w:tc>
+        <w:tcPr>
+          <w:tcW w:w="851" w:type="dxa"/>
+          <w:tcBorders>
+            <w:top w:val="nil"/>
+            <w:left w:val="single" w:sz="18" w:space="0" w:color="auto"/>
+            <w:bottom w:val="single" w:sz="18" w:space="0" w:color="auto"/>
+            <w:right w:val="single" w:sz="18" w:space="0" w:color="auto"/>
+          </w:tcBorders>
+          <w:vAlign w:val="center"/>
+        </w:tcPr>
+        <w:p>
+          <w:pPr>
+            <w:spacing w:before="0" w:after="0" w:line="240" w:lineRule="auto"/>
+            <w:ind w:firstLine="0" w:left="0"/>
+            <w:jc w:val="center"/>
+            <w:rPr>
+              <w:rFonts w:ascii="Times New Roman" w:hAnsi="Times New Roman"/>
+              <w:sz w:val="17"/>
+            </w:rPr>
+          </w:pPr>
+          <w:r>
+            <w:rPr>
+              <w:rFonts w:ascii="GOST type B" w:hAnsi="GOST type B" w:cs="GOST type B" w:eastAsia="GOST type B"/>
+              <w:i/>
+              <w:sz w:val="17"/>
+            </w:rPr>
+            <w:t>Лист</w:t>
+          </w:r>
+        </w:p>
+      </w:tc>
+      <w:tc>
+        <w:tcPr>
+          <w:tcW w:w="990" w:type="dxa"/>
+          <w:tcBorders>
+            <w:top w:val="nil"/>
+            <w:left w:val="single" w:sz="18" w:space="0" w:color="auto"/>
+            <w:bottom w:val="single" w:sz="18" w:space="0" w:color="auto"/>
+            <w:right w:val="nil"/>
+          </w:tcBorders>
+          <w:vAlign w:val="center"/>
+        </w:tcPr>
+        <w:p>
+          <w:pPr>
+            <w:spacing w:before="0" w:after="0" w:line="240" w:lineRule="auto"/>
+            <w:ind w:firstLine="0" w:left="0"/>
+            <w:jc w:val="center"/>
+            <w:rPr>
+              <w:rFonts w:ascii="Times New Roman" w:hAnsi="Times New Roman"/>
+              <w:sz w:val="17"/>
+            </w:rPr>
+          </w:pPr>
+          <w:r>
+            <w:rPr>
+              <w:rFonts w:ascii="GOST type B" w:hAnsi="GOST type B" w:cs="GOST type B" w:eastAsia="GOST type B"/>
+              <w:i/>
+              <w:sz w:val="17"/>
+            </w:rPr>
+            <w:t>Листов</w:t>
+          </w:r>
+        </w:p>
+      </w:tc>
+    </w:tr>
+    <w:tr>
+      <w:tblPrEx>
+        <w:tblCellMar>
+          <w:top w:w="0" w:type="dxa"/>
+          <w:bottom w:w="0" w:type="dxa"/>
+        </w:tblCellMar>
+      </w:tblPrEx>
+      <w:trPr>
+        <w:cantSplit/>
+        <w:trHeight w:hRule="exact" w:val="284"/>
+      </w:trPr>
+      <w:tc>
+        <w:tcPr>
+          <w:tcW w:w="964" w:type="dxa"/>
+          <w:gridSpan w:val="2"/>
+          <w:tcBorders>
+            <w:left w:val="nil"/>
+            <w:right w:val="single" w:sz="18" w:space="0" w:color="auto"/>
+          </w:tcBorders>
+          <w:vAlign w:val="center"/>
+        </w:tcPr>
+        <w:p>
+          <w:pPr>
+            <w:spacing w:before="0" w:after="0" w:line="240" w:lineRule="auto"/>
+            <w:ind w:firstLine="0" w:left="0"/>
+            <w:rPr>
+              <w:rFonts w:ascii="Times New Roman" w:hAnsi="Times New Roman"/>
+              <w:sz w:val="17"/>
+            </w:rPr>
+          </w:pPr>
+          <w:r>
+            <w:rPr>
+              <w:rFonts w:ascii="GOST type B" w:hAnsi="GOST type B" w:cs="GOST type B" w:eastAsia="GOST type B"/>
+              <w:i/>
+              <w:sz w:val="17"/>
+            </w:rPr>
+            <w:t>Пров</w:t>
+          </w:r>
+        </w:p>
+      </w:tc>
+      <w:tc>
+        <w:tcPr>
+          <w:tcW w:w="1304" w:type="dxa"/>
+          <w:tcBorders>
+            <w:left w:val="nil"/>
+            <w:right w:val="nil"/>
+          </w:tcBorders>
+          <w:vAlign w:val="center"/>
+        </w:tcPr>
+        <w:p>
+          <w:pPr>
+            <w:spacing w:before="0" w:after="0" w:line="240" w:lineRule="auto"/>
+            <w:ind w:firstLine="0" w:left="0"/>
+            <w:rPr>
+              <w:sz w:val="20"/>
+              <w:lang w:val="ru-RU"/>
+            </w:rPr>
+            <w:jc w:val="left"/>
+          </w:pPr>
+          <w:r>
+            <w:rPr>
+              <w:rFonts w:ascii="GOST type B" w:hAnsi="GOST type B" w:cs="GOST type B" w:eastAsia="GOST type B"/>
+              <w:i/>
+              <w:sz w:val="18"/>
+              <w:szCs w:val="18"/>
+            </w:rPr>
+            <w:t xml:space="preserve">Рощин А.Б.</w:t>
+          </w:r>
+        </w:p>
+      </w:tc>
+      <w:tc>
+        <w:tcPr>
+          <w:tcW w:w="851" w:type="dxa"/>
+          <w:tcBorders>
+            <w:left w:val="single" w:sz="18" w:space="0" w:color="auto"/>
+            <w:right w:val="single" w:sz="18" w:space="0" w:color="auto"/>
+          </w:tcBorders>
+          <w:vAlign w:val="center"/>
+        </w:tcPr>
+        <w:p>
+          <w:pPr>
+            <w:spacing w:before="0" w:after="0" w:line="240" w:lineRule="auto"/>
+            <w:ind w:firstLine="0" w:left="0"/>
+            <w:rPr>
+              <w:sz w:val="18"/>
+            </w:rPr>
+          </w:pPr>
+        </w:p>
+      </w:tc>
+      <w:tc>
+        <w:tcPr>
+          <w:tcW w:w="567" w:type="dxa"/>
+          <w:tcBorders>
+            <w:left w:val="nil"/>
+            <w:right w:val="single" w:sz="18" w:space="0" w:color="auto"/>
+          </w:tcBorders>
+          <w:vAlign w:val="center"/>
+        </w:tcPr>
+        <w:p>
+          <w:pPr>
+            <w:spacing w:before="0" w:after="0" w:line="240" w:lineRule="auto"/>
+            <w:ind w:firstLine="0" w:left="0"/>
+            <w:rPr>
+              <w:sz w:val="18"/>
+            </w:rPr>
+          </w:pPr>
+        </w:p>
+      </w:tc>
+      <w:tc>
+        <w:tcPr>
+          <w:tcW w:w="4109" w:type="dxa"/>
+          <w:vMerge/>
+          <w:tcBorders>
+            <w:left w:val="nil"/>
+            <w:right w:val="single" w:sz="18" w:space="0" w:color="auto"/>
+          </w:tcBorders>
+          <w:vAlign w:val="center"/>
+        </w:tcPr>
+        <w:p>
+          <w:pPr>
+            <w:spacing w:before="0" w:after="0" w:line="240" w:lineRule="auto"/>
+            <w:ind w:firstLine="0" w:left="0"/>
+            <w:rPr>
+              <w:sz w:val="18"/>
+            </w:rPr>
+          </w:pPr>
+        </w:p>
+      </w:tc>
+      <w:tc>
+        <w:tcPr>
+          <w:tcW w:w="284" w:type="dxa"/>
+          <w:tcBorders>
+            <w:left w:val="nil"/>
+            <w:bottom w:val="single" w:sz="18" w:space="0" w:color="auto"/>
+          </w:tcBorders>
+          <w:vAlign w:val="center"/>
+        </w:tcPr>
+        <w:p>
+          <w:pPr>
+            <w:spacing w:before="0" w:after="0" w:line="240" w:lineRule="auto"/>
+            <w:ind w:firstLine="0" w:left="0"/>
+            <w:rPr>
+              <w:sz w:val="18"/>
+            </w:rPr>
+          </w:pPr>
+        </w:p>
+      </w:tc>
+      <w:tc>
+        <w:tcPr>
+          <w:tcW w:w="284" w:type="dxa"/>
+          <w:tcBorders>
+            <w:bottom w:val="single" w:sz="18" w:space="0" w:color="auto"/>
+          </w:tcBorders>
+          <w:vAlign w:val="center"/>
+        </w:tcPr>
+        <w:p>
+          <w:pPr>
+            <w:spacing w:before="0" w:after="0" w:line="240" w:lineRule="auto"/>
+            <w:ind w:firstLine="0" w:left="0"/>
+            <w:rPr>
+              <w:sz w:val="18"/>
+              <w:lang w:val="ru-RU"/>
+            </w:rPr>
+            <w:jc w:val="center"/>
+          </w:pPr>
+          <w:r>
+            <w:rPr>
+              <w:rFonts w:ascii="GOST type B" w:hAnsi="GOST type B" w:cs="GOST type B" w:eastAsia="GOST type B"/>
+              <w:i/>
+              <w:sz w:val="18"/>
+              <w:szCs w:val="18"/>
+            </w:rPr>
+            <w:t xml:space="preserve">У</w:t>
+          </w:r>
+        </w:p>
+      </w:tc>
+      <w:tc>
+        <w:tcPr>
+          <w:tcW w:w="284" w:type="dxa"/>
+          <w:tcBorders>
+            <w:bottom w:val="single" w:sz="18" w:space="0" w:color="auto"/>
+            <w:right w:val="single" w:sz="18" w:space="0" w:color="auto"/>
+          </w:tcBorders>
+          <w:vAlign w:val="center"/>
+        </w:tcPr>
+        <w:p>
+          <w:pPr>
+            <w:spacing w:before="0" w:after="0" w:line="240" w:lineRule="auto"/>
+            <w:ind w:firstLine="0" w:left="0"/>
+            <w:rPr>
+              <w:sz w:val="18"/>
+            </w:rPr>
+          </w:pPr>
+        </w:p>
+      </w:tc>
+      <w:tc>
+        <w:tcPr>
+          <w:tcW w:w="851" w:type="dxa"/>
+          <w:tcBorders>
+            <w:left w:val="single" w:sz="18" w:space="0" w:color="auto"/>
+            <w:bottom w:val="single" w:sz="18" w:space="0" w:color="auto"/>
+            <w:right w:val="single" w:sz="18" w:space="0" w:color="auto"/>
+          </w:tcBorders>
+          <w:vAlign w:val="center"/>
+        </w:tcPr>
+        <w:p>
+          <w:pPr>
+            <w:spacing w:before="0" w:after="0" w:line="240" w:lineRule="auto"/>
+            <w:ind w:firstLine="0" w:left="0"/>
+            <w:rPr>
+              <w:sz w:val="18"/>
+              <w:lang w:val="ru-RU"/>
+            </w:rPr>
+            <w:jc w:val="center"/>
+          </w:pPr>
+          <w:r>
+            <w:rPr>
+              <w:rFonts w:ascii="GOST type B" w:hAnsi="GOST type B" w:cs="GOST type B" w:eastAsia="GOST type B"/>
+              <w:i/>
+              <w:sz w:val="18"/>
+              <w:szCs w:val="18"/>
+            </w:rPr>
+            <w:fldChar w:fldCharType="begin"/>
+          </w:r>
+          <w:r>
+            <w:rPr>
+              <w:rFonts w:ascii="GOST type B" w:hAnsi="GOST type B" w:cs="GOST type B" w:eastAsia="GOST type B"/>
+              <w:i/>
+              <w:sz w:val="18"/>
+              <w:szCs w:val="18"/>
+            </w:rPr>
+            <w:instrText xml:space="preserve"> PAGE </w:instrText>
+          </w:r>
+          <w:r>
+            <w:rPr>
+              <w:rFonts w:ascii="GOST type B" w:hAnsi="GOST type B" w:cs="GOST type B" w:eastAsia="GOST type B"/>
+              <w:i/>
+              <w:sz w:val="18"/>
+              <w:szCs w:val="18"/>
+            </w:rPr>
+            <w:fldChar w:fldCharType="end"/>
+          </w:r>
+        </w:p>
+      </w:tc>
+      <w:tc>
+        <w:tcPr>
+          <w:tcW w:w="990" w:type="dxa"/>
+          <w:tcBorders>
+            <w:left w:val="single" w:sz="18" w:space="0" w:color="auto"/>
+            <w:bottom w:val="single" w:sz="18" w:space="0" w:color="auto"/>
+            <w:right w:val="nil"/>
+          </w:tcBorders>
+          <w:vAlign w:val="center"/>
+        </w:tcPr>
+        <w:p>
+          <w:pPr>
+            <w:spacing w:before="0" w:after="0" w:line="240" w:lineRule="auto"/>
+            <w:ind w:firstLine="0" w:left="0"/>
+            <w:rPr>
+              <w:sz w:val="18"/>
+              <w:lang w:val="ru-RU"/>
+            </w:rPr>
+            <w:jc w:val="center"/>
+          </w:pPr>
+          <w:r>
+            <w:rPr>
+              <w:rFonts w:ascii="GOST type B" w:hAnsi="GOST type B" w:cs="GOST type B" w:eastAsia="GOST type B"/>
+              <w:i/>
+              <w:sz w:val="18"/>
+              <w:szCs w:val="18"/>
+            </w:rPr>
+            <w:t xml:space="preserve">87</w:t>
+          </w:r>
+        </w:p>
+      </w:tc>
+    </w:tr>
+    <w:tr>
+      <w:tblPrEx>
+        <w:tblCellMar>
+          <w:top w:w="0" w:type="dxa"/>
+          <w:bottom w:w="0" w:type="dxa"/>
+        </w:tblCellMar>
+      </w:tblPrEx>
+      <w:trPr>
+        <w:cantSplit/>
+        <w:trHeight w:hRule="exact" w:val="284"/>
+      </w:trPr>
+      <w:tc>
+        <w:tcPr>
+          <w:tcW w:w="964" w:type="dxa"/>
+          <w:gridSpan w:val="2"/>
+          <w:tcBorders>
+            <w:left w:val="nil"/>
+            <w:right w:val="single" w:sz="18" w:space="0" w:color="auto"/>
+          </w:tcBorders>
+          <w:vAlign w:val="center"/>
+        </w:tcPr>
+        <w:p>
+          <w:pPr>
+            <w:spacing w:before="0" w:after="0" w:line="240" w:lineRule="auto"/>
+            <w:ind w:firstLine="0" w:left="0"/>
+            <w:rPr>
+              <w:rFonts w:ascii="Times New Roman" w:hAnsi="Times New Roman"/>
+              <w:sz w:val="17"/>
+            </w:rPr>
+          </w:pPr>
+        </w:p>
+      </w:tc>
+      <w:tc>
+        <w:tcPr>
+          <w:tcW w:w="1304" w:type="dxa"/>
+          <w:tcBorders>
+            <w:left w:val="nil"/>
+            <w:right w:val="nil"/>
+          </w:tcBorders>
+          <w:vAlign w:val="center"/>
+        </w:tcPr>
+        <w:p>
+          <w:pPr>
+            <w:spacing w:before="0" w:after="0" w:line="240" w:lineRule="auto"/>
+            <w:ind w:firstLine="0" w:left="0"/>
+            <w:rPr>
+              <w:sz w:val="18"/>
+            </w:rPr>
+          </w:pPr>
+        </w:p>
+      </w:tc>
+      <w:tc>
+        <w:tcPr>
+          <w:tcW w:w="851" w:type="dxa"/>
+          <w:tcBorders>
+            <w:left w:val="single" w:sz="18" w:space="0" w:color="auto"/>
+            <w:right w:val="single" w:sz="18" w:space="0" w:color="auto"/>
+          </w:tcBorders>
+          <w:vAlign w:val="center"/>
+        </w:tcPr>
+        <w:p>
+          <w:pPr>
+            <w:spacing w:before="0" w:after="0" w:line="240" w:lineRule="auto"/>
+            <w:ind w:firstLine="0" w:left="0"/>
+            <w:rPr>
+              <w:sz w:val="18"/>
+            </w:rPr>
+          </w:pPr>
+        </w:p>
+      </w:tc>
+      <w:tc>
+        <w:tcPr>
+          <w:tcW w:w="567" w:type="dxa"/>
+          <w:tcBorders>
+            <w:left w:val="nil"/>
+            <w:right w:val="single" w:sz="18" w:space="0" w:color="auto"/>
+          </w:tcBorders>
+          <w:vAlign w:val="center"/>
+        </w:tcPr>
+        <w:p>
+          <w:pPr>
+            <w:spacing w:before="0" w:after="0" w:line="240" w:lineRule="auto"/>
+            <w:ind w:firstLine="0" w:left="0"/>
+            <w:rPr>
+              <w:sz w:val="18"/>
+            </w:rPr>
+          </w:pPr>
+        </w:p>
+      </w:tc>
+      <w:tc>
+        <w:tcPr>
+          <w:tcW w:w="4109" w:type="dxa"/>
+          <w:vMerge/>
+          <w:tcBorders>
+            <w:left w:val="nil"/>
+            <w:right w:val="single" w:sz="18" w:space="0" w:color="auto"/>
+          </w:tcBorders>
+          <w:vAlign w:val="center"/>
+        </w:tcPr>
+        <w:p>
+          <w:pPr>
+            <w:spacing w:before="0" w:after="0" w:line="240" w:lineRule="auto"/>
+            <w:ind w:firstLine="0" w:left="0"/>
+            <w:rPr>
+              <w:sz w:val="18"/>
+            </w:rPr>
+          </w:pPr>
+        </w:p>
+      </w:tc>
+      <w:tc>
+        <w:tcPr>
+          <w:tcW w:w="2693" w:type="dxa"/>
+          <w:gridSpan w:val="5"/>
+          <w:vMerge w:val="restart"/>
+          <w:tcBorders>
+            <w:top w:val="single" w:sz="18" w:space="0" w:color="auto"/>
+            <w:left w:val="nil"/>
+            <w:right w:val="nil"/>
+          </w:tcBorders>
+          <w:vAlign w:val="center"/>
+        </w:tcPr>
+        <w:p>
+          <w:pPr>
+            <w:spacing w:before="0" w:after="0" w:line="240" w:lineRule="auto"/>
+            <w:ind w:firstLine="0" w:left="0"/>
+            <w:rPr>
+              <w:sz w:val="24"/>
+              <w:lang w:val="ru-RU"/>
+            </w:rPr>
+            <w:jc w:val="center"/>
+          </w:pPr>
+          <w:r>
+            <w:rPr>
+              <w:rFonts w:ascii="GOST type B" w:hAnsi="GOST type B" w:cs="GOST type B" w:eastAsia="GOST type B"/>
+              <w:i/>
+              <w:sz w:val="28"/>
+              <w:szCs w:val="28"/>
+            </w:rPr>
+            <w:t xml:space="preserve">МАИ М4О-603С-21</w:t>
+          </w:r>
+        </w:p>
+      </w:tc>
+    </w:tr>
+    <w:tr>
+      <w:tblPrEx>
+        <w:tblCellMar>
+          <w:top w:w="0" w:type="dxa"/>
+          <w:bottom w:w="0" w:type="dxa"/>
+        </w:tblCellMar>
+      </w:tblPrEx>
+      <w:trPr>
+        <w:cantSplit/>
+        <w:trHeight w:hRule="exact" w:val="284"/>
+      </w:trPr>
+      <w:tc>
+        <w:tcPr>
+          <w:tcW w:w="964" w:type="dxa"/>
+          <w:gridSpan w:val="2"/>
+          <w:tcBorders>
+            <w:left w:val="nil"/>
+            <w:right w:val="single" w:sz="18" w:space="0" w:color="auto"/>
+          </w:tcBorders>
+          <w:vAlign w:val="center"/>
+        </w:tcPr>
+        <w:p>
+          <w:pPr>
+            <w:spacing w:before="0" w:after="0" w:line="240" w:lineRule="auto"/>
+            <w:ind w:firstLine="0" w:left="0"/>
+            <w:rPr>
+              <w:rFonts w:ascii="Times New Roman" w:hAnsi="Times New Roman"/>
+              <w:sz w:val="17"/>
+            </w:rPr>
+          </w:pPr>
+          <w:r>
+            <w:rPr>
+              <w:rFonts w:ascii="GOST type B" w:hAnsi="GOST type B" w:cs="GOST type B" w:eastAsia="GOST type B"/>
+              <w:i/>
+              <w:sz w:val="17"/>
+            </w:rPr>
+            <w:t>Н. Контр.</w:t>
+          </w:r>
+        </w:p>
+      </w:tc>
+      <w:tc>
+        <w:tcPr>
+          <w:tcW w:w="1304" w:type="dxa"/>
+          <w:tcBorders>
+            <w:left w:val="nil"/>
+            <w:right w:val="nil"/>
+          </w:tcBorders>
+          <w:vAlign w:val="center"/>
+        </w:tcPr>
+        <w:p>
+          <w:pPr>
+            <w:spacing w:before="0" w:after="0" w:line="240" w:lineRule="auto"/>
+            <w:ind w:firstLine="0" w:left="0"/>
+            <w:rPr>
+              <w:sz w:val="18"/>
+            </w:rPr>
+            <w:jc w:val="left"/>
+          </w:pPr>
+          <w:r>
+            <w:rPr>
+              <w:rFonts w:ascii="GOST type B" w:hAnsi="GOST type B" w:cs="GOST type B" w:eastAsia="GOST type B"/>
+              <w:i/>
+              <w:sz w:val="18"/>
+              <w:szCs w:val="18"/>
+            </w:rPr>
+            <w:t xml:space="preserve"/>
+          </w:r>
+        </w:p>
+      </w:tc>
+      <w:tc>
+        <w:tcPr>
+          <w:tcW w:w="851" w:type="dxa"/>
+          <w:tcBorders>
+            <w:left w:val="single" w:sz="18" w:space="0" w:color="auto"/>
+            <w:right w:val="single" w:sz="18" w:space="0" w:color="auto"/>
+          </w:tcBorders>
+          <w:vAlign w:val="center"/>
+        </w:tcPr>
+        <w:p>
+          <w:pPr>
+            <w:spacing w:before="0" w:after="0" w:line="240" w:lineRule="auto"/>
+            <w:ind w:firstLine="0" w:left="0"/>
+            <w:rPr>
+              <w:sz w:val="18"/>
+            </w:rPr>
+          </w:pPr>
+        </w:p>
+      </w:tc>
+      <w:tc>
+        <w:tcPr>
+          <w:tcW w:w="567" w:type="dxa"/>
+          <w:tcBorders>
+            <w:left w:val="nil"/>
+            <w:right w:val="single" w:sz="18" w:space="0" w:color="auto"/>
+          </w:tcBorders>
+          <w:vAlign w:val="center"/>
+        </w:tcPr>
+        <w:p>
+          <w:pPr>
+            <w:spacing w:before="0" w:after="0" w:line="240" w:lineRule="auto"/>
+            <w:ind w:firstLine="0" w:left="0"/>
+            <w:rPr>
+              <w:sz w:val="18"/>
+            </w:rPr>
+          </w:pPr>
+        </w:p>
+      </w:tc>
+      <w:tc>
+        <w:tcPr>
+          <w:tcW w:w="4109" w:type="dxa"/>
+          <w:vMerge/>
+          <w:tcBorders>
+            <w:left w:val="nil"/>
+            <w:right w:val="single" w:sz="18" w:space="0" w:color="auto"/>
+          </w:tcBorders>
+          <w:vAlign w:val="center"/>
+        </w:tcPr>
+        <w:p>
+          <w:pPr>
+            <w:spacing w:before="0" w:after="0" w:line="240" w:lineRule="auto"/>
+            <w:ind w:firstLine="0" w:left="0"/>
+            <w:rPr>
+              <w:sz w:val="18"/>
+            </w:rPr>
+          </w:pPr>
+        </w:p>
+      </w:tc>
+      <w:tc>
+        <w:tcPr>
+          <w:tcW w:w="2693" w:type="dxa"/>
+          <w:gridSpan w:val="5"/>
+          <w:vMerge/>
+          <w:tcBorders>
+            <w:left w:val="nil"/>
+            <w:right w:val="nil"/>
+          </w:tcBorders>
+          <w:vAlign w:val="center"/>
+        </w:tcPr>
+        <w:p>
+          <w:pPr>
+            <w:spacing w:before="0" w:after="0" w:line="240" w:lineRule="auto"/>
+            <w:ind w:firstLine="0" w:left="0"/>
+            <w:rPr>
+              <w:sz w:val="18"/>
+            </w:rPr>
+          </w:pPr>
+        </w:p>
+      </w:tc>
+    </w:tr>
+    <w:tr>
+      <w:tblPrEx>
+        <w:tblCellMar>
+          <w:top w:w="0" w:type="dxa"/>
+          <w:bottom w:w="0" w:type="dxa"/>
+        </w:tblCellMar>
+      </w:tblPrEx>
+      <w:trPr>
+        <w:cantSplit/>
+        <w:trHeight w:hRule="exact" w:val="284"/>
+      </w:trPr>
+      <w:tc>
+        <w:tcPr>
+          <w:tcW w:w="964" w:type="dxa"/>
+          <w:gridSpan w:val="2"/>
+          <w:tcBorders>
+            <w:left w:val="nil"/>
+            <w:bottom w:val="nil"/>
+            <w:right w:val="single" w:sz="18" w:space="0" w:color="auto"/>
+          </w:tcBorders>
+          <w:vAlign w:val="center"/>
+        </w:tcPr>
+        <w:p>
+          <w:pPr>
+            <w:spacing w:before="0" w:after="0" w:line="240" w:lineRule="auto"/>
+            <w:ind w:firstLine="0" w:left="0"/>
+            <w:rPr>
+              <w:rFonts w:ascii="Times New Roman" w:hAnsi="Times New Roman"/>
+              <w:sz w:val="17"/>
+              <w:lang w:val="ru-RU"/>
+            </w:rPr>
+          </w:pPr>
+          <w:r>
+            <w:rPr>
+              <w:rFonts w:ascii="GOST type B" w:hAnsi="GOST type B" w:cs="GOST type B" w:eastAsia="GOST type B"/>
+              <w:i/>
+              <w:sz w:val="17"/>
+            </w:rPr>
+            <w:t>Ут</w:t>
+          </w:r>
+          <w:r>
+            <w:rPr>
+              <w:rFonts w:ascii="GOST type B" w:hAnsi="GOST type B" w:cs="GOST type B" w:eastAsia="GOST type B"/>
+              <w:i/>
+              <w:sz w:val="17"/>
+              <w:lang w:val="ru-RU"/>
+            </w:rPr>
+            <w:t>в</w:t>
+          </w:r>
+        </w:p>
+      </w:tc>
+      <w:tc>
+        <w:tcPr>
+          <w:tcW w:w="1304" w:type="dxa"/>
+          <w:tcBorders>
+            <w:left w:val="nil"/>
+            <w:bottom w:val="nil"/>
+            <w:right w:val="nil"/>
+          </w:tcBorders>
+          <w:vAlign w:val="center"/>
+        </w:tcPr>
+        <w:p>
+          <w:pPr>
+            <w:spacing w:before="0" w:after="0" w:line="240" w:lineRule="auto"/>
+            <w:ind w:firstLine="0" w:left="0"/>
+            <w:rPr>
+              <w:sz w:val="18"/>
+            </w:rPr>
+            <w:jc w:val="left"/>
+          </w:pPr>
+          <w:r>
+            <w:rPr>
+              <w:rFonts w:ascii="GOST type B" w:hAnsi="GOST type B" w:cs="GOST type B" w:eastAsia="GOST type B"/>
+              <w:i/>
+              <w:sz w:val="18"/>
+              <w:szCs w:val="18"/>
+            </w:rPr>
+            <w:t xml:space="preserve">Мазепа Р.Б.</w:t>
+          </w:r>
+        </w:p>
+      </w:tc>
+      <w:tc>
+        <w:tcPr>
+          <w:tcW w:w="851" w:type="dxa"/>
+          <w:tcBorders>
+            <w:left w:val="single" w:sz="18" w:space="0" w:color="auto"/>
+            <w:bottom w:val="nil"/>
+            <w:right w:val="single" w:sz="18" w:space="0" w:color="auto"/>
+          </w:tcBorders>
+          <w:vAlign w:val="center"/>
+        </w:tcPr>
+        <w:p>
+          <w:pPr>
+            <w:spacing w:before="0" w:after="0" w:line="240" w:lineRule="auto"/>
+            <w:ind w:firstLine="0" w:left="0"/>
+            <w:rPr>
+              <w:sz w:val="18"/>
+            </w:rPr>
+          </w:pPr>
+        </w:p>
+      </w:tc>
+      <w:tc>
+        <w:tcPr>
+          <w:tcW w:w="567" w:type="dxa"/>
+          <w:tcBorders>
+            <w:left w:val="nil"/>
+            <w:bottom w:val="nil"/>
+            <w:right w:val="single" w:sz="18" w:space="0" w:color="auto"/>
+          </w:tcBorders>
+          <w:vAlign w:val="center"/>
+        </w:tcPr>
+        <w:p>
+          <w:pPr>
+            <w:spacing w:before="0" w:after="0" w:line="240" w:lineRule="auto"/>
+            <w:ind w:firstLine="0" w:left="0"/>
+            <w:rPr>
+              <w:sz w:val="18"/>
+            </w:rPr>
+          </w:pPr>
+        </w:p>
+      </w:tc>
+      <w:tc>
+        <w:tcPr>
+          <w:tcW w:w="4109" w:type="dxa"/>
+          <w:vMerge/>
+          <w:tcBorders>
+            <w:left w:val="nil"/>
+            <w:bottom w:val="nil"/>
+            <w:right w:val="single" w:sz="18" w:space="0" w:color="auto"/>
+          </w:tcBorders>
+          <w:vAlign w:val="center"/>
+        </w:tcPr>
+        <w:p>
+          <w:pPr>
+            <w:spacing w:before="0" w:after="0" w:line="240" w:lineRule="auto"/>
+            <w:ind w:firstLine="0" w:left="0"/>
+            <w:rPr>
+              <w:sz w:val="18"/>
+            </w:rPr>
+          </w:pPr>
+        </w:p>
+      </w:tc>
+      <w:tc>
+        <w:tcPr>
+          <w:tcW w:w="2693" w:type="dxa"/>
+          <w:gridSpan w:val="5"/>
+          <w:vMerge/>
+          <w:tcBorders>
+            <w:left w:val="nil"/>
+            <w:bottom w:val="nil"/>
+            <w:right w:val="nil"/>
+          </w:tcBorders>
+          <w:vAlign w:val="center"/>
+        </w:tcPr>
+        <w:p>
+          <w:pPr>
+            <w:spacing w:before="0" w:after="0" w:line="240" w:lineRule="auto"/>
+            <w:ind w:firstLine="0" w:left="0"/>
+            <w:rPr>
+              <w:sz w:val="18"/>
+            </w:rPr>
+          </w:pPr>
+        </w:p>
+      </w:tc>
+    </w:tr>
+  </w:tbl>
+  <w:p>
+    <w:pPr>
+      <w:spacing w:before="0" w:after="0" w:line="20" w:lineRule="exact"/>
+      <w:ind w:firstLine="0"/>
+      <w:rPr>
+        <w:sz w:val="2"/>
+      </w:rPr>
+    </w:pPr>
+  </w:p>
+</w:ftr>
+</file>
+
+<file path=word/footer3.xml><?xml version="1.0" encoding="utf-8"?>
+<w:ftr xmlns:m="http://schemas.openxmlformats.org/officeDocument/2006/math" xmlns:mc="http://schemas.openxmlformats.org/markup-compatibility/2006" xmlns:mo="http://schemas.microsoft.com/office/mac/office/2008/main" xmlns:mv="urn:schemas-microsoft-com:mac:vml" xmlns:o="urn:schemas-microsoft-com:office:office" xmlns:r="http://schemas.openxmlformats.org/officeDocument/2006/relationships" xmlns:v="urn:schemas-microsoft-com:vml" xmlns:w10="urn:schemas-microsoft-com:office:word" xmlns:w14="http://schemas.microsoft.com/office/word/2010/wordml" xmlns:w="http://schemas.openxmlformats.org/wordprocessingml/2006/main" xmlns:wne="http://schemas.microsoft.com/office/word/2006/wordml" xmlns:wp14="http://schemas.microsoft.com/office/word/2010/wordprocessingDrawing" xmlns:wp="http://schemas.openxmlformats.org/drawingml/2006/wordprocessingDrawing" xmlns:wpc="http://schemas.microsoft.com/office/word/2010/wordprocessingCanvas" xmlns:wpg="http://schemas.microsoft.com/office/word/2010/wordprocessingGroup" xmlns:wpi="http://schemas.microsoft.com/office/word/2010/wordprocessingInk" xmlns:wps="http://schemas.microsoft.com/office/word/2010/wordprocessingShape" mc:Ignorable="w14 wp14">
+  <w:p>
+    <w:pPr>
+      <w:spacing w:before="0" w:after="0" w:line="170" w:lineRule="exact"/>
+      <w:ind w:firstLine="0"/>
+      <w:rPr>
+        <w:sz w:val="2"/>
+      </w:rPr>
+    </w:pPr>
+  </w:p>
+  <w:tbl xmlns:cx="http://schemas.microsoft.com/office/drawing/2014/chartex" xmlns:cx1="http://schemas.microsoft.com/office/drawing/2015/9/8/chartex" xmlns:w15="http://schemas.microsoft.com/office/word/2012/wordml" xmlns:w16se="http://schemas.microsoft.com/office/word/2015/wordml/symex">
+    <w:tblPr>
+      <w:tblW w:w="0" w:type="auto"/>
+      <w:tblBorders>
+        <w:top w:val="single" w:sz="4" w:space="0" w:color="auto"/>
+        <w:left w:val="single" w:sz="4" w:space="0" w:color="auto"/>
+        <w:bottom w:val="single" w:sz="4" w:space="0" w:color="auto"/>
+        <w:right w:val="single" w:sz="4" w:space="0" w:color="auto"/>
+        <w:insideH w:val="single" w:sz="4" w:space="0" w:color="auto"/>
+        <w:insideV w:val="single" w:sz="4" w:space="0" w:color="auto"/>
+      </w:tblBorders>
+      <w:tblLayout w:type="fixed"/>
+      <w:tblCellMar>
+        <w:left w:w="28" w:type="dxa"/>
+        <w:right w:w="28" w:type="dxa"/>
+      </w:tblCellMar>
+      <w:tblLook w:val="0000" w:firstRow="0" w:lastRow="0" w:firstColumn="0" w:lastColumn="0" w:noHBand="0" w:noVBand="0"/>
+      <w:tblInd w:w="-567" w:type="dxa"/>
+    </w:tblPr>
+    <w:tblGrid>
+      <w:gridCol w:w="397"/>
+      <w:gridCol w:w="567"/>
+      <w:gridCol w:w="1304"/>
+      <w:gridCol w:w="851"/>
+      <w:gridCol w:w="567"/>
+      <w:gridCol w:w="6235"/>
+      <w:gridCol w:w="567"/>
+    </w:tblGrid>
+    <w:tr>
+      <w:tblPrEx>
+        <w:tblCellMar>
+          <w:top w:w="0" w:type="dxa"/>
+          <w:bottom w:w="0" w:type="dxa"/>
+        </w:tblCellMar>
+      </w:tblPrEx>
+      <w:trPr>
+        <w:cantSplit/>
+        <w:trHeight w:hRule="exact" w:val="284"/>
+      </w:trPr>
+      <w:tc>
+        <w:tcPr>
+          <w:tcW w:w="397" w:type="dxa"/>
+          <w:tcBorders>
+            <w:top w:val="single" w:sz="4" w:space="0" w:color="auto"/>
+            <w:left w:val="nil"/>
+            <w:right w:val="single" w:sz="18" w:space="0" w:color="auto"/>
+          </w:tcBorders>
+          <w:vAlign w:val="center"/>
+        </w:tcPr>
+        <w:p>
+          <w:pPr>
+            <w:spacing w:before="0" w:after="0" w:line="240" w:lineRule="auto"/>
+            <w:ind w:firstLine="0" w:left="0"/>
+            <w:rPr>
+              <w:sz w:val="18"/>
+            </w:rPr>
+          </w:pPr>
+        </w:p>
+      </w:tc>
+      <w:tc>
+        <w:tcPr>
+          <w:tcW w:w="567" w:type="dxa"/>
+          <w:tcBorders>
+            <w:top w:val="single" w:sz="4" w:space="0" w:color="auto"/>
+            <w:left w:val="nil"/>
+            <w:right w:val="single" w:sz="18" w:space="0" w:color="auto"/>
+          </w:tcBorders>
+          <w:vAlign w:val="center"/>
+        </w:tcPr>
+        <w:p>
+          <w:pPr>
+            <w:spacing w:before="0" w:after="0" w:line="240" w:lineRule="auto"/>
+            <w:ind w:firstLine="0" w:left="0"/>
+            <w:rPr>
+              <w:sz w:val="18"/>
+            </w:rPr>
+          </w:pPr>
+        </w:p>
+      </w:tc>
+      <w:tc>
+        <w:tcPr>
+          <w:tcW w:w="1304" w:type="dxa"/>
+          <w:tcBorders>
+            <w:top w:val="single" w:sz="4" w:space="0" w:color="auto"/>
+            <w:left w:val="nil"/>
+            <w:right w:val="nil"/>
+          </w:tcBorders>
+          <w:vAlign w:val="center"/>
+        </w:tcPr>
+        <w:p>
+          <w:pPr>
+            <w:spacing w:before="0" w:after="0" w:line="240" w:lineRule="auto"/>
+            <w:ind w:firstLine="0" w:left="0"/>
+            <w:rPr>
+              <w:sz w:val="18"/>
+            </w:rPr>
+          </w:pPr>
+        </w:p>
+      </w:tc>
+      <w:tc>
+        <w:tcPr>
+          <w:tcW w:w="851" w:type="dxa"/>
+          <w:tcBorders>
+            <w:top w:val="single" w:sz="4" w:space="0" w:color="auto"/>
+            <w:left w:val="single" w:sz="18" w:space="0" w:color="auto"/>
+            <w:right w:val="single" w:sz="18" w:space="0" w:color="auto"/>
+          </w:tcBorders>
+          <w:vAlign w:val="center"/>
+        </w:tcPr>
+        <w:p>
+          <w:pPr>
+            <w:spacing w:before="0" w:after="0" w:line="240" w:lineRule="auto"/>
+            <w:ind w:firstLine="0" w:left="0"/>
+            <w:rPr>
+              <w:sz w:val="18"/>
+            </w:rPr>
+          </w:pPr>
+        </w:p>
+      </w:tc>
+      <w:tc>
+        <w:tcPr>
+          <w:tcW w:w="567" w:type="dxa"/>
+          <w:tcBorders>
+            <w:top w:val="single" w:sz="4" w:space="0" w:color="auto"/>
+            <w:left w:val="nil"/>
+            <w:right w:val="single" w:sz="18" w:space="0" w:color="auto"/>
+          </w:tcBorders>
+          <w:vAlign w:val="center"/>
+        </w:tcPr>
+        <w:p>
+          <w:pPr>
+            <w:spacing w:before="0" w:after="0" w:line="240" w:lineRule="auto"/>
+            <w:ind w:firstLine="0" w:left="0"/>
+            <w:rPr>
+              <w:sz w:val="18"/>
+            </w:rPr>
+          </w:pPr>
+        </w:p>
+      </w:tc>
+      <w:tc>
+        <w:tcPr>
+          <w:tcW w:w="6235" w:type="dxa"/>
+          <w:vMerge w:val="restart"/>
+          <w:tcBorders>
+            <w:top w:val="single" w:sz="4" w:space="0" w:color="auto"/>
+            <w:left w:val="nil"/>
+            <w:bottom w:val="nil"/>
+            <w:right w:val="single" w:sz="18" w:space="0" w:color="auto"/>
+          </w:tcBorders>
+          <w:vAlign w:val="center"/>
+        </w:tcPr>
+        <w:p>
+          <w:pPr>
+            <w:spacing w:before="0" w:after="0" w:line="240" w:lineRule="auto"/>
+            <w:ind w:firstLine="0" w:left="0"/>
+            <w:rPr>
+              <w:i w:val="0"/>
+              <w:lang w:val="ru-RU"/>
+            </w:rPr>
+            <w:jc w:val="center"/>
+          </w:pPr>
+          <w:r>
+            <w:rPr>
+              <w:rFonts w:ascii="GOST type B" w:hAnsi="GOST type B" w:cs="GOST type B" w:eastAsia="GOST type B"/>
+              <w:i/>
+              <w:sz w:val="32"/>
+              <w:szCs w:val="32"/>
+            </w:rPr>
+            <w:t xml:space="preserve">МАИР.460327.001 ПЗ</w:t>
+          </w:r>
+        </w:p>
+      </w:tc>
+      <w:tc>
+        <w:tcPr>
+          <w:tcW w:w="567" w:type="dxa"/>
+          <w:tcBorders>
+            <w:top w:val="single" w:sz="4" w:space="0" w:color="auto"/>
+            <w:left w:val="nil"/>
+            <w:bottom w:val="single" w:sz="18" w:space="0" w:color="auto"/>
+            <w:right w:val="nil"/>
+          </w:tcBorders>
+          <w:vAlign w:val="center"/>
+        </w:tcPr>
+        <w:p>
+          <w:pPr>
+            <w:spacing w:before="0" w:after="0" w:line="240" w:lineRule="auto"/>
+            <w:ind w:firstLine="0" w:left="0"/>
+            <w:jc w:val="center"/>
+            <w:rPr>
+              <w:rFonts w:ascii="Times New Roman" w:hAnsi="Times New Roman"/>
+              <w:sz w:val="17"/>
+            </w:rPr>
+          </w:pPr>
+          <w:r>
+            <w:rPr>
+              <w:rFonts w:ascii="GOST type B" w:hAnsi="GOST type B" w:cs="GOST type B" w:eastAsia="GOST type B"/>
+              <w:i/>
+              <w:sz w:val="17"/>
+            </w:rPr>
+            <w:t>Лист</w:t>
+          </w:r>
+        </w:p>
+      </w:tc>
+    </w:tr>
+    <w:tr>
+      <w:tblPrEx>
+        <w:tblCellMar>
+          <w:top w:w="0" w:type="dxa"/>
+          <w:bottom w:w="0" w:type="dxa"/>
+        </w:tblCellMar>
+      </w:tblPrEx>
+      <w:trPr>
+        <w:cantSplit/>
+        <w:trHeight w:hRule="exact" w:val="284"/>
+      </w:trPr>
+      <w:tc>
+        <w:tcPr>
+          <w:tcW w:w="397" w:type="dxa"/>
+          <w:tcBorders>
+            <w:left w:val="nil"/>
+            <w:bottom w:val="nil"/>
+            <w:right w:val="single" w:sz="18" w:space="0" w:color="auto"/>
+          </w:tcBorders>
+          <w:vAlign w:val="center"/>
+        </w:tcPr>
+        <w:p>
+          <w:pPr>
+            <w:spacing w:before="0" w:after="0" w:line="240" w:lineRule="auto"/>
+            <w:ind w:firstLine="0" w:left="0"/>
+            <w:rPr>
+              <w:sz w:val="18"/>
+            </w:rPr>
+          </w:pPr>
+        </w:p>
+      </w:tc>
+      <w:tc>
+        <w:tcPr>
+          <w:tcW w:w="567" w:type="dxa"/>
+          <w:tcBorders>
+            <w:left w:val="nil"/>
+            <w:bottom w:val="nil"/>
+            <w:right w:val="single" w:sz="18" w:space="0" w:color="auto"/>
+          </w:tcBorders>
+          <w:vAlign w:val="center"/>
+        </w:tcPr>
+        <w:p>
+          <w:pPr>
+            <w:spacing w:before="0" w:after="0" w:line="240" w:lineRule="auto"/>
+            <w:ind w:firstLine="0" w:left="0"/>
+            <w:rPr>
+              <w:sz w:val="18"/>
+            </w:rPr>
+          </w:pPr>
+        </w:p>
+      </w:tc>
+      <w:tc>
+        <w:tcPr>
+          <w:tcW w:w="1304" w:type="dxa"/>
+          <w:tcBorders>
+            <w:left w:val="nil"/>
+            <w:bottom w:val="nil"/>
+            <w:right w:val="nil"/>
+          </w:tcBorders>
+          <w:vAlign w:val="center"/>
+        </w:tcPr>
+        <w:p>
+          <w:pPr>
+            <w:spacing w:before="0" w:after="0" w:line="240" w:lineRule="auto"/>
+            <w:ind w:firstLine="0" w:left="0"/>
+            <w:rPr>
+              <w:sz w:val="18"/>
+            </w:rPr>
+          </w:pPr>
+        </w:p>
+      </w:tc>
+      <w:tc>
+        <w:tcPr>
+          <w:tcW w:w="851" w:type="dxa"/>
+          <w:tcBorders>
+            <w:left w:val="single" w:sz="18" w:space="0" w:color="auto"/>
+            <w:bottom w:val="nil"/>
+            <w:right w:val="single" w:sz="18" w:space="0" w:color="auto"/>
+          </w:tcBorders>
+          <w:vAlign w:val="center"/>
+        </w:tcPr>
+        <w:p>
+          <w:pPr>
+            <w:spacing w:before="0" w:after="0" w:line="240" w:lineRule="auto"/>
+            <w:ind w:firstLine="0" w:left="0"/>
+            <w:rPr>
+              <w:sz w:val="18"/>
+            </w:rPr>
+          </w:pPr>
+        </w:p>
+      </w:tc>
+      <w:tc>
+        <w:tcPr>
+          <w:tcW w:w="567" w:type="dxa"/>
+          <w:tcBorders>
+            <w:left w:val="nil"/>
+            <w:bottom w:val="nil"/>
+            <w:right w:val="single" w:sz="18" w:space="0" w:color="auto"/>
+          </w:tcBorders>
+          <w:vAlign w:val="center"/>
+        </w:tcPr>
+        <w:p>
+          <w:pPr>
+            <w:spacing w:before="0" w:after="0" w:line="240" w:lineRule="auto"/>
+            <w:ind w:firstLine="0" w:left="0"/>
+            <w:rPr>
+              <w:sz w:val="18"/>
+            </w:rPr>
+          </w:pPr>
+        </w:p>
+      </w:tc>
+      <w:tc>
+        <w:tcPr>
+          <w:tcW w:w="6235" w:type="dxa"/>
+          <w:vMerge/>
+          <w:tcBorders>
+            <w:top w:val="single" w:sz="18" w:space="0" w:color="auto"/>
+            <w:left w:val="nil"/>
+            <w:bottom w:val="nil"/>
+            <w:right w:val="single" w:sz="18" w:space="0" w:color="auto"/>
+          </w:tcBorders>
+          <w:vAlign w:val="center"/>
+        </w:tcPr>
+        <w:p>
+          <w:pPr>
+            <w:spacing w:before="0" w:after="0" w:line="240" w:lineRule="auto"/>
+            <w:ind w:firstLine="0" w:left="0"/>
+            <w:rPr>
+              <w:sz w:val="18"/>
+            </w:rPr>
+          </w:pPr>
+        </w:p>
+      </w:tc>
+      <w:tc>
+        <w:tcPr>
+          <w:tcW w:w="567" w:type="dxa"/>
+          <w:vMerge w:val="restart"/>
+          <w:tcBorders>
+            <w:top w:val="single" w:sz="18" w:space="0" w:color="auto"/>
+            <w:left w:val="nil"/>
+            <w:bottom w:val="single" w:sz="18" w:space="0" w:color="auto"/>
+            <w:right w:val="nil"/>
+          </w:tcBorders>
+          <w:vAlign w:val="center"/>
+        </w:tcPr>
+        <w:p>
+          <w:pPr>
+            <w:spacing w:before="0" w:after="0" w:line="240" w:lineRule="auto"/>
+            <w:ind w:firstLine="0" w:left="0"/>
+            <w:rPr>
+              <w:sz w:val="18"/>
+            </w:rPr>
+            <w:jc w:val="center"/>
+          </w:pPr>
+          <w:r>
+            <w:rPr>
+              <w:rFonts w:ascii="GOST type B" w:hAnsi="GOST type B" w:cs="GOST type B" w:eastAsia="GOST type B"/>
+              <w:i/>
+              <w:sz w:val="22"/>
+              <w:szCs w:val="22"/>
+            </w:rPr>
+            <w:fldChar w:fldCharType="begin"/>
+          </w:r>
+          <w:r>
+            <w:rPr>
+              <w:rFonts w:ascii="GOST type B" w:hAnsi="GOST type B" w:cs="GOST type B" w:eastAsia="GOST type B"/>
+              <w:i/>
+              <w:sz w:val="22"/>
+              <w:szCs w:val="22"/>
+            </w:rPr>
+            <w:instrText xml:space="preserve"> PAGE </w:instrText>
+          </w:r>
+          <w:r>
+            <w:rPr>
+              <w:rFonts w:ascii="GOST type B" w:hAnsi="GOST type B" w:cs="GOST type B" w:eastAsia="GOST type B"/>
+              <w:i/>
+              <w:sz w:val="22"/>
+              <w:szCs w:val="22"/>
+            </w:rPr>
+            <w:fldChar w:fldCharType="end"/>
+          </w:r>
+        </w:p>
+      </w:tc>
+    </w:tr>
+    <w:tr>
+      <w:tblPrEx>
+        <w:tblCellMar>
+          <w:top w:w="0" w:type="dxa"/>
+          <w:bottom w:w="0" w:type="dxa"/>
+        </w:tblCellMar>
+      </w:tblPrEx>
+      <w:trPr>
+        <w:cantSplit/>
+        <w:trHeight w:hRule="exact" w:val="284"/>
+      </w:trPr>
+      <w:tc>
+        <w:tcPr>
+          <w:tcW w:w="397" w:type="dxa"/>
+          <w:tcBorders>
+            <w:top w:val="single" w:sz="18" w:space="0" w:color="auto"/>
+            <w:left w:val="nil"/>
+            <w:bottom w:val="single" w:sz="4" w:space="0" w:color="auto"/>
+            <w:right w:val="single" w:sz="18" w:space="0" w:color="auto"/>
+          </w:tcBorders>
+          <w:vAlign w:val="center"/>
+        </w:tcPr>
+        <w:p>
+          <w:pPr>
+            <w:spacing w:before="0" w:after="0" w:line="240" w:lineRule="auto"/>
+            <w:ind w:firstLine="0" w:left="0"/>
+            <w:jc w:val="center"/>
+            <w:rPr>
+              <w:rFonts w:ascii="Times New Roman" w:hAnsi="Times New Roman"/>
+              <w:sz w:val="17"/>
+            </w:rPr>
+          </w:pPr>
+          <w:r>
+            <w:rPr>
+              <w:rFonts w:ascii="GOST type B" w:hAnsi="GOST type B" w:cs="GOST type B" w:eastAsia="GOST type B"/>
+              <w:i/>
+              <w:sz w:val="17"/>
+            </w:rPr>
+            <w:t>Изм.</w:t>
+          </w:r>
+        </w:p>
+      </w:tc>
+      <w:tc>
+        <w:tcPr>
+          <w:tcW w:w="567" w:type="dxa"/>
+          <w:tcBorders>
+            <w:top w:val="single" w:sz="18" w:space="0" w:color="auto"/>
+            <w:left w:val="nil"/>
+            <w:bottom w:val="single" w:sz="4" w:space="0" w:color="auto"/>
+            <w:right w:val="single" w:sz="18" w:space="0" w:color="auto"/>
+          </w:tcBorders>
+          <w:vAlign w:val="center"/>
+        </w:tcPr>
+        <w:p>
+          <w:pPr>
+            <w:spacing w:before="0" w:after="0" w:line="240" w:lineRule="auto"/>
+            <w:ind w:firstLine="0" w:left="0"/>
+            <w:jc w:val="center"/>
+            <w:rPr>
+              <w:rFonts w:ascii="Times New Roman" w:hAnsi="Times New Roman"/>
+              <w:sz w:val="17"/>
+            </w:rPr>
+          </w:pPr>
+          <w:r>
+            <w:rPr>
+              <w:rFonts w:ascii="GOST type B" w:hAnsi="GOST type B" w:cs="GOST type B" w:eastAsia="GOST type B"/>
+              <w:i/>
+              <w:sz w:val="17"/>
+            </w:rPr>
+            <w:t>Лист</w:t>
+          </w:r>
+        </w:p>
+      </w:tc>
+      <w:tc>
+        <w:tcPr>
+          <w:tcW w:w="1304" w:type="dxa"/>
+          <w:tcBorders>
+            <w:top w:val="single" w:sz="18" w:space="0" w:color="auto"/>
+            <w:left w:val="nil"/>
+            <w:bottom w:val="single" w:sz="4" w:space="0" w:color="auto"/>
+            <w:right w:val="nil"/>
+          </w:tcBorders>
+          <w:vAlign w:val="center"/>
+        </w:tcPr>
+        <w:p>
+          <w:pPr>
+            <w:spacing w:before="0" w:after="0" w:line="240" w:lineRule="auto"/>
+            <w:ind w:firstLine="0" w:left="0"/>
+            <w:jc w:val="center"/>
+            <w:rPr>
+              <w:rFonts w:ascii="Times New Roman" w:hAnsi="Times New Roman"/>
+              <w:sz w:val="17"/>
+            </w:rPr>
+          </w:pPr>
+          <w:r>
+            <w:rPr>
+              <w:rFonts w:ascii="GOST type B" w:hAnsi="GOST type B" w:cs="GOST type B" w:eastAsia="GOST type B"/>
+              <w:i/>
+              <w:sz w:val="17"/>
+            </w:rPr>
+            <w:t>№ докум</w:t>
+          </w:r>
+        </w:p>
+      </w:tc>
+      <w:tc>
+        <w:tcPr>
+          <w:tcW w:w="851" w:type="dxa"/>
+          <w:tcBorders>
+            <w:top w:val="single" w:sz="18" w:space="0" w:color="auto"/>
+            <w:left w:val="single" w:sz="18" w:space="0" w:color="auto"/>
+            <w:bottom w:val="single" w:sz="4" w:space="0" w:color="auto"/>
+            <w:right w:val="single" w:sz="18" w:space="0" w:color="auto"/>
+          </w:tcBorders>
+          <w:vAlign w:val="center"/>
+        </w:tcPr>
+        <w:p>
+          <w:pPr>
+            <w:spacing w:before="0" w:after="0" w:line="240" w:lineRule="auto"/>
+            <w:ind w:firstLine="0" w:left="0"/>
+            <w:jc w:val="center"/>
+            <w:rPr>
+              <w:rFonts w:ascii="Times New Roman" w:hAnsi="Times New Roman"/>
+              <w:sz w:val="17"/>
+            </w:rPr>
+          </w:pPr>
+          <w:r>
+            <w:rPr>
+              <w:rFonts w:ascii="GOST type B" w:hAnsi="GOST type B" w:cs="GOST type B" w:eastAsia="GOST type B"/>
+              <w:i/>
+              <w:sz w:val="17"/>
+            </w:rPr>
+            <w:t>Подпись</w:t>
+          </w:r>
+        </w:p>
+      </w:tc>
+      <w:tc>
+        <w:tcPr>
+          <w:tcW w:w="567" w:type="dxa"/>
+          <w:tcBorders>
+            <w:top w:val="single" w:sz="18" w:space="0" w:color="auto"/>
+            <w:left w:val="nil"/>
+            <w:bottom w:val="single" w:sz="4" w:space="0" w:color="auto"/>
+            <w:right w:val="single" w:sz="18" w:space="0" w:color="auto"/>
+          </w:tcBorders>
+          <w:vAlign w:val="center"/>
+        </w:tcPr>
+        <w:p>
+          <w:pPr>
+            <w:spacing w:before="0" w:after="0" w:line="240" w:lineRule="auto"/>
+            <w:ind w:firstLine="0" w:left="0"/>
+            <w:jc w:val="center"/>
+            <w:rPr>
+              <w:rFonts w:ascii="Times New Roman" w:hAnsi="Times New Roman"/>
+              <w:sz w:val="17"/>
+            </w:rPr>
+          </w:pPr>
+          <w:r>
+            <w:rPr>
+              <w:rFonts w:ascii="GOST type B" w:hAnsi="GOST type B" w:cs="GOST type B" w:eastAsia="GOST type B"/>
+              <w:i/>
+              <w:sz w:val="17"/>
+            </w:rPr>
+            <w:t>Дата</w:t>
+          </w:r>
+        </w:p>
+      </w:tc>
+      <w:tc>
+        <w:tcPr>
+          <w:tcW w:w="6235" w:type="dxa"/>
+          <w:vMerge/>
+          <w:tcBorders>
+            <w:top w:val="single" w:sz="18" w:space="0" w:color="auto"/>
+            <w:left w:val="nil"/>
+            <w:bottom w:val="single" w:sz="4" w:space="0" w:color="auto"/>
+            <w:right w:val="single" w:sz="18" w:space="0" w:color="auto"/>
+          </w:tcBorders>
+          <w:vAlign w:val="center"/>
+        </w:tcPr>
+        <w:p>
+          <w:pPr>
+            <w:spacing w:before="0" w:after="0" w:line="240" w:lineRule="auto"/>
+            <w:ind w:firstLine="0" w:left="0"/>
+            <w:rPr>
+              <w:sz w:val="18"/>
+            </w:rPr>
+          </w:pPr>
+        </w:p>
+      </w:tc>
+      <w:tc>
+        <w:tcPr>
+          <w:tcW w:w="567" w:type="dxa"/>
+          <w:vMerge/>
+          <w:tcBorders>
+            <w:top w:val="single" w:sz="18" w:space="0" w:color="auto"/>
+            <w:left w:val="nil"/>
+            <w:bottom w:val="single" w:sz="4" w:space="0" w:color="auto"/>
+            <w:right w:val="nil"/>
+          </w:tcBorders>
+          <w:vAlign w:val="center"/>
+        </w:tcPr>
+        <w:p>
+          <w:pPr>
+            <w:spacing w:before="0" w:after="0" w:line="240" w:lineRule="auto"/>
+            <w:ind w:firstLine="0" w:left="0"/>
+            <w:rPr>
+              <w:sz w:val="18"/>
+            </w:rPr>
+          </w:pPr>
+        </w:p>
+      </w:tc>
+    </w:tr>
+  </w:tbl>
+  <w:p>
+    <w:pPr>
+      <w:spacing w:before="0" w:after="0" w:line="20" w:lineRule="exact"/>
+      <w:ind w:firstLine="0"/>
+      <w:rPr>
+        <w:sz w:val="2"/>
+      </w:rPr>
+    </w:pPr>
+  </w:p>
+</w:ftr>
+</file>
+
+<file path=word/header1.xml><?xml version="1.0" encoding="utf-8"?>
+<w:hdr xmlns:m="http://schemas.openxmlformats.org/officeDocument/2006/math" xmlns:mc="http://schemas.openxmlformats.org/markup-compatibility/2006" xmlns:mo="http://schemas.microsoft.com/office/mac/office/2008/main" xmlns:mv="urn:schemas-microsoft-com:mac:vml" xmlns:o="urn:schemas-microsoft-com:office:office" xmlns:r="http://schemas.openxmlformats.org/officeDocument/2006/relationships" xmlns:v="urn:schemas-microsoft-com:vml" xmlns:w10="urn:schemas-microsoft-com:office:word" xmlns:w14="http://schemas.microsoft.com/office/word/2010/wordml" xmlns:w="http://schemas.openxmlformats.org/wordprocessingml/2006/main" xmlns:wne="http://schemas.microsoft.com/office/word/2006/wordml" xmlns:wp14="http://schemas.microsoft.com/office/word/2010/wordprocessingDrawing" xmlns:wp="http://schemas.openxmlformats.org/drawingml/2006/wordprocessingDrawing" xmlns:wpc="http://schemas.microsoft.com/office/word/2010/wordprocessingCanvas" xmlns:wpg="http://schemas.microsoft.com/office/word/2010/wordprocessingGroup" xmlns:wpi="http://schemas.microsoft.com/office/word/2010/wordprocessingInk" xmlns:wps="http://schemas.microsoft.com/office/word/2010/wordprocessingShape" mc:Ignorable="w14 wp14">
+  <w:p>
+    <w:pPr>
+      <w:pStyle w:val="Header"/>
+      <w:ind w:firstLine="0"/>
     </w:pPr>
     <w:r>
-      <w:fldChar w:fldCharType="begin"/>
-      <w:instrText xml:space="preserve">PAGE</w:instrText>
-      <w:fldChar w:fldCharType="end"/>
+      <w:pict>
+        <v:rect id="vkr_frame" o:allowincell="f" filled="f" strokeweight="1.5pt" style="position:absolute;margin-left:56.69pt;margin-top:14.17pt;width:524.41pt;height:813.54pt;z-index:-251657216;mso-position-horizontal-relative:page;mso-position-vertical-relative:page"/>
+      </w:pict>
     </w:r>
   </w:p>
-</w:ftr>
+</w:hdr>
+</file>
+
+<file path=word/header2.xml><?xml version="1.0" encoding="utf-8"?>
+<w:hdr xmlns:m="http://schemas.openxmlformats.org/officeDocument/2006/math" xmlns:mc="http://schemas.openxmlformats.org/markup-compatibility/2006" xmlns:mo="http://schemas.microsoft.com/office/mac/office/2008/main" xmlns:mv="urn:schemas-microsoft-com:mac:vml" xmlns:o="urn:schemas-microsoft-com:office:office" xmlns:r="http://schemas.openxmlformats.org/officeDocument/2006/relationships" xmlns:v="urn:schemas-microsoft-com:vml" xmlns:w10="urn:schemas-microsoft-com:office:word" xmlns:w14="http://schemas.microsoft.com/office/word/2010/wordml" xmlns:w="http://schemas.openxmlformats.org/wordprocessingml/2006/main" xmlns:wne="http://schemas.microsoft.com/office/word/2006/wordml" xmlns:wp14="http://schemas.microsoft.com/office/word/2010/wordprocessingDrawing" xmlns:wp="http://schemas.openxmlformats.org/drawingml/2006/wordprocessingDrawing" xmlns:wpc="http://schemas.microsoft.com/office/word/2010/wordprocessingCanvas" xmlns:wpg="http://schemas.microsoft.com/office/word/2010/wordprocessingGroup" xmlns:wpi="http://schemas.microsoft.com/office/word/2010/wordprocessingInk" xmlns:wps="http://schemas.microsoft.com/office/word/2010/wordprocessingShape" mc:Ignorable="w14 wp14">
+  <w:p>
+    <w:pPr>
+      <w:pStyle w:val="Header"/>
+      <w:ind w:firstLine="0"/>
+    </w:pPr>
+    <w:r>
+      <w:pict>
+        <v:rect id="vkr_frame" o:allowincell="f" filled="f" strokeweight="1.5pt" style="position:absolute;margin-left:56.69pt;margin-top:14.17pt;width:524.41pt;height:813.54pt;z-index:-251657216;mso-position-horizontal-relative:page;mso-position-vertical-relative:page"/>
+      </w:pict>
+    </w:r>
+  </w:p>
+</w:hdr>
+</file>
+
+<file path=word/header3.xml><?xml version="1.0" encoding="utf-8"?>
+<w:hdr xmlns:m="http://schemas.openxmlformats.org/officeDocument/2006/math" xmlns:mc="http://schemas.openxmlformats.org/markup-compatibility/2006" xmlns:mo="http://schemas.microsoft.com/office/mac/office/2008/main" xmlns:mv="urn:schemas-microsoft-com:mac:vml" xmlns:o="urn:schemas-microsoft-com:office:office" xmlns:r="http://schemas.openxmlformats.org/officeDocument/2006/relationships" xmlns:v="urn:schemas-microsoft-com:vml" xmlns:w10="urn:schemas-microsoft-com:office:word" xmlns:w14="http://schemas.microsoft.com/office/word/2010/wordml" xmlns:w="http://schemas.openxmlformats.org/wordprocessingml/2006/main" xmlns:wne="http://schemas.microsoft.com/office/word/2006/wordml" xmlns:wp14="http://schemas.microsoft.com/office/word/2010/wordprocessingDrawing" xmlns:wp="http://schemas.openxmlformats.org/drawingml/2006/wordprocessingDrawing" xmlns:wpc="http://schemas.microsoft.com/office/word/2010/wordprocessingCanvas" xmlns:wpg="http://schemas.microsoft.com/office/word/2010/wordprocessingGroup" xmlns:wpi="http://schemas.microsoft.com/office/word/2010/wordprocessingInk" xmlns:wps="http://schemas.microsoft.com/office/word/2010/wordprocessingShape" mc:Ignorable="w14 wp14">
+  <w:p>
+    <w:pPr>
+      <w:pStyle w:val="Header"/>
+      <w:ind w:firstLine="0"/>
+    </w:pPr>
+    <w:r>
+      <w:pict>
+        <v:rect id="vkr_frame" o:allowincell="f" filled="f" strokeweight="1.5pt" style="position:absolute;margin-left:56.69pt;margin-top:14.17pt;width:524.41pt;height:813.54pt;z-index:-251657216;mso-position-horizontal-relative:page;mso-position-vertical-relative:page"/>
+      </w:pict>
+    </w:r>
+  </w:p>
+</w:hdr>
 </file>
 
 <file path=word/numbering.xml><?xml version="1.0" encoding="utf-8"?>
@@ -14896,7 +18459,7 @@
       <w:b w:val="0"/>
       <w:i w:val="0"/>
       <w:color w:val="000000"/>
-      <w:sz w:val="28"/>
+      <w:sz w:val="24"/>
       <w:lang w:val="ru-RU" w:eastAsia="ru-RU"/>
     </w:rPr>
   </w:style>
@@ -14966,7 +18529,7 @@
       <w:bCs/>
       <w:i w:val="0"/>
       <w:color w:val="000000"/>
-      <w:sz w:val="32"/>
+      <w:sz w:val="28"/>
       <w:szCs w:val="28"/>
     </w:rPr>
   </w:style>
@@ -14993,7 +18556,7 @@
       <w:bCs/>
       <w:i w:val="0"/>
       <w:color w:val="000000"/>
-      <w:sz w:val="28"/>
+      <w:sz w:val="24"/>
       <w:szCs w:val="26"/>
     </w:rPr>
   </w:style>
@@ -15020,7 +18583,7 @@
       <w:bCs/>
       <w:i w:val="0"/>
       <w:color w:val="000000"/>
-      <w:sz w:val="28"/>
+      <w:sz w:val="24"/>
     </w:rPr>
   </w:style>
   <w:style w:type="paragraph" w:styleId="Heading4">

--- a/docs/vkr/Osnovnaya_chast_HaLow.docx
+++ b/docs/vkr/Osnovnaya_chast_HaLow.docx
@@ -65,7 +65,7 @@
       <w:r>
         <w:t>1.2 Существующие каналы связи БПЛА и их ограничения</w:t>
         <w:tab/>
-        <w:t>8</w:t>
+        <w:t>9</w:t>
       </w:r>
     </w:p>
     <w:p>
@@ -423,13 +423,209 @@
         <w:tabs>
           <w:tab w:pos="9354" w:val="right" w:leader="dot"/>
         </w:tabs>
+        <w:ind w:firstLine="0" w:left="0" w:right="567"/>
+        <w:jc w:val="left"/>
+      </w:pPr>
+      <w:r>
+        <w:t>5 Охрана труда и окружающей среды</w:t>
+        <w:tab/>
+        <w:t>61</w:t>
+      </w:r>
+    </w:p>
+    <w:p>
+      <w:pPr>
+        <w:tabs>
+          <w:tab w:pos="9354" w:val="right" w:leader="dot"/>
+        </w:tabs>
         <w:ind w:firstLine="0" w:left="283" w:right="567"/>
         <w:jc w:val="left"/>
       </w:pPr>
       <w:r>
-        <w:t>4.5 Выводы</w:t>
+        <w:t>5.1 Введение</w:t>
         <w:tab/>
-        <w:t>60</w:t>
+        <w:t>61</w:t>
+      </w:r>
+    </w:p>
+    <w:p>
+      <w:pPr>
+        <w:tabs>
+          <w:tab w:pos="9354" w:val="right" w:leader="dot"/>
+        </w:tabs>
+        <w:ind w:firstLine="0" w:left="283" w:right="567"/>
+        <w:jc w:val="left"/>
+      </w:pPr>
+      <w:r>
+        <w:t>5.2 Характеристика рабочего места</w:t>
+        <w:tab/>
+        <w:t>61</w:t>
+      </w:r>
+    </w:p>
+    <w:p>
+      <w:pPr>
+        <w:tabs>
+          <w:tab w:pos="9354" w:val="right" w:leader="dot"/>
+        </w:tabs>
+        <w:ind w:firstLine="0" w:left="283" w:right="567"/>
+        <w:jc w:val="left"/>
+      </w:pPr>
+      <w:r>
+        <w:t>5.3 Анализ опасных и вредных производственных факторов</w:t>
+        <w:tab/>
+        <w:t>64</w:t>
+      </w:r>
+    </w:p>
+    <w:p>
+      <w:pPr>
+        <w:tabs>
+          <w:tab w:pos="9354" w:val="right" w:leader="dot"/>
+        </w:tabs>
+        <w:ind w:firstLine="0" w:left="283" w:right="567"/>
+        <w:jc w:val="left"/>
+      </w:pPr>
+      <w:r>
+        <w:t>5.4 Микроклимат рабочего места</w:t>
+        <w:tab/>
+        <w:t>65</w:t>
+      </w:r>
+    </w:p>
+    <w:p>
+      <w:pPr>
+        <w:tabs>
+          <w:tab w:pos="9354" w:val="right" w:leader="dot"/>
+        </w:tabs>
+        <w:ind w:firstLine="0" w:left="283" w:right="567"/>
+        <w:jc w:val="left"/>
+      </w:pPr>
+      <w:r>
+        <w:t>5.5 Освещение рабочего места</w:t>
+        <w:tab/>
+        <w:t>66</w:t>
+      </w:r>
+    </w:p>
+    <w:p>
+      <w:pPr>
+        <w:tabs>
+          <w:tab w:pos="9354" w:val="right" w:leader="dot"/>
+        </w:tabs>
+        <w:ind w:firstLine="0" w:left="283" w:right="567"/>
+        <w:jc w:val="left"/>
+      </w:pPr>
+      <w:r>
+        <w:t>5.6 Шум</w:t>
+        <w:tab/>
+        <w:t>68</w:t>
+      </w:r>
+    </w:p>
+    <w:p>
+      <w:pPr>
+        <w:tabs>
+          <w:tab w:pos="9354" w:val="right" w:leader="dot"/>
+        </w:tabs>
+        <w:ind w:firstLine="0" w:left="283" w:right="567"/>
+        <w:jc w:val="left"/>
+      </w:pPr>
+      <w:r>
+        <w:t>5.7 Электромагнитные поля</w:t>
+        <w:tab/>
+        <w:t>69</w:t>
+      </w:r>
+    </w:p>
+    <w:p>
+      <w:pPr>
+        <w:tabs>
+          <w:tab w:pos="9354" w:val="right" w:leader="dot"/>
+        </w:tabs>
+        <w:ind w:firstLine="0" w:left="283" w:right="567"/>
+        <w:jc w:val="left"/>
+      </w:pPr>
+      <w:r>
+        <w:t>5.8 Электробезопасность</w:t>
+        <w:tab/>
+        <w:t>70</w:t>
+      </w:r>
+    </w:p>
+    <w:p>
+      <w:pPr>
+        <w:tabs>
+          <w:tab w:pos="9354" w:val="right" w:leader="dot"/>
+        </w:tabs>
+        <w:ind w:firstLine="0" w:left="283" w:right="567"/>
+        <w:jc w:val="left"/>
+      </w:pPr>
+      <w:r>
+        <w:t>5.9 Пожарная безопасность</w:t>
+        <w:tab/>
+        <w:t>71</w:t>
+      </w:r>
+    </w:p>
+    <w:p>
+      <w:pPr>
+        <w:tabs>
+          <w:tab w:pos="9354" w:val="right" w:leader="dot"/>
+        </w:tabs>
+        <w:ind w:firstLine="0" w:left="283" w:right="567"/>
+        <w:jc w:val="left"/>
+      </w:pPr>
+      <w:r>
+        <w:t>5.10 Тяжесть и напряжённость трудового процесса</w:t>
+        <w:tab/>
+        <w:t>72</w:t>
+      </w:r>
+    </w:p>
+    <w:p>
+      <w:pPr>
+        <w:tabs>
+          <w:tab w:pos="9354" w:val="right" w:leader="dot"/>
+        </w:tabs>
+        <w:ind w:firstLine="0" w:left="283" w:right="567"/>
+        <w:jc w:val="left"/>
+      </w:pPr>
+      <w:r>
+        <w:t>5.11 Безопасность при полевых измерениях</w:t>
+        <w:tab/>
+        <w:t>74</w:t>
+      </w:r>
+    </w:p>
+    <w:p>
+      <w:pPr>
+        <w:tabs>
+          <w:tab w:pos="9354" w:val="right" w:leader="dot"/>
+        </w:tabs>
+        <w:ind w:firstLine="0" w:left="283" w:right="567"/>
+        <w:jc w:val="left"/>
+      </w:pPr>
+      <w:r>
+        <w:t>5.12 Охрана окружающей среды</w:t>
+        <w:tab/>
+        <w:t>74</w:t>
+      </w:r>
+    </w:p>
+    <w:p>
+      <w:pPr>
+        <w:tabs>
+          <w:tab w:pos="9354" w:val="right" w:leader="dot"/>
+        </w:tabs>
+        <w:ind w:firstLine="0" w:left="283" w:right="567"/>
+        <w:jc w:val="left"/>
+      </w:pPr>
+      <w:r>
+        <w:t>5.13 Класс условий труда</w:t>
+        <w:tab/>
+        <w:t>74</w:t>
+      </w:r>
+    </w:p>
+    <w:p>
+      <w:pPr>
+        <w:tabs>
+          <w:tab w:pos="9354" w:val="right" w:leader="dot"/>
+        </w:tabs>
+        <w:ind w:firstLine="0" w:left="283" w:right="567"/>
+        <w:jc w:val="left"/>
+      </w:pPr>
+      <w:r>
+        <w:t>5.14 Выводы</w:t>
+        <w:tab/>
+        <w:t>75</w:t>
       </w:r>
     </w:p>
     <w:p>
@@ -441,203 +637,7 @@
         <w:jc w:val="left"/>
       </w:pPr>
       <w:r>
-        <w:t>5 Охрана труда и окружающей среды</w:t>
-        <w:tab/>
-        <w:t>62</w:t>
-      </w:r>
-    </w:p>
-    <w:p>
-      <w:pPr>
-        <w:tabs>
-          <w:tab w:pos="9354" w:val="right" w:leader="dot"/>
-        </w:tabs>
-        <w:ind w:firstLine="0" w:left="283" w:right="567"/>
-        <w:jc w:val="left"/>
-      </w:pPr>
-      <w:r>
-        <w:t>5.1 Введение</w:t>
-        <w:tab/>
-        <w:t>62</w:t>
-      </w:r>
-    </w:p>
-    <w:p>
-      <w:pPr>
-        <w:tabs>
-          <w:tab w:pos="9354" w:val="right" w:leader="dot"/>
-        </w:tabs>
-        <w:ind w:firstLine="0" w:left="283" w:right="567"/>
-        <w:jc w:val="left"/>
-      </w:pPr>
-      <w:r>
-        <w:t>5.2 Характеристика рабочего места</w:t>
-        <w:tab/>
-        <w:t>62</w:t>
-      </w:r>
-    </w:p>
-    <w:p>
-      <w:pPr>
-        <w:tabs>
-          <w:tab w:pos="9354" w:val="right" w:leader="dot"/>
-        </w:tabs>
-        <w:ind w:firstLine="0" w:left="283" w:right="567"/>
-        <w:jc w:val="left"/>
-      </w:pPr>
-      <w:r>
-        <w:t>5.3 Анализ опасных и вредных производственных факторов</w:t>
-        <w:tab/>
-        <w:t>65</w:t>
-      </w:r>
-    </w:p>
-    <w:p>
-      <w:pPr>
-        <w:tabs>
-          <w:tab w:pos="9354" w:val="right" w:leader="dot"/>
-        </w:tabs>
-        <w:ind w:firstLine="0" w:left="283" w:right="567"/>
-        <w:jc w:val="left"/>
-      </w:pPr>
-      <w:r>
-        <w:t>5.4 Микроклимат рабочего места</w:t>
-        <w:tab/>
-        <w:t>66</w:t>
-      </w:r>
-    </w:p>
-    <w:p>
-      <w:pPr>
-        <w:tabs>
-          <w:tab w:pos="9354" w:val="right" w:leader="dot"/>
-        </w:tabs>
-        <w:ind w:firstLine="0" w:left="283" w:right="567"/>
-        <w:jc w:val="left"/>
-      </w:pPr>
-      <w:r>
-        <w:t>5.5 Освещение рабочего места</w:t>
-        <w:tab/>
-        <w:t>67</w:t>
-      </w:r>
-    </w:p>
-    <w:p>
-      <w:pPr>
-        <w:tabs>
-          <w:tab w:pos="9354" w:val="right" w:leader="dot"/>
-        </w:tabs>
-        <w:ind w:firstLine="0" w:left="283" w:right="567"/>
-        <w:jc w:val="left"/>
-      </w:pPr>
-      <w:r>
-        <w:t>5.6 Шум</w:t>
-        <w:tab/>
-        <w:t>69</w:t>
-      </w:r>
-    </w:p>
-    <w:p>
-      <w:pPr>
-        <w:tabs>
-          <w:tab w:pos="9354" w:val="right" w:leader="dot"/>
-        </w:tabs>
-        <w:ind w:firstLine="0" w:left="283" w:right="567"/>
-        <w:jc w:val="left"/>
-      </w:pPr>
-      <w:r>
-        <w:t>5.7 Электромагнитные поля</w:t>
-        <w:tab/>
-        <w:t>70</w:t>
-      </w:r>
-    </w:p>
-    <w:p>
-      <w:pPr>
-        <w:tabs>
-          <w:tab w:pos="9354" w:val="right" w:leader="dot"/>
-        </w:tabs>
-        <w:ind w:firstLine="0" w:left="283" w:right="567"/>
-        <w:jc w:val="left"/>
-      </w:pPr>
-      <w:r>
-        <w:t>5.8 Электробезопасность</w:t>
-        <w:tab/>
-        <w:t>71</w:t>
-      </w:r>
-    </w:p>
-    <w:p>
-      <w:pPr>
-        <w:tabs>
-          <w:tab w:pos="9354" w:val="right" w:leader="dot"/>
-        </w:tabs>
-        <w:ind w:firstLine="0" w:left="283" w:right="567"/>
-        <w:jc w:val="left"/>
-      </w:pPr>
-      <w:r>
-        <w:t>5.9 Пожарная безопасность</w:t>
-        <w:tab/>
-        <w:t>72</w:t>
-      </w:r>
-    </w:p>
-    <w:p>
-      <w:pPr>
-        <w:tabs>
-          <w:tab w:pos="9354" w:val="right" w:leader="dot"/>
-        </w:tabs>
-        <w:ind w:firstLine="0" w:left="283" w:right="567"/>
-        <w:jc w:val="left"/>
-      </w:pPr>
-      <w:r>
-        <w:t>5.10 Тяжесть и напряжённость трудового процесса</w:t>
-        <w:tab/>
-        <w:t>73</w:t>
-      </w:r>
-    </w:p>
-    <w:p>
-      <w:pPr>
-        <w:tabs>
-          <w:tab w:pos="9354" w:val="right" w:leader="dot"/>
-        </w:tabs>
-        <w:ind w:firstLine="0" w:left="283" w:right="567"/>
-        <w:jc w:val="left"/>
-      </w:pPr>
-      <w:r>
-        <w:t>5.11 Безопасность при полевых измерениях</w:t>
-        <w:tab/>
-        <w:t>75</w:t>
-      </w:r>
-    </w:p>
-    <w:p>
-      <w:pPr>
-        <w:tabs>
-          <w:tab w:pos="9354" w:val="right" w:leader="dot"/>
-        </w:tabs>
-        <w:ind w:firstLine="0" w:left="283" w:right="567"/>
-        <w:jc w:val="left"/>
-      </w:pPr>
-      <w:r>
-        <w:t>5.12 Охрана окружающей среды</w:t>
-        <w:tab/>
-        <w:t>75</w:t>
-      </w:r>
-    </w:p>
-    <w:p>
-      <w:pPr>
-        <w:tabs>
-          <w:tab w:pos="9354" w:val="right" w:leader="dot"/>
-        </w:tabs>
-        <w:ind w:firstLine="0" w:left="283" w:right="567"/>
-        <w:jc w:val="left"/>
-      </w:pPr>
-      <w:r>
-        <w:t>5.13 Класс условий труда</w:t>
-        <w:tab/>
-        <w:t>75</w:t>
-      </w:r>
-    </w:p>
-    <w:p>
-      <w:pPr>
-        <w:tabs>
-          <w:tab w:pos="9354" w:val="right" w:leader="dot"/>
-        </w:tabs>
-        <w:ind w:firstLine="0" w:left="283" w:right="567"/>
-        <w:jc w:val="left"/>
-      </w:pPr>
-      <w:r>
-        <w:t>5.14 Выводы</w:t>
+        <w:t>Заключение</w:t>
         <w:tab/>
         <w:t>76</w:t>
       </w:r>
@@ -651,23 +651,9 @@
         <w:jc w:val="left"/>
       </w:pPr>
       <w:r>
-        <w:t>Заключение</w:t>
-        <w:tab/>
-        <w:t>77</w:t>
-      </w:r>
-    </w:p>
-    <w:p>
-      <w:pPr>
-        <w:tabs>
-          <w:tab w:pos="9354" w:val="right" w:leader="dot"/>
-        </w:tabs>
-        <w:ind w:firstLine="0" w:left="0" w:right="567"/>
-        <w:jc w:val="left"/>
-      </w:pPr>
-      <w:r>
         <w:t>Список использованных источников</w:t>
         <w:tab/>
-        <w:t>79</w:t>
+        <w:t>78</w:t>
       </w:r>
     </w:p>
     <w:p>
@@ -683,27 +669,27 @@
     </w:p>
     <w:p>
       <w:r>
-        <w:t>Беспилотные авиационные системы за последние годы превратились из специализированной техники в массовый инструмент мониторинга, поиска и доставки [1]. В Российской Федерации их развитие закреплено национальным проектом «Беспилотные авиационные системы» на 2024–2030 годы [2], а для инфраструктуры управления гражданскими беспилотниками выделены отдельные полосы радиочастот [3].</w:t>
+        <w:t>Беспилотные авиационные системы за последние годы превратились из специализированной техники в массовый инструмент мониторинга, поиска и доставки [1]. В Российской Федерации их развитие закреплено национальным проектом «Беспилотные авиационные системы» на 2024–2030 годы [2].</w:t>
       </w:r>
     </w:p>
     <w:p>
       <w:r>
-        <w:t>Во всех задачах, где беспилотный летательный аппарат (БПЛА) служит источником данных — при наблюдении за линейными объектами, поиске людей, контроле посевов и лесных массивов, — ключевым звеном оказывается канал передачи данных между аппаратом и наземным пунктом. Аппарат при этом является удалённым объектом: он находится на расстоянии от сотен метров до единиц километров, нередко вне прямой видимости, за рельефом, лесом или строениями. Дальность и надёжность этого канала определяют, решит ли аппарат свою задачу.</w:t>
+        <w:t>Во всех задачах, где беспилотный летательный аппарат (БПЛА) служит источником данных — при наблюдении за линейными объектами, поиске людей, мониторинге территории, — ключевым звеном оказывается канал передачи данных между аппаратом и наземным пунктом. Аппарат при этом является удалённым объектом: он находится на расстоянии от сотен метров до единиц километров, нередко вне прямой видимости, за рельефом, лесом или строениями. Дальность и надёжность этого канала определяют, решит ли аппарат свою задачу.</w:t>
       </w:r>
     </w:p>
     <w:p>
       <w:r>
-        <w:t>Существующие каналы связи решают эту задачу лишь частично. Технологии семейства LoRa обеспечивают дальность в километры, но их скорость составляет от 0,3 до 37,5 кбит/с [4, 5] — этого достаточно для телеметрии, но не для видео. Сети Wi-Fi стандарта IEEE 802.11 в диапазоне 2,4 ГГц дают единицы и десятки мегабит в секунду [6], но на более высокой частоте при той же мощности сигнал ослабевает сильнее и хуже огибает препятствия [7]. Сотовые сети зависят от наземной инфраструктуры, которой нет над лесом и в удалённых районах, а полосы, выделенные для беспилотных систем, требуют разрешительных процедур [3].</w:t>
+        <w:t>Существующие каналы связи решают эту задачу лишь частично. Технологии семейства LoRa обеспечивают дальность в километры, но их скорость составляет от 0,3 до 37,5 кбит/с [3, 4] — этого достаточно для телеметрии, но не для видео. Сети Wi-Fi стандарта IEEE 802.11 в диапазоне 2,4 ГГц дают единицы и десятки мегабит в секунду [5], но на более высокой частоте при той же мощности сигнал ослабевает сильнее и хуже огибает препятствия [6]. Сотовые сети зависят от наземной инфраструктуры, которой нет над лесом и в удалённых районах.</w:t>
       </w:r>
     </w:p>
     <w:p>
       <w:r>
-        <w:t>Технология Wi-Fi HaLow (IEEE 802.11ah) [8, 9] занимает промежуточное положение. Она работает в нелицензируемом диапазоне ниже 1 ГГц, где радиоволны распространяются дальше и лучше огибают препятствия, и при этом сохраняет стек протоколов Wi-Fi. Среди нелицензируемых технологий диапазона ниже 1 ГГц Wi-Fi HaLow — единственная, которая переносит IP-трафик со скоростью, достаточной для видео, и работает без наземной инфраструктуры.</w:t>
+        <w:t>Технология Wi-Fi HaLow (IEEE 802.11ah) [7, 8] занимает промежуточное положение между LoRa и стандартным Wi-Fi. Она работает в нелицензируемом диапазоне ниже 1 ГГц, где радиоволны распространяются дальше и лучше огибают препятствия, и при этом сохраняет стек протоколов Wi-Fi. Среди нелицензируемых технологий диапазона ниже 1 ГГц Wi-Fi HaLow — единственная, которая переносит IP-трафик со скоростью, достаточной для видео, и работает без наземной инфраструктуры.</w:t>
       </w:r>
     </w:p>
     <w:p>
       <w:r>
-        <w:t>Доступное оборудование Wi-Fi HaLow появилось лишь в 2024–2025 годах. Большинство опубликованных оценок технологии получено аналитически или средствами имитационного моделирования [10, 11], а натурных измерений на серийном оборудовании немного [12]. Поэтому практическая проверка характеристик Wi-Fi HaLow на оборудовании, доступном в Российской Федерации, и разработка на её основе предложений по увеличению дальности и надёжности передачи данных с борта БПЛА являются актуальной задачей.</w:t>
+        <w:t>Доступное оборудование Wi-Fi HaLow появилось лишь в 2024–2025 годах. Большинство опубликованных оценок технологии получено аналитически или средствами имитационного моделирования [9, 10], а натурных измерений на серийном оборудовании немного [11]. Поэтому практическая проверка характеристик Wi-Fi HaLow на оборудовании, доступном в Российской Федерации, и разработка на её основе предложений по увеличению дальности и надёжности передачи данных с борта БПЛА являются актуальной задачей.</w:t>
       </w:r>
     </w:p>
     <w:p>
@@ -714,7 +700,7 @@
         <w:t>Целью работы</w:t>
       </w:r>
       <w:r>
-        <w:t xml:space="preserve"> является анализ эффективности использования технологии Wi-Fi HaLow на базе платформы LilyGO T-HaLow по сравнению с традиционными протоколами Wi-Fi. Критерии сравнения: дальность передачи данных; уровень сигнала (RSSI); задержка и потери пакетов. Рассматривается БПЛА вертолётного типа со связью стандарта IEEE 802.11.</w:t>
+        <w:t xml:space="preserve"> является анализ эффективности использования технологии Wi-Fi HaLow на базе платформы LilyGO T-HaLow по сравнению с традиционными протоколами Wi-Fi. Критерии сравнения: дальность и скорость передачи данных; уровень сигнала (RSSI); задержка и потери пакетов. Рассматривается БПЛА вертолётного типа со связью стандарта IEEE 802.11.</w:t>
       </w:r>
     </w:p>
     <w:p>
@@ -815,7 +801,7 @@
         <w:t xml:space="preserve">– </w:t>
       </w:r>
       <w:r>
-        <w:t>установлено, что после устранения программных ограничений пропускную способность платформы ограничивает радиоканал между платами — около трети первых передач не доходит до приёмника даже при сильном сигнале, а эфир почти полностью занят повторами, — тогда как последовательный интерфейс между процессором и радиомодулем задаёт архитектурный предел, до которого канал не доходит;</w:t>
+        <w:t>установлено, что после устранения программных ограничений пропускную способность платформы ограничивает радиоканал между платами: около трети передач приходится повторять даже при сильном сигнале;</w:t>
       </w:r>
     </w:p>
     <w:p>
@@ -823,7 +809,7 @@
         <w:t xml:space="preserve">– </w:t>
       </w:r>
       <w:r>
-        <w:t>установлен механизм искажения изображения камеры наводкой собственного передатчика платформы и предложены программные способы его устранения без изменения аппаратной части;</w:t>
+        <w:t>установлено, что изображение камеры искажает наводка собственного передатчика платформы, и предложено устранять её без изменения аппаратной части — снижением мощности передатчика до минимально достаточной и съёмкой в паузах передачи;</w:t>
       </w:r>
     </w:p>
     <w:p>
@@ -850,7 +836,7 @@
         <w:t xml:space="preserve">Пояснительная записка состоит из введения, пяти глав, заключения и списка использованных источников. В первой главе выполнен сравнительный анализ Wi-Fi HaLow с другими вариантами канала связи с БПЛА, во второй — обоснование эксперимента, его методика, выбор и настройка средств, в третьей приведены результаты серии экспериментов и сравнение с другими протоколами. Четвёртая глава содержит экономическую часть, пятая — раздел охраны труда и окружающей среды. В заключении сформулированы основные результаты и предложения по интеграции разработанных решений в существующие модели БПЛА. </w:t>
       </w:r>
       <w:r>
-        <w:t>Пояснительная записка: 87 с., 9 рис., 37 табл., 70 источн.</w:t>
+        <w:t>Пояснительная записка: 86 с., 9 рис., 35 табл., 70 источн.</w:t>
       </w:r>
     </w:p>
     <w:p>
@@ -887,6 +873,11 @@
     </w:p>
     <w:p>
       <w:r>
+        <w:t>Функционально группы различаются тем, что требуется от канала. Телеметрии достаточно единиц килобит в секунду, но каждая команда должна дойти без потерь и без задержки. Видео требует сотен килобит в секунду и малой задержки, а потерю отдельного видеокадра оператор почти не замечает. Материалам обследования нужна высокая скорость, чтобы передать большой объём за время полёта, а задержка не важна: потерянные части можно передать повторно.</w:t>
+      </w:r>
+    </w:p>
+    <w:p>
+      <w:r>
         <w:t>Общая черта всех групп — расстояние. Аппарат удалён от наземного пункта на сотни метров или километры и часто находится вне прямой видимости. Поэтому канал должен сочетать дальность с пропускной способностью, достаточной хотя бы для видео пониженного разрешения, а его надёжность — потери и задержка — определяет, сможет ли оператор пользоваться этим видео.</w:t>
       </w:r>
     </w:p>
@@ -900,12 +891,12 @@
     </w:p>
     <w:p>
       <w:r>
-        <w:t>Каналы управления и телеметрии большинства современных аппаратов строятся на модуляции LoRa в диапазонах 868/915 МГц и 2,4 ГГц [13]. Расширение спектра даёт высокую чувствительность приёмника и дальность в километры, но ценой скорости: от 0,3 до 37,5 кбит/с [4, 5]. Видео по такому каналу не передать.</w:t>
+        <w:t>Каналы управления и телеметрии большинства современных аппаратов строятся на модуляции LoRa в диапазонах 868/915 МГц и 2,4 ГГц [12]. Расширение спектра даёт высокую чувствительность приёмника и дальность в километры, но ценой скорости: от 0,3 до 37,5 кбит/с [3, 4]. Видео по такому каналу не передать.</w:t>
       </w:r>
     </w:p>
     <w:p>
       <w:r>
-        <w:t>Видео с малых аппаратов передают по Wi-Fi стандарта IEEE 802.11 в диапазоне 2,4 ГГц. Такой канал даёт единицы и десятки мегабит в секунду и переносит IP-трафик [6]; его ограничение — частота: на 2,4 ГГц потери в свободном пространстве на 9 дБ больше, чем на частоте 867 МГц, а огибание препятствий слабее [7].</w:t>
+        <w:t>Видео с малых аппаратов передают по Wi-Fi стандарта IEEE 802.11 в диапазоне 2,4 ГГц. Такой канал даёт единицы и десятки мегабит в секунду и переносит IP-трафик [5]; его ограничение — частота: на 2,4 ГГц потери в свободном пространстве на 9 дБ больше, чем на частоте 867 МГц, а огибание препятствий слабее [6].</w:t>
       </w:r>
     </w:p>
     <w:p>
@@ -915,7 +906,7 @@
     </w:p>
     <w:p>
       <w:r>
-        <w:t>Для беспилотных систем в Российской Федерации выделены полосы 117,975–137 МГц, 5030–5091 МГц и 5850–6425 МГц [3]. Их использование подчинено разрешительному порядку и требует сертифицированного оборудования, что делает их недоступными для малых операторов и исследовательских работ.</w:t>
+        <w:t>Для беспилотных систем в Российской Федерации выделены полосы 117,975–137 МГц, 5030–5091 МГц и 5850–6425 МГц [13]. Их использование подчинено разрешительному порядку и требует сертифицированного оборудования, что делает их недоступными для малых операторов и исследовательских работ.</w:t>
       </w:r>
     </w:p>
     <w:p>
@@ -1147,7 +1138,7 @@
                 <w:rPr>
                   <w:rFonts w:ascii="Cambria Math" w:hAnsi="Cambria Math"/>
                 </w:rPr>
-                <m:t xml:space="preserve"> = −174 + 10 lg </m:t>
+                <m:t xml:space="preserve"> = -174 + 10 lg </m:t>
               </m:r>
               <m:r>
                 <w:rPr>
@@ -1212,12 +1203,12 @@
     </w:p>
     <w:p>
       <w:r>
-        <w:t>Формула получена из мощности теплового шума N = kTB [7], где k = 1,38·10⁻²³ Дж/К — постоянная Больцмана, T — шумовая температура. При стандартной температуре T₀ = 290 К спектральная плотность шума kT₀ = 4·10⁻²¹ Вт/Гц, что составляет −204 дБВт/Гц, или −174 дБм/Гц; слагаемое 10 lg B переводит плотность в мощность в полосе B, а коэффициент шума NF учитывает собственные шумы приёмника.</w:t>
+        <w:t>Формула получена из мощности теплового шума N = kTB [6], где k = 1,38·10⁻²³ Дж/К — постоянная Больцмана, T — шумовая температура. При стандартной температуре T₀ = 290 К спектральная плотность шума kT₀ = 4·10⁻²¹ Вт/Гц, что составляет −204 дБВт/Гц, или −174 дБм/Гц; слагаемое 10 lg B переводит плотность в мощность в полосе B, а коэффициент шума NF учитывает собственные шумы приёмника.</w:t>
       </w:r>
     </w:p>
     <w:p>
       <w:r>
-        <w:t>Канал Wi-Fi шириной 20 МГц собирает шум −101,0 дБм, канал Wi-Fi HaLow шириной 2 МГц — −111,0 дБм: ещё 10,0 дБ в пользу узкого канала. Ширина 2 МГц выбрана не произвольно: в Российской Федерации для таких устройств выделены полосы 864–865 и 866–868 МГц [15], и канал шире 2 МГц в них не помещается. Канал 8 МГц, допустимый стандартом, дал бы скорость до четырёх раз выше, но собирал бы на 6,0 дБ больше шума и требовал бы полосы, которой в Российской Федерации нет. Сумма 9,0 + 10,0 = 19,0 дБ — идеализированная оценка: она предполагает одинаковые требования к отношению сигнал/шум, а узкому каналу для той же скорости нужна более сложная модуляция и большее отношение сигнал/шум. По паспортным чувствительностям (см. «Чувствительность») при равной мощности выигрыш Wi-Fi HaLow на малых скоростях (MCS 0, 0,65 Мбит/с, против 802.11b, 1 Мбит/с) составляет 11,6 дБ, а при равной скорости 6,5 Мбит/с (MCS 7 против 802.11n MCS 0) — лишь 3,4 дБ. Проектная дальность Wi-Fi HaLow — около 1 км [11, 16]. Производитель радиомодуля платформы указывает для канала 2 МГц при мощности +20 дБм дальность 1200 м со скоростью TCP более 2 Мбит/с в условиях без препятствий [17]. Нормы Российской Федерации ограничивают мощность Wi-Fi HaLow сильнее, чем мощность Wi-Fi 2,4 ГГц (см. «Регулирование»): с учётом этого выигрыш на малых скоростях сокращается до 7,7 дБ (дальность в свободном пространстве в 2,4 раза больше), а при равной скорости дальности сопоставимы.</w:t>
+        <w:t>Канал Wi-Fi шириной 20 МГц собирает шум −101,0 дБм, канал Wi-Fi HaLow шириной 2 МГц — −111,0 дБм: ещё 10,0 дБ в пользу узкого канала. Ширина 2 МГц выбрана не произвольно: в Российской Федерации для таких устройств выделены полосы 864–865 и 866–868 МГц [15], и канал шире 2 МГц в них не помещается. Канал 8 МГц, допустимый стандартом, дал бы скорость до четырёх раз выше, но собирал бы на 6,0 дБ больше шума и требовал бы полосы, которой в Российской Федерации нет. Сумма 9,0 + 10,0 = 19,0 дБ — идеализированная оценка: она предполагает одинаковые требования к отношению сигнал/шум, а узкому каналу для той же скорости нужна более сложная модуляция и большее отношение сигнал/шум. По паспортным чувствительностям (см. «Чувствительность») при равной мощности выигрыш Wi-Fi HaLow на малых скоростях (MCS 0, 0,65 Мбит/с, против 802.11b, 1 Мбит/с) составляет 11,6 дБ, а при равной скорости 6,5 Мбит/с (MCS 7 против 802.11n MCS 0) — лишь 3,4 дБ. Проектная дальность Wi-Fi HaLow — около 1 км [10, 16]. Производитель радиомодуля платформы указывает для канала 2 МГц при мощности +20 дБм дальность 1200 м со скоростью TCP более 2 Мбит/с в условиях без препятствий [17]. Нормы Российской Федерации ограничивают мощность Wi-Fi HaLow сильнее, чем мощность Wi-Fi 2,4 ГГц (см. «Регулирование»): с учётом этого выигрыш на малых скоростях сокращается до 7,7 дБ (дальность в свободном пространстве в 2,4 раза больше), а при равной скорости дальности сопоставимы.</w:t>
       </w:r>
     </w:p>
     <w:p>
@@ -1228,7 +1219,7 @@
         <w:t xml:space="preserve">Проникающая способность. </w:t>
       </w:r>
       <w:r>
-        <w:t>Радиоволны диапазона ниже 1 ГГц лучше огибают препятствия и слабее затухают в растительности и стенах, чем волны 2,4 и 5 ГГц [7]. По модели потерь проникновения 3GPP TR 38.901 (бетон: 5 + 4f дБ, f в ГГц) бетонная стена ослабляет сигнал на 8,5 дБ на частоте 867 МГц, на 14,8 дБ на 2,44 ГГц и на 27,0 дБ на 5,5 ГГц [18]. Для БПЛА, работающих над лесом, за рельефом и строениями, это главное преимущество диапазона ниже 1 ГГц.</w:t>
+        <w:t>Радиоволны диапазона ниже 1 ГГц лучше огибают препятствия и слабее затухают в растительности и стенах, чем волны 2,4 и 5 ГГц [6]. По модели потерь проникновения 3GPP TR 38.901 (бетон: 5 + 4f дБ, f в ГГц) бетонная стена ослабляет сигнал на 8,5 дБ на частоте 867 МГц, на 14,8 дБ на 2,44 ГГц и на 27,0 дБ на 5,5 ГГц [18]. Для БПЛА, работающих над лесом, за рельефом и строениями, это главное преимущество диапазона ниже 1 ГГц.</w:t>
       </w:r>
     </w:p>
     <w:p>
@@ -1239,7 +1230,7 @@
         <w:t xml:space="preserve">Пропускная способность. </w:t>
       </w:r>
       <w:r>
-        <w:t>Скорость на физическом уровне Wi-Fi HaLow составляет от 150 кбит/с в канале 1 МГц до 346,7 Мбит/с в канале 16 МГц с четырьмя пространственными потоками [16]. В каналах 1–2 МГц, которые помещаются в разрешённые полосы 864–865 и 866–868 МГц, скорость одного потока по стандарту — от 0,15 до 7,8 Мбит/с (таблица 2.1) [19]; радиомодуль платформы этой работы в канале 2 МГц использует схемы MCS 0–7, то есть до 6,5 Мбит/с. Wi-Fi 2,4 ГГц на процессоре ESP32-S3 той же платы передаёт в эфире в лабораторных условиях 20 Мбит/с по TCP и 30 Мбит/с по UDP [20]. LoRa в канале 125 кГц даёт от 293 до 5468 бит/с в зависимости от коэффициента расширения спектра [4], а наибольшая скорость приёмопередатчиков SX127x — 37,5 кбит/с [5]: видео по такому каналу не передать.</w:t>
+        <w:t>Скорость на физическом уровне Wi-Fi HaLow составляет от 150 кбит/с в канале 1 МГц до 346,7 Мбит/с в канале 16 МГц с четырьмя пространственными потоками [16]. В каналах 1–2 МГц, которые помещаются в разрешённые полосы 864–865 и 866–868 МГц, скорость одного потока по стандарту — от 0,15 до 7,8 Мбит/с (таблица 2.1) [19]; радиомодуль платформы этой работы в канале 2 МГц использует схемы MCS 0–7, то есть до 6,5 Мбит/с. Wi-Fi 2,4 ГГц на процессоре ESP32-S3 той же платы передаёт в эфире в лабораторных условиях 20 Мбит/с по TCP и 30 Мбит/с по UDP [20]. LoRa в канале 125 кГц даёт от 293 до 5468 бит/с в зависимости от коэффициента расширения спектра [3], а наибольшая скорость приёмопередатчиков SX127x — 37,5 кбит/с [4]: видео по такому каналу не передать.</w:t>
       </w:r>
     </w:p>
     <w:p>
@@ -1250,7 +1241,7 @@
         <w:t xml:space="preserve">Чувствительность. </w:t>
       </w:r>
       <w:r>
-        <w:t>По паспорту радиомодуля TX-AH чувствительность (при доле ошибочных пакетов 10 %) составляет −105 дБм в канале 1 МГц на MCS 10, −95 дБм в канале 8 МГц на MCS 0 и −81 дБм на MCS 7 [17]; для канала 2 МГц паспорт значений не даёт, и в работе они оценены сдвигом на 10 lg(8/2) = 6 дБ: около −101 дБм на MCS 0 и −87 дБм на MCS 7. У Wi-Fi 2,4 ГГц процессора ESP32-S3 — от −98,4 дБм (802.11b, 1 Мбит/с) до −74,2 дБм (802.11n, MCS 7) [21], у LoRa — от −123 до −137 дБм [4].</w:t>
+        <w:t>По паспорту радиомодуля TX-AH чувствительность (при доле ошибочных пакетов 10 %) составляет −105 дБм в канале 1 МГц на MCS 10, −95 дБм в канале 8 МГц на MCS 0 и −81 дБм на MCS 7 [17]; для канала 2 МГц паспорт значений не даёт, и в работе они оценены сдвигом на 10 lg(8/2) = 6 дБ: около −101 дБм на MCS 0 и −87 дБм на MCS 7. У Wi-Fi 2,4 ГГц процессора ESP32-S3 — от −98,4 дБм (802.11b, 1 Мбит/с) до −74,2 дБм (802.11n, MCS 7) [21], у LoRa — от −123 до −137 дБм [3].</w:t>
       </w:r>
     </w:p>
     <w:p>
@@ -1261,7 +1252,7 @@
         <w:t xml:space="preserve">Энергопотребление. </w:t>
       </w:r>
       <w:r>
-        <w:t>Стандарт IEEE 802.11ah содержит механизмы для устройств с батарейным питанием: целевое время пробуждения (TWT) и окно ограниченного доступа (RAW) [11, 16]. Радиомодуль TX-AH потребляет при передаче на +20 дБм 300 мА, при приёме 55–100 мА [17]; Wi-Fi ESP32-S3 — 283–340 мА при передаче и 88–91 мА при приёме [21]; приёмопередатчик LoRa RFM95 — от 66 до 396 мВт при мощности от −4 до +20 дБм [22]. Токи Wi-Fi HaLow и Wi-Fi 2,4 ГГц сопоставимы; LoRa экономичнее при малых объёмах данных. Для БПЛА энергопотребление радиоканала мало по сравнению с потреблением двигателей, поэтому этот критерий важнее для наземных датчиков. Механизмы TWT и RAW проявляются в сетях из многих станций и в двухузловой конфигурации этой работы не исследуются.</w:t>
+        <w:t>Стандарт IEEE 802.11ah содержит механизмы для устройств с батарейным питанием: целевое время пробуждения (TWT) и окно ограниченного доступа (RAW) [10, 16]. Радиомодуль TX-AH потребляет при передаче на +20 дБм 300 мА, при приёме 55–100 мА [17]; Wi-Fi ESP32-S3 — 283–340 мА при передаче и 88–91 мА при приёме [21]; приёмопередатчик LoRa RFM95 — от 66 до 396 мВт при мощности от −4 до +20 дБм [22]. Токи Wi-Fi HaLow и Wi-Fi 2,4 ГГц сопоставимы; LoRa экономичнее при малых объёмах данных. Для БПЛА энергопотребление радиоканала мало по сравнению с потреблением двигателей, поэтому этот критерий важнее для наземных датчиков. Механизмы TWT и RAW проявляются в сетях из многих станций и в двухузловой конфигурации этой работы не исследуются.</w:t>
       </w:r>
     </w:p>
     <w:p>
@@ -2614,7 +2605,7 @@
     </w:p>
     <w:p>
       <w:r>
-        <w:t>В реальной среде потери растут быстрее. Логарифмическая модель описывает их через показатель затухания n и случайную составляющую затенения [7]:</w:t>
+        <w:t>В реальной среде потери растут быстрее. Логарифмическая модель описывает их через показатель затухания n и случайную составляющую затенения [6]:</w:t>
       </w:r>
     </w:p>
     <w:tbl>
@@ -2845,7 +2836,7 @@
     </w:p>
     <w:p>
       <w:r>
-        <w:t>Для типовых сред модели каналов дают диапазоны этих величин: n = 2 в свободном пространстве, 2,7–3,5 в городской застройке, 3–5 на затенённых городских трассах [7]; отклонение σ в моделях 3GPP составляет от 3 до 8 дБ в зависимости от сценария и наличия прямой видимости [18]. Какое значение из диапазона соответствует конкретной трассе, устанавливается измерением.</w:t>
+        <w:t>Для типовых сред модели каналов дают диапазоны этих величин: n = 2 в свободном пространстве, 2,7–3,5 в городской застройке, 3–5 на затенённых городских трассах [6]; отклонение σ в моделях 3GPP составляет от 3 до 8 дБ в зависимости от сценария и наличия прямой видимости [18]. Какое значение из диапазона соответствует конкретной трассе, устанавливается измерением.</w:t>
       </w:r>
     </w:p>
     <w:p>
@@ -3020,7 +3011,7 @@
         <w:ind w:firstLine="0"/>
       </w:pPr>
       <w:r>
-        <w:t>где h₁, h₂ — высоты антенн над землёй, потери растут не на 20, а на 40 дБ на декаду расстояния [7]. Для антенн на высоте 1,5 м над землёй излом наступает уже на 26 м. Если одна антенна поднята на борту БПЛА на 50 м, излом отодвигается до 868 м, на 100 м — до 1735 м. Высоты 50 и 100 м взяты как примеры рабочей высоты полёта при мониторинге, а не как измеренные или нормативные значения: при наземной антенне на 1,5 м точка излома растёт линейно — на 17,4 м на каждый метр высоты антенны на борту, поэтому для любой другой высоты её легко пересчитать. Отсюда важное для методики следствие: испытания с обеими антеннами у земли дают заметно более пессимистичную картину, чем полёт, и высоту антенн при сопоставлении с натурными данными необходимо фиксировать и указывать. Для БПЛА вертолётного типа, способного зависать на заданной высоте, высота антенны на борту — управляемый параметр дальности.</w:t>
+        <w:t>где h₁, h₂ — высоты антенн над землёй, потери растут не на 20, а на 40 дБ на декаду расстояния [6]. Для антенн на высоте 1,5 м над землёй излом наступает уже на 26 м. Если одна антенна поднята на борту БПЛА на 50 м, излом отодвигается до 868 м, на 100 м — до 1735 м. Высоты 50 и 100 м взяты как примеры рабочей высоты полёта при мониторинге, а не как измеренные или нормативные значения: при наземной антенне на 1,5 м точка излома растёт линейно — на 17,4 м на каждый метр высоты антенны на борту, поэтому для любой другой высоты её легко пересчитать. Отсюда важное для методики следствие: испытания с обеими антеннами у земли дают заметно более пессимистичную картину, чем полёт, и высоту антенн при сопоставлении с натурными данными необходимо фиксировать и указывать. Для БПЛА вертолётного типа, способного зависать на заданной высоте, высота антенны на борту — управляемый параметр дальности.</w:t>
       </w:r>
     </w:p>
     <w:p>
@@ -3265,7 +3256,7 @@
     </w:p>
     <w:p>
       <w:r>
-        <w:t xml:space="preserve">Реальные скорости Wi-Fi HaLow задаются схемами модуляции и кодирования (MCS) стандарта [8]. Для одного пространственного потока и длинного защитного интервала в каналах, помещающихся в полосу 866–868 МГц, они приведены в таблице </w:t>
+        <w:t xml:space="preserve">Реальные скорости Wi-Fi HaLow задаются схемами модуляции и кодирования (MCS) стандарта [7]. Для одного пространственного потока и длинного защитного интервала в каналах, помещающихся в полосу 866–868 МГц, они приведены в таблице </w:t>
       </w:r>
       <w:r>
         <w:t>2.1</w:t>
@@ -4293,7 +4284,7 @@
         <w:t xml:space="preserve">Доплеровский сдвиг. </w:t>
       </w:r>
       <w:r>
-        <w:t>При движении БПЛА со скоростью v частота принимаемого сигнала смещается на [7]</w:t>
+        <w:t>При движении БПЛА со скоростью v частота принимаемого сигнала смещается на [6]</w:t>
       </w:r>
     </w:p>
     <w:tbl>
@@ -4625,12 +4616,12 @@
         <w:ind w:firstLine="0"/>
       </w:pPr>
       <w:r>
-        <w:t>Разнос поднесущих Wi-Fi HaLow — 31,25 кГц [8], в 10 раз меньше, чем у Wi-Fi 2,4 ГГц, и всё же доплеровский сдвиг составляет лишь 0,3 % от него, а мощность межподнесущих помех на 46 дБ ниже мощности сигнала. Даже при отношении сигнал/шум 25 дБ эти помехи остаются на 21 дБ ниже шума, то есть практически отсутствуют.</w:t>
+        <w:t>Разнос поднесущих Wi-Fi HaLow — 31,25 кГц [7], в 10 раз меньше, чем у Wi-Fi 2,4 ГГц, и всё же доплеровский сдвиг составляет лишь 0,3 % от него, а мощность межподнесущих помех на 46 дБ ниже мощности сигнала. Даже при отношении сигнал/шум 25 дБ эти помехи остаются на 21 дБ ниже шума, то есть практически отсутствуют.</w:t>
       </w:r>
     </w:p>
     <w:p>
       <w:r>
-        <w:t>Движение сказывается иначе: канал изменяется за время когерентности Tк ≈ 0,423/fд [7], при 30 м/с — около 5 мс. Кадр с фрагментом 1400 байт длится около 2 мс на MCS 7 и около 18 мс на MCS 0, поэтому на нижних MCS оценка канала, сделанная по преамбуле, к концу кадра устаревает. Для этого случая в стандарт IEEE 802.11ah введены бегущие пилоты — пилотные поднесущие, положение которых меняется от символа к символу, что позволяет приёмнику уточнять оценку канала в течение кадра [8]; в программном обеспечении радиомодуля TX-AH они предусмотрены (команда AT+TX_TRV_PILOT_EN). Таким образом, при скоростях БПЛА вертолётного типа доплеровский сдвиг на работу канала практически не влияет и отдельного экспериментального исследования не требует.</w:t>
+        <w:t>Движение сказывается иначе: канал изменяется за время когерентности Tк ≈ 0,423/fд [6], при 30 м/с — около 5 мс. Кадр с фрагментом 1400 байт длится около 2 мс на MCS 7 и около 18 мс на MCS 0, поэтому на нижних MCS оценка канала, сделанная по преамбуле, к концу кадра устаревает. Для этого случая в стандарт IEEE 802.11ah введены бегущие пилоты — пилотные поднесущие, положение которых меняется от символа к символу, что позволяет приёмнику уточнять оценку канала в течение кадра [7]; в программном обеспечении радиомодуля TX-AH они предусмотрены (команда AT+TX_TRV_PILOT_EN). Таким образом, при скоростях БПЛА вертолётного типа доплеровский сдвиг на работу канала практически не влияет и отдельного экспериментального исследования не требует.</w:t>
       </w:r>
     </w:p>
     <w:p>
@@ -5174,7 +5165,7 @@
     </w:p>
     <w:p>
       <w:r>
-        <w:t>Во-первых, модели каналов задают коэффициенты диапазонами и для своей геометрии. Для городской застройки n = 2,7–3,5 [7], и при одних и тех же допустимых потерях (80 дБ сверх потерь на опорном расстоянии 1 м) дальность составит около 920 м при n = 2,7 и около 190 м при n = 3,5. Модели потерь, предложенные для IEEE 802.11ah на частоте 900 МГц, предполагают антенну точки доступа на 15 м выше крыш (L = 8 + 37,6 lg d) или на уровне крыш (L = 23,3 + 36,7 lg d), d в метрах [26]. На 1 км они дают 121 и 133 дБ — 12 дБ расхождения между двумя моделями для одной технологии, а свободное пространство — 91 дБ. Для антенн на высоте 1,5 м над землёй ни одна из них не выводилась. Поэтому опубликованные модели служат в работе эталоном для сравнения, а какое значение из диапазона соответствует трассе, устанавливает измерение.</w:t>
+        <w:t>Во-первых, модели каналов задают коэффициенты диапазонами и для своей геометрии. Для городской застройки n = 2,7–3,5 [6], и при одних и тех же допустимых потерях (80 дБ сверх потерь на опорном расстоянии 1 м) дальность составит около 920 м при n = 2,7 и около 190 м при n = 3,5. Модели потерь, предложенные для IEEE 802.11ah на частоте 900 МГц, предполагают антенну точки доступа на 15 м выше крыш (L = 8 + 37,6 lg d) или на уровне крыш (L = 23,3 + 36,7 lg d), d в метрах [26]. На 1 км они дают 121 и 133 дБ — 12 дБ расхождения между двумя моделями для одной технологии, а свободное пространство — 91 дБ. Для антенн на высоте 1,5 м над землёй ни одна из них не выводилась. Поэтому опубликованные модели служат в работе эталоном для сравнения, а какое значение из диапазона соответствует трассе, устанавливает измерение.</w:t>
       </w:r>
     </w:p>
     <w:p>
@@ -10086,7 +10077,7 @@
                 <w:rPr>
                   <w:rFonts w:ascii="Cambria Math" w:hAnsi="Cambria Math"/>
                 </w:rPr>
-                <m:t xml:space="preserve"> − </m:t>
+                <m:t xml:space="preserve"> - </m:t>
               </m:r>
               <m:sSub>
                 <m:e>
@@ -13434,7 +13425,7 @@
         <w:t>3.8</w:t>
       </w:r>
       <w:r>
-        <w:t xml:space="preserve"> сравнивает их при нормах мощности Российской Федерации. При равной скорости физического уровня 6,5 Мбит/с (Wi-Fi HaLow 2 МГц MCS 7 и Wi-Fi 802.11n MCS 0) дальности в свободном пространстве сопоставимы — 0,98 и 1,32 км: выигрыш Wi-Fi HaLow на затухании (9,0 дБ) компенсируется меньшей разрешённой мощностью (на 6,0 дБ ниже у стенда) и оценочной чувствительностью. Wi-Fi HaLow выигрывает на малых скоростях, которых у 802.11n нет: на MCS 0 (0,65 Мбит/с) — 4,90 км против 2,58 км у 802.11b на 1 Мбит/с, — и за препятствиями: бетонная стена ослабляет сигнал 867 МГц на 6,3 дБ меньше, чем 2,4 ГГц [18]. У земли за точкой излома потери двухлучевой модели от частоты не зависят, и частотное преимущество исчезает; модель при этом не учитывает дифракцию и затухание в растительности, где диапазон ниже 1 ГГц выигрывает [7]. Скорость Wi-Fi 2,4 ГГц выше на порядок: ESP32-S3 передаёт в эфире 20–30 Мбит/с [20], а модуль ESP32-CAM (процессор ESP32, камера OV2640) передаёт по Wi-Fi видео 480 × 320 с частотой 20,9 видеокадра в секунду (лаборатория, расстояние не указано) [38] — против 5 видеокадров в секунду и 1063 кбит/с на Wi-Fi HaLow.</w:t>
+        <w:t xml:space="preserve"> сравнивает их при нормах мощности Российской Федерации. При равной скорости физического уровня 6,5 Мбит/с (Wi-Fi HaLow 2 МГц MCS 7 и Wi-Fi 802.11n MCS 0) дальности в свободном пространстве сопоставимы — 0,98 и 1,32 км: выигрыш Wi-Fi HaLow на затухании (9,0 дБ) компенсируется меньшей разрешённой мощностью (на 6,0 дБ ниже у стенда) и оценочной чувствительностью. Wi-Fi HaLow выигрывает на малых скоростях, которых у 802.11n нет: на MCS 0 (0,65 Мбит/с) — 4,90 км против 2,58 км у 802.11b на 1 Мбит/с, — и за препятствиями: бетонная стена ослабляет сигнал 867 МГц на 6,3 дБ меньше, чем 2,4 ГГц [18]. У земли за точкой излома потери двухлучевой модели от частоты не зависят, и частотное преимущество исчезает; модель при этом не учитывает дифракцию и затухание в растительности, где диапазон ниже 1 ГГц выигрывает [6]. Скорость Wi-Fi 2,4 ГГц выше на порядок: ESP32-S3 передаёт в эфире 20–30 Мбит/с [20], а модуль ESP32-CAM (процессор ESP32, камера OV2640) передаёт по Wi-Fi видео 480 × 320 с частотой 20,9 видеокадра в секунду (лаборатория, расстояние не указано) [38] — против 5 видеокадров в секунду и 1063 кбит/с на Wi-Fi HaLow.</w:t>
       </w:r>
     </w:p>
     <w:p>
@@ -13445,7 +13436,7 @@
         <w:t xml:space="preserve">Сравнение с LoRa. </w:t>
       </w:r>
       <w:r>
-        <w:t>LoRa на 20–30 дБ превосходит по чувствительности и намного — по дальности: в городской застройке при 13 дБм (SF8, 125 кГц) связь без потерь сохранялась на 1180 м при RSSI −112 дБм, на 1350 м доля потерь составила 10 %, на 1750 м связь пропала [4]; бюджет канала распространённых настроек — 140–158,5 дБ [39]; по пользовательским данным, канал управления ExpressLRS 900 МГц работал с БПЛА на 40,7 км при 10 мВт [40]. Но скорость LoRa — 0,29–5,5 кбит/с в канале 125 кГц [4], ниже полученной полезной скорости Wi-Fi HaLow в 190–3600 раз, а время передачи одного пакета — от 0,39 до 31 мс в режимах ExpressLRS [41] и до 2,2 с на 20 Б при SF12 [5]. LoRa — канал телеметрии и управления, а не видео.</w:t>
+        <w:t>LoRa на 20–30 дБ превосходит по чувствительности и намного — по дальности: в городской застройке при 13 дБм (SF8, 125 кГц) связь без потерь сохранялась на 1180 м при RSSI −112 дБм, на 1350 м доля потерь составила 10 %, на 1750 м связь пропала [3]; бюджет канала распространённых настроек — 140–158,5 дБ [39]; по пользовательским данным, канал управления ExpressLRS 900 МГц работал с БПЛА на 40,7 км при 10 мВт [40]. Но скорость LoRa — 0,29–5,5 кбит/с в канале 125 кГц [3], ниже полученной полезной скорости Wi-Fi HaLow в 190–3600 раз, а время передачи одного пакета — от 0,39 до 31 мс в режимах ExpressLRS [41] и до 2,2 с на 20 Б при SF12 [4]. LoRa — канал телеметрии и управления, а не видео.</w:t>
       </w:r>
     </w:p>
     <w:p>
@@ -13871,7 +13862,7 @@
               <w:rPr>
                 <w:sz w:val="20"/>
               </w:rPr>
-              <w:t>1180 м без потерь в городе, 13 дБм [4]; 40,7 км с БПЛА (пользов.) [40]</w:t>
+              <w:t>1180 м без потерь в городе, 13 дБм [3]; 40,7 км с БПЛА (пользов.) [40]</w:t>
             </w:r>
           </w:p>
         </w:tc>
@@ -13971,7 +13962,7 @@
               <w:rPr>
                 <w:sz w:val="20"/>
               </w:rPr>
-              <w:t>чувствит. −123…−137 дБм [4]</w:t>
+              <w:t>чувствит. −123…−137 дБм [3]</w:t>
             </w:r>
           </w:p>
         </w:tc>
@@ -14071,7 +14062,7 @@
               <w:rPr>
                 <w:sz w:val="20"/>
               </w:rPr>
-              <w:t>время в эфире пакета 0,39–31 мс [41]; до 2,2 с на 20 Б [5]</w:t>
+              <w:t>время в эфире пакета 0,39–31 мс [41]; до 2,2 с на 20 Б [4]</w:t>
             </w:r>
           </w:p>
         </w:tc>
@@ -14171,7 +14162,7 @@
               <w:rPr>
                 <w:sz w:val="20"/>
               </w:rPr>
-              <w:t>0 % на 1180 м, 10 % на 1350 м [4]; доставка 80 % в помещении на 115 м [22]</w:t>
+              <w:t>0 % на 1180 м, 10 % на 1350 м [3]; доставка 80 % в помещении на 115 м [22]</w:t>
             </w:r>
           </w:p>
         </w:tc>
@@ -14271,7 +14262,7 @@
               <w:rPr>
                 <w:sz w:val="20"/>
               </w:rPr>
-              <w:t>0,29–5,5 кбит/с [4]</w:t>
+              <w:t>0,29–5,5 кбит/с [3]</w:t>
             </w:r>
           </w:p>
         </w:tc>
@@ -14663,7 +14654,7 @@
         <w:jc w:val="left"/>
       </w:pPr>
       <w:r>
-        <w:t>3. Правительство закрепило решение о распределении радиочастот для создания единой инфраструктуры управления гражданскими беспилотниками. – Текст : электронный // Правительство России : [сайт]. – URL: http://government.ru/docs/49544/ (дата обращения: 27.09.2026).</w:t>
+        <w:t>3. AN1200.22. LoRa Modulation Basics : application note, revision 2 / Semtech Corporation. – 2015. – Текст : электронный // GitHub : ExpressLRS/ExpressLRS-Hardware, Doc/an1200.22.pdf. – URL: https://github.com/ExpressLRS/ExpressLRS-Hardware/tree/master/Doc (дата обращения: 08.10.2026).</w:t>
       </w:r>
     </w:p>
     <w:p>
@@ -14672,7 +14663,7 @@
         <w:jc w:val="left"/>
       </w:pPr>
       <w:r>
-        <w:t>4. AN1200.22. LoRa Modulation Basics : application note, revision 2 / Semtech Corporation. – 2015. – Текст : электронный // GitHub : ExpressLRS/ExpressLRS-Hardware, Doc/an1200.22.pdf. – URL: https://github.com/ExpressLRS/ExpressLRS-Hardware/tree/master/Doc (дата обращения: 08.10.2026).</w:t>
+        <w:t>4. Robinson, S. SX12XX-LoRa : What is LoRa ; ReadMe / S. Robinson. – Текст : электронный // GitHub : [сайт]. – URL: https://github.com/StuartsProjects/SX12XX-LoRa (дата обращения: 08.10.2026).</w:t>
       </w:r>
     </w:p>
     <w:p>
@@ -14681,7 +14672,7 @@
         <w:jc w:val="left"/>
       </w:pPr>
       <w:r>
-        <w:t>5. Robinson, S. SX12XX-LoRa : What is LoRa ; ReadMe / S. Robinson. – Текст : электронный // GitHub : [сайт]. – URL: https://github.com/StuartsProjects/SX12XX-LoRa (дата обращения: 08.10.2026).</w:t>
+        <w:t>5. Технологии современных беспроводных сетей Wi-Fi : учебное пособие / Е. В. Смирнова, А. В. Пролетарский, Е. А. Ромашкина [и др.] ; под общей редакцией А. В. Пролетарского. – Москва : Издательство МГТУ им. Н. Э. Баумана, 2017. – 448 с. – (Компьютерные системы и сети ; вып. 2). – ISBN 978-5-7038-4620-9. – Текст : непосредственный.</w:t>
       </w:r>
     </w:p>
     <w:p>
@@ -14690,7 +14681,7 @@
         <w:jc w:val="left"/>
       </w:pPr>
       <w:r>
-        <w:t>6. Технологии современных беспроводных сетей Wi-Fi : учебное пособие / Е. В. Смирнова, А. В. Пролетарский, Е. А. Ромашкина [и др.] ; под общей редакцией А. В. Пролетарского. – Москва : Издательство МГТУ им. Н. Э. Баумана, 2017. – 448 с. – (Компьютерные системы и сети ; вып. 2). – ISBN 978-5-7038-4620-9. – Текст : непосредственный.</w:t>
+        <w:t>6. Rappaport, T. S. Wireless Communications : Principles and Practice / T. S. Rappaport. – 2nd ed. – Upper Saddle River : Prentice Hall PTR, 2002. – XXIII, 707 p. – ISBN 0-13-042232-0. – Текст : непосредственный.</w:t>
       </w:r>
     </w:p>
     <w:p>
@@ -14699,7 +14690,7 @@
         <w:jc w:val="left"/>
       </w:pPr>
       <w:r>
-        <w:t>7. Rappaport, T. S. Wireless Communications : Principles and Practice / T. S. Rappaport. – 2nd ed. – Upper Saddle River : Prentice Hall PTR, 2002. – XXIII, 707 p. – ISBN 0-13-042232-0. – Текст : непосредственный.</w:t>
+        <w:t>7. IEEE Std 802.11ah-2016. IEEE Standard for Information technology — Telecommunications and information exchange between systems. Local and metropolitan area networks — Specific requirements. Part 11: Wireless LAN Medium Access Control (MAC) and Physical Layer (PHY) Specifications. Amendment 2: Sub 1 GHz License Exempt Operation. – New York : IEEE, 2017. – 594 p. – DOI 10.1109/IEEESTD.2017.7920364. – Текст : электронный // IEEE Xplore : [сайт]. – URL: https://ieeexplore.ieee.org/document/7920364 (дата обращения: 08.10.2026).</w:t>
       </w:r>
     </w:p>
     <w:p>
@@ -14708,7 +14699,7 @@
         <w:jc w:val="left"/>
       </w:pPr>
       <w:r>
-        <w:t>8. IEEE Std 802.11ah-2016. IEEE Standard for Information technology — Telecommunications and information exchange between systems. Local and metropolitan area networks — Specific requirements. Part 11: Wireless LAN Medium Access Control (MAC) and Physical Layer (PHY) Specifications. Amendment 2: Sub 1 GHz License Exempt Operation. – New York : IEEE, 2017. – 594 p. – DOI 10.1109/IEEESTD.2017.7920364. – Текст : электронный // IEEE Xplore : [сайт]. – URL: https://ieeexplore.ieee.org/document/7920364 (дата обращения: 08.10.2026).</w:t>
+        <w:t>8. Wi-Fi HaLow. – Текст : электронный // Wi-Fi Alliance : [сайт]. – URL: https://www.wi-fi.org/discover-wi-fi/wi-fi-halow (дата обращения: 24.09.2026).</w:t>
       </w:r>
     </w:p>
     <w:p>
@@ -14717,7 +14708,7 @@
         <w:jc w:val="left"/>
       </w:pPr>
       <w:r>
-        <w:t>9. Wi-Fi HaLow. – Текст : электронный // Wi-Fi Alliance : [сайт]. – URL: https://www.wi-fi.org/discover-wi-fi/wi-fi-halow (дата обращения: 24.09.2026).</w:t>
+        <w:t>9. Wi-Fi HaLow for the Internet of Things : An up-to-date survey on IEEE 802.11ah research / L. Tian, S. Santi, A. Seferagić [et al.] // Journal of Network and Computer Applications. – 2021. – Vol. 182. – Art. 103036. – Текст : электронный.</w:t>
       </w:r>
     </w:p>
     <w:p>
@@ -14726,7 +14717,7 @@
         <w:jc w:val="left"/>
       </w:pPr>
       <w:r>
-        <w:t>10. Wi-Fi HaLow for the Internet of Things : An up-to-date survey on IEEE 802.11ah research / L. Tian, S. Santi, A. Seferagić [et al.] // Journal of Network and Computer Applications. – 2021. – Vol. 182. – Art. 103036. – Текст : электронный.</w:t>
+        <w:t>10. A survey on IEEE 802.11ah : An enabling networking technology for smart cities / E. Khorov, A. Lyakhov, A. Krotov [et al.] // Computer Communications. – 2015. – Vol. 58. – P. 53–69. – Текст : электронный.</w:t>
       </w:r>
     </w:p>
     <w:p>
@@ -14735,7 +14726,7 @@
         <w:jc w:val="left"/>
       </w:pPr>
       <w:r>
-        <w:t>11. A survey on IEEE 802.11ah : An enabling networking technology for smart cities / E. Khorov, A. Lyakhov, A. Krotov [et al.] // Computer Communications. – 2015. – Vol. 58. – P. 53–69. – Текст : электронный.</w:t>
+        <w:t>11. Chounos, K. Scalability and Performance Evaluation of IEEE 802.11ah IoT Deployments : A Testbed Approach / K. Chounos, K. Kyriakou, T. Korakis. – 2025. – arXiv:2508.03146. – Текст : электронный // arXiv.org : [сайт]. – URL: https://arxiv.org/abs/2508.03146 (дата обращения: 27.09.2026).</w:t>
       </w:r>
     </w:p>
     <w:p>
@@ -14744,7 +14735,7 @@
         <w:jc w:val="left"/>
       </w:pPr>
       <w:r>
-        <w:t>12. Chounos, K. Scalability and Performance Evaluation of IEEE 802.11ah IoT Deployments : A Testbed Approach / K. Chounos, K. Kyriakou, T. Korakis. – 2025. – arXiv:2508.03146. – Текст : электронный // arXiv.org : [сайт]. – URL: https://arxiv.org/abs/2508.03146 (дата обращения: 27.09.2026).</w:t>
+        <w:t>12. ExpressLRS : open source radio link for RC applications. – Текст : электронный // ExpressLRS : [сайт]. – URL: https://www.expresslrs.org (дата обращения: 27.09.2026).</w:t>
       </w:r>
     </w:p>
     <w:p>
@@ -14753,7 +14744,7 @@
         <w:jc w:val="left"/>
       </w:pPr>
       <w:r>
-        <w:t>13. ExpressLRS : open source radio link for RC applications. – Текст : электронный // ExpressLRS : [сайт]. – URL: https://www.expresslrs.org (дата обращения: 27.09.2026).</w:t>
+        <w:t>13. Правительство закрепило решение о распределении радиочастот для создания единой инфраструктуры управления гражданскими беспилотниками. – Текст : электронный // Правительство России : [сайт]. – URL: http://government.ru/docs/49544/ (дата обращения: 27.09.2026).</w:t>
       </w:r>
     </w:p>
     <w:p>
@@ -15276,7 +15267,7 @@
       <w:pgMar w:top="1134" w:right="850" w:bottom="1417" w:left="1701" w:header="283" w:footer="283" w:gutter="0"/>
       <w:cols w:space="720"/>
       <w:docGrid w:linePitch="360"/>
-      <w:pgNumType w:start="77"/>
+      <w:pgNumType w:start="76"/>
     </w:sectPr>
   </w:body>
 </w:document>
@@ -15336,7 +15327,7 @@
         <w:tcPr>
           <w:tcW w:w="397" w:type="dxa"/>
           <w:tcBorders>
-            <w:top w:val="single" w:sz="4" w:space="0" w:color="auto"/>
+            <w:top w:val="single" w:sz="18" w:space="0" w:color="auto"/>
             <w:left w:val="nil"/>
             <w:right w:val="single" w:sz="18" w:space="0" w:color="auto"/>
           </w:tcBorders>
@@ -15356,7 +15347,7 @@
         <w:tcPr>
           <w:tcW w:w="567" w:type="dxa"/>
           <w:tcBorders>
-            <w:top w:val="single" w:sz="4" w:space="0" w:color="auto"/>
+            <w:top w:val="single" w:sz="18" w:space="0" w:color="auto"/>
             <w:left w:val="nil"/>
             <w:right w:val="single" w:sz="18" w:space="0" w:color="auto"/>
           </w:tcBorders>
@@ -15376,7 +15367,7 @@
         <w:tcPr>
           <w:tcW w:w="1304" w:type="dxa"/>
           <w:tcBorders>
-            <w:top w:val="single" w:sz="4" w:space="0" w:color="auto"/>
+            <w:top w:val="single" w:sz="18" w:space="0" w:color="auto"/>
             <w:left w:val="nil"/>
             <w:right w:val="nil"/>
           </w:tcBorders>
@@ -15396,7 +15387,7 @@
         <w:tcPr>
           <w:tcW w:w="851" w:type="dxa"/>
           <w:tcBorders>
-            <w:top w:val="single" w:sz="4" w:space="0" w:color="auto"/>
+            <w:top w:val="single" w:sz="18" w:space="0" w:color="auto"/>
             <w:left w:val="single" w:sz="18" w:space="0" w:color="auto"/>
             <w:right w:val="single" w:sz="18" w:space="0" w:color="auto"/>
           </w:tcBorders>
@@ -15416,7 +15407,7 @@
         <w:tcPr>
           <w:tcW w:w="567" w:type="dxa"/>
           <w:tcBorders>
-            <w:top w:val="single" w:sz="4" w:space="0" w:color="auto"/>
+            <w:top w:val="single" w:sz="18" w:space="0" w:color="auto"/>
             <w:left w:val="nil"/>
             <w:right w:val="single" w:sz="18" w:space="0" w:color="auto"/>
           </w:tcBorders>
@@ -15437,7 +15428,7 @@
           <w:tcW w:w="6235" w:type="dxa"/>
           <w:vMerge w:val="restart"/>
           <w:tcBorders>
-            <w:top w:val="single" w:sz="4" w:space="0" w:color="auto"/>
+            <w:top w:val="single" w:sz="18" w:space="0" w:color="auto"/>
             <w:left w:val="nil"/>
             <w:bottom w:val="nil"/>
             <w:right w:val="single" w:sz="18" w:space="0" w:color="auto"/>
@@ -15469,7 +15460,7 @@
         <w:tcPr>
           <w:tcW w:w="567" w:type="dxa"/>
           <w:tcBorders>
-            <w:top w:val="single" w:sz="4" w:space="0" w:color="auto"/>
+            <w:top w:val="single" w:sz="18" w:space="0" w:color="auto"/>
             <w:left w:val="nil"/>
             <w:bottom w:val="single" w:sz="18" w:space="0" w:color="auto"/>
             <w:right w:val="nil"/>
@@ -15963,7 +15954,7 @@
         <w:tcPr>
           <w:tcW w:w="397" w:type="dxa"/>
           <w:tcBorders>
-            <w:top w:val="nil"/>
+            <w:top w:val="single" w:sz="18" w:space="0" w:color="auto"/>
             <w:left w:val="nil"/>
             <w:right w:val="single" w:sz="18" w:space="0" w:color="auto"/>
           </w:tcBorders>
@@ -15983,7 +15974,7 @@
         <w:tcPr>
           <w:tcW w:w="567" w:type="dxa"/>
           <w:tcBorders>
-            <w:top w:val="nil"/>
+            <w:top w:val="single" w:sz="18" w:space="0" w:color="auto"/>
             <w:left w:val="nil"/>
             <w:right w:val="single" w:sz="18" w:space="0" w:color="auto"/>
           </w:tcBorders>
@@ -16003,7 +15994,7 @@
         <w:tcPr>
           <w:tcW w:w="1304" w:type="dxa"/>
           <w:tcBorders>
-            <w:top w:val="nil"/>
+            <w:top w:val="single" w:sz="18" w:space="0" w:color="auto"/>
             <w:left w:val="nil"/>
             <w:right w:val="nil"/>
           </w:tcBorders>
@@ -16023,7 +16014,7 @@
         <w:tcPr>
           <w:tcW w:w="851" w:type="dxa"/>
           <w:tcBorders>
-            <w:top w:val="nil"/>
+            <w:top w:val="single" w:sz="18" w:space="0" w:color="auto"/>
             <w:left w:val="single" w:sz="18" w:space="0" w:color="auto"/>
             <w:right w:val="single" w:sz="18" w:space="0" w:color="auto"/>
           </w:tcBorders>
@@ -16043,7 +16034,7 @@
         <w:tcPr>
           <w:tcW w:w="567" w:type="dxa"/>
           <w:tcBorders>
-            <w:top w:val="nil"/>
+            <w:top w:val="single" w:sz="18" w:space="0" w:color="auto"/>
             <w:left w:val="nil"/>
             <w:right w:val="single" w:sz="18" w:space="0" w:color="auto"/>
           </w:tcBorders>
@@ -16065,7 +16056,7 @@
           <w:gridSpan w:val="6"/>
           <w:vMerge w:val="restart"/>
           <w:tcBorders>
-            <w:top w:val="nil"/>
+            <w:top w:val="single" w:sz="18" w:space="0" w:color="auto"/>
             <w:left w:val="nil"/>
             <w:bottom w:val="single" w:sz="18" w:space="0" w:color="auto"/>
             <w:right w:val="nil"/>
@@ -16939,7 +16930,7 @@
               <w:sz w:val="18"/>
               <w:szCs w:val="18"/>
             </w:rPr>
-            <w:t xml:space="preserve">87</w:t>
+            <w:t xml:space="preserve">86</w:t>
           </w:r>
         </w:p>
       </w:tc>
@@ -17468,7 +17459,7 @@
         <w:tcPr>
           <w:tcW w:w="397" w:type="dxa"/>
           <w:tcBorders>
-            <w:top w:val="single" w:sz="4" w:space="0" w:color="auto"/>
+            <w:top w:val="single" w:sz="18" w:space="0" w:color="auto"/>
             <w:left w:val="nil"/>
             <w:right w:val="single" w:sz="18" w:space="0" w:color="auto"/>
           </w:tcBorders>
@@ -17488,7 +17479,7 @@
         <w:tcPr>
           <w:tcW w:w="567" w:type="dxa"/>
           <w:tcBorders>
-            <w:top w:val="single" w:sz="4" w:space="0" w:color="auto"/>
+            <w:top w:val="single" w:sz="18" w:space="0" w:color="auto"/>
             <w:left w:val="nil"/>
             <w:right w:val="single" w:sz="18" w:space="0" w:color="auto"/>
           </w:tcBorders>
@@ -17508,7 +17499,7 @@
         <w:tcPr>
           <w:tcW w:w="1304" w:type="dxa"/>
           <w:tcBorders>
-            <w:top w:val="single" w:sz="4" w:space="0" w:color="auto"/>
+            <w:top w:val="single" w:sz="18" w:space="0" w:color="auto"/>
             <w:left w:val="nil"/>
             <w:right w:val="nil"/>
           </w:tcBorders>
@@ -17528,7 +17519,7 @@
         <w:tcPr>
           <w:tcW w:w="851" w:type="dxa"/>
           <w:tcBorders>
-            <w:top w:val="single" w:sz="4" w:space="0" w:color="auto"/>
+            <w:top w:val="single" w:sz="18" w:space="0" w:color="auto"/>
             <w:left w:val="single" w:sz="18" w:space="0" w:color="auto"/>
             <w:right w:val="single" w:sz="18" w:space="0" w:color="auto"/>
           </w:tcBorders>
@@ -17548,7 +17539,7 @@
         <w:tcPr>
           <w:tcW w:w="567" w:type="dxa"/>
           <w:tcBorders>
-            <w:top w:val="single" w:sz="4" w:space="0" w:color="auto"/>
+            <w:top w:val="single" w:sz="18" w:space="0" w:color="auto"/>
             <w:left w:val="nil"/>
             <w:right w:val="single" w:sz="18" w:space="0" w:color="auto"/>
           </w:tcBorders>
@@ -17569,7 +17560,7 @@
           <w:tcW w:w="6235" w:type="dxa"/>
           <w:vMerge w:val="restart"/>
           <w:tcBorders>
-            <w:top w:val="single" w:sz="4" w:space="0" w:color="auto"/>
+            <w:top w:val="single" w:sz="18" w:space="0" w:color="auto"/>
             <w:left w:val="nil"/>
             <w:bottom w:val="nil"/>
             <w:right w:val="single" w:sz="18" w:space="0" w:color="auto"/>
@@ -17601,7 +17592,7 @@
         <w:tcPr>
           <w:tcW w:w="567" w:type="dxa"/>
           <w:tcBorders>
-            <w:top w:val="single" w:sz="4" w:space="0" w:color="auto"/>
+            <w:top w:val="single" w:sz="18" w:space="0" w:color="auto"/>
             <w:left w:val="nil"/>
             <w:bottom w:val="single" w:sz="18" w:space="0" w:color="auto"/>
             <w:right w:val="nil"/>

--- a/docs/vkr/Osnovnaya_chast_HaLow.docx
+++ b/docs/vkr/Osnovnaya_chast_HaLow.docx
@@ -415,7 +415,7 @@
       <w:r>
         <w:t>4.4 Определение и оценка основных показателей экономической эффективности</w:t>
         <w:tab/>
-        <w:t>58</w:t>
+        <w:t>57</w:t>
       </w:r>
     </w:p>
     <w:p>

--- a/docs/vkr/Osnovnaya_chast_HaLow.docx
+++ b/docs/vkr/Osnovnaya_chast_HaLow.docx
@@ -149,7 +149,7 @@
       <w:r>
         <w:t>2.2 Обоснование необходимости экспериментального исследования</w:t>
         <w:tab/>
-        <w:t>17</w:t>
+        <w:t>16</w:t>
       </w:r>
     </w:p>
     <w:p>
@@ -163,7 +163,7 @@
       <w:r>
         <w:t>2.3 Программа экспериментальных исследований</w:t>
         <w:tab/>
-        <w:t>20</w:t>
+        <w:t>19</w:t>
       </w:r>
     </w:p>
     <w:p>
@@ -177,7 +177,7 @@
       <w:r>
         <w:t>2.4 Методика измерений и обработки результатов</w:t>
         <w:tab/>
-        <w:t>22</w:t>
+        <w:t>20</w:t>
       </w:r>
     </w:p>
     <w:p>
@@ -191,7 +191,7 @@
       <w:r>
         <w:t>2.5 Выбор аппаратных средств</w:t>
         <w:tab/>
-        <w:t>23</w:t>
+        <w:t>22</w:t>
       </w:r>
     </w:p>
     <w:p>
@@ -205,7 +205,7 @@
       <w:r>
         <w:t>2.6 Выбор и настройка программных средств</w:t>
         <w:tab/>
-        <w:t>25</w:t>
+        <w:t>23</w:t>
       </w:r>
     </w:p>
     <w:p>
@@ -219,7 +219,7 @@
       <w:r>
         <w:t>2.7 Выводы</w:t>
         <w:tab/>
-        <w:t>27</w:t>
+        <w:t>26</w:t>
       </w:r>
     </w:p>
     <w:p>
@@ -233,7 +233,7 @@
       <w:r>
         <w:t>3 Серия экспериментов на платформе LilyGO T-HaLow и сравнение с другими протоколами</w:t>
         <w:tab/>
-        <w:t>28</w:t>
+        <w:t>27</w:t>
       </w:r>
     </w:p>
     <w:p>
@@ -247,7 +247,7 @@
       <w:r>
         <w:t>3.1 Условия испытаний</w:t>
         <w:tab/>
-        <w:t>28</w:t>
+        <w:t>27</w:t>
       </w:r>
     </w:p>
     <w:p>
@@ -261,7 +261,7 @@
       <w:r>
         <w:t>3.2 Влияние полосы приёма (лабораторный этап)</w:t>
         <w:tab/>
-        <w:t>28</w:t>
+        <w:t>27</w:t>
       </w:r>
     </w:p>
     <w:p>
@@ -275,7 +275,7 @@
       <w:r>
         <w:t>3.3 Пропускная способность платформы и ограничивающее звено</w:t>
         <w:tab/>
-        <w:t>29</w:t>
+        <w:t>28</w:t>
       </w:r>
     </w:p>
     <w:p>
@@ -289,7 +289,7 @@
       <w:r>
         <w:t>3.4 Доработки канала передачи видео и итоговые результаты</w:t>
         <w:tab/>
-        <w:t>32</w:t>
+        <w:t>31</w:t>
       </w:r>
     </w:p>
     <w:p>
@@ -317,7 +317,7 @@
       <w:r>
         <w:t>3.6 Оценка дальности: расчёт бюджета канала и опубликованные натурные данные</w:t>
         <w:tab/>
-        <w:t>37</w:t>
+        <w:t>36</w:t>
       </w:r>
     </w:p>
     <w:p>
@@ -331,7 +331,7 @@
       <w:r>
         <w:t>3.7 Сравнение с IEEE 802.11 (Wi-Fi 2,4 и 5 ГГц) и LoRa</w:t>
         <w:tab/>
-        <w:t>40</w:t>
+        <w:t>39</w:t>
       </w:r>
     </w:p>
     <w:p>
@@ -345,7 +345,7 @@
       <w:r>
         <w:t>3.8 Выводы</w:t>
         <w:tab/>
-        <w:t>45</w:t>
+        <w:t>44</w:t>
       </w:r>
     </w:p>
     <w:p>
@@ -359,7 +359,7 @@
       <w:r>
         <w:t>4 Экономическая часть</w:t>
         <w:tab/>
-        <w:t>47</w:t>
+        <w:t>46</w:t>
       </w:r>
     </w:p>
     <w:p>
@@ -373,7 +373,7 @@
       <w:r>
         <w:t>4.1 Оценка целесообразности проведения исследования</w:t>
         <w:tab/>
-        <w:t>48</w:t>
+        <w:t>47</w:t>
       </w:r>
     </w:p>
     <w:p>
@@ -387,7 +387,7 @@
       <w:r>
         <w:t>4.2 Планирование разработки</w:t>
         <w:tab/>
-        <w:t>51</w:t>
+        <w:t>50</w:t>
       </w:r>
     </w:p>
     <w:p>
@@ -401,7 +401,7 @@
       <w:r>
         <w:t>4.3 Определение затрат, себестоимости и цены разработки</w:t>
         <w:tab/>
-        <w:t>54</w:t>
+        <w:t>53</w:t>
       </w:r>
     </w:p>
     <w:p>
@@ -415,7 +415,7 @@
       <w:r>
         <w:t>4.4 Определение и оценка основных показателей экономической эффективности</w:t>
         <w:tab/>
-        <w:t>57</w:t>
+        <w:t>56</w:t>
       </w:r>
     </w:p>
     <w:p>
@@ -429,7 +429,7 @@
       <w:r>
         <w:t>5 Охрана труда и окружающей среды</w:t>
         <w:tab/>
-        <w:t>61</w:t>
+        <w:t>60</w:t>
       </w:r>
     </w:p>
     <w:p>
@@ -443,7 +443,7 @@
       <w:r>
         <w:t>5.1 Введение</w:t>
         <w:tab/>
-        <w:t>61</w:t>
+        <w:t>60</w:t>
       </w:r>
     </w:p>
     <w:p>
@@ -457,7 +457,7 @@
       <w:r>
         <w:t>5.2 Характеристика рабочего места</w:t>
         <w:tab/>
-        <w:t>61</w:t>
+        <w:t>60</w:t>
       </w:r>
     </w:p>
     <w:p>
@@ -471,7 +471,7 @@
       <w:r>
         <w:t>5.3 Анализ опасных и вредных производственных факторов</w:t>
         <w:tab/>
-        <w:t>64</w:t>
+        <w:t>63</w:t>
       </w:r>
     </w:p>
     <w:p>
@@ -485,7 +485,7 @@
       <w:r>
         <w:t>5.4 Микроклимат рабочего места</w:t>
         <w:tab/>
-        <w:t>65</w:t>
+        <w:t>64</w:t>
       </w:r>
     </w:p>
     <w:p>
@@ -499,7 +499,7 @@
       <w:r>
         <w:t>5.5 Освещение рабочего места</w:t>
         <w:tab/>
-        <w:t>66</w:t>
+        <w:t>65</w:t>
       </w:r>
     </w:p>
     <w:p>
@@ -513,7 +513,7 @@
       <w:r>
         <w:t>5.6 Шум</w:t>
         <w:tab/>
-        <w:t>68</w:t>
+        <w:t>67</w:t>
       </w:r>
     </w:p>
     <w:p>
@@ -527,7 +527,7 @@
       <w:r>
         <w:t>5.7 Электромагнитные поля</w:t>
         <w:tab/>
-        <w:t>69</w:t>
+        <w:t>68</w:t>
       </w:r>
     </w:p>
     <w:p>
@@ -541,7 +541,7 @@
       <w:r>
         <w:t>5.8 Электробезопасность</w:t>
         <w:tab/>
-        <w:t>70</w:t>
+        <w:t>69</w:t>
       </w:r>
     </w:p>
     <w:p>
@@ -555,7 +555,7 @@
       <w:r>
         <w:t>5.9 Пожарная безопасность</w:t>
         <w:tab/>
-        <w:t>71</w:t>
+        <w:t>70</w:t>
       </w:r>
     </w:p>
     <w:p>
@@ -569,7 +569,7 @@
       <w:r>
         <w:t>5.10 Тяжесть и напряжённость трудового процесса</w:t>
         <w:tab/>
-        <w:t>72</w:t>
+        <w:t>71</w:t>
       </w:r>
     </w:p>
     <w:p>
@@ -583,7 +583,7 @@
       <w:r>
         <w:t>5.11 Безопасность при полевых измерениях</w:t>
         <w:tab/>
-        <w:t>74</w:t>
+        <w:t>73</w:t>
       </w:r>
     </w:p>
     <w:p>
@@ -597,7 +597,7 @@
       <w:r>
         <w:t>5.12 Охрана окружающей среды</w:t>
         <w:tab/>
-        <w:t>74</w:t>
+        <w:t>73</w:t>
       </w:r>
     </w:p>
     <w:p>
@@ -611,7 +611,7 @@
       <w:r>
         <w:t>5.13 Класс условий труда</w:t>
         <w:tab/>
-        <w:t>74</w:t>
+        <w:t>73</w:t>
       </w:r>
     </w:p>
     <w:p>
@@ -625,7 +625,7 @@
       <w:r>
         <w:t>5.14 Выводы</w:t>
         <w:tab/>
-        <w:t>75</w:t>
+        <w:t>74</w:t>
       </w:r>
     </w:p>
     <w:p>
@@ -639,7 +639,7 @@
       <w:r>
         <w:t>Заключение</w:t>
         <w:tab/>
-        <w:t>76</w:t>
+        <w:t>75</w:t>
       </w:r>
     </w:p>
     <w:p>
@@ -653,7 +653,7 @@
       <w:r>
         <w:t>Список использованных источников</w:t>
         <w:tab/>
-        <w:t>78</w:t>
+        <w:t>77</w:t>
       </w:r>
     </w:p>
     <w:p>
@@ -836,7 +836,7 @@
         <w:t xml:space="preserve">Пояснительная записка состоит из введения, пяти глав, заключения и списка использованных источников. В первой главе выполнен сравнительный анализ Wi-Fi HaLow с другими вариантами канала связи с БПЛА, во второй — обоснование эксперимента, его методика, выбор и настройка средств, в третьей приведены результаты серии экспериментов и сравнение с другими протоколами. Четвёртая глава содержит экономическую часть, пятая — раздел охраны труда и окружающей среды. В заключении сформулированы основные результаты и предложения по интеграции разработанных решений в существующие модели БПЛА. </w:t>
       </w:r>
       <w:r>
-        <w:t>Пояснительная записка: 86 с., 9 рис., 35 табл., 70 источн.</w:t>
+        <w:t>Пояснительная записка: 85 с., 9 рис., 35 табл., 70 источн.</w:t>
       </w:r>
     </w:p>
     <w:p>
@@ -935,7 +935,7 @@
         <w:t xml:space="preserve">Дальность. </w:t>
       </w:r>
       <w:r>
-        <w:t>Затухание в свободном пространстве растёт с квадратом частоты. В инженерной форме формулы Фрииса [14] потери на трассе составляют</w:t>
+        <w:t>Затухание в свободном пространстве растёт с квадратом частоты. По формуле Фрииса [14] потери на трассе составляют</w:t>
       </w:r>
     </w:p>
     <w:tbl>
@@ -2322,7 +2322,7 @@
     </w:p>
     <w:p>
       <w:r>
-        <w:t>Вне круга задач остаются передача видео высокой чёткости с малой задержкой, требующая десятков мегабит в секунду, и связь на десятки километров, достижимая только со специальными направленными антеннами. Ограничения мощности (25 мВт) и ширины канала (не более 2 МГц) в полосе 866–868 МГц дополнительно сужают достижимые дальность и скорость по сравнению с возможностями стандарта.</w:t>
+        <w:t>Вне круга задач остаются передача видео высокой чёткости с малой задержкой, требующая десятков мегабит в секунду, и связь на десятки километров, достижимая только со специальными направленными антеннами. Ограничения мощности (25 мВт) и ширины канала (не более 2 МГц) в полосе 866–868 МГц дополнительно сужают достижимые дальность и скорость по сравнению с возможностями стандарта. Скорость ограничивает и сама платформа: на плате LilyGO T-HaLow радиомодуль связан с процессором только последовательным интерфейсом UART, без интерфейса SPI, и полезная скорость через него не может превысить 3,92 Мбит/с (подраздел 3.3) — меньше 6,5 Мбит/с, на которые способен канал 2 МГц. Для более высоких скоростей радиомодуль следует подключать к процессору по интерфейсу SPI или SDIO.</w:t>
       </w:r>
     </w:p>
     <w:p>
@@ -2847,7 +2847,7 @@
         <w:t xml:space="preserve">Отражение от земли. </w:t>
       </w:r>
       <w:r>
-        <w:t>Над ровной поверхностью к прямому лучу добавляется отражённый, и за точкой излома</w:t>
+        <w:t>Над ровной поверхностью к прямому лучу добавляется отражённый от земли. С удалением он приходит почти в противофазе и всё сильнее гасит прямой, поэтому начиная с расстояния (точки излома)</w:t>
       </w:r>
     </w:p>
     <w:tbl>
@@ -2986,6 +2986,15 @@
                   </m:r>
                 </m:den>
               </m:f>
+              <m:r>
+                <m:rPr>
+                  <m:sty m:val="p"/>
+                </m:rPr>
+                <w:rPr>
+                  <w:rFonts w:ascii="Cambria Math" w:hAnsi="Cambria Math"/>
+                </w:rPr>
+                <m:t xml:space="preserve">,</m:t>
+              </m:r>
             </m:oMath>
           </w:p>
         </w:tc>
@@ -3011,7 +3020,7 @@
         <w:ind w:firstLine="0"/>
       </w:pPr>
       <w:r>
-        <w:t>где h₁, h₂ — высоты антенн над землёй, потери растут не на 20, а на 40 дБ на декаду расстояния [6]. Для антенн на высоте 1,5 м над землёй излом наступает уже на 26 м. Если одна антенна поднята на борту БПЛА на 50 м, излом отодвигается до 868 м, на 100 м — до 1735 м. Высоты 50 и 100 м взяты как примеры рабочей высоты полёта при мониторинге, а не как измеренные или нормативные значения: при наземной антенне на 1,5 м точка излома растёт линейно — на 17,4 м на каждый метр высоты антенны на борту, поэтому для любой другой высоты её легко пересчитать. Отсюда важное для методики следствие: испытания с обеими антеннами у земли дают заметно более пессимистичную картину, чем полёт, и высоту антенн при сопоставлении с натурными данными необходимо фиксировать и указывать. Для БПЛА вертолётного типа, способного зависать на заданной высоте, высота антенны на борту — управляемый параметр дальности.</w:t>
+        <w:t>где h₁, h₂ — высоты антенн над землёй, потери растут уже не на 20, а на 40 дБ на декаду [6]. Для антенн на высоте 1,5 м излом наступает уже на 26 м, а если одна антенна поднята на борту БПЛА на 50 м — на 868 м, на 100 м — на 1735 м. Поэтому испытания с антеннами у земли дают более пессимистичную картину, чем полёт, а для БПЛА вертолётного типа высота антенны на борту — управляемый параметр дальности.</w:t>
       </w:r>
     </w:p>
     <w:p>
@@ -4412,216 +4421,7 @@
         <w:ind w:firstLine="0"/>
       </w:pPr>
       <w:r>
-        <w:t>Для БПЛА вертолётного типа при скорости до 30 м/с сдвиг на частоте 867 МГц не превышает 87 Гц, то есть 0,1·10⁻⁶ несущей. Для OFDM важен не сам сдвиг, а его доля от разноса поднесущих Δf: сдвиг нарушает их ортогональность и вызывает межподнесущие помехи, относительная мощность которых [25]</w:t>
-      </w:r>
-    </w:p>
-    <w:tbl>
-      <w:tblPr>
-        <w:tblW w:type="auto" w:w="0"/>
-        <w:jc w:val="center"/>
-        <w:tblLayout w:type="fixed"/>
-        <w:tblLook w:firstColumn="1" w:firstRow="1" w:lastColumn="0" w:lastRow="0" w:noHBand="0" w:noVBand="1" w:val="04A0"/>
-        <w:tblBorders>
-          <w:top w:val="nil"/>
-          <w:left w:val="nil"/>
-          <w:bottom w:val="nil"/>
-          <w:right w:val="nil"/>
-          <w:insideH w:val="nil"/>
-          <w:insideV w:val="nil"/>
-        </w:tblBorders>
-      </w:tblPr>
-      <w:tblGrid>
-        <w:gridCol w:w="1020"/>
-        <w:gridCol w:w="7313"/>
-        <w:gridCol w:w="1020"/>
-      </w:tblGrid>
-      <w:tr>
-        <w:tc>
-          <w:tcPr>
-            <w:tcW w:type="dxa" w:w="1020"/>
-            <w:vAlign w:val="center"/>
-          </w:tcPr>
-          <w:p>
-            <w:pPr>
-              <w:pStyle w:val="Formula"/>
-            </w:pPr>
-          </w:p>
-        </w:tc>
-        <w:tc>
-          <w:tcPr>
-            <w:tcW w:type="dxa" w:w="7313"/>
-            <w:vAlign w:val="center"/>
-          </w:tcPr>
-          <w:p>
-            <w:pPr>
-              <w:pStyle w:val="Formula"/>
-              <w:jc w:val="center"/>
-            </w:pPr>
-            <m:oMath>
-              <m:sSub>
-                <m:e>
-                  <m:r>
-                    <w:rPr>
-                      <w:rFonts w:ascii="Cambria Math" w:hAnsi="Cambria Math"/>
-                    </w:rPr>
-                    <m:t xml:space="preserve">P</m:t>
-                  </m:r>
-                </m:e>
-                <m:sub>
-                  <m:r>
-                    <m:rPr>
-                      <m:sty m:val="p"/>
-                    </m:rPr>
-                    <w:rPr>
-                      <w:rFonts w:ascii="Cambria Math" w:hAnsi="Cambria Math"/>
-                    </w:rPr>
-                    <m:t xml:space="preserve">МПП</m:t>
-                  </m:r>
-                </m:sub>
-              </m:sSub>
-              <m:r>
-                <m:rPr>
-                  <m:sty m:val="p"/>
-                </m:rPr>
-                <w:rPr>
-                  <w:rFonts w:ascii="Cambria Math" w:hAnsi="Cambria Math"/>
-                </w:rPr>
-                <m:t xml:space="preserve"> ≈ </m:t>
-              </m:r>
-              <m:f>
-                <m:num>
-                  <m:r>
-                    <m:rPr>
-                      <m:sty m:val="p"/>
-                    </m:rPr>
-                    <w:rPr>
-                      <w:rFonts w:ascii="Cambria Math" w:hAnsi="Cambria Math"/>
-                    </w:rPr>
-                    <m:t xml:space="preserve">1</m:t>
-                  </m:r>
-                </m:num>
-                <m:den>
-                  <m:r>
-                    <m:rPr>
-                      <m:sty m:val="p"/>
-                    </m:rPr>
-                    <w:rPr>
-                      <w:rFonts w:ascii="Cambria Math" w:hAnsi="Cambria Math"/>
-                    </w:rPr>
-                    <m:t xml:space="preserve">3</m:t>
-                  </m:r>
-                </m:den>
-              </m:f>
-              <m:sSup>
-                <m:e>
-                  <m:d>
-                    <m:e>
-                      <m:r>
-                        <m:rPr>
-                          <m:sty m:val="p"/>
-                        </m:rPr>
-                        <w:rPr>
-                          <w:rFonts w:ascii="Cambria Math" w:hAnsi="Cambria Math"/>
-                        </w:rPr>
-                        <m:t xml:space="preserve">π</m:t>
-                      </m:r>
-                      <m:f>
-                        <m:num>
-                          <m:sSub>
-                            <m:e>
-                              <m:r>
-                                <w:rPr>
-                                  <w:rFonts w:ascii="Cambria Math" w:hAnsi="Cambria Math"/>
-                                </w:rPr>
-                                <m:t xml:space="preserve">f</m:t>
-                              </m:r>
-                            </m:e>
-                            <m:sub>
-                              <m:r>
-                                <m:rPr>
-                                  <m:sty m:val="p"/>
-                                </m:rPr>
-                                <w:rPr>
-                                  <w:rFonts w:ascii="Cambria Math" w:hAnsi="Cambria Math"/>
-                                </w:rPr>
-                                <m:t xml:space="preserve">д</m:t>
-                              </m:r>
-                            </m:sub>
-                          </m:sSub>
-                        </m:num>
-                        <m:den>
-                          <m:r>
-                            <m:rPr>
-                              <m:sty m:val="p"/>
-                            </m:rPr>
-                            <w:rPr>
-                              <w:rFonts w:ascii="Cambria Math" w:hAnsi="Cambria Math"/>
-                            </w:rPr>
-                            <m:t xml:space="preserve">Δ</m:t>
-                          </m:r>
-                          <m:r>
-                            <w:rPr>
-                              <w:rFonts w:ascii="Cambria Math" w:hAnsi="Cambria Math"/>
-                            </w:rPr>
-                            <m:t xml:space="preserve">f</m:t>
-                          </m:r>
-                        </m:den>
-                      </m:f>
-                    </m:e>
-                  </m:d>
-                </m:e>
-                <m:sup>
-                  <m:r>
-                    <m:rPr>
-                      <m:sty m:val="p"/>
-                    </m:rPr>
-                    <w:rPr>
-                      <w:rFonts w:ascii="Cambria Math" w:hAnsi="Cambria Math"/>
-                    </w:rPr>
-                    <m:t xml:space="preserve">2</m:t>
-                  </m:r>
-                </m:sup>
-              </m:sSup>
-              <m:r>
-                <m:rPr>
-                  <m:sty m:val="p"/>
-                </m:rPr>
-                <w:rPr>
-                  <w:rFonts w:ascii="Cambria Math" w:hAnsi="Cambria Math"/>
-                </w:rPr>
-                <m:t xml:space="preserve">.</m:t>
-              </m:r>
-            </m:oMath>
-          </w:p>
-        </w:tc>
-        <w:tc>
-          <w:tcPr>
-            <w:tcW w:type="dxa" w:w="1020"/>
-            <w:vAlign w:val="center"/>
-          </w:tcPr>
-          <w:p>
-            <w:pPr>
-              <w:pStyle w:val="Formula"/>
-              <w:jc w:val="right"/>
-            </w:pPr>
-            <w:r>
-              <w:t>(2.6)</w:t>
-            </w:r>
-          </w:p>
-        </w:tc>
-      </w:tr>
-    </w:tbl>
-    <w:p>
-      <w:pPr>
-        <w:ind w:firstLine="0"/>
-      </w:pPr>
-      <w:r>
-        <w:t>Разнос поднесущих Wi-Fi HaLow — 31,25 кГц [7], в 10 раз меньше, чем у Wi-Fi 2,4 ГГц, и всё же доплеровский сдвиг составляет лишь 0,3 % от него, а мощность межподнесущих помех на 46 дБ ниже мощности сигнала. Даже при отношении сигнал/шум 25 дБ эти помехи остаются на 21 дБ ниже шума, то есть практически отсутствуют.</w:t>
-      </w:r>
-    </w:p>
-    <w:p>
-      <w:r>
-        <w:t>Движение сказывается иначе: канал изменяется за время когерентности Tк ≈ 0,423/fд [6], при 30 м/с — около 5 мс. Кадр с фрагментом 1400 байт длится около 2 мс на MCS 7 и около 18 мс на MCS 0, поэтому на нижних MCS оценка канала, сделанная по преамбуле, к концу кадра устаревает. Для этого случая в стандарт IEEE 802.11ah введены бегущие пилоты — пилотные поднесущие, положение которых меняется от символа к символу, что позволяет приёмнику уточнять оценку канала в течение кадра [7]; в программном обеспечении радиомодуля TX-AH они предусмотрены (команда AT+TX_TRV_PILOT_EN). Таким образом, при скоростях БПЛА вертолётного типа доплеровский сдвиг на работу канала практически не влияет и отдельного экспериментального исследования не требует.</w:t>
+        <w:t>Для БПЛА вертолётного типа при скорости до 30 м/с сдвиг на частоте 867 МГц не превышает 87 Гц — около 0,3 % от разноса поднесущих сигнала Wi-Fi HaLow (31,25 кГц) [7]. Такой сдвиг приёмник компенсирует, и на работу канала он практически не влияет, поэтому отдельного экспериментального исследования не требует.</w:t>
       </w:r>
     </w:p>
     <w:p>
@@ -5165,37 +4965,32 @@
     </w:p>
     <w:p>
       <w:r>
-        <w:t>Во-первых, модели каналов задают коэффициенты диапазонами и для своей геометрии. Для городской застройки n = 2,7–3,5 [6], и при одних и тех же допустимых потерях (80 дБ сверх потерь на опорном расстоянии 1 м) дальность составит около 920 м при n = 2,7 и около 190 м при n = 3,5. Модели потерь, предложенные для IEEE 802.11ah на частоте 900 МГц, предполагают антенну точки доступа на 15 м выше крыш (L = 8 + 37,6 lg d) или на уровне крыш (L = 23,3 + 36,7 lg d), d в метрах [26]. На 1 км они дают 121 и 133 дБ — 12 дБ расхождения между двумя моделями для одной технологии, а свободное пространство — 91 дБ. Для антенн на высоте 1,5 м над землёй ни одна из них не выводилась. Поэтому опубликованные модели служат в работе эталоном для сравнения, а какое значение из диапазона соответствует трассе, устанавливает измерение.</w:t>
+        <w:t>Во-первых, модели распространения дают не одно значение, а диапазон. Для городской застройки показатель затухания n = 2,7–3,5 [6], и при одних и тех же допустимых потерях дальность получается от 190 до 920 м. Две модели, предложенные специально для IEEE 802.11ah, на 1 км расходятся на 12 дБ [25], и ни одна не выведена для антенн у земли. Какое значение подходит для конкретной трассы, показывает только измерение. Даже на одной и той же трассе 5 м канал заметно меняется: отношение сигнал/шум за пять минут колебалось от 24 до 40 дБ, а скорость в разное время суток различалась в 3–4 раза.</w:t>
       </w:r>
     </w:p>
     <w:p>
       <w:r>
-        <w:t>Разброс на стенде велик даже без изменения геометрии. При одном и том же расположении плат на расстоянии 5 м и мощности передатчика 1 дБм отношение сигнал/шум за один пятиминутный опыт менялось от 24 до 40 дБ (07.10), а пропускная способность синтетического потока в той же точке в разное время суток — в 3–4 раза, от 250 до 987 кбит/с (29.09).</w:t>
+        <w:t>Во-вторых, расчёт опирается на допущения, которые на реальной плате выполняются не всегда. Он считает, что приёму мешает только тепловой шум — в канале 2 МГц около −111 дБм (формула 1.2). На стенде фон оказался намного выше и к тому же непостоянным: у платы с камерой — от −60 до −101 дБм в разные дни, потому что электроника камеры работает в сантиметрах от антенны. Из-за этого на расстоянии 5 м, где по расчёту сигнал превышает шум более чем на 60 дБ, связь сначала вообще не устанавливалась: приёмник считал эфир постоянно занятым. Расчёт также предсказывает, что при сильном сигнале передачи почти не теряются, а на стенде около трети передач не доходило с первой попытки при любой скорости модуляции. Вероятная причина — те же помехи платы. Подробно эти результаты разобраны в главе 3.</w:t>
       </w:r>
     </w:p>
     <w:p>
       <w:r>
-        <w:t>Во-вторых, допущения теоретической оценки на реальной платформе выполняются не всегда, а проверить их можно только измерением. Расчёт считает шум приёмника тепловым: по формуле (1.2) в канале 2 МГц это −111 дБм плюс коэффициент шума приёмника. Модуль приёмника измерял фон −85…−88 дБм, а такой же модуль на плате с камерой — около −60 дБм (27.08): шина камеры, память PSRAM и тактовый сигнал камеры шумят в сантиметрах от антенны. Фон к тому же непостоянен: в течение суток он менялся от −60 до −90 дБм (15.09), а 05.10 на плате с камерой составил −101 дБм. Следствие оказалось качественным, а не количественным. По расчёту на расстоянии 5 м сигнал превышает тепловой шум более чем на 60 дБ, а на стенде связь не устанавливалась: приёмник по своему порогу занятости канала считал эфир занятым почти всегда, и видеокадры ждали отправки до 134 с. Расчёт также связывает ошибки передачи с отношением сигнал/шум, а на стенде при отношении сигнал/шум 40–45 дБ доля неудачных попыток передачи (PER) составила 68–73 % одинаково на MCS 3, 5 и 7 (28.09). Опыт с ограничением числа попыток передачи (07.10) показал, что при одной попытке до приёмника не доходит 38 % фрагментов видеокадров при отношении сигнал/шум 26–36 дБ: потери происходят в эфире и в обе стороны — теряется около трети первых передач, а у части дошедших передатчик не слышит подтверждения. Вероятная причина — помехи платы с камерой. При этом протокол доступа к среде добавлял свои потери: отказ от обмена запросом и разрешением на передачу (RTS/CTS) увеличил скорость видеопотока в 1,8–2,2 раза при том же канале (29.09).</w:t>
+        <w:t>В-третьих, для части показателей расчёта нет вовсе: задержка, её колебания, восстановление связи после сбоя. Они зависят не от распространения радиоволн, а от программного обеспечения — очередей и алгоритмов управления. Например, пока передатчик не ограничивал число неподтверждённых видеокадров, они копились в очереди, и видео отставало от реального времени на секунду и больше; после ограничения — на 0,1–0,2 с.</w:t>
       </w:r>
     </w:p>
     <w:p>
       <w:r>
-        <w:t>В-третьих, часть показателей не имеет аналитической модели вовсе: задержка и её разброс, время восстановления связи, поведение видеопотока при ухудшении канала. Это свойства программного обеспечения — очередей, алгоритмов выбора MCS и управления качеством, — а не распространения радиоволн. На стенде без ограничения числа неподтверждённых видеокадров очередь накапливалась в модуле передатчика, и возраст видеокадра от съёмки до квитанции составлял в медиане 1,0 с с колебаниями до 3 с; окно в два видеокадра снизило его до 0,1–0,2 с (28.09). Управление качеством сжатия с инерцией снизило медиану задержки с 709 и 880 мс до 343 и 349 мс в одном включении (07.10).</w:t>
+        <w:t>В-четвёртых, расчёт работает со средним уровнем сигнала, а связь рвут кратковременные провалы. Даже на неподвижной трассе 5 м отношение сигнал/шум временами проседало до 12–20 дБ, и регулятор поднимал мощность передатчика с 1 до 11–13 дБм. Кроме того, для канала 2 МГц паспорт радиомодуля не даёт чувствительности [17], её приходится оценивать, поэтому и бюджет канала остаётся оценкой.</w:t>
       </w:r>
     </w:p>
     <w:p>
       <w:r>
-        <w:t>В-четвёртых, совпадение средних значений не гарантирует связь: случайные провалы уровня сигнала уходят под порог приёма, и связь прерывается при среднем уровне, достаточном по расчёту. На стенде на неизменной трассе 5 м отношение сигнал/шум временами проседало до 12–20 дБ, и регулятор мощности поднимал мощность передатчика с 1 до 11–13 дБм (08.10). Паспорт радиомодуля приводит чувствительность только для каналов 1 и 8 МГц [17], для канала 2 МГц её приходится оценивать, поэтому энергетический бюджет канала остаётся оценкой, а границу связи в измерениях определяют по доле успешных передач.</w:t>
+        <w:t>В-пятых, расчёт описывает радиоканал, а не плату. Канал 2 МГц способен на 6,5 Мбит/с (таблица 2.1), а плата сначала передавала только 0,12 Мбит/с: мешали её внутренние интерфейсы. После доработок скорость выросла до 1,06 Мбит/с, и ограничивать стал уже радиоканал. Где узкое место — в радиоканале или в плате, — показывает только эксперимент.</w:t>
       </w:r>
     </w:p>
     <w:p>
       <w:r>
-        <w:t>В-пятых, теоретическая оценка описывает радиоканал, но не платформу. По таблице 2.1 канал 2 МГц обеспечивает до 6,5 Мбит/с, а платформа в исходном состоянии передавала 0,12 Мбит/с: ограничение находилось во внутренних интерфейсах платы. После доработок (глава 3) полезная скорость выросла до 1,06 Мбит/с, и ограничивающим звеном стал радиоканал между платами: повторы передачи занимают эфир почти полностью. Какое звено ограничивает систему — радиоканал или платформа, — может установить только эксперимент.</w:t>
-      </w:r>
-    </w:p>
-    <w:p>
-      <w:r>
-        <w:t>В-шестых, опубликованные данные о дальности и скорости получены в других условиях и непосредственно к задаче не переносятся. Натурные данные производителя радиомодуля сняты при мощности +20 дБм [17, 27], пропускная способность Wi-Fi ESP32-S3 по данным производителя — в лаборатории и в экранированной камере [20]; в разрешённом в Российской Федерации режиме (канал 2 МГц, мощность не более 14 дБм) их нужно проверять. Кроме того, эффект каждой доработки канала доказывается только опытом: канал на одной и той же трассе меняется в разы по времени суток, поэтому варианты сравниваются парными опытами в одном включении питания. Так установлено, что граница MCS по уровню сигнала повышает полезную скорость в 1,5–2 раза при меньших потерях видеокадров (08.10), — расчёт этого эффекта не предсказывает, потому что не учитывает алгоритм выбора MCS радиомодуля.</w:t>
+        <w:t>В-шестых, опубликованные данные получены в других условиях: производитель радиомодуля мерил дальность при мощности +20 дБм [17, 26], а скорость Wi-Fi ESP32-S3 — в лаборатории [20]. В разрешённом в Российской Федерации режиме (канал 2 МГц, не более 14 дБм) их нужно проверять. И наконец, пользу каждой доработки можно доказать только опытом: так установлено, что граница MCS по уровню сигнала повышает скорость в 1,5–2 раза при меньших потерях видеокадров. Поскольку канал меняется в течение суток, варианты сравниваются попеременно в одном включении питания.</w:t>
       </w:r>
     </w:p>
     <w:p>
@@ -5219,7 +5014,7 @@
         <w:t>2.3</w:t>
       </w:r>
       <w:r>
-        <w:t>). Показатели каждого опыта снимаются одновременно, а не отдельными опытами: объём работы определяется числом вариантов и повторов, а не числом показателей.</w:t>
+        <w:t>). Все показатели — скорость, уровень сигнала, задержка и потери — записываются в каждом прогоне одновременно, поэтому их число на объём опытов не влияет. Объём опытов определяется числом сравниваемых вариантов — доработок, каждую из которых проверяют «без неё» и «с ней», и значений варьируемых параметров — и числом повторов каждого варианта.</w:t>
       </w:r>
     </w:p>
     <w:p>
@@ -5587,7 +5382,7 @@
     </w:p>
     <w:p>
       <w:r>
-        <w:t>Лабораторный этап до 28.09 проводился на расстоянии до 5 м в помещении с заводским каналом модуля шириной 4 МГц с центром 866,0 МГц и мощностью до 20 дБм. Такой канал занимает 864–868 МГц и выходит за полосу 866–868 МГц, а мощность — за 25 мВт, поэтому эти условия допустимы только как лабораторные. С 28.09 все испытания выполняются в разрешённой конфигурации: канал 2 МГц с центром 867,0 МГц (866–868 МГц), мощность не более 14 дБм (25 мВт), ограничение заложено во встроенную программу модуля.</w:t>
+        <w:t>Лабораторный этап до 28.09 был проверкой заводской настройки модуля — решения «из коробки», с которым платы поставляет производитель: канал шириной 4 МГц с центром 866,0 МГц (864–868 МГц) и мощность до 20 дБм. Эта настройка — пример производителя, а не настройка для конкретной страны: по документации радиомодуля частоты и ширину канала выбирает разработчик изделия по нормам страны применения [27]. Опыты проводились кратковременно, в помещении на расстоянии до 5 м. Проверка показала, что заводская настройка для Российской Федерации непригодна: канал выходит за полосу 866–868 МГц, а мощность превышает разрешённые 25 мВт. Не лучшая она и по качеству связи: при сужении полосы приёма потери уменьшаются, а канал 2 МГц устанавливает связь не хуже более широких (подраздел 3.2). Поэтому с 28.09 все испытания выполняются в разрешённой конфигурации: канал 2 МГц с центром 867,0 МГц (866–868 МГц), мощность не более 14 дБм (25 мВт), ограничение заложено во встроенную программу модуля. Результаты лабораторного этапа используются только для сравнения вариантов между собой; все итоговые показатели работы получены в разрешённой конфигурации.</w:t>
       </w:r>
     </w:p>
     <w:p>
@@ -5638,7 +5433,7 @@
         <w:t xml:space="preserve">– </w:t>
       </w:r>
       <w:r>
-        <w:t>PER — доля неудачных попыток передачи модуля к приёмнику за интервал отчёта. Неудачной считается каждая попытка без подтверждения в срок: каждый повтор, каждая проба другой схемы модуляции и каждый агрегированный кадр MAC (A-MPDU), на который передатчик не получил блочного подтверждения (Block-ACK), — даже если данные дошли. PER — показатель радиоканала, а не доля потерянных данных;</w:t>
+        <w:t>PER — доля попыток передачи, на которые модуль не получил подтверждения от приёмника. Сюда входят повторы, пробы другой схемы модуляции и попытки, которые до приёмника дошли, но подтверждение на них потерялось. Поэтому PER показывает, насколько трудно работает радиоканал, а не сколько данных потеряно: то, что не дошло после всех повторов, отражают потери фрагментов и видеокадров;</w:t>
       </w:r>
     </w:p>
     <w:p>
@@ -5654,17 +5449,12 @@
         <w:t xml:space="preserve">– </w:t>
       </w:r>
       <w:r>
-        <w:t>задержка — время от конца записи видеокадра в интерфейс UART до прихода квитанции приёмника на этот видеокадр (RTT); она включает очередь в модуле, эфир, обработку на приёмнике и обратный путь квитанции. Используется медиана за секунду и за опыт. Дополнительно регистрируется возраст видеокадра — от начала съёмки до квитанции.</w:t>
+        <w:t>задержка — время от конца записи видеокадра в интерфейс UART до прихода квитанции приёмника на этот видеокадр (RTT); она включает очередь в модуле, эфир, обработку на приёмнике и обратный путь квитанции. Используется медиана за секунду и за опыт. Дополнительно регистрируется время от начала съёмки видеокадра до квитанции.</w:t>
       </w:r>
     </w:p>
     <w:p>
       <w:r>
-        <w:t>Задержка «стекло-стекло» — от события перед объективом до его показа на экране — не измеряется: по решению автора для сравнения конфигураций канала достаточно задержки по квитанции, которая включает все звенья, зависящие от канала, и снимается автоматически в каждом опыте.</w:t>
-      </w:r>
-    </w:p>
-    <w:p>
-      <w:r>
-        <w:t>Вероятность установления связи и удержание связи считаются раздельно. Это разные величины с разными механизмами: на стенде полоса приёма 8 МГц давала подключение в трети включений питания, но однажды установленная связь держалась 98,6 % времени.</w:t>
+        <w:t>Связь характеризуется двумя величинами, которые считаются раздельно. Вероятность установления связи — доля включений питания, после которых связь установилась. Удержание связи — доля секунд опыта, в которые связь была установлена; её дают отметки подключения в ежесекундной записи программы просмотра (строка «Время на связи» в таблице 3.1). Это разные величины, и одна не следует из другой: связь может устанавливаться редко, но, установившись, устойчиво держаться.</w:t>
       </w:r>
     </w:p>
     <w:p>
@@ -5686,7 +5476,7 @@
         <w:t xml:space="preserve">Условия сравнения. </w:t>
       </w:r>
       <w:r>
-        <w:t>Канал на неизменной трассе 5 м меняется в разы по времени суток: 07.10 вечером без нижней границы MCS — от 450 до 936 кбит/с. Поэтому сравниваемые варианты чередуются внутри одного включения питания — этапами по 1–2 мин с переключением по времени или по команде модуля, — а разница между отдельными опытами меньше ±20 % не считается значимой. Опыт засчитывается только при подтверждённом применении настроек модуля: модуль принимает команды настройки лишь в течение первых 30 с после включения питания (раздел 2.6), и опыт без подтверждения в журнале отбрасывается.</w:t>
+        <w:t>Даже на неизменной трассе 5 м скорость канала в течение суток меняется примерно вдвое: вечером 07.10 — от 450 до 936 кбит/с. Если сравнивать варианты в разное время, разница в канале перекроет эффект доработки. Поэтому варианты сравниваются в одном включении питания: стенд поочерёдно переключается между ними каждые 1–2 мин, обычно в четыре этапа «без доработки — с доработкой — без — с», так что каждый вариант проходится дважды; первые 10 с каждого этапа не учитываются. Разница меньше 20 % значимой не считается. Кроме того, модуль принимает команды настройки только в первые 30 с после включения питания (подраздел 2.6), поэтому опыт засчитывается, только если журнал подтверждает, что настройки применились.</w:t>
       </w:r>
     </w:p>
     <w:p>
@@ -5824,7 +5614,7 @@
               <w:jc w:val="right"/>
             </w:pPr>
             <w:r>
-              <w:t>(2.7)</w:t>
+              <w:t>(2.6)</w:t>
             </w:r>
           </w:p>
         </w:tc>
@@ -5966,7 +5756,7 @@
               <w:jc w:val="right"/>
             </w:pPr>
             <w:r>
-              <w:t>(2.8)</w:t>
+              <w:t>(2.7)</w:t>
             </w:r>
           </w:p>
         </w:tc>
@@ -6565,7 +6355,7 @@
         <w:t xml:space="preserve">– </w:t>
       </w:r>
       <w:r>
-        <w:t>программа процессора ESP32-S3 камеры и приёмника — на платформе Arduino (arduino-esp32 2.0.9 на основе ESP-IDF 4.4), сборка средой PlatformIO, драйвер камеры esp32-camera, программный кодер JPEG esp_new_jpeg 1.0.2;</w:t>
+        <w:t>программы процессора ESP32-S3 на языке C++ (платформа Arduino, arduino-esp32 2.0.9 на основе ESP-IDF 4.4, сборка средой PlatformIO). Программа камеры захватывает и проверяет видеокадры, сжимает их, делит на фрагменты, добавляет контрольные фрагменты (суммы XOR чередующихся групп фрагментов), досылает пропавшие фрагменты, управляет качеством сжатия и собирает показатели канала. Программа приёмника передаёт принятые фрагменты в компьютер и отвечает камере квитанциями. Отдельная программа записывает встроенную программу в модуль через процессор платы. Готовыми использованы драйвер камеры esp32-camera и программный кодер JPEG esp_new_jpeg 1.0.2;</w:t>
       </w:r>
     </w:p>
     <w:p>
@@ -6573,7 +6363,7 @@
         <w:t xml:space="preserve">– </w:t>
       </w:r>
       <w:r>
-        <w:t>программа модуля — комплект разработки производителя (TXW8301 WNB 2.4.1.3, компилятор C-SKY) в режиме прозрачного моста uart_p2p, который передаёт в эфир всё, что получает по UART, с доработками автора (см. ниже);</w:t>
+        <w:t>встроенная программа радиомодуля на языке C — на основе комплекта разработки производителя (TXW8301 WNB 2.4.1.3, компилятор C-SKY). Модуль работает как прозрачный мост (режим uart_p2p): всё, что процессор платы передаёт ему по UART, он отправляет в эфир, а принятое из эфира возвращает по UART. В программу внесены изменения: ускорен приём по UART, чтобы модуль не терял данные на входе при скорости 3 Мбод; добавлен регулятор, который держит мощность передатчика минимально достаточной, но не выше 14 дБм, — вблизи это убирает наводку на камеру, а на дальности даёт полную разрешённую мощность; добавлена нижняя граница модуляции по уровню сигнала, которая при хорошем сигнале не даёт модулю опускаться при повторах на медленные MCS и тем повышает скорость; широковещательные кадры передаются на модуляции, выбранной по уровню сигнала, а не на самой медленной. Подробнее — в описании настройки ниже и в разделах 3.3 и 3.4;</w:t>
       </w:r>
     </w:p>
     <w:p>
@@ -6652,7 +6442,7 @@
     </w:p>
     <w:p>
       <w:r>
-        <w:t>Модуль камеры работает в режиме точки доступа (AP), модуль приёмника — в режиме станции (STA). Процессор приёмника передаёт принятые фрагменты по USB в компьютер, где программа просмотра собирает видеокадры, проверяет контрольные суммы, восстанавливает пропавшие фрагменты и показывает видео в браузере. На каждый видеокадр приёмник отправляет камере по обратному каналу квитанцию — какие фрагменты дошли; по квитанциям камера измеряет задержку, досылает пропавшие фрагменты и управляет качеством сжатия.</w:t>
+        <w:t>Модуль камеры работает в режиме точки доступа (AP), модуль приёмника — в режиме станции (STA). Привычная схема обратная, но в сети Wi-Fi станция передаёт только через точку доступа: когда камера была станцией, каждый её кадр шёл сначала точке доступа, а та пересылала его ещё раз на самой медленной модуляции. Поскольку почти весь поток идёт от камеры, точкой доступа сделана она: видео уходит приёмнику напрямую, за одну передачу (раздел 3.4). Процессор приёмника передаёт принятые фрагменты по USB в компьютер, где программа просмотра собирает видеокадры, проверяет контрольные суммы, восстанавливает пропавшие фрагменты и показывает видео в браузере. На каждый видеокадр приёмник отправляет камере по обратному каналу квитанцию — какие фрагменты дошли; по квитанциям камера измеряет задержку, досылает пропавшие фрагменты и управляет качеством сжатия.</w:t>
       </w:r>
     </w:p>
     <w:p>
@@ -8404,7 +8194,7 @@
         <w:t xml:space="preserve">Квитанция на видеокадр и окно. </w:t>
       </w:r>
       <w:r>
-        <w:t>Приёмник подтверждает каждый видеокадр квитанцией, в которой указано, какие фрагменты дошли; тело квитанции сокращено до 20 Б, потому что сообщения от приёмника к камере длиннее 27 Б до камеры не доходили (07.10). Камера допускает не более W отправленных, но не подтверждённых видеокадров, а устаревшие видеокадры из очереди удаляет. Окно W = 2 на стенде снизило медиану возраста видеокадра с 1,0 с до 0,1–0,2 с, потери фрагментов — с 9,9 до 0,5 %, долю подтверждённых видеокадров подняло с 75 до 99,2 % (28.09): очередь в модуле перестала переполняться. В итоговой версии W = 4: после смены ролей при W = 2 окно было закрыто большую часть времени (05.10).</w:t>
+        <w:t>Приёмник подтверждает каждый видеокадр квитанцией, в которой указано, какие фрагменты дошли; тело квитанции сокращено до 20 Б, потому что сообщения от приёмника к камере длиннее 27 Б до камеры не доходили (07.10). Камера допускает не более W отправленных, но не подтверждённых видеокадров, а устаревшие видеокадры из очереди удаляет. Окно W = 2 на стенде снизило медиану времени от съёмки видеокадра до квитанции с 1,0 с до 0,1–0,2 с, потери фрагментов — с 9,9 до 0,5 %, долю подтверждённых видеокадров подняло с 75 до 99,2 % (28.09): очередь в модуле перестала переполняться. В итоговой версии W = 4: после смены ролей при W = 2 окно было закрыто большую часть времени (05.10).</w:t>
       </w:r>
     </w:p>
     <w:p>
@@ -8415,7 +8205,7 @@
         <w:t xml:space="preserve">Гибрид помехоустойчивого кодирования и досылки. </w:t>
       </w:r>
       <w:r>
-        <w:t>Видеокадр из K фрагментов передаётся с M контрольными фрагментами — суммами XOR чередующихся групп, — и серия до M пропавших подряд фрагментов восстанавливается. Число M от 0 до 8 камера раз в 2 с подбирает по последним 48 квитанциям. Что контрольные фрагменты не закрыли, камера досылает один раз, если видеокадр моложе 1,5 с. Программа просмотра восстанавливает данные и показывает видеокадры по порядку с ожиданием до 0,7 с. На трассе 5 м теряется 2–3 % фрагментов, чаще по 1–2 в видеокадре, поэтому подбор держит M около нуля и работает досылка. Постоянная избыточность (4 контрольных фрагмента, 30 % байтов) хуже: 542 кбит/с и 4,6 % потерянных видеокадров — лишняя нагрузка сама поднимает потери (07.10). Алгоритм проверен отдельной проверочной программой: пройдены все 19 проверок.</w:t>
+        <w:t>Видеокадр из K фрагментов передаётся с M контрольными фрагментами — суммами XOR чередующихся групп, — и серия до M пропавших подряд фрагментов восстанавливается. Это код для стираний: он не ищет ошибочные биты, а восстанавливает целиком пропавшие фрагменты, номера которых известны по нумерации. Он дополняет две ступени защиты самого радиоканала — свёрточный код физического уровня, исправляющий битовые ошибки внутри кадра, и повторы MAC — и закрывает фрагменты, не дошедшие даже после повторов. Число M от 0 до 8 камера раз в 2 с подбирает по последним 48 квитанциям. Что контрольные фрагменты не закрыли, камера досылает один раз, если видеокадр моложе 1,5 с. Программа просмотра восстанавливает данные и показывает видеокадры по порядку с ожиданием до 0,7 с. На трассе 5 м теряется 2–3 % фрагментов, чаще по 1–2 в видеокадре, поэтому подбор держит M около нуля и работает досылка. Постоянная избыточность (4 контрольных фрагмента, 30 % байтов) хуже: 542 кбит/с и 4,6 % потерянных видеокадров — лишняя нагрузка сама поднимает потери (07.10). Алгоритм проверен отдельной проверочной программой: пройдены все 19 проверок.</w:t>
       </w:r>
     </w:p>
     <w:p>
@@ -12174,7 +11964,7 @@
         <w:t>3.9</w:t>
       </w:r>
       <w:r>
-        <w:t>) получены на мосте и над водой при мощности +20 дБм на частотах 890 и 906 МГц; ширина канала в руководстве не указана, по скорости на 300 м — вероятно, 8 МГц [27]. Паспорт модуля для канала 2 МГц при +20 дБм указывает 1200 м и скорость TCP более 2 Мбит/с [17]. Расчётный уровень приёма в таблице получен по формуле (1.1) для 890 МГц при мощности 20 дБм и антеннах 0 дБи (усиление антенн в руководстве не указано).</w:t>
+        <w:t>) получены на мосте и над водой при мощности +20 дБм на частотах 890 и 906 МГц; ширина канала в руководстве не указана, по скорости на 300 м — вероятно, 8 МГц [26]. Паспорт модуля для канала 2 МГц при +20 дБм указывает 1200 м и скорость TCP более 2 Мбит/с [17]. Расчётный уровень приёма в таблице получен по формуле (1.1) для 890 МГц при мощности 20 дБм и антеннах 0 дБи (усиление антенн в руководстве не указано).</w:t>
       </w:r>
     </w:p>
     <w:p>
@@ -12183,7 +11973,7 @@
         <w:ind w:firstLine="0"/>
       </w:pPr>
       <w:r>
-        <w:t>Таблица 3.9 – Натурные данные производителя радиомодуля TX-AH [27] и расчёт</w:t>
+        <w:t>Таблица 3.9 – Натурные данные производителя радиомодуля TX-AH [26] и расчёт</w:t>
       </w:r>
     </w:p>
     <w:tbl>
@@ -12691,7 +12481,7 @@
     </w:p>
     <w:p>
       <w:r>
-        <w:t>На 300 и 600 м измеренный уровень сигнала при принятом допущении об антеннах совпадает с расчётом для свободного пространства в пределах 2 дБ, то есть на этих трассах прямой видимости показатель затухания близок к 2. На 1200 м над водой уровень на 6–8 дБ выше расчёта, а скорость зависела от высоты антенны ведомого узла (4,0–4,1 Мбит/с опущенной и 6,5–6,6 Мбит/с поднятой) — прямое подтверждение вывода о высоте антенн. Пересчёт на нормы Российской Федерации: снижение мощности с 20 до 14 дБм (на 6 дБ) вдвое сокращает дальность в свободном пространстве, то есть 1200 м паспорта соответствуют около 600 м при той же скорости. Ретранслятор, по данным производителя, вдвое снижает поток и вдвое увеличивает задержку [27]. Собственная точка стенда — трасса 5 м через стену: уровень сигнала −53 дБм при отношении сигнал/шум 36 дБ (07.10).</w:t>
+        <w:t>На 300 и 600 м измеренный уровень сигнала при принятом допущении об антеннах совпадает с расчётом для свободного пространства в пределах 2 дБ, то есть на этих трассах прямой видимости показатель затухания близок к 2. На 1200 м над водой уровень на 6–8 дБ выше расчёта, а скорость зависела от высоты антенны ведомого узла (4,0–4,1 Мбит/с опущенной и 6,5–6,6 Мбит/с поднятой) — прямое подтверждение вывода о высоте антенн. Пересчёт на нормы Российской Федерации: снижение мощности с 20 до 14 дБм (на 6 дБ) вдвое сокращает дальность в свободном пространстве, то есть 1200 м паспорта соответствуют около 600 м при той же скорости. Ретранслятор, по данным производителя, вдвое снижает поток и вдвое увеличивает задержку [26]. Собственная точка стенда — трасса 5 м через стену: уровень сигнала −53 дБм при отношении сигнал/шум 36 дБ (07.10).</w:t>
       </w:r>
     </w:p>
     <w:p>
@@ -13905,7 +13695,7 @@
               <w:rPr>
                 <w:sz w:val="20"/>
               </w:rPr>
-              <w:t>−53 дБм на 5 м (стенд); −59…−69 дБм на 300–1200 м [27]; чувствит. −105 дБм (1 МГц) [17]</w:t>
+              <w:t>−53 дБм на 5 м (стенд); −59…−69 дБм на 300–1200 м [26]; чувствит. −105 дБм (1 МГц) [17]</w:t>
             </w:r>
           </w:p>
         </w:tc>
@@ -14005,7 +13795,7 @@
               <w:rPr>
                 <w:sz w:val="20"/>
               </w:rPr>
-              <w:t>RTT по квитанции, медиана 0,34–0,50 с (стенд, видео); ретранслятор удваивает [27]</w:t>
+              <w:t>RTT по квитанции, медиана 0,34–0,50 с (стенд, видео); ретранслятор удваивает [26]</w:t>
             </w:r>
           </w:p>
         </w:tc>
@@ -14852,7 +14642,7 @@
         <w:jc w:val="left"/>
       </w:pPr>
       <w:r>
-        <w:t>25. Russell, M. Interchannel interference analysis of OFDM in a mobile environment / M. Russell, G. L. Stüber // 1995 IEEE 45th Vehicular Technology Conference. – IEEE, 1995. – P. 820–824. – Текст : электронный.</w:t>
+        <w:t>25. Aust, S. Sub 1GHz wireless LAN propagation path loss models for urban smart grid applications / S. Aust, T. Ito // 2012 International Conference on Computing, Networking and Communications (ICNC). – Maui : IEEE, 2012. – P. 116–120. – DOI 10.1109/ICCNC.2012.6167392. – Текст : электронный.</w:t>
       </w:r>
     </w:p>
     <w:p>
@@ -14861,7 +14651,7 @@
         <w:jc w:val="left"/>
       </w:pPr>
       <w:r>
-        <w:t>26. Aust, S. Sub 1GHz wireless LAN propagation path loss models for urban smart grid applications / S. Aust, T. Ito // 2012 International Conference on Computing, Networking and Communications (ICNC). – Maui : IEEE, 2012. – P. 116–120. – DOI 10.1109/ICCNC.2012.6167392. – Текст : электронный.</w:t>
+        <w:t>26. 泰芯 AH 网桥使用说明 [Руководство по использованию моста AH] : версия V1.3.4 от 07.09.2023 / Zhuhai Taixin Semiconductor Co., Ltd. – Текст : электронный // GitHub : репозиторий Xinyuan-LilyGO/T-Halow. – URL: https://github.com/Xinyuan-LilyGO/T-Halow/tree/master/hardware/TX_AH (дата обращения: 08.10.2026).</w:t>
       </w:r>
     </w:p>
     <w:p>
@@ -14870,7 +14660,7 @@
         <w:jc w:val="left"/>
       </w:pPr>
       <w:r>
-        <w:t>27. 泰芯 AH 网桥使用说明 [Руководство по использованию моста AH] : версия V1.3.4 от 07.09.2023 / Zhuhai Taixin Semiconductor Co., Ltd. – Текст : электронный // GitHub : репозиторий Xinyuan-LilyGO/T-Halow. – URL: https://github.com/Xinyuan-LilyGO/T-Halow/tree/master/hardware/TX_AH (дата обращения: 08.10.2026).</w:t>
+        <w:t>27. 泰芯 802.11AH 频点设置说明 [Описание настройки частот 802.11ah] : версия V2.0 от 30.11.2023 / Zhuhai Taixin Semiconductor Co., Ltd. – Текст : электронный // GitHub : репозиторий Xinyuan-LilyGO/T-Halow. – URL: https://github.com/Xinyuan-LilyGO/T-Halow/tree/master/hardware/TX_AH (дата обращения: 15.10.2026).</w:t>
       </w:r>
     </w:p>
     <w:p>
@@ -15267,7 +15057,7 @@
       <w:pgMar w:top="1134" w:right="850" w:bottom="1417" w:left="1701" w:header="283" w:footer="283" w:gutter="0"/>
       <w:cols w:space="720"/>
       <w:docGrid w:linePitch="360"/>
-      <w:pgNumType w:start="76"/>
+      <w:pgNumType w:start="75"/>
     </w:sectPr>
   </w:body>
 </w:document>
@@ -16930,7 +16720,7 @@
               <w:sz w:val="18"/>
               <w:szCs w:val="18"/>
             </w:rPr>
-            <w:t xml:space="preserve">86</w:t>
+            <w:t xml:space="preserve">85</w:t>
           </w:r>
         </w:p>
       </w:tc>

--- a/docs/vkr/Osnovnaya_chast_HaLow.docx
+++ b/docs/vkr/Osnovnaya_chast_HaLow.docx
@@ -289,7 +289,7 @@
       <w:r>
         <w:t>3.4 Доработки канала передачи видео и итоговые результаты</w:t>
         <w:tab/>
-        <w:t>31</w:t>
+        <w:t>32</w:t>
       </w:r>
     </w:p>
     <w:p>
@@ -317,7 +317,7 @@
       <w:r>
         <w:t>3.6 Оценка дальности: расчёт бюджета канала и опубликованные натурные данные</w:t>
         <w:tab/>
-        <w:t>36</w:t>
+        <w:t>37</w:t>
       </w:r>
     </w:p>
     <w:p>
@@ -331,7 +331,7 @@
       <w:r>
         <w:t>3.7 Сравнение с IEEE 802.11 (Wi-Fi 2,4 и 5 ГГц) и LoRa</w:t>
         <w:tab/>
-        <w:t>39</w:t>
+        <w:t>40</w:t>
       </w:r>
     </w:p>
     <w:p>
@@ -345,7 +345,7 @@
       <w:r>
         <w:t>3.8 Выводы</w:t>
         <w:tab/>
-        <w:t>44</w:t>
+        <w:t>45</w:t>
       </w:r>
     </w:p>
     <w:p>
@@ -359,7 +359,7 @@
       <w:r>
         <w:t>4 Экономическая часть</w:t>
         <w:tab/>
-        <w:t>46</w:t>
+        <w:t>47</w:t>
       </w:r>
     </w:p>
     <w:p>
@@ -373,7 +373,7 @@
       <w:r>
         <w:t>4.1 Оценка целесообразности проведения исследования</w:t>
         <w:tab/>
-        <w:t>47</w:t>
+        <w:t>48</w:t>
       </w:r>
     </w:p>
     <w:p>
@@ -387,7 +387,7 @@
       <w:r>
         <w:t>4.2 Планирование разработки</w:t>
         <w:tab/>
-        <w:t>50</w:t>
+        <w:t>51</w:t>
       </w:r>
     </w:p>
     <w:p>
@@ -401,7 +401,7 @@
       <w:r>
         <w:t>4.3 Определение затрат, себестоимости и цены разработки</w:t>
         <w:tab/>
-        <w:t>53</w:t>
+        <w:t>54</w:t>
       </w:r>
     </w:p>
     <w:p>
@@ -415,7 +415,7 @@
       <w:r>
         <w:t>4.4 Определение и оценка основных показателей экономической эффективности</w:t>
         <w:tab/>
-        <w:t>56</w:t>
+        <w:t>57</w:t>
       </w:r>
     </w:p>
     <w:p>
@@ -429,7 +429,7 @@
       <w:r>
         <w:t>5 Охрана труда и окружающей среды</w:t>
         <w:tab/>
-        <w:t>60</w:t>
+        <w:t>61</w:t>
       </w:r>
     </w:p>
     <w:p>
@@ -443,7 +443,7 @@
       <w:r>
         <w:t>5.1 Введение</w:t>
         <w:tab/>
-        <w:t>60</w:t>
+        <w:t>61</w:t>
       </w:r>
     </w:p>
     <w:p>
@@ -455,9 +455,9 @@
         <w:jc w:val="left"/>
       </w:pPr>
       <w:r>
-        <w:t>5.2 Характеристика рабочего места</w:t>
+        <w:t>5.2 Характеристика производственного оборудования</w:t>
         <w:tab/>
-        <w:t>60</w:t>
+        <w:t>62</w:t>
       </w:r>
     </w:p>
     <w:p>
@@ -469,7 +469,7 @@
         <w:jc w:val="left"/>
       </w:pPr>
       <w:r>
-        <w:t>5.3 Анализ опасных и вредных производственных факторов</w:t>
+        <w:t>5.3 Характеристика производственного процесса</w:t>
         <w:tab/>
         <w:t>63</w:t>
       </w:r>
@@ -483,9 +483,9 @@
         <w:jc w:val="left"/>
       </w:pPr>
       <w:r>
-        <w:t>5.4 Микроклимат рабочего места</w:t>
+        <w:t>5.4 Оценка условий труда</w:t>
         <w:tab/>
-        <w:t>64</w:t>
+        <w:t>63</w:t>
       </w:r>
     </w:p>
     <w:p>
@@ -497,9 +497,9 @@
         <w:jc w:val="left"/>
       </w:pPr>
       <w:r>
-        <w:t>5.5 Освещение рабочего места</w:t>
+        <w:t>5.5 Оценка условий труда по эргономическим параметрам</w:t>
         <w:tab/>
-        <w:t>65</w:t>
+        <w:t>69</w:t>
       </w:r>
     </w:p>
     <w:p>
@@ -511,9 +511,9 @@
         <w:jc w:val="left"/>
       </w:pPr>
       <w:r>
-        <w:t>5.6 Шум</w:t>
+        <w:t>5.6 Оценка помещения по электроопасности</w:t>
         <w:tab/>
-        <w:t>67</w:t>
+        <w:t>72</w:t>
       </w:r>
     </w:p>
     <w:p>
@@ -525,9 +525,9 @@
         <w:jc w:val="left"/>
       </w:pPr>
       <w:r>
-        <w:t>5.7 Электромагнитные поля</w:t>
+        <w:t>5.7 Классификация помещения по пожароопасности</w:t>
         <w:tab/>
-        <w:t>68</w:t>
+        <w:t>72</w:t>
       </w:r>
     </w:p>
     <w:p>
@@ -539,9 +539,9 @@
         <w:jc w:val="left"/>
       </w:pPr>
       <w:r>
-        <w:t>5.8 Электробезопасность</w:t>
+        <w:t>5.8 Расчёт искусственного освещения</w:t>
         <w:tab/>
-        <w:t>69</w:t>
+        <w:t>74</w:t>
       </w:r>
     </w:p>
     <w:p>
@@ -553,9 +553,9 @@
         <w:jc w:val="left"/>
       </w:pPr>
       <w:r>
-        <w:t>5.9 Пожарная безопасность</w:t>
+        <w:t>5.9 Охрана окружающей среды</w:t>
         <w:tab/>
-        <w:t>70</w:t>
+        <w:t>77</w:t>
       </w:r>
     </w:p>
     <w:p>
@@ -567,65 +567,9 @@
         <w:jc w:val="left"/>
       </w:pPr>
       <w:r>
-        <w:t>5.10 Тяжесть и напряжённость трудового процесса</w:t>
+        <w:t>5.10 Выводы</w:t>
         <w:tab/>
-        <w:t>71</w:t>
-      </w:r>
-    </w:p>
-    <w:p>
-      <w:pPr>
-        <w:tabs>
-          <w:tab w:pos="9354" w:val="right" w:leader="dot"/>
-        </w:tabs>
-        <w:ind w:firstLine="0" w:left="283" w:right="567"/>
-        <w:jc w:val="left"/>
-      </w:pPr>
-      <w:r>
-        <w:t>5.11 Безопасность при полевых измерениях</w:t>
-        <w:tab/>
-        <w:t>73</w:t>
-      </w:r>
-    </w:p>
-    <w:p>
-      <w:pPr>
-        <w:tabs>
-          <w:tab w:pos="9354" w:val="right" w:leader="dot"/>
-        </w:tabs>
-        <w:ind w:firstLine="0" w:left="283" w:right="567"/>
-        <w:jc w:val="left"/>
-      </w:pPr>
-      <w:r>
-        <w:t>5.12 Охрана окружающей среды</w:t>
-        <w:tab/>
-        <w:t>73</w:t>
-      </w:r>
-    </w:p>
-    <w:p>
-      <w:pPr>
-        <w:tabs>
-          <w:tab w:pos="9354" w:val="right" w:leader="dot"/>
-        </w:tabs>
-        <w:ind w:firstLine="0" w:left="283" w:right="567"/>
-        <w:jc w:val="left"/>
-      </w:pPr>
-      <w:r>
-        <w:t>5.13 Класс условий труда</w:t>
-        <w:tab/>
-        <w:t>73</w:t>
-      </w:r>
-    </w:p>
-    <w:p>
-      <w:pPr>
-        <w:tabs>
-          <w:tab w:pos="9354" w:val="right" w:leader="dot"/>
-        </w:tabs>
-        <w:ind w:firstLine="0" w:left="283" w:right="567"/>
-        <w:jc w:val="left"/>
-      </w:pPr>
-      <w:r>
-        <w:t>5.14 Выводы</w:t>
-        <w:tab/>
-        <w:t>74</w:t>
+        <w:t>77</w:t>
       </w:r>
     </w:p>
     <w:p>
@@ -639,7 +583,7 @@
       <w:r>
         <w:t>Заключение</w:t>
         <w:tab/>
-        <w:t>75</w:t>
+        <w:t>79</w:t>
       </w:r>
     </w:p>
     <w:p>
@@ -653,7 +597,7 @@
       <w:r>
         <w:t>Список использованных источников</w:t>
         <w:tab/>
-        <w:t>77</w:t>
+        <w:t>81</w:t>
       </w:r>
     </w:p>
     <w:p>
@@ -836,7 +780,7 @@
         <w:t xml:space="preserve">Пояснительная записка состоит из введения, пяти глав, заключения и списка использованных источников. В первой главе выполнен сравнительный анализ Wi-Fi HaLow с другими вариантами канала связи с БПЛА, во второй — обоснование эксперимента, его методика, выбор и настройка средств, в третьей приведены результаты серии экспериментов и сравнение с другими протоколами. Четвёртая глава содержит экономическую часть, пятая — раздел охраны труда и окружающей среды. В заключении сформулированы основные результаты и предложения по интеграции разработанных решений в существующие модели БПЛА. </w:t>
       </w:r>
       <w:r>
-        <w:t>Пояснительная записка: 85 с., 9 рис., 35 табл., 70 источн.</w:t>
+        <w:t>Пояснительная записка: 90 с., 11 рис., 34 табл., 75 источн.</w:t>
       </w:r>
     </w:p>
     <w:p>
@@ -6473,17 +6417,12 @@
     </w:p>
     <w:p>
       <w:r>
-        <w:t>4) Роли и протокол доступа. Камера — точка доступа, приёмник — станция (переключатель роли модуля на плате, с 05.10). Обмен RTS/CTS выключен командой AT+SET_RTS=1000 в интервале настройки после включения (29.09).</w:t>
+        <w:t>4) Роли и протокол доступа. С 05.10 модуль камеры работает точкой доступа, модуль приёмника — станцией (роль задаёт переключатель на плате). Пока камера была станцией, её широковещательные кадры проходили эфир дважды: сначала модуль отправлял их точке доступа, затем точка рассылала их ещё раз на самой медленной модуляции. В роли точки доступа камера передаёт видео приёмнику один раз, адресно, с подтверждениями и повторами, и на её модуле работают регулятор мощности и нижняя граница модуляции (раздел 3.4). Обмен RTS/CTS — короткие кадры «запрос на передачу» и «разрешение на передачу», которыми передатчик перед длинной посылкой занимает эфир, чтобы её не перебили станции, не слышащие друг друга [5]. В сети из двух узлов таких станций нет, и обмен только тратит эфир; он выключен командой AT+SET_RTS=1000 (29.09), что подняло скорость в 1,8–2,2 раза (раздел 3.4).</w:t>
       </w:r>
     </w:p>
     <w:p>
       <w:r>
-        <w:t>5) Доработки программы модуля. Изменены драйвер UART модуля (чтение всего буфера FIFO за одно прерывание), размер кольцевого буфера моста (с 2048 до 8192 Б, правкой двоичной библиотеки с пересчётом контрольной суммы образа), таймер паузы на входе UART (с 2 мс до 400 мкс) и скорость интерфейса (3 Мбод при рекомендованных производителем 400 кбод [36]). Добавлены команды регулятора мощности по отношению сигнал/шум (AT+PWRCTL), нижней границы модуляции по уровню сигнала (AT+MCSFLR) и модуляции широковещательных кадров (AT+MCSCTL). Результаты — в разделах 3.3 и 3.4.</w:t>
-      </w:r>
-    </w:p>
-    <w:p>
-      <w:r>
-        <w:t>6) Питание. При питании платы с камерой от USB компьютера наблюдались зависания; плата питается от отдельного источника (внешнего аккумулятора).</w:t>
+        <w:t>5) Доработки программы модуля: драйвер UART, буфер моста, таймер паузы и скорость интерфейса 3 Мбод вместо рекомендованных производителем 400 кбод [36]; добавлены команды регулятора мощности (AT+PWRCTL), нижней границы модуляции (AT+MCSFLR) и модуляции широковещательных кадров (AT+MCSCTL). Подробности — в разделах 3.3 и 3.4.</w:t>
       </w:r>
     </w:p>
     <w:p>
@@ -6544,7 +6483,7 @@
         <w:t xml:space="preserve">Лабораторный этап (до 28.09). </w:t>
       </w:r>
       <w:r>
-        <w:t>Платы располагались в помещении на расстоянии до 5 м. Канал — заводской, шириной 4 МГц с центром 866,0 МГц, мощность передатчика до 20 дБм; оба параметра выходят за рамки решений ГКРЧ [15, 23], и эти условия рассматриваются только как лабораторные. Камера снимала видеокадры 240 × 176 точек, качество сжатия JPEG было постоянным — 60 (автоматическое управление качеством введено 06.10). При мощности 20 дБм на расстоянии до 5 м сигнал на входе приёмника был заведомо сильным — модуль сообщал уровень до −5 дБм, поэтому результаты этапа характеризуют платформу, а не дальность.</w:t>
+        <w:t>Платы располагались в помещении на расстоянии до 5 м. Канал — заводской, шириной 4 МГц с центром 866,0 МГц, мощность передатчика до 20 дБм; оба параметра выходят за рамки решений ГКРЧ [15, 23], и эти условия рассматриваются только как лабораторные. Камера снимала видеокадры 240 × 176 точек, качество сжатия JPEG было постоянным — 60 (автоматическое управление качеством введено 06.10). При мощности 20 дБм на расстоянии до 5 м сигнал на входе приёмника был сильным — модуль сообщал уровень до −5 дБм, — поэтому на этом этапе искались ограничения самой платформы (интерфейсов и сжатия видео), а дальность связи не оценивалась.</w:t>
       </w:r>
     </w:p>
     <w:p>
@@ -6555,7 +6494,7 @@
         <w:t xml:space="preserve">Рабочая конфигурация (с 28.09). </w:t>
       </w:r>
       <w:r>
-        <w:t>Канал 2 МГц с центром 867,0 МГц (полоса 866–868 МГц), мощность не более 14 дБм. Камера — в соседней комнате на расстоянии около 5 м от приёмника, питание от внешнего аккумулятора; приёмник подключён к компьютеру по USB. Разрешение — 320 × 240 точек с 29.09 и 480 × 320 с 06.10. С 05.10 модуль камеры работает точкой доступа (AP), модуль приёмника — станцией (STA). Итоговая версия программного обеспечения стенда зафиксирована 08.10.2026.</w:t>
+        <w:t>Канал 2 МГц с центром 867,0 МГц (полоса 866–868 МГц), мощность не более 14 дБм. Камера — в соседней комнате на расстоянии около 5 м от приёмника, питание от внешнего аккумулятора; приёмник подключён к компьютеру по USB. Разрешение — 320 × 240 точек с 29.09 и 480 × 320 с 06.10. С 05.10 модуль камеры работает точкой доступа (AP), модуль приёмника — станцией (STA); причины смены ролей приведены в разделе 2.6 (пункт 4) и в разделе 3.4. Итоговая версия программного обеспечения стенда зафиксирована 08.10.2026.</w:t>
       </w:r>
     </w:p>
     <w:p>
@@ -7114,7 +7053,7 @@
     </w:p>
     <w:p>
       <w:r>
-        <w:t>Потери определяет полоса приёма: её сужение с 8 МГц вдвое снизило их вчетверо, а ширина сигнала при более узкой полосе приёма почти не влияет (1,71 и 1,88 % — в пределах разброса). Механизм следует из формулы (1.2): приёмник с полосой 8 МГц собирает вчетверо больше шума, чем нужно сигналу шириной 2 МГц, что даёт потерю 6,0 дБ отношения сигнал/шум. Эксперимент подтвердил теоретическую оценку качественно и по порядку величины.</w:t>
+        <w:t>Потери определяет полоса приёма: её сужение с 8 МГц вдвое снизило их вчетверо, а ширина сигнала при более узкой полосе приёма почти не влияет (1,71 и 1,88 % — в пределах разброса). Причина — шум: мощность теплового шума на входе приёмника пропорциональна его полосе. Приёмник с полосой 8 МГц собирает вчетверо больше шума, чем с полосой 2 МГц, хотя сигнал занимает только 2 МГц; отношение сигнал/шум падает вчетверо, то есть на 10·lg 4 = 6,0 дБ. Эксперимент подтвердил эту оценку качественно и по порядку величины.</w:t>
       </w:r>
     </w:p>
     <w:p>
@@ -7138,7 +7077,7 @@
         <w:t>3.1</w:t>
       </w:r>
       <w:r>
-        <w:t>. Условия замеров различаются: лабораторные точки сняты в помещении на расстоянии до 5 м при разрешении 240 × 176 в канале 4 МГц, точки 29.09–08.10 — на трассе 5 м в канале 2 МГц, мера скорости менялась от байтов на приёмнике к полезной скорости. Поэтому рисунок показывает путь, а не ряд сравнимых точек; доработки последнего этапа сравниваются парными опытами в одном включении (раздел 3.4).</w:t>
+        <w:t>. Условия замеров различаются: лабораторные точки сняты при разрешении 240 × 176 в канале 4 МГц, точки 29.09–08.10 — на трассе 5 м в канале 2 МГц; в ранних замерах считались все байты, принятые приёмником, в поздних — только полезное видео. Поэтому рисунок показывает путь доработки, а не ряд сравнимых точек; доработки последнего этапа сравниваются парными опытами в одном включении (раздел 3.4).</w:t>
       </w:r>
     </w:p>
     <w:p>
@@ -7199,13 +7138,13 @@
         <w:t xml:space="preserve">Приём UART в модуле. </w:t>
       </w:r>
       <w:r>
-        <w:t xml:space="preserve">При скорости интерфейса 3 Мбод видео не доходило: за опыт собиралось лишь несколько видеокадров, ошибки контрольной суммы на приёмнике росли. Счётчики, добавленные в драйвер UART модуля, показали причину (таблица </w:t>
+        <w:t xml:space="preserve">При скорости интерфейса 3 Мбод видео не доходило: за опыт собиралось лишь несколько видеокадров. Причина — в том, как модуль принимал байты (таблица </w:t>
       </w:r>
       <w:r>
         <w:t>3.2</w:t>
       </w:r>
       <w:r>
-        <w:t>): порог буфера FIFO был установлен в один символ, и обработчик читал один байт за вход в прерывание. При 3 Мбод это 300 тысяч прерываний в секунду на процессоре 96 МГц — около 320 тактов на байт, включая работу программного MAC-уровня радио. Изменение драйвера — чтение всего FIFO (до 64 Б) за одно прерывание — устранило переполнения полностью.</w:t>
+        <w:t>). Принятые байты складываются в аппаратный буфер FIFO на 64 Б, а процессор модуля забирает их по прерыванию. В исходном драйвере прерывание срабатывало на каждый байт и забирало только его. При 3 Мбод байты приходят 300 тысяч раз в секунду, и процессор модуля, который одновременно обслуживает радио, не успевал: буфер переполнялся, и терялось 89,5 % байтов. Драйвер изменён так, что за одно прерывание забирается всё накопленное в буфере, в среднем 11 байт, — переполнения исчезли полностью.</w:t>
       </w:r>
     </w:p>
     <w:p>
@@ -7564,7 +7503,7 @@
         <w:t xml:space="preserve">Паузы между фрагментами. </w:t>
       </w:r>
       <w:r>
-        <w:t>Модуль собирает байты из UART и отправляет в эфир кадр MAC после паузы на линии, равной уставке его таймера паузы, — исходно 2 мс. Фрагменты процессора поэтому разделяются паузой: на лабораторном этапе при паузе 3 мс потерь не было, при 2 мс терялось 25,6 % фрагментов, при 1 мс — 99,6 % (25.09); при более короткой паузе соседние фрагменты склеиваются в один кадр MAC, превышают допустимый размер и отбрасываются. 29.09 уставка таймера паузы уменьшена до 400 мкс правкой одной инструкции в закрытой библиотеке модуля, а пауза отсчитывается от конца передачи. Перебор паузы показал, что после срабатывания таймера модулю нужно ещё около 1–1,5 мс на обработку кадра MAC: при 2,0 мс — 886 кбит/с и ни одного переполнения, при 1,5 мс — 990 кбит/с и 0,5 % повреждённых фрагментов, при 1,0 мс — 846 кбит/с и 2,5 %, при 0,6 мс поток разрушается (21 % повреждённых). В итоговой версии принята пауза 1,5 мс.</w:t>
+        <w:t>Модуль не знает, где кончается фрагмент: он копит байты из UART и отправляет накопленное в эфир одним кадром MAC, когда на линии наступает пауза дольше уставки его таймера — исходно 2 мс. Поэтому процессор камеры должен выдерживать между фрагментами паузу длиннее уставки, иначе два фрагмента склеиваются в один слишком длинный кадр, и модуль его отбрасывает. На лабораторном этапе при паузе 3 мс потерь не было, при 2 мс терялось 25,6 % фрагментов, при 1 мс — 99,6 % (25.09). Но пока идёт пауза, линия простаивает. Чтобы сократить простой, 29.09 уставка таймера уменьшена с 2 мс до 400 мкс правкой одной инструкции в закрытой библиотеке модуля. Подбор паузы после этого показал: при 2,0 мс — 886 кбит/с без потерь, при 1,5 мс — 990 кбит/с и 0,5 % повреждённых фрагментов, при 1,0 мс — 846 кбит/с и 2,5 %, при 0,6 мс поток разрушается (21 % повреждённых): после паузы модулю нужно ещё около 1–1,5 мс на отправку кадра. Принята пауза 1,5 мс — она дала наибольшую скорость, на 12 % выше, чем при 2 мс, при малой доле повреждений.</w:t>
       </w:r>
     </w:p>
     <w:p>
@@ -7575,7 +7514,7 @@
         <w:t xml:space="preserve">Бюджет интерфейса. </w:t>
       </w:r>
       <w:r>
-        <w:t>Время передачи одного фрагмента с полезной нагрузкой L и заголовком h при скорости интерфейса B и формате 8N1 (10 бит на байт)</w:t>
+        <w:t>Предел скорости интерфейса следует из формата UART: каждый байт передаётся 10 битами — стартовый бит, 8 бит данных и стоповый бит (формат 8N1). Поэтому фрагмент с полезной нагрузкой L и заголовком h занимает линию на время 10(L + h)/B, где B — скорость интерфейса, и к нему добавляется пауза:</w:t>
       </w:r>
     </w:p>
     <w:tbl>
@@ -8121,7 +8060,7 @@
     </w:p>
     <w:p>
       <w:r>
-        <w:t>Скорость UART ограничена с обеих сторон: у ESP32-S3 предел составляет 5 Мбод [37], у модуля — 6 Мбод (тактовая частота 96 МГц при 16-кратной передискретизации). При 5 Мбод поток байтов на линии составляет 4,0 Мбит/с, полезный — 3,92 Мбит/с. Это архитектурный предел платформы: его нельзя превысить никакими программными доработками, пока данные идут через UART, и он ниже скорости физического уровня в канале 2 МГц (6,5 Мбит/с). В итоговой настройке (3 Мбод, пауза 1,5 мс) предел интерфейса — 1,79 Мбит/с; пауза занимает 24 % времени линии, поэтому сокращение паузы дало бы больше, чем повышение скорости интерфейса.</w:t>
+        <w:t>Скорость UART ограничена с обеих сторон: у ESP32-S3 предел составляет 5 Мбод [37], у радиомодуля TX-AH — 6 Мбод (тактовая частота 96 МГц при 16-кратной передискретизации). При 5 Мбод поток байтов на линии составляет 4,0 Мбит/с, полезный — 3,92 Мбит/с. Это архитектурный предел платформы: его нельзя превысить никакими программными доработками, пока данные идут через UART, и он ниже скорости физического уровня в канале 2 МГц (6,5 Мбит/с). В итоговой настройке (3 Мбод, пауза 1,5 мс) предел интерфейса — 1,79 Мбит/с; пауза занимает 24 % времени линии. Сокращение паузы дало бы больше, чем повышение скорости интерфейса, но ниже 1,5 мс растёт доля повреждённых фрагментов, и этот запас взять нельзя.</w:t>
       </w:r>
     </w:p>
     <w:p>
@@ -8132,7 +8071,7 @@
         <w:t xml:space="preserve">Кодер. </w:t>
       </w:r>
       <w:r>
-        <w:t>На лабораторном этапе программный кодер одного ядра сжимал видеокадр 42 240 точек за 41 мс, то есть 1,03 Мпикс/с; при 0,76 бит на точку это ограничивало поток величиной 0,78 Мбит/с, и из этой оценки следовало, что повышение разрешения скорость не увеличит. Вывод опровергнут: кодер esp_new_jpeg 1.0.2, работающий на двух ядрах, сжимает видеокадр 320 × 240 за 62–68 мс вместо около 150 мс у прежнего кодера; частота видеокадров стала ограничиваться сенсором, что позволило перейти к разрешению 480 × 320 при той же скорости канала (06.10).</w:t>
+        <w:t>На лабораторном этапе программный кодер JPEG на одном ядре сжимал около 1,03 млн точек в секунду (видеокадр 42 240 точек за 41 мс). Отсюда следовало, что поток не превысит 0,78 Мбит/с (при 0,76 бит на точку) при любом разрешении: чем больше точек в кадре, тем дольше он сжимается и тем меньше кадров в секунду, а поток в битах остаётся прежним. Вывод опровергнут: кодер esp_new_jpeg 1.0.2, работающий на двух ядрах, сжимает видеокадр 320 × 240 за 62–68 мс вместо около 150 мс у прежнего кодера; частота видеокадров стала ограничиваться сенсором, что позволило перейти к разрешению 480 × 320 при той же скорости канала (06.10).</w:t>
       </w:r>
     </w:p>
     <w:p>
@@ -8143,12 +8082,22 @@
         <w:t xml:space="preserve">Ограничивающее звено — радиоканал. </w:t>
       </w:r>
       <w:r>
-        <w:t>После этих доработок ни интерфейс, ни процессоры не ограничивают поток. Скорость подачи данных в модуль ни в одном опыте не превышала примерно 1 Мбит/с при пределе интерфейса около 1,65 Мбит/с с паузой 2 мс (29.09). При передаче видеопотока процессор модуля простаивает 92–93 % времени (07.10), поэтому приём UART через прямой доступ к памяти и скорость 4,8 Мбод проверены и отвергнуты. Ограничивает поток радиоканал между платами. По полному отчёту радиоуровня модуля камеры (07.10, 5 м) эфир занят передачей к приёмнику 99 % времени, PER — 60 %, на 57 % агрегированных кадров MAC блочное подтверждение не получено, и в эфир уходит около 2,4 байта на каждый доставленный. Опыт с ограничением числа попыток передачи показал, что потери происходят в эфире: при одной попытке до приёмника не доходит 38 % фрагментов, при двух — 17,7 %, при заводских семи — 6,6 % при отношении сигнал/шум 26–36 дБ (07.10). Около трети первых передач теряется даже при сильном сигнале. Причина не установлена: одна из версий — помехи платы с камерой, фон которой в августе — сентябре доходил до −60 дБм против −87 дБм у приёмника, однако 05.10 он составлял −101 дБм. Эти потери и задают потолок около 1 Мбит/с полезного видео на данной паре плат.</w:t>
+        <w:t>После этих доработок звенья проверены по очереди. Интерфейс: в модуль подавалось не более примерно 1 Мбит/с при пределе 1,65 Мбит/с с паузой 2 мс (29.09) — запас есть. Процессор модуля: при передаче видео он простаивает 92–93 % времени (07.10) — запас есть, поэтому ускорение интерфейса (приём через прямой доступ к памяти, 4,8 Мбод) проверено и пользы не дало. Радиоканал: по отчёту радиоуровня модуля камеры (07.10, 5 м) эфир занят передачей к приёмнику 99 % времени — запаса нет. Значит, поток ограничивает эфир. Подача около 1 Мбит/с объясняется тем же: камера отправляет новый видеокадр только после квитанции на предыдущие (окно, раздел 3.4), поэтому подаёт в модуль столько, сколько проходит через эфир.</w:t>
       </w:r>
     </w:p>
     <w:p>
       <w:r>
-        <w:t>Главный вывод раздела: на лабораторном этапе пропускную способность последовательно ограничивали драйвер UART модуля, паузы между фрагментами и программное сжатие; после их устранения ограничивающим звеном стал радиоканал между платами — потери первых передач и повторы MAC. Интерфейс UART задаёт архитектурный предел 3,92 Мбит/с, до которого канал не доходит.</w:t>
+        <w:t>Эфир при этом занят в основном повторами: PER — 60 %, на 57 % агрегированных кадров MAC блочное подтверждение не получено, и на каждый доставленный байт в эфир уходит около 2,4 байта. Опыт с ограничением числа попыток передачи показал, что кадры действительно теряются в эфире: при одной попытке до приёмника не доходит 38 % фрагментов, при двух — 17,7 %, при заводских семи — 6,6 % при отношении сигнал/шум 26–36 дБ (07.10).</w:t>
+      </w:r>
+    </w:p>
+    <w:p>
+      <w:r>
+        <w:t>Около трети первых передач теряется при сильном сигнале, хотя при таком отношении сигнал/шум ошибки физического уровня должны быть редкими. Проверены и исключены помехи платы с камерой (фон 05.10 — −101 дБм, близко к собственному шуму приёмника), выбор модуляции (доля неудачных попыток почти одинакова на разных MCS) и длина кадра. Потери не зависят ни от уровня сигнала, ни от модуляции, поэтому наиболее вероятная их причина — реализация MAC-уровня модуля, программа которого закрыта. Проверить это можно опытом эквивалентного затухания: если доля потерь не меняется при ослаблении сигнала на десятки децибел, причина не в распространении радиоволн. Эти потери и задают потолок около 1 Мбит/с полезного видео на данной паре плат.</w:t>
+      </w:r>
+    </w:p>
+    <w:p>
+      <w:r>
+        <w:t>Главный вывод раздела: на лабораторном этапе пропускную способность последовательно ограничивали драйвер UART модуля, паузы между фрагментами и программное сжатие; после их устранения ограничивающим звеном стал радиоканал между платами. Это означает не затухание — на 5 м сигнал сильный, около −53 дБм, — а потери передач: каждый потерянный кадр MAC передаётся повторно, повторы занимают эфир, и на полезное видео остаётся меньше половины его времени. Интерфейс UART задаёт архитектурный предел 3,92 Мбит/с, до которого канал не доходит.</w:t>
       </w:r>
     </w:p>
     <w:p>
@@ -8161,7 +8110,7 @@
     </w:p>
     <w:p>
       <w:r>
-        <w:t>Поскольку радиоканал между платами теряет заметную долю передач, доработки последнего этапа направлены не на скорость интерфейса, а на то, чтобы канал с потерями доставлял видео надёжно и не терял дальность. Всего реализовано 51 решение по радиомодулю, камере, приёмнику и компьютеру; ниже описаны относящиеся к каналу.</w:t>
+        <w:t>Поскольку радиоканал между платами теряет заметную долю передач, доработки последнего этапа направлены не на скорость интерфейса, а на то, чтобы канал с потерями доставлял видео надёжно и не терял дальность. Ниже описаны доработки, относящиеся к радиоканалу.</w:t>
       </w:r>
     </w:p>
     <w:p>
@@ -8183,7 +8132,7 @@
         <w:t xml:space="preserve">Роли узлов. </w:t>
       </w:r>
       <w:r>
-        <w:t>Камера работает точкой доступа (AP), приёмник — станцией (STA). Когда камера была станцией, её широковещательные кадры модуль передавал точке доступа адресно с повторами, а точка рассылала их ещё раз на самой медленной модуляции: 144–175 кбит/с против 241–312 кбит/с при адресной передаче с границей MCS 4 (30.09, условия различались). В роли точки доступа модуль камеры передаёт видео адресно, с агрегацией кадров MAC, блочными подтверждениями и повторами (07.10), и на нём же работают регулятор мощности и нижняя граница модуляции.</w:t>
+        <w:t>Камера работает точкой доступа (AP), приёмник — станцией (STA). Пока камера была станцией, её широковещательные кадры проходили эфир дважды: сначала модуль отправлял их точке доступа (адресно, с повторами), затем точка рассылала их ещё раз на самой медленной модуляции. Адресная передача убрала второй проход и подняла скорость со 144–175 до 241–312 кбит/с — примерно в 1,7 раза (30.09; условия опытов различались, поэтому оценка примерная). В роли точки доступа модуль камеры передаёт видео приёмнику адресно, с агрегацией кадров MAC, блочными подтверждениями и повторами (07.10); кроме того, на точке доступа работают регулятор мощности и нижняя граница модуляции, поэтому эта роль отдана передающей стороне.</w:t>
       </w:r>
     </w:p>
     <w:p>
@@ -14858,7 +14807,7 @@
         <w:jc w:val="left"/>
       </w:pPr>
       <w:r>
-        <w:t>49. ГОСТ 12.2.032-78. Система стандартов безопасности труда. Рабочее место при выполнении работ сидя. Общие эргономические требования : межгосударственный стандарт : издание официальное : утвержден и введен в действие Постановлением Госстандарта СССР от 26.04.1978 № 1102 : дата введения 1979-01-01. – Текст : электронный // Электронный фонд правовых и нормативно-технических документов : [сайт]. – URL: https://docs.cntd.ru/document/1200003913 (дата обращения: 08.10.2026).</w:t>
+        <w:t>49. Об утверждении Методики проведения специальной оценки условий труда, Классификатора вредных и (или) опасных производственных факторов, формы отчета о проведении специальной оценки условий труда и инструкции по ее заполнению : приказ Минтруда России от 21.11.2023 № 817н : зарегистрирован в Минюсте России 30.11.2023 № 76179. – Текст : электронный // Официальный интернет-портал правовой информации : [сайт]. – URL: http://publication.pravo.gov.ru/document/0001202311300048 (дата обращения: 08.10.2026).</w:t>
       </w:r>
     </w:p>
     <w:p>
@@ -14867,7 +14816,7 @@
         <w:jc w:val="left"/>
       </w:pPr>
       <w:r>
-        <w:t>50. ГОСТ Р 50923-96. Дисплеи. Рабочее место оператора. Общие эргономические требования и требования к производственной среде. Методы измерения : государственный стандарт Российской Федерации : издание официальное : утвержден и введен в действие Постановлением Госстандарта России от 10.07.1996 № 451 : дата введения 1997-07-01. – Текст : электронный // Электронный фонд правовых и нормативно-технических документов : [сайт]. – URL: https://docs.cntd.ru/document/1200025975 (дата обращения: 08.10.2026).</w:t>
+        <w:t>50. О специальной оценке условий труда : федеральный закон от 28.12.2013 № 426-ФЗ : принят Государственной думой 23 декабря 2013 года : одобрен Советом Федерации 25 декабря 2013 года. – Текст : электронный // КонсультантПлюс : надежная правовая поддержка : [сайт]. – URL: https://www.consultant.ru/document/cons_doc_LAW_156555/ (дата обращения: 08.10.2026).</w:t>
       </w:r>
     </w:p>
     <w:p>
@@ -14876,7 +14825,7 @@
         <w:jc w:val="left"/>
       </w:pPr>
       <w:r>
-        <w:t>51. ГОСТ Р 50948-2001. Средства отображения информации индивидуального пользования. Общие эргономические требования и требования безопасности : государственный стандарт Российской Федерации : издание официальное : принят и введен в действие Постановлением Госстандарта России от 25.12.2001 № 576-ст : дата введения 2002-07-01. – Текст : электронный // Электронный фонд правовых и нормативно-технических документов : [сайт]. – URL: https://docs.cntd.ru/document/1200028904 (дата обращения: 08.10.2026).</w:t>
+        <w:t>51. ГОСТ 12.0.003-2015. Система стандартов безопасности труда. Опасные и вредные производственные факторы. Классификация : межгосударственный стандарт : издание официальное : введен в действие в качестве национального стандарта Российской Федерации Приказом Росстандарта от 09.06.2016 № 602-ст : дата введения 2017-03-01. – Текст : электронный // Электронный фонд правовых и нормативно-технических документов : [сайт]. – URL: https://docs.cntd.ru/document/1200136071 (дата обращения: 08.10.2026).</w:t>
       </w:r>
     </w:p>
     <w:p>
@@ -14885,7 +14834,7 @@
         <w:jc w:val="left"/>
       </w:pPr>
       <w:r>
-        <w:t>52. ГОСТ Р ИСО 9241-4-2009. Эргономические требования к проведению офисных работ с использованием видеодисплейных терминалов (VDT). Часть 4. Требования к клавиатуре : национальный стандарт Российской Федерации : издание официальное : утвержден и введен в действие Приказом Ростехрегулирования от 07.12.2009 № 579-ст : дата введения 2010-12-01. – Текст : электронный // Электронный фонд правовых и нормативно-технических документов : [сайт]. – URL: https://docs.cntd.ru/document/1200076334 (дата обращения: 08.10.2026).</w:t>
+        <w:t>52. СанПиН 1.2.3685-21. Гигиенические нормативы и требования к обеспечению безопасности и (или) безвредности для человека факторов среды обитания : санитарные правила и нормы : утверждены постановлением Главного государственного санитарного врача Российской Федерации от 28.01.2021 № 2 (ред. от 24.12.2025) : дата введения 2021-03-01. – Текст : электронный // Электронный фонд правовых и нормативно-технических документов : [сайт]. – URL: https://docs.cntd.ru/document/573500115 (дата обращения: 08.10.2026).</w:t>
       </w:r>
     </w:p>
     <w:p>
@@ -14894,7 +14843,7 @@
         <w:jc w:val="left"/>
       </w:pPr>
       <w:r>
-        <w:t>53. ГОСТ 12.0.003-2015. Система стандартов безопасности труда. Опасные и вредные производственные факторы. Классификация : межгосударственный стандарт : издание официальное : введен в действие в качестве национального стандарта Российской Федерации Приказом Росстандарта от 09.06.2016 № 602-ст : дата введения 2017-03-01. – Текст : электронный // Электронный фонд правовых и нормативно-технических документов : [сайт]. – URL: https://docs.cntd.ru/document/1200136071 (дата обращения: 08.10.2026).</w:t>
+        <w:t>53. ГОСТ 12.1.005-88. Система стандартов безопасности труда. Общие санитарно-гигиенические требования к воздуху рабочей зоны : межгосударственный стандарт : издание официальное : утвержден и введен в действие Постановлением Госстандарта СССР от 29.09.1988 № 3388 : дата введения 1989-01-01. – Текст : электронный // Электронный фонд правовых и нормативно-технических документов : [сайт]. – URL: https://docs.cntd.ru/document/1200003608 (дата обращения: 08.10.2026).</w:t>
       </w:r>
     </w:p>
     <w:p>
@@ -14903,7 +14852,7 @@
         <w:jc w:val="left"/>
       </w:pPr>
       <w:r>
-        <w:t>54. ГОСТ 12.1.005-88. Система стандартов безопасности труда. Общие санитарно-гигиенические требования к воздуху рабочей зоны : межгосударственный стандарт : издание официальное : утвержден и введен в действие Постановлением Госстандарта СССР от 29.09.1988 № 3388 : дата введения 1989-01-01. – Текст : электронный // Электронный фонд правовых и нормативно-технических документов : [сайт]. – URL: https://docs.cntd.ru/document/1200003608 (дата обращения: 08.10.2026).</w:t>
+        <w:t>54. Нормализация воздуха в помещениях предприятий аэрокосмической отрасли : учебное пособие / Т. В. Голованова [и др.] ; Московский авиационный институт (национальный исследовательский университет). – Москва : МАИ, 2019. – 88 с. : ил. – Текст : непосредственный.</w:t>
       </w:r>
     </w:p>
     <w:p>
@@ -14912,7 +14861,7 @@
         <w:jc w:val="left"/>
       </w:pPr>
       <w:r>
-        <w:t>55. СанПиН 1.2.3685-21. Гигиенические нормативы и требования к обеспечению безопасности и (или) безвредности для человека факторов среды обитания : санитарные правила и нормы : утверждены постановлением Главного государственного санитарного врача Российской Федерации от 28.01.2021 № 2 (ред. от 24.12.2025) : дата введения 2021-03-01. – Текст : электронный // Электронный фонд правовых и нормативно-технических документов : [сайт]. – URL: https://docs.cntd.ru/document/573500115 (дата обращения: 08.10.2026).</w:t>
+        <w:t>55. СП 52.13330.2016. Естественное и искусственное освещение. Актуализированная редакция СНиП 23-05-95* : свод правил : утвержден приказом Минстроя России от 07.11.2016 № 777/пр : дата введения 2017-05-08. – Текст : электронный // Электронный фонд правовых и нормативно-технических документов : [сайт]. – URL: https://docs.cntd.ru/document/456054197 (дата обращения: 08.10.2026).</w:t>
       </w:r>
     </w:p>
     <w:p>
@@ -14921,7 +14870,7 @@
         <w:jc w:val="left"/>
       </w:pPr>
       <w:r>
-        <w:t>56. СП 52.13330.2016. Естественное и искусственное освещение. Актуализированная редакция СНиП 23-05-95* : свод правил : утвержден приказом Минстроя России от 07.11.2016 № 777/пр : дата введения 2017-05-08. – Текст : электронный // Электронный фонд правовых и нормативно-технических документов : [сайт]. – URL: https://docs.cntd.ru/document/456054197 (дата обращения: 08.10.2026).</w:t>
+        <w:t>56. Беков, Б. Е. Производственное освещение авиастроительных предприятий : методические указания к разделу «Охрана труда и окружающей среды» дипломного проекта / Б. Е. Беков, Н. И. Бобков, Н. С. Чудакова. – Москва : Изд-во МАИ, 1987. – Текст : непосредственный.</w:t>
       </w:r>
     </w:p>
     <w:p>
@@ -14930,7 +14879,7 @@
         <w:jc w:val="left"/>
       </w:pPr>
       <w:r>
-        <w:t>57. Кнорринг, Г. М. Справочная книга для проектирования электрического освещения / Г. М. Кнорринг, И. М. Фадин, В. Н. Сидоров. – 2-е изд., перераб. и доп. – Санкт-Петербург : Энергоатомиздат, 1992. – 448 с. – Текст : непосредственный.</w:t>
+        <w:t>57. Яров, В. Н. Защита от шума и вибраций : методические указания к дипломному проектированию / В. Н. Яров, Л. И. Малько. – Москва : МАИ, 1985. – Текст : непосредственный.</w:t>
       </w:r>
     </w:p>
     <w:p>
@@ -14939,7 +14888,7 @@
         <w:jc w:val="left"/>
       </w:pPr>
       <w:r>
-        <w:t>58. T-Halow : AT command set / Xinyuan-LilyGO. – Текст : электронный // GitHub : [сайт]. – URL: https://github.com/Xinyuan-LilyGO/T-Halow (дата обращения: 24.09.2026).</w:t>
+        <w:t>58. Дайнов, М. И. Борьба с шумами и вибрациями в авиационной промышленности : методические указания к дипломному проектированию / М. И. Дайнов, Л. И. Малько, В. Н. Яров. – Москва : Изд-во МАИ, 1989. – Текст : непосредственный.</w:t>
       </w:r>
     </w:p>
     <w:p>
@@ -14948,7 +14897,7 @@
         <w:jc w:val="left"/>
       </w:pPr>
       <w:r>
-        <w:t>59. Правила устройства электроустановок. Глава 1.1. Общая часть : издание седьмое : утверждена приказом Минэнерго России от 08.07.2002 № 204 : дата введения 2003-01-01. – Текст : электронный // Электронный фонд правовых и нормативно-технических документов : [сайт]. – URL: https://docs.cntd.ru/document/1200030216 (дата обращения: 08.10.2026).</w:t>
+        <w:t>59. Р 2.2.2006-05. Гигиена труда. Руководство по гигиенической оценке факторов рабочей среды и трудового процесса. Критерии и классификация условий труда : руководство : утверждено 29.07.2005 : дата введения 2005-11-01. – Текст : электронный // Электронный фонд правовых и нормативно-технических документов : [сайт]. – URL: https://docs.cntd.ru/document/1200040973 (дата обращения: 08.10.2026).</w:t>
       </w:r>
     </w:p>
     <w:p>
@@ -14957,7 +14906,7 @@
         <w:jc w:val="left"/>
       </w:pPr>
       <w:r>
-        <w:t>60. ГОСТ 12.1.038-82. Система стандартов безопасности труда. Электробезопасность. Предельно допустимые значения напряжений прикосновения и токов : межгосударственный стандарт : издание официальное : утвержден и введен в действие Постановлением Госстандарта СССР от 30.07.1982 № 2987 : дата введения 1983-07-01. – Текст : электронный // Электронный фонд правовых и нормативно-технических документов : [сайт]. – URL: https://docs.cntd.ru/document/5200313 (дата обращения: 08.10.2026).</w:t>
+        <w:t>60. ГОСТ 12.2.032-78. Система стандартов безопасности труда. Рабочее место при выполнении работ сидя. Общие эргономические требования : межгосударственный стандарт : издание официальное : утвержден и введен в действие Постановлением Госстандарта СССР от 26.04.1978 № 1102 : дата введения 1979-01-01. – Текст : электронный // Электронный фонд правовых и нормативно-технических документов : [сайт]. – URL: https://docs.cntd.ru/document/1200003913 (дата обращения: 08.10.2026).</w:t>
       </w:r>
     </w:p>
     <w:p>
@@ -14966,7 +14915,7 @@
         <w:jc w:val="left"/>
       </w:pPr>
       <w:r>
-        <w:t>61. Технический регламент о требованиях пожарной безопасности : федеральный закон от 22.07.2008 № 123-ФЗ : принят Государственной думой 4 июля 2008 года : одобрен Советом Федерации 11 июля 2008 года. – Текст : электронный // Электронный фонд правовых и нормативно-технических документов : [сайт]. – URL: https://docs.cntd.ru/document/902111644 (дата обращения: 08.10.2026).</w:t>
+        <w:t>61. ГОСТ Р 50923-96. Дисплеи. Рабочее место оператора. Общие эргономические требования и требования к производственной среде. Методы измерения : государственный стандарт Российской Федерации : издание официальное : утвержден и введен в действие Постановлением Госстандарта России от 10.07.1996 № 451 : дата введения 1997-07-01. – Текст : электронный // Электронный фонд правовых и нормативно-технических документов : [сайт]. – URL: https://docs.cntd.ru/document/1200025975 (дата обращения: 08.10.2026).</w:t>
       </w:r>
     </w:p>
     <w:p>
@@ -14975,7 +14924,7 @@
         <w:jc w:val="left"/>
       </w:pPr>
       <w:r>
-        <w:t>62. Об утверждении Правил противопожарного режима в Российской Федерации : постановление Правительства Российской Федерации от 16.09.2020 № 1479. – Текст : электронный // Электронный фонд правовых и нормативно-технических документов : [сайт]. – URL: https://docs.cntd.ru/document/565837297 (дата обращения: 08.10.2026).</w:t>
+        <w:t>62. ГОСТ Р 50948-2001. Средства отображения информации индивидуального пользования. Общие эргономические требования и требования безопасности : государственный стандарт Российской Федерации : издание официальное : принят и введен в действие Постановлением Госстандарта России от 25.12.2001 № 576-ст : дата введения 2002-07-01. – Текст : электронный // Электронный фонд правовых и нормативно-технических документов : [сайт]. – URL: https://docs.cntd.ru/document/1200028904 (дата обращения: 08.10.2026).</w:t>
       </w:r>
     </w:p>
     <w:p>
@@ -14984,7 +14933,7 @@
         <w:jc w:val="left"/>
       </w:pPr>
       <w:r>
-        <w:t>63. СП 12.13130.2009. Определение категорий помещений, зданий и наружных установок по взрывопожарной и пожарной опасности : свод правил : утвержден приказом МЧС России от 25.03.2009 № 182 : дата введения 2009-05-01. – Текст : электронный // Электронный фонд правовых и нормативно-технических документов : [сайт]. – URL: https://docs.cntd.ru/document/1200071156 (дата обращения: 08.10.2026).</w:t>
+        <w:t>63. ГОСТ Р ИСО 9241-4-2009. Эргономические требования к проведению офисных работ с использованием видеодисплейных терминалов (VDT). Часть 4. Требования к клавиатуре : национальный стандарт Российской Федерации : издание официальное : утвержден и введен в действие Приказом Ростехрегулирования от 07.12.2009 № 579-ст : дата введения 2010-12-01. – Текст : электронный // Электронный фонд правовых и нормативно-технических документов : [сайт]. – URL: https://docs.cntd.ru/document/1200076334 (дата обращения: 08.10.2026).</w:t>
       </w:r>
     </w:p>
     <w:p>
@@ -14993,7 +14942,7 @@
         <w:jc w:val="left"/>
       </w:pPr>
       <w:r>
-        <w:t>64. СП 9.13130.2009. Техника пожарная. Огнетушители. Требования к эксплуатации : свод правил : утвержден приказом МЧС России от 25.03.2009 № 179 : дата введения 2009-05-01. – Текст : электронный // Электронный фонд правовых и нормативно-технических документов : [сайт]. – URL: https://docs.cntd.ru/document/1200071152 (дата обращения: 08.10.2026).</w:t>
+        <w:t>64. Правила устройства электроустановок. Глава 1.1. Общая часть : издание седьмое : утверждена приказом Минэнерго России от 08.07.2002 № 204 : дата введения 2003-01-01. – Текст : электронный // Электронный фонд правовых и нормативно-технических документов : [сайт]. – URL: https://docs.cntd.ru/document/1200030216 (дата обращения: 08.10.2026).</w:t>
       </w:r>
     </w:p>
     <w:p>
@@ -15002,7 +14951,7 @@
         <w:jc w:val="left"/>
       </w:pPr>
       <w:r>
-        <w:t>65. Р 2.2.2006-05. Гигиена труда. Руководство по гигиенической оценке факторов рабочей среды и трудового процесса. Критерии и классификация условий труда : руководство : утверждено 29.07.2005 : дата введения 2005-11-01. – Текст : электронный // Электронный фонд правовых и нормативно-технических документов : [сайт]. – URL: https://docs.cntd.ru/document/1200040973 (дата обращения: 08.10.2026).</w:t>
+        <w:t>65. ГОСТ 12.1.038-82. Система стандартов безопасности труда. Электробезопасность. Предельно допустимые значения напряжений прикосновения и токов : межгосударственный стандарт : издание официальное : утвержден и введен в действие Постановлением Госстандарта СССР от 30.07.1982 № 2987 : дата введения 1983-07-01. – Текст : электронный // Электронный фонд правовых и нормативно-технических документов : [сайт]. – URL: https://docs.cntd.ru/document/5200313 (дата обращения: 08.10.2026).</w:t>
       </w:r>
     </w:p>
     <w:p>
@@ -15011,7 +14960,7 @@
         <w:jc w:val="left"/>
       </w:pPr>
       <w:r>
-        <w:t>66. МР 2.2.7.2129-06. Режимы труда и отдыха работающих в холодное время на открытой территории или в неотапливаемых помещениях : методические рекомендации : утверждены 19.09.2006 : дата введения 2006-11-01. – Текст : электронный // Электронный фонд правовых и нормативно-технических документов : [сайт]. – URL: https://docs.cntd.ru/document/1200047514 (дата обращения: 08.10.2026).</w:t>
+        <w:t>66. ГОСТ 12.1.019-2017. Система стандартов безопасности труда. Электробезопасность. Общие требования и номенклатура видов защиты : межгосударственный стандарт : издание официальное : введен в действие Приказом Росстандарта от 07.11.2018 № 941-ст : дата введения 2019-01-01. – Текст : электронный // Meganorm : [сайт]. – URL: https://meganorm.ru/mega_doc/norm/gost_gosudarstvennyj-standart/1/gost_12_1_019-2017_mezhgosudarstvennyy_standart_sistema.html (дата обращения: 15.10.2026).</w:t>
       </w:r>
     </w:p>
     <w:p>
@@ -15020,7 +14969,7 @@
         <w:jc w:val="left"/>
       </w:pPr>
       <w:r>
-        <w:t>67. Об отходах производства и потребления : федеральный закон от 24.06.1998 № 89-ФЗ : принят Государственной думой 22 мая 1998 года : одобрен Советом Федерации 10 июня 1998 года. – Текст : электронный // Электронный фонд правовых и нормативно-технических документов : [сайт]. – URL: https://docs.cntd.ru/document/901711591 (дата обращения: 08.10.2026).</w:t>
+        <w:t>67. Яров, В. Н. Выбор мероприятий и расчет элементов электрозащиты : методические указания к разделу «Охрана труда и окружающей среды» дипломного проекта / В. Н. Яров. – Москва : Изд-во МАИ, 1988. – Текст : непосредственный.</w:t>
       </w:r>
     </w:p>
     <w:p>
@@ -15029,7 +14978,7 @@
         <w:jc w:val="left"/>
       </w:pPr>
       <w:r>
-        <w:t>68. Об утверждении перечня видов отходов производства и потребления, в состав которых входят полезные компоненты, захоронение которых запрещается : распоряжение Правительства Российской Федерации от 25.07.2017 № 1589-р. – Текст : электронный // Электронный фонд правовых и нормативно-технических документов : [сайт]. – URL: https://docs.cntd.ru/document/436754215 (дата обращения: 08.10.2026).</w:t>
+        <w:t>68. СП 12.13130.2009. Определение категорий помещений, зданий и наружных установок по взрывопожарной и пожарной опасности : свод правил : утвержден приказом МЧС России от 25.03.2009 № 182 : дата введения 2009-05-01. – Текст : электронный // Электронный фонд правовых и нормативно-технических документов : [сайт]. – URL: https://docs.cntd.ru/document/1200071156 (дата обращения: 08.10.2026).</w:t>
       </w:r>
     </w:p>
     <w:p>
@@ -15038,7 +14987,7 @@
         <w:jc w:val="left"/>
       </w:pPr>
       <w:r>
-        <w:t>69. О специальной оценке условий труда : федеральный закон от 28.12.2013 № 426-ФЗ : принят Государственной думой 23 декабря 2013 года : одобрен Советом Федерации 25 декабря 2013 года. – Текст : электронный // КонсультантПлюс : надежная правовая поддержка : [сайт]. – URL: https://www.consultant.ru/document/cons_doc_LAW_156555/ (дата обращения: 08.10.2026).</w:t>
+        <w:t>69. Технический регламент о требованиях пожарной безопасности : федеральный закон от 22.07.2008 № 123-ФЗ : принят Государственной думой 4 июля 2008 года : одобрен Советом Федерации 11 июля 2008 года. – Текст : электронный // Электронный фонд правовых и нормативно-технических документов : [сайт]. – URL: https://docs.cntd.ru/document/902111644 (дата обращения: 08.10.2026).</w:t>
       </w:r>
     </w:p>
     <w:p>
@@ -15047,7 +14996,52 @@
         <w:jc w:val="left"/>
       </w:pPr>
       <w:r>
-        <w:t>70. Об утверждении Методики проведения специальной оценки условий труда, Классификатора вредных и (или) опасных производственных факторов, формы отчета о проведении специальной оценки условий труда и инструкции по ее заполнению : приказ Минтруда России от 21.11.2023 № 817н : зарегистрирован в Минюсте России 30.11.2023 № 76179. – Текст : электронный // Официальный интернет-портал правовой информации : [сайт]. – URL: http://publication.pravo.gov.ru/document/0001202311300048 (дата обращения: 08.10.2026).</w:t>
+        <w:t>70. Об утверждении Правил противопожарного режима в Российской Федерации : постановление Правительства Российской Федерации от 16.09.2020 № 1479. – Текст : электронный // Электронный фонд правовых и нормативно-технических документов : [сайт]. – URL: https://docs.cntd.ru/document/565837297 (дата обращения: 08.10.2026).</w:t>
+      </w:r>
+    </w:p>
+    <w:p>
+      <w:pPr>
+        <w:ind w:firstLine="0"/>
+        <w:jc w:val="left"/>
+      </w:pPr>
+      <w:r>
+        <w:t>71. СП 9.13130.2009. Техника пожарная. Огнетушители. Требования к эксплуатации : свод правил : утвержден приказом МЧС России от 25.03.2009 № 179 : дата введения 2009-05-01. – Текст : электронный // Электронный фонд правовых и нормативно-технических документов : [сайт]. – URL: https://docs.cntd.ru/document/1200071152 (дата обращения: 08.10.2026).</w:t>
+      </w:r>
+    </w:p>
+    <w:p>
+      <w:pPr>
+        <w:ind w:firstLine="0"/>
+        <w:jc w:val="left"/>
+      </w:pPr>
+      <w:r>
+        <w:t>72. Кнорринг, Г. М. Справочная книга для проектирования электрического освещения / Г. М. Кнорринг, И. М. Фадин, В. Н. Сидоров. – 2-е изд., перераб. и доп. – Санкт-Петербург : Энергоатомиздат, 1992. – 448 с. – Текст : непосредственный.</w:t>
+      </w:r>
+    </w:p>
+    <w:p>
+      <w:pPr>
+        <w:ind w:firstLine="0"/>
+        <w:jc w:val="left"/>
+      </w:pPr>
+      <w:r>
+        <w:t>73. Ветошкин, А. Г. Процессы и аппараты защиты окружающей среды : учебное пособие для вузов / А. Г. Ветошкин. – Москва : Высшая школа, 2008. – 639 с. – Текст : непосредственный.</w:t>
+      </w:r>
+    </w:p>
+    <w:p>
+      <w:pPr>
+        <w:ind w:firstLine="0"/>
+        <w:jc w:val="left"/>
+      </w:pPr>
+      <w:r>
+        <w:t>74. Об отходах производства и потребления : федеральный закон от 24.06.1998 № 89-ФЗ : принят Государственной думой 22 мая 1998 года : одобрен Советом Федерации 10 июня 1998 года. – Текст : электронный // Электронный фонд правовых и нормативно-технических документов : [сайт]. – URL: https://docs.cntd.ru/document/901711591 (дата обращения: 08.10.2026).</w:t>
+      </w:r>
+    </w:p>
+    <w:p>
+      <w:pPr>
+        <w:ind w:firstLine="0"/>
+        <w:jc w:val="left"/>
+      </w:pPr>
+      <w:r>
+        <w:t>75. Об утверждении перечня видов отходов производства и потребления, в состав которых входят полезные компоненты, захоронение которых запрещается : распоряжение Правительства Российской Федерации от 25.07.2017 № 1589-р. – Текст : электронный // Электронный фонд правовых и нормативно-технических документов : [сайт]. – URL: https://docs.cntd.ru/document/436754215 (дата обращения: 08.10.2026).</w:t>
       </w:r>
     </w:p>
     <w:sectPr>
@@ -15057,7 +15051,7 @@
       <w:pgMar w:top="1134" w:right="850" w:bottom="1417" w:left="1701" w:header="283" w:footer="283" w:gutter="0"/>
       <w:cols w:space="720"/>
       <w:docGrid w:linePitch="360"/>
-      <w:pgNumType w:start="75"/>
+      <w:pgNumType w:start="79"/>
     </w:sectPr>
   </w:body>
 </w:document>
@@ -16720,7 +16714,7 @@
               <w:sz w:val="18"/>
               <w:szCs w:val="18"/>
             </w:rPr>
-            <w:t xml:space="preserve">85</w:t>
+            <w:t xml:space="preserve">90</w:t>
           </w:r>
         </w:p>
       </w:tc>

--- a/docs/vkr/Osnovnaya_chast_HaLow.docx
+++ b/docs/vkr/Osnovnaya_chast_HaLow.docx
@@ -205,7 +205,7 @@
       <w:r>
         <w:t>2.6 Выбор и настройка программных средств</w:t>
         <w:tab/>
-        <w:t>23</w:t>
+        <w:t>24</w:t>
       </w:r>
     </w:p>
     <w:p>
@@ -219,7 +219,7 @@
       <w:r>
         <w:t>2.7 Выводы</w:t>
         <w:tab/>
-        <w:t>26</w:t>
+        <w:t>27</w:t>
       </w:r>
     </w:p>
     <w:p>
@@ -233,7 +233,7 @@
       <w:r>
         <w:t>3 Серия экспериментов на платформе LilyGO T-HaLow и сравнение с другими протоколами</w:t>
         <w:tab/>
-        <w:t>27</w:t>
+        <w:t>28</w:t>
       </w:r>
     </w:p>
     <w:p>
@@ -247,7 +247,7 @@
       <w:r>
         <w:t>3.1 Условия испытаний</w:t>
         <w:tab/>
-        <w:t>27</w:t>
+        <w:t>28</w:t>
       </w:r>
     </w:p>
     <w:p>
@@ -261,7 +261,7 @@
       <w:r>
         <w:t>3.2 Влияние полосы приёма (лабораторный этап)</w:t>
         <w:tab/>
-        <w:t>27</w:t>
+        <w:t>28</w:t>
       </w:r>
     </w:p>
     <w:p>
@@ -275,7 +275,7 @@
       <w:r>
         <w:t>3.3 Пропускная способность платформы и ограничивающее звено</w:t>
         <w:tab/>
-        <w:t>28</w:t>
+        <w:t>29</w:t>
       </w:r>
     </w:p>
     <w:p>
@@ -289,7 +289,7 @@
       <w:r>
         <w:t>3.4 Доработки канала передачи видео и итоговые результаты</w:t>
         <w:tab/>
-        <w:t>32</w:t>
+        <w:t>33</w:t>
       </w:r>
     </w:p>
     <w:p>
@@ -303,7 +303,7 @@
       <w:r>
         <w:t>3.5 Искажения изображения камеры, наводка передатчика и выбор мощности</w:t>
         <w:tab/>
-        <w:t>35</w:t>
+        <w:t>36</w:t>
       </w:r>
     </w:p>
     <w:p>
@@ -315,9 +315,9 @@
         <w:jc w:val="left"/>
       </w:pPr>
       <w:r>
-        <w:t>3.6 Оценка дальности: расчёт бюджета канала и опубликованные натурные данные</w:t>
+        <w:t>3.6 Оценка дальности: расчёт, измерение границы связи и опубликованные данные</w:t>
         <w:tab/>
-        <w:t>37</w:t>
+        <w:t>38</w:t>
       </w:r>
     </w:p>
     <w:p>
@@ -331,7 +331,7 @@
       <w:r>
         <w:t>3.7 Сравнение с IEEE 802.11 (Wi-Fi 2,4 и 5 ГГц) и LoRa</w:t>
         <w:tab/>
-        <w:t>40</w:t>
+        <w:t>41</w:t>
       </w:r>
     </w:p>
     <w:p>
@@ -345,7 +345,7 @@
       <w:r>
         <w:t>3.8 Выводы</w:t>
         <w:tab/>
-        <w:t>45</w:t>
+        <w:t>47</w:t>
       </w:r>
     </w:p>
     <w:p>
@@ -359,7 +359,7 @@
       <w:r>
         <w:t>4 Экономическая часть</w:t>
         <w:tab/>
-        <w:t>47</w:t>
+        <w:t>49</w:t>
       </w:r>
     </w:p>
     <w:p>
@@ -373,7 +373,7 @@
       <w:r>
         <w:t>4.1 Оценка целесообразности проведения исследования</w:t>
         <w:tab/>
-        <w:t>48</w:t>
+        <w:t>50</w:t>
       </w:r>
     </w:p>
     <w:p>
@@ -387,7 +387,7 @@
       <w:r>
         <w:t>4.2 Планирование разработки</w:t>
         <w:tab/>
-        <w:t>51</w:t>
+        <w:t>53</w:t>
       </w:r>
     </w:p>
     <w:p>
@@ -401,7 +401,7 @@
       <w:r>
         <w:t>4.3 Определение затрат, себестоимости и цены разработки</w:t>
         <w:tab/>
-        <w:t>54</w:t>
+        <w:t>56</w:t>
       </w:r>
     </w:p>
     <w:p>
@@ -415,7 +415,7 @@
       <w:r>
         <w:t>4.4 Определение и оценка основных показателей экономической эффективности</w:t>
         <w:tab/>
-        <w:t>57</w:t>
+        <w:t>59</w:t>
       </w:r>
     </w:p>
     <w:p>
@@ -429,7 +429,7 @@
       <w:r>
         <w:t>5 Охрана труда и окружающей среды</w:t>
         <w:tab/>
-        <w:t>61</w:t>
+        <w:t>63</w:t>
       </w:r>
     </w:p>
     <w:p>
@@ -443,7 +443,7 @@
       <w:r>
         <w:t>5.1 Введение</w:t>
         <w:tab/>
-        <w:t>61</w:t>
+        <w:t>63</w:t>
       </w:r>
     </w:p>
     <w:p>
@@ -457,7 +457,7 @@
       <w:r>
         <w:t>5.2 Характеристика производственного оборудования</w:t>
         <w:tab/>
-        <w:t>62</w:t>
+        <w:t>64</w:t>
       </w:r>
     </w:p>
     <w:p>
@@ -471,7 +471,7 @@
       <w:r>
         <w:t>5.3 Характеристика производственного процесса</w:t>
         <w:tab/>
-        <w:t>63</w:t>
+        <w:t>65</w:t>
       </w:r>
     </w:p>
     <w:p>
@@ -485,7 +485,7 @@
       <w:r>
         <w:t>5.4 Оценка условий труда</w:t>
         <w:tab/>
-        <w:t>63</w:t>
+        <w:t>65</w:t>
       </w:r>
     </w:p>
     <w:p>
@@ -499,7 +499,7 @@
       <w:r>
         <w:t>5.5 Оценка условий труда по эргономическим параметрам</w:t>
         <w:tab/>
-        <w:t>69</w:t>
+        <w:t>71</w:t>
       </w:r>
     </w:p>
     <w:p>
@@ -513,7 +513,7 @@
       <w:r>
         <w:t>5.6 Оценка помещения по электроопасности</w:t>
         <w:tab/>
-        <w:t>72</w:t>
+        <w:t>74</w:t>
       </w:r>
     </w:p>
     <w:p>
@@ -527,7 +527,7 @@
       <w:r>
         <w:t>5.7 Классификация помещения по пожароопасности</w:t>
         <w:tab/>
-        <w:t>72</w:t>
+        <w:t>74</w:t>
       </w:r>
     </w:p>
     <w:p>
@@ -541,7 +541,7 @@
       <w:r>
         <w:t>5.8 Расчёт искусственного освещения</w:t>
         <w:tab/>
-        <w:t>74</w:t>
+        <w:t>76</w:t>
       </w:r>
     </w:p>
     <w:p>
@@ -555,7 +555,7 @@
       <w:r>
         <w:t>5.9 Охрана окружающей среды</w:t>
         <w:tab/>
-        <w:t>77</w:t>
+        <w:t>79</w:t>
       </w:r>
     </w:p>
     <w:p>
@@ -569,7 +569,7 @@
       <w:r>
         <w:t>5.10 Выводы</w:t>
         <w:tab/>
-        <w:t>77</w:t>
+        <w:t>79</w:t>
       </w:r>
     </w:p>
     <w:p>
@@ -583,7 +583,7 @@
       <w:r>
         <w:t>Заключение</w:t>
         <w:tab/>
-        <w:t>79</w:t>
+        <w:t>81</w:t>
       </w:r>
     </w:p>
     <w:p>
@@ -597,7 +597,7 @@
       <w:r>
         <w:t>Список использованных источников</w:t>
         <w:tab/>
-        <w:t>81</w:t>
+        <w:t>83</w:t>
       </w:r>
     </w:p>
     <w:p>
@@ -715,7 +715,7 @@
         <w:t>Методы исследования</w:t>
       </w:r>
       <w:r>
-        <w:t>: теоретическая оценка на основе моделей распространения радиоволн и энергетических соотношений, стендовый эксперимент, сопоставление с опубликованными натурными данными, статистическая обработка результатов измерений.</w:t>
+        <w:t>: теоретическая оценка на основе моделей распространения радиоволн и энергетических соотношений, стендовый эксперимент, измерение границы связи с пересчётом на трассу прямой видимости, сопоставление с опубликованными натурными данными, статистическая обработка результатов измерений.</w:t>
       </w:r>
     </w:p>
     <w:p>
@@ -780,7 +780,7 @@
         <w:t xml:space="preserve">Пояснительная записка состоит из введения, пяти глав, заключения и списка использованных источников. В первой главе выполнен сравнительный анализ Wi-Fi HaLow с другими вариантами канала связи с БПЛА, во второй — обоснование эксперимента, его методика, выбор и настройка средств, в третьей приведены результаты серии экспериментов и сравнение с другими протоколами. Четвёртая глава содержит экономическую часть, пятая — раздел охраны труда и окружающей среды. В заключении сформулированы основные результаты и предложения по интеграции разработанных решений в существующие модели БПЛА. </w:t>
       </w:r>
       <w:r>
-        <w:t>Пояснительная записка: 90 с., 11 рис., 34 табл., 75 источн.</w:t>
+        <w:t>Пояснительная записка: 92 с., 11 рис., 35 табл., 75 источн.</w:t>
       </w:r>
     </w:p>
     <w:p>
@@ -5193,7 +5193,7 @@
               <w:rPr>
                 <w:sz w:val="22"/>
               </w:rPr>
-              <w:t>зависимость уровня сигнала и потерь от расстояния</w:t>
+              <w:t>граница связи и видеосвязи; расчёт для разных высот антенн</w:t>
             </w:r>
           </w:p>
         </w:tc>
@@ -5212,7 +5212,7 @@
               <w:rPr>
                 <w:sz w:val="22"/>
               </w:rPr>
-              <w:t>расстояние, высота антенн</w:t>
+              <w:t>потери на трассе, высота антенн (расчёт)</w:t>
             </w:r>
           </w:p>
         </w:tc>
@@ -5231,7 +5231,7 @@
               <w:rPr>
                 <w:sz w:val="22"/>
               </w:rPr>
-              <w:t>уровень сигнала, потери, скорость — расчёт бюджета канала и опубликованные натурные данные</w:t>
+              <w:t>потери на трассе в каждом состоянии связи, пересчёт на трассу прямой видимости; расчёт бюджета канала и опубликованные натурные данные</w:t>
             </w:r>
           </w:p>
         </w:tc>
@@ -5308,7 +5308,7 @@
               <w:rPr>
                 <w:sz w:val="22"/>
               </w:rPr>
-              <w:t>уровень сигнала, задержка, потери и пропускная способность Wi-Fi 2,4 ГГц — измерение на той же паре плат на трассе 5 м; дальность — расчёт и опубликованные данные</w:t>
+              <w:t>уровень сигнала, задержка, потери и пропускная способность Wi-Fi 2,4 ГГц — измерение на той же паре плат на трассе 5 м; граница связи — измерение на той же паре плат; LoRa — опубликованные данные</w:t>
             </w:r>
           </w:p>
         </w:tc>
@@ -5321,7 +5321,7 @@
     </w:p>
     <w:p>
       <w:r>
-        <w:t>Загрузка канала создаётся видеопотоком с камеры; качество сжатия JPEG и разрешение задаются на камере, а канал Wi-Fi HaLow только переносит поток. Для отделения потолка канала от камеры используется синтетический источник — копии одного видеокадра, проходящие тот же тракт. Собственные натурные измерения на дальности в работе не выполнялись: оценка дальности опирается на расчёт и на опубликованные натурные данные других авторов. Wi-Fi 2,4 ГГц измерен на той же паре плат на трассе 5 м: тот же видеопоток передаётся встроенным радиотрактом процессора ESP32-S3 вместо модуля TX-AH, а ёмкость канала определяется синтетическим потоком пакетов по 1400 Б, передаваемых без пауз (раздел 3.7). Сравнение с LoRa по пропускной способности выполняется по литературным данным: она на два порядка ниже скорости видео, и натурное сравнение по этому показателю неинформативно.</w:t>
+        <w:t>Загрузка канала создаётся видеопотоком с камеры; качество сжатия JPEG и разрешение задаются на камере, а канал Wi-Fi HaLow только переносит поток. Для отделения потолка канала от камеры используется синтетический источник — копии одного видеокадра, проходящие тот же тракт. Граница связи измеряется в единицах потерь на трассе и пересчитывается на трассу прямой видимости (раздел 2.4); для разных высот антенн дальность оценивается расчётом и сопоставляется с опубликованными натурными данными. Wi-Fi 2,4 ГГц измерен на той же паре плат на трассе 5 м: тот же видеопоток передаётся встроенным радиотрактом процессора ESP32-S3 вместо модуля TX-AH, а ёмкость канала определяется синтетическим потоком пакетов по 1400 Б, передаваемых без пауз (раздел 3.7). Сравнение с LoRa по пропускной способности выполняется по литературным данным: она на два порядка ниже скорости видео, и натурное сравнение по этому показателю неинформативно.</w:t>
       </w:r>
     </w:p>
     <w:p>
@@ -5399,6 +5399,329 @@
     <w:p>
       <w:r>
         <w:t>Связь характеризуется двумя величинами, которые считаются раздельно. Вероятность установления связи — доля включений питания, после которых связь установилась. Удержание связи — доля секунд опыта, в которые связь была установлена; её дают отметки подключения в ежесекундной записи программы просмотра (строка «Время на связи» в таблице 3.1). Это разные величины, и одна не следует из другой: связь может устанавливаться редко, но, установившись, устойчиво держаться.</w:t>
+      </w:r>
+    </w:p>
+    <w:p>
+      <w:r>
+        <w:rPr>
+          <w:b/>
+        </w:rPr>
+        <w:t xml:space="preserve">Граница связи. </w:t>
+      </w:r>
+      <w:r>
+        <w:t>Плата с камерой неподвижна, приёмник удаляется от неё, и потери на трассе растут. Обе технологии испытываются на одних и тех же положениях приёмника и на разрешённом пределе мощности: Wi-Fi HaLow — 14 дБм на обоих узлах (у камеры — регулятор с пределом 14 дБм), Wi-Fi 2,4 ГГц — 20 дБм. В каждом положении опыт длится 5 мин, первые 30 с не учитываются. Потери на трассе определяются по уровню сигнала приёмника, измеренному у камеры:</w:t>
+      </w:r>
+    </w:p>
+    <w:tbl>
+      <w:tblPr>
+        <w:tblW w:type="auto" w:w="0"/>
+        <w:jc w:val="center"/>
+        <w:tblLayout w:type="fixed"/>
+        <w:tblLook w:firstColumn="1" w:firstRow="1" w:lastColumn="0" w:lastRow="0" w:noHBand="0" w:noVBand="1" w:val="04A0"/>
+        <w:tblBorders>
+          <w:top w:val="nil"/>
+          <w:left w:val="nil"/>
+          <w:bottom w:val="nil"/>
+          <w:right w:val="nil"/>
+          <w:insideH w:val="nil"/>
+          <w:insideV w:val="nil"/>
+        </w:tblBorders>
+      </w:tblPr>
+      <w:tblGrid>
+        <w:gridCol w:w="1020"/>
+        <w:gridCol w:w="7313"/>
+        <w:gridCol w:w="1020"/>
+      </w:tblGrid>
+      <w:tr>
+        <w:tc>
+          <w:tcPr>
+            <w:tcW w:type="dxa" w:w="1020"/>
+            <w:vAlign w:val="center"/>
+          </w:tcPr>
+          <w:p>
+            <w:pPr>
+              <w:pStyle w:val="Formula"/>
+            </w:pPr>
+          </w:p>
+        </w:tc>
+        <w:tc>
+          <w:tcPr>
+            <w:tcW w:type="dxa" w:w="7313"/>
+            <w:vAlign w:val="center"/>
+          </w:tcPr>
+          <w:p>
+            <w:pPr>
+              <w:pStyle w:val="Formula"/>
+              <w:jc w:val="center"/>
+            </w:pPr>
+            <m:oMath>
+              <m:r>
+                <w:rPr>
+                  <w:rFonts w:ascii="Cambria Math" w:hAnsi="Cambria Math"/>
+                </w:rPr>
+                <m:t xml:space="preserve">L</m:t>
+              </m:r>
+              <m:r>
+                <m:rPr>
+                  <m:sty m:val="p"/>
+                </m:rPr>
+                <w:rPr>
+                  <w:rFonts w:ascii="Cambria Math" w:hAnsi="Cambria Math"/>
+                </w:rPr>
+                <m:t xml:space="preserve"> = </m:t>
+              </m:r>
+              <m:sSub>
+                <m:e>
+                  <m:r>
+                    <w:rPr>
+                      <w:rFonts w:ascii="Cambria Math" w:hAnsi="Cambria Math"/>
+                    </w:rPr>
+                    <m:t xml:space="preserve">P</m:t>
+                  </m:r>
+                </m:e>
+                <m:sub>
+                  <m:r>
+                    <m:rPr>
+                      <m:sty m:val="p"/>
+                    </m:rPr>
+                    <w:rPr>
+                      <w:rFonts w:ascii="Cambria Math" w:hAnsi="Cambria Math"/>
+                    </w:rPr>
+                    <m:t xml:space="preserve">t</m:t>
+                  </m:r>
+                </m:sub>
+              </m:sSub>
+              <m:r>
+                <m:rPr>
+                  <m:sty m:val="p"/>
+                </m:rPr>
+                <w:rPr>
+                  <w:rFonts w:ascii="Cambria Math" w:hAnsi="Cambria Math"/>
+                </w:rPr>
+                <m:t xml:space="preserve"> - </m:t>
+              </m:r>
+              <m:sSub>
+                <m:e>
+                  <m:r>
+                    <w:rPr>
+                      <w:rFonts w:ascii="Cambria Math" w:hAnsi="Cambria Math"/>
+                    </w:rPr>
+                    <m:t xml:space="preserve">P</m:t>
+                  </m:r>
+                </m:e>
+                <m:sub>
+                  <m:r>
+                    <m:rPr>
+                      <m:sty m:val="p"/>
+                    </m:rPr>
+                    <w:rPr>
+                      <w:rFonts w:ascii="Cambria Math" w:hAnsi="Cambria Math"/>
+                    </w:rPr>
+                    <m:t xml:space="preserve">r</m:t>
+                  </m:r>
+                </m:sub>
+              </m:sSub>
+              <m:r>
+                <m:rPr>
+                  <m:sty m:val="p"/>
+                </m:rPr>
+                <w:rPr>
+                  <w:rFonts w:ascii="Cambria Math" w:hAnsi="Cambria Math"/>
+                </w:rPr>
+                <m:t xml:space="preserve">,</m:t>
+              </m:r>
+            </m:oMath>
+          </w:p>
+        </w:tc>
+        <w:tc>
+          <w:tcPr>
+            <w:tcW w:type="dxa" w:w="1020"/>
+            <w:vAlign w:val="center"/>
+          </w:tcPr>
+          <w:p>
+            <w:pPr>
+              <w:pStyle w:val="Formula"/>
+              <w:jc w:val="right"/>
+            </w:pPr>
+            <w:r>
+              <w:t>(2.6)</w:t>
+            </w:r>
+          </w:p>
+        </w:tc>
+      </w:tr>
+    </w:tbl>
+    <w:p>
+      <w:pPr>
+        <w:ind w:firstLine="0"/>
+      </w:pPr>
+      <w:r>
+        <w:t xml:space="preserve">где </w:t>
+      </w:r>
+      <w:r>
+        <w:t>Pₜ — мощность передатчика приёмника (14 или 20 дБм); Pᵣ — уровень его сигнала у платы с камерой, дБм. В L входят и потери антенн плат, поэтому результат относится к данной паре плат.</w:t>
+      </w:r>
+    </w:p>
+    <w:p>
+      <w:r>
+        <w:t>Для каждой технологии фиксируются потери, при которых наступает одно и то же состояние связи: видео передаётся; видео прекращается, а связь сохраняется; связь обрывается. Технологии сравниваются по одинаковым состояниям. Расстояние на трассе прямой видимости с теми же потерями находится обращением формулы (1.1):</w:t>
+      </w:r>
+    </w:p>
+    <w:tbl>
+      <w:tblPr>
+        <w:tblW w:type="auto" w:w="0"/>
+        <w:jc w:val="center"/>
+        <w:tblLayout w:type="fixed"/>
+        <w:tblLook w:firstColumn="1" w:firstRow="1" w:lastColumn="0" w:lastRow="0" w:noHBand="0" w:noVBand="1" w:val="04A0"/>
+        <w:tblBorders>
+          <w:top w:val="nil"/>
+          <w:left w:val="nil"/>
+          <w:bottom w:val="nil"/>
+          <w:right w:val="nil"/>
+          <w:insideH w:val="nil"/>
+          <w:insideV w:val="nil"/>
+        </w:tblBorders>
+      </w:tblPr>
+      <w:tblGrid>
+        <w:gridCol w:w="1020"/>
+        <w:gridCol w:w="7313"/>
+        <w:gridCol w:w="1020"/>
+      </w:tblGrid>
+      <w:tr>
+        <w:tc>
+          <w:tcPr>
+            <w:tcW w:type="dxa" w:w="1020"/>
+            <w:vAlign w:val="center"/>
+          </w:tcPr>
+          <w:p>
+            <w:pPr>
+              <w:pStyle w:val="Formula"/>
+            </w:pPr>
+          </w:p>
+        </w:tc>
+        <w:tc>
+          <w:tcPr>
+            <w:tcW w:type="dxa" w:w="7313"/>
+            <w:vAlign w:val="center"/>
+          </w:tcPr>
+          <w:p>
+            <w:pPr>
+              <w:pStyle w:val="Formula"/>
+              <w:jc w:val="center"/>
+            </w:pPr>
+            <m:oMath>
+              <m:r>
+                <w:rPr>
+                  <w:rFonts w:ascii="Cambria Math" w:hAnsi="Cambria Math"/>
+                </w:rPr>
+                <m:t xml:space="preserve">d</m:t>
+              </m:r>
+              <m:r>
+                <m:rPr>
+                  <m:sty m:val="p"/>
+                </m:rPr>
+                <w:rPr>
+                  <w:rFonts w:ascii="Cambria Math" w:hAnsi="Cambria Math"/>
+                </w:rPr>
+                <m:t xml:space="preserve"> = </m:t>
+              </m:r>
+              <m:f>
+                <m:num>
+                  <m:r>
+                    <w:rPr>
+                      <w:rFonts w:ascii="Cambria Math" w:hAnsi="Cambria Math"/>
+                    </w:rPr>
+                    <m:t xml:space="preserve">λ</m:t>
+                  </m:r>
+                </m:num>
+                <m:den>
+                  <m:r>
+                    <m:rPr>
+                      <m:sty m:val="p"/>
+                    </m:rPr>
+                    <w:rPr>
+                      <w:rFonts w:ascii="Cambria Math" w:hAnsi="Cambria Math"/>
+                    </w:rPr>
+                    <m:t xml:space="preserve">4π</m:t>
+                  </m:r>
+                </m:den>
+              </m:f>
+              <m:r>
+                <m:rPr>
+                  <m:sty m:val="p"/>
+                </m:rPr>
+                <w:rPr>
+                  <w:rFonts w:ascii="Cambria Math" w:hAnsi="Cambria Math"/>
+                </w:rPr>
+                <m:t xml:space="preserve"> </m:t>
+              </m:r>
+              <m:sSup>
+                <m:e>
+                  <m:r>
+                    <m:rPr>
+                      <m:sty m:val="p"/>
+                    </m:rPr>
+                    <w:rPr>
+                      <w:rFonts w:ascii="Cambria Math" w:hAnsi="Cambria Math"/>
+                    </w:rPr>
+                    <m:t xml:space="preserve">10</m:t>
+                  </m:r>
+                </m:e>
+                <m:sup>
+                  <m:r>
+                    <w:rPr>
+                      <w:rFonts w:ascii="Cambria Math" w:hAnsi="Cambria Math"/>
+                    </w:rPr>
+                    <m:t xml:space="preserve">L</m:t>
+                  </m:r>
+                  <m:r>
+                    <m:rPr>
+                      <m:sty m:val="p"/>
+                    </m:rPr>
+                    <w:rPr>
+                      <w:rFonts w:ascii="Cambria Math" w:hAnsi="Cambria Math"/>
+                    </w:rPr>
+                    <m:t xml:space="preserve">/20</m:t>
+                  </m:r>
+                </m:sup>
+              </m:sSup>
+              <m:r>
+                <m:rPr>
+                  <m:sty m:val="p"/>
+                </m:rPr>
+                <w:rPr>
+                  <w:rFonts w:ascii="Cambria Math" w:hAnsi="Cambria Math"/>
+                </w:rPr>
+                <m:t xml:space="preserve">.</m:t>
+              </m:r>
+            </m:oMath>
+          </w:p>
+        </w:tc>
+        <w:tc>
+          <w:tcPr>
+            <w:tcW w:type="dxa" w:w="1020"/>
+            <w:vAlign w:val="center"/>
+          </w:tcPr>
+          <w:p>
+            <w:pPr>
+              <w:pStyle w:val="Formula"/>
+              <w:jc w:val="right"/>
+            </w:pPr>
+            <w:r>
+              <w:t>(2.7)</w:t>
+            </w:r>
+          </w:p>
+        </w:tc>
+      </w:tr>
+    </w:tbl>
+    <w:p>
+      <w:pPr>
+        <w:ind w:firstLine="0"/>
+      </w:pPr>
+      <w:r>
+        <w:t xml:space="preserve">где </w:t>
+      </w:r>
+      <w:r>
+        <w:t>λ — длина волны: 0,346 м для Wi-Fi HaLow (867 МГц) и 0,123 м для Wi-Fi 2,4 ГГц (2437 МГц).</w:t>
       </w:r>
     </w:p>
     <w:p>
@@ -5558,7 +5881,7 @@
               <w:jc w:val="right"/>
             </w:pPr>
             <w:r>
-              <w:t>(2.6)</w:t>
+              <w:t>(2.8)</w:t>
             </w:r>
           </w:p>
         </w:tc>
@@ -5700,7 +6023,7 @@
               <w:jc w:val="right"/>
             </w:pPr>
             <w:r>
-              <w:t>(2.7)</w:t>
+              <w:t>(2.9)</w:t>
             </w:r>
           </w:p>
         </w:tc>
@@ -6495,6 +6818,17 @@
       </w:r>
       <w:r>
         <w:t>Канал 2 МГц с центром 867,0 МГц (полоса 866–868 МГц), мощность не более 14 дБм. Камера — в соседней комнате на расстоянии около 5 м от приёмника, питание от внешнего аккумулятора; приёмник подключён к компьютеру по USB. Разрешение — 320 × 240 точек с 29.09 и 480 × 320 с 06.10. С 05.10 модуль камеры работает точкой доступа (AP), модуль приёмника — станцией (STA); причины смены ролей приведены в разделе 2.6 (пункт 4) и в разделе 3.4. Итоговая версия программного обеспечения стенда зафиксирована 08.10.2026.</w:t>
+      </w:r>
+    </w:p>
+    <w:p>
+      <w:r>
+        <w:rPr>
+          <w:b/>
+        </w:rPr>
+        <w:t xml:space="preserve">Измерение границы связи (16.10). </w:t>
+      </w:r>
+      <w:r>
+        <w:t>Итоговая версия Wi-Fi HaLow (14 дБм) и Wi-Fi 2,4 ГГц той же пары плат (20 дБм) испытаны на одних и тех же положениях приёмника по методике раздела 2.4; результаты пересчитаны на трассу прямой видимости (раздел 3.6).</w:t>
       </w:r>
     </w:p>
     <w:p>
@@ -9647,12 +9981,12 @@
         <w:pStyle w:val="Heading2"/>
       </w:pPr>
       <w:r>
-        <w:t>3.6 Оценка дальности: расчёт бюджета канала и опубликованные натурные данные</w:t>
+        <w:t>3.6 Оценка дальности: расчёт, измерение границы связи и опубликованные данные</w:t>
       </w:r>
     </w:p>
     <w:p>
       <w:r>
-        <w:t>Собственные измерения на дальности в работе не выполнялись. Дальность оценивается расчётом энергетического бюджета канала по паспортным данным радиомодуля и сопоставлением расчёта с опубликованными натурными данными производителя того же радиомодуля. Допустимые потери на трассе определяются бюджетом</w:t>
+        <w:t>Дальность оценивается тремя способами: расчётом энергетического бюджета канала по паспортным данным радиомодуля, измерением границы связи данной пары плат с пересчётом на трассу прямой видимости и сопоставлением с опубликованными натурными данными производителя того же радиомодуля. Допустимые потери на трассе определяются бюджетом</w:t>
       </w:r>
     </w:p>
     <w:tbl>
@@ -11902,7 +12236,7 @@
         <w:t>3.8</w:t>
       </w:r>
       <w:r>
-        <w:t xml:space="preserve"> считает шум приёмника тепловым. Фон, который оценивает сам радиомодуль, на плате с камерой в августе — сентябре составлял около −60 дБм, на 27 дБ выше, чем у приёмника; при этом он менялся в течение суток (−60 против −90 дБм, 15.09), а 05.10 составил −101 дБм (раздел 2.2). Плата с камерой принимает подтверждения и квитанции, поэтому в худшем случае её фон ограничивает весь канал: допустимые потери уменьшаются на 27 дБ, и граница в свободном пространстве сокращается в 22 раза — до 44 м на MCS 7 и 220 м на MCS 0. На трассе 5 м отношение сигнал/шум временами проседало до 12–20 дБ, а регулятор поднимал мощность до 11–13 дБм из 14 возможных (08.10). Следовательно, дальности таблицы — возможности радиомодуля, а граница связи данной пары плат лежит между ними и оценкой худшего случая и должна быть установлена измерением.</w:t>
+        <w:t xml:space="preserve"> считает шум приёмника тепловым. Фон, который оценивает сам радиомодуль, на плате с камерой в августе — сентябре составлял около −60 дБм, на 27 дБ выше, чем у приёмника; при этом он менялся в течение суток (−60 против −90 дБм, 15.09), а 05.10 составил −101 дБм (раздел 2.2). Плата с камерой принимает подтверждения и квитанции, поэтому в худшем случае её фон ограничивает весь канал: допустимые потери уменьшаются на 27 дБ, и граница в свободном пространстве сокращается в 22 раза — до 44 м на MCS 7 и 220 м на MCS 0. На трассе 5 м отношение сигнал/шум временами проседало до 12–20 дБ, а регулятор поднимал мощность до 11–13 дБм из 14 возможных (08.10). Следовательно, дальности таблицы — возможности радиомодуля, а граница связи данной пары плат лежит между ними и оценкой худшего случая; её измерение приведено ниже.</w:t>
       </w:r>
     </w:p>
     <w:p>
@@ -12434,33 +12768,14 @@
       </w:r>
     </w:p>
     <w:p>
-      <w:pPr>
-        <w:pStyle w:val="Heading2"/>
-      </w:pPr>
-      <w:r>
-        <w:t>3.7 Сравнение с IEEE 802.11 (Wi-Fi 2,4 и 5 ГГц) и LoRa</w:t>
-      </w:r>
-    </w:p>
-    <w:p>
-      <w:r>
-        <w:t xml:space="preserve">Сравнение по критериям задания — дальности, уровню сигнала, задержке и потерям пакетов, — а также по пропускной способности, энергопотреблению и проникающей способности выполнено по результатам стенда для Wi-Fi HaLow, расчёту на одной плате (таблица </w:t>
-      </w:r>
-      <w:r>
-        <w:t>3.8</w:t>
-      </w:r>
-      <w:r>
-        <w:t>) и опубликованным данным для других протоколов. Опубликованных измерений задержки и потерь для Wi-Fi HaLow и для Wi-Fi на ESP32 в доступных источниках нет, поэтому для обоих протоколов приведены собственные измерения на одной паре плат.</w:t>
-      </w:r>
-    </w:p>
-    <w:p>
       <w:r>
         <w:rPr>
           <w:b/>
         </w:rPr>
-        <w:t xml:space="preserve">Измерение на идентичной платформе. </w:t>
-      </w:r>
-      <w:r>
-        <w:t>Тот же видеопоток (480 × 320, JPEG, до 5 видеокадров в секунду, куски по 1400 Б) передан встроенным Wi-Fi 2,4 ГГц процессора ESP32-S3 тех же плат (802.11n, канал 20 МГц, точка доступа — плата с камерой) на той же трассе 5 м через стену при мощности 14 дБм (как у Wi-Fi HaLow) и 20 дБм (норма для 2,4 ГГц). Ёмкость канала измерена синтетическим потоком: плата с камерой без пауз передаёт пакеты по 1400 Б, приёмник считает доставленные байты и пропуски по номерам. Результаты — в таблице 3.10; данные Wi-Fi HaLow — итоговая версия стенда на той же трассе.</w:t>
+        <w:t xml:space="preserve">Измерение границы связи. </w:t>
+      </w:r>
+      <w:r>
+        <w:t>Граница связи итоговой версии стенда измерена по методике раздела 2.4 в единицах потерь на трассе и пересчитана на трассу прямой видимости (таблица 3.10). Для сравнения на идентичной платформе в таблицу включён Wi-Fi 2,4 ГГц той же пары плат при 20 дБм (раздел 3.7).</w:t>
       </w:r>
     </w:p>
     <w:p>
@@ -12469,7 +12784,577 @@
         <w:ind w:firstLine="0"/>
       </w:pPr>
       <w:r>
-        <w:t>Таблица 3.10 – Wi-Fi HaLow и Wi-Fi 2,4 ГГц на одной паре плат, трасса 5 м</w:t>
+        <w:t>Таблица 3.10 – Граница связи на одной паре плат T-HaLow в пересчёте на трассу прямой видимости (измерение 16.10)</w:t>
+      </w:r>
+    </w:p>
+    <w:tbl>
+      <w:tblPr>
+        <w:tblStyle w:val="TableGrid"/>
+        <w:tblW w:type="auto" w:w="0"/>
+        <w:jc w:val="center"/>
+        <w:tblLayout w:type="fixed"/>
+        <w:tblLook w:firstColumn="1" w:firstRow="1" w:lastColumn="0" w:lastRow="0" w:noHBand="0" w:noVBand="1" w:val="04A0"/>
+        <w:tblCellMar>
+          <w:left w:w="57" w:type="dxa"/>
+          <w:right w:w="57" w:type="dxa"/>
+        </w:tblCellMar>
+      </w:tblPr>
+      <w:tblGrid>
+        <w:gridCol w:w="3118"/>
+        <w:gridCol w:w="1247"/>
+        <w:gridCol w:w="1474"/>
+        <w:gridCol w:w="1247"/>
+        <w:gridCol w:w="1474"/>
+      </w:tblGrid>
+      <w:tr>
+        <w:trPr>
+          <w:cantSplit/>
+          <w:tblHeader w:val="true"/>
+        </w:trPr>
+        <w:tc>
+          <w:tcPr>
+            <w:tcW w:type="dxa" w:w="3118"/>
+            <w:vAlign w:val="center"/>
+          </w:tcPr>
+          <w:p>
+            <w:pPr>
+              <w:pStyle w:val="TableText"/>
+              <w:keepNext/>
+              <w:jc w:val="center"/>
+            </w:pPr>
+            <w:r>
+              <w:rPr>
+                <w:b/>
+                <w:sz w:val="20"/>
+              </w:rPr>
+              <w:t>Состояние связи</w:t>
+            </w:r>
+          </w:p>
+        </w:tc>
+        <w:tc>
+          <w:tcPr>
+            <w:tcW w:type="dxa" w:w="1247"/>
+            <w:vAlign w:val="center"/>
+          </w:tcPr>
+          <w:p>
+            <w:pPr>
+              <w:pStyle w:val="TableText"/>
+              <w:keepNext/>
+              <w:jc w:val="center"/>
+            </w:pPr>
+            <w:r>
+              <w:rPr>
+                <w:b/>
+                <w:sz w:val="20"/>
+              </w:rPr>
+              <w:t>Wi-Fi HaLow, 14 дБм: L, дБ</w:t>
+            </w:r>
+          </w:p>
+        </w:tc>
+        <w:tc>
+          <w:tcPr>
+            <w:tcW w:type="dxa" w:w="1474"/>
+            <w:vAlign w:val="center"/>
+          </w:tcPr>
+          <w:p>
+            <w:pPr>
+              <w:pStyle w:val="TableText"/>
+              <w:keepNext/>
+              <w:jc w:val="center"/>
+            </w:pPr>
+            <w:r>
+              <w:rPr>
+                <w:b/>
+                <w:sz w:val="20"/>
+              </w:rPr>
+              <w:t>Трасса прямой видимости, км</w:t>
+            </w:r>
+          </w:p>
+        </w:tc>
+        <w:tc>
+          <w:tcPr>
+            <w:tcW w:type="dxa" w:w="1247"/>
+            <w:vAlign w:val="center"/>
+          </w:tcPr>
+          <w:p>
+            <w:pPr>
+              <w:pStyle w:val="TableText"/>
+              <w:keepNext/>
+              <w:jc w:val="center"/>
+            </w:pPr>
+            <w:r>
+              <w:rPr>
+                <w:b/>
+                <w:sz w:val="20"/>
+              </w:rPr>
+              <w:t>Wi-Fi 2,4 ГГц, 20 дБм: L, дБ</w:t>
+            </w:r>
+          </w:p>
+        </w:tc>
+        <w:tc>
+          <w:tcPr>
+            <w:tcW w:type="dxa" w:w="1474"/>
+            <w:vAlign w:val="center"/>
+          </w:tcPr>
+          <w:p>
+            <w:pPr>
+              <w:pStyle w:val="TableText"/>
+              <w:keepNext/>
+              <w:jc w:val="center"/>
+            </w:pPr>
+            <w:r>
+              <w:rPr>
+                <w:b/>
+                <w:sz w:val="20"/>
+              </w:rPr>
+              <w:t>Трасса прямой видимости, км</w:t>
+            </w:r>
+          </w:p>
+        </w:tc>
+      </w:tr>
+      <w:tr>
+        <w:trPr>
+          <w:cantSplit/>
+        </w:trPr>
+        <w:tc>
+          <w:tcPr>
+            <w:tcW w:type="dxa" w:w="3118"/>
+            <w:vAlign w:val="center"/>
+          </w:tcPr>
+          <w:p>
+            <w:pPr>
+              <w:pStyle w:val="TableText"/>
+              <w:keepNext/>
+              <w:jc w:val="left"/>
+            </w:pPr>
+            <w:r>
+              <w:rPr>
+                <w:sz w:val="20"/>
+              </w:rPr>
+              <w:t>видео передаётся, потери видеокадров 2–3 %</w:t>
+            </w:r>
+          </w:p>
+        </w:tc>
+        <w:tc>
+          <w:tcPr>
+            <w:tcW w:type="dxa" w:w="1247"/>
+            <w:vAlign w:val="center"/>
+          </w:tcPr>
+          <w:p>
+            <w:pPr>
+              <w:pStyle w:val="TableText"/>
+              <w:keepNext/>
+              <w:jc w:val="center"/>
+            </w:pPr>
+            <w:r>
+              <w:rPr>
+                <w:sz w:val="20"/>
+              </w:rPr>
+              <w:t>66</w:t>
+            </w:r>
+          </w:p>
+        </w:tc>
+        <w:tc>
+          <w:tcPr>
+            <w:tcW w:type="dxa" w:w="1474"/>
+            <w:vAlign w:val="center"/>
+          </w:tcPr>
+          <w:p>
+            <w:pPr>
+              <w:pStyle w:val="TableText"/>
+              <w:keepNext/>
+              <w:jc w:val="center"/>
+            </w:pPr>
+            <w:r>
+              <w:rPr>
+                <w:sz w:val="20"/>
+              </w:rPr>
+              <w:t>0,055</w:t>
+            </w:r>
+          </w:p>
+        </w:tc>
+        <w:tc>
+          <w:tcPr>
+            <w:tcW w:type="dxa" w:w="1247"/>
+            <w:vAlign w:val="center"/>
+          </w:tcPr>
+          <w:p>
+            <w:pPr>
+              <w:pStyle w:val="TableText"/>
+              <w:keepNext/>
+              <w:jc w:val="center"/>
+            </w:pPr>
+            <w:r>
+              <w:rPr>
+                <w:sz w:val="20"/>
+              </w:rPr>
+              <w:t>75</w:t>
+            </w:r>
+          </w:p>
+        </w:tc>
+        <w:tc>
+          <w:tcPr>
+            <w:tcW w:type="dxa" w:w="1474"/>
+            <w:vAlign w:val="center"/>
+          </w:tcPr>
+          <w:p>
+            <w:pPr>
+              <w:pStyle w:val="TableText"/>
+              <w:keepNext/>
+              <w:jc w:val="center"/>
+            </w:pPr>
+            <w:r>
+              <w:rPr>
+                <w:sz w:val="20"/>
+              </w:rPr>
+              <w:t>0,055</w:t>
+            </w:r>
+          </w:p>
+        </w:tc>
+      </w:tr>
+      <w:tr>
+        <w:trPr>
+          <w:cantSplit/>
+        </w:trPr>
+        <w:tc>
+          <w:tcPr>
+            <w:tcW w:type="dxa" w:w="3118"/>
+            <w:vAlign w:val="center"/>
+          </w:tcPr>
+          <w:p>
+            <w:pPr>
+              <w:pStyle w:val="TableText"/>
+              <w:keepNext/>
+              <w:jc w:val="left"/>
+            </w:pPr>
+            <w:r>
+              <w:rPr>
+                <w:sz w:val="20"/>
+              </w:rPr>
+              <w:t>видео передаётся, потери видеокадров 9 %</w:t>
+            </w:r>
+          </w:p>
+        </w:tc>
+        <w:tc>
+          <w:tcPr>
+            <w:tcW w:type="dxa" w:w="1247"/>
+            <w:vAlign w:val="center"/>
+          </w:tcPr>
+          <w:p>
+            <w:pPr>
+              <w:pStyle w:val="TableText"/>
+              <w:keepNext/>
+              <w:jc w:val="center"/>
+            </w:pPr>
+            <w:r>
+              <w:rPr>
+                <w:sz w:val="20"/>
+              </w:rPr>
+              <w:t>81</w:t>
+            </w:r>
+          </w:p>
+        </w:tc>
+        <w:tc>
+          <w:tcPr>
+            <w:tcW w:type="dxa" w:w="1474"/>
+            <w:vAlign w:val="center"/>
+          </w:tcPr>
+          <w:p>
+            <w:pPr>
+              <w:pStyle w:val="TableText"/>
+              <w:keepNext/>
+              <w:jc w:val="center"/>
+            </w:pPr>
+            <w:r>
+              <w:rPr>
+                <w:sz w:val="20"/>
+              </w:rPr>
+              <w:t>0,31</w:t>
+            </w:r>
+          </w:p>
+        </w:tc>
+        <w:tc>
+          <w:tcPr>
+            <w:tcW w:type="dxa" w:w="1247"/>
+            <w:vAlign w:val="center"/>
+          </w:tcPr>
+          <w:p>
+            <w:pPr>
+              <w:pStyle w:val="TableText"/>
+              <w:keepNext/>
+              <w:jc w:val="center"/>
+            </w:pPr>
+            <w:r>
+              <w:rPr>
+                <w:sz w:val="20"/>
+              </w:rPr>
+              <w:t>—</w:t>
+            </w:r>
+          </w:p>
+        </w:tc>
+        <w:tc>
+          <w:tcPr>
+            <w:tcW w:type="dxa" w:w="1474"/>
+            <w:vAlign w:val="center"/>
+          </w:tcPr>
+          <w:p>
+            <w:pPr>
+              <w:pStyle w:val="TableText"/>
+              <w:keepNext/>
+              <w:jc w:val="center"/>
+            </w:pPr>
+            <w:r>
+              <w:rPr>
+                <w:sz w:val="20"/>
+              </w:rPr>
+              <w:t>—</w:t>
+            </w:r>
+          </w:p>
+        </w:tc>
+      </w:tr>
+      <w:tr>
+        <w:trPr>
+          <w:cantSplit/>
+        </w:trPr>
+        <w:tc>
+          <w:tcPr>
+            <w:tcW w:type="dxa" w:w="3118"/>
+            <w:vAlign w:val="center"/>
+          </w:tcPr>
+          <w:p>
+            <w:pPr>
+              <w:pStyle w:val="TableText"/>
+              <w:keepNext/>
+              <w:jc w:val="left"/>
+            </w:pPr>
+            <w:r>
+              <w:rPr>
+                <w:sz w:val="20"/>
+              </w:rPr>
+              <w:t>видео прекращено, связь сохраняется</w:t>
+            </w:r>
+          </w:p>
+        </w:tc>
+        <w:tc>
+          <w:tcPr>
+            <w:tcW w:type="dxa" w:w="1247"/>
+            <w:vAlign w:val="center"/>
+          </w:tcPr>
+          <w:p>
+            <w:pPr>
+              <w:pStyle w:val="TableText"/>
+              <w:keepNext/>
+              <w:jc w:val="center"/>
+            </w:pPr>
+            <w:r>
+              <w:rPr>
+                <w:sz w:val="20"/>
+              </w:rPr>
+              <w:t>92</w:t>
+            </w:r>
+          </w:p>
+        </w:tc>
+        <w:tc>
+          <w:tcPr>
+            <w:tcW w:type="dxa" w:w="1474"/>
+            <w:vAlign w:val="center"/>
+          </w:tcPr>
+          <w:p>
+            <w:pPr>
+              <w:pStyle w:val="TableText"/>
+              <w:keepNext/>
+              <w:jc w:val="center"/>
+            </w:pPr>
+            <w:r>
+              <w:rPr>
+                <w:sz w:val="20"/>
+              </w:rPr>
+              <w:t>1,10</w:t>
+            </w:r>
+          </w:p>
+        </w:tc>
+        <w:tc>
+          <w:tcPr>
+            <w:tcW w:type="dxa" w:w="1247"/>
+            <w:vAlign w:val="center"/>
+          </w:tcPr>
+          <w:p>
+            <w:pPr>
+              <w:pStyle w:val="TableText"/>
+              <w:keepNext/>
+              <w:jc w:val="center"/>
+            </w:pPr>
+            <w:r>
+              <w:rPr>
+                <w:sz w:val="20"/>
+              </w:rPr>
+              <w:t>96</w:t>
+            </w:r>
+          </w:p>
+        </w:tc>
+        <w:tc>
+          <w:tcPr>
+            <w:tcW w:type="dxa" w:w="1474"/>
+            <w:vAlign w:val="center"/>
+          </w:tcPr>
+          <w:p>
+            <w:pPr>
+              <w:pStyle w:val="TableText"/>
+              <w:keepNext/>
+              <w:jc w:val="center"/>
+            </w:pPr>
+            <w:r>
+              <w:rPr>
+                <w:sz w:val="20"/>
+              </w:rPr>
+              <w:t>0,62</w:t>
+            </w:r>
+          </w:p>
+        </w:tc>
+      </w:tr>
+      <w:tr>
+        <w:trPr>
+          <w:cantSplit/>
+        </w:trPr>
+        <w:tc>
+          <w:tcPr>
+            <w:tcW w:type="dxa" w:w="3118"/>
+            <w:vAlign w:val="center"/>
+          </w:tcPr>
+          <w:p>
+            <w:pPr>
+              <w:pStyle w:val="TableText"/>
+              <w:jc w:val="left"/>
+            </w:pPr>
+            <w:r>
+              <w:rPr>
+                <w:sz w:val="20"/>
+              </w:rPr>
+              <w:t>наибольшие потери при сохранении связи (далее — обрыв)</w:t>
+            </w:r>
+          </w:p>
+        </w:tc>
+        <w:tc>
+          <w:tcPr>
+            <w:tcW w:type="dxa" w:w="1247"/>
+            <w:vAlign w:val="center"/>
+          </w:tcPr>
+          <w:p>
+            <w:pPr>
+              <w:pStyle w:val="TableText"/>
+              <w:jc w:val="center"/>
+            </w:pPr>
+            <w:r>
+              <w:rPr>
+                <w:sz w:val="20"/>
+              </w:rPr>
+              <w:t>95</w:t>
+            </w:r>
+          </w:p>
+        </w:tc>
+        <w:tc>
+          <w:tcPr>
+            <w:tcW w:type="dxa" w:w="1474"/>
+            <w:vAlign w:val="center"/>
+          </w:tcPr>
+          <w:p>
+            <w:pPr>
+              <w:pStyle w:val="TableText"/>
+              <w:jc w:val="center"/>
+            </w:pPr>
+            <w:r>
+              <w:rPr>
+                <w:sz w:val="20"/>
+              </w:rPr>
+              <w:t>1,55</w:t>
+            </w:r>
+          </w:p>
+        </w:tc>
+        <w:tc>
+          <w:tcPr>
+            <w:tcW w:type="dxa" w:w="1247"/>
+            <w:vAlign w:val="center"/>
+          </w:tcPr>
+          <w:p>
+            <w:pPr>
+              <w:pStyle w:val="TableText"/>
+              <w:jc w:val="center"/>
+            </w:pPr>
+            <w:r>
+              <w:rPr>
+                <w:sz w:val="20"/>
+              </w:rPr>
+              <w:t>99</w:t>
+            </w:r>
+          </w:p>
+        </w:tc>
+        <w:tc>
+          <w:tcPr>
+            <w:tcW w:type="dxa" w:w="1474"/>
+            <w:vAlign w:val="center"/>
+          </w:tcPr>
+          <w:p>
+            <w:pPr>
+              <w:pStyle w:val="TableText"/>
+              <w:jc w:val="center"/>
+            </w:pPr>
+            <w:r>
+              <w:rPr>
+                <w:sz w:val="20"/>
+              </w:rPr>
+              <w:t>0,87</w:t>
+            </w:r>
+          </w:p>
+        </w:tc>
+      </w:tr>
+    </w:tbl>
+    <w:p>
+      <w:pPr>
+        <w:spacing w:line="240" w:lineRule="auto"/>
+      </w:pPr>
+    </w:p>
+    <w:p>
+      <w:r>
+        <w:t>Видеопоток Wi-Fi HaLow передаётся до потерь на трассе 81 дБ (≈ 310 м на трассе прямой видимости) при потерях видеокадров 9 %; при 92 дБ (≈ 1,10 км) видео прекращается, но связь сохраняется вплоть до 95 дБ (≈ 1,55 км). Измеренная граница связи лежит в пределах расчётного диапазона таблицы 3.8 и согласуется с паспортом радиомодуля — 1200 м при +20 дБм [17], — хотя получена при мощности на 6 дБ ниже, в пределах нормы ГКРЧ. Уровень сигнала на границе связи составил −81 дБм, что на 20 дБ выше оценки чувствительности для канала 2 МГц; это согласуется с повышенным фоном платы с камерой (раздел 2.2).</w:t>
+      </w:r>
+    </w:p>
+    <w:p>
+      <w:pPr>
+        <w:pStyle w:val="Heading2"/>
+      </w:pPr>
+      <w:r>
+        <w:t>3.7 Сравнение с IEEE 802.11 (Wi-Fi 2,4 и 5 ГГц) и LoRa</w:t>
+      </w:r>
+    </w:p>
+    <w:p>
+      <w:r>
+        <w:t xml:space="preserve">Сравнение по критериям задания — дальности, уровню сигнала, задержке и потерям пакетов, — а также по пропускной способности, энергопотреблению и проникающей способности выполнено по результатам стенда для Wi-Fi HaLow, расчёту на одной плате (таблица </w:t>
+      </w:r>
+      <w:r>
+        <w:t>3.8</w:t>
+      </w:r>
+      <w:r>
+        <w:t>) и опубликованным данным для других протоколов. Опубликованных измерений задержки и потерь для Wi-Fi HaLow и для Wi-Fi на ESP32 в доступных источниках нет, поэтому для обоих протоколов приведены собственные измерения на одной паре плат.</w:t>
+      </w:r>
+    </w:p>
+    <w:p>
+      <w:r>
+        <w:rPr>
+          <w:b/>
+        </w:rPr>
+        <w:t xml:space="preserve">Измерение на идентичной платформе. </w:t>
+      </w:r>
+      <w:r>
+        <w:t>Тот же видеопоток (480 × 320, JPEG, до 5 видеокадров в секунду, куски по 1400 Б) передан встроенным Wi-Fi 2,4 ГГц процессора ESP32-S3 тех же плат (802.11n, канал 20 МГц, точка доступа — плата с камерой) на той же трассе 5 м через стену при мощности 14 дБм (как у Wi-Fi HaLow) и 20 дБм (норма для 2,4 ГГц). Ёмкость канала измерена синтетическим потоком: плата с камерой без пауз передаёт пакеты по 1400 Б, приёмник считает доставленные байты и пропуски по номерам. Результаты — в таблице 3.11; данные Wi-Fi HaLow — итоговая версия стенда на той же трассе.</w:t>
+      </w:r>
+    </w:p>
+    <w:p>
+      <w:pPr>
+        <w:pStyle w:val="TableCaption"/>
+        <w:ind w:firstLine="0"/>
+      </w:pPr>
+      <w:r>
+        <w:t>Таблица 3.11 – Wi-Fi HaLow и Wi-Fi 2,4 ГГц на одной паре плат, трасса 5 м</w:t>
       </w:r>
     </w:p>
     <w:tbl>
@@ -13148,6 +14033,17 @@
     <w:p>
       <w:r>
         <w:t>На короткой трассе Wi-Fi 2,4 ГГц даёт ёмкость в 15–19 раз больше, чем Wi-Fi HaLow, а видеопоток около 1 Мбит/с, ограниченный камерой, оба канала передают сопоставимо. Запас по сигналу у Wi-Fi HaLow при этом больше: регулятор держит мощность 1 дБм при отношении сигнал/фон 24–40 дБ, тогда как Wi-Fi 2,4 ГГц при 14–20 дБм имеет 15–24 дБ, то есть при удалении начнёт терять видео раньше. Фон у платы с камерой на 2,4 ГГц постоянен (−90 дБм), в диапазоне 867 МГц он менялся по дням, и помехи камеры сильнее влияют на Wi-Fi HaLow. Задержку Wi-Fi HaLow увеличивают досылка кусков и паузы планирования, которых в Wi-Fi-тракте нет. Измерения Wi-Fi HaLow и Wi-Fi 2,4 ГГц разнесены на пять дней, а канал на трассе меняется по времени суток.</w:t>
+      </w:r>
+    </w:p>
+    <w:p>
+      <w:r>
+        <w:rPr>
+          <w:b/>
+        </w:rPr>
+        <w:t xml:space="preserve">Граница связи на идентичной платформе. </w:t>
+      </w:r>
+      <w:r>
+        <w:t>Измерение границы связи обеих технологий на одних и тех же положениях приёмника (таблица 3.10) подтвердило, что Wi-Fi 2,4 ГГц теряет видео раньше. На трассе прямой видимости видео Wi-Fi 2,4 ГГц прекращается на ≈ 0,62 км, а Wi-Fi HaLow — на ≈ 1,10 км; граница связи — ≈ 0,87 и ≈ 1,55 км. Wi-Fi HaLow удерживает связь в 1,8 раза дальше при мощности на 6 дБ ниже: допустимые потери у технологий близки (95 и 99 дБ), а на частоте 867 МГц те же потери набираются на расстоянии в 2,8 раза большем.</w:t>
       </w:r>
     </w:p>
     <w:p>
@@ -13247,7 +14143,7 @@
         <w:t>3.3</w:t>
       </w:r>
       <w:r>
-        <w:t>: для каждого расстояния указана наибольшая скорость, при которой связь сохраняется. У земли (антенны на 1,5 м) за точкой излома потери от частоты не зависят, и все технологии теряют дальность в разы; антенна на борту на высоте 50 м возвращает Wi-Fi HaLow скорость 650 кбит/с на 1–2 км, а Wi-Fi 2,4 ГГц — 1–6,5 Мбит/с до 2 км. Скорость не ниже видеопотока стенда 1063 кбит/с (выделено жирным) в свободном пространстве и с антенной на борту по расчёту сохраняется у Wi-Fi 2,4 ГГц до 1 км, у Wi-Fi HaLow — до 0,5 км на сетке расстояний рисунка (граница MCS 7 — 0,98 км). Для промежуточных режимов Wi-Fi HaLow (MCS 1–6, 1,3–5,85 Мбит/с) паспорт чувствительности не приводит, поэтому граница видеосвязи Wi-Fi HaLow по расчёту занижена; её уточнение — задача натурных испытаний. Все дальности рисунков — возможности радиотрактов при тепловом шуме; при фоне платы с камерой −60 дБм они сократились бы в 22 раза (раздел 3.6).</w:t>
+        <w:t>: для каждого расстояния указана наибольшая скорость, при которой связь сохраняется. У земли (антенны на 1,5 м) за точкой излома потери от частоты не зависят, и все технологии теряют дальность в разы; антенна на борту на высоте 50 м возвращает Wi-Fi HaLow скорость 650 кбит/с на 1–2 км, а Wi-Fi 2,4 ГГц — 1–6,5 Мбит/с до 2 км. Скорость не ниже видеопотока стенда 1063 кбит/с (выделено жирным) в свободном пространстве и с антенной на борту по расчёту сохраняется у Wi-Fi 2,4 ГГц до 1 км, у Wi-Fi HaLow — до 0,5 км на сетке расстояний рисунка (граница MCS 7 — 0,98 км). Для промежуточных режимов Wi-Fi HaLow (MCS 1–6, 1,3–5,85 Мбит/с) паспорт чувствительности не приводит. Все дальности рисунков — возможности радиотрактов при тепловом шуме; измеренная граница видеосвязи данной пары плат — около 310 м на трассе прямой видимости, граница связи — около 1,55 км (таблица 3.10).</w:t>
       </w:r>
     </w:p>
     <w:p>
@@ -13366,7 +14262,7 @@
         <w:t xml:space="preserve">Сводка по критериям приведена в таблице </w:t>
       </w:r>
       <w:r>
-        <w:t>3.11</w:t>
+        <w:t>3.12</w:t>
       </w:r>
       <w:r>
         <w:t>.</w:t>
@@ -13378,7 +14274,7 @@
         <w:ind w:firstLine="0"/>
       </w:pPr>
       <w:r>
-        <w:t>Таблица 3.11 – Сравнение Wi-Fi HaLow с Wi-Fi 2,4/5 ГГц и LoRa по критериям</w:t>
+        <w:t>Таблица 3.12 – Сравнение Wi-Fi HaLow с Wi-Fi 2,4/5 ГГц и LoRa по критериям</w:t>
       </w:r>
     </w:p>
     <w:tbl>
@@ -13544,7 +14440,7 @@
               <w:rPr>
                 <w:sz w:val="20"/>
               </w:rPr>
-              <w:t>1200 м, &gt; 2 Мбит/с при +20 дБм [17]; расчёт при 14 дБм: 0,98–4,90 км в своб. простр. (табл. 3.8); при фоне платы с камерой −60 дБм — 44–220 м</w:t>
+              <w:t>измерение при 14 дБм: связь до 1,55 км, видео до 0,31 км на трассе прямой видимости (табл. 3.10); 1200 м, &gt; 2 Мбит/с при +20 дБм [17]; расчёт при 14 дБм: 0,98–4,90 км в своб. простр. (табл. 3.8)</w:t>
             </w:r>
           </w:p>
         </w:tc>
@@ -13563,7 +14459,7 @@
               <w:rPr>
                 <w:sz w:val="20"/>
               </w:rPr>
-              <w:t>расчёт при 20 дБм: 0,16–2,58 км в своб. простр. (табл. 3.8); собственный режим Espressif LR — до 1 км [20]</w:t>
+              <w:t>измерение при 20 дБм: связь до 0,87 км на трассе прямой видимости (табл. 3.10); расчёт при 20 дБм: 0,16–2,58 км в своб. простр. (табл. 3.8); собственный режим Espressif LR — до 1 км [20]</w:t>
             </w:r>
           </w:p>
         </w:tc>
@@ -14209,7 +15105,7 @@
     </w:p>
     <w:p>
       <w:r>
-        <w:t>Итог сравнения: Wi-Fi HaLow занимает промежуточное положение — на порядок медленнее Wi-Fi 2,4 ГГц и на два–три порядка быстрее LoRa; при нормах мощности Российской Федерации его преимущество в дальности над Wi-Fi 2,4 ГГц проявляется на малых скоростях и за препятствиями, а не в прямой видимости при равной скорости.</w:t>
+        <w:t>Итог сравнения: Wi-Fi HaLow занимает промежуточное положение — на порядок медленнее Wi-Fi 2,4 ГГц и на два–три порядка быстрее LoRa. При нормах мощности Российской Федерации на одной паре плат он удерживает связь на трассе прямой видимости в 1,8 раза дальше, чем Wi-Fi 2,4 ГГц (измерение); по расчёту его преимущество сохраняется на малых скоростях и за препятствиями.</w:t>
       </w:r>
     </w:p>
     <w:p>
@@ -14247,12 +15143,12 @@
     </w:p>
     <w:p>
       <w:r>
-        <w:t>6. Расчётная граница связи Wi-Fi HaLow при мощности 14 дБм и запасе 10 дБ — от 0,98 до 4,90 км в свободном пространстве; у наземных антенн она сокращается в несколько раз, антенна на борту на высоте 50 м её возвращает. Опубликованные данные производителя модуля (1200 м и более 2 Мбит/с в канале 2 МГц при +20 дБм; уровень сигнала на 300 и 600 м в пределах 2 дБ от расчёта) согласуются с расчётом; при норме 14 дБм это около 600 м. Это возможности радиомодуля; при фоне платы с камерой −60 дБм, наблюдавшемся в августе — сентябре, граница сократилась бы до 44–220 м. Фон непостоянен (до −101 дБм), поэтому границу данной пары плат должно установить измерение.</w:t>
+        <w:t>6. Расчётная граница связи Wi-Fi HaLow при мощности 14 дБм и запасе 10 дБ — от 0,98 до 4,90 км в свободном пространстве; у наземных антенн она сокращается в несколько раз, антенна на борту на высоте 50 м её возвращает. Опубликованные данные производителя модуля (1200 м и более 2 Мбит/с в канале 2 МГц при +20 дБм; уровень сигнала на 300 и 600 м в пределах 2 дБ от расчёта) согласуются с расчётом. Измерение границы связи данной пары плат при 14 дБм в пересчёте на трассу прямой видимости: видео передаётся до ≈ 310 м (потери видеокадров 9 %), связь сохраняется до ≈ 1,55 км — в пределах расчётного диапазона и на уровне паспортных 1200 м, полученных при мощности на 6 дБ выше нормы.</w:t>
       </w:r>
     </w:p>
     <w:p>
       <w:r>
-        <w:t>7. На идентичной платформе при нормах мощности Российской Федерации Wi-Fi HaLow и Wi-Fi 2,4 ГГц при равной скорости 6,5 Мбит/с имеют сопоставимую расчётную дальность; преимущество Wi-Fi HaLow — малые скорости с большей дальностью и на 6,3 дБ меньшее затухание в бетонной стене. Измерение на той же паре плат на трассе 5 м: ёмкость Wi-Fi 2,4 ГГц 15,7–19,2 Мбит/с против около 1 Мбит/с у Wi-Fi HaLow, видео передаётся сопоставимо (потери видеокадров 2,1–2,2 и 1,4 %), но запас по сигналу у Wi-Fi HaLow при мощности 1 дБм (24–40 дБ) больше, чем у Wi-Fi 2,4 ГГц при 14–20 дБм (15–24 дБ). LoRa превосходит по дальности, но её скорость на два–три порядка ниже видео.</w:t>
+        <w:t>7. На идентичной платформе при нормах мощности Российской Федерации Wi-Fi HaLow и Wi-Fi 2,4 ГГц при равной скорости 6,5 Мбит/с имеют сопоставимую расчётную дальность; преимущество Wi-Fi HaLow — малые скорости с большей дальностью и на 6,3 дБ меньшее затухание в бетонной стене. Измерение на той же паре плат на трассе 5 м: ёмкость Wi-Fi 2,4 ГГц 15,7–19,2 Мбит/с против около 1 Мбит/с у Wi-Fi HaLow, видео передаётся сопоставимо (потери видеокадров 2,1–2,2 и 1,4 %), но запас по сигналу у Wi-Fi HaLow при мощности 1 дБм (24–40 дБ) больше, чем у Wi-Fi 2,4 ГГц при 14–20 дБм (15–24 дБ). Измерение границы связи на тех же положениях приёмника подтвердило это: на трассе прямой видимости видео Wi-Fi 2,4 ГГц прекращается на ≈ 0,62 км против ≈ 1,10 км у Wi-Fi HaLow, связь — на ≈ 0,87 против ≈ 1,55 км, то есть Wi-Fi HaLow удерживает связь в 1,8 раза дальше при мощности на 6 дБ ниже. LoRa превосходит по дальности, но её скорость на два–три порядка ниже видео.</w:t>
       </w:r>
     </w:p>
     <w:p>
@@ -14301,7 +15197,7 @@
         <w:t xml:space="preserve">3. Серия стендовых экспериментов установила, что после устранения программных ограничений платформы пропускную способность ограничивает радиоканал между платами — около трети первых передач теряется даже при сильном сигнале, а эфир почти полностью занят повторами; интерфейс UART задаёт архитектурный предел 3,92 Мбит/с. Доработки программного обеспечения подняли полезную скорость со 121 до 1063 кбит/с (видео 480 × 320, 5 видеокадров в секунду, трасса 5 м). На трассе 5 м уровень сигнала составил −53 дБм, задержка по квитанции в медиане 0,34–0,50 с, потери видеокадров 1,4 %. Разработаны и проверены парными опытами гибрид помехоустойчивого кодирования и досылки, инерция управления качеством и нижняя граница модуляции по уровню сигнала; реализован и проверен регулятор мощности в пределах 1–14 дБм. Найдена причина искажения изображения — наводка собственного передатчика — и устранена программными средствами. </w:t>
       </w:r>
       <w:r>
-        <w:t>Расчёт бюджета канала по паспорту радиомодуля дал границу связи 0,98–4,90 км в свободном пространстве при 14 дБм и согласуется с опубликованными натурными данными производителя; при фоне платы с камерой −60 дБм, наблюдавшемся в августе — сентябре, граница сократилась бы до 44–220 м, поэтому для бортового применения помехи камеры необходимо устранить, а границу данной пары плат — измерить. Сравнение показало, что при нормах мощности Российской Федерации Wi-Fi HaLow выигрывает у Wi-Fi 2,4 ГГц на малых скоростях и за препятствиями, уступает ему в скорости на порядок и превосходит LoRa по скорости на два–три порядка. Измерение на той же паре плат подтвердило это: на трассе 5 м ёмкость Wi-Fi 2,4 ГГц составила 15,7–19,2 Мбит/с против около 1 Мбит/с, а запас по сигналу у Wi-Fi HaLow при мощности 1 дБм оказался больше, чем у Wi-Fi 2,4 ГГц при 14–20 дБм.</w:t>
+        <w:t>Расчёт бюджета канала по паспорту радиомодуля дал границу связи 0,98–4,90 км в свободном пространстве при 14 дБм и согласуется с опубликованными натурными данными производителя. Измеренная граница связи данной пары плат при 14 дБм в пересчёте на трассу прямой видимости — около 1,55 км, видео передаётся до 310 м; это на уровне паспортных 1200 м, полученных при мощности на 6 дБ выше нормы. Сравнение показало, что при нормах мощности Российской Федерации Wi-Fi HaLow уступает Wi-Fi 2,4 ГГц в скорости на порядок, превосходит LoRa по скорости на два–три порядка и удерживает связь дальше Wi-Fi 2,4 ГГц: на той же паре плат — в 1,8 раза на трассе прямой видимости при мощности на 6 дБ ниже. На трассе 5 м ёмкость Wi-Fi 2,4 ГГц составила 15,7–19,2 Мбит/с против около 1 Мбит/с у Wi-Fi HaLow.</w:t>
       </w:r>
     </w:p>
     <w:p>
@@ -14345,17 +15241,22 @@
     </w:p>
     <w:p>
       <w:r>
-        <w:t>5) защищать видеопоток гибридом помехоустойчивого кодирования с адаптивной избыточностью и однократной досылки и управлять качеством сжатия и разрешением с инерцией по задержке квитанций;</w:t>
+        <w:t>5) в регуляторе мощности передатчика снижать мощность медленно, а повышать сразу: при измерении границы связи кратковременный рост уровня сигнала за 8 с снизил мощность с 14 до 4 дБм, и последовавший спад уровня привёл к обрыву связи;</w:t>
       </w:r>
     </w:p>
     <w:p>
       <w:r>
-        <w:t>6) для БПЛА вертолётного типа выбирать рабочую высоту с учётом точки излома двухлучевой модели: при антенне на высоте 50 м она отодвигается с 26 до 868 м, что важнее повышения мощности;</w:t>
+        <w:t>6) защищать видеопоток гибридом помехоустойчивого кодирования с адаптивной избыточностью и однократной досылки и управлять качеством сжатия и разрешением с инерцией по задержке квитанций;</w:t>
       </w:r>
     </w:p>
     <w:p>
       <w:r>
-        <w:t>7) использовать канал шириной 1–2 МГц в полосе 866–868 МГц с мощностью не более 14 дБм, соответствующий требованиям к устройствам малого радиуса действия.</w:t>
+        <w:t>7) для БПЛА вертолётного типа выбирать рабочую высоту с учётом точки излома двухлучевой модели: при антенне на высоте 50 м она отодвигается с 26 до 868 м, что важнее повышения мощности;</w:t>
+      </w:r>
+    </w:p>
+    <w:p>
+      <w:r>
+        <w:t>8) использовать канал шириной 1–2 МГц в полосе 866–868 МГц с мощностью не более 14 дБм, соответствующий требованиям к устройствам малого радиуса действия.</w:t>
       </w:r>
     </w:p>
     <w:p>
@@ -15051,7 +15952,7 @@
       <w:pgMar w:top="1134" w:right="850" w:bottom="1417" w:left="1701" w:header="283" w:footer="283" w:gutter="0"/>
       <w:cols w:space="720"/>
       <w:docGrid w:linePitch="360"/>
-      <w:pgNumType w:start="79"/>
+      <w:pgNumType w:start="81"/>
     </w:sectPr>
   </w:body>
 </w:document>
@@ -16714,7 +17615,7 @@
               <w:sz w:val="18"/>
               <w:szCs w:val="18"/>
             </w:rPr>
-            <w:t xml:space="preserve">90</w:t>
+            <w:t xml:space="preserve">92</w:t>
           </w:r>
         </w:p>
       </w:tc>

--- a/docs/vkr/Osnovnaya_chast_HaLow.docx
+++ b/docs/vkr/Osnovnaya_chast_HaLow.docx
@@ -513,7 +513,7 @@
       <w:r>
         <w:t>5.6 Оценка помещения по электроопасности</w:t>
         <w:tab/>
-        <w:t>74</w:t>
+        <w:t>73</w:t>
       </w:r>
     </w:p>
     <w:p>
@@ -527,7 +527,7 @@
       <w:r>
         <w:t>5.7 Классификация помещения по пожароопасности</w:t>
         <w:tab/>
-        <w:t>74</w:t>
+        <w:t>73</w:t>
       </w:r>
     </w:p>
     <w:p>
@@ -541,7 +541,7 @@
       <w:r>
         <w:t>5.8 Расчёт искусственного освещения</w:t>
         <w:tab/>
-        <w:t>76</w:t>
+        <w:t>74</w:t>
       </w:r>
     </w:p>
     <w:p>
@@ -555,7 +555,7 @@
       <w:r>
         <w:t>5.9 Охрана окружающей среды</w:t>
         <w:tab/>
-        <w:t>79</w:t>
+        <w:t>77</w:t>
       </w:r>
     </w:p>
     <w:p>
@@ -569,7 +569,7 @@
       <w:r>
         <w:t>5.10 Выводы</w:t>
         <w:tab/>
-        <w:t>79</w:t>
+        <w:t>77</w:t>
       </w:r>
     </w:p>
     <w:p>
@@ -583,7 +583,7 @@
       <w:r>
         <w:t>Заключение</w:t>
         <w:tab/>
-        <w:t>81</w:t>
+        <w:t>78</w:t>
       </w:r>
     </w:p>
     <w:p>
@@ -597,7 +597,7 @@
       <w:r>
         <w:t>Список использованных источников</w:t>
         <w:tab/>
-        <w:t>83</w:t>
+        <w:t>80</w:t>
       </w:r>
     </w:p>
     <w:p>
@@ -644,7 +644,7 @@
         <w:t>Целью работы</w:t>
       </w:r>
       <w:r>
-        <w:t xml:space="preserve"> является анализ эффективности использования технологии Wi-Fi HaLow на базе платформы LilyGO T-HaLow по сравнению с традиционными протоколами Wi-Fi. Критерии сравнения: дальность и скорость передачи данных; уровень сигнала (RSSI); задержка и потери пакетов. Рассматривается БПЛА вертолётного типа со связью стандарта IEEE 802.11.</w:t>
+        <w:t xml:space="preserve"> является анализ эффективности использования технологии Wi-Fi HaLow на базе платформы LilyGO T-HaLow по сравнению с традиционными протоколами Wi-Fi. Критерии сравнения: дальность передачи данных; уровень сигнала (RSSI); задержка и потеря пакетов. Рассматривается БПЛА вертолётного типа со связью стандарта IEEE 802.11.</w:t>
       </w:r>
     </w:p>
     <w:p>
@@ -761,7 +761,15 @@
         <w:t xml:space="preserve">– </w:t>
       </w:r>
       <w:r>
-        <w:t>предложены и проверены парными опытами программные механизмы канального уровня — нижняя граница модуляции по уровню сигнала, гибрид помехоустойчивого кодирования и досылки, инерция управления качеством, — повышающие надёжность передачи видео без сокращения дальности.</w:t>
+        <w:t>предложены и проверены парными опытами программные механизмы канального уровня — нижняя граница модуляции по уровню сигнала, гибрид помехоустойчивого кодирования и досылки, инерция управления качеством, — повышающие надёжность передачи видео без сокращения дальности;</w:t>
+      </w:r>
+    </w:p>
+    <w:p>
+      <w:r>
+        <w:t xml:space="preserve">– </w:t>
+      </w:r>
+      <w:r>
+        <w:t>измерена граница связи Wi-Fi HaLow и Wi-Fi 2,4 ГГц на одной паре плат: в пересчёте на трассу прямой видимости Wi-Fi HaLow удерживает связь в 1,8 раза дальше при мощности на 6 дБ ниже.</w:t>
       </w:r>
     </w:p>
     <w:p>
@@ -780,7 +788,7 @@
         <w:t xml:space="preserve">Пояснительная записка состоит из введения, пяти глав, заключения и списка использованных источников. В первой главе выполнен сравнительный анализ Wi-Fi HaLow с другими вариантами канала связи с БПЛА, во второй — обоснование эксперимента, его методика, выбор и настройка средств, в третьей приведены результаты серии экспериментов и сравнение с другими протоколами. Четвёртая глава содержит экономическую часть, пятая — раздел охраны труда и окружающей среды. В заключении сформулированы основные результаты и предложения по интеграции разработанных решений в существующие модели БПЛА. </w:t>
       </w:r>
       <w:r>
-        <w:t>Пояснительная записка: 92 с., 11 рис., 35 табл., 75 источн.</w:t>
+        <w:t>Пояснительная записка: 89 с., 11 рис., 34 табл., 75 источн.</w:t>
       </w:r>
     </w:p>
     <w:p>
@@ -15184,7 +15192,7 @@
     </w:p>
     <w:p>
       <w:r>
-        <w:t>1. Выполнен сравнительный анализ каналов связи с БПЛА: LoRa даёт дальность без скорости, Wi-Fi 2,4/5 ГГц — скорость без дальности. Wi-Fi HaLow закрывает эту нишу: по паспортным данным при нормах мощности Российской Федерации запас по затуханию на наименьшей скорости на 7,7 дБ больше, чем у Wi-Fi 2,4 ГГц, меньшее затухание в препятствиях и пропускная способность, достаточная для видео пониженного разрешения; при равной скорости 6,5 Мбит/с дальности сопоставимы.</w:t>
+        <w:t>1. Выполнен сравнительный анализ каналов связи с БПЛА: LoRa даёт дальность без скорости, Wi-Fi 2,4/5 ГГц — скорость без дальности. Wi-Fi HaLow закрывает эту нишу: по паспортным данным при нормах мощности Российской Федерации запас по затуханию на наименьшей скорости на 7,7 дБ больше, чем у Wi-Fi 2,4 ГГц, меньшее затухание в препятствиях и пропускная способность, достаточная для видео пониженного разрешения; по расчёту при равной скорости 6,5 Мбит/с дальности сопоставимы, а измерение на одной паре плат показало, что на скорости реального канала Wi-Fi HaLow удерживает связь в 1,8 раза дальше (пункт 3).</w:t>
       </w:r>
     </w:p>
     <w:p>
@@ -15879,7 +15887,7 @@
         <w:jc w:val="left"/>
       </w:pPr>
       <w:r>
-        <w:t>68. СП 12.13130.2009. Определение категорий помещений, зданий и наружных установок по взрывопожарной и пожарной опасности : свод правил : утвержден приказом МЧС России от 25.03.2009 № 182 : дата введения 2009-05-01. – Текст : электронный // Электронный фонд правовых и нормативно-технических документов : [сайт]. – URL: https://docs.cntd.ru/document/1200071156 (дата обращения: 08.10.2026).</w:t>
+        <w:t>68. Технический регламент о требованиях пожарной безопасности : федеральный закон от 22.07.2008 № 123-ФЗ : принят Государственной думой 4 июля 2008 года : одобрен Советом Федерации 11 июля 2008 года. – Текст : электронный // Электронный фонд правовых и нормативно-технических документов : [сайт]. – URL: https://docs.cntd.ru/document/902111644 (дата обращения: 08.10.2026).</w:t>
       </w:r>
     </w:p>
     <w:p>
@@ -15888,7 +15896,7 @@
         <w:jc w:val="left"/>
       </w:pPr>
       <w:r>
-        <w:t>69. Технический регламент о требованиях пожарной безопасности : федеральный закон от 22.07.2008 № 123-ФЗ : принят Государственной думой 4 июля 2008 года : одобрен Советом Федерации 11 июля 2008 года. – Текст : электронный // Электронный фонд правовых и нормативно-технических документов : [сайт]. – URL: https://docs.cntd.ru/document/902111644 (дата обращения: 08.10.2026).</w:t>
+        <w:t>69. СП 12.13130.2009. Определение категорий помещений, зданий и наружных установок по взрывопожарной и пожарной опасности : свод правил : утвержден приказом МЧС России от 25.03.2009 № 182 : дата введения 2009-05-01. – Текст : электронный // Электронный фонд правовых и нормативно-технических документов : [сайт]. – URL: https://docs.cntd.ru/document/1200071156 (дата обращения: 08.10.2026).</w:t>
       </w:r>
     </w:p>
     <w:p>
@@ -15952,7 +15960,7 @@
       <w:pgMar w:top="1134" w:right="850" w:bottom="1417" w:left="1701" w:header="283" w:footer="283" w:gutter="0"/>
       <w:cols w:space="720"/>
       <w:docGrid w:linePitch="360"/>
-      <w:pgNumType w:start="81"/>
+      <w:pgNumType w:start="78"/>
     </w:sectPr>
   </w:body>
 </w:document>
@@ -16137,7 +16145,7 @@
               <w:sz w:val="32"/>
               <w:szCs w:val="32"/>
             </w:rPr>
-            <w:t xml:space="preserve">МАИР.460327.001 ПЗ</w:t>
+            <w:t xml:space="preserve">МАИР.460327.001</w:t>
           </w:r>
         </w:p>
       </w:tc>
@@ -16766,7 +16774,7 @@
               <w:sz w:val="32"/>
               <w:szCs w:val="32"/>
             </w:rPr>
-            <w:t xml:space="preserve">МАИР.460327.001 ПЗ</w:t>
+            <w:t xml:space="preserve">МАИР.460327.001</w:t>
           </w:r>
         </w:p>
       </w:tc>
@@ -17615,7 +17623,7 @@
               <w:sz w:val="18"/>
               <w:szCs w:val="18"/>
             </w:rPr>
-            <w:t xml:space="preserve">92</w:t>
+            <w:t xml:space="preserve">89</w:t>
           </w:r>
         </w:p>
       </w:tc>
@@ -18269,7 +18277,7 @@
               <w:sz w:val="32"/>
               <w:szCs w:val="32"/>
             </w:rPr>
-            <w:t xml:space="preserve">МАИР.460327.001 ПЗ</w:t>
+            <w:t xml:space="preserve">МАИР.460327.001</w:t>
           </w:r>
         </w:p>
       </w:tc>

--- a/docs/vkr/Osnovnaya_chast_HaLow.docx
+++ b/docs/vkr/Osnovnaya_chast_HaLow.docx
@@ -17766,7 +17766,7 @@
               <w:sz w:val="28"/>
               <w:szCs w:val="28"/>
             </w:rPr>
-            <w:t xml:space="preserve">МАИ М4О-603С-21</w:t>
+            <w:t xml:space="preserve">МАИ М4О-03С-21</w:t>
           </w:r>
         </w:p>
       </w:tc>

--- a/docs/vkr/Osnovnaya_chast_HaLow.docx
+++ b/docs/vkr/Osnovnaya_chast_HaLow.docx
@@ -16391,7 +16391,7 @@
         <w:jc w:val="left"/>
       </w:pPr>
       <w:r>
-        <w:t>73. Кнорринг, Г. М. Справочная книга для проектирования электрического освещения / Г. М. Кнорринг, И. М. Фадин, В. Н. Сидоров. – 2-е изд., перераб. и доп. – Санкт-Петербург : Энергоатомиздат, 1992. – 448 с. – Текст : непосредственный.</w:t>
+        <w:t>73. Светотехника. Таблицы коэффициентов использования : каталог / IEK. – [Б. м.], 2022. – 22 с. – Текст : электронный // IEK : [сайт]. – URL: https://www.iek.ru/products/standard_solutions/download/svetovye-pribory-iek---tablicy-koehfficientov-ispolzovaniya.pdf (дата обращения: 18.10.2026).</w:t>
       </w:r>
     </w:p>
     <w:p>
@@ -16400,7 +16400,7 @@
         <w:jc w:val="left"/>
       </w:pPr>
       <w:r>
-        <w:t>74. Светотехника. Таблицы коэффициентов использования : каталог / IEK. – [Б. м.], 2022. – 22 с. – Текст : электронный // IEK : [сайт]. – URL: https://www.iek.ru/products/standard_solutions/download/svetovye-pribory-iek---tablicy-koehfficientov-ispolzovaniya.pdf (дата обращения: 18.10.2026).</w:t>
+        <w:t>74. Кнорринг, Г. М. Справочная книга для проектирования электрического освещения / Г. М. Кнорринг, И. М. Фадин, В. Н. Сидоров. – 2-е изд., перераб. и доп. – Санкт-Петербург : Энергоатомиздат, 1992. – 448 с. – Текст : непосредственный.</w:t>
       </w:r>
     </w:p>
     <w:sectPr>

--- a/docs/vkr/Osnovnaya_chast_HaLow.docx
+++ b/docs/vkr/Osnovnaya_chast_HaLow.docx
@@ -655,7 +655,7 @@
         </w:rPr>
         <w:t>5.7 Выводы</w:t>
         <w:tab/>
-        <w:t>87</w:t>
+        <w:t>86</w:t>
       </w:r>
     </w:p>
     <w:p>

--- a/docs/vkr/Osnovnaya_chast_HaLow.docx
+++ b/docs/vkr/Osnovnaya_chast_HaLow.docx
@@ -264,7 +264,7 @@
         </w:rPr>
         <w:t>2.7 Выводы</w:t>
         <w:tab/>
-        <w:t>29</w:t>
+        <w:t>30</w:t>
       </w:r>
     </w:p>
     <w:p>
@@ -281,7 +281,7 @@
         </w:rPr>
         <w:t>3 Серия экспериментов на платформе LilyGO T-HaLow и сравнение с другими протоколами</w:t>
         <w:tab/>
-        <w:t>30</w:t>
+        <w:t>31</w:t>
       </w:r>
     </w:p>
     <w:p>
@@ -298,7 +298,7 @@
         </w:rPr>
         <w:t>3.1 Условия испытаний</w:t>
         <w:tab/>
-        <w:t>30</w:t>
+        <w:t>31</w:t>
       </w:r>
     </w:p>
     <w:p>
@@ -315,7 +315,7 @@
         </w:rPr>
         <w:t>3.2 Влияние полосы приёма (лабораторный этап)</w:t>
         <w:tab/>
-        <w:t>30</w:t>
+        <w:t>31</w:t>
       </w:r>
     </w:p>
     <w:p>
@@ -332,7 +332,7 @@
         </w:rPr>
         <w:t>3.3 Пропускная способность платформы и ограничивающее звено</w:t>
         <w:tab/>
-        <w:t>31</w:t>
+        <w:t>32</w:t>
       </w:r>
     </w:p>
     <w:p>
@@ -349,7 +349,7 @@
         </w:rPr>
         <w:t>3.4 Доработки канала передачи видео и итоговые результаты</w:t>
         <w:tab/>
-        <w:t>35</w:t>
+        <w:t>36</w:t>
       </w:r>
     </w:p>
     <w:p>
@@ -366,7 +366,7 @@
         </w:rPr>
         <w:t>3.5 Искажения изображения камеры, наводка передатчика и выбор мощности</w:t>
         <w:tab/>
-        <w:t>41</w:t>
+        <w:t>42</w:t>
       </w:r>
     </w:p>
     <w:p>
@@ -383,7 +383,7 @@
         </w:rPr>
         <w:t>3.6 Оценка дальности: расчёт, измерение границы связи и опубликованные данные</w:t>
         <w:tab/>
-        <w:t>43</w:t>
+        <w:t>44</w:t>
       </w:r>
     </w:p>
     <w:p>
@@ -400,7 +400,7 @@
         </w:rPr>
         <w:t>3.7 Сравнение с IEEE 802.11 (Wi-Fi 2,4 и 5 ГГц) и LoRa</w:t>
         <w:tab/>
-        <w:t>47</w:t>
+        <w:t>48</w:t>
       </w:r>
     </w:p>
     <w:p>
@@ -417,7 +417,7 @@
         </w:rPr>
         <w:t>3.8 Выводы</w:t>
         <w:tab/>
-        <w:t>54</w:t>
+        <w:t>55</w:t>
       </w:r>
     </w:p>
     <w:p>
@@ -434,7 +434,7 @@
         </w:rPr>
         <w:t>4 Экономическая часть</w:t>
         <w:tab/>
-        <w:t>56</w:t>
+        <w:t>57</w:t>
       </w:r>
     </w:p>
     <w:p>
@@ -451,7 +451,7 @@
         </w:rPr>
         <w:t>4.1 Оценка целесообразности проведения исследования</w:t>
         <w:tab/>
-        <w:t>57</w:t>
+        <w:t>58</w:t>
       </w:r>
     </w:p>
     <w:p>
@@ -468,7 +468,7 @@
         </w:rPr>
         <w:t>4.2 Планирование разработки</w:t>
         <w:tab/>
-        <w:t>60</w:t>
+        <w:t>61</w:t>
       </w:r>
     </w:p>
     <w:p>
@@ -485,7 +485,7 @@
         </w:rPr>
         <w:t>4.3 Определение затрат, себестоимости и цены разработки</w:t>
         <w:tab/>
-        <w:t>62</w:t>
+        <w:t>63</w:t>
       </w:r>
     </w:p>
     <w:p>
@@ -502,7 +502,7 @@
         </w:rPr>
         <w:t>4.4 Определение и оценка основных показателей экономической эффективности</w:t>
         <w:tab/>
-        <w:t>66</w:t>
+        <w:t>67</w:t>
       </w:r>
     </w:p>
     <w:p>
@@ -519,7 +519,7 @@
         </w:rPr>
         <w:t>4.5 Выводы</w:t>
         <w:tab/>
-        <w:t>69</w:t>
+        <w:t>70</w:t>
       </w:r>
     </w:p>
     <w:p>
@@ -536,7 +536,7 @@
         </w:rPr>
         <w:t>5 Охрана труда и окружающей среды</w:t>
         <w:tab/>
-        <w:t>70</w:t>
+        <w:t>71</w:t>
       </w:r>
     </w:p>
     <w:p>
@@ -553,7 +553,7 @@
         </w:rPr>
         <w:t>5.1 Введение</w:t>
         <w:tab/>
-        <w:t>70</w:t>
+        <w:t>71</w:t>
       </w:r>
     </w:p>
     <w:p>
@@ -570,7 +570,7 @@
         </w:rPr>
         <w:t>5.2 Оценка условий труда</w:t>
         <w:tab/>
-        <w:t>72</w:t>
+        <w:t>73</w:t>
       </w:r>
     </w:p>
     <w:p>
@@ -587,7 +587,7 @@
         </w:rPr>
         <w:t>5.3 Оценка условий труда по эргономическим параметрам</w:t>
         <w:tab/>
-        <w:t>79</w:t>
+        <w:t>80</w:t>
       </w:r>
     </w:p>
     <w:p>
@@ -604,7 +604,7 @@
         </w:rPr>
         <w:t>5.4 Оценка помещения по электроопасности</w:t>
         <w:tab/>
-        <w:t>81</w:t>
+        <w:t>82</w:t>
       </w:r>
     </w:p>
     <w:p>
@@ -621,7 +621,7 @@
         </w:rPr>
         <w:t>5.5 Классификация помещения по пожароопасности</w:t>
         <w:tab/>
-        <w:t>82</w:t>
+        <w:t>83</w:t>
       </w:r>
     </w:p>
     <w:p>
@@ -638,7 +638,7 @@
         </w:rPr>
         <w:t>5.6 Расчёт искусственного освещения</w:t>
         <w:tab/>
-        <w:t>83</w:t>
+        <w:t>84</w:t>
       </w:r>
     </w:p>
     <w:p>
@@ -655,7 +655,7 @@
         </w:rPr>
         <w:t>5.7 Выводы</w:t>
         <w:tab/>
-        <w:t>86</w:t>
+        <w:t>87</w:t>
       </w:r>
     </w:p>
     <w:p>
@@ -672,7 +672,7 @@
         </w:rPr>
         <w:t>Заключение</w:t>
         <w:tab/>
-        <w:t>88</w:t>
+        <w:t>89</w:t>
       </w:r>
     </w:p>
     <w:p>
@@ -689,7 +689,7 @@
         </w:rPr>
         <w:t>Список использованных источников</w:t>
         <w:tab/>
-        <w:t>91</w:t>
+        <w:t>92</w:t>
       </w:r>
     </w:p>
     <w:p>
@@ -880,7 +880,7 @@
         <w:t xml:space="preserve">Пояснительная записка состоит из введения, пяти глав, заключения и списка использованных источников. В первой главе выполнен сравнительный анализ Wi-Fi HaLow с другими вариантами канала связи с БПЛА, во второй — обоснование эксперимента, его методика, выбор и настройка средств, в третьей приведены результаты серии экспериментов и сравнение с другими протоколами. Четвёртая глава содержит экономическую часть, пятая — раздел охраны труда и окружающей среды. В заключении сформулированы основные результаты и предложения по интеграции разработанных решений в существующие модели БПЛА. </w:t>
       </w:r>
       <w:r>
-        <w:t>Пояснительная записка: 100 с., 14 рис., 39 табл., 74 источн.</w:t>
+        <w:t>Пояснительная записка: 101 с., 14 рис., 40 табл., 74 источн.</w:t>
       </w:r>
     </w:p>
     <w:p>
@@ -4923,7 +4923,7 @@
               <w:rPr>
                 <w:sz w:val="22"/>
               </w:rPr>
-              <w:t>Отношение сигнал/шум на неизменной трассе 5 м</w:t>
+              <w:t>Отношение сигнал/шум на неизменной трассе 5 м через стену</w:t>
             </w:r>
           </w:p>
         </w:tc>
@@ -5039,7 +5039,7 @@
               <w:rPr>
                 <w:sz w:val="22"/>
               </w:rPr>
-              <w:t>0,12 Мбит/с в исходном состоянии; 1,06 Мбит/с полезного видео в итоговой версии (5 м)</w:t>
+              <w:t>0,12 Мбит/с в исходном состоянии; 1,06 Мбит/с полезного видео в итоговой версии (5 м через стену)</w:t>
             </w:r>
           </w:p>
         </w:tc>
@@ -5070,7 +5070,7 @@
     </w:p>
     <w:p>
       <w:r>
-        <w:t>Во-первых, модели распространения дают не одно значение, а диапазон. Для городской застройки показатель затухания n = 2,7–3,5 [6], и при одних и тех же допустимых потерях дальность получается от 190 до 920 м. Две модели, предложенные специально для IEEE 802.11ah, на 1 км расходятся на 12 дБ [25], и ни одна не выведена для антенн у земли. Если взять верхнюю и нижнюю границы затенения, ответ «связь будет где-то между» верен, но для выбора канала бесполезен: границы расходятся в разы. Какое значение подходит для конкретной платформы и трассы, показывает только измерение. Даже на одной и той же трассе 5 м канал заметно меняется: отношение сигнал/шум за пять минут колебалось от 24 до 40 дБ, а скорость в разное время суток различалась в 3–4 раза.</w:t>
+        <w:t>Во-первых, модели распространения дают не одно значение, а диапазон. Для городской застройки показатель затухания n = 2,7–3,5 [6], и при одних и тех же допустимых потерях дальность получается от 190 до 920 м. Две модели, предложенные специально для IEEE 802.11ah, на 1 км расходятся на 12 дБ [25], и ни одна не выведена для антенн у земли. Если взять верхнюю и нижнюю границы затенения, ответ «связь будет где-то между» верен, но для выбора канала бесполезен: границы расходятся в разы. Какое значение подходит для конкретной платформы и трассы, показывает только измерение. Даже на одной и той же трассе 5 м через стену канал заметно меняется: отношение сигнал/шум за пять минут колебалось от 24 до 40 дБ, а скорость в разное время суток различалась в 3–4 раза.</w:t>
       </w:r>
     </w:p>
     <w:p>
@@ -5085,7 +5085,7 @@
     </w:p>
     <w:p>
       <w:r>
-        <w:t>В-четвёртых, расчёт работает со средним уровнем сигнала, а связь рвут кратковременные провалы уровня — из-за движения людей и предметов, отражений и помех. Даже на неподвижной трассе 5 м отношение сигнал/шум временами проседало до 12–20 дБ, и регулятор поднимал мощность передатчика с 1 до 11–13 дБм. Кроме того, для канала 2 МГц паспорт радиомодуля не даёт чувствительности [17], её приходится оценивать, поэтому и бюджет канала остаётся оценкой.</w:t>
+        <w:t>В-четвёртых, расчёт работает со средним уровнем сигнала, а связь рвут кратковременные провалы уровня — из-за движения людей и предметов, отражений и помех. Даже на неподвижной трассе 5 м через стену отношение сигнал/шум временами проседало до 12–20 дБ, и регулятор поднимал мощность передатчика с 1 до 11–13 дБм. Кроме того, для канала 2 МГц паспорт радиомодуля не даёт чувствительности [17], её приходится оценивать, поэтому и бюджет канала остаётся оценкой.</w:t>
       </w:r>
     </w:p>
     <w:p>
@@ -5469,7 +5469,7 @@
               <w:rPr>
                 <w:sz w:val="22"/>
               </w:rPr>
-              <w:t>уровень сигнала, задержка, потери и пропускная способность Wi-Fi 2,4 ГГц — измерение на той же паре плат на трассе 5 м; граница связи — измерение на той же паре плат; LoRa — опубликованные данные</w:t>
+              <w:t>уровень сигнала, задержка, потери и пропускная способность Wi-Fi 2,4 ГГц — измерение на той же паре плат на трассе 5 м через стену; граница связи — измерение на той же паре плат; LoRa — опубликованные данные</w:t>
             </w:r>
           </w:p>
         </w:tc>
@@ -5482,7 +5482,7 @@
     </w:p>
     <w:p>
       <w:r>
-        <w:t>Загрузка канала создаётся видеопотоком с камеры; качество сжатия JPEG и разрешение задаются на камере, а канал Wi-Fi HaLow только переносит поток. Для отделения потолка канала от камеры используется синтетический источник — копии одного видеокадра, проходящие тот же тракт. Граница связи измеряется на трассе прямой видимости (раздел 2.4); для разных высот антенн дальность оценивается расчётом и сопоставляется с опубликованными натурными данными. Wi-Fi 2,4 ГГц измерен на той же паре плат на трассе 5 м и при измерении границы связи: тот же видеопоток передаётся встроенным радиотрактом процессора ESP32-S3 вместо модуля TX-AH, а ёмкость канала определяется синтетическим потоком пакетов по 1400 Б, передаваемых без пауз (раздел 3.7). Сравнение с LoRa по пропускной способности выполняется по литературным данным: она на два порядка ниже скорости видео, и натурное сравнение по этому показателю неинформативно.</w:t>
+        <w:t>Загрузка канала создаётся видеопотоком с камеры; качество сжатия JPEG и разрешение задаются на камере, а канал Wi-Fi HaLow только переносит поток. Для отделения потолка канала от камеры используется синтетический источник — копии одного видеокадра, проходящие тот же тракт. Граница связи измеряется на трассе прямой видимости (раздел 2.4); для разных высот антенн дальность оценивается расчётом и сопоставляется с опубликованными натурными данными. Wi-Fi 2,4 ГГц измерен на той же паре плат на трассе 5 м через стену и при измерении границы связи: тот же видеопоток передаётся встроенным радиотрактом процессора ESP32-S3 вместо модуля TX-AH, а ёмкость канала определяется синтетическим потоком пакетов по 1400 Б, передаваемых без пауз (раздел 3.7). Сравнение с LoRa по пропускной способности выполняется по литературным данным: она на два порядка ниже скорости видео, и натурное сравнение по этому показателю неинформативно.</w:t>
       </w:r>
     </w:p>
     <w:p>
@@ -5556,6 +5556,1221 @@
       <w:r>
         <w:t>задержка (RTT) — время, которое измеряет процессор платы камеры: отсчёт начинается, когда он закончил передавать видеокадр в радиомодуль по UART, и заканчивается, когда по радиоканалу пришла квитанция приёмника на этот видеокадр. В неё входят очередь в модуле, передача по эфиру, обработка на приёмнике и обратный путь квитанции. Используется медиана за секунду и за опыт. Дополнительно регистрируется полный путь — от начала съёмки видеокадра сенсором до квитанции, — в который входят ещё съёмка, сжатие и передача по UART (схема тракта — на рисунке 2.2).</w:t>
       </w:r>
+    </w:p>
+    <w:p>
+      <w:r>
+        <w:t>Фрагмент ежесекундной записи программы просмотра приведён в таблице 2.4 (строки через 60 с; в файле записывается 70 показателей, в таблице — основные).</w:t>
+      </w:r>
+    </w:p>
+    <w:p>
+      <w:pPr>
+        <w:pStyle w:val="TableCaption"/>
+        <w:ind w:firstLine="0"/>
+      </w:pPr>
+      <w:r>
+        <w:t>Таблица 2.4 – Фрагмент журнала программы просмотра (контрольный опыт итоговой версии)</w:t>
+      </w:r>
+    </w:p>
+    <w:tbl>
+      <w:tblPr>
+        <w:tblStyle w:val="TableGrid"/>
+        <w:tblW w:type="auto" w:w="0"/>
+        <w:jc w:val="center"/>
+        <w:tblLayout w:type="fixed"/>
+        <w:tblLook w:firstColumn="1" w:firstRow="1" w:lastColumn="0" w:lastRow="0" w:noHBand="0" w:noVBand="1" w:val="04A0"/>
+        <w:tblCellMar>
+          <w:left w:w="57" w:type="dxa"/>
+          <w:right w:w="57" w:type="dxa"/>
+        </w:tblCellMar>
+      </w:tblPr>
+      <w:tblGrid>
+        <w:gridCol w:w="680"/>
+        <w:gridCol w:w="793"/>
+        <w:gridCol w:w="1133"/>
+        <w:gridCol w:w="1020"/>
+        <w:gridCol w:w="907"/>
+        <w:gridCol w:w="793"/>
+        <w:gridCol w:w="793"/>
+        <w:gridCol w:w="1020"/>
+        <w:gridCol w:w="850"/>
+        <w:gridCol w:w="907"/>
+      </w:tblGrid>
+      <w:tr>
+        <w:trPr>
+          <w:cantSplit/>
+          <w:tblHeader w:val="true"/>
+        </w:trPr>
+        <w:tc>
+          <w:tcPr>
+            <w:tcW w:type="dxa" w:w="680"/>
+            <w:vAlign w:val="center"/>
+          </w:tcPr>
+          <w:p>
+            <w:pPr>
+              <w:pStyle w:val="TableText"/>
+              <w:keepNext/>
+              <w:jc w:val="center"/>
+            </w:pPr>
+            <w:r>
+              <w:rPr>
+                <w:b/>
+                <w:sz w:val="20"/>
+              </w:rPr>
+              <w:t>t, с</w:t>
+            </w:r>
+          </w:p>
+        </w:tc>
+        <w:tc>
+          <w:tcPr>
+            <w:tcW w:type="dxa" w:w="794"/>
+            <w:vAlign w:val="center"/>
+          </w:tcPr>
+          <w:p>
+            <w:pPr>
+              <w:pStyle w:val="TableText"/>
+              <w:keepNext/>
+              <w:jc w:val="center"/>
+            </w:pPr>
+            <w:r>
+              <w:rPr>
+                <w:b/>
+                <w:sz w:val="20"/>
+              </w:rPr>
+              <w:t>Кадр/с</w:t>
+            </w:r>
+          </w:p>
+        </w:tc>
+        <w:tc>
+          <w:tcPr>
+            <w:tcW w:type="dxa" w:w="1134"/>
+            <w:vAlign w:val="center"/>
+          </w:tcPr>
+          <w:p>
+            <w:pPr>
+              <w:pStyle w:val="TableText"/>
+              <w:keepNext/>
+              <w:jc w:val="center"/>
+            </w:pPr>
+            <w:r>
+              <w:rPr>
+                <w:b/>
+                <w:sz w:val="20"/>
+              </w:rPr>
+              <w:t>Полезная скорость, кбит/с</w:t>
+            </w:r>
+          </w:p>
+        </w:tc>
+        <w:tc>
+          <w:tcPr>
+            <w:tcW w:type="dxa" w:w="1020"/>
+            <w:vAlign w:val="center"/>
+          </w:tcPr>
+          <w:p>
+            <w:pPr>
+              <w:pStyle w:val="TableText"/>
+              <w:keepNext/>
+              <w:jc w:val="center"/>
+            </w:pPr>
+            <w:r>
+              <w:rPr>
+                <w:b/>
+                <w:sz w:val="20"/>
+              </w:rPr>
+              <w:t>Потери фрагментов, %</w:t>
+            </w:r>
+          </w:p>
+        </w:tc>
+        <w:tc>
+          <w:tcPr>
+            <w:tcW w:type="dxa" w:w="907"/>
+            <w:vAlign w:val="center"/>
+          </w:tcPr>
+          <w:p>
+            <w:pPr>
+              <w:pStyle w:val="TableText"/>
+              <w:keepNext/>
+              <w:jc w:val="center"/>
+            </w:pPr>
+            <w:r>
+              <w:rPr>
+                <w:b/>
+                <w:sz w:val="20"/>
+              </w:rPr>
+              <w:t>RSSI, дБм</w:t>
+            </w:r>
+          </w:p>
+        </w:tc>
+        <w:tc>
+          <w:tcPr>
+            <w:tcW w:type="dxa" w:w="794"/>
+            <w:vAlign w:val="center"/>
+          </w:tcPr>
+          <w:p>
+            <w:pPr>
+              <w:pStyle w:val="TableText"/>
+              <w:keepNext/>
+              <w:jc w:val="center"/>
+            </w:pPr>
+            <w:r>
+              <w:rPr>
+                <w:b/>
+                <w:sz w:val="20"/>
+              </w:rPr>
+              <w:t>SNR, дБ</w:t>
+            </w:r>
+          </w:p>
+        </w:tc>
+        <w:tc>
+          <w:tcPr>
+            <w:tcW w:type="dxa" w:w="794"/>
+            <w:vAlign w:val="center"/>
+          </w:tcPr>
+          <w:p>
+            <w:pPr>
+              <w:pStyle w:val="TableText"/>
+              <w:keepNext/>
+              <w:jc w:val="center"/>
+            </w:pPr>
+            <w:r>
+              <w:rPr>
+                <w:b/>
+                <w:sz w:val="20"/>
+              </w:rPr>
+              <w:t>P, дБм</w:t>
+            </w:r>
+          </w:p>
+        </w:tc>
+        <w:tc>
+          <w:tcPr>
+            <w:tcW w:type="dxa" w:w="1020"/>
+            <w:vAlign w:val="center"/>
+          </w:tcPr>
+          <w:p>
+            <w:pPr>
+              <w:pStyle w:val="TableText"/>
+              <w:keepNext/>
+              <w:jc w:val="center"/>
+            </w:pPr>
+            <w:r>
+              <w:rPr>
+                <w:b/>
+                <w:sz w:val="20"/>
+              </w:rPr>
+              <w:t>MCS (граница)</w:t>
+            </w:r>
+          </w:p>
+        </w:tc>
+        <w:tc>
+          <w:tcPr>
+            <w:tcW w:type="dxa" w:w="850"/>
+            <w:vAlign w:val="center"/>
+          </w:tcPr>
+          <w:p>
+            <w:pPr>
+              <w:pStyle w:val="TableText"/>
+              <w:keepNext/>
+              <w:jc w:val="center"/>
+            </w:pPr>
+            <w:r>
+              <w:rPr>
+                <w:b/>
+                <w:sz w:val="20"/>
+              </w:rPr>
+              <w:t>PER, %</w:t>
+            </w:r>
+          </w:p>
+        </w:tc>
+        <w:tc>
+          <w:tcPr>
+            <w:tcW w:type="dxa" w:w="907"/>
+            <w:vAlign w:val="center"/>
+          </w:tcPr>
+          <w:p>
+            <w:pPr>
+              <w:pStyle w:val="TableText"/>
+              <w:keepNext/>
+              <w:jc w:val="center"/>
+            </w:pPr>
+            <w:r>
+              <w:rPr>
+                <w:b/>
+                <w:sz w:val="20"/>
+              </w:rPr>
+              <w:t>RTT, мс</w:t>
+            </w:r>
+          </w:p>
+        </w:tc>
+      </w:tr>
+      <w:tr>
+        <w:trPr>
+          <w:cantSplit/>
+        </w:trPr>
+        <w:tc>
+          <w:tcPr>
+            <w:tcW w:type="dxa" w:w="680"/>
+            <w:vAlign w:val="center"/>
+          </w:tcPr>
+          <w:p>
+            <w:pPr>
+              <w:pStyle w:val="TableText"/>
+              <w:keepNext/>
+              <w:jc w:val="center"/>
+            </w:pPr>
+            <w:r>
+              <w:rPr>
+                <w:sz w:val="20"/>
+              </w:rPr>
+              <w:t>30</w:t>
+            </w:r>
+          </w:p>
+        </w:tc>
+        <w:tc>
+          <w:tcPr>
+            <w:tcW w:type="dxa" w:w="794"/>
+            <w:vAlign w:val="center"/>
+          </w:tcPr>
+          <w:p>
+            <w:pPr>
+              <w:pStyle w:val="TableText"/>
+              <w:keepNext/>
+              <w:jc w:val="center"/>
+            </w:pPr>
+            <w:r>
+              <w:rPr>
+                <w:sz w:val="20"/>
+              </w:rPr>
+              <w:t>5,0</w:t>
+            </w:r>
+          </w:p>
+        </w:tc>
+        <w:tc>
+          <w:tcPr>
+            <w:tcW w:type="dxa" w:w="1134"/>
+            <w:vAlign w:val="center"/>
+          </w:tcPr>
+          <w:p>
+            <w:pPr>
+              <w:pStyle w:val="TableText"/>
+              <w:keepNext/>
+              <w:jc w:val="center"/>
+            </w:pPr>
+            <w:r>
+              <w:rPr>
+                <w:sz w:val="20"/>
+              </w:rPr>
+              <w:t>1170</w:t>
+            </w:r>
+          </w:p>
+        </w:tc>
+        <w:tc>
+          <w:tcPr>
+            <w:tcW w:type="dxa" w:w="1020"/>
+            <w:vAlign w:val="center"/>
+          </w:tcPr>
+          <w:p>
+            <w:pPr>
+              <w:pStyle w:val="TableText"/>
+              <w:keepNext/>
+              <w:jc w:val="center"/>
+            </w:pPr>
+            <w:r>
+              <w:rPr>
+                <w:sz w:val="20"/>
+              </w:rPr>
+              <w:t>1,43</w:t>
+            </w:r>
+          </w:p>
+        </w:tc>
+        <w:tc>
+          <w:tcPr>
+            <w:tcW w:type="dxa" w:w="907"/>
+            <w:vAlign w:val="center"/>
+          </w:tcPr>
+          <w:p>
+            <w:pPr>
+              <w:pStyle w:val="TableText"/>
+              <w:keepNext/>
+              <w:jc w:val="center"/>
+            </w:pPr>
+            <w:r>
+              <w:rPr>
+                <w:sz w:val="20"/>
+              </w:rPr>
+              <w:t>−52</w:t>
+            </w:r>
+          </w:p>
+        </w:tc>
+        <w:tc>
+          <w:tcPr>
+            <w:tcW w:type="dxa" w:w="794"/>
+            <w:vAlign w:val="center"/>
+          </w:tcPr>
+          <w:p>
+            <w:pPr>
+              <w:pStyle w:val="TableText"/>
+              <w:keepNext/>
+              <w:jc w:val="center"/>
+            </w:pPr>
+            <w:r>
+              <w:rPr>
+                <w:sz w:val="20"/>
+              </w:rPr>
+              <w:t>36</w:t>
+            </w:r>
+          </w:p>
+        </w:tc>
+        <w:tc>
+          <w:tcPr>
+            <w:tcW w:type="dxa" w:w="794"/>
+            <w:vAlign w:val="center"/>
+          </w:tcPr>
+          <w:p>
+            <w:pPr>
+              <w:pStyle w:val="TableText"/>
+              <w:keepNext/>
+              <w:jc w:val="center"/>
+            </w:pPr>
+            <w:r>
+              <w:rPr>
+                <w:sz w:val="20"/>
+              </w:rPr>
+              <w:t>1</w:t>
+            </w:r>
+          </w:p>
+        </w:tc>
+        <w:tc>
+          <w:tcPr>
+            <w:tcW w:type="dxa" w:w="1020"/>
+            <w:vAlign w:val="center"/>
+          </w:tcPr>
+          <w:p>
+            <w:pPr>
+              <w:pStyle w:val="TableText"/>
+              <w:keepNext/>
+              <w:jc w:val="center"/>
+            </w:pPr>
+            <w:r>
+              <w:rPr>
+                <w:sz w:val="20"/>
+              </w:rPr>
+              <w:t>4 (4)</w:t>
+            </w:r>
+          </w:p>
+        </w:tc>
+        <w:tc>
+          <w:tcPr>
+            <w:tcW w:type="dxa" w:w="850"/>
+            <w:vAlign w:val="center"/>
+          </w:tcPr>
+          <w:p>
+            <w:pPr>
+              <w:pStyle w:val="TableText"/>
+              <w:keepNext/>
+              <w:jc w:val="center"/>
+            </w:pPr>
+            <w:r>
+              <w:rPr>
+                <w:sz w:val="20"/>
+              </w:rPr>
+              <w:t>65</w:t>
+            </w:r>
+          </w:p>
+        </w:tc>
+        <w:tc>
+          <w:tcPr>
+            <w:tcW w:type="dxa" w:w="907"/>
+            <w:vAlign w:val="center"/>
+          </w:tcPr>
+          <w:p>
+            <w:pPr>
+              <w:pStyle w:val="TableText"/>
+              <w:keepNext/>
+              <w:jc w:val="center"/>
+            </w:pPr>
+            <w:r>
+              <w:rPr>
+                <w:sz w:val="20"/>
+              </w:rPr>
+              <w:t>438</w:t>
+            </w:r>
+          </w:p>
+        </w:tc>
+      </w:tr>
+      <w:tr>
+        <w:trPr>
+          <w:cantSplit/>
+        </w:trPr>
+        <w:tc>
+          <w:tcPr>
+            <w:tcW w:type="dxa" w:w="680"/>
+            <w:vAlign w:val="center"/>
+          </w:tcPr>
+          <w:p>
+            <w:pPr>
+              <w:pStyle w:val="TableText"/>
+              <w:keepNext/>
+              <w:jc w:val="center"/>
+            </w:pPr>
+            <w:r>
+              <w:rPr>
+                <w:sz w:val="20"/>
+              </w:rPr>
+              <w:t>90</w:t>
+            </w:r>
+          </w:p>
+        </w:tc>
+        <w:tc>
+          <w:tcPr>
+            <w:tcW w:type="dxa" w:w="794"/>
+            <w:vAlign w:val="center"/>
+          </w:tcPr>
+          <w:p>
+            <w:pPr>
+              <w:pStyle w:val="TableText"/>
+              <w:keepNext/>
+              <w:jc w:val="center"/>
+            </w:pPr>
+            <w:r>
+              <w:rPr>
+                <w:sz w:val="20"/>
+              </w:rPr>
+              <w:t>6,6</w:t>
+            </w:r>
+          </w:p>
+        </w:tc>
+        <w:tc>
+          <w:tcPr>
+            <w:tcW w:type="dxa" w:w="1134"/>
+            <w:vAlign w:val="center"/>
+          </w:tcPr>
+          <w:p>
+            <w:pPr>
+              <w:pStyle w:val="TableText"/>
+              <w:keepNext/>
+              <w:jc w:val="center"/>
+            </w:pPr>
+            <w:r>
+              <w:rPr>
+                <w:sz w:val="20"/>
+              </w:rPr>
+              <w:t>1125</w:t>
+            </w:r>
+          </w:p>
+        </w:tc>
+        <w:tc>
+          <w:tcPr>
+            <w:tcW w:type="dxa" w:w="1020"/>
+            <w:vAlign w:val="center"/>
+          </w:tcPr>
+          <w:p>
+            <w:pPr>
+              <w:pStyle w:val="TableText"/>
+              <w:keepNext/>
+              <w:jc w:val="center"/>
+            </w:pPr>
+            <w:r>
+              <w:rPr>
+                <w:sz w:val="20"/>
+              </w:rPr>
+              <w:t>1,08</w:t>
+            </w:r>
+          </w:p>
+        </w:tc>
+        <w:tc>
+          <w:tcPr>
+            <w:tcW w:type="dxa" w:w="907"/>
+            <w:vAlign w:val="center"/>
+          </w:tcPr>
+          <w:p>
+            <w:pPr>
+              <w:pStyle w:val="TableText"/>
+              <w:keepNext/>
+              <w:jc w:val="center"/>
+            </w:pPr>
+            <w:r>
+              <w:rPr>
+                <w:sz w:val="20"/>
+              </w:rPr>
+              <w:t>−49</w:t>
+            </w:r>
+          </w:p>
+        </w:tc>
+        <w:tc>
+          <w:tcPr>
+            <w:tcW w:type="dxa" w:w="794"/>
+            <w:vAlign w:val="center"/>
+          </w:tcPr>
+          <w:p>
+            <w:pPr>
+              <w:pStyle w:val="TableText"/>
+              <w:keepNext/>
+              <w:jc w:val="center"/>
+            </w:pPr>
+            <w:r>
+              <w:rPr>
+                <w:sz w:val="20"/>
+              </w:rPr>
+              <w:t>38</w:t>
+            </w:r>
+          </w:p>
+        </w:tc>
+        <w:tc>
+          <w:tcPr>
+            <w:tcW w:type="dxa" w:w="794"/>
+            <w:vAlign w:val="center"/>
+          </w:tcPr>
+          <w:p>
+            <w:pPr>
+              <w:pStyle w:val="TableText"/>
+              <w:keepNext/>
+              <w:jc w:val="center"/>
+            </w:pPr>
+            <w:r>
+              <w:rPr>
+                <w:sz w:val="20"/>
+              </w:rPr>
+              <w:t>1</w:t>
+            </w:r>
+          </w:p>
+        </w:tc>
+        <w:tc>
+          <w:tcPr>
+            <w:tcW w:type="dxa" w:w="1020"/>
+            <w:vAlign w:val="center"/>
+          </w:tcPr>
+          <w:p>
+            <w:pPr>
+              <w:pStyle w:val="TableText"/>
+              <w:keepNext/>
+              <w:jc w:val="center"/>
+            </w:pPr>
+            <w:r>
+              <w:rPr>
+                <w:sz w:val="20"/>
+              </w:rPr>
+              <w:t>4 (4)</w:t>
+            </w:r>
+          </w:p>
+        </w:tc>
+        <w:tc>
+          <w:tcPr>
+            <w:tcW w:type="dxa" w:w="850"/>
+            <w:vAlign w:val="center"/>
+          </w:tcPr>
+          <w:p>
+            <w:pPr>
+              <w:pStyle w:val="TableText"/>
+              <w:keepNext/>
+              <w:jc w:val="center"/>
+            </w:pPr>
+            <w:r>
+              <w:rPr>
+                <w:sz w:val="20"/>
+              </w:rPr>
+              <w:t>65</w:t>
+            </w:r>
+          </w:p>
+        </w:tc>
+        <w:tc>
+          <w:tcPr>
+            <w:tcW w:type="dxa" w:w="907"/>
+            <w:vAlign w:val="center"/>
+          </w:tcPr>
+          <w:p>
+            <w:pPr>
+              <w:pStyle w:val="TableText"/>
+              <w:keepNext/>
+              <w:jc w:val="center"/>
+            </w:pPr>
+            <w:r>
+              <w:rPr>
+                <w:sz w:val="20"/>
+              </w:rPr>
+              <w:t>433</w:t>
+            </w:r>
+          </w:p>
+        </w:tc>
+      </w:tr>
+      <w:tr>
+        <w:trPr>
+          <w:cantSplit/>
+        </w:trPr>
+        <w:tc>
+          <w:tcPr>
+            <w:tcW w:type="dxa" w:w="680"/>
+            <w:vAlign w:val="center"/>
+          </w:tcPr>
+          <w:p>
+            <w:pPr>
+              <w:pStyle w:val="TableText"/>
+              <w:keepNext/>
+              <w:jc w:val="center"/>
+            </w:pPr>
+            <w:r>
+              <w:rPr>
+                <w:sz w:val="20"/>
+              </w:rPr>
+              <w:t>150</w:t>
+            </w:r>
+          </w:p>
+        </w:tc>
+        <w:tc>
+          <w:tcPr>
+            <w:tcW w:type="dxa" w:w="794"/>
+            <w:vAlign w:val="center"/>
+          </w:tcPr>
+          <w:p>
+            <w:pPr>
+              <w:pStyle w:val="TableText"/>
+              <w:keepNext/>
+              <w:jc w:val="center"/>
+            </w:pPr>
+            <w:r>
+              <w:rPr>
+                <w:sz w:val="20"/>
+              </w:rPr>
+              <w:t>6,0</w:t>
+            </w:r>
+          </w:p>
+        </w:tc>
+        <w:tc>
+          <w:tcPr>
+            <w:tcW w:type="dxa" w:w="1134"/>
+            <w:vAlign w:val="center"/>
+          </w:tcPr>
+          <w:p>
+            <w:pPr>
+              <w:pStyle w:val="TableText"/>
+              <w:keepNext/>
+              <w:jc w:val="center"/>
+            </w:pPr>
+            <w:r>
+              <w:rPr>
+                <w:sz w:val="20"/>
+              </w:rPr>
+              <w:t>1023</w:t>
+            </w:r>
+          </w:p>
+        </w:tc>
+        <w:tc>
+          <w:tcPr>
+            <w:tcW w:type="dxa" w:w="1020"/>
+            <w:vAlign w:val="center"/>
+          </w:tcPr>
+          <w:p>
+            <w:pPr>
+              <w:pStyle w:val="TableText"/>
+              <w:keepNext/>
+              <w:jc w:val="center"/>
+            </w:pPr>
+            <w:r>
+              <w:rPr>
+                <w:sz w:val="20"/>
+              </w:rPr>
+              <w:t>1,50</w:t>
+            </w:r>
+          </w:p>
+        </w:tc>
+        <w:tc>
+          <w:tcPr>
+            <w:tcW w:type="dxa" w:w="907"/>
+            <w:vAlign w:val="center"/>
+          </w:tcPr>
+          <w:p>
+            <w:pPr>
+              <w:pStyle w:val="TableText"/>
+              <w:keepNext/>
+              <w:jc w:val="center"/>
+            </w:pPr>
+            <w:r>
+              <w:rPr>
+                <w:sz w:val="20"/>
+              </w:rPr>
+              <w:t>−50</w:t>
+            </w:r>
+          </w:p>
+        </w:tc>
+        <w:tc>
+          <w:tcPr>
+            <w:tcW w:type="dxa" w:w="794"/>
+            <w:vAlign w:val="center"/>
+          </w:tcPr>
+          <w:p>
+            <w:pPr>
+              <w:pStyle w:val="TableText"/>
+              <w:keepNext/>
+              <w:jc w:val="center"/>
+            </w:pPr>
+            <w:r>
+              <w:rPr>
+                <w:sz w:val="20"/>
+              </w:rPr>
+              <w:t>34</w:t>
+            </w:r>
+          </w:p>
+        </w:tc>
+        <w:tc>
+          <w:tcPr>
+            <w:tcW w:type="dxa" w:w="794"/>
+            <w:vAlign w:val="center"/>
+          </w:tcPr>
+          <w:p>
+            <w:pPr>
+              <w:pStyle w:val="TableText"/>
+              <w:keepNext/>
+              <w:jc w:val="center"/>
+            </w:pPr>
+            <w:r>
+              <w:rPr>
+                <w:sz w:val="20"/>
+              </w:rPr>
+              <w:t>1</w:t>
+            </w:r>
+          </w:p>
+        </w:tc>
+        <w:tc>
+          <w:tcPr>
+            <w:tcW w:type="dxa" w:w="1020"/>
+            <w:vAlign w:val="center"/>
+          </w:tcPr>
+          <w:p>
+            <w:pPr>
+              <w:pStyle w:val="TableText"/>
+              <w:keepNext/>
+              <w:jc w:val="center"/>
+            </w:pPr>
+            <w:r>
+              <w:rPr>
+                <w:sz w:val="20"/>
+              </w:rPr>
+              <w:t>4 (4)</w:t>
+            </w:r>
+          </w:p>
+        </w:tc>
+        <w:tc>
+          <w:tcPr>
+            <w:tcW w:type="dxa" w:w="850"/>
+            <w:vAlign w:val="center"/>
+          </w:tcPr>
+          <w:p>
+            <w:pPr>
+              <w:pStyle w:val="TableText"/>
+              <w:keepNext/>
+              <w:jc w:val="center"/>
+            </w:pPr>
+            <w:r>
+              <w:rPr>
+                <w:sz w:val="20"/>
+              </w:rPr>
+              <w:t>74</w:t>
+            </w:r>
+          </w:p>
+        </w:tc>
+        <w:tc>
+          <w:tcPr>
+            <w:tcW w:type="dxa" w:w="907"/>
+            <w:vAlign w:val="center"/>
+          </w:tcPr>
+          <w:p>
+            <w:pPr>
+              <w:pStyle w:val="TableText"/>
+              <w:keepNext/>
+              <w:jc w:val="center"/>
+            </w:pPr>
+            <w:r>
+              <w:rPr>
+                <w:sz w:val="20"/>
+              </w:rPr>
+              <w:t>413</w:t>
+            </w:r>
+          </w:p>
+        </w:tc>
+      </w:tr>
+      <w:tr>
+        <w:trPr>
+          <w:cantSplit/>
+        </w:trPr>
+        <w:tc>
+          <w:tcPr>
+            <w:tcW w:type="dxa" w:w="680"/>
+            <w:vAlign w:val="center"/>
+          </w:tcPr>
+          <w:p>
+            <w:pPr>
+              <w:pStyle w:val="TableText"/>
+              <w:keepNext/>
+              <w:jc w:val="center"/>
+            </w:pPr>
+            <w:r>
+              <w:rPr>
+                <w:sz w:val="20"/>
+              </w:rPr>
+              <w:t>210</w:t>
+            </w:r>
+          </w:p>
+        </w:tc>
+        <w:tc>
+          <w:tcPr>
+            <w:tcW w:type="dxa" w:w="794"/>
+            <w:vAlign w:val="center"/>
+          </w:tcPr>
+          <w:p>
+            <w:pPr>
+              <w:pStyle w:val="TableText"/>
+              <w:keepNext/>
+              <w:jc w:val="center"/>
+            </w:pPr>
+            <w:r>
+              <w:rPr>
+                <w:sz w:val="20"/>
+              </w:rPr>
+              <w:t>6,0</w:t>
+            </w:r>
+          </w:p>
+        </w:tc>
+        <w:tc>
+          <w:tcPr>
+            <w:tcW w:type="dxa" w:w="1134"/>
+            <w:vAlign w:val="center"/>
+          </w:tcPr>
+          <w:p>
+            <w:pPr>
+              <w:pStyle w:val="TableText"/>
+              <w:keepNext/>
+              <w:jc w:val="center"/>
+            </w:pPr>
+            <w:r>
+              <w:rPr>
+                <w:sz w:val="20"/>
+              </w:rPr>
+              <w:t>1024</w:t>
+            </w:r>
+          </w:p>
+        </w:tc>
+        <w:tc>
+          <w:tcPr>
+            <w:tcW w:type="dxa" w:w="1020"/>
+            <w:vAlign w:val="center"/>
+          </w:tcPr>
+          <w:p>
+            <w:pPr>
+              <w:pStyle w:val="TableText"/>
+              <w:keepNext/>
+              <w:jc w:val="center"/>
+            </w:pPr>
+            <w:r>
+              <w:rPr>
+                <w:sz w:val="20"/>
+              </w:rPr>
+              <w:t>1,48</w:t>
+            </w:r>
+          </w:p>
+        </w:tc>
+        <w:tc>
+          <w:tcPr>
+            <w:tcW w:type="dxa" w:w="907"/>
+            <w:vAlign w:val="center"/>
+          </w:tcPr>
+          <w:p>
+            <w:pPr>
+              <w:pStyle w:val="TableText"/>
+              <w:keepNext/>
+              <w:jc w:val="center"/>
+            </w:pPr>
+            <w:r>
+              <w:rPr>
+                <w:sz w:val="20"/>
+              </w:rPr>
+              <w:t>−50</w:t>
+            </w:r>
+          </w:p>
+        </w:tc>
+        <w:tc>
+          <w:tcPr>
+            <w:tcW w:type="dxa" w:w="794"/>
+            <w:vAlign w:val="center"/>
+          </w:tcPr>
+          <w:p>
+            <w:pPr>
+              <w:pStyle w:val="TableText"/>
+              <w:keepNext/>
+              <w:jc w:val="center"/>
+            </w:pPr>
+            <w:r>
+              <w:rPr>
+                <w:sz w:val="20"/>
+              </w:rPr>
+              <w:t>38</w:t>
+            </w:r>
+          </w:p>
+        </w:tc>
+        <w:tc>
+          <w:tcPr>
+            <w:tcW w:type="dxa" w:w="794"/>
+            <w:vAlign w:val="center"/>
+          </w:tcPr>
+          <w:p>
+            <w:pPr>
+              <w:pStyle w:val="TableText"/>
+              <w:keepNext/>
+              <w:jc w:val="center"/>
+            </w:pPr>
+            <w:r>
+              <w:rPr>
+                <w:sz w:val="20"/>
+              </w:rPr>
+              <w:t>1</w:t>
+            </w:r>
+          </w:p>
+        </w:tc>
+        <w:tc>
+          <w:tcPr>
+            <w:tcW w:type="dxa" w:w="1020"/>
+            <w:vAlign w:val="center"/>
+          </w:tcPr>
+          <w:p>
+            <w:pPr>
+              <w:pStyle w:val="TableText"/>
+              <w:keepNext/>
+              <w:jc w:val="center"/>
+            </w:pPr>
+            <w:r>
+              <w:rPr>
+                <w:sz w:val="20"/>
+              </w:rPr>
+              <w:t>5 (4)</w:t>
+            </w:r>
+          </w:p>
+        </w:tc>
+        <w:tc>
+          <w:tcPr>
+            <w:tcW w:type="dxa" w:w="850"/>
+            <w:vAlign w:val="center"/>
+          </w:tcPr>
+          <w:p>
+            <w:pPr>
+              <w:pStyle w:val="TableText"/>
+              <w:keepNext/>
+              <w:jc w:val="center"/>
+            </w:pPr>
+            <w:r>
+              <w:rPr>
+                <w:sz w:val="20"/>
+              </w:rPr>
+              <w:t>70</w:t>
+            </w:r>
+          </w:p>
+        </w:tc>
+        <w:tc>
+          <w:tcPr>
+            <w:tcW w:type="dxa" w:w="907"/>
+            <w:vAlign w:val="center"/>
+          </w:tcPr>
+          <w:p>
+            <w:pPr>
+              <w:pStyle w:val="TableText"/>
+              <w:keepNext/>
+              <w:jc w:val="center"/>
+            </w:pPr>
+            <w:r>
+              <w:rPr>
+                <w:sz w:val="20"/>
+              </w:rPr>
+              <w:t>403</w:t>
+            </w:r>
+          </w:p>
+        </w:tc>
+      </w:tr>
+      <w:tr>
+        <w:trPr>
+          <w:cantSplit/>
+        </w:trPr>
+        <w:tc>
+          <w:tcPr>
+            <w:tcW w:type="dxa" w:w="680"/>
+            <w:vAlign w:val="center"/>
+          </w:tcPr>
+          <w:p>
+            <w:pPr>
+              <w:pStyle w:val="TableText"/>
+              <w:jc w:val="center"/>
+            </w:pPr>
+            <w:r>
+              <w:rPr>
+                <w:sz w:val="20"/>
+              </w:rPr>
+              <w:t>270</w:t>
+            </w:r>
+          </w:p>
+        </w:tc>
+        <w:tc>
+          <w:tcPr>
+            <w:tcW w:type="dxa" w:w="794"/>
+            <w:vAlign w:val="center"/>
+          </w:tcPr>
+          <w:p>
+            <w:pPr>
+              <w:pStyle w:val="TableText"/>
+              <w:jc w:val="center"/>
+            </w:pPr>
+            <w:r>
+              <w:rPr>
+                <w:sz w:val="20"/>
+              </w:rPr>
+              <w:t>5,8</w:t>
+            </w:r>
+          </w:p>
+        </w:tc>
+        <w:tc>
+          <w:tcPr>
+            <w:tcW w:type="dxa" w:w="1134"/>
+            <w:vAlign w:val="center"/>
+          </w:tcPr>
+          <w:p>
+            <w:pPr>
+              <w:pStyle w:val="TableText"/>
+              <w:jc w:val="center"/>
+            </w:pPr>
+            <w:r>
+              <w:rPr>
+                <w:sz w:val="20"/>
+              </w:rPr>
+              <w:t>992</w:t>
+            </w:r>
+          </w:p>
+        </w:tc>
+        <w:tc>
+          <w:tcPr>
+            <w:tcW w:type="dxa" w:w="1020"/>
+            <w:vAlign w:val="center"/>
+          </w:tcPr>
+          <w:p>
+            <w:pPr>
+              <w:pStyle w:val="TableText"/>
+              <w:jc w:val="center"/>
+            </w:pPr>
+            <w:r>
+              <w:rPr>
+                <w:sz w:val="20"/>
+              </w:rPr>
+              <w:t>1,25</w:t>
+            </w:r>
+          </w:p>
+        </w:tc>
+        <w:tc>
+          <w:tcPr>
+            <w:tcW w:type="dxa" w:w="907"/>
+            <w:vAlign w:val="center"/>
+          </w:tcPr>
+          <w:p>
+            <w:pPr>
+              <w:pStyle w:val="TableText"/>
+              <w:jc w:val="center"/>
+            </w:pPr>
+            <w:r>
+              <w:rPr>
+                <w:sz w:val="20"/>
+              </w:rPr>
+              <w:t>−50</w:t>
+            </w:r>
+          </w:p>
+        </w:tc>
+        <w:tc>
+          <w:tcPr>
+            <w:tcW w:type="dxa" w:w="794"/>
+            <w:vAlign w:val="center"/>
+          </w:tcPr>
+          <w:p>
+            <w:pPr>
+              <w:pStyle w:val="TableText"/>
+              <w:jc w:val="center"/>
+            </w:pPr>
+            <w:r>
+              <w:rPr>
+                <w:sz w:val="20"/>
+              </w:rPr>
+              <w:t>36</w:t>
+            </w:r>
+          </w:p>
+        </w:tc>
+        <w:tc>
+          <w:tcPr>
+            <w:tcW w:type="dxa" w:w="794"/>
+            <w:vAlign w:val="center"/>
+          </w:tcPr>
+          <w:p>
+            <w:pPr>
+              <w:pStyle w:val="TableText"/>
+              <w:jc w:val="center"/>
+            </w:pPr>
+            <w:r>
+              <w:rPr>
+                <w:sz w:val="20"/>
+              </w:rPr>
+              <w:t>1</w:t>
+            </w:r>
+          </w:p>
+        </w:tc>
+        <w:tc>
+          <w:tcPr>
+            <w:tcW w:type="dxa" w:w="1020"/>
+            <w:vAlign w:val="center"/>
+          </w:tcPr>
+          <w:p>
+            <w:pPr>
+              <w:pStyle w:val="TableText"/>
+              <w:jc w:val="center"/>
+            </w:pPr>
+            <w:r>
+              <w:rPr>
+                <w:sz w:val="20"/>
+              </w:rPr>
+              <w:t>4 (4)</w:t>
+            </w:r>
+          </w:p>
+        </w:tc>
+        <w:tc>
+          <w:tcPr>
+            <w:tcW w:type="dxa" w:w="850"/>
+            <w:vAlign w:val="center"/>
+          </w:tcPr>
+          <w:p>
+            <w:pPr>
+              <w:pStyle w:val="TableText"/>
+              <w:jc w:val="center"/>
+            </w:pPr>
+            <w:r>
+              <w:rPr>
+                <w:sz w:val="20"/>
+              </w:rPr>
+              <w:t>68</w:t>
+            </w:r>
+          </w:p>
+        </w:tc>
+        <w:tc>
+          <w:tcPr>
+            <w:tcW w:type="dxa" w:w="907"/>
+            <w:vAlign w:val="center"/>
+          </w:tcPr>
+          <w:p>
+            <w:pPr>
+              <w:pStyle w:val="TableText"/>
+              <w:jc w:val="center"/>
+            </w:pPr>
+            <w:r>
+              <w:rPr>
+                <w:sz w:val="20"/>
+              </w:rPr>
+              <w:t>378</w:t>
+            </w:r>
+          </w:p>
+        </w:tc>
+      </w:tr>
+    </w:tbl>
+    <w:p>
+      <w:pPr>
+        <w:spacing w:line="240" w:lineRule="auto"/>
+      </w:pPr>
     </w:p>
     <w:p>
       <w:r>
@@ -5746,7 +6961,7 @@
         <w:t xml:space="preserve">Условия сравнения. </w:t>
       </w:r>
       <w:r>
-        <w:t>Даже на неизменной трассе 5 м скорость канала в течение суток меняется примерно вдвое: вечером — от 450 до 936 кбит/с. Если сравнивать варианты в разное время, разница в канале перекроет эффект доработки. Поэтому варианты сравниваются в одном включении питания: стенд поочерёдно переключается между ними каждые 1–2 мин, обычно в четыре этапа «без доработки — с доработкой — без — с». Чередование компенсирует медленный дрейф канала: каждый вариант попадает и в начало, и в конец опыта. Четыре этапа — наименьшее число, при котором каждый вариант проходится дважды; при большем числе опыт удлиняется, и канал за это время уходит сильнее. Первые 10 с каждого этапа не учитываются: после переключения очереди и управление качеством выходят на новый режим. Разница меньше 20 % значимой не считается: настолько расходились между собой два этапа одного и того же варианта. Кроме того, модуль принимает команды настройки только в первые 30 с после включения питания (подраздел 2.6), поэтому опыт засчитывается, только если журнал подтверждает, что настройки применились.</w:t>
+        <w:t>Даже на неизменной трассе 5 м через стену скорость канала в течение суток меняется примерно вдвое: вечером — от 450 до 936 кбит/с. Если сравнивать варианты в разное время, разница в канале перекроет эффект доработки. Поэтому варианты сравниваются в одном включении питания: стенд поочерёдно переключается между ними каждые 1–2 мин, обычно в четыре этапа «без доработки — с доработкой — без — с». Чередование компенсирует медленный дрейф канала: каждый вариант попадает и в начало, и в конец опыта. Четыре этапа — наименьшее число, при котором каждый вариант проходится дважды; при большем числе опыт удлиняется, и канал за это время уходит сильнее. Первые 10 с каждого этапа не учитываются: после переключения очереди и управление качеством выходят на новый режим. Разница меньше 20 % значимой не считается: настолько расходились между собой два этапа одного и того же варианта. Кроме того, модуль принимает команды настройки только в первые 30 с после включения питания (подраздел 2.6), поэтому опыт засчитывается, только если журнал подтверждает, что настройки применились.</w:t>
       </w:r>
     </w:p>
     <w:p>
@@ -6056,7 +7271,7 @@
         <w:t xml:space="preserve">На рынке найдено пять вариантов оборудования Wi-Fi HaLow (таблица </w:t>
       </w:r>
       <w:r>
-        <w:t>2.4</w:t>
+        <w:t>2.5</w:t>
       </w:r>
       <w:r>
         <w:t>).</w:t>
@@ -6068,7 +7283,7 @@
         <w:ind w:firstLine="0"/>
       </w:pPr>
       <w:r>
-        <w:t>Таблица 2.4 – Оборудование Wi-Fi HaLow, доступное для исследования</w:t>
+        <w:t>Таблица 2.5 – Оборудование Wi-Fi HaLow, доступное для исследования</w:t>
       </w:r>
     </w:p>
     <w:tbl>
@@ -6599,7 +7814,7 @@
     </w:p>
     <w:p>
       <w:r>
-        <w:t>Микроконтроллер ESP32-S3 — система на кристалле: помимо процессорных ядер он содержит приёмопередатчик Wi-Fi 2,4 ГГц (IEEE 802.11b/g/n) и Bluetooth LE [21]. Поэтому на той же плате есть второй радиоканал, не зависящий от модуля TX-AH, и платформа пригодна для сравнения Wi-Fi HaLow с IEEE 802.11 на идентичной аппаратной части. В работе это сравнение выполнено измерением на трассе 5 м и расчётом бюджета канала (раздел 3.7).</w:t>
+        <w:t>Микроконтроллер ESP32-S3 — система на кристалле: помимо процессорных ядер он содержит приёмопередатчик Wi-Fi 2,4 ГГц (IEEE 802.11b/g/n) и Bluetooth LE [21]. Поэтому на той же плате есть второй радиоканал, не зависящий от модуля TX-AH, и платформа пригодна для сравнения Wi-Fi HaLow с IEEE 802.11 на идентичной аппаратной части. В работе это сравнение выполнено измерением на трассе 5 м через стену и расчётом бюджета канала (раздел 3.7).</w:t>
       </w:r>
     </w:p>
     <w:p>
@@ -6815,7 +8030,7 @@
         <w:t xml:space="preserve">Рабочая конфигурация. </w:t>
       </w:r>
       <w:r>
-        <w:t>Канал 2 МГц с центром 867,0 МГц (полоса 866–868 МГц), мощность не более 14 дБм. Камера — в соседней комнате на расстоянии около 5 м от приёмника, за стеной, то есть вне прямой видимости (далее — трасса 5 м); питание от внешнего аккумулятора; приёмник подключён к компьютеру по USB. Разрешение — сначала 320 × 240 точек, затем 480 × 320. Модуль камеры работает точкой доступа (AP), модуль приёмника — станцией (STA); причины смены ролей приведены в разделе 2.6 (пункт 4) и в разделе 3.4. Все опыты главы, кроме лабораторного этапа и измерения границы связи, выполнены на трассе 5 м.</w:t>
+        <w:t>Канал 2 МГц с центром 867,0 МГц (полоса 866–868 МГц), мощность не более 14 дБм. Камера — в соседней комнате на расстоянии около 5 м от приёмника, за стеной, то есть вне прямой видимости (далее — трасса 5 м через стену); питание от внешнего аккумулятора; приёмник подключён к компьютеру по USB. Разрешение — сначала 320 × 240 точек, затем 480 × 320. Модуль камеры работает точкой доступа (AP), модуль приёмника — станцией (STA); причины смены ролей приведены в разделе 2.6 (пункт 4) и в разделе 3.4. Все опыты главы, кроме лабораторного этапа и измерения границы связи, выполнены на трассе 5 м через стену.</w:t>
       </w:r>
     </w:p>
     <w:p>
@@ -7403,13 +8618,13 @@
     </w:p>
     <w:p>
       <w:r>
-        <w:t xml:space="preserve">Исходно платформа передавала 121 кбит/с — более чем на порядок меньше скорости радиоканала по таблице 2.1. Последовательный поиск ограничивающего звена и его устранение подняли пропускную способность примерно до 0,7 Мбит/с на лабораторном этапе, а после перехода на разрешённый канал, трассу 5 м и доработок канала — до 1063 кбит/с полезного видео 480 × 320 в итоговой версии. Этапы показаны на рисунке </w:t>
+        <w:t xml:space="preserve">Исходно платформа передавала 121 кбит/с — более чем на порядок меньше скорости радиоканала по таблице 2.1. Последовательный поиск ограничивающего звена и его устранение подняли пропускную способность примерно до 0,7 Мбит/с на лабораторном этапе, а после перехода на разрешённый канал, трассу 5 м через стену и доработок канала — до 1063 кбит/с полезного видео 480 × 320 в итоговой версии. Этапы показаны на рисунке </w:t>
       </w:r>
       <w:r>
         <w:t>3.1</w:t>
       </w:r>
       <w:r>
-        <w:t>. Условия замеров различаются: лабораторные точки сняты при разрешении 240 × 176 в канале 4 МГц, остальные — на трассе 5 м в канале 2 МГц; в ранних замерах считались все байты, принятые приёмником, в поздних — только полезное видео. Поэтому рисунок показывает путь доработки; насколько помогла каждая доработка последнего этапа, установлено отдельно — поочерёдным включением и выключением в одном опыте (раздел 3.4). Нижняя группа рисунка — итоговая версия на трассе прямой видимости при измерении границы связи (раздел 3.6).</w:t>
+        <w:t>. Условия замеров различаются: лабораторные точки сняты при разрешении 240 × 176 в канале 4 МГц, остальные — на трассе 5 м через стену в канале 2 МГц; в ранних замерах считались все байты, принятые приёмником, в поздних — только полезное видео. Поэтому рисунок показывает путь доработки; насколько помогла каждая доработка последнего этапа, установлено отдельно — поочерёдным включением и выключением в одном опыте (раздел 3.4). Нижняя группа рисунка — итоговая версия на трассе прямой видимости при измерении границы связи (раздел 3.6).</w:t>
       </w:r>
     </w:p>
     <w:p>
@@ -8414,7 +9629,7 @@
         <w:t xml:space="preserve">Ограничивающее звено — радиоканал. </w:t>
       </w:r>
       <w:r>
-        <w:t>После этих доработок звенья проверены по очереди: загружено ли каждое до предела. Интерфейс UART: камера подавала в модуль около 1 Мбит/с, а интерфейс пропускает до 1,65 Мбит/с — он загружен не полностью. Процессор модуля: при передаче видео он простаивает 92–93 % времени — тоже не предел, поэтому ускорение интерфейса (приём через прямой доступ к памяти, 4,8 Мбод) проверено и пользы не дало. Радиоканал: по отчёту радиоуровня модуля камеры на трассе 5 м эфир занят передачей к приёмнику 99 % времени — это предел. Значит, поток ограничивает эфир. Подача около 1 Мбит/с объясняется тем же: камера отправляет новый видеокадр только после квитанции на предыдущие (окно, раздел 3.4), поэтому подаёт в модуль столько, сколько проходит через эфир.</w:t>
+        <w:t>После этих доработок звенья проверены по очереди: загружено ли каждое до предела. Интерфейс UART: камера подавала в модуль около 1 Мбит/с, а интерфейс пропускает до 1,65 Мбит/с — он загружен не полностью. Процессор модуля: при передаче видео он простаивает 92–93 % времени — тоже не предел, поэтому ускорение интерфейса (приём через прямой доступ к памяти, 4,8 Мбод) проверено и пользы не дало. Радиоканал: по отчёту радиоуровня модуля камеры на трассе 5 м через стену эфир занят передачей к приёмнику 99 % времени — это предел. Значит, поток ограничивает эфир. Подача около 1 Мбит/с объясняется тем же: камера отправляет новый видеокадр только после квитанции на предыдущие (окно, раздел 3.4), поэтому подаёт в модуль столько, сколько проходит через эфир.</w:t>
       </w:r>
     </w:p>
     <w:p>
@@ -8429,7 +9644,7 @@
     </w:p>
     <w:p>
       <w:r>
-        <w:t>Главный вывод раздела: на лабораторном этапе пропускную способность последовательно ограничивали драйвер UART модуля, паузы между фрагментами и программное сжатие; после их доработки ограничивающим звеном стал радиоканал между платами. Это означает не затухание — на 5 м сигнал сильный, около −53 дБм, — а потери передач: каждый потерянный кадр MAC передаётся повторно, повторы занимают эфир, и на полезное видео остаётся меньше половины его времени. Интерфейс UART задаёт архитектурный предел 3,92 Мбит/с, до которого канал не доходит.</w:t>
+        <w:t>Главный вывод раздела: на лабораторном этапе пропускную способность последовательно ограничивали драйвер UART модуля, паузы между фрагментами и программное сжатие; после их доработки ограничивающим звеном стал радиоканал между платами. Это означает не затухание — на 5 м через стену сигнал сильный, около −53 дБм, — а потери передач: каждый потерянный кадр MAC передаётся повторно, повторы занимают эфир, и на полезное видео остаётся меньше половины его времени. Интерфейс UART задаёт архитектурный предел 3,92 Мбит/с, до которого канал не доходит.</w:t>
       </w:r>
     </w:p>
     <w:p>
@@ -8496,7 +9711,7 @@
     </w:p>
     <w:p>
       <w:r>
-        <w:t>Число M от 0 до 8 камера раз в 2 с выбирает по последним 48 квитанциям — это около 10 с видео: достаточно, чтобы оценить долю потерь, и достаточно мало, чтобы следовать за изменениями канала. Выбирается M, при котором ожидаемое число целых видеокадров с учётом доли байтов, занятых контрольными фрагментами, наибольшее. Что контрольные фрагменты не закрыли, камера досылает один раз, если видеокадр моложе 1,5 с: более старый кадр уже не нужен для показа в реальном времени. Программа просмотра ждёт недостающие фрагменты до 0,7 с — дольше задержки квитанции (0,34–0,50 с), чтобы досылка успела прийти, — и показывает видеокадры по порядку. На трассе 5 м теряется 2–3 % фрагментов, чаще по 1–2 в видеокадре, поэтому подбор держит M около нуля и работает досылка.</w:t>
+        <w:t>Число M от 0 до 8 камера раз в 2 с выбирает по последним 48 квитанциям — это около 10 с видео: достаточно, чтобы оценить долю потерь, и достаточно мало, чтобы следовать за изменениями канала. Выбирается M, при котором ожидаемое число целых видеокадров с учётом доли байтов, занятых контрольными фрагментами, наибольшее. Что контрольные фрагменты не закрыли, камера досылает один раз, если видеокадр моложе 1,5 с: более старый кадр уже не нужен для показа в реальном времени. Программа просмотра ждёт недостающие фрагменты до 0,7 с — дольше задержки квитанции (0,34–0,50 с), чтобы досылка успела прийти, — и показывает видеокадры по порядку. На трассе 5 м через стену теряется 2–3 % фрагментов, чаще по 1–2 в видеокадре, поэтому подбор держит M около нуля и работает досылка.</w:t>
       </w:r>
     </w:p>
     <w:p>
@@ -8568,7 +9783,7 @@
         <w:jc w:val="center"/>
       </w:pPr>
       <w:r>
-        <w:t>Рисунок 3.2 – Инерция управления качеством: четыре этапа в одном включении питания (трасса 5 м)</w:t>
+        <w:t>Рисунок 3.2 – Инерция управления качеством: четыре этапа в одном включении питания (трасса 5 м через стену)</w:t>
       </w:r>
     </w:p>
     <w:p>
@@ -8590,7 +9805,7 @@
         <w:t xml:space="preserve">Смена разрешения в процессе передачи. </w:t>
       </w:r>
       <w:r>
-        <w:t>Когда канал ухудшается, камера сначала снижает качество сжатия JPEG. Если качество уже опустилось до 30 — ниже картинка становится неразборчивой, — а задержка квитанций продолжает расти, камера уменьшает сам видеокадр: 480 × 320 → 320 × 213 → 240 × 160. Когда канал улучшается и качество поднимается до 80, разрешение возвращается на ступень выше, но не чаще раза в 15 с, чтобы оно не переключалось туда и обратно. Возврат 240 × 160 → 480 × 320 проверен; на трассе 5 м уменьшение не включалось — канал этого не требовал.</w:t>
+        <w:t>Когда канал ухудшается, камера сначала снижает качество сжатия JPEG. Если качество уже опустилось до 30 — ниже картинка становится неразборчивой, — а задержка квитанций продолжает расти, камера уменьшает сам видеокадр: 480 × 320 → 320 × 213 → 240 × 160. Когда канал улучшается и качество поднимается до 80, разрешение возвращается на ступень выше, но не чаще раза в 15 с, чтобы оно не переключалось туда и обратно. Возврат 240 × 160 → 480 × 320 проверен; на трассе 5 м через стену уменьшение не включалось — канал этого не требовал.</w:t>
       </w:r>
     </w:p>
     <w:p>
@@ -8601,7 +9816,7 @@
         <w:t xml:space="preserve">Мощность передатчика. </w:t>
       </w:r>
       <w:r>
-        <w:t>Регулятор во встроенной программе модуля держит отношение сигнал/шум, с которым приёмник слышит камеру, в коридоре 20–30 дБ. Нижний край выбран так, чтобы действовала граница MCS 4 (SNR не ниже 22 дБ) и оставался запас на провалы; выше 30 дБ мощность не нужна для связи и только усиливает наводку на камеру. Шаг — 2 дБ в пределах 1–14 дБм; при потере связи мощность сразу поднимается до 14 дБм. От 8 дБм камера снимает только в паузах передачи, чтобы излучение передатчика не искажало захват изображения (раздел 3.5). Отдельной версии программы для дальности нет: одна и та же версия работает на всех расстояниях. На трассе 5 м мощность была 1 дБм в 45 из 49 отчётов, 831 кбит/с полезного видео, 0 искажённых видеокадров из 2786; при просадках отношения сигнал/шум до 12–20 дБ регулятор поднимал мощность до 11–13 дБм и одновременно снималась граница модуляции.</w:t>
+        <w:t>Регулятор во встроенной программе модуля держит отношение сигнал/шум, с которым приёмник слышит камеру, в коридоре 20–30 дБ. Нижний край выбран так, чтобы действовала граница MCS 4 (SNR не ниже 22 дБ) и оставался запас на провалы; выше 30 дБ мощность не нужна для связи и только усиливает наводку на камеру. Шаг — 2 дБ в пределах 1–14 дБм; при потере связи мощность сразу поднимается до 14 дБм. От 8 дБм камера снимает только в паузах передачи, чтобы излучение передатчика не искажало захват изображения (раздел 3.5). Отдельной версии программы для дальности нет: одна и та же версия работает на всех расстояниях. На трассе 5 м через стену мощность была 1 дБм в 45 из 49 отчётов, 831 кбит/с полезного видео, 0 искажённых видеокадров из 2786; при просадках отношения сигнал/шум до 12–20 дБ регулятор поднимал мощность до 11–13 дБм и одновременно снималась граница модуляции.</w:t>
       </w:r>
     </w:p>
     <w:p>
@@ -8612,7 +9827,7 @@
         <w:t xml:space="preserve">Сравнение в одном включении. </w:t>
       </w:r>
       <w:r>
-        <w:t>Выше описаны основные доработки; настройки меньшего масштаба (пороги, таймеры) заданы в программе стенда. Канал на трассе 5 м меняется в разы по времени суток, поэтому три главные доработки проверены чередованием «выключено / включено» внутри одного включения питания — по четыре этапа, каждый вариант дважды, как требует методика (раздел 2.4); результаты — в таблице 3.4.</w:t>
+        <w:t>Выше описаны основные доработки; настройки меньшего масштаба (пороги, таймеры) заданы в программе стенда. Канал на трассе 5 м через стену меняется в разы по времени суток, поэтому три главные доработки проверены чередованием «выключено / включено» внутри одного включения питания — по четыре этапа, каждый вариант дважды, как требует методика (раздел 2.4); результаты — в таблице 3.4.</w:t>
       </w:r>
     </w:p>
     <w:p>
@@ -8621,7 +9836,7 @@
         <w:ind w:firstLine="0"/>
       </w:pPr>
       <w:r>
-        <w:t>Таблица 3.4 – Парные опыты в одном включении питания (5 м, канал 2 МГц на 867 МГц)</w:t>
+        <w:t>Таблица 3.4 – Парные опыты в одном включении питания (5 м через стену, канал 2 МГц на 867 МГц)</w:t>
       </w:r>
     </w:p>
     <w:tbl>
@@ -9045,7 +10260,7 @@
         <w:t xml:space="preserve">Итоговые результаты по критериям задания. </w:t>
       </w:r>
       <w:r>
-        <w:t>Итоговый опыт (трасса 5 м) дал 1063 кбит/с полезного видео 480 × 320 при 5,0 видеокадра в секунду, потеряно 1,4 % видеокадров, мощность передатчика 1 дБм, перезапусков нет. Показатели канала по критериям задания сведены в таблицу 3.5.</w:t>
+        <w:t>Итоговый опыт (трасса 5 м через стену) дал 1063 кбит/с полезного видео 480 × 320 при 5,0 видеокадра в секунду, потеряно 1,4 % видеокадров, мощность передатчика 1 дБм, перезапусков нет. Показатели канала по критериям задания сведены в таблицу 3.5.</w:t>
       </w:r>
     </w:p>
     <w:p>
@@ -9054,7 +10269,7 @@
         <w:ind w:firstLine="0"/>
       </w:pPr>
       <w:r>
-        <w:t>Таблица 3.5 – Показатели канала Wi-Fi HaLow на трассе 5 м (итоговая конфигурация)</w:t>
+        <w:t>Таблица 3.5 – Показатели канала Wi-Fi HaLow на трассе 5 м через стену (итоговая конфигурация)</w:t>
       </w:r>
     </w:p>
     <w:tbl>
@@ -9645,6 +10860,17 @@
       </w:r>
     </w:p>
     <w:p>
+      <w:r>
+        <w:rPr>
+          <w:b/>
+        </w:rPr>
+        <w:t xml:space="preserve">Контрольный опыт. </w:t>
+      </w:r>
+      <w:r>
+        <w:t>Опыт длительностью 282 с выполнен на трассе 5 м через стену с итоговой версией программ. Получено: полезная скорость в среднем 1028 кбит/с (медиана посекундных значений — 1024 кбит/с), 5,6 видеокадра в секунду; показано 1572 видеокадра, потеряно 16 (1,0 %), досылкой восстановлено 35; потери фрагментов после повторов MAC — 1,2 %. Мощность передатчика 1 дБм, уровень сигнала −50 дБм, SNR 36 дБ, нижняя граница модуляции держалась на MCS 4, PER — 68 %, RTT — 0,42 с (медианы). Фрагмент журнала — в таблице 2.4.</w:t>
+      </w:r>
+    </w:p>
+    <w:p>
       <w:pPr>
         <w:pStyle w:val="Heading2"/>
       </w:pPr>
@@ -10036,7 +11262,7 @@
     </w:p>
     <w:p>
       <w:r>
-        <w:t>Повреждения захвата вызваны наводкой собственного передатчика: антенна модуля находится в нескольких сантиметрах от шлейфа камеры, и излучение сбивает тактирование линий DVP. Это установили два опыта, в которых менялось только излучение. В первом (таблица выше) при 1 дБм не повреждён ни один видеокадр, при 20 дБм — 44 %. Во втором камера снимала непрерывно, а передатчик попеременно 5 с работал и 5 с молчал: сдвиг байта возникал только в фазах передачи. Другие возможные причины — питание, нагрев, настройки сенсора — в этих опытах не менялись. Эффект сохраняется и в разрешённых пределах мощности: на трассе 5 м доля искажённых видеокадров при 240 × 176 составила около 15 % при 12 дБм и около 60 % при 14 дБм, при 320 × 240 — 40–60 % уже при 10 дБм. Для БПЛА из этого следует важный вывод: на границе дальности передатчик работает с максимальной мощностью, и именно там наводка на камеру сильнее всего, поэтому захват должен выдерживать максимальную мощность системы.</w:t>
+        <w:t>Повреждения захвата вызваны наводкой собственного передатчика: антенна модуля находится в нескольких сантиметрах от шлейфа камеры, и излучение сбивает тактирование линий DVP. Это установили два опыта, в которых менялось только излучение. В первом (таблица выше) при 1 дБм не повреждён ни один видеокадр, при 20 дБм — 44 %. Во втором камера снимала непрерывно, а передатчик попеременно 5 с работал и 5 с молчал: сдвиг байта возникал только в фазах передачи. Другие возможные причины — питание, нагрев, настройки сенсора — в этих опытах не менялись. Эффект сохраняется и в разрешённых пределах мощности: на трассе 5 м через стену доля искажённых видеокадров при 240 × 176 составила около 15 % при 12 дБм и около 60 % при 14 дБм, при 320 × 240 — 40–60 % уже при 10 дБм. Для БПЛА из этого следует важный вывод: на границе дальности передатчик работает с максимальной мощностью, и именно там наводка на камеру сильнее всего, поэтому захват должен выдерживать максимальную мощность системы.</w:t>
       </w:r>
     </w:p>
     <w:p>
@@ -10055,7 +11281,7 @@
         <w:t xml:space="preserve">– </w:t>
       </w:r>
       <w:r>
-        <w:t>регулятор мощности (раздел 3.4) по отношению сигнал/шум держит мощность минимальной, при которой связь устойчива: вблизи — 1 дБм, и на трассе 5 м искажено 0 видеокадров из 2786;</w:t>
+        <w:t>регулятор мощности (раздел 3.4) по отношению сигнал/шум держит мощность минимальной, при которой связь устойчива: вблизи — 1 дБм, и на трассе 5 м через стену искажено 0 видеокадров из 2786;</w:t>
       </w:r>
     </w:p>
     <w:p>
@@ -10074,7 +11300,7 @@
         <w:t xml:space="preserve">Мощность и качество канала на малом расстоянии. </w:t>
       </w:r>
       <w:r>
-        <w:t>В паре опытов таблицы 3.6 (лабораторный этап) PER по статистике модуля составил в среднем 38,3 % при 1 дБм и 43,1 % при 20 дБм, а потери фрагментов на приёмнике — 0,83 и 0,25 % соответственно. Разница в несколько процентов меньше колебаний канала: мощность в 100 раз меньше почти не изменила ни PER, ни потери. Это согласуется с подразделом 3.3: потери в эфире не зависят от уровня сигнала. В разрешённой конфигурации большая мощность также не ускоряет канал: на трассе 5 м при постоянной мощности 14 дБм синтетический поток составил 763 кбит/с против 987 кбит/с с регулятором (1 дБм), а видео при 14 дБм теряет ещё и на паузах съёмки — 313 против 734 кбит/с. Мощность передатчика приёмника, которым отправляются квитанции, тоже повышали до 14 дБм: скорость и потери изменились не больше, чем канал меняется сам по себе. Главный эффект мощности на малом расстоянии — наводка на камеру, а не качество канала; мощность нужна на дальности, и её выбор поручен регулятору.</w:t>
+        <w:t>В паре опытов таблицы 3.6 (лабораторный этап) PER по статистике модуля составил в среднем 38,3 % при 1 дБм и 43,1 % при 20 дБм, а потери фрагментов на приёмнике — 0,83 и 0,25 % соответственно. Разница в несколько процентов меньше колебаний канала: мощность в 100 раз меньше почти не изменила ни PER, ни потери. Это согласуется с подразделом 3.3: потери в эфире не зависят от уровня сигнала. В разрешённой конфигурации большая мощность также не ускоряет канал: на трассе 5 м через стену при постоянной мощности 14 дБм синтетический поток составил 763 кбит/с против 987 кбит/с с регулятором (1 дБм), а видео при 14 дБм теряет ещё и на паузах съёмки — 313 против 734 кбит/с. Мощность передатчика приёмника, которым отправляются квитанции, тоже повышали до 14 дБм: скорость и потери изменились не больше, чем канал меняется сам по себе. Главный эффект мощности на малом расстоянии — наводка на камеру, а не качество канала; мощность нужна на дальности, и её выбор поручен регулятору.</w:t>
       </w:r>
     </w:p>
     <w:p>
@@ -13742,7 +14968,7 @@
         <w:ind w:firstLine="0"/>
       </w:pPr>
       <w:r>
-        <w:t>Таблица 3.12 – Wi-Fi HaLow и Wi-Fi 2,4 ГГц на одной паре плат, трасса 5 м</w:t>
+        <w:t>Таблица 3.12 – Wi-Fi HaLow и Wi-Fi 2,4 ГГц на одной паре плат, трасса 5 м через стену</w:t>
       </w:r>
     </w:p>
     <w:tbl>
@@ -14420,7 +15646,7 @@
     </w:p>
     <w:p>
       <w:r>
-        <w:t>На короткой трассе Wi-Fi 2,4 ГГц даёт ёмкость в 15–19 раз больше, чем Wi-Fi HaLow, а видеопоток около 1 Мбит/с, ограниченный камерой, оба канала передают сопоставимо. Запас по сигналу у Wi-Fi HaLow при этом больше: регулятор держит мощность 1 дБм при отношении сигнал/фон 24–40 дБ, тогда как Wi-Fi 2,4 ГГц при 14–20 дБм имеет 15–24 дБ, то есть при удалении начнёт терять видео раньше. Фон у платы с камерой на 2,4 ГГц постоянен (−90 дБм), в диапазоне 867 МГц он менялся по дням, и помехи камеры сильнее влияют на Wi-Fi HaLow. Задержку Wi-Fi HaLow увеличивают досылка кусков и паузы планирования, которых в Wi-Fi-тракте нет. Измерения Wi-Fi HaLow и Wi-Fi 2,4 ГГц на трассе 5 м выполнены в разные дни, а канал меняется по времени суток, поэтому это сравнение приблизительное; точное сравнение на одних и тех же положениях приёмника дало измерение границы связи.</w:t>
+        <w:t>На короткой трассе Wi-Fi 2,4 ГГц даёт ёмкость в 15–19 раз больше, чем Wi-Fi HaLow, а видеопоток около 1 Мбит/с, ограниченный камерой, оба канала передают сопоставимо. Запас по сигналу у Wi-Fi HaLow при этом больше: регулятор держит мощность 1 дБм при отношении сигнал/фон 24–40 дБ, тогда как Wi-Fi 2,4 ГГц при 14–20 дБм имеет 15–24 дБ, то есть при удалении начнёт терять видео раньше. Фон у платы с камерой на 2,4 ГГц постоянен (−90 дБм), в диапазоне 867 МГц он менялся по дням, и помехи камеры сильнее влияют на Wi-Fi HaLow. Задержку Wi-Fi HaLow увеличивают досылка кусков и паузы планирования, которых в Wi-Fi-тракте нет. Измерения Wi-Fi HaLow и Wi-Fi 2,4 ГГц на трассе 5 м через стену выполнены в разные дни, а канал меняется по времени суток, поэтому это сравнение приблизительное; точное сравнение на одних и тех же положениях приёмника дало измерение границы связи.</w:t>
       </w:r>
     </w:p>
     <w:p>
@@ -14543,7 +15769,7 @@
         <w:t>(3.2)</w:t>
       </w:r>
       <w:r>
-        <w:t>) найдены допустимые потери, по модели трассы — дальность, на которой они достигаются, и в каждой ячейке указана наибольшая скорость, при которой связь на этом расстоянии ещё сохраняется. У земли (антенны на 1,5 м) за точкой излома потери от частоты не зависят, и все технологии теряют дальность в разы. С антенной на борту на высоте 50 м Wi-Fi HaLow сохраняет 650 кбит/с на 1–2 км, а Wi-Fi 2,4 ГГц по расчёту даёт 1–6,5 Мбит/с до 2 км. Причин две: на 2,4 ГГц разрешено 20 дБм против 14 дБм, а на скоростях от 6,5 Мбит/с чувствительность широкого канала Wi-Fi лучше, чем у узкого канала Wi-Fi HaLow на сложной модуляции; кроме того, для антенны на высоте точка излома на 2,4 ГГц почти втрое дальше. Скорость не ниже видеопотока стенда 1063 кбит/с (выделено жирным) по расчёту сохраняется у Wi-Fi 2,4 ГГц до 1 км, у Wi-Fi HaLow — до 0,5 км на сетке расстояний рисунка (граница MCS 7 — 0,98 км); промежуточные режимы MCS 1–6 не показаны, их чувствительность паспорт не даёт. Все дальности рисунка — возможности радиотрактов при тепловом шуме. Измеренная граница данной пары плат: видео с потерями до 9 % — около 310 м, видео прекращается на 1,10 км, связь — до 1,55 км (таблица 3.10).</w:t>
+        <w:t>) найдены допустимые потери, по модели трассы — дальность, на которой они достигаются, и в каждой ячейке указана наибольшая скорость, при которой связь на этом расстоянии ещё сохраняется. У земли (антенны на 1,5 м) за точкой излома потери от частоты не зависят, и все технологии теряют дальность в разы. С антенной на борту на высоте 50 м Wi-Fi HaLow сохраняет 650 кбит/с на 1–2 км, а Wi-Fi 2,4 ГГц по расчёту даёт 1–6,5 Мбит/с до 2 км. Причин две: на 2,4 ГГц разрешено 20 дБм против 14 дБм, а на скоростях от 6,5 Мбит/с чувствительность широкого канала Wi-Fi лучше, чем у узкого канала Wi-Fi HaLow на сложной модуляции; кроме того, для антенны на высоте точка излома на 2,4 ГГц почти втрое дальше. Чёткого порога скорости для видео нет: при меньшей скорости видео сохраняется за счёт снижения качества сжатия и разрешения (раздел 3.4). Промежуточные режимы MCS 1–6 на рисунке не показаны: их чувствительность паспорт не даёт. Все дальности рисунка — возможности радиотрактов при тепловом шуме. Измеренная граница данной пары плат: видео с потерями до 9 % — около 310 м, видео прекращается на 1,10 км, связь — до 1,55 км (таблица 3.10).</w:t>
       </w:r>
     </w:p>
     <w:p>
@@ -14555,7 +15781,7 @@
       <w:r>
         <w:drawing>
           <wp:inline xmlns:a="http://schemas.openxmlformats.org/drawingml/2006/main" xmlns:pic="http://schemas.openxmlformats.org/drawingml/2006/picture">
-            <wp:extent cx="5760000" cy="5078292"/>
+            <wp:extent cx="5760000" cy="4668339"/>
             <wp:docPr id="7" name="Picture 7"/>
             <wp:cNvGraphicFramePr>
               <a:graphicFrameLocks noChangeAspect="1"/>
@@ -14576,7 +15802,7 @@
                   <pic:spPr>
                     <a:xfrm>
                       <a:off x="0" y="0"/>
-                      <a:ext cx="5760000" cy="5078292"/>
+                      <a:ext cx="5760000" cy="4668339"/>
                     </a:xfrm>
                     <a:prstGeom prst="rect"/>
                   </pic:spPr>
@@ -15590,7 +16816,7 @@
     </w:p>
     <w:p>
       <w:r>
-        <w:t>2. Пропускная способность поднята со 121 кбит/с до 1063 кбит/с полезного видео 480 × 320 при 5 видеокадрах в секунду на трассе 5 м (через стену, вне прямой видимости). На лабораторном этапе её ограничивали драйвер UART модуля, паузы между фрагментами и программное сжатие; после их доработки ограничивающим звеном стал радиоканал между платами: около трети первых передач не доходит даже при сильном сигнале, и эфир занят повторами на 99 %. Уровень сигнала, модуляция и длина кадра на эту долю не влияют; точную причину нельзя установить без доступа к программе MAC-уровня модуля, которая поставляется только в машинном коде. Интерфейс UART задаёт архитектурный предел 3,92 Мбит/с, до которого канал не доходит; это ниже 6,5 Мбит/с, на которые способен физический уровень канала 2 МГц.</w:t>
+        <w:t>2. Пропускная способность поднята со 121 кбит/с до 1063 кбит/с полезного видео 480 × 320 при 5 видеокадрах в секунду на трассе 5 м через стену (вне прямой видимости). На лабораторном этапе её ограничивали драйвер UART модуля, паузы между фрагментами и программное сжатие; после их доработки ограничивающим звеном стал радиоканал между платами: около трети первых передач не доходит даже при сильном сигнале, и эфир занят повторами на 99 %. Уровень сигнала, модуляция и длина кадра на эту долю не влияют; точную причину нельзя установить без доступа к программе MAC-уровня модуля, которая поставляется только в машинном коде. Интерфейс UART задаёт архитектурный предел 3,92 Мбит/с, до которого канал не доходит; это ниже 6,5 Мбит/с, на которые способен физический уровень канала 2 МГц.</w:t>
       </w:r>
     </w:p>
     <w:p>
@@ -15605,7 +16831,7 @@
     </w:p>
     <w:p>
       <w:r>
-        <w:t>5. По критериям задания на трассе 5 м: уровень сигнала −53 дБм при отношении сигнал/шум 36 дБ, задержка по квитанции в медиане 0,34–0,50 с, потери видеокадров 1,4 %. Доля неудачных попыток передачи модуля (PER) при этом 50–67 %: в неё входят все повторы и попытки без подтверждения, а не потерянные данные (подраздел 3.4).</w:t>
+        <w:t>5. По критериям задания на трассе 5 м через стену: уровень сигнала −53 дБм при отношении сигнал/шум 36 дБ, задержка по квитанции в медиане 0,34–0,50 с, потери видеокадров 1,4 %. Доля неудачных попыток передачи модуля (PER) при этом 50–67 %: в неё входят все повторы и попытки без подтверждения, а не потерянные данные (подраздел 3.4).</w:t>
       </w:r>
     </w:p>
     <w:p>
@@ -15615,7 +16841,7 @@
     </w:p>
     <w:p>
       <w:r>
-        <w:t>7. На идентичной платформе при нормах мощности Российской Федерации измерение показало: Wi-Fi HaLow удерживает связь в 1,8 раза дальше Wi-Fi 2,4 ГГц (данные ниже); по расчёту при одной и той же скорости 6,5 Мбит/с — наибольшей для канала 2 МГц Wi-Fi HaLow — дальности сопоставимы, а преимущество Wi-Fi HaLow — малые скорости с большей дальностью и меньшее затухание в препятствиях: на 6,3 дБ в бетонной стене и на 6,5–14,8 дБ на 100–400 м леса. Измерение на той же паре плат на трассе 5 м: ёмкость Wi-Fi 2,4 ГГц 15,7–19,2 Мбит/с против около 1 Мбит/с у Wi-Fi HaLow, видео передаётся сопоставимо (потери видеокадров 2,1–2,2 и 1,4 %), но запас по сигналу у Wi-Fi HaLow при мощности 1 дБм (24–40 дБ) больше, чем у Wi-Fi 2,4 ГГц при 14–20 дБм (15–24 дБ). Измерение границы связи на тех же положениях приёмника подтвердило это: на трассе прямой видимости видео Wi-Fi 2,4 ГГц прекращается на ≈ 0,62 км против ≈ 1,10 км у Wi-Fi HaLow, связь — на ≈ 0,87 против ≈ 1,55 км, то есть Wi-Fi HaLow удерживает связь в 1,8 раза дальше при мощности на 6 дБ ниже. LoRa превосходит по дальности, но её скорость на два–три порядка ниже видео.</w:t>
+        <w:t>7. На идентичной платформе при нормах мощности Российской Федерации измерение показало: Wi-Fi HaLow удерживает связь в 1,8 раза дальше Wi-Fi 2,4 ГГц (данные ниже); по расчёту при одной и той же скорости 6,5 Мбит/с — наибольшей для канала 2 МГц Wi-Fi HaLow — дальности сопоставимы, а преимущество Wi-Fi HaLow — малые скорости с большей дальностью и меньшее затухание в препятствиях: на 6,3 дБ в бетонной стене и на 6,5–14,8 дБ на 100–400 м леса. Измерение на той же паре плат на трассе 5 м через стену: ёмкость Wi-Fi 2,4 ГГц 15,7–19,2 Мбит/с против около 1 Мбит/с у Wi-Fi HaLow, видео передаётся сопоставимо (потери видеокадров 2,1–2,2 и 1,4 %), но запас по сигналу у Wi-Fi HaLow при мощности 1 дБм (24–40 дБ) больше, чем у Wi-Fi 2,4 ГГц при 14–20 дБм (15–24 дБ). Измерение границы связи на тех же положениях приёмника подтвердило это: на трассе прямой видимости видео Wi-Fi 2,4 ГГц прекращается на ≈ 0,62 км против ≈ 1,10 км у Wi-Fi HaLow, связь — на ≈ 0,87 против ≈ 1,55 км, то есть Wi-Fi HaLow удерживает связь в 1,8 раза дальше при мощности на 6 дБ ниже. LoRa превосходит по дальности, но её скорость на два–три порядка ниже видео.</w:t>
       </w:r>
     </w:p>
     <w:p>
@@ -15661,10 +16887,10 @@
     </w:p>
     <w:p>
       <w:r>
-        <w:t xml:space="preserve">3. Серия стендовых экспериментов установила, что после доработки программных ограничений платформы пропускную способность ограничивает радиоканал между платами — около трети первых передач теряется даже при сильном сигнале, а эфир почти полностью занят повторами; от уровня сигнала и модуляции эта доля не зависит, а точную причину скрывает закрытая программа MAC-уровня модуля. Интерфейс UART задаёт архитектурный предел 3,92 Мбит/с — ниже 6,5 Мбит/с физического уровня канала. Доработки программного обеспечения подняли полезную скорость со 121 до 1063 кбит/с (видео 480 × 320, 5 видеокадров в секунду, трасса 5 м через стену). На трассе 5 м уровень сигнала составил −53 дБм, задержка по квитанции в медиане 0,34–0,50 с, потери видеокадров 1,4 %. Разработаны и проверены поочерёдным включением и выключением в одном опыте гибрид помехоустойчивого кодирования и досылки, инерция управления качеством и нижняя граница модуляции по уровню сигнала; реализован и проверен регулятор мощности в пределах 1–14 дБм. Найдена причина искажения изображения — наводка собственного передатчика — и устранена программными средствами. </w:t>
-      </w:r>
-      <w:r>
-        <w:t>Расчёт бюджета канала по паспорту радиомодуля дал границу связи 0,98–4,90 км в свободном пространстве при 14 дБм и согласуется с опубликованными натурными данными производителя. Измеренная граница связи данной пары плат при 14 дБм на трассе прямой видимости — около 1,55 км; видео с потерями до 9 % передаётся до 310 м и прекращается на 1,10 км. Сравнение показало, что при нормах мощности Российской Федерации Wi-Fi HaLow уступает Wi-Fi 2,4 ГГц в скорости на порядок, превосходит LoRa по скорости на два–три порядка и удерживает связь дальше Wi-Fi 2,4 ГГц: на той же паре плат — в 1,8 раза на трассе прямой видимости при мощности на 6 дБ ниже. На трассе 5 м ёмкость Wi-Fi 2,4 ГГц составила 15,7–19,2 Мбит/с против около 1 Мбит/с у Wi-Fi HaLow.</w:t>
+        <w:t xml:space="preserve">3. Серия стендовых экспериментов установила, что после доработки программных ограничений платформы пропускную способность ограничивает радиоканал между платами — около трети первых передач теряется даже при сильном сигнале, а эфир почти полностью занят повторами; от уровня сигнала и модуляции эта доля не зависит, а точную причину скрывает закрытая программа MAC-уровня модуля. Интерфейс UART задаёт архитектурный предел 3,92 Мбит/с — ниже 6,5 Мбит/с физического уровня канала. Доработки программного обеспечения подняли полезную скорость со 121 до 1063 кбит/с (видео 480 × 320, 5 видеокадров в секунду, трасса 5 м через стену). На трассе 5 м через стену уровень сигнала составил −53 дБм, задержка по квитанции в медиане 0,34–0,50 с, потери видеокадров 1,4 %. Разработаны и проверены поочерёдным включением и выключением в одном опыте гибрид помехоустойчивого кодирования и досылки, инерция управления качеством и нижняя граница модуляции по уровню сигнала; реализован и проверен регулятор мощности в пределах 1–14 дБм. Найдена причина искажения изображения — наводка собственного передатчика — и устранена программными средствами. </w:t>
+      </w:r>
+      <w:r>
+        <w:t>Расчёт бюджета канала по паспорту радиомодуля дал границу связи 0,98–4,90 км в свободном пространстве при 14 дБм и согласуется с опубликованными натурными данными производителя. Измеренная граница связи данной пары плат при 14 дБм на трассе прямой видимости — около 1,55 км; видео с потерями до 9 % передаётся до 310 м и прекращается на 1,10 км. Сравнение показало, что при нормах мощности Российской Федерации Wi-Fi HaLow уступает Wi-Fi 2,4 ГГц в скорости на порядок, превосходит LoRa по скорости на два–три порядка и удерживает связь дальше Wi-Fi 2,4 ГГц: на той же паре плат — в 1,8 раза на трассе прямой видимости при мощности на 6 дБ ниже. На трассе 5 м через стену ёмкость Wi-Fi 2,4 ГГц составила 15,7–19,2 Мбит/с против около 1 Мбит/с у Wi-Fi HaLow.</w:t>
       </w:r>
     </w:p>
     <w:p>
@@ -16410,7 +17636,7 @@
       <w:pgMar w:top="1134" w:right="850" w:bottom="1417" w:left="1701" w:header="283" w:footer="283" w:gutter="0"/>
       <w:cols w:space="720"/>
       <w:docGrid w:linePitch="360"/>
-      <w:pgNumType w:start="88"/>
+      <w:pgNumType w:start="89"/>
     </w:sectPr>
   </w:body>
 </w:document>
@@ -18073,7 +19299,7 @@
               <w:sz w:val="18"/>
               <w:szCs w:val="18"/>
             </w:rPr>
-            <w:t xml:space="preserve">100</w:t>
+            <w:t xml:space="preserve">101</w:t>
           </w:r>
         </w:p>
       </w:tc>

--- a/docs/vkr/Osnovnaya_chast_HaLow.docx
+++ b/docs/vkr/Osnovnaya_chast_HaLow.docx
@@ -485,7 +485,7 @@
         </w:rPr>
         <w:t>4.3 Определение затрат, себестоимости и цены разработки</w:t>
         <w:tab/>
-        <w:t>63</w:t>
+        <w:t>64</w:t>
       </w:r>
     </w:p>
     <w:p>
@@ -502,7 +502,7 @@
         </w:rPr>
         <w:t>4.4 Определение и оценка основных показателей экономической эффективности</w:t>
         <w:tab/>
-        <w:t>67</w:t>
+        <w:t>68</w:t>
       </w:r>
     </w:p>
     <w:p>
@@ -536,7 +536,7 @@
         </w:rPr>
         <w:t>5 Охрана труда и окружающей среды</w:t>
         <w:tab/>
-        <w:t>71</w:t>
+        <w:t>72</w:t>
       </w:r>
     </w:p>
     <w:p>
@@ -553,7 +553,7 @@
         </w:rPr>
         <w:t>5.1 Введение</w:t>
         <w:tab/>
-        <w:t>71</w:t>
+        <w:t>72</w:t>
       </w:r>
     </w:p>
     <w:p>
@@ -570,7 +570,7 @@
         </w:rPr>
         <w:t>5.2 Оценка условий труда</w:t>
         <w:tab/>
-        <w:t>73</w:t>
+        <w:t>74</w:t>
       </w:r>
     </w:p>
     <w:p>
@@ -587,7 +587,7 @@
         </w:rPr>
         <w:t>5.3 Оценка условий труда по эргономическим параметрам</w:t>
         <w:tab/>
-        <w:t>80</w:t>
+        <w:t>81</w:t>
       </w:r>
     </w:p>
     <w:p>
@@ -604,7 +604,7 @@
         </w:rPr>
         <w:t>5.4 Оценка помещения по электроопасности</w:t>
         <w:tab/>
-        <w:t>82</w:t>
+        <w:t>84</w:t>
       </w:r>
     </w:p>
     <w:p>
@@ -621,7 +621,7 @@
         </w:rPr>
         <w:t>5.5 Классификация помещения по пожароопасности</w:t>
         <w:tab/>
-        <w:t>83</w:t>
+        <w:t>85</w:t>
       </w:r>
     </w:p>
     <w:p>
@@ -638,7 +638,7 @@
         </w:rPr>
         <w:t>5.6 Расчёт искусственного освещения</w:t>
         <w:tab/>
-        <w:t>84</w:t>
+        <w:t>86</w:t>
       </w:r>
     </w:p>
     <w:p>
@@ -655,7 +655,7 @@
         </w:rPr>
         <w:t>5.7 Выводы</w:t>
         <w:tab/>
-        <w:t>87</w:t>
+        <w:t>89</w:t>
       </w:r>
     </w:p>
     <w:p>
@@ -672,7 +672,7 @@
         </w:rPr>
         <w:t>Заключение</w:t>
         <w:tab/>
-        <w:t>89</w:t>
+        <w:t>91</w:t>
       </w:r>
     </w:p>
     <w:p>
@@ -689,7 +689,7 @@
         </w:rPr>
         <w:t>Список использованных источников</w:t>
         <w:tab/>
-        <w:t>92</w:t>
+        <w:t>94</w:t>
       </w:r>
     </w:p>
     <w:p>
@@ -880,7 +880,7 @@
         <w:t xml:space="preserve">Пояснительная записка состоит из введения, пяти глав, заключения и списка использованных источников. В первой главе выполнен сравнительный анализ Wi-Fi HaLow с другими вариантами канала связи с БПЛА, во второй — обоснование эксперимента, его методика, выбор и настройка средств, в третьей приведены результаты серии экспериментов и сравнение с другими протоколами. Четвёртая глава содержит экономическую часть, пятая — раздел охраны труда и окружающей среды. В заключении сформулированы основные результаты и предложения по интеграции разработанных решений в существующие модели БПЛА. </w:t>
       </w:r>
       <w:r>
-        <w:t>Пояснительная записка: 101 с., 14 рис., 40 табл., 74 источн.</w:t>
+        <w:t>Пояснительная записка: 102 с., 14 рис., 40 табл., 73 источн.</w:t>
       </w:r>
     </w:p>
     <w:p>
@@ -17617,16 +17617,7 @@
         <w:jc w:val="left"/>
       </w:pPr>
       <w:r>
-        <w:t>73. Светотехника. Таблицы коэффициентов использования : каталог / IEK. – [Б. м.], 2022. – 22 с. – Текст : электронный // IEK : [сайт]. – URL: https://www.iek.ru/products/standard_solutions/download/svetovye-pribory-iek---tablicy-koehfficientov-ispolzovaniya.pdf (дата обращения: 18.10.2026).</w:t>
-      </w:r>
-    </w:p>
-    <w:p>
-      <w:pPr>
-        <w:ind w:firstLine="0"/>
-        <w:jc w:val="left"/>
-      </w:pPr>
-      <w:r>
-        <w:t>74. Кнорринг, Г. М. Справочная книга для проектирования электрического освещения / Г. М. Кнорринг, И. М. Фадин, В. Н. Сидоров. – 2-е изд., перераб. и доп. – Санкт-Петербург : Энергоатомиздат, 1992. – 448 с. – Текст : непосредственный.</w:t>
+        <w:t>73. Кнорринг, Г. М. Справочная книга для проектирования электрического освещения / Г. М. Кнорринг, И. М. Фадин, В. Н. Сидоров. – 2-е изд., перераб. и доп. – Санкт-Петербург : Энергоатомиздат, 1992. – 448 с. – Текст : непосредственный.</w:t>
       </w:r>
     </w:p>
     <w:sectPr>
@@ -17636,7 +17627,7 @@
       <w:pgMar w:top="1134" w:right="850" w:bottom="1417" w:left="1701" w:header="283" w:footer="283" w:gutter="0"/>
       <w:cols w:space="720"/>
       <w:docGrid w:linePitch="360"/>
-      <w:pgNumType w:start="89"/>
+      <w:pgNumType w:start="91"/>
     </w:sectPr>
   </w:body>
 </w:document>
@@ -19299,7 +19290,7 @@
               <w:sz w:val="18"/>
               <w:szCs w:val="18"/>
             </w:rPr>
-            <w:t xml:space="preserve">101</w:t>
+            <w:t xml:space="preserve">102</w:t>
           </w:r>
         </w:p>
       </w:tc>

--- a/docs/vkr/Osnovnaya_chast_HaLow.docx
+++ b/docs/vkr/Osnovnaya_chast_HaLow.docx
@@ -872,7 +872,7 @@
         <w:t>Практическая значимость</w:t>
       </w:r>
       <w:r>
-        <w:t xml:space="preserve"> работы: создан стенд передачи видео по Wi-Fi HaLow с одновременной регистрацией показателей канала, разработаны программное обеспечение передатчика и приёмника, доработки программного обеспечения радиомодуля и программы обработки журналов измерений на языке Python (сводка опыта, сравнение вариантов, расчёт границы связи), сформулированы предложения по увеличению дальности и надёжности передачи данных с борта БПЛА.</w:t>
+        <w:t xml:space="preserve"> работы: создан стенд передачи видео по Wi-Fi HaLow с одновременной регистрацией показателей канала, разработаны программное обеспечение передатчика и приёмника, доработки программного обеспечения радиомодуля и программы обработки журналов измерений (сводка опыта, сравнение вариантов, расчёт границы связи), сформулированы предложения по увеличению дальности и надёжности передачи данных с борта БПЛА.</w:t>
       </w:r>
     </w:p>
     <w:p>
@@ -1368,7 +1368,7 @@
         <w:t xml:space="preserve">Регулирование. </w:t>
       </w:r>
       <w:r>
-        <w:t>Решением ГКРЧ от 07.05.2007 № 07-20-03-001 (в редакции от 24.12.2018) [15] в приложении 11 «Неспециализированные (любого назначения) устройства» выделены полосы 864–865 МГц (эффективная излучаемая мощность, ЭИМ, не более 25 мВт, рабочий цикл не более 0,1 % или режим прослушивания перед излучением, LBT) и 866–868 МГц. Полоса 866–868 МГц введена решением ГКРЧ № 18-46-03-1 [23]: ЭИМ не более 25 мВт при спектральной плотности ЭИМ не более 1000 мВт/МГц (оба условия выполняются одновременно), рабочий цикл не более 1 % или режим LBT. В обеих полосах использование запрещено в пределах аэропортов (аэродромов), что для БПЛА существенно: на территории аэродрома канал этого диапазона применять нельзя. В полосе 2400–2483,5 МГц (приложение 2 того же решения) устройствам с расширением спектра и другими видами модуляции разрешена эквивалентная изотропно излучаемая мощность (ЭИИМ) до 100 мВт при спектральной плотности ЭИИМ не более 10 мВт/МГц [15]. Норма 25 мВт ЭИМ — это 14 дБм, отсчитанные от полуволнового диполя (16,15 дБм относительно изотропной антенны); стенд с мощностью на выходе модуля не более 14 дБм и штатными антеннами плат, не сильнее диполя, в неё укладывается. Видео передаётся непрерывно, поэтому ограничение рабочего цикла 1 % для него невыполнимо, и законность канала держится на втором условии — прослушивании эфира перед передачей (LBT): по стандарту станция Wi-Fi HaLow передаёт только после проверки, что канал свободен (механизм CSMA/CA). Канал шириной 1 или 2 МГц целиком помещается в полосу 866–868 МГц (в работе — канал 2 МГц с центром 867,0 МГц), более широкие каналы — нет.</w:t>
+        <w:t>В России диапазон 868 МГц открыт без лицензии для устройств любого назначения: решение ГКРЧ от 07.05.2007 № 07-20-03-001 [15], полоса 866–868 МГц добавлена решением ГКРЧ № 18-46-03-1 [23]. Условия для этой полосы: эффективная излучаемая мощность (ЭИМ) не более 25 мВт, то есть 14 дБм, а непрерывная передача допускается только с прослушиванием эфира перед излучением (LBT). Wi-Fi HaLow этому соответствует: станция передаёт, только убедившись, что канал свободен (механизм CSMA/CA). В полосу помещаются каналы шириной 1 и 2 МГц; в работе использован канал 2 МГц с центром 867,0 МГц при мощности на выходе модуля не более 14 дБм, штатные антенны плат сигнал заметно не усиливают. В пределах аэродромов диапазон применять запрещено, что для БПЛА существенно. Для Wi-Fi 2,4 ГГц то же решение разрешает до 100 мВт (20 дБм) эквивалентной изотропно излучаемой мощности (ЭИИМ) [15]; в этих единицах норма Wi-Fi HaLow составляет 16,15 дБм.</w:t>
       </w:r>
     </w:p>
     <w:p>
@@ -5487,7 +5487,7 @@
     </w:p>
     <w:p>
       <w:r>
-        <w:t>Лабораторный этап был проверкой заводской настройки модуля — решения «из коробки», с которым платы поставляет производитель: канал шириной 4 МГц с центром 866,0 МГц (864–868 МГц) и мощность 20 дБм. Эта настройка — пример производителя, а не настройка для конкретной страны: по документации радиомодуля частоты и ширину канала выбирает разработчик изделия по нормам страны применения [27]. Опыты проводились кратковременно, в помещении на расстоянии до 5 м. Проверка показала, что заводская настройка для Российской Федерации непригодна: канал выходит за полосу 866–868 МГц, а мощность превышает разрешённые 25 мВт. Не лучшая она и по качеству связи: при сужении полосы приёма потери уменьшаются, а канал 2 МГц устанавливает связь не хуже более широких (подраздел 3.2). Поэтому после данного этапа все испытания выполняются в разрешённой конфигурации: канал 2 МГц с центром 867,0 МГц (866–868 МГц), мощность не более 14 дБм (25 мВт), ограничение заложено во встроенную программу модуля. Результаты лабораторного этапа используются только для сравнения вариантов между собой; все итоговые показатели работы получены в разрешённой конфигурации.</w:t>
+        <w:t>Лабораторный этап был проверкой заводской настройки модуля — решения «из коробки», с которым платы поставляет производитель: канал шириной 4 МГц с центром 866,0 МГц (864–868 МГц) и мощность 20 дБм. Эта настройка — пример производителя, а не настройка для конкретной страны: по документации радиомодуля частоты и ширину канала выбирает разработчик изделия по нормам страны применения [27]. Опыты проводились кратковременно, в помещении на расстоянии до 5 м. Проверка показала, что заводская настройка для Российской Федерации непригодна: канал выходит за полосу 866–868 МГц, а мощность превышает разрешённые 25 мВт. Не лучшая она и по качеству связи: при сужении полосы приёма потери уменьшаются, а канал 2 МГц устанавливает связь не хуже более широких (подраздел 3.2). Поэтому после данного этапа все испытания выполняются в разрешённой конфигурации: канал 2 МГц с центром 867,0 МГц (866–868 МГц), мощность не более 14 дБм (25 мВт), ограничение заложено во встроенную программу модуля. Результаты лабораторного этапа используются только для сравнения вариантов между собой.</w:t>
       </w:r>
     </w:p>
     <w:p>
@@ -9639,7 +9639,7 @@
     </w:p>
     <w:p>
       <w:r>
-        <w:t>Около трети первых передач теряется при сильном сигнале, хотя при таком отношении сигнал/шум ошибки физического уровня должны быть редкими. Опытами исключены: уровень сигнала (на расстоянии 1 м доля неудачных попыток не меньше, чем на 5 м), выбор модуляции (доля почти одинакова на разных MCS), длина кадра (350, 700 и 1400 Б), работа сенсора камеры (с остановленным тактовым сигналом сенсора доля та же), фон платы с камерой (в опытах, где он был близок к собственному шуму приёмника, −101 дБм, потери не исчезали), обмен RTS/CTS, агрегация кадров и время ожидания подтверждения. Остаётся реализация MAC-уровня модуля, но установить точную причину на этой платформе нельзя: программа MAC-уровня поставляется только в машинном коде, исходных текстов нет и у производителя в открытом доступе, а модуль не сообщает, почему кадр не принят — не услышан приёмником или услышан с ошибкой. Для этого нужен измерительный приёмник или анализатор спектра, которых в работе не было. Эти потери и задают потолок около 1 Мбит/с полезного видео на данной паре плат.</w:t>
+        <w:t>Около трети первых передач теряется при сильном сигнале, хотя при таком отношении сигнал/шум ошибки физического уровня должны быть редкими. Опытами исключены: уровень сигнала (на расстоянии 1 м доля неудачных попыток не меньше, чем на 5 м), выбор модуляции (доля почти одинакова на разных MCS), длина кадра (350, 700 и 1400 Б), работа сенсора камеры (с остановленным тактовым сигналом сенсора доля та же), фон платы с камерой (в опытах, где он был близок к собственному шуму приёмника, −101 дБм, потери не исчезали), обмен RTS/CTS, агрегация кадров и время ожидания подтверждения. Остаётся реализация MAC-уровня модуля, но установить точную причину на этой платформе нельзя: программа MAC-уровня поставляется только в машинном коде, исходных текстов нет и у производителя в открытом доступе, а модуль не сообщает, почему кадр не принят — не услышан приёмником или услышан с ошибкой. Эти потери и задают потолок около 1 Мбит/с полезного видео на данной паре плат.</w:t>
       </w:r>
     </w:p>
     <w:p>
@@ -9706,7 +9706,7 @@
     </w:p>
     <w:p>
       <w:r>
-        <w:t>Код устроен так. Видеокадр делится на K фрагментов, и камера добавляет к ним M контрольных: g-й контрольный фрагмент — побитовая сумма по модулю 2 (XOR) фрагментов с номерами g, g + M, g + 2M и так далее. Если пропал один фрагмент группы, программа просмотра получает его обратно сложением XOR контрольного фрагмента с остальными фрагментами группы. Группы чередуются, поэтому восстанавливается и серия до M пропавших подряд фрагментов. Такой код называют кодом для стираний: он не ищет ошибочные биты, а восстанавливает целиком пропавшие фрагменты, номера которых известны по нумерации.</w:t>
+        <w:t>Код устроен так. Видеокадр делится на K фрагментов, и камера добавляет к ним M контрольных: g-й контрольный фрагмент — побитовая сумма по модулю 2 (XOR) фрагментов с номерами g, g + M, g + 2M и так далее. Если пропал один фрагмент группы, программа просмотра получает его обратно сложением XOR контрольного фрагмента с остальными фрагментами группы. Группы чередуются, поэтому восстанавливается и серия до M пропавших подряд фрагментов. Код не ищет ошибочные биты, а восстанавливает целиком пропавшие фрагменты, номера которых известны по нумерации.</w:t>
       </w:r>
     </w:p>
     <w:p>
@@ -11542,7 +11542,7 @@
     </w:p>
     <w:p>
       <w:r>
-        <w:t>Потери рассчитаны автором по формуле (1.1) для свободного пространства и по двухлучевой модели (формула (2.3)) для наземных антенн на высоте 1,5 м и для антенны на борту БПЛА на высоте 50 м (таблица 3.7); на высоте измерения не проводились.</w:t>
+        <w:t>Потери рассчитаны по формуле (1.1) для свободного пространства и по двухлучевой модели (формула (2.3)) для наземных антенн на высоте 1,5 м и для антенны на борту БПЛА на высоте 50 м (таблица 3.7); на высоте измерения не проводились.</w:t>
       </w:r>
     </w:p>
     <w:p>
@@ -16939,7 +16939,7 @@
     </w:p>
     <w:p>
       <w:r>
-        <w:t>6) защищать видеопоток двумя средствами — помехоустойчивым кодом для стираний, число контрольных фрагментов которого подбирается по последним квитанциям, и однократной досылкой того, что код не закрыл; управлять по задержке квитанций качеством сжатия, а когда оно исчерпано, — разрешением видеокадра, и делать это с инерцией, запоминая качество, при котором канал перегрузился;</w:t>
+        <w:t>6) защищать видеопоток двумя средствами — помехоустойчивым кодом, число контрольных фрагментов которого подбирается по последним квитанциям, и однократной досылкой того, что код не закрыл; управлять по задержке квитанций качеством сжатия, а когда оно исчерпано, — разрешением видеокадра, и делать это с инерцией, запоминая качество, при котором канал перегрузился;</w:t>
       </w:r>
     </w:p>
     <w:p>
@@ -17437,7 +17437,7 @@
         <w:jc w:val="left"/>
       </w:pPr>
       <w:r>
-        <w:t>53. СанПиН 1.2.3685-21. Гигиенические нормативы и требования к обеспечению безопасности и (или) безвредности для человека факторов среды обитания : санитарные правила и нормы : утверждены постановлением Главного государственного санитарного врача Российской Федерации от 28.01.2021 № 2 (ред. от 24.12.2025) : дата введения 2021-03-01. – Текст : электронный // Электронный фонд правовых и нормативно-технических документов : [сайт]. – URL: https://docs.cntd.ru/document/573500115 (дата обращения: 08.10.2026).</w:t>
+        <w:t>53. ГОСТ 12.1.005-88. Система стандартов безопасности труда. Общие санитарно-гигиенические требования к воздуху рабочей зоны : межгосударственный стандарт : издание официальное : утвержден и введен в действие Постановлением Госстандарта СССР от 29.09.1988 № 3388 : дата введения 1989-01-01. – Текст : электронный // Электронный фонд правовых и нормативно-технических документов : [сайт]. – URL: https://docs.cntd.ru/document/1200003608 (дата обращения: 08.10.2026).</w:t>
       </w:r>
     </w:p>
     <w:p>
@@ -17446,7 +17446,7 @@
         <w:jc w:val="left"/>
       </w:pPr>
       <w:r>
-        <w:t>54. ГОСТ 12.1.005-88. Система стандартов безопасности труда. Общие санитарно-гигиенические требования к воздуху рабочей зоны : межгосударственный стандарт : издание официальное : утвержден и введен в действие Постановлением Госстандарта СССР от 29.09.1988 № 3388 : дата введения 1989-01-01. – Текст : электронный // Электронный фонд правовых и нормативно-технических документов : [сайт]. – URL: https://docs.cntd.ru/document/1200003608 (дата обращения: 08.10.2026).</w:t>
+        <w:t>54. СанПиН 1.2.3685-21. Гигиенические нормативы и требования к обеспечению безопасности и (или) безвредности для человека факторов среды обитания : санитарные правила и нормы : утверждены постановлением Главного государственного санитарного врача Российской Федерации от 28.01.2021 № 2 (ред. от 24.12.2025) : дата введения 2021-03-01. – Текст : электронный // Электронный фонд правовых и нормативно-технических документов : [сайт]. – URL: https://docs.cntd.ru/document/573500115 (дата обращения: 08.10.2026).</w:t>
       </w:r>
     </w:p>
     <w:p>

--- a/docs/vkr/Osnovnaya_chast_HaLow.docx
+++ b/docs/vkr/Osnovnaya_chast_HaLow.docx
@@ -179,7 +179,7 @@
         </w:rPr>
         <w:t>2.2 Обоснование необходимости экспериментального исследования</w:t>
         <w:tab/>
-        <w:t>18</w:t>
+        <w:t>19</w:t>
       </w:r>
     </w:p>
     <w:p>
@@ -196,7 +196,7 @@
         </w:rPr>
         <w:t>2.3 Программа экспериментальных исследований</w:t>
         <w:tab/>
-        <w:t>21</w:t>
+        <w:t>22</w:t>
       </w:r>
     </w:p>
     <w:p>
@@ -213,7 +213,7 @@
         </w:rPr>
         <w:t>2.4 Методика измерений и обработки результатов</w:t>
         <w:tab/>
-        <w:t>22</w:t>
+        <w:t>24</w:t>
       </w:r>
     </w:p>
     <w:p>
@@ -230,7 +230,7 @@
         </w:rPr>
         <w:t>2.5 Выбор аппаратных средств</w:t>
         <w:tab/>
-        <w:t>25</w:t>
+        <w:t>27</w:t>
       </w:r>
     </w:p>
     <w:p>
@@ -247,7 +247,7 @@
         </w:rPr>
         <w:t>2.6 Выбор и настройка программных средств</w:t>
         <w:tab/>
-        <w:t>26</w:t>
+        <w:t>28</w:t>
       </w:r>
     </w:p>
     <w:p>
@@ -264,7 +264,7 @@
         </w:rPr>
         <w:t>2.7 Выводы</w:t>
         <w:tab/>
-        <w:t>30</w:t>
+        <w:t>31</w:t>
       </w:r>
     </w:p>
     <w:p>
@@ -281,7 +281,7 @@
         </w:rPr>
         <w:t>3 Серия экспериментов на платформе LilyGO T-HaLow и сравнение с другими протоколами</w:t>
         <w:tab/>
-        <w:t>31</w:t>
+        <w:t>32</w:t>
       </w:r>
     </w:p>
     <w:p>
@@ -298,7 +298,7 @@
         </w:rPr>
         <w:t>3.1 Условия испытаний</w:t>
         <w:tab/>
-        <w:t>31</w:t>
+        <w:t>32</w:t>
       </w:r>
     </w:p>
     <w:p>
@@ -315,7 +315,7 @@
         </w:rPr>
         <w:t>3.2 Влияние полосы приёма (лабораторный этап)</w:t>
         <w:tab/>
-        <w:t>31</w:t>
+        <w:t>32</w:t>
       </w:r>
     </w:p>
     <w:p>
@@ -332,7 +332,7 @@
         </w:rPr>
         <w:t>3.3 Пропускная способность платформы и ограничивающее звено</w:t>
         <w:tab/>
-        <w:t>32</w:t>
+        <w:t>33</w:t>
       </w:r>
     </w:p>
     <w:p>
@@ -349,7 +349,7 @@
         </w:rPr>
         <w:t>3.4 Доработки канала передачи видео и итоговые результаты</w:t>
         <w:tab/>
-        <w:t>36</w:t>
+        <w:t>37</w:t>
       </w:r>
     </w:p>
     <w:p>
@@ -366,7 +366,7 @@
         </w:rPr>
         <w:t>3.5 Искажения изображения камеры, наводка передатчика и выбор мощности</w:t>
         <w:tab/>
-        <w:t>42</w:t>
+        <w:t>44</w:t>
       </w:r>
     </w:p>
     <w:p>
@@ -383,7 +383,7 @@
         </w:rPr>
         <w:t>3.6 Оценка дальности: расчёт, измерение границы связи и опубликованные данные</w:t>
         <w:tab/>
-        <w:t>44</w:t>
+        <w:t>46</w:t>
       </w:r>
     </w:p>
     <w:p>
@@ -400,7 +400,7 @@
         </w:rPr>
         <w:t>3.7 Сравнение с IEEE 802.11 (Wi-Fi 2,4 и 5 ГГц) и LoRa</w:t>
         <w:tab/>
-        <w:t>48</w:t>
+        <w:t>50</w:t>
       </w:r>
     </w:p>
     <w:p>
@@ -417,7 +417,7 @@
         </w:rPr>
         <w:t>3.8 Выводы</w:t>
         <w:tab/>
-        <w:t>55</w:t>
+        <w:t>57</w:t>
       </w:r>
     </w:p>
     <w:p>
@@ -434,7 +434,7 @@
         </w:rPr>
         <w:t>4 Экономическая часть</w:t>
         <w:tab/>
-        <w:t>57</w:t>
+        <w:t>59</w:t>
       </w:r>
     </w:p>
     <w:p>
@@ -451,7 +451,7 @@
         </w:rPr>
         <w:t>4.1 Оценка целесообразности проведения исследования</w:t>
         <w:tab/>
-        <w:t>58</w:t>
+        <w:t>60</w:t>
       </w:r>
     </w:p>
     <w:p>
@@ -468,7 +468,7 @@
         </w:rPr>
         <w:t>4.2 Планирование разработки</w:t>
         <w:tab/>
-        <w:t>61</w:t>
+        <w:t>63</w:t>
       </w:r>
     </w:p>
     <w:p>
@@ -485,7 +485,7 @@
         </w:rPr>
         <w:t>4.3 Определение затрат, себестоимости и цены разработки</w:t>
         <w:tab/>
-        <w:t>64</w:t>
+        <w:t>66</w:t>
       </w:r>
     </w:p>
     <w:p>
@@ -502,7 +502,7 @@
         </w:rPr>
         <w:t>4.4 Определение и оценка основных показателей экономической эффективности</w:t>
         <w:tab/>
-        <w:t>68</w:t>
+        <w:t>70</w:t>
       </w:r>
     </w:p>
     <w:p>
@@ -519,7 +519,7 @@
         </w:rPr>
         <w:t>4.5 Выводы</w:t>
         <w:tab/>
-        <w:t>70</w:t>
+        <w:t>72</w:t>
       </w:r>
     </w:p>
     <w:p>
@@ -536,7 +536,7 @@
         </w:rPr>
         <w:t>5 Охрана труда и окружающей среды</w:t>
         <w:tab/>
-        <w:t>72</w:t>
+        <w:t>74</w:t>
       </w:r>
     </w:p>
     <w:p>
@@ -553,7 +553,7 @@
         </w:rPr>
         <w:t>5.1 Введение</w:t>
         <w:tab/>
-        <w:t>72</w:t>
+        <w:t>74</w:t>
       </w:r>
     </w:p>
     <w:p>
@@ -570,7 +570,7 @@
         </w:rPr>
         <w:t>5.2 Оценка условий труда</w:t>
         <w:tab/>
-        <w:t>74</w:t>
+        <w:t>76</w:t>
       </w:r>
     </w:p>
     <w:p>
@@ -587,7 +587,7 @@
         </w:rPr>
         <w:t>5.3 Оценка условий труда по эргономическим параметрам</w:t>
         <w:tab/>
-        <w:t>81</w:t>
+        <w:t>83</w:t>
       </w:r>
     </w:p>
     <w:p>
@@ -604,7 +604,7 @@
         </w:rPr>
         <w:t>5.4 Оценка помещения по электроопасности</w:t>
         <w:tab/>
-        <w:t>84</w:t>
+        <w:t>86</w:t>
       </w:r>
     </w:p>
     <w:p>
@@ -621,7 +621,7 @@
         </w:rPr>
         <w:t>5.5 Классификация помещения по пожароопасности</w:t>
         <w:tab/>
-        <w:t>85</w:t>
+        <w:t>87</w:t>
       </w:r>
     </w:p>
     <w:p>
@@ -638,7 +638,7 @@
         </w:rPr>
         <w:t>5.6 Расчёт искусственного освещения</w:t>
         <w:tab/>
-        <w:t>86</w:t>
+        <w:t>88</w:t>
       </w:r>
     </w:p>
     <w:p>
@@ -655,7 +655,7 @@
         </w:rPr>
         <w:t>5.7 Выводы</w:t>
         <w:tab/>
-        <w:t>89</w:t>
+        <w:t>91</w:t>
       </w:r>
     </w:p>
     <w:p>
@@ -672,7 +672,7 @@
         </w:rPr>
         <w:t>Заключение</w:t>
         <w:tab/>
-        <w:t>91</w:t>
+        <w:t>93</w:t>
       </w:r>
     </w:p>
     <w:p>
@@ -689,7 +689,7 @@
         </w:rPr>
         <w:t>Список использованных источников</w:t>
         <w:tab/>
-        <w:t>94</w:t>
+        <w:t>96</w:t>
       </w:r>
     </w:p>
     <w:p>
@@ -736,7 +736,7 @@
         <w:t>Целью работы</w:t>
       </w:r>
       <w:r>
-        <w:t xml:space="preserve"> является исследование эффективности использования технологии Wi-Fi HaLow на базе платформы LilyGO T-HaLow по сравнению с традиционными протоколами Wi-Fi. Критерии сравнения: дальность передачи данных; уровень сигнала (RSSI); задержка и потеря пакетов. Рассматривается БПЛА вертолётного типа со связью стандарта IEEE 802.11.</w:t>
+        <w:t xml:space="preserve"> является исследование эффективности использования технологии Wi-Fi HaLow на базе платформы LilyGO T-HaLow по сравнению с традиционными протоколами Wi-Fi. Критерии сравнения: дальность передачи данных; уровень сигнала (RSSI); задержка и потеря пакетов. Рассматривается БПЛА вертолётного типа со связью стандарта IEEE 802.11. Традиционный Wi-Fi в работе — IEEE 802.11b/g/n в диапазоне 2,4 ГГц: этот радиотракт встроен в процессор ESP32-S3 той же платы; стандарты 802.11a/ac/ax диапазонов 5–6 ГГц плата не поддерживает, и для них используются опубликованные данные.</w:t>
       </w:r>
     </w:p>
     <w:p>
@@ -880,7 +880,7 @@
         <w:t xml:space="preserve">Пояснительная записка состоит из введения, пяти глав, заключения и списка использованных источников. В первой главе выполнен сравнительный анализ Wi-Fi HaLow с другими вариантами канала связи с БПЛА, во второй — обоснование эксперимента, его методика, выбор и настройка средств, в третьей приведены результаты серии экспериментов и сравнение с другими протоколами. Четвёртая глава содержит экономическую часть, пятая — раздел охраны труда и окружающей среды. В заключении сформулированы основные результаты и предложения по интеграции разработанных решений в существующие модели БПЛА. </w:t>
       </w:r>
       <w:r>
-        <w:t>Пояснительная записка: 102 с., 14 рис., 40 табл., 73 источн.</w:t>
+        <w:t>Пояснительная записка: 104 с., 14 рис., 40 табл., 73 источн.</w:t>
       </w:r>
     </w:p>
     <w:p>
@@ -4499,7 +4499,7 @@
                 <w:rPr>
                   <w:rFonts w:ascii="Cambria Math" w:hAnsi="Cambria Math"/>
                 </w:rPr>
-                <m:t xml:space="preserve">.</m:t>
+                <m:t xml:space="preserve">·cos θ,</m:t>
               </m:r>
             </m:oMath>
           </w:p>
@@ -4526,7 +4526,18 @@
         <w:ind w:firstLine="0"/>
       </w:pPr>
       <w:r>
-        <w:t>Для БПЛА вертолётного типа при скорости до 30 м/с сдвиг на частоте 867 МГц не превышает 87 Гц — около 0,3 % от расстояния между соседними поднесущими сигнала Wi-Fi HaLow. Этот сигнал (OFDM) состоит из множества узких поднесущих, которые по стандарту отстоят друг от друга на 31,25 кГц [7]. Такой сдвиг приёмник компенсирует, и на работу канала он практически не влияет, поэтому отдельного экспериментального исследования не требует.</w:t>
+        <w:t xml:space="preserve">где </w:t>
+      </w:r>
+      <w:r>
+        <w:t>θ — угол между направлением движения БПЛА и направлением на приёмник. Наибольший сдвиг — при движении прямо к приёмнику или от него (cos θ = ±1).</w:t>
+      </w:r>
+    </w:p>
+    <w:p>
+      <w:pPr>
+        <w:ind w:firstLine="0"/>
+      </w:pPr>
+      <w:r>
+        <w:t>Для БПЛА вертолётного типа при скорости до 30 м/с сдвиг на частоте 867 МГц не превышает 87 Гц — около 0,3 % от расстояния между соседними поднесущими сигнала Wi-Fi HaLow. Этот сигнал (OFDM) состоит из множества узких поднесущих, которые по стандарту отстоят друг от друга на 31,25 кГц [7]. Приёмник OFDM компенсирует сдвиг частоты в каждом кадре: по известной стандарту обучающей последовательности в начале кадра он оценивает, насколько частота сигнала отличается от его собственной, и поворачивает фазу принятых отсчётов на эту величину, а остаток в течение кадра отслеживает по пилотным поднесущим [7]. Тот же механизм нужен и неподвижным узлам: кварцевые генераторы передатчика и приёмника расходятся на единицы–десятки миллионных долей, что на 867 МГц даёт сдвиг в килогерцы — во много раз больше доплеровского. Поэтому на работу канала доплеровский сдвиг практически не влияет и отдельного экспериментального исследования не требует.</w:t>
       </w:r>
     </w:p>
     <w:p>
@@ -4980,7 +4991,7 @@
               <w:rPr>
                 <w:sz w:val="22"/>
               </w:rPr>
-              <w:t>изменчивость среды</w:t>
+              <w:t>изменчивость среды: перемещение людей и предметов между платами, помехи других устройств диапазона, изменение фона платы</w:t>
             </w:r>
           </w:p>
         </w:tc>
@@ -5075,7 +5086,7 @@
     </w:p>
     <w:p>
       <w:r>
-        <w:t>Во-вторых, расчёт опирается на допущения, которые на реальной плате выполняются не всегда. Он считает, что приёму мешает только тепловой шум — в канале 2 МГц около −111 дБм (формула 1.2). На стенде фон оказался намного выше и к тому же непостоянным: у платы с камерой — от −60 до −101 дБм в разные дни, потому что электроника камеры работает в сантиметрах от антенны. Из-за этого на расстоянии 5 м, где по расчёту сигнал превышает шум более чем на 60 дБ, связь сначала вообще не устанавливалась: приёмник считал эфир постоянно занятым. Расчёт также предсказывает, что при сильном сигнале передачи почти не теряются, а на стенде около трети передач не доходило с первой попытки при любой скорости модуляции. Опытами исключены уровень сигнала, модуляция, длина кадра, работа сенсора камеры и настройки доступа к каналу; точную причину на этой платформе установить нельзя, потому что программа MAC-уровня модуля поставляется только в машинном коде, а модуль не сообщает, почему кадр не принят (подраздел 3.3).</w:t>
+        <w:t>Во-вторых, расчёт опирается на допущения, которые на реальной плате выполняются не всегда. Он считает, что приёму мешает только тепловой шум — в канале 2 МГц около −111 дБм (формула 1.2). На стенде фон оказался намного выше и к тому же непостоянным: у платы с камерой — от −60 до −101 дБм в разные дни, потому что электроника камеры работает в сантиметрах от антенны. Фон модуль измеряет сам: это мощность в канале в моменты, когда узлы сети не передают; по ней модуль решает, свободен ли эфир. Фон зависит от работы электроники платы — шины камеры, памяти PSRAM, тактового сигнала сенсора — и от помех других устройств, поэтому меняется в течение суток. Из-за этого на расстоянии 5 м, где по расчёту сигнал превышает шум более чем на 60 дБ, связь сначала вообще не устанавливалась: приёмник считал эфир постоянно занятым. Расчёт также предсказывает, что при сильном сигнале передачи почти не теряются, а на стенде около трети передач не доходило с первой попытки при любой скорости модуляции. Опытами исключены уровень сигнала, модуляция, длина кадра, работа сенсора камеры и настройки доступа к каналу; точную причину на этой платформе установить нельзя, потому что программа MAC-уровня модуля поставляется только в машинном коде, а модуль не сообщает, почему кадр не принят (подраздел 3.3).</w:t>
       </w:r>
     </w:p>
     <w:p>
@@ -5095,7 +5106,7 @@
     </w:p>
     <w:p>
       <w:r>
-        <w:t>В-шестых, опубликованные данные получены в других условиях: производитель радиомодуля мерил дальность при мощности +20 дБм [17, 26], а скорость Wi-Fi ESP32-S3 — в лаборатории [20]. В разрешённом в Российской Федерации режиме (канал 2 МГц, не более 14 дБм) их нужно проверять. И наконец, только опыт показывает, дают ли пользу доработки: например, нижняя граница модуляции по уровню сигнала повысила скорость в 1,5–2 раза.</w:t>
+        <w:t>В-шестых, опубликованные данные получены в других условиях: производитель радиомодуля мерил дальность при мощности +20 дБм [17, 26], а скорость Wi-Fi ESP32-S3 — в лаборатории [20]. В разрешённом в Российской Федерации режиме (канал 2 МГц, не более 14 дБм) их нужно проверять. И наконец, только опыт показывает, дают ли пользу доработки: например, нижняя граница модуляции по отношению сигнал/шум повысила скорость в 1,5–2 раза.</w:t>
       </w:r>
     </w:p>
     <w:p>
@@ -7843,7 +7854,7 @@
         <w:t xml:space="preserve">– </w:t>
       </w:r>
       <w:r>
-        <w:t>встроенная программа радиомодуля на языке C — на основе комплекта разработки производителя (TXW8301 WNB 2.4.1.3, компилятор C-SKY). Модуль работает как прозрачный мост (режим uart_p2p): всё, что процессор платы передаёт ему по UART, он отправляет в эфир, а принятое из эфира возвращает по UART. В программу внесены изменения: ускорен приём по UART, чтобы модуль не терял данные на входе при скорости 3 Мбод; добавлен регулятор, который по отношению сигнал/шум держит мощность передатчика минимально достаточной, но не выше 14 дБм, — вблизи это убирает наводку на камеру, а на дальности даёт полную разрешённую мощность; добавлена нижняя граница модуляции по уровню сигнала, которая при хорошем сигнале не даёт модулю опускаться при повторах на медленные MCS и тем повышает скорость; широковещательные кадры передаются на модуляции, выбранной по уровню сигнала, а не на самой медленной. Подробнее — в описании настройки ниже и в разделах 3.3 и 3.4;</w:t>
+        <w:t>встроенная программа радиомодуля на языке C — на основе комплекта разработки производителя (TXW8301 WNB 2.4.1.3, компилятор C-SKY). Модуль работает как прозрачный мост (режим uart_p2p): всё, что процессор платы передаёт ему по UART, он отправляет в эфир, а принятое из эфира возвращает по UART. В программу внесены изменения: ускорен приём по UART, чтобы модуль не терял данные на входе при скорости 3 Мбод; добавлен регулятор, который по отношению сигнал/шум держит мощность передатчика минимально достаточной, но не выше 14 дБм, — вблизи это убирает наводку на камеру, а на дальности даёт полную разрешённую мощность; добавлена нижняя граница модуляции по отношению сигнал/шум, которая при хорошем сигнале не даёт модулю опускаться при повторах на медленные MCS и тем повышает скорость; широковещательные кадры передаются на модуляции, выбранной по уровню сигнала, а не на самой медленной. Подробнее — в описании настройки ниже и в разделах 3.3 и 3.4;</w:t>
       </w:r>
     </w:p>
     <w:p>
@@ -7851,7 +7862,7 @@
         <w:t xml:space="preserve">– </w:t>
       </w:r>
       <w:r>
-        <w:t>программы компьютера на языке Python: программа просмотра halow_viewer.py (сборка видеокадров, восстановление помехоустойчивым кодом, показ в браузере, запись показателей в CSV и видео в файл), запись программ в платы и модули, автоматическая проверка алгоритма восстановления видеокадров на записанных данных.</w:t>
+        <w:t>программы компьютера на языке Python: программа просмотра halow_viewer.py (приём видеокадров из фрагментов, восстановление помехоустойчивым кодом, показ в браузере, запись показателей в CSV и видео в файл), запись программ в платы и модули, автоматическая проверка алгоритма восстановления видеокадров на записанных данных.</w:t>
       </w:r>
     </w:p>
     <w:p>
@@ -7922,7 +7933,7 @@
     </w:p>
     <w:p>
       <w:r>
-        <w:t>Модуль камеры работает в режиме точки доступа (AP), модуль приёмника — в режиме станции (STA). Так сделано потому, что почти весь поток идёт от камеры. Пока камера была станцией, видео проходило эфир дважды: камера передавала кадр точке доступа (приёмнику), а точка доступа по правилам сети Wi-Fi рассылала его ещё раз — на самой медленной модуляции. Когда точкой доступа стала камера, видео уходит приёмнику за одну передачу (раздел 3.4). Процессор приёмника передаёт принятые фрагменты по USB в компьютер, где программа просмотра собирает видеокадры, проверяет контрольные суммы, восстанавливает пропавшие фрагменты и показывает видео в браузере. На каждый видеокадр приёмник отправляет камере по обратному каналу квитанцию — какие фрагменты дошли; по квитанциям камера измеряет задержку, досылает пропавшие фрагменты и управляет качеством сжатия.</w:t>
+        <w:t>Модуль камеры работает в режиме точки доступа (AP), модуль приёмника — в режиме станции (STA). Так сделано потому, что почти весь поток идёт от камеры. Пока камера была станцией, видео проходило эфир дважды: камера передавала кадр точке доступа (приёмнику), а точка доступа по правилам сети Wi-Fi рассылала его ещё раз — на самой медленной модуляции. Когда точкой доступа стала камера, видео уходит приёмнику за одну передачу (раздел 3.4). Процессор приёмника передаёт принятые фрагменты по USB в компьютер, где программа просмотра составляет видеокадры из фрагментов, проверяет контрольные суммы, восстанавливает пропавшие фрагменты и показывает видео в браузере. На каждый видеокадр приёмник отправляет камере по обратному каналу квитанцию — какие фрагменты дошли; по квитанциям камера измеряет задержку, досылает пропавшие фрагменты и управляет качеством сжатия.</w:t>
       </w:r>
     </w:p>
     <w:p>
@@ -7986,7 +7997,7 @@
     </w:p>
     <w:p>
       <w:r>
-        <w:t>4. Выбрана плата LilyGO T-HaLow как самый дешёвый законченный узел; стенд из двух плат собран и настроен в разрешённой конфигурации: канал 2 МГц на 867 МГц, мощность не более 14 дБм.</w:t>
+        <w:t>4. Выбрана плата LilyGO T-HaLow как самый дешёвый законченный узел; стенд из двух плат подготовлен и настроен в разрешённой конфигурации: канал шириной 2 МГц с центральной частотой 867 МГц, мощность не более 14 дБм.</w:t>
       </w:r>
     </w:p>
     <w:p>
@@ -8636,7 +8647,7 @@
       <w:r>
         <w:drawing>
           <wp:inline xmlns:a="http://schemas.openxmlformats.org/drawingml/2006/main" xmlns:pic="http://schemas.openxmlformats.org/drawingml/2006/picture">
-            <wp:extent cx="5940000" cy="3540446"/>
+            <wp:extent cx="5940000" cy="3389253"/>
             <wp:docPr id="4" name="Picture 4"/>
             <wp:cNvGraphicFramePr>
               <a:graphicFrameLocks noChangeAspect="1"/>
@@ -8657,7 +8668,7 @@
                   <pic:spPr>
                     <a:xfrm>
                       <a:off x="0" y="0"/>
-                      <a:ext cx="5940000" cy="3540446"/>
+                      <a:ext cx="5940000" cy="3389253"/>
                     </a:xfrm>
                     <a:prstGeom prst="rect"/>
                   </pic:spPr>
@@ -9791,7 +9802,7 @@
         <w:rPr>
           <w:b/>
         </w:rPr>
-        <w:t xml:space="preserve">Нижняя граница модуляции по уровню сигнала. </w:t>
+        <w:t xml:space="preserve">Нижняя граница модуляции по отношению сигнал/шум. </w:t>
       </w:r>
       <w:r>
         <w:t>Заводская цепочка повторов опускает MCS на ступень за каждый повтор, вплоть до MCS 1, а повтор на MCS 1–3 занимает эфир в 1,5–4 раза дольше. Постоянная граница MCS 4 дала +19 % скорости, но сокращает дальность: где MCS 4 не проходит, связь оборвётся раньше. Поэтому граница перенесена во встроенную программу модуля (команда AT+MCSFLR) и ведётся по отношению сигнал/шум, усреднённому по нескольким последним отчётам модуля, чтобы единичный выброс не переключал границу: при SNR не ниже 22, 18, 14 и 10 дБ попытки не опускаются ниже MCS 4, 3, 2 и 1 соответственно, при пропадании связи граница снимается. Регулятор мощности держит SNR в коридоре 20–30 дБ, поэтому вблизи действует граница MCS 4. На дальности мощность достигает предела 14 дБм, SNR падает, и граница снимается: там важна уже не скорость, а сохранение связи, и модуль может опуститься до MCS 0.</w:t>
@@ -9836,7 +9847,7 @@
         <w:ind w:firstLine="0"/>
       </w:pPr>
       <w:r>
-        <w:t>Таблица 3.4 – Парные опыты в одном включении питания (5 м через стену, канал 2 МГц на 867 МГц)</w:t>
+        <w:t>Таблица 3.4 – Парные опыты в одном включении питания (5 м через стену, канал шириной 2 МГц, 867 МГц)</w:t>
       </w:r>
     </w:p>
     <w:tbl>
@@ -10123,7 +10134,7 @@
               <w:rPr>
                 <w:sz w:val="22"/>
               </w:rPr>
-              <w:t>Граница MCS по уровню сигнала</w:t>
+              <w:t>Граница MCS по отношению сигнал/шум</w:t>
             </w:r>
           </w:p>
         </w:tc>
@@ -10579,7 +10590,7 @@
               <w:rPr>
                 <w:sz w:val="22"/>
               </w:rPr>
-              <w:t>−53 дБм; 36 дБ (медианы)</w:t>
+              <w:t>−53 дБм; 36 дБ (медианы) при мощности 1 дБм: потери на трассе 54 дБ, запас до чувствительности около 48 дБ</w:t>
             </w:r>
           </w:p>
         </w:tc>
@@ -10622,7 +10633,7 @@
               <w:rPr>
                 <w:sz w:val="22"/>
               </w:rPr>
-              <w:t>Задержка по квитанции (RTT), медиана</w:t>
+              <w:t>Задержка по квитанции (RTT)</w:t>
             </w:r>
           </w:p>
         </w:tc>
@@ -10641,7 +10652,7 @@
               <w:rPr>
                 <w:sz w:val="22"/>
               </w:rPr>
-              <w:t>0,34–0,50 с</w:t>
+              <w:t>медиана 0,34–0,50 с; в контрольном опыте в среднем 0,42 с, самые медленные видеокадры — до 0,8 с в 9 из 10 отчётов, наибольшая — 1,46 с</w:t>
             </w:r>
           </w:p>
         </w:tc>
@@ -10660,7 +10671,7 @@
               <w:rPr>
                 <w:sz w:val="22"/>
               </w:rPr>
-              <w:t>опыты с инерцией качества и единой версией программы</w:t>
+              <w:t>опыты с инерцией качества и единой версией программы; контрольный опыт</w:t>
             </w:r>
           </w:p>
         </w:tc>
@@ -10867,7 +10878,7 @@
         <w:t xml:space="preserve">Контрольный опыт. </w:t>
       </w:r>
       <w:r>
-        <w:t>Опыт длительностью 282 с выполнен на трассе 5 м через стену с итоговой версией программ. Получено: полезная скорость в среднем 1028 кбит/с (медиана посекундных значений — 1024 кбит/с), 5,6 видеокадра в секунду; показано 1572 видеокадра, потеряно 16 (1,0 %), досылкой восстановлено 35; потери фрагментов после повторов MAC — 1,2 %. Мощность передатчика 1 дБм, уровень сигнала −50 дБм, SNR 36 дБ, нижняя граница модуляции держалась на MCS 4, PER — 68 %, RTT — 0,42 с (медианы). Фрагмент журнала — в таблице 2.4.</w:t>
+        <w:t>Опыт длительностью 282 с выполнен на трассе 5 м через стену с итоговой версией программ. Получено: полезная скорость в среднем 1028 кбит/с (медиана посекундных значений — 1024 кбит/с), 5,6 видеокадра в секунду; показано 1572 видеокадра, потеряно 16 (1,0 %), досылкой восстановлено 35; потери фрагментов после повторов MAC — 1,2 %. Мощность передатчика 1 дБм, уровень сигнала −50 дБм, SNR 36 дБ, нижняя граница модуляции держалась на MCS 4, PER — 68 %, RTT — 0,42 с (медианы). Медиана задержки сглаживает выбросы, поэтому отдельно приведён разброс: в каждом отчёте модуля (около 2 с) самый быстрый видеокадр подтверждался за 0,06–0,18 с, самый медленный — в 9 из 10 отчётов не дольше 0,8 с, наибольшая задержка за опыт — 1,46 с. Уровень сигнала −50 дБм получен при мощности передатчика 1 дБм: регулятор снижает мощность, пока запас избыточен, поэтому сам уровень сигнала зависит от мощности, а о трассе говорят потери на ней — 51 дБ — и запас до чувствительности приёмника — около 50 дБ. Фрагмент журнала — в таблице 2.4.</w:t>
       </w:r>
     </w:p>
     <w:p>
@@ -14352,6 +14363,106 @@
               <w:rPr>
                 <w:sz w:val="20"/>
               </w:rPr>
+              <w:t>видео идёт с полной скоростью (наибольшие потери)</w:t>
+            </w:r>
+          </w:p>
+        </w:tc>
+        <w:tc>
+          <w:tcPr>
+            <w:tcW w:type="dxa" w:w="1247"/>
+            <w:vAlign w:val="center"/>
+          </w:tcPr>
+          <w:p>
+            <w:pPr>
+              <w:pStyle w:val="TableText"/>
+              <w:keepNext/>
+              <w:jc w:val="center"/>
+            </w:pPr>
+            <w:r>
+              <w:rPr>
+                <w:sz w:val="20"/>
+              </w:rPr>
+              <w:t>68</w:t>
+            </w:r>
+          </w:p>
+        </w:tc>
+        <w:tc>
+          <w:tcPr>
+            <w:tcW w:type="dxa" w:w="1474"/>
+            <w:vAlign w:val="center"/>
+          </w:tcPr>
+          <w:p>
+            <w:pPr>
+              <w:pStyle w:val="TableText"/>
+              <w:keepNext/>
+              <w:jc w:val="center"/>
+            </w:pPr>
+            <w:r>
+              <w:rPr>
+                <w:sz w:val="20"/>
+              </w:rPr>
+              <w:t>0,069</w:t>
+            </w:r>
+          </w:p>
+        </w:tc>
+        <w:tc>
+          <w:tcPr>
+            <w:tcW w:type="dxa" w:w="1247"/>
+            <w:vAlign w:val="center"/>
+          </w:tcPr>
+          <w:p>
+            <w:pPr>
+              <w:pStyle w:val="TableText"/>
+              <w:keepNext/>
+              <w:jc w:val="center"/>
+            </w:pPr>
+            <w:r>
+              <w:rPr>
+                <w:sz w:val="20"/>
+              </w:rPr>
+              <w:t>83</w:t>
+            </w:r>
+          </w:p>
+        </w:tc>
+        <w:tc>
+          <w:tcPr>
+            <w:tcW w:type="dxa" w:w="1474"/>
+            <w:vAlign w:val="center"/>
+          </w:tcPr>
+          <w:p>
+            <w:pPr>
+              <w:pStyle w:val="TableText"/>
+              <w:keepNext/>
+              <w:jc w:val="center"/>
+            </w:pPr>
+            <w:r>
+              <w:rPr>
+                <w:sz w:val="20"/>
+              </w:rPr>
+              <w:t>0,14</w:t>
+            </w:r>
+          </w:p>
+        </w:tc>
+      </w:tr>
+      <w:tr>
+        <w:trPr>
+          <w:cantSplit/>
+        </w:trPr>
+        <w:tc>
+          <w:tcPr>
+            <w:tcW w:type="dxa" w:w="3118"/>
+            <w:vAlign w:val="center"/>
+          </w:tcPr>
+          <w:p>
+            <w:pPr>
+              <w:pStyle w:val="TableText"/>
+              <w:keepNext/>
+              <w:jc w:val="left"/>
+            </w:pPr>
+            <w:r>
+              <w:rPr>
+                <w:sz w:val="20"/>
+              </w:rPr>
               <w:t>видео передаётся, потери видеокадров 9 %</w:t>
             </w:r>
           </w:p>
@@ -14637,6 +14748,11 @@
     <w:p>
       <w:r>
         <w:t>Видео Wi-Fi HaLow с потерями видеокадров не более 9 % передаётся до потерь на трассе 81 дБ (≈ 310 м), но полезная скорость там падает до около 0,09 Мбит/с против 0,94 Мбит/с на 55 м (рисунок 3.1); дальше видео идёт с растущими потерями и при 92 дБ (≈ 1,10 км) прекращается. Связь при этом сохраняется вплоть до 95 дБ (≈ 1,55 км): узлы остаются связанными и обмениваются служебными кадрами, но видео уже не передаётся. Измеренная граница связи лежит в пределах расчётного диапазона таблицы 3.8 и согласуется с паспортом радиомодуля — 1200 м при +20 дБм [17], — хотя получена при мощности на 6 дБ ниже, в пределах нормы ГКРЧ. Уровень сигнала на границе связи составил −81 дБм, что на 20 дБ выше оценки чувствительности для канала 2 МГц (−101 дБм на MCS 0, раздел 1.3); это согласуется с повышенным фоном платы с камерой (раздел 2.2). Граница связи 1,55 км больше паспортных 1200 м, хотя мощность на 6 дБ ниже, потому что это разные точки: паспорт указывает дальность, на которой сохраняется скорость TCP более 2 Мбит/с, а 1,55 км — граница связи на самой медленной модуляции, где видео уже не передаётся.</w:t>
+      </w:r>
+    </w:p>
+    <w:p>
+      <w:r>
+        <w:t>Привычная оценка дальности Wi-Fi 2,4 ГГц в сотни метров относится к полной скорости. На этой паре плат Wi-Fi держал полную скорость видео до потерь 83 дБ (≈ 140 м), видео прекратилось при 96 дБ, а 0,87 км — граница связи на самой медленной скорости 802.11b 1 Мбит/с, где передаются только служебные кадры. Wi-Fi HaLow полную скорость видео держит до 68 дБ (≈ 70 м): видеопоток около 1 Мбит/с близок к пределу его пропускной способности, и запас по скорости исчерпывается раньше; зато видео на пониженной скорости и сама связь сохраняются намного дальше, чем у Wi-Fi.</w:t>
       </w:r>
     </w:p>
     <w:p>
@@ -16821,7 +16937,7 @@
     </w:p>
     <w:p>
       <w:r>
-        <w:t>3. Доработки канала проверены поочерёдным включением и выключением в одном опыте: гибрид помехоустойчивого кодирования и досылки снизил потери видеокадров с 10–12 до 2–3 %, инерция управления качеством вдвое снизила задержку, граница MCS по уровню сигнала повысила скорость в 1,5–2 раза и снизила потери видеокадров в 1,7–5 раз без сокращения дальности.</w:t>
+        <w:t>3. Доработки канала проверены поочерёдным включением и выключением в одном опыте: гибрид помехоустойчивого кодирования и досылки снизил потери видеокадров с 10–12 до 2–3 %, инерция управления качеством вдвое снизила задержку, граница MCS по отношению сигнал/шум повысила скорость в 1,5–2 раза и снизила потери видеокадров в 1,7–5 раз без сокращения дальности.</w:t>
       </w:r>
     </w:p>
     <w:p>
@@ -16882,12 +16998,12 @@
     </w:p>
     <w:p>
       <w:r>
-        <w:t>2. Выполнена теоретическая оценка характеристик канала и обоснована необходимость эксперимента; разработаны программа и методика испытаний; выбрана и настроена платформа LilyGO T-HaLow в разрешённой конфигурации — канал 2 МГц на 867 МГц, мощность не более 14 дБм.</w:t>
+        <w:t>2. Выполнена теоретическая оценка характеристик канала и обоснована необходимость эксперимента; разработаны программа и методика испытаний; выбрана и настроена платформа LilyGO T-HaLow в разрешённой конфигурации — канал шириной 2 МГц с центральной частотой 867 МГц, мощность не более 14 дБм.</w:t>
       </w:r>
     </w:p>
     <w:p>
       <w:r>
-        <w:t xml:space="preserve">3. Серия стендовых экспериментов установила, что после доработки программных ограничений платформы пропускную способность ограничивает радиоканал между платами — около трети первых передач теряется даже при сильном сигнале, а эфир почти полностью занят повторами; от уровня сигнала и модуляции эта доля не зависит, а точную причину скрывает закрытая программа MAC-уровня модуля. Интерфейс UART задаёт архитектурный предел 3,92 Мбит/с — ниже 6,5 Мбит/с физического уровня канала. Доработки программного обеспечения подняли полезную скорость со 121 до 1063 кбит/с (видео 480 × 320, 5 видеокадров в секунду, трасса 5 м через стену). На трассе 5 м через стену уровень сигнала составил −53 дБм, задержка по квитанции в медиане 0,34–0,50 с, потери видеокадров 1,4 %. Разработаны и проверены поочерёдным включением и выключением в одном опыте гибрид помехоустойчивого кодирования и досылки, инерция управления качеством и нижняя граница модуляции по уровню сигнала; реализован и проверен регулятор мощности в пределах 1–14 дБм. Найдена причина искажения изображения — наводка собственного передатчика — и устранена программными средствами. </w:t>
+        <w:t xml:space="preserve">3. Серия стендовых экспериментов установила, что после доработки программных ограничений платформы пропускную способность ограничивает радиоканал между платами — около трети первых передач теряется даже при сильном сигнале, а эфир почти полностью занят повторами; от уровня сигнала и модуляции эта доля не зависит, а точную причину скрывает закрытая программа MAC-уровня модуля. Интерфейс UART задаёт архитектурный предел 3,92 Мбит/с — ниже 6,5 Мбит/с физического уровня канала. Доработки программного обеспечения подняли полезную скорость со 121 до 1063 кбит/с (видео 480 × 320, 5 видеокадров в секунду, трасса 5 м через стену). На трассе 5 м через стену уровень сигнала составил −53 дБм, задержка по квитанции в медиане 0,34–0,50 с, потери видеокадров 1,4 %. Разработаны и проверены поочерёдным включением и выключением в одном опыте гибрид помехоустойчивого кодирования и досылки, инерция управления качеством и нижняя граница модуляции по отношению сигнал/шум; реализован и проверен регулятор мощности в пределах 1–14 дБм. Найдена причина искажения изображения — наводка собственного передатчика — и устранена программными средствами. </w:t>
       </w:r>
       <w:r>
         <w:t>Расчёт бюджета канала по паспорту радиомодуля дал границу связи 0,98–4,90 км в свободном пространстве при 14 дБм и согласуется с опубликованными натурными данными производителя. Измеренная граница связи данной пары плат при 14 дБм на трассе прямой видимости — около 1,55 км; видео с потерями до 9 % передаётся до 310 м и прекращается на 1,10 км. Сравнение показало, что при нормах мощности Российской Федерации Wi-Fi HaLow уступает Wi-Fi 2,4 ГГц в скорости на порядок, превосходит LoRa по скорости на два–три порядка и удерживает связь дальше Wi-Fi 2,4 ГГц: на той же паре плат — в 1,8 раза на трассе прямой видимости при мощности на 6 дБ ниже. На трассе 5 м через стену ёмкость Wi-Fi 2,4 ГГц составила 15,7–19,2 Мбит/с против около 1 Мбит/с у Wi-Fi HaLow.</w:t>
@@ -16929,7 +17045,7 @@
     </w:p>
     <w:p>
       <w:r>
-        <w:t>4) ограничивать модуляцию повторов снизу по уровню сигнала, а не фиксировать её: постоянная граница ускоряет канал вблизи, но сокращает дальность;</w:t>
+        <w:t>4) ограничивать модуляцию повторов снизу по отношению сигнал/шум, а не фиксировать её: постоянная граница ускоряет канал вблизи, но сокращает дальность;</w:t>
       </w:r>
     </w:p>
     <w:p>
@@ -16950,6 +17066,11 @@
     <w:p>
       <w:r>
         <w:t>8) использовать канал шириной 1–2 МГц в полосе 866–868 МГц с мощностью не более 14 дБм, соответствующий требованиям к устройствам малого радиуса действия.</w:t>
+      </w:r>
+    </w:p>
+    <w:p>
+      <w:r>
+        <w:t>Часть ограничений этими мерами не снимается, и при интеграции их нужно учитывать: на плате с интерфейсом UART полезная скорость не превысит 3,92 Мбит/с, а на данной паре модулей она держится около 1 Мбит/с из-за потерь передач на уровне MAC, программа которого закрыта; помехи собственной электроники на компактном борту полностью не устранить; с расстоянием качество изображения снижается вплоть до разрешения 240 × 160; у земли — при взлёте, посадке и полёте на малой высоте — дальность в разы меньше, чем на рабочей высоте; мощность выше 14 дБм не разрешена, а в пределах аэродромов диапазон 866–868 МГц применять нельзя.</w:t>
       </w:r>
     </w:p>
     <w:p>
@@ -17627,7 +17748,7 @@
       <w:pgMar w:top="1134" w:right="850" w:bottom="1417" w:left="1701" w:header="283" w:footer="283" w:gutter="0"/>
       <w:cols w:space="720"/>
       <w:docGrid w:linePitch="360"/>
-      <w:pgNumType w:start="91"/>
+      <w:pgNumType w:start="93"/>
     </w:sectPr>
   </w:body>
 </w:document>
@@ -19290,7 +19411,7 @@
               <w:sz w:val="18"/>
               <w:szCs w:val="18"/>
             </w:rPr>
-            <w:t xml:space="preserve">102</w:t>
+            <w:t xml:space="preserve">104</w:t>
           </w:r>
         </w:p>
       </w:tc>

--- a/docs/vkr/Osnovnaya_chast_HaLow.docx
+++ b/docs/vkr/Osnovnaya_chast_HaLow.docx
@@ -736,7 +736,7 @@
         <w:t>Целью работы</w:t>
       </w:r>
       <w:r>
-        <w:t xml:space="preserve"> является исследование эффективности использования технологии Wi-Fi HaLow на базе платформы LilyGO T-HaLow по сравнению с традиционными протоколами Wi-Fi. Критерии сравнения: дальность передачи данных; уровень сигнала (RSSI); задержка и потеря пакетов. Рассматривается БПЛА вертолётного типа со связью стандарта IEEE 802.11. Традиционный Wi-Fi в работе — IEEE 802.11b/g/n в диапазоне 2,4 ГГц: этот радиотракт встроен в процессор ESP32-S3 той же платы; стандарты 802.11a/ac/ax диапазонов 5–6 ГГц плата не поддерживает, и для них используются опубликованные данные.</w:t>
+        <w:t xml:space="preserve"> является исследование эффективности использования технологии Wi-Fi HaLow на базе платформы LilyGO T-HaLow по сравнению с традиционными протоколами Wi-Fi. Критерии сравнения: дальность передачи данных; уровень сигнала (RSSI); задержка и потеря пакетов. Рассматривается БПЛА вертолётного типа со связью стандарта IEEE 802.11. Традиционный Wi-Fi в работе — IEEE 802.11n (Wi-Fi 4) в диапазоне 2,4 ГГц с каналом 20 МГц; на большом расстоянии модуль сам переходит на медленные режимы 802.11b/g. Этот радиотракт встроен в процессор ESP32-S3 той же платы.</w:t>
       </w:r>
     </w:p>
     <w:p>
@@ -1252,7 +1252,7 @@
     </w:p>
     <w:p>
       <w:r>
-        <w:t>Канал Wi-Fi шириной 20 МГц собирает шум −101,0 дБм, канал Wi-Fi HaLow шириной 2 МГц — −111,0 дБм: ещё 10,0 дБ в пользу узкого канала. Ширина 2 МГц выбрана не произвольно: в Российской Федерации для таких устройств выделены полосы 864–865 и 866–868 МГц [15], и канал шире 2 МГц в них не помещается. Канал 8 МГц, который допускает стандарт IEEE 802.11ah [7], дал бы скорость до четырёх раз выше, но собирал бы на 6,0 дБ больше шума и не поместился бы в разрешённые полосы. Вместе частота и узкий канал дают 19,0 дБ, но это верхняя оценка: чтобы передать в узком канале столько же данных, нужна более сложная модуляция, а ей нужен более сильный сигнал. Реальный выигрыш показывают паспортные чувствительности приёмников (см. «Чувствительность»). Если обе технологии передают с одинаковой мощностью на своей наименьшей скорости (Wi-Fi HaLow — MCS 0, 0,65 Мбит/с; Wi-Fi 2,4 ГГц — 802.11b, 1 Мбит/с), выигрыш Wi-Fi HaLow составляет 11,6 дБ. Если же обе передают с одной и той же скоростью 6,5 Мбит/с — наибольшей для канала 2 МГц Wi-Fi HaLow (MCS 7) и наименьшей для 802.11n (MCS 0), — выигрыш лишь 3,4 дБ. Проектная дальность Wi-Fi HaLow — около 1 км [10, 16]. Производитель радиомодуля платформы указывает для канала 2 МГц при мощности +20 дБм дальность 1200 м со скоростью TCP более 2 Мбит/с в условиях без препятствий [17]. Нормы Российской Федерации ограничивают мощность Wi-Fi HaLow сильнее, чем мощность Wi-Fi 2,4 ГГц (см. «Регулирование»): с учётом этого выигрыш на малых скоростях сокращается до 7,7 дБ (по расчёту дальность в свободном пространстве в 2,4 раза больше; измерение на паре плат этой работы дало 1,8 раза, подраздел 3.7), а на скорости 6,5 Мбит/с дальности сопоставимы.</w:t>
+        <w:t>Канал Wi-Fi шириной 20 МГц собирает шум −101,0 дБм, канал Wi-Fi HaLow шириной 2 МГц — −111,0 дБм: ещё 10,0 дБ в пользу узкого канала. Ширина 2 МГц выбрана не произвольно: в Российской Федерации для таких устройств выделены полосы 864–865 и 866–868 МГц [15], и канал шире 2 МГц в них не помещается. Канал 8 МГц, который допускает стандарт IEEE 802.11ah [7], дал бы скорость до четырёх раз выше, но собирал бы на 6,0 дБ больше шума и не поместился бы в разрешённые полосы. Вместе частота и узкий канал дают 19,0 дБ, но это верхняя оценка: чтобы передать в узком канале столько же данных, нужна более сложная модуляция, а ей нужен более сильный сигнал. Реальный выигрыш показывают паспортные чувствительности приёмников (см. «Чувствительность»). Если обе технологии передают с одинаковой мощностью на своей наименьшей скорости (Wi-Fi HaLow — MCS 0, 0,65 Мбит/с; Wi-Fi 2,4 ГГц — 802.11b, 1 Мбит/с), выигрыш Wi-Fi HaLow составляет 11,6 дБ. Если же обе передают с одной и той же скоростью 6,5 Мбит/с — наибольшей для канала 2 МГц Wi-Fi HaLow (MCS 7) и наименьшей для 802.11n (MCS 0), — выигрыш лишь 3,4 дБ. Проектная дальность Wi-Fi HaLow — около 1 км [10, 16]. Производитель радиомодуля платформы указывает для канала 2 МГц при мощности +20 дБм дальность 1200 м со скоростью TCP более 2 Мбит/с в условиях без препятствий [17]. Нормы Российской Федерации ограничивают мощность Wi-Fi HaLow сильнее, чем мощность Wi-Fi 2,4 ГГц (см. «Регулирование»): при мощности 14 дБм против 20 дБм у Wi-Fi выигрыш на малых скоростях сокращается до 5,6 дБ (по расчёту дальность в свободном пространстве в 1,9 раза больше; измерение на паре плат этой работы дало 1,8 раза, подраздел 3.7), а на скорости 6,5 Мбит/с дальности сопоставимы.</w:t>
       </w:r>
     </w:p>
     <w:p>
@@ -2445,7 +2445,7 @@
     </w:p>
     <w:p>
       <w:r>
-        <w:t>2. Wi-Fi HaLow закрывает эту нишу на малых скоростях и за препятствиями: по паспортным чувствительностям при нормах мощности Российской Федерации его запас по затуханию на наименьшей скорости на 7,7 дБ больше, чем у Wi-Fi 2,4 ГГц (дальность в свободном пространстве по расчёту в 2,4 раза больше), а на наибольшей скорости канала 2 МГц — 6,5 Мбит/с физического уровня — дальности обеих технологий сопоставимы; бетонная стена ослабляет сигнал 867 МГц на 6,3 дБ меньше, чем 2,4 ГГц. Видео пониженного разрешения требует около 1 Мбит/с полезной скорости, а канал 2 МГц даёт её с запасом уже на средних схемах модуляции; 6,5 Мбит/с — предел физического уровня стандарта для этого канала, а не скорость, полученная на стенде.</w:t>
+        <w:t>2. Wi-Fi HaLow закрывает эту нишу на малых скоростях и за препятствиями: по паспортным чувствительностям при нормах мощности Российской Федерации его запас по затуханию на наименьшей скорости на 5,6 дБ больше, чем у Wi-Fi 2,4 ГГц (дальность в свободном пространстве по расчёту в 1,9 раза больше), а на наибольшей скорости канала 2 МГц — 6,5 Мбит/с физического уровня — дальности обеих технологий сопоставимы; бетонная стена ослабляет сигнал 867 МГц на 6,3 дБ меньше, чем 2,4 ГГц. Видео пониженного разрешения требует около 1 Мбит/с полезной скорости, а канал 2 МГц даёт её с запасом уже на средних схемах модуляции; 6,5 Мбит/с — предел физического уровня стандарта для этого канала, а не скорость, полученная на стенде.</w:t>
       </w:r>
     </w:p>
     <w:p>
@@ -16993,7 +16993,7 @@
     </w:p>
     <w:p>
       <w:r>
-        <w:t>1. Выполнен сравнительный анализ каналов связи с БПЛА: LoRa даёт дальность без скорости, Wi-Fi 2,4/5 ГГц — скорость без дальности. Wi-Fi HaLow закрывает эту нишу: по расчёту по паспортным данным для свободного пространства на наименьшей скорости его запас по затуханию при нормах мощности Российской Федерации на 7,7 дБ больше, чем у Wi-Fi 2,4 ГГц, затухание в препятствиях меньше, а пропускной способности достаточно для видео пониженного разрешения. На наибольшей скорости канала 2 МГц (6,5 Мбит/с физического уровня) дальности по расчёту сопоставимы, а измерение на одной паре плат показало, что на скорости реального канала Wi-Fi HaLow удерживает связь в 1,8 раза дальше (пункт 3).</w:t>
+        <w:t>1. Выполнен сравнительный анализ каналов связи с БПЛА: LoRa даёт дальность без скорости, Wi-Fi 2,4/5 ГГц — скорость без дальности. Wi-Fi HaLow закрывает эту нишу: по расчёту по паспортным данным для свободного пространства на наименьшей скорости его запас по затуханию при нормах мощности Российской Федерации на 5,6 дБ больше, чем у Wi-Fi 2,4 ГГц, затухание в препятствиях меньше, а пропускной способности достаточно для видео пониженного разрешения. На наибольшей скорости канала 2 МГц (6,5 Мбит/с физического уровня) дальности по расчёту сопоставимы, а измерение на одной паре плат показало, что на скорости реального канала Wi-Fi HaLow удерживает связь в 1,8 раза дальше (пункт 3).</w:t>
       </w:r>
     </w:p>
     <w:p>

--- a/docs/vkr/Osnovnaya_chast_HaLow.docx
+++ b/docs/vkr/Osnovnaya_chast_HaLow.docx
@@ -332,7 +332,7 @@
         </w:rPr>
         <w:t>3.3 Пропускная способность платформы и ограничивающее звено</w:t>
         <w:tab/>
-        <w:t>33</w:t>
+        <w:t>34</w:t>
       </w:r>
     </w:p>
     <w:p>
@@ -349,7 +349,7 @@
         </w:rPr>
         <w:t>3.4 Доработки канала передачи видео и итоговые результаты</w:t>
         <w:tab/>
-        <w:t>37</w:t>
+        <w:t>38</w:t>
       </w:r>
     </w:p>
     <w:p>
@@ -587,7 +587,7 @@
         </w:rPr>
         <w:t>5.3 Оценка условий труда по эргономическим параметрам</w:t>
         <w:tab/>
-        <w:t>83</w:t>
+        <w:t>84</w:t>
       </w:r>
     </w:p>
     <w:p>
@@ -604,7 +604,7 @@
         </w:rPr>
         <w:t>5.4 Оценка помещения по электроопасности</w:t>
         <w:tab/>
-        <w:t>86</w:t>
+        <w:t>87</w:t>
       </w:r>
     </w:p>
     <w:p>
@@ -621,7 +621,7 @@
         </w:rPr>
         <w:t>5.5 Классификация помещения по пожароопасности</w:t>
         <w:tab/>
-        <w:t>87</w:t>
+        <w:t>88</w:t>
       </w:r>
     </w:p>
     <w:p>
@@ -638,7 +638,7 @@
         </w:rPr>
         <w:t>5.6 Расчёт искусственного освещения</w:t>
         <w:tab/>
-        <w:t>88</w:t>
+        <w:t>89</w:t>
       </w:r>
     </w:p>
     <w:p>
@@ -655,7 +655,7 @@
         </w:rPr>
         <w:t>5.7 Выводы</w:t>
         <w:tab/>
-        <w:t>91</w:t>
+        <w:t>92</w:t>
       </w:r>
     </w:p>
     <w:p>
@@ -672,7 +672,7 @@
         </w:rPr>
         <w:t>Заключение</w:t>
         <w:tab/>
-        <w:t>93</w:t>
+        <w:t>94</w:t>
       </w:r>
     </w:p>
     <w:p>
@@ -689,7 +689,7 @@
         </w:rPr>
         <w:t>Список использованных источников</w:t>
         <w:tab/>
-        <w:t>96</w:t>
+        <w:t>97</w:t>
       </w:r>
     </w:p>
     <w:p>
@@ -880,7 +880,7 @@
         <w:t xml:space="preserve">Пояснительная записка состоит из введения, пяти глав, заключения и списка использованных источников. В первой главе выполнен сравнительный анализ Wi-Fi HaLow с другими вариантами канала связи с БПЛА, во второй — обоснование эксперимента, его методика, выбор и настройка средств, в третьей приведены результаты серии экспериментов и сравнение с другими протоколами. Четвёртая глава содержит экономическую часть, пятая — раздел охраны труда и окружающей среды. В заключении сформулированы основные результаты и предложения по интеграции разработанных решений в существующие модели БПЛА. </w:t>
       </w:r>
       <w:r>
-        <w:t>Пояснительная записка: 104 с., 14 рис., 40 табл., 73 источн.</w:t>
+        <w:t>Пояснительная записка: 106 с., 14 рис., 40 табл., 79 источн.</w:t>
       </w:r>
     </w:p>
     <w:p>
@@ -955,7 +955,7 @@
     </w:p>
     <w:p>
       <w:r>
-        <w:t>Таким образом, остаётся незакрытой ниша безлицензионного канала, который одновременно обладает дальностью диапазона ниже 1 ГГц, пропускной способностью, достаточной для видео, и поддержкой IP-трафика без наземной инфраструктуры.</w:t>
+        <w:t>Таким образом, не хватает канала в свободном диапазоне — таком, который можно использовать без разрешения на частоты, соблюдая нормы ГКРЧ, — и который одновременно обладает дальностью диапазона ниже 1 ГГц, пропускной способностью, достаточной для видео, и поддержкой IP-трафика без наземной инфраструктуры.</w:t>
       </w:r>
     </w:p>
     <w:p>
@@ -2440,12 +2440,12 @@
     </w:p>
     <w:p>
       <w:r>
-        <w:t>1. Для задач, где БПЛА является удалённым источником видео, существующие каналы разделились на два полюса: LoRa даёт дальность без скорости, Wi-Fi 2,4/5 ГГц — скорость без дальности. Безлицензионного канала, сочетающего оба свойства, среди распространённых решений нет.</w:t>
+        <w:t>1. Для задач, где БПЛА является удалённым источником видео, существующие каналы разделились на два полюса: LoRa даёт дальность без скорости, Wi-Fi 2,4/5 ГГц — скорость без дальности. Канала в свободном диапазоне, сочетающего оба свойства, среди распространённых решений нет.</w:t>
       </w:r>
     </w:p>
     <w:p>
       <w:r>
-        <w:t>2. Wi-Fi HaLow закрывает эту нишу на малых скоростях и за препятствиями: по паспортным чувствительностям при нормах мощности Российской Федерации его запас по затуханию на наименьшей скорости на 5,6 дБ больше, чем у Wi-Fi 2,4 ГГц (дальность в свободном пространстве по расчёту в 1,9 раза больше), а на наибольшей скорости канала 2 МГц — 6,5 Мбит/с физического уровня — дальности обеих технологий сопоставимы; бетонная стена ослабляет сигнал 867 МГц на 6,3 дБ меньше, чем 2,4 ГГц. Видео пониженного разрешения требует около 1 Мбит/с полезной скорости, а канал 2 МГц даёт её с запасом уже на средних схемах модуляции; 6,5 Мбит/с — предел физического уровня стандарта для этого канала, а не скорость, полученная на стенде.</w:t>
+        <w:t>2. Wi-Fi HaLow сочетает оба свойства на малых скоростях и за препятствиями: по паспортным чувствительностям при нормах мощности Российской Федерации его запас по затуханию на наименьшей скорости на 5,6 дБ больше, чем у Wi-Fi 2,4 ГГц (дальность в свободном пространстве по расчёту в 1,9 раза больше), а на наибольшей скорости канала 2 МГц — 6,5 Мбит/с физического уровня — дальности обеих технологий сопоставимы; бетонная стена ослабляет сигнал 867 МГц на 6,3 дБ меньше, чем 2,4 ГГц. Видео пониженного разрешения требует около 1 Мбит/с полезной скорости, а канал 2 МГц даёт её с запасом уже на средних схемах модуляции; 6,5 Мбит/с — предел физического уровня стандарта для этого канала, а не скорость, полученная на стенде.</w:t>
       </w:r>
     </w:p>
     <w:p>
@@ -3125,7 +3125,7 @@
         <w:ind w:firstLine="0"/>
       </w:pPr>
       <w:r>
-        <w:t>где h₁, h₂ — высоты антенн над землёй, потери растут уже не на 20, а на 40 дБ на декаду [6]. Для антенн на высоте 1,5 м излом наступает уже на 26 м, а если одна антенна поднята на борту БПЛА на 50 м — на 868 м, на 100 м — на 1735 м. Поэтому испытания с антеннами у земли дают более пессимистичную картину, чем полёт, а для БПЛА вертолётного типа высота антенны на борту — управляемый параметр дальности.</w:t>
+        <w:t>где h₁, h₂ — высоты антенн над землёй, потери растут уже не на 20, а на 40 дБ на декаду [6]. Для антенн на высоте 1,5 м излом наступает уже на 26 м, а если одна антенна поднята на борту БПЛА на 50 м — на 868 м, на 100 м — на 1735 м. Высоты взяты по сценарию применения: 1,5 м — антенна наземного пункта в руках оператора или на штативе, такую же высоту антенны абонента у земли принимают модели каналов 3GPP [24]; 50 и 100 м — рабочие высоты БПЛА: визуальные полёты беспилотников массой до 30 кг разрешены на высотах менее 150 м [25]. Поэтому испытания с антеннами у земли дают более пессимистичную картину, чем полёт, а для БПЛА вертолётного типа высота антенны на борту — управляемый параметр дальности.</w:t>
       </w:r>
     </w:p>
     <w:p>
@@ -3197,7 +3197,7 @@
         <w:t xml:space="preserve">Шум и пропускная способность. </w:t>
       </w:r>
       <w:r>
-        <w:t>Мощность шума в полосе приёмника определяется формулой (1.2). Верхнюю границу скорости при отношении сигнал/шум S/N задаёт формула Шеннона [24]:</w:t>
+        <w:t>Мощность шума в полосе приёмника определяется формулой (1.2). Верхнюю границу скорости при отношении сигнал/шум S/N задаёт формула Шеннона [26]:</w:t>
       </w:r>
     </w:p>
     <w:tbl>
@@ -4853,7 +4853,7 @@
               <w:rPr>
                 <w:sz w:val="22"/>
               </w:rPr>
-              <w:t>Доля неудачных попыток передачи (PER) при отношении сигнал/шум 40–45 дБ</w:t>
+              <w:t>Доля неудачных попыток передачи (PER) при отношении сигнал/шум 30–38 дБ</w:t>
             </w:r>
           </w:p>
         </w:tc>
@@ -5081,7 +5081,7 @@
     </w:p>
     <w:p>
       <w:r>
-        <w:t>Во-первых, модели распространения дают не одно значение, а диапазон. Для городской застройки показатель затухания n = 2,7–3,5 [6], и при одних и тех же допустимых потерях дальность получается от 190 до 920 м. Две модели, предложенные специально для IEEE 802.11ah, на 1 км расходятся на 12 дБ [25], и ни одна не выведена для антенн у земли. Если взять верхнюю и нижнюю границы затенения, ответ «связь будет где-то между» верен, но для выбора канала бесполезен: границы расходятся в разы. Какое значение подходит для конкретной платформы и трассы, показывает только измерение. Даже на одной и той же трассе 5 м через стену канал заметно меняется: отношение сигнал/шум за пять минут колебалось от 24 до 40 дБ, а скорость в разное время суток различалась в 3–4 раза.</w:t>
+        <w:t>Во-первых, модели распространения дают не одно значение, а диапазон. Для городской застройки показатель затухания n = 2,7–3,5 [6], и при одних и тех же допустимых потерях дальность получается от 190 до 920 м. Две модели, предложенные специально для IEEE 802.11ah, на 1 км расходятся на 12 дБ [27], и ни одна не выведена для антенн у земли. Если взять верхнюю и нижнюю границы затенения, ответ «связь будет где-то между» верен, но для выбора канала бесполезен: границы расходятся в разы. Какое значение подходит для конкретной платформы и трассы, показывает только измерение. Даже на одной и той же трассе 5 м через стену канал заметно меняется: отношение сигнал/шум за пять минут колебалось от 24 до 40 дБ, а скорость в разное время суток различалась в 2–3 раза.</w:t>
       </w:r>
     </w:p>
     <w:p>
@@ -5106,7 +5106,7 @@
     </w:p>
     <w:p>
       <w:r>
-        <w:t>В-шестых, опубликованные данные получены в других условиях: производитель радиомодуля мерил дальность при мощности +20 дБм [17, 26], а скорость Wi-Fi ESP32-S3 — в лаборатории [20]. В разрешённом в Российской Федерации режиме (канал 2 МГц, не более 14 дБм) их нужно проверять. И наконец, только опыт показывает, дают ли пользу доработки: например, нижняя граница модуляции по отношению сигнал/шум повысила скорость в 1,5–2 раза.</w:t>
+        <w:t>В-шестых, опубликованные данные получены в других условиях: производитель радиомодуля мерил дальность при мощности +20 дБм [17, 28], а скорость Wi-Fi ESP32-S3 — в лаборатории [20]. В разрешённом в Российской Федерации режиме (канал 2 МГц, не более 14 дБм) их нужно проверять. И наконец, только опыт показывает, дают ли пользу доработки: например, нижняя граница модуляции по отношению сигнал/шум повысила скорость в 1,5–2 раза.</w:t>
       </w:r>
     </w:p>
     <w:p>
@@ -5498,7 +5498,7 @@
     </w:p>
     <w:p>
       <w:r>
-        <w:t>Лабораторный этап был проверкой заводской настройки модуля — решения «из коробки», с которым платы поставляет производитель: канал шириной 4 МГц с центром 866,0 МГц (864–868 МГц) и мощность 20 дБм. Эта настройка — пример производителя, а не настройка для конкретной страны: по документации радиомодуля частоты и ширину канала выбирает разработчик изделия по нормам страны применения [27]. Опыты проводились кратковременно, в помещении на расстоянии до 5 м. Проверка показала, что заводская настройка для Российской Федерации непригодна: канал выходит за полосу 866–868 МГц, а мощность превышает разрешённые 25 мВт. Не лучшая она и по качеству связи: при сужении полосы приёма потери уменьшаются, а канал 2 МГц устанавливает связь не хуже более широких (подраздел 3.2). Поэтому после данного этапа все испытания выполняются в разрешённой конфигурации: канал 2 МГц с центром 867,0 МГц (866–868 МГц), мощность не более 14 дБм (25 мВт), ограничение заложено во встроенную программу модуля. Результаты лабораторного этапа используются только для сравнения вариантов между собой.</w:t>
+        <w:t>Лабораторный этап был проверкой заводской настройки модуля — решения «из коробки», с которым платы поставляет производитель: канал шириной 4 МГц с центром 866,0 МГц (864–868 МГц) и мощность 20 дБм. Эта настройка — пример производителя, а не настройка для конкретной страны: по документации радиомодуля частоты и ширину канала выбирает разработчик изделия по нормам страны применения [29]. Опыты проводились кратковременно, в помещении на расстоянии до 5 м. Проверка показала, что заводская настройка для Российской Федерации непригодна: канал выходит за полосу 866–868 МГц, а мощность превышает разрешённые 25 мВт. Не лучшая она и по качеству связи: при сужении полосы приёма потери уменьшаются, а канал 2 МГц устанавливает связь не хуже более широких (подраздел 3.2). Поэтому после данного этапа все испытания выполняются в разрешённой конфигурации: канал 2 МГц с центром 867,0 МГц (866–868 МГц), мощность не более 14 дБм (25 мВт), ограничение заложено во встроенную программу модуля. Результаты лабораторного этапа используются только для сравнения вариантов между собой.</w:t>
       </w:r>
     </w:p>
     <w:p>
@@ -6972,7 +6972,7 @@
         <w:t xml:space="preserve">Условия сравнения. </w:t>
       </w:r>
       <w:r>
-        <w:t>Даже на неизменной трассе 5 м через стену скорость канала в течение суток меняется примерно вдвое: вечером — от 450 до 936 кбит/с. Если сравнивать варианты в разное время, разница в канале перекроет эффект доработки. Поэтому варианты сравниваются в одном включении питания: стенд поочерёдно переключается между ними каждые 1–2 мин, обычно в четыре этапа «без доработки — с доработкой — без — с». Чередование компенсирует медленный дрейф канала: каждый вариант попадает и в начало, и в конец опыта. Четыре этапа — наименьшее число, при котором каждый вариант проходится дважды; при большем числе опыт удлиняется, и канал за это время уходит сильнее. Первые 10 с каждого этапа не учитываются: после переключения очереди и управление качеством выходят на новый режим. Разница меньше 20 % значимой не считается: настолько расходились между собой два этапа одного и того же варианта. Кроме того, модуль принимает команды настройки только в первые 30 с после включения питания (подраздел 2.6), поэтому опыт засчитывается, только если журнал подтверждает, что настройки применились.</w:t>
+        <w:t>Даже на неизменной трассе 5 м через стену скорость канала в течение суток меняется в 2–3 раза: при одной и той же настройке синтетический поток за один вечер менялся от 302 до 590 кбит/с, а видео в одной точке давало 600–700 кбит/с днём и 228 кбит/с ночью. Если сравнивать варианты в разное время, разница в канале перекроет эффект доработки. Поэтому варианты сравниваются в одном включении питания: стенд поочерёдно переключается между ними каждые 1–2 мин, обычно в четыре этапа «без доработки — с доработкой — без — с». Чередование компенсирует медленный дрейф канала: каждый вариант попадает и в начало, и в конец опыта. Четыре этапа — наименьшее число, при котором каждый вариант проходится дважды; при большем числе опыт удлиняется, и канал за это время уходит сильнее. Первые 10 с каждого этапа не учитываются: после переключения очереди и управление качеством выходят на новый режим. Разница меньше 20 % значимой не считается: настолько расходились между собой два этапа одного и того же варианта. Кроме того, модуль принимает команды настройки только в первые 30 с после включения питания (подраздел 2.6), поэтому опыт засчитывается, только если журнал подтверждает, что настройки применились.</w:t>
       </w:r>
     </w:p>
     <w:p>
@@ -7420,7 +7420,7 @@
               <w:rPr>
                 <w:sz w:val="22"/>
               </w:rPr>
-              <w:t>LilyGO T-HaLow V1.0 [28]</w:t>
+              <w:t>LilyGO T-HaLow V1.0 [30]</w:t>
             </w:r>
           </w:p>
         </w:tc>
@@ -7501,7 +7501,7 @@
               <w:rPr>
                 <w:sz w:val="22"/>
               </w:rPr>
-              <w:t>Heltec HT-HC32 [29, 30]</w:t>
+              <w:t>Heltec HT-HC32 [31, 32]</w:t>
             </w:r>
           </w:p>
         </w:tc>
@@ -7520,7 +7520,7 @@
               <w:rPr>
                 <w:sz w:val="22"/>
               </w:rPr>
-              <w:t>Morse Micro MM6108 [31]</w:t>
+              <w:t>Morse Micro MM6108 [33]</w:t>
             </w:r>
           </w:p>
         </w:tc>
@@ -7582,7 +7582,7 @@
               <w:rPr>
                 <w:sz w:val="22"/>
               </w:rPr>
-              <w:t>ALFA Network AHPI7292S [32]</w:t>
+              <w:t>ALFA Network AHPI7292S [34]</w:t>
             </w:r>
           </w:p>
         </w:tc>
@@ -7663,7 +7663,7 @@
               <w:rPr>
                 <w:sz w:val="22"/>
               </w:rPr>
-              <w:t>Newracom NRC7292 EVK, NRC7394 EVK [33, 34]</w:t>
+              <w:t>Newracom NRC7292 EVK, NRC7394 EVK [35, 36]</w:t>
             </w:r>
           </w:p>
         </w:tc>
@@ -7743,7 +7743,7 @@
               <w:rPr>
                 <w:sz w:val="22"/>
               </w:rPr>
-              <w:t>Morse Micro MM6108-EKH05 [35]</w:t>
+              <w:t>Morse Micro MM6108-EKH05 [37]</w:t>
             </w:r>
           </w:p>
         </w:tc>
@@ -7820,7 +7820,7 @@
     </w:p>
     <w:p>
       <w:r>
-        <w:t>По принципиальной схеме платы [36] модуль связан с процессором только двумя линиями последовательного интерфейса UART — без линий управления потоком и без интерфейса SPI. Все данные между процессором и радиоканалом проходят через этот интерфейс; в главе 3 показано, что он задаёт архитектурный предел пропускной способности платформы.</w:t>
+        <w:t>По принципиальной схеме платы [38] модуль связан с процессором только двумя линиями последовательного интерфейса UART — без линий управления потоком и без интерфейса SPI. Все данные между процессором и радиоканалом проходят через этот интерфейс; в главе 3 показано, что он задаёт архитектурный предел пропускной способности платформы.</w:t>
       </w:r>
     </w:p>
     <w:p>
@@ -7949,7 +7949,7 @@
     </w:p>
     <w:p>
       <w:r>
-        <w:t>1) Порог занятости канала. Модуль перед передачей оценивает занятость эфира по уровню фона. Фон, который измерял модуль платы с камерой, оказался на 25 дБ выше, чем у платы приёмника, где камеры нет (−60 против −85…−88 дБм): шина DVP, память PSRAM и тактовый сигнал камеры электрически шумят. Приёмник со своим низким порогом считал канал занятым почти всегда, накапливал очередь и не успевал ответить на запрос подключения. Запас порога 20 дБ (команда AT+BGRSSI_MARGIN=20) устранил отказ; в итоговой версии он задаётся на обеих платах при каждом включении и действовал во всех опытах, включая измерение границы связи.</w:t>
+        <w:t>1) Порог занятости канала. Модуль перед передачей оценивает занятость эфира по уровню фона. Фон, который измерял модуль платы с камерой, оказался на 25–28 дБ выше, чем у платы приёмника, где камеры нет (−60 против −85…−88 дБм): шина DVP, память PSRAM и тактовый сигнал камеры электрически шумят. Приёмник со своим низким порогом считал канал занятым почти всегда, накапливал очередь и не успевал ответить на запрос подключения. Запас порога 20 дБ (команда AT+BGRSSI_MARGIN=20) устранил отказ; в итоговой версии он задаётся на обеих платах при каждом включении и действовал во всех опытах, включая измерение границы связи.</w:t>
       </w:r>
     </w:p>
     <w:p>
@@ -7969,7 +7969,7 @@
     </w:p>
     <w:p>
       <w:r>
-        <w:t>5) Доработки программы модуля: драйвер UART, буфер моста, таймер паузы и скорость интерфейса 3 Мбод вместо рекомендованных производителем 400 кбод [36]; добавлены команды регулятора мощности (AT+PWRCTL) и нижней границы модуляции (AT+MCSFLR). Подробности — в разделах 3.3 и 3.4.</w:t>
+        <w:t>5) Доработки программы модуля: драйвер UART, буфер моста, таймер паузы и скорость интерфейса 3 Мбод вместо рекомендованных производителем 400 кбод [38]; добавлены команды регулятора мощности (AT+PWRCTL) и нижней границы модуляции (AT+MCSFLR). Подробности — в разделах 3.3 и 3.4.</w:t>
       </w:r>
     </w:p>
     <w:p>
@@ -7987,7 +7987,7 @@
     </w:p>
     <w:p>
       <w:r>
-        <w:t>2. Параметры этих зависимостей, выполнение допущений расчёта и поведение платформы определяются только экспериментом. Испытания стенда показали фон у платы с камерой на 25 дБ выше, чем у приёмника, долю неудачных попыток передачи 50–67 % при отношении сигнал/шум выше 30 дБ, разброс отношения сигнал/шум на неизменной трассе от 12–20 до 40 дБ и ограничение пропускной способности сначала платформой, затем радиоканалом между платами.</w:t>
+        <w:t>2. Параметры этих зависимостей, выполнение допущений расчёта и поведение платформы определяются только экспериментом. Испытания стенда показали фон у платы с камерой на 25–28 дБ выше, чем у приёмника, долю неудачных попыток передачи 50–67 % при отношении сигнал/шум 30–38 дБ, разброс отношения сигнал/шум на неизменной трассе от 12–20 до 40 дБ и ограничение пропускной способности сначала платформой, затем радиоканалом между платами.</w:t>
       </w:r>
     </w:p>
     <w:p>
@@ -8611,7 +8611,191 @@
     </w:p>
     <w:p>
       <w:r>
-        <w:t>Потери определяет полоса приёма: её сужение с 8 МГц вдвое снизило их вчетверо, а ширина сигнала при более узкой полосе приёма почти не влияет (1,71 и 1,88 % — в пределах разброса). Причина — шум: мощность теплового шума на входе приёмника пропорциональна его полосе. Приёмник с полосой 8 МГц собирает вчетверо больше шума, чем с полосой 2 МГц, хотя сигнал занимает только 2 МГц; отношение сигнал/шум падает вчетверо, то есть на 10·lg 4 = 6,0 дБ. Эксперимент подтвердил эту оценку качественно и по порядку величины.</w:t>
+        <w:t>Потери определяет полоса приёма: её сужение с 8 до 4 МГц снизило их в 4,4 раза (с 7,49 до 1,71 %), а ширина сигнала при более узкой полосе приёма почти не влияет (1,71 и 1,88 % — в пределах разброса). Причина — шум и помехи, которые собирает приёмник: по формуле (1.2) мощность шума пропорциональна полосе приёма, и при её сужении с B₁ до B₂ шум уменьшается на</w:t>
+      </w:r>
+    </w:p>
+    <w:tbl>
+      <w:tblPr>
+        <w:tblW w:type="auto" w:w="0"/>
+        <w:jc w:val="center"/>
+        <w:tblLayout w:type="fixed"/>
+        <w:tblLook w:firstColumn="1" w:firstRow="1" w:lastColumn="0" w:lastRow="0" w:noHBand="0" w:noVBand="1" w:val="04A0"/>
+        <w:tblBorders>
+          <w:top w:val="nil"/>
+          <w:left w:val="nil"/>
+          <w:bottom w:val="nil"/>
+          <w:right w:val="nil"/>
+          <w:insideH w:val="nil"/>
+          <w:insideV w:val="nil"/>
+        </w:tblBorders>
+      </w:tblPr>
+      <w:tblGrid>
+        <w:gridCol w:w="1020"/>
+        <w:gridCol w:w="7313"/>
+        <w:gridCol w:w="1020"/>
+      </w:tblGrid>
+      <w:tr>
+        <w:tc>
+          <w:tcPr>
+            <w:tcW w:type="dxa" w:w="1020"/>
+            <w:vAlign w:val="center"/>
+          </w:tcPr>
+          <w:p>
+            <w:pPr>
+              <w:pStyle w:val="Formula"/>
+            </w:pPr>
+          </w:p>
+        </w:tc>
+        <w:tc>
+          <w:tcPr>
+            <w:tcW w:type="dxa" w:w="7313"/>
+            <w:vAlign w:val="center"/>
+          </w:tcPr>
+          <w:p>
+            <w:pPr>
+              <w:pStyle w:val="Formula"/>
+              <w:jc w:val="center"/>
+            </w:pPr>
+            <m:oMath>
+              <m:r>
+                <w:rPr>
+                  <w:rFonts w:ascii="Cambria Math" w:hAnsi="Cambria Math"/>
+                </w:rPr>
+                <m:t xml:space="preserve">ΔN</m:t>
+              </m:r>
+              <m:r>
+                <m:rPr>
+                  <m:sty m:val="p"/>
+                </m:rPr>
+                <w:rPr>
+                  <w:rFonts w:ascii="Cambria Math" w:hAnsi="Cambria Math"/>
+                </w:rPr>
+                <m:t xml:space="preserve"> = 10 lg </m:t>
+              </m:r>
+              <m:f>
+                <m:num>
+                  <m:sSub>
+                    <m:e>
+                      <m:r>
+                        <w:rPr>
+                          <w:rFonts w:ascii="Cambria Math" w:hAnsi="Cambria Math"/>
+                        </w:rPr>
+                        <m:t xml:space="preserve">B</m:t>
+                      </m:r>
+                    </m:e>
+                    <m:sub>
+                      <m:r>
+                        <m:rPr>
+                          <m:sty m:val="p"/>
+                        </m:rPr>
+                        <w:rPr>
+                          <w:rFonts w:ascii="Cambria Math" w:hAnsi="Cambria Math"/>
+                        </w:rPr>
+                        <m:t xml:space="preserve">1</m:t>
+                      </m:r>
+                    </m:sub>
+                  </m:sSub>
+                </m:num>
+                <m:den>
+                  <m:sSub>
+                    <m:e>
+                      <m:r>
+                        <w:rPr>
+                          <w:rFonts w:ascii="Cambria Math" w:hAnsi="Cambria Math"/>
+                        </w:rPr>
+                        <m:t xml:space="preserve">B</m:t>
+                      </m:r>
+                    </m:e>
+                    <m:sub>
+                      <m:r>
+                        <m:rPr>
+                          <m:sty m:val="p"/>
+                        </m:rPr>
+                        <w:rPr>
+                          <w:rFonts w:ascii="Cambria Math" w:hAnsi="Cambria Math"/>
+                        </w:rPr>
+                        <m:t xml:space="preserve">2</m:t>
+                      </m:r>
+                    </m:sub>
+                  </m:sSub>
+                </m:den>
+              </m:f>
+              <m:r>
+                <m:rPr>
+                  <m:sty m:val="p"/>
+                </m:rPr>
+                <w:rPr>
+                  <w:rFonts w:ascii="Cambria Math" w:hAnsi="Cambria Math"/>
+                </w:rPr>
+                <m:t xml:space="preserve"> = 10 lg </m:t>
+              </m:r>
+              <m:f>
+                <m:num>
+                  <m:r>
+                    <m:rPr>
+                      <m:sty m:val="p"/>
+                    </m:rPr>
+                    <w:rPr>
+                      <w:rFonts w:ascii="Cambria Math" w:hAnsi="Cambria Math"/>
+                    </w:rPr>
+                    <m:t xml:space="preserve">8</m:t>
+                  </m:r>
+                </m:num>
+                <m:den>
+                  <m:r>
+                    <m:rPr>
+                      <m:sty m:val="p"/>
+                    </m:rPr>
+                    <w:rPr>
+                      <w:rFonts w:ascii="Cambria Math" w:hAnsi="Cambria Math"/>
+                    </w:rPr>
+                    <m:t xml:space="preserve">4</m:t>
+                  </m:r>
+                </m:den>
+              </m:f>
+              <m:r>
+                <m:rPr>
+                  <m:sty m:val="p"/>
+                </m:rPr>
+                <w:rPr>
+                  <w:rFonts w:ascii="Cambria Math" w:hAnsi="Cambria Math"/>
+                </w:rPr>
+                <m:t xml:space="preserve"> = 3,0 дБ,</m:t>
+              </m:r>
+            </m:oMath>
+          </w:p>
+        </w:tc>
+        <w:tc>
+          <w:tcPr>
+            <w:tcW w:type="dxa" w:w="1020"/>
+            <w:vAlign w:val="center"/>
+          </w:tcPr>
+          <w:p>
+            <w:pPr>
+              <w:pStyle w:val="Formula"/>
+              <w:jc w:val="right"/>
+            </w:pPr>
+            <w:r>
+              <w:t>(3.1)</w:t>
+            </w:r>
+          </w:p>
+        </w:tc>
+      </w:tr>
+    </w:tbl>
+    <w:p>
+      <w:pPr>
+        <w:ind w:firstLine="0"/>
+      </w:pPr>
+      <w:r>
+        <w:t xml:space="preserve">где </w:t>
+      </w:r>
+      <w:r>
+        <w:t>ΔN — уменьшение мощности шума, дБ; B₁, B₂ — полоса приёма до и после сужения, МГц.</w:t>
+      </w:r>
+    </w:p>
+    <w:p>
+      <w:r>
+        <w:t>Сигнал занимает 2 МГц в обоих случаях, поэтому отношение сигнал/шум растёт на те же 3,0 дБ. Одним тепловым шумом снижение потерь в 4,4 раза не объясняется: в полосу 8 МГц попадают и излучения других устройств диапазона 863–870 МГц, а при сужении полосы приёма они отсекаются. Эксперимент подтвердил направление эффекта: чем уже полоса приёма, тем меньше потерь.</w:t>
       </w:r>
     </w:p>
     <w:p>
@@ -9050,7 +9234,7 @@
     </w:p>
     <w:p>
       <w:r>
-        <w:t>Этим объясняется и рекомендация производителя платы не превышать 400 кбод [36]. Аппаратура позволяет больше: UART радиомодуля работает до 6 Мбод, процессора ESP32-S3 — до 5 Мбод. Ограничивал исходный драйвер: при 400 кбод байты приходят 40 тысяч раз в секунду, и побайтовые прерывания успевают их забирать, а при 3 Мбод — уже 300 тысяч раз, и не успевают. Изменённый драйвер снимает это ограничение.</w:t>
+        <w:t>Этим объясняется и рекомендация производителя платы не превышать 400 кбод [38]. Аппаратура позволяет больше: UART радиомодуля работает до 6 Мбод, процессора ESP32-S3 — до 5 Мбод. Ограничивал исходный драйвер: при 400 кбод байты приходят 40 тысяч раз в секунду, и побайтовые прерывания успевают их забирать, а при 3 Мбод — уже 300 тысяч раз, и не успевают. Изменённый драйвер снимает это ограничение.</w:t>
       </w:r>
     </w:p>
     <w:p>
@@ -9247,7 +9431,7 @@
               <w:jc w:val="right"/>
             </w:pPr>
             <w:r>
-              <w:t>(3.1)</w:t>
+              <w:t>(3.2)</w:t>
             </w:r>
           </w:p>
         </w:tc>
@@ -9618,7 +9802,7 @@
     </w:p>
     <w:p>
       <w:r>
-        <w:t>Скорость UART ограничена с обеих сторон: у ESP32-S3 предел составляет 5 Мбод [37], у радиомодуля TX-AH — 6 Мбод. При 5 Мбод поток байтов на линии составляет 4,0 Мбит/с, полезный — 3,92 Мбит/с. Это архитектурный предел платформы: его нельзя превысить никакими программными доработками, пока данные идут через UART, и он ниже скорости физического уровня в канале 2 МГц (6,5 Мбит/с). В итоговой настройке (3 Мбод, пауза 1,5 мс) предел интерфейса — 1,79 Мбит/с; пауза занимает 24 % времени линии. Сокращение паузы дало бы больше, чем повышение скорости интерфейса, но ниже 1,5 мс растёт доля повреждённых фрагментов, поэтому сократить паузу нельзя.</w:t>
+        <w:t>Скорость UART ограничена с обеих сторон: у ESP32-S3 предел составляет 5 Мбод [39], у радиомодуля TX-AH — 6 Мбод. При 5 Мбод поток байтов на линии составляет 4,0 Мбит/с, полезный — 3,92 Мбит/с. Это архитектурный предел платформы: его нельзя превысить никакими программными доработками, пока данные идут через UART, и он ниже скорости физического уровня в канале 2 МГц (6,5 Мбит/с). В итоговой настройке (3 Мбод, пауза 1,5 мс) предел интерфейса — 1,79 Мбит/с; пауза занимает 24 % времени линии. Сокращение паузы дало бы больше, чем повышение скорости интерфейса, но ниже 1,5 мс растёт доля повреждённых фрагментов, поэтому сократить паузу нельзя.</w:t>
       </w:r>
     </w:p>
     <w:p>
@@ -9640,7 +9824,7 @@
         <w:t xml:space="preserve">Ограничивающее звено — радиоканал. </w:t>
       </w:r>
       <w:r>
-        <w:t>После этих доработок звенья проверены по очереди: загружено ли каждое до предела. Интерфейс UART: камера подавала в модуль около 1 Мбит/с, а интерфейс пропускает до 1,65 Мбит/с — он загружен не полностью. Процессор модуля: при передаче видео он простаивает 92–93 % времени — тоже не предел, поэтому ускорение интерфейса (приём через прямой доступ к памяти, 4,8 Мбод) проверено и пользы не дало. Радиоканал: по отчёту радиоуровня модуля камеры на трассе 5 м через стену эфир занят передачей к приёмнику 99 % времени — это предел. Значит, поток ограничивает эфир. Подача около 1 Мбит/с объясняется тем же: камера отправляет новый видеокадр только после квитанции на предыдущие (окно, раздел 3.4), поэтому подаёт в модуль столько, сколько проходит через эфир.</w:t>
+        <w:t>После этих доработок звенья проверены по очереди: загружено ли каждое до предела. Интерфейс UART: камера подавала в модуль около 1 Мбит/с, а интерфейс в итоговой настройке (3 Мбод, пауза 1,5 мс) пропускает до 1,79 Мбит/с (таблица 3.3) — он загружен не полностью. Процессор модуля: при передаче видео он простаивает 92–93 % времени — тоже не предел, поэтому ускорение интерфейса (приём через прямой доступ к памяти, 4,8 Мбод) проверено и пользы не дало. Радиоканал: по отчёту радиоуровня модуля камеры на трассе 5 м через стену эфир занят передачей к приёмнику 99 % времени — это предел. Значит, поток ограничивает эфир. Подача около 1 Мбит/с объясняется тем же: камера отправляет новый видеокадр только после квитанции на предыдущие (окно, раздел 3.4), поэтому подаёт в модуль столько, сколько проходит через эфир.</w:t>
       </w:r>
     </w:p>
     <w:p>
@@ -9838,7 +10022,7 @@
         <w:t xml:space="preserve">Сравнение в одном включении. </w:t>
       </w:r>
       <w:r>
-        <w:t>Выше описаны основные доработки; настройки меньшего масштаба (пороги, таймеры) заданы в программе стенда. Канал на трассе 5 м через стену меняется в разы по времени суток, поэтому три главные доработки проверены чередованием «выключено / включено» внутри одного включения питания — по четыре этапа, каждый вариант дважды, как требует методика (раздел 2.4); результаты — в таблице 3.4.</w:t>
+        <w:t>Выше описаны основные доработки; настройки меньшего масштаба (пороги, таймеры) заданы в программе стенда. Канал на трассе 5 м через стену меняется в 2–3 раза по времени суток (раздел 2.4), поэтому три главные доработки проверены чередованием «выключено / включено» внутри одного включения питания — по четыре этапа, каждый вариант дважды, как требует методика (раздел 2.4); результаты — в таблице 3.4.</w:t>
       </w:r>
     </w:p>
     <w:p>
@@ -10878,7 +11062,7 @@
         <w:t xml:space="preserve">Контрольный опыт. </w:t>
       </w:r>
       <w:r>
-        <w:t>Опыт длительностью 282 с выполнен на трассе 5 м через стену с итоговой версией программ. Получено: полезная скорость в среднем 1028 кбит/с (медиана посекундных значений — 1024 кбит/с), 5,6 видеокадра в секунду; показано 1572 видеокадра, потеряно 16 (1,0 %), досылкой восстановлено 35; потери фрагментов после повторов MAC — 1,2 %. Мощность передатчика 1 дБм, уровень сигнала −50 дБм, SNR 36 дБ, нижняя граница модуляции держалась на MCS 4, PER — 68 %, RTT — 0,42 с (медианы). Медиана задержки сглаживает выбросы, поэтому отдельно приведён разброс: в каждом отчёте модуля (около 2 с) самый быстрый видеокадр подтверждался за 0,06–0,18 с, самый медленный — в 9 из 10 отчётов не дольше 0,8 с, наибольшая задержка за опыт — 1,46 с. Уровень сигнала −50 дБм получен при мощности передатчика 1 дБм: регулятор снижает мощность, пока запас избыточен, поэтому сам уровень сигнала зависит от мощности, а о трассе говорят потери на ней — 51 дБ — и запас до чувствительности приёмника — около 50 дБ. Фрагмент журнала — в таблице 2.4.</w:t>
+        <w:t>Опыт длительностью 282 с выполнен на трассе 5 м через стену с итоговой версией программ. Получено: полезная скорость в среднем 1028 кбит/с (медиана посекундных значений — 1024 кбит/с), 5,6 видеокадра в секунду; показано 1572 видеокадра, потеряно 16 (1,0 %), досылкой восстановлено 35; потери фрагментов после повторов MAC — 1,2 %. Мощность передатчика 1 дБм, уровень сигнала −50 дБм, SNR 36 дБ, нижняя граница модуляции держалась на MCS 4, PER — 68 % (медианы), RTT в среднем 0,42 с. Среднее значение задержки сглаживает выбросы, поэтому отдельно приведён разброс: в каждом отчёте модуля (около 2 с) самый быстрый видеокадр подтверждался за 0,06–0,18 с, самый медленный — в 9 из 10 отчётов не дольше 0,8 с, наибольшая задержка за опыт — 1,46 с. Уровень сигнала −50 дБм получен при мощности передатчика 1 дБм: регулятор снижает мощность, пока запас избыточен, поэтому сам уровень сигнала зависит от мощности, а о трассе говорят потери на ней — 51 дБ — и запас до чувствительности приёмника — около 50 дБ. Фрагмент журнала — в таблице 2.4.</w:t>
       </w:r>
     </w:p>
     <w:p>
@@ -11534,7 +11718,7 @@
               <w:jc w:val="right"/>
             </w:pPr>
             <w:r>
-              <w:t>(3.2)</w:t>
+              <w:t>(3.3)</w:t>
             </w:r>
           </w:p>
         </w:tc>
@@ -13568,7 +13752,7 @@
     </w:p>
     <w:p>
       <w:r>
-        <w:t>Четвёртый вывод — оговорка для данной платформы. Расчёт считает, что приёму мешает только тепловой шум. Но камера на плате шумит: фон, который измерял модуль платы с камерой, доходил до −60 дБм — на 27 дБ выше, чем у платы приёмника без камеры, — а в другие дни опускался до −90…−101 дБм (раздел 2.2). Плата с камерой принимает подтверждения и квитанции, поэтому в худшем случае её фон ограничивает весь канал: граница в свободном пространстве сокращается в 22 раза — до 44 м на MCS 7 и 220 м на MCS 0. Значит, дальности таблицы — возможности радиомодуля, а граница связи данной пары плат лежит между ними и оценкой худшего случая; её измерение приведено ниже.</w:t>
+        <w:t>Четвёртый вывод — оговорка для данной платформы. Расчёт считает, что приёму мешает только тепловой шум. Но камера на плате шумит: фон, который измерял модуль платы с камерой, доходил до −60 дБм — на 25–28 дБ выше, чем у платы приёмника без камеры (−85…−88 дБм), — а в другие дни опускался до −90…−101 дБм (раздел 2.2). Плата с камерой принимает подтверждения и квитанции, поэтому в худшем случае её фон ограничивает весь канал: при превышении на 28 дБ граница в свободном пространстве сокращается в 25 раз — до 39 м на MCS 7 и 190 м на MCS 0. Значит, дальности таблицы — возможности радиомодуля, а граница связи данной пары плат лежит между ними и оценкой худшего случая; её измерение приведено ниже.</w:t>
       </w:r>
     </w:p>
     <w:p>
@@ -13579,7 +13763,7 @@
         <w:t>3.9</w:t>
       </w:r>
       <w:r>
-        <w:t>) получены на мосте и над водой при мощности +20 дБм на частотах 890 и 906 МГц; ширина канала в руководстве не указана, по скорости на 300 м — вероятно, 8 МГц [26]. Паспорт модуля для канала 2 МГц при +20 дБм указывает 1200 м и скорость TCP более 2 Мбит/с [17]. Расчётный уровень приёма в таблице получен по формуле (1.1) для 890 МГц при мощности 20 дБм и антеннах 0 дБи (усиление антенн в руководстве не указано).</w:t>
+        <w:t>) получены на мосте и над водой при мощности +20 дБм на частотах 890 и 906 МГц; ширина канала в руководстве не указана, по скорости на 300 м — вероятно, 8 МГц [28]. Паспорт модуля для канала 2 МГц при +20 дБм указывает 1200 м и скорость TCP более 2 Мбит/с [17]. Расчётный уровень приёма в таблице получен по формуле (1.1) для 890 МГц при мощности 20 дБм и антеннах 0 дБи (усиление антенн в руководстве не указано).</w:t>
       </w:r>
     </w:p>
     <w:p>
@@ -13588,7 +13772,7 @@
         <w:ind w:firstLine="0"/>
       </w:pPr>
       <w:r>
-        <w:t>Таблица 3.9 – Натурные данные производителя радиомодуля TX-AH [26] и расчёт</w:t>
+        <w:t>Таблица 3.9 – Натурные данные производителя радиомодуля TX-AH [28] и расчёт</w:t>
       </w:r>
     </w:p>
     <w:tbl>
@@ -14096,7 +14280,7 @@
     </w:p>
     <w:p>
       <w:r>
-        <w:t>На 300 и 600 м измеренный уровень сигнала при принятом допущении об антеннах совпадает с расчётом для свободного пространства в пределах 2 дБ, то есть на этих трассах прямой видимости показатель затухания близок к 2. На 1200 м над водой уровень на 6–8 дБ выше расчёта, а скорость зависела от высоты антенны принимающего узла: 4,0–4,1 Мбит/с, когда антенна была опущена к воде, и 6,5–6,6 Мбит/с, когда поднята (высоты в руководстве не указаны), — прямое подтверждение вывода о высоте антенн. Эти скорости выше полученных на стенде, потому что производитель мерил при +20 дБм и, по всей видимости, в канале 8 МГц. Пересчёт на нормы Российской Федерации: снижение мощности с 20 до 14 дБм (на 6 дБ) вдвое сокращает дальность в свободном пространстве, то есть 1200 м паспорта соответствуют около 600 м при той же скорости. Там же производитель приводит данные для цепочки с промежуточным узлом-ретранслятором, которым можно продлить связь с БПЛА: ретранслятор вдвое снижает поток и вдвое увеличивает задержку [26]. Собственная точка стенда — трасса 5 м через стену, вне прямой видимости: уровень сигнала −53 дБм при отношении сигнал/шум 36 дБ.</w:t>
+        <w:t>На 300 и 600 м измеренный уровень сигнала при принятом допущении об антеннах совпадает с расчётом для свободного пространства в пределах 2 дБ, то есть на этих трассах прямой видимости показатель затухания близок к 2. На 1200 м над водой уровень на 6–8 дБ выше расчёта, а скорость зависела от высоты антенны принимающего узла: 4,0–4,1 Мбит/с, когда антенна была опущена к воде, и 6,5–6,6 Мбит/с, когда поднята (высоты в руководстве не указаны), — прямое подтверждение вывода о высоте антенн. Эти скорости выше полученных на стенде, потому что производитель мерил при +20 дБм и, по всей видимости, в канале 8 МГц. Пересчёт на нормы Российской Федерации: снижение мощности с 20 до 14 дБм (на 6 дБ) вдвое сокращает дальность в свободном пространстве, то есть 1200 м паспорта соответствуют около 600 м при той же скорости. Там же производитель приводит данные для цепочки с промежуточным узлом-ретранслятором, которым можно продлить связь с БПЛА: ретранслятор вдвое снижает поток и вдвое увеличивает задержку [28]. Собственная точка стенда — трасса 5 м через стену, вне прямой видимости: уровень сигнала −53 дБм при отношении сигнал/шум 36 дБ.</w:t>
       </w:r>
     </w:p>
     <w:p>
@@ -15075,7 +15259,7 @@
         <w:t xml:space="preserve">Измерение на идентичной платформе. </w:t>
       </w:r>
       <w:r>
-        <w:t>Тот же видеопоток (480 × 320, JPEG, до 5 видеокадров в секунду, куски по 1400 Б) передан встроенным Wi-Fi 2,4 ГГц процессора ESP32-S3 тех же плат (802.11n, канал 20 МГц, точка доступа — плата с камерой) на той же трассе 5 м через стену, вне прямой видимости, при мощности 14 дБм (как у Wi-Fi HaLow) и 20 дБм (норма для 2,4 ГГц). Ёмкость канала измерена синтетическим потоком: плата с камерой без пауз передаёт пакеты по 1400 Б, приёмник считает доставленные байты и пропуски по номерам. Результаты — в таблице 3.12; данные Wi-Fi HaLow — итоговая версия стенда на той же трассе.</w:t>
+        <w:t>Тот же видеопоток (480 × 320, JPEG, до 5 видеокадров в секунду, фрагменты по 1400 Б) передан встроенным Wi-Fi 2,4 ГГц процессора ESP32-S3 тех же плат (802.11n, канал 20 МГц, точка доступа — плата с камерой) на той же трассе 5 м через стену, вне прямой видимости, при мощности 14 дБм (как у Wi-Fi HaLow) и 20 дБм (норма для 2,4 ГГц). Ёмкость канала измерена синтетическим потоком: плата с камерой без пауз передаёт пакеты по 1400 Б, приёмник считает доставленные байты и пропуски по номерам. Результаты — в таблице 3.12; данные Wi-Fi HaLow — итоговая версия стенда на той же трассе.</w:t>
       </w:r>
     </w:p>
     <w:p>
@@ -15762,7 +15946,7 @@
     </w:p>
     <w:p>
       <w:r>
-        <w:t>На короткой трассе Wi-Fi 2,4 ГГц даёт ёмкость в 15–19 раз больше, чем Wi-Fi HaLow, а видеопоток около 1 Мбит/с, ограниченный камерой, оба канала передают сопоставимо. Запас по сигналу у Wi-Fi HaLow при этом больше: регулятор держит мощность 1 дБм при отношении сигнал/фон 24–40 дБ, тогда как Wi-Fi 2,4 ГГц при 14–20 дБм имеет 15–24 дБ, то есть при удалении начнёт терять видео раньше. Фон у платы с камерой на 2,4 ГГц постоянен (−90 дБм), в диапазоне 867 МГц он менялся по дням, и помехи камеры сильнее влияют на Wi-Fi HaLow. Задержку Wi-Fi HaLow увеличивают досылка кусков и паузы планирования, которых в Wi-Fi-тракте нет. Измерения Wi-Fi HaLow и Wi-Fi 2,4 ГГц на трассе 5 м через стену выполнены в разные дни, а канал меняется по времени суток, поэтому это сравнение приблизительное; точное сравнение на одних и тех же положениях приёмника дало измерение границы связи.</w:t>
+        <w:t>На короткой трассе Wi-Fi 2,4 ГГц даёт ёмкость в 15–19 раз больше, чем Wi-Fi HaLow, а видеопоток около 1 Мбит/с, ограниченный камерой, оба канала передают сопоставимо. Запас по сигналу у Wi-Fi HaLow при этом больше: регулятор держит мощность 1 дБм при отношении сигнал/фон 24–40 дБ, тогда как Wi-Fi 2,4 ГГц при 14–20 дБм имеет 15–24 дБ, то есть при удалении начнёт терять видео раньше. Фон у платы с камерой на 2,4 ГГц постоянен (−90 дБм), в диапазоне 867 МГц он менялся по дням, и помехи камеры сильнее влияют на Wi-Fi HaLow. Задержку Wi-Fi HaLow увеличивают досылка фрагментов и паузы планирования, которых в Wi-Fi-тракте нет. Измерения Wi-Fi HaLow и Wi-Fi 2,4 ГГц на трассе 5 м через стену выполнены в разные дни, а канал меняется по времени суток, поэтому это сравнение приблизительное; точное сравнение на одних и тех же положениях приёмника дало измерение границы связи.</w:t>
       </w:r>
     </w:p>
     <w:p>
@@ -15790,7 +15974,7 @@
         <w:t>3.8</w:t>
       </w:r>
       <w:r>
-        <w:t xml:space="preserve"> сравнивает их при нормах мощности Российской Федерации. Wi-Fi 2,4 ГГц работает в режимах стандарта: 802.11n — современный режим со скоростями от 6,5 Мбит/с в канале 20 МГц и 802.11b — старейший режим, от 1 Мбит/с. При одной и той же скорости физического уровня 6,5 Мбит/с (Wi-Fi HaLow 2 МГц MCS 7 и Wi-Fi 802.11n MCS 0) дальности в свободном пространстве сопоставимы — 0,98 и 1,32 км: выигрыш Wi-Fi HaLow на затухании (9,0 дБ) компенсируется меньшей разрешённой мощностью (на 6,0 дБ ниже у стенда) и оценочной чувствительностью. Wi-Fi HaLow выигрывает на малых скоростях, которых у 802.11n нет: на MCS 0 (0,65 Мбит/с) — 4,90 км против 2,58 км у 802.11b на 1 Мбит/с, — и за препятствиями: бетонная стена ослабляет сигнал 867 МГц на 6,3 дБ меньше, чем 2,4 ГГц [18]. У земли за точкой излома потери двухлучевой модели от частоты не зависят, и частотное преимущество исчезает; модель при этом не учитывает дифракцию и затухание в растительности, где диапазон ниже 1 ГГц выигрывает [6]. Скорость Wi-Fi 2,4 ГГц выше на порядок. По опубликованным данным, ESP32-S3 передаёт в эфире 20–30 Мбит/с [20], а модуль ESP32-CAM (процессор ESP32, камера OV2640) — видео 480 × 320 с частотой 20,9 видеокадра в секунду (лаборатория, расстояние не указано) [38]. На стенде этой работы ёмкость Wi-Fi 2,4 ГГц той же платы составила 19,2 Мбит/с (таблица 3.12), а Wi-Fi HaLow — 1063 кбит/с полезного видео при 5 видеокадрах в секунду.</w:t>
+        <w:t xml:space="preserve"> сравнивает их при нормах мощности Российской Федерации. Wi-Fi 2,4 ГГц работает в режимах стандарта: 802.11n — современный режим со скоростями от 6,5 Мбит/с в канале 20 МГц и 802.11b — старейший режим, от 1 Мбит/с. При одной и той же скорости физического уровня 6,5 Мбит/с (Wi-Fi HaLow 2 МГц MCS 7 и Wi-Fi 802.11n MCS 0) дальности в свободном пространстве сопоставимы — 0,98 и 1,32 км: выигрыш Wi-Fi HaLow на затухании (9,0 дБ) компенсируется меньшей разрешённой мощностью (на 6,0 дБ ниже у стенда) и оценочной чувствительностью. Wi-Fi HaLow выигрывает на малых скоростях, которых у 802.11n нет: на MCS 0 (0,65 Мбит/с) — 4,90 км против 2,58 км у 802.11b на 1 Мбит/с, — и за препятствиями: бетонная стена ослабляет сигнал 867 МГц на 6,3 дБ меньше, чем 2,4 ГГц [18]. У земли за точкой излома потери двухлучевой модели от частоты не зависят, и частотное преимущество исчезает; модель при этом не учитывает дифракцию и затухание в растительности, где диапазон ниже 1 ГГц выигрывает [6]. Скорость Wi-Fi 2,4 ГГц выше на порядок. По опубликованным данным, ESP32-S3 передаёт в эфире 20–30 Мбит/с [20], а модуль ESP32-CAM (процессор ESP32, камера OV2640) — видео 480 × 320 с частотой 20,9 видеокадра в секунду (лаборатория, расстояние не указано) [40]. На стенде этой работы ёмкость Wi-Fi 2,4 ГГц той же платы составила 19,2 Мбит/с (таблица 3.12), а Wi-Fi HaLow — 1063 кбит/с полезного видео при 5 видеокадрах в секунду.</w:t>
       </w:r>
     </w:p>
     <w:p>
@@ -15801,7 +15985,7 @@
         <w:t xml:space="preserve">Сравнение с LoRa. </w:t>
       </w:r>
       <w:r>
-        <w:t>LoRa на этом стенде не испытывалась; сравнение выполнено по опубликованным данным. LoRa на 20–30 дБ превосходит по чувствительности и намного — по дальности: по измерениям [3] в городской застройке при 13 дБм в режиме SF8 (коэффициент расширения спектра 8, канал 125 кГц) связь без потерь сохранялась на 1180 м при RSSI −112 дБм, на 1350 м доля потерь составила 10 %, на 1750 м связь пропала [3]; бюджет канала распространённых настроек — 140–158,5 дБ [39]; по пользовательским данным, канал управления ExpressLRS 900 МГц работал с БПЛА на 40,7 км при 10 мВт [40]. Но скорость LoRa — 0,29–5,5 кбит/с в канале 125 кГц [3], ниже полученной полезной скорости Wi-Fi HaLow в 190–3600 раз, а время передачи одного пакета — от 0,39 до 31 мс в режимах ExpressLRS [41] и до 2,2 с на 20 Б при SF12 [4]. LoRa — канал телеметрии и управления, а не видео.</w:t>
+        <w:t>LoRa на этом стенде не испытывалась; сравнение выполнено по опубликованным данным. LoRa на 20–30 дБ превосходит по чувствительности и намного — по дальности: по измерениям [3] в городской застройке при 13 дБм в режиме SF8 (коэффициент расширения спектра 8, канал 125 кГц) связь без потерь сохранялась на 1180 м при RSSI −112 дБм, на 1350 м доля потерь составила 10 %, на 1750 м связь пропала [3]; бюджет канала распространённых настроек — 140–158,5 дБ [41]; по пользовательским данным, канал управления ExpressLRS 900 МГц работал с БПЛА на 40,7 км при 10 мВт [42]. Но скорость LoRa — 0,29–5,5 кбит/с в канале 125 кГц [3], ниже полученной полезной скорости Wi-Fi HaLow в 190–3600 раз, а время передачи одного пакета — от 0,39 до 31 мс в режимах ExpressLRS [43] и до 2,2 с на 20 Б при SF12 [4]. LoRa — канал телеметрии и управления, а не видео.</w:t>
       </w:r>
     </w:p>
     <w:p>
@@ -15882,7 +16066,7 @@
         <w:t xml:space="preserve">. Она получена расчётом: для каждого режима модуляции по бюджету канала (формула </w:t>
       </w:r>
       <w:r>
-        <w:t>(3.2)</w:t>
+        <w:t>(3.3)</w:t>
       </w:r>
       <w:r>
         <w:t>) найдены допустимые потери, по модели трассы — дальность, на которой они достигаются, и в каждой ячейке указана наибольшая скорость, при которой связь на этом расстоянии ещё сохраняется. У земли (антенны на 1,5 м) за точкой излома потери от частоты не зависят, и все технологии теряют дальность в разы. С антенной на борту на высоте 50 м Wi-Fi HaLow сохраняет 650 кбит/с на 1–2 км, а Wi-Fi 2,4 ГГц по расчёту даёт 1–6,5 Мбит/с до 2 км. Причин две: на 2,4 ГГц разрешено 20 дБм против 14 дБм, а на скоростях от 6,5 Мбит/с чувствительность широкого канала Wi-Fi лучше, чем у узкого канала Wi-Fi HaLow на сложной модуляции; кроме того, для антенны на высоте точка излома на 2,4 ГГц почти втрое дальше. Чёткого порога скорости для видео нет: при меньшей скорости видео сохраняется за счёт снижения качества сжатия и разрешения (раздел 3.4). Промежуточные режимы MCS 1–6 на рисунке не показаны: их чувствительность паспорт не даёт. Все дальности рисунка — возможности радиотрактов при тепловом шуме. Измеренная граница данной пары плат: видео с потерями до 9 % — около 310 м, видео прекращается на 1,10 км, связь — до 1,55 км (таблица 3.10).</w:t>
@@ -16001,7 +16185,7 @@
     </w:p>
     <w:p>
       <w:r>
-        <w:t xml:space="preserve">Стена — лишь одно из препятствий. БПЛА чаще работает над лесом и за полосами деревьев, и для них потери оценены по модели Вайсбергера [42]. Если на пути сигнала d метров леса (от 14 до 400 м), потери в нём составляют L = 1,33 f^0,284 d^0,588 дБ, где f — частота, ГГц. 100 м леса на трассе ослабляют сигнал 867 МГц на 19,2 дБ, 2,44 ГГц — на 25,7 дБ, 5,5 ГГц — на 32,4 дБ, 400 м леса — на 43,3, 58,1 и 73,1 дБ (рисунок </w:t>
+        <w:t xml:space="preserve">Стена — лишь одно из препятствий. БПЛА чаще работает над лесом и за полосами деревьев, и для них потери оценены по модели Вайсбергера [44]. Если на пути сигнала d метров леса (от 14 до 400 м), потери в нём составляют L = 1,33 f^0,284 d^0,588 дБ, где f — частота, ГГц. 100 м леса на трассе ослабляют сигнал 867 МГц на 19,2 дБ, 2,44 ГГц — на 25,7 дБ, 5,5 ГГц — на 32,4 дБ, 400 м леса — на 43,3, 58,1 и 73,1 дБ (рисунок </w:t>
       </w:r>
       <w:r>
         <w:t>3.6</w:t>
@@ -16306,7 +16490,7 @@
               <w:rPr>
                 <w:sz w:val="20"/>
               </w:rPr>
-              <w:t>1180 м без потерь в городе, 13 дБм [3]; 40,7 км с БПЛА (пользов.) [40]</w:t>
+              <w:t>1180 м без потерь в городе, 13 дБм [3]; 40,7 км с БПЛА (пользов.) [42]</w:t>
             </w:r>
           </w:p>
         </w:tc>
@@ -16349,7 +16533,7 @@
               <w:rPr>
                 <w:sz w:val="20"/>
               </w:rPr>
-              <w:t>−53 дБм на 5 м (стенд); −59…−69 дБм на 300–1200 м [26]; чувствит. −105 дБм (1 МГц) [17]</w:t>
+              <w:t>−53 дБм на 5 м (стенд); −59…−69 дБм на 300–1200 м [28]; чувствит. −105 дБм (1 МГц) [17]</w:t>
             </w:r>
           </w:p>
         </w:tc>
@@ -16449,7 +16633,7 @@
               <w:rPr>
                 <w:sz w:val="20"/>
               </w:rPr>
-              <w:t>RTT по квитанции, медиана 0,34–0,50 с (стенд, видео); ретранслятор удваивает [26]</w:t>
+              <w:t>RTT по квитанции, медиана 0,34–0,50 с (стенд, видео); ретранслятор удваивает [28]</w:t>
             </w:r>
           </w:p>
         </w:tc>
@@ -16506,7 +16690,7 @@
               <w:rPr>
                 <w:sz w:val="20"/>
               </w:rPr>
-              <w:t>время в эфире пакета 0,39–31 мс [41]; до 2,2 с на 20 Б [4]</w:t>
+              <w:t>время в эфире пакета 0,39–31 мс [43]; до 2,2 с на 20 Б [4]</w:t>
             </w:r>
           </w:p>
         </w:tc>
@@ -16927,7 +17111,7 @@
     </w:p>
     <w:p>
       <w:r>
-        <w:t>1. На лабораторном этапе потери определяла полоса приёма: её сужение с 8 МГц вдвое снизило потери вчетверо за счёт вчетверо меньшего шума, собираемого приёмником, что согласуется с расчётом шума в полосе (6 дБ). Рабочий канал — 2 МГц с центром 867 МГц в полосе 866–868 МГц, мощность не более 14 дБм — предел нормы ГКРЧ (25 мВт ЭИМ).</w:t>
+        <w:t>1. На лабораторном этапе потери определяла полоса приёма: её сужение с 8 до 4 МГц снизило потери в 4,4 раза — шум в полосе уменьшается на 10 lg(8/4) = 3,0 дБ, и в узкую полосу попадает меньше помех других устройств диапазона. Рабочий канал — 2 МГц с центром 867 МГц в полосе 866–868 МГц, мощность не более 14 дБм — предел нормы ГКРЧ (25 мВт ЭИМ).</w:t>
       </w:r>
     </w:p>
     <w:p>
@@ -16957,7 +17141,7 @@
     </w:p>
     <w:p>
       <w:r>
-        <w:t>7. На идентичной платформе при нормах мощности Российской Федерации измерение показало: Wi-Fi HaLow удерживает связь в 1,8 раза дальше Wi-Fi 2,4 ГГц (данные ниже); по расчёту при одной и той же скорости 6,5 Мбит/с — наибольшей для канала 2 МГц Wi-Fi HaLow — дальности сопоставимы, а преимущество Wi-Fi HaLow — малые скорости с большей дальностью и меньшее затухание в препятствиях: на 6,3 дБ в бетонной стене и на 6,5–14,8 дБ на 100–400 м леса. Измерение на той же паре плат на трассе 5 м через стену: ёмкость Wi-Fi 2,4 ГГц 15,7–19,2 Мбит/с против около 1 Мбит/с у Wi-Fi HaLow, видео передаётся сопоставимо (потери видеокадров 2,1–2,2 и 1,4 %), но запас по сигналу у Wi-Fi HaLow при мощности 1 дБм (24–40 дБ) больше, чем у Wi-Fi 2,4 ГГц при 14–20 дБм (15–24 дБ). Измерение границы связи на тех же положениях приёмника подтвердило это: на трассе прямой видимости видео Wi-Fi 2,4 ГГц прекращается на ≈ 0,62 км против ≈ 1,10 км у Wi-Fi HaLow, связь — на ≈ 0,87 против ≈ 1,55 км, то есть Wi-Fi HaLow удерживает связь в 1,8 раза дальше при мощности на 6 дБ ниже. LoRa превосходит по дальности, но её скорость на два–три порядка ниже видео.</w:t>
+        <w:t>7. На идентичной платформе при нормах мощности Российской Федерации по расчёту при одной и той же скорости 6,5 Мбит/с — наибольшей для канала 2 МГц Wi-Fi HaLow — дальности сопоставимы, а преимущество Wi-Fi HaLow — малые скорости с большей дальностью и меньшее затухание в препятствиях: на 6,3 дБ в бетонной стене и на 6,5–14,8 дБ на 100–400 м леса. Измерение на той же паре плат на трассе 5 м через стену: ёмкость Wi-Fi 2,4 ГГц 15,7–19,2 Мбит/с против около 1 Мбит/с у Wi-Fi HaLow, видео передаётся сопоставимо (потери видеокадров 2,1–2,2 и 1,4 %), но запас по сигналу у Wi-Fi HaLow при мощности 1 дБм (24–40 дБ) больше, чем у Wi-Fi 2,4 ГГц при 14–20 дБм (15–24 дБ). Измерение границы связи на тех же положениях приёмника подтвердило это: на трассе прямой видимости видео Wi-Fi 2,4 ГГц прекращается на ≈ 0,62 км против ≈ 1,10 км у Wi-Fi HaLow, связь — на ≈ 0,87 против ≈ 1,55 км, то есть Wi-Fi HaLow удерживает связь в 1,8 раза дальше при мощности на 6 дБ ниже. LoRa превосходит по дальности, но её скорость на два–три порядка ниже видео.</w:t>
       </w:r>
     </w:p>
     <w:p>
@@ -16993,7 +17177,7 @@
     </w:p>
     <w:p>
       <w:r>
-        <w:t>1. Выполнен сравнительный анализ каналов связи с БПЛА: LoRa даёт дальность без скорости, Wi-Fi 2,4/5 ГГц — скорость без дальности. Wi-Fi HaLow закрывает эту нишу: по расчёту по паспортным данным для свободного пространства на наименьшей скорости его запас по затуханию при нормах мощности Российской Федерации на 5,6 дБ больше, чем у Wi-Fi 2,4 ГГц, затухание в препятствиях меньше, а пропускной способности достаточно для видео пониженного разрешения. На наибольшей скорости канала 2 МГц (6,5 Мбит/с физического уровня) дальности по расчёту сопоставимы, а измерение на одной паре плат показало, что на скорости реального канала Wi-Fi HaLow удерживает связь в 1,8 раза дальше (пункт 3).</w:t>
+        <w:t>1. Выполнен сравнительный анализ каналов связи с БПЛА: LoRa даёт дальность без скорости, Wi-Fi 2,4/5 ГГц — скорость без дальности. Wi-Fi HaLow сочетает оба свойства: по расчёту по паспортным данным для свободного пространства на наименьшей скорости его запас по затуханию при нормах мощности Российской Федерации на 5,6 дБ больше, чем у Wi-Fi 2,4 ГГц, затухание в препятствиях меньше, а пропускной способности достаточно для видео пониженного разрешения. На наибольшей скорости канала 2 МГц (6,5 Мбит/с физического уровня) дальности по расчёту сопоставимы. Измерение на одной паре плат подтвердило расчёт для наименьших скоростей: граница связи, где обе технологии работают на самой медленной модуляции, у Wi-Fi HaLow в 1,8 раза дальше (по расчёту — в 1,9 раза; пункт 3).</w:t>
       </w:r>
     </w:p>
     <w:p>
@@ -17297,7 +17481,7 @@
         <w:jc w:val="left"/>
       </w:pPr>
       <w:r>
-        <w:t>24. Shannon, C. E. A Mathematical Theory of Communication / C. E. Shannon // Bell System Technical Journal. – 1948. – Vol. 27, no. 3. – P. 379–423. – Текст : электронный.</w:t>
+        <w:t>24. 3GPP TR 38.901 V17.0.0 (2022-03). Study on channel model for frequencies from 0.5 to 100 GHz (Release 17) : technical report / 3rd Generation Partnership Project. – Valbonne : ETSI, 2022. – 106 p. – Текст : электронный // 3GPP : [сайт]. – URL: https://www.3gpp.org/ftp/Specs/archive/38_series/38.901/ (дата обращения: 22.10.2026).</w:t>
       </w:r>
     </w:p>
     <w:p>
@@ -17306,7 +17490,7 @@
         <w:jc w:val="left"/>
       </w:pPr>
       <w:r>
-        <w:t>25. Aust, S. Sub 1GHz wireless LAN propagation path loss models for urban smart grid applications / S. Aust, T. Ito // 2012 International Conference on Computing, Networking and Communications (ICNC). – Maui : IEEE, 2012. – P. 116–120. – DOI 10.1109/ICCNC.2012.6167392. – Текст : электронный.</w:t>
+        <w:t>25. Об утверждении Федеральных правил использования воздушного пространства Российской Федерации : постановление Правительства Российской Федерации от 11.03.2010 № 138 (в ред. постановления от 03.02.2020 № 74). – Текст : электронный // ГАРАНТ.РУ : информационно-правовой портал. – URL: https://base.garant.ru/197839/ (дата обращения: 22.10.2026).</w:t>
       </w:r>
     </w:p>
     <w:p>
@@ -17315,7 +17499,7 @@
         <w:jc w:val="left"/>
       </w:pPr>
       <w:r>
-        <w:t>26. 泰芯 AH 网桥使用说明 [Руководство по использованию моста AH] : версия V1.3.4 от 07.09.2023 / Zhuhai Taixin Semiconductor Co., Ltd. – Текст : электронный // GitHub : репозиторий Xinyuan-LilyGO/T-Halow. – URL: https://github.com/Xinyuan-LilyGO/T-Halow/tree/master/hardware/TX_AH (дата обращения: 08.10.2026).</w:t>
+        <w:t>26. Shannon, C. E. A Mathematical Theory of Communication / C. E. Shannon // Bell System Technical Journal. – 1948. – Vol. 27, no. 3. – P. 379–423. – Текст : электронный.</w:t>
       </w:r>
     </w:p>
     <w:p>
@@ -17324,7 +17508,7 @@
         <w:jc w:val="left"/>
       </w:pPr>
       <w:r>
-        <w:t>27. 泰芯 802.11AH 频点设置说明 [Описание настройки частот 802.11ah] : версия V2.0 от 30.11.2023 / Zhuhai Taixin Semiconductor Co., Ltd. – Текст : электронный // GitHub : репозиторий Xinyuan-LilyGO/T-Halow. – URL: https://github.com/Xinyuan-LilyGO/T-Halow/tree/master/hardware/TX_AH (дата обращения: 15.10.2026).</w:t>
+        <w:t>27. Aust, S. Sub 1GHz wireless LAN propagation path loss models for urban smart grid applications / S. Aust, T. Ito // 2012 International Conference on Computing, Networking and Communications (ICNC). – Maui : IEEE, 2012. – P. 116–120. – DOI 10.1109/ICCNC.2012.6167392. – Текст : электронный.</w:t>
       </w:r>
     </w:p>
     <w:p>
@@ -17333,7 +17517,7 @@
         <w:jc w:val="left"/>
       </w:pPr>
       <w:r>
-        <w:t>28. LILYGO T-Halow ESP32-S3 Development Board, Wi-Fi HaLow. – Текст : электронный // AliExpress : [сайт]. – URL: https://www.aliexpress.com/item/1005007402959136.html (дата обращения: 24.09.2026).</w:t>
+        <w:t>28. 泰芯 AH 网桥使用说明 [Руководство по использованию моста AH] : версия V1.3.4 от 07.09.2023 / Zhuhai Taixin Semiconductor Co., Ltd. – Текст : электронный // GitHub : репозиторий Xinyuan-LilyGO/T-Halow. – URL: https://github.com/Xinyuan-LilyGO/T-Halow/tree/master/hardware/TX_AH (дата обращения: 08.10.2026).</w:t>
       </w:r>
     </w:p>
     <w:p>
@@ -17342,7 +17526,7 @@
         <w:jc w:val="left"/>
       </w:pPr>
       <w:r>
-        <w:t>29. ESP32 Wi-Fi HaLow Camera HT-HC32. – Текст : электронный // Heltec Automation : [сайт]. – URL: https://wiki.heltec.org/docs/devices/wifi-halow/ht-hc32/ (дата обращения: 13.10.2026).</w:t>
+        <w:t>29. 泰芯 802.11AH 频点设置说明 [Описание настройки частот 802.11ah] : версия V2.0 от 30.11.2023 / Zhuhai Taixin Semiconductor Co., Ltd. – Текст : электронный // GitHub : репозиторий Xinyuan-LilyGO/T-Halow. – URL: https://github.com/Xinyuan-LilyGO/T-Halow/tree/master/hardware/TX_AH (дата обращения: 15.10.2026).</w:t>
       </w:r>
     </w:p>
     <w:p>
@@ -17351,7 +17535,7 @@
         <w:jc w:val="left"/>
       </w:pPr>
       <w:r>
-        <w:t>30. ESP32 Wi-Fi HaLow Camera. – Текст : электронный // Heltec Automation : [сайт]. – URL: https://heltec.org/project/ht-hc32/ (дата обращения: 13.10.2026).</w:t>
+        <w:t>30. LILYGO T-Halow ESP32-S3 Development Board, Wi-Fi HaLow. – Текст : электронный // AliExpress : [сайт]. – URL: https://www.aliexpress.com/item/1005007402959136.html (дата обращения: 24.09.2026).</w:t>
       </w:r>
     </w:p>
     <w:p>
@@ -17360,7 +17544,7 @@
         <w:jc w:val="left"/>
       </w:pPr>
       <w:r>
-        <w:t>31. Heltec Automation partners with Morse Micro to advance IoT connectivity with Wi-Fi HaLow. – 12.06.2025. – Текст : электронный // Morse Micro : [сайт]. – URL: https://morsemicro.com/news/heltec-automation-partners-with-morse-micro-to-advance-iot-connectivity-with-wi-fi-halow (дата обращения: 13.10.2026).</w:t>
+        <w:t>31. ESP32 Wi-Fi HaLow Camera HT-HC32. – Текст : электронный // Heltec Automation : [сайт]. – URL: https://wiki.heltec.org/docs/devices/wifi-halow/ht-hc32/ (дата обращения: 13.10.2026).</w:t>
       </w:r>
     </w:p>
     <w:p>
@@ -17369,7 +17553,7 @@
         <w:jc w:val="left"/>
       </w:pPr>
       <w:r>
-        <w:t>32. ALFA Network AHPI7292S IEEE 802.11ah sub 1 GHz module in Raspberry Pi HAT form factor. – Текст : электронный // Rokland : [сайт]. – URL: https://store.rokland.com/products/alfa-network-ahpi7292s-ieee-802-11ah-sub-1-ghz-module-in-raspberry-pi-hat-form-factor (дата обращения: 24.09.2026).</w:t>
+        <w:t>32. ESP32 Wi-Fi HaLow Camera. – Текст : электронный // Heltec Automation : [сайт]. – URL: https://heltec.org/project/ht-hc32/ (дата обращения: 13.10.2026).</w:t>
       </w:r>
     </w:p>
     <w:p>
@@ -17378,7 +17562,7 @@
         <w:jc w:val="left"/>
       </w:pPr>
       <w:r>
-        <w:t>33. NRC7394 Evaluation Kit Purchase page. – Текст : электронный // NEWRACOM : [сайт]. – URL: https://newracom.com/nrc7394-evaluation-kit-purchase-page (дата обращения: 24.09.2026).</w:t>
+        <w:t>33. Heltec Automation partners with Morse Micro to advance IoT connectivity with Wi-Fi HaLow. – 12.06.2025. – Текст : электронный // Morse Micro : [сайт]. – URL: https://morsemicro.com/news/heltec-automation-partners-with-morse-micro-to-advance-iot-connectivity-with-wi-fi-halow (дата обращения: 13.10.2026).</w:t>
       </w:r>
     </w:p>
     <w:p>
@@ -17387,7 +17571,7 @@
         <w:jc w:val="left"/>
       </w:pPr>
       <w:r>
-        <w:t>34. NRC7292 EVK. – Текст : электронный // NEWRACOM : [сайт]. – URL: https://newracom.com/products/nrc7292-evk (дата обращения: 24.09.2026).</w:t>
+        <w:t>34. ALFA Network AHPI7292S IEEE 802.11ah sub 1 GHz module in Raspberry Pi HAT form factor. – Текст : электронный // Rokland : [сайт]. – URL: https://store.rokland.com/products/alfa-network-ahpi7292s-ieee-802-11ah-sub-1-ghz-module-in-raspberry-pi-hat-form-factor (дата обращения: 24.09.2026).</w:t>
       </w:r>
     </w:p>
     <w:p>
@@ -17396,7 +17580,7 @@
         <w:jc w:val="left"/>
       </w:pPr>
       <w:r>
-        <w:t>35. MM6108-EKH05-05US, WiFi Development Tools — 802.11 Wi-Fi HaLow IoT Development Board. – Текст : электронный // ЧИП и ДИП : [сайт]. – URL: https://chipdip.ru/product0/8040419288 (дата обращения: 24.09.2026).</w:t>
+        <w:t>35. NRC7394 Evaluation Kit Purchase page. – Текст : электронный // NEWRACOM : [сайт]. – URL: https://newracom.com/nrc7394-evaluation-kit-purchase-page (дата обращения: 24.09.2026).</w:t>
       </w:r>
     </w:p>
     <w:p>
@@ -17405,7 +17589,7 @@
         <w:jc w:val="left"/>
       </w:pPr>
       <w:r>
-        <w:t>36. T-Halow : исходные тексты, схема платы, комплект разработки модуля TX-AH / LilyGO (Xinyuan-LilyGO). – Текст : электронный // GitHub : [сайт]. – URL: https://github.com/Xinyuan-LilyGO/T-Halow (дата обращения: 27.09.2026).</w:t>
+        <w:t>36. NRC7292 EVK. – Текст : электронный // NEWRACOM : [сайт]. – URL: https://newracom.com/products/nrc7292-evk (дата обращения: 24.09.2026).</w:t>
       </w:r>
     </w:p>
     <w:p>
@@ -17414,7 +17598,7 @@
         <w:jc w:val="left"/>
       </w:pPr>
       <w:r>
-        <w:t>37. ESP-IDF : Espressif IoT Development Framework : ветка 4.4, файл components/soc/esp32s3/include/soc/soc_caps.h / Espressif Systems. – Текст : электронный // GitHub : [сайт]. – URL: https://github.com/espressif/esp-idf (дата обращения: 27.09.2026).</w:t>
+        <w:t>37. MM6108-EKH05-05US, WiFi Development Tools — 802.11 Wi-Fi HaLow IoT Development Board. – Текст : электронный // ЧИП и ДИП : [сайт]. – URL: https://chipdip.ru/product0/8040419288 (дата обращения: 24.09.2026).</w:t>
       </w:r>
     </w:p>
     <w:p>
@@ -17423,7 +17607,7 @@
         <w:jc w:val="left"/>
       </w:pPr>
       <w:r>
-        <w:t>38. ESP32-CAM Performance Reference Benchmark : dataset / TNeutron. – 2025. – Текст : электронный // GitHub : [сайт]. – URL: https://github.com/TNeutron/ESP32-CAM-Performence-Reference-Benchmark (дата обращения: 08.10.2026).</w:t>
+        <w:t>38. T-Halow : исходные тексты, схема платы, комплект разработки модуля TX-AH / LilyGO (Xinyuan-LilyGO). – Текст : электронный // GitHub : [сайт]. – URL: https://github.com/Xinyuan-LilyGO/T-Halow (дата обращения: 27.09.2026).</w:t>
       </w:r>
     </w:p>
     <w:p>
@@ -17432,7 +17616,7 @@
         <w:jc w:val="left"/>
       </w:pPr>
       <w:r>
-        <w:t>39. Radio Settings ; LoRa Region by Country / Meshtastic. – Текст : электронный // GitHub : meshtastic/meshtastic. – URL: https://github.com/meshtastic/meshtastic/blob/master/docs/about/overview/radio-settings.mdx (дата обращения: 08.10.2026).</w:t>
+        <w:t>39. ESP-IDF : Espressif IoT Development Framework : ветка 4.4, файл components/soc/esp32s3/include/soc/soc_caps.h / Espressif Systems. – Текст : электронный // GitHub : [сайт]. – URL: https://github.com/espressif/esp-idf (дата обращения: 27.09.2026).</w:t>
       </w:r>
     </w:p>
     <w:p>
@@ -17441,7 +17625,7 @@
         <w:jc w:val="left"/>
       </w:pPr>
       <w:r>
-        <w:t>40. Long Range / ExpressLRS. – Текст : электронный // GitHub : ExpressLRS/Docs. – URL: https://github.com/ExpressLRS/Docs/blob/master/docs/info/long-range.md (дата обращения: 08.10.2026).</w:t>
+        <w:t>40. ESP32-CAM Performance Reference Benchmark : dataset / TNeutron. – 2025. – Текст : электронный // GitHub : [сайт]. – URL: https://github.com/TNeutron/ESP32-CAM-Performence-Reference-Benchmark (дата обращения: 08.10.2026).</w:t>
       </w:r>
     </w:p>
     <w:p>
@@ -17450,7 +17634,7 @@
         <w:jc w:val="left"/>
       </w:pPr>
       <w:r>
-        <w:t>41. Signal Health / ExpressLRS. – Текст : электронный // GitHub : ExpressLRS/Docs. – URL: https://github.com/ExpressLRS/Docs/blob/master/docs/info/signal-health.md (дата обращения: 08.10.2026).</w:t>
+        <w:t>41. Radio Settings ; LoRa Region by Country / Meshtastic. – Текст : электронный // GitHub : meshtastic/meshtastic. – URL: https://github.com/meshtastic/meshtastic/blob/master/docs/about/overview/radio-settings.mdx (дата обращения: 08.10.2026).</w:t>
       </w:r>
     </w:p>
     <w:p>
@@ -17459,7 +17643,7 @@
         <w:jc w:val="left"/>
       </w:pPr>
       <w:r>
-        <w:t>42. Weissberger, M. A. An initial critical summary of models for predicting the attenuation of radio waves by trees / M. A. Weissberger. – Annapolis : Electromagnetic Compatibility Analysis Center, 1982. – (ESD-TR-81-101). – Текст : непосредственный.</w:t>
+        <w:t>42. Long Range / ExpressLRS. – Текст : электронный // GitHub : ExpressLRS/Docs. – URL: https://github.com/ExpressLRS/Docs/blob/master/docs/info/long-range.md (дата обращения: 08.10.2026).</w:t>
       </w:r>
     </w:p>
     <w:p>
@@ -17468,7 +17652,7 @@
         <w:jc w:val="left"/>
       </w:pPr>
       <w:r>
-        <w:t>43. Экономическое обоснование дипломных проектов (работ) по приборо- и радиоприборостроению : методические указания / В. П. Панагушин, Т. С. Ковалева, О. А. Малютина [и др.] ; под редакцией В. П. Панагушина. – 7-е изд., испр. и доп. – Москва : ИВАКО Аналитик, 2024. – 43 с. – Текст : непосредственный.</w:t>
+        <w:t>43. Signal Health / ExpressLRS. – Текст : электронный // GitHub : ExpressLRS/Docs. – URL: https://github.com/ExpressLRS/Docs/blob/master/docs/info/signal-health.md (дата обращения: 08.10.2026).</w:t>
       </w:r>
     </w:p>
     <w:p>
@@ -17477,7 +17661,7 @@
         <w:jc w:val="left"/>
       </w:pPr>
       <w:r>
-        <w:t>44. Поиск вакансий «радиоинженер», «инженер радиотехник», «радиотехник» в г. Москве с указанием заработной платы. – Текст : электронный // hh.ru : [сайт]. – URL: https://hh.ru/search/vacancy?text=радиоинженер&amp;area=1&amp;only_with_salary=true (дата обращения: 24.09.2026).</w:t>
+        <w:t>44. Weissberger, M. A. An initial critical summary of models for predicting the attenuation of radio waves by trees / M. A. Weissberger. – Annapolis : Electromagnetic Compatibility Analysis Center, 1982. – (ESD-TR-81-101). – Текст : непосредственный.</w:t>
       </w:r>
     </w:p>
     <w:p>
@@ -17486,7 +17670,7 @@
         <w:jc w:val="left"/>
       </w:pPr>
       <w:r>
-        <w:t>45. Производственный календарь на 2026 год. – Текст : электронный // КонсультантПлюс : [сайт]. – URL: https://www.consultant.ru/law/ref/calendar/proizvodstvennye/2026/ (дата обращения: 24.09.2026).</w:t>
+        <w:t>45. Экономическое обоснование дипломных проектов (работ) по приборо- и радиоприборостроению : методические указания / В. П. Панагушин, Т. С. Ковалева, О. А. Малютина [и др.] ; под редакцией В. П. Панагушина. – 7-е изд., испр. и доп. – Москва : ИВАКО Аналитик, 2024. – 43 с. – Текст : непосредственный.</w:t>
       </w:r>
     </w:p>
     <w:p>
@@ -17495,7 +17679,7 @@
         <w:jc w:val="left"/>
       </w:pPr>
       <w:r>
-        <w:t>46. Налоговый кодекс Российской Федерации. Часть вторая : федеральный закон от 05.08.2000 № 117-ФЗ : принят Государственной думой 19 июля 2000 года : одобрен Советом Федерации 26 июля 2000 года. Глава 23 «Налог на доходы физических лиц». Глава 34 «Страховые взносы». – Текст : электронный // КонсультантПлюс : надежная правовая поддержка : [сайт]. – URL: https://www.consultant.ru/document/cons_doc_LAW_28165/ (дата обращения: 08.10.2026).</w:t>
+        <w:t>46. Поиск вакансий «радиоинженер», «инженер радиотехник», «радиотехник» в г. Москве с указанием заработной платы. – Текст : электронный // hh.ru : [сайт]. – URL: https://hh.ru/search/vacancy?text=радиоинженер&amp;area=1&amp;only_with_salary=true (дата обращения: 24.09.2026).</w:t>
       </w:r>
     </w:p>
     <w:p>
@@ -17504,7 +17688,7 @@
         <w:jc w:val="left"/>
       </w:pPr>
       <w:r>
-        <w:t>47. Официальные курсы валют на заданную дату, устанавливаемые ежедневно. – Текст : электронный // Банк России : [сайт]. – URL: https://www.cbr.ru/currency_base/daily/ (дата обращения: 24.09.2026).</w:t>
+        <w:t>47. Производственный календарь на 2026 год. – Текст : электронный // КонсультантПлюс : [сайт]. – URL: https://www.consultant.ru/law/ref/calendar/proizvodstvennye/2026/ (дата обращения: 24.09.2026).</w:t>
       </w:r>
     </w:p>
     <w:p>
@@ -17513,7 +17697,7 @@
         <w:jc w:val="left"/>
       </w:pPr>
       <w:r>
-        <w:t>48. Андрей Рюмин рассказал о достижениях «Россетей» на выставке-форуме «Россия». – 27.01.2024. – Текст : электронный // Деловой Петербург : [сайт]. – URL: https://www.dp.ru/a/2024/01/27/andrej-rjumin-rasskazal-o-dostizhenijah (дата обращения: 13.10.2026).</w:t>
+        <w:t>48. Налоговый кодекс Российской Федерации. Часть вторая : федеральный закон от 05.08.2000 № 117-ФЗ : принят Государственной думой 19 июля 2000 года : одобрен Советом Федерации 26 июля 2000 года. Глава 23 «Налог на доходы физических лиц». Глава 34 «Страховые взносы». – Текст : электронный // КонсультантПлюс : надежная правовая поддержка : [сайт]. – URL: https://www.consultant.ru/document/cons_doc_LAW_28165/ (дата обращения: 08.10.2026).</w:t>
       </w:r>
     </w:p>
     <w:p>
@@ -17522,7 +17706,7 @@
         <w:jc w:val="left"/>
       </w:pPr>
       <w:r>
-        <w:t>49. СП 2.2.3670-20. Санитарно-эпидемиологические требования к условиям труда : санитарные правила : утверждены постановлением Главного государственного санитарного врача Российской Федерации от 02.12.2020 № 40 : дата введения 2021-01-01. – Текст : электронный // Электронный фонд правовых и нормативно-технических документов : [сайт]. – URL: https://docs.cntd.ru/document/573230583 (дата обращения: 08.10.2026).</w:t>
+        <w:t>49. Официальные курсы валют на заданную дату, устанавливаемые ежедневно. – Текст : электронный // Банк России : [сайт]. – URL: https://www.cbr.ru/currency_base/daily/ (дата обращения: 24.09.2026).</w:t>
       </w:r>
     </w:p>
     <w:p>
@@ -17531,7 +17715,7 @@
         <w:jc w:val="left"/>
       </w:pPr>
       <w:r>
-        <w:t>50. Об утверждении Методики проведения специальной оценки условий труда, Классификатора вредных и (или) опасных производственных факторов, формы отчета о проведении специальной оценки условий труда и инструкции по ее заполнению : приказ Минтруда России от 21.11.2023 № 817н : зарегистрирован в Минюсте России 30.11.2023 № 76179. – Текст : электронный // Официальный интернет-портал правовой информации : [сайт]. – URL: http://publication.pravo.gov.ru/document/0001202311300048 (дата обращения: 08.10.2026).</w:t>
+        <w:t>50. Андрей Рюмин рассказал о достижениях «Россетей» на выставке-форуме «Россия». – 27.01.2024. – Текст : электронный // Деловой Петербург : [сайт]. – URL: https://www.dp.ru/a/2024/01/27/andrej-rjumin-rasskazal-o-dostizhenijah (дата обращения: 13.10.2026).</w:t>
       </w:r>
     </w:p>
     <w:p>
@@ -17540,7 +17724,7 @@
         <w:jc w:val="left"/>
       </w:pPr>
       <w:r>
-        <w:t>51. О специальной оценке условий труда : федеральный закон от 28.12.2013 № 426-ФЗ : принят Государственной думой 23 декабря 2013 года : одобрен Советом Федерации 25 декабря 2013 года. – Текст : электронный // КонсультантПлюс : надежная правовая поддержка : [сайт]. – URL: https://www.consultant.ru/document/cons_doc_LAW_156555/ (дата обращения: 08.10.2026).</w:t>
+        <w:t>51. СП 2.2.3670-20. Санитарно-эпидемиологические требования к условиям труда : санитарные правила : утверждены постановлением Главного государственного санитарного врача Российской Федерации от 02.12.2020 № 40 : дата введения 2021-01-01. – Текст : электронный // Электронный фонд правовых и нормативно-технических документов : [сайт]. – URL: https://docs.cntd.ru/document/573230583 (дата обращения: 08.10.2026).</w:t>
       </w:r>
     </w:p>
     <w:p>
@@ -17549,7 +17733,7 @@
         <w:jc w:val="left"/>
       </w:pPr>
       <w:r>
-        <w:t>52. ГОСТ 12.0.003-2015. Система стандартов безопасности труда. Опасные и вредные производственные факторы. Классификация : межгосударственный стандарт : издание официальное : введен в действие в качестве национального стандарта Российской Федерации Приказом Росстандарта от 09.06.2016 № 602-ст : дата введения 2017-03-01. – Текст : электронный // Электронный фонд правовых и нормативно-технических документов : [сайт]. – URL: https://docs.cntd.ru/document/1200136071 (дата обращения: 08.10.2026).</w:t>
+        <w:t>52. Об утверждении Методики проведения специальной оценки условий труда, Классификатора вредных и (или) опасных производственных факторов, формы отчета о проведении специальной оценки условий труда и инструкции по ее заполнению : приказ Минтруда России от 21.11.2023 № 817н : зарегистрирован в Минюсте России 30.11.2023 № 76179. – Текст : электронный // Официальный интернет-портал правовой информации : [сайт]. – URL: http://publication.pravo.gov.ru/document/0001202311300048 (дата обращения: 08.10.2026).</w:t>
       </w:r>
     </w:p>
     <w:p>
@@ -17558,7 +17742,7 @@
         <w:jc w:val="left"/>
       </w:pPr>
       <w:r>
-        <w:t>53. ГОСТ 12.1.005-88. Система стандартов безопасности труда. Общие санитарно-гигиенические требования к воздуху рабочей зоны : межгосударственный стандарт : издание официальное : утвержден и введен в действие Постановлением Госстандарта СССР от 29.09.1988 № 3388 : дата введения 1989-01-01. – Текст : электронный // Электронный фонд правовых и нормативно-технических документов : [сайт]. – URL: https://docs.cntd.ru/document/1200003608 (дата обращения: 08.10.2026).</w:t>
+        <w:t>53. О специальной оценке условий труда : федеральный закон от 28.12.2013 № 426-ФЗ : принят Государственной думой 23 декабря 2013 года : одобрен Советом Федерации 25 декабря 2013 года. – Текст : электронный // КонсультантПлюс : надежная правовая поддержка : [сайт]. – URL: https://www.consultant.ru/document/cons_doc_LAW_156555/ (дата обращения: 08.10.2026).</w:t>
       </w:r>
     </w:p>
     <w:p>
@@ -17567,7 +17751,7 @@
         <w:jc w:val="left"/>
       </w:pPr>
       <w:r>
-        <w:t>54. СанПиН 1.2.3685-21. Гигиенические нормативы и требования к обеспечению безопасности и (или) безвредности для человека факторов среды обитания : санитарные правила и нормы : утверждены постановлением Главного государственного санитарного врача Российской Федерации от 28.01.2021 № 2 (ред. от 24.12.2025) : дата введения 2021-03-01. – Текст : электронный // Электронный фонд правовых и нормативно-технических документов : [сайт]. – URL: https://docs.cntd.ru/document/573500115 (дата обращения: 08.10.2026).</w:t>
+        <w:t>54. ГОСТ 12.0.003-2015. Система стандартов безопасности труда. Опасные и вредные производственные факторы. Классификация : межгосударственный стандарт : издание официальное : введен в действие в качестве национального стандарта Российской Федерации Приказом Росстандарта от 09.06.2016 № 602-ст : дата введения 2017-03-01. – Текст : электронный // Электронный фонд правовых и нормативно-технических документов : [сайт]. – URL: https://docs.cntd.ru/document/1200136071 (дата обращения: 08.10.2026).</w:t>
       </w:r>
     </w:p>
     <w:p>
@@ -17576,7 +17760,7 @@
         <w:jc w:val="left"/>
       </w:pPr>
       <w:r>
-        <w:t>55. Нормализация воздуха в помещениях предприятий аэрокосмической отрасли : учебное пособие / Т. В. Голованова [и др.] ; Московский авиационный институт (национальный исследовательский университет). – Москва : МАИ, 2019. – 88 с. : ил. – Текст : непосредственный.</w:t>
+        <w:t>55. ГОСТ 12.1.005-88. Система стандартов безопасности труда. Общие санитарно-гигиенические требования к воздуху рабочей зоны : межгосударственный стандарт : издание официальное : утвержден и введен в действие Постановлением Госстандарта СССР от 29.09.1988 № 3388 : дата введения 1989-01-01. – Текст : электронный // Электронный фонд правовых и нормативно-технических документов : [сайт]. – URL: https://docs.cntd.ru/document/1200003608 (дата обращения: 08.10.2026).</w:t>
       </w:r>
     </w:p>
     <w:p>
@@ -17585,7 +17769,7 @@
         <w:jc w:val="left"/>
       </w:pPr>
       <w:r>
-        <w:t>56. СП 52.13330.2016. Естественное и искусственное освещение. Актуализированная редакция СНиП 23-05-95* : свод правил : утвержден приказом Минстроя России от 07.11.2016 № 777/пр : дата введения 2017-05-08. – Текст : электронный // Электронный фонд правовых и нормативно-технических документов : [сайт]. – URL: https://docs.cntd.ru/document/456054197 (дата обращения: 08.10.2026).</w:t>
+        <w:t>56. СанПиН 1.2.3685-21. Гигиенические нормативы и требования к обеспечению безопасности и (или) безвредности для человека факторов среды обитания : санитарные правила и нормы : утверждены постановлением Главного государственного санитарного врача Российской Федерации от 28.01.2021 № 2 (ред. от 24.12.2025) : дата введения 2021-03-01. – Текст : электронный // Электронный фонд правовых и нормативно-технических документов : [сайт]. – URL: https://docs.cntd.ru/document/573500115 (дата обращения: 08.10.2026).</w:t>
       </w:r>
     </w:p>
     <w:p>
@@ -17594,7 +17778,7 @@
         <w:jc w:val="left"/>
       </w:pPr>
       <w:r>
-        <w:t>57. Беков, Б. Е. Производственное освещение авиастроительных предприятий : методические указания к разделу «Охрана труда и окружающей среды» дипломного проекта / Б. Е. Беков, Н. И. Бобков, А. В. Копылов, Н. С. Чудакова. – Москва : Изд-во МАИ, 1987. – 46 с. : ил. – Текст : непосредственный.</w:t>
+        <w:t>57. Нормализация воздуха в помещениях предприятий аэрокосмической отрасли : учебное пособие / Т. В. Голованова [и др.] ; Московский авиационный институт (национальный исследовательский университет). – Москва : МАИ, 2019. – 88 с. : ил. – Текст : непосредственный.</w:t>
       </w:r>
     </w:p>
     <w:p>
@@ -17603,7 +17787,7 @@
         <w:jc w:val="left"/>
       </w:pPr>
       <w:r>
-        <w:t>58. Яров, В. Н. Защита от шума и вибраций : методические указания к дипломному проектированию / В. Н. Яров, Л. И. Малько. – Москва : МАИ, 1985. – Текст : непосредственный.</w:t>
+        <w:t>58. СП 52.13330.2016. Естественное и искусственное освещение. Актуализированная редакция СНиП 23-05-95* : свод правил : утвержден приказом Минстроя России от 07.11.2016 № 777/пр : дата введения 2017-05-08. – Текст : электронный // Электронный фонд правовых и нормативно-технических документов : [сайт]. – URL: https://docs.cntd.ru/document/456054197 (дата обращения: 08.10.2026).</w:t>
       </w:r>
     </w:p>
     <w:p>
@@ -17612,7 +17796,7 @@
         <w:jc w:val="left"/>
       </w:pPr>
       <w:r>
-        <w:t>59. Дайнов, М. И. Борьба с шумами и вибрациями в авиационной промышленности : методические указания к дипломному проектированию / М. И. Дайнов, Л. И. Малько, В. Н. Яров. – Москва : Изд-во МАИ, 1989. – Текст : непосредственный.</w:t>
+        <w:t>59. Беков, Б. Е. Производственное освещение авиастроительных предприятий : методические указания к разделу «Охрана труда и окружающей среды» дипломного проекта / Б. Е. Беков, Н. И. Бобков, А. В. Копылов, Н. С. Чудакова. – Москва : Изд-во МАИ, 1987. – 46 с. : ил. – Текст : непосредственный.</w:t>
       </w:r>
     </w:p>
     <w:p>
@@ -17621,7 +17805,7 @@
         <w:jc w:val="left"/>
       </w:pPr>
       <w:r>
-        <w:t>60. Р 2.2.2006-05. Гигиена труда. Руководство по гигиенической оценке факторов рабочей среды и трудового процесса. Критерии и классификация условий труда : руководство : утверждено 29.07.2005 : дата введения 2005-11-01. – Текст : электронный // Электронный фонд правовых и нормативно-технических документов : [сайт]. – URL: https://docs.cntd.ru/document/1200040973 (дата обращения: 08.10.2026).</w:t>
+        <w:t>60. HP Pro Series 400 G9 Desktop PCs : QuickSpecs c08017709 : Version 18, May 8, 2025 / HP Inc. – 99 p. – Текст : электронный // HP : [сайт]. – URL: https://h20195.www2.hp.com/v2/GetDocument.aspx?docname=c08017709 (дата обращения: 22.10.2026).</w:t>
       </w:r>
     </w:p>
     <w:p>
@@ -17630,7 +17814,7 @@
         <w:jc w:val="left"/>
       </w:pPr>
       <w:r>
-        <w:t>61. ГОСТ 12.2.032-78. Система стандартов безопасности труда. Рабочее место при выполнении работ сидя. Общие эргономические требования : межгосударственный стандарт : издание официальное : утвержден и введен в действие Постановлением Госстандарта СССР от 26.04.1978 № 1102 : дата введения 1979-01-01. – Текст : электронный // Электронный фонд правовых и нормативно-технических документов : [сайт]. – URL: https://docs.cntd.ru/document/1200003913 (дата обращения: 08.10.2026).</w:t>
+        <w:t>61. Сплит-системы Daichi AIR : AIR20AVQ1 / AIR20FV1 – AIR70AVQ1 / AIR70FV1 : технические характеристики. – Текст : электронный // Библиотека С.О.К. : [сайт]. – URL: https://c-o-k.ru/library/instructions/daichi/kondicionery-bytovye/133972.pdf (дата обращения: 22.10.2026).</w:t>
       </w:r>
     </w:p>
     <w:p>
@@ -17639,7 +17823,7 @@
         <w:jc w:val="left"/>
       </w:pPr>
       <w:r>
-        <w:t>62. ГОСТ Р 50923-96. Дисплеи. Рабочее место оператора. Общие эргономические требования и требования к производственной среде. Методы измерения : государственный стандарт Российской Федерации : издание официальное : утвержден и введен в действие Постановлением Госстандарта России от 10.07.1996 № 451 : дата введения 1997-07-01. – Текст : электронный // Электронный фонд правовых и нормативно-технических документов : [сайт]. – URL: https://docs.cntd.ru/document/1200025975 (дата обращения: 08.10.2026).</w:t>
+        <w:t>62. Шредер Cactus CS-SH-G6 : характеристики. – Текст : электронный // КНС : [сайт]. – URL: https://www.kns.ru/product/shreder-cactus-cs-sh-g6/characteristics/ (дата обращения: 22.10.2026).</w:t>
       </w:r>
     </w:p>
     <w:p>
@@ -17648,7 +17832,7 @@
         <w:jc w:val="left"/>
       </w:pPr>
       <w:r>
-        <w:t>63. ГОСТ Р 50948-2001. Средства отображения информации индивидуального пользования. Общие эргономические требования и требования безопасности : государственный стандарт Российской Федерации : издание официальное : принят и введен в действие Постановлением Госстандарта России от 25.12.2001 № 576-ст : дата введения 2002-07-01. – Текст : электронный // Электронный фонд правовых и нормативно-технических документов : [сайт]. – URL: https://docs.cntd.ru/document/1200028904 (дата обращения: 08.10.2026).</w:t>
+        <w:t>63. Яров, В. Н. Защита от шума и вибраций : методические указания к дипломному проектированию / В. Н. Яров, Л. И. Малько. – Москва : МАИ, 1985. – Текст : непосредственный.</w:t>
       </w:r>
     </w:p>
     <w:p>
@@ -17657,7 +17841,7 @@
         <w:jc w:val="left"/>
       </w:pPr>
       <w:r>
-        <w:t>64. ГОСТ Р ИСО 9241-4-2009. Эргономические требования к проведению офисных работ с использованием видеодисплейных терминалов (VDT). Часть 4. Требования к клавиатуре : национальный стандарт Российской Федерации : издание официальное : утвержден и введен в действие Приказом Ростехрегулирования от 07.12.2009 № 579-ст : дата введения 2010-12-01. – Текст : электронный // Электронный фонд правовых и нормативно-технических документов : [сайт]. – URL: https://docs.cntd.ru/document/1200076334 (дата обращения: 08.10.2026).</w:t>
+        <w:t>64. Дайнов, М. И. Борьба с шумами и вибрациями в авиационной промышленности : методические указания к дипломному проектированию / М. И. Дайнов, Л. И. Малько, В. Н. Яров. – Москва : Изд-во МАИ, 1989. – Текст : непосредственный.</w:t>
       </w:r>
     </w:p>
     <w:p>
@@ -17666,7 +17850,7 @@
         <w:jc w:val="left"/>
       </w:pPr>
       <w:r>
-        <w:t>65. Правила устройства электроустановок. Глава 1.1. Общая часть : издание седьмое : утверждена приказом Минэнерго России от 08.07.2002 № 204 : дата введения 2003-01-01. – Текст : электронный // Электронный фонд правовых и нормативно-технических документов : [сайт]. – URL: https://docs.cntd.ru/document/1200030216 (дата обращения: 08.10.2026).</w:t>
+        <w:t>65. Р 2.2.2006-05. Гигиена труда. Руководство по гигиенической оценке факторов рабочей среды и трудового процесса. Критерии и классификация условий труда : руководство : утверждено 29.07.2005 : дата введения 2005-11-01. – Текст : электронный // Электронный фонд правовых и нормативно-технических документов : [сайт]. – URL: https://docs.cntd.ru/document/1200040973 (дата обращения: 08.10.2026).</w:t>
       </w:r>
     </w:p>
     <w:p>
@@ -17675,7 +17859,7 @@
         <w:jc w:val="left"/>
       </w:pPr>
       <w:r>
-        <w:t>66. ГОСТ 12.1.038-82. Система стандартов безопасности труда. Электробезопасность. Предельно допустимые значения напряжений прикосновения и токов : межгосударственный стандарт : издание официальное : утвержден и введен в действие Постановлением Госстандарта СССР от 30.07.1982 № 2987 : дата введения 1983-07-01. – Текст : электронный // Электронный фонд правовых и нормативно-технических документов : [сайт]. – URL: https://docs.cntd.ru/document/5200313 (дата обращения: 08.10.2026).</w:t>
+        <w:t>66. ГОСТ 12.2.032-78. Система стандартов безопасности труда. Рабочее место при выполнении работ сидя. Общие эргономические требования : межгосударственный стандарт : издание официальное : утвержден и введен в действие Постановлением Госстандарта СССР от 26.04.1978 № 1102 : дата введения 1979-01-01. – Текст : электронный // Электронный фонд правовых и нормативно-технических документов : [сайт]. – URL: https://docs.cntd.ru/document/1200003913 (дата обращения: 08.10.2026).</w:t>
       </w:r>
     </w:p>
     <w:p>
@@ -17684,7 +17868,7 @@
         <w:jc w:val="left"/>
       </w:pPr>
       <w:r>
-        <w:t>67. ГОСТ 12.1.019-2017. Система стандартов безопасности труда. Электробезопасность. Общие требования и номенклатура видов защиты : межгосударственный стандарт : издание официальное : введен в действие Приказом Росстандарта от 07.11.2018 № 941-ст : дата введения 2019-01-01. – Текст : электронный // Meganorm : [сайт]. – URL: https://meganorm.ru/mega_doc/norm/gost_gosudarstvennyj-standart/1/gost_12_1_019-2017_mezhgosudarstvennyy_standart_sistema.html (дата обращения: 15.10.2026).</w:t>
+        <w:t>67. ГОСТ Р 50923-96. Дисплеи. Рабочее место оператора. Общие эргономические требования и требования к производственной среде. Методы измерения : государственный стандарт Российской Федерации : издание официальное : утвержден и введен в действие Постановлением Госстандарта России от 10.07.1996 № 451 : дата введения 1997-07-01. – Текст : электронный // Электронный фонд правовых и нормативно-технических документов : [сайт]. – URL: https://docs.cntd.ru/document/1200025975 (дата обращения: 08.10.2026).</w:t>
       </w:r>
     </w:p>
     <w:p>
@@ -17693,7 +17877,7 @@
         <w:jc w:val="left"/>
       </w:pPr>
       <w:r>
-        <w:t>68. Яров, В. Н. Выбор мероприятий и расчет элементов электрозащиты : методические указания к разделу «Охрана труда и окружающей среды» дипломного проекта / В. Н. Яров. – Москва : Изд-во МАИ, 1988. – Текст : непосредственный.</w:t>
+        <w:t>68. ГОСТ Р 50948-2001. Средства отображения информации индивидуального пользования. Общие эргономические требования и требования безопасности : государственный стандарт Российской Федерации : издание официальное : принят и введен в действие Постановлением Госстандарта России от 25.12.2001 № 576-ст : дата введения 2002-07-01. – Текст : электронный // Электронный фонд правовых и нормативно-технических документов : [сайт]. – URL: https://docs.cntd.ru/document/1200028904 (дата обращения: 08.10.2026).</w:t>
       </w:r>
     </w:p>
     <w:p>
@@ -17702,7 +17886,7 @@
         <w:jc w:val="left"/>
       </w:pPr>
       <w:r>
-        <w:t>69. Технический регламент о требованиях пожарной безопасности : федеральный закон от 22.07.2008 № 123-ФЗ : принят Государственной думой 4 июля 2008 года : одобрен Советом Федерации 11 июля 2008 года. – Текст : электронный // Электронный фонд правовых и нормативно-технических документов : [сайт]. – URL: https://docs.cntd.ru/document/902111644 (дата обращения: 08.10.2026).</w:t>
+        <w:t>69. ГОСТ Р ИСО 9241-4-2009. Эргономические требования к проведению офисных работ с использованием видеодисплейных терминалов (VDT). Часть 4. Требования к клавиатуре : национальный стандарт Российской Федерации : издание официальное : утвержден и введен в действие Приказом Ростехрегулирования от 07.12.2009 № 579-ст : дата введения 2010-12-01. – Текст : электронный // Электронный фонд правовых и нормативно-технических документов : [сайт]. – URL: https://docs.cntd.ru/document/1200076334 (дата обращения: 08.10.2026).</w:t>
       </w:r>
     </w:p>
     <w:p>
@@ -17711,7 +17895,7 @@
         <w:jc w:val="left"/>
       </w:pPr>
       <w:r>
-        <w:t>70. СП 12.13130.2009. Определение категорий помещений, зданий и наружных установок по взрывопожарной и пожарной опасности : свод правил : утвержден приказом МЧС России от 25.03.2009 № 182 : дата введения 2009-05-01. – Текст : электронный // Электронный фонд правовых и нормативно-технических документов : [сайт]. – URL: https://docs.cntd.ru/document/1200071156 (дата обращения: 08.10.2026).</w:t>
+        <w:t>70. Правила устройства электроустановок. Глава 1.1. Общая часть : издание седьмое : утверждена приказом Минэнерго России от 08.07.2002 № 204 : дата введения 2003-01-01. – Текст : электронный // Электронный фонд правовых и нормативно-технических документов : [сайт]. – URL: https://docs.cntd.ru/document/1200030216 (дата обращения: 08.10.2026).</w:t>
       </w:r>
     </w:p>
     <w:p>
@@ -17720,7 +17904,7 @@
         <w:jc w:val="left"/>
       </w:pPr>
       <w:r>
-        <w:t>71. Об утверждении Правил противопожарного режима в Российской Федерации : постановление Правительства Российской Федерации от 16.09.2020 № 1479. – Текст : электронный // Электронный фонд правовых и нормативно-технических документов : [сайт]. – URL: https://docs.cntd.ru/document/565837297 (дата обращения: 08.10.2026).</w:t>
+        <w:t>71. ГОСТ 12.1.038-82. Система стандартов безопасности труда. Электробезопасность. Предельно допустимые значения напряжений прикосновения и токов : межгосударственный стандарт : издание официальное : утвержден и введен в действие Постановлением Госстандарта СССР от 30.07.1982 № 2987 : дата введения 1983-07-01. – Текст : электронный // Электронный фонд правовых и нормативно-технических документов : [сайт]. – URL: https://docs.cntd.ru/document/5200313 (дата обращения: 08.10.2026).</w:t>
       </w:r>
     </w:p>
     <w:p>
@@ -17729,7 +17913,7 @@
         <w:jc w:val="left"/>
       </w:pPr>
       <w:r>
-        <w:t>72. СП 9.13130.2009. Техника пожарная. Огнетушители. Требования к эксплуатации : свод правил : утвержден приказом МЧС России от 25.03.2009 № 179 : дата введения 2009-05-01. – Текст : электронный // Электронный фонд правовых и нормативно-технических документов : [сайт]. – URL: https://docs.cntd.ru/document/1200071152 (дата обращения: 08.10.2026).</w:t>
+        <w:t>72. ГОСТ 12.1.019-2017. Система стандартов безопасности труда. Электробезопасность. Общие требования и номенклатура видов защиты : межгосударственный стандарт : издание официальное : введен в действие Приказом Росстандарта от 07.11.2018 № 941-ст : дата введения 2019-01-01. – Текст : электронный // Meganorm : [сайт]. – URL: https://meganorm.ru/mega_doc/norm/gost_gosudarstvennyj-standart/1/gost_12_1_019-2017_mezhgosudarstvennyy_standart_sistema.html (дата обращения: 15.10.2026).</w:t>
       </w:r>
     </w:p>
     <w:p>
@@ -17738,7 +17922,61 @@
         <w:jc w:val="left"/>
       </w:pPr>
       <w:r>
-        <w:t>73. Кнорринг, Г. М. Справочная книга для проектирования электрического освещения / Г. М. Кнорринг, И. М. Фадин, В. Н. Сидоров. – 2-е изд., перераб. и доп. – Санкт-Петербург : Энергоатомиздат, 1992. – 448 с. – Текст : непосредственный.</w:t>
+        <w:t>73. Яров, В. Н. Выбор мероприятий и расчет элементов электрозащиты : методические указания к разделу «Охрана труда и окружающей среды» дипломного проекта / В. Н. Яров. – Москва : Изд-во МАИ, 1988. – Текст : непосредственный.</w:t>
+      </w:r>
+    </w:p>
+    <w:p>
+      <w:pPr>
+        <w:ind w:firstLine="0"/>
+        <w:jc w:val="left"/>
+      </w:pPr>
+      <w:r>
+        <w:t>74. Технический регламент о требованиях пожарной безопасности : федеральный закон от 22.07.2008 № 123-ФЗ : принят Государственной думой 4 июля 2008 года : одобрен Советом Федерации 11 июля 2008 года. – Текст : электронный // Электронный фонд правовых и нормативно-технических документов : [сайт]. – URL: https://docs.cntd.ru/document/902111644 (дата обращения: 08.10.2026).</w:t>
+      </w:r>
+    </w:p>
+    <w:p>
+      <w:pPr>
+        <w:ind w:firstLine="0"/>
+        <w:jc w:val="left"/>
+      </w:pPr>
+      <w:r>
+        <w:t>75. СП 12.13130.2009. Определение категорий помещений, зданий и наружных установок по взрывопожарной и пожарной опасности : свод правил : утвержден приказом МЧС России от 25.03.2009 № 182 : дата введения 2009-05-01. – Текст : электронный // Электронный фонд правовых и нормативно-технических документов : [сайт]. – URL: https://docs.cntd.ru/document/1200071156 (дата обращения: 08.10.2026).</w:t>
+      </w:r>
+    </w:p>
+    <w:p>
+      <w:pPr>
+        <w:ind w:firstLine="0"/>
+        <w:jc w:val="left"/>
+      </w:pPr>
+      <w:r>
+        <w:t>76. Об утверждении Правил противопожарного режима в Российской Федерации : постановление Правительства Российской Федерации от 16.09.2020 № 1479. – Текст : электронный // Электронный фонд правовых и нормативно-технических документов : [сайт]. – URL: https://docs.cntd.ru/document/565837297 (дата обращения: 08.10.2026).</w:t>
+      </w:r>
+    </w:p>
+    <w:p>
+      <w:pPr>
+        <w:ind w:firstLine="0"/>
+        <w:jc w:val="left"/>
+      </w:pPr>
+      <w:r>
+        <w:t>77. СП 9.13130.2009. Техника пожарная. Огнетушители. Требования к эксплуатации : свод правил : утвержден приказом МЧС России от 25.03.2009 № 179 : дата введения 2009-05-01. – Текст : электронный // Электронный фонд правовых и нормативно-технических документов : [сайт]. – URL: https://docs.cntd.ru/document/1200071152 (дата обращения: 08.10.2026).</w:t>
+      </w:r>
+    </w:p>
+    <w:p>
+      <w:pPr>
+        <w:ind w:firstLine="0"/>
+        <w:jc w:val="left"/>
+      </w:pPr>
+      <w:r>
+        <w:t>78. СП 1.13130.2020. Системы противопожарной защиты. Эвакуационные пути и выходы : свод правил : утвержден приказом МЧС России от 19.03.2020 № 194 : дата введения 2020-09-19. – Текст : электронный // Электронный фонд правовых и нормативно-технических документов : [сайт]. – URL: https://docs.cntd.ru/document/565248961 (дата обращения: 22.10.2026).</w:t>
+      </w:r>
+    </w:p>
+    <w:p>
+      <w:pPr>
+        <w:ind w:firstLine="0"/>
+        <w:jc w:val="left"/>
+      </w:pPr>
+      <w:r>
+        <w:t>79. Кнорринг, Г. М. Справочная книга для проектирования электрического освещения / Г. М. Кнорринг, И. М. Фадин, В. Н. Сидоров. – 2-е изд., перераб. и доп. – Санкт-Петербург : Энергоатомиздат, 1992. – 448 с. – Текст : непосредственный.</w:t>
       </w:r>
     </w:p>
     <w:sectPr>
@@ -17748,7 +17986,7 @@
       <w:pgMar w:top="1134" w:right="850" w:bottom="1417" w:left="1701" w:header="283" w:footer="283" w:gutter="0"/>
       <w:cols w:space="720"/>
       <w:docGrid w:linePitch="360"/>
-      <w:pgNumType w:start="93"/>
+      <w:pgNumType w:start="94"/>
     </w:sectPr>
   </w:body>
 </w:document>
@@ -19411,7 +19649,7 @@
               <w:sz w:val="18"/>
               <w:szCs w:val="18"/>
             </w:rPr>
-            <w:t xml:space="preserve">104</w:t>
+            <w:t xml:space="preserve">106</w:t>
           </w:r>
         </w:p>
       </w:tc>

--- a/docs/vkr/Osnovnaya_chast_HaLow.docx
+++ b/docs/vkr/Osnovnaya_chast_HaLow.docx
@@ -5081,7 +5081,7 @@
     </w:p>
     <w:p>
       <w:r>
-        <w:t>Во-первых, модели распространения дают не одно значение, а диапазон. Для городской застройки показатель затухания n = 2,7–3,5 [6], и при одних и тех же допустимых потерях дальность получается от 190 до 920 м. Две модели, предложенные специально для IEEE 802.11ah, на 1 км расходятся на 12 дБ [27], и ни одна не выведена для антенн у земли. Если взять верхнюю и нижнюю границы затенения, ответ «связь будет где-то между» верен, но для выбора канала бесполезен: границы расходятся в разы. Какое значение подходит для конкретной платформы и трассы, показывает только измерение. Даже на одной и той же трассе 5 м через стену канал заметно меняется: отношение сигнал/шум за пять минут колебалось от 24 до 40 дБ, а скорость в разное время суток различалась в 2–3 раза.</w:t>
+        <w:t>Во-первых, модели распространения дают не одно значение, а диапазон. Для городской застройки показатель затухания n = 2,7–3,5 [6], и при одних и тех же допустимых потерях — 105 дБ у Wi-Fi HaLow на 650 кбит/с — дальность получается от 130 до 540 м, тогда как в свободном пространстве (n = 2) — 4,9 км. Две модели, предложенные специально для IEEE 802.11ah, на 1 км расходятся на 12 дБ [27], и ни одна не выведена для антенн у земли. Если взять верхнюю и нижнюю границы затенения, ответ «связь будет где-то между» верен, но для выбора канала бесполезен: границы расходятся в разы. Какое значение подходит для конкретной платформы и трассы, показывает только измерение. Даже на одной и той же трассе 5 м через стену канал заметно меняется: отношение сигнал/шум за пять минут колебалось от 24 до 40 дБ, а скорость в разное время суток различалась в 2–3 раза.</w:t>
       </w:r>
     </w:p>
     <w:p>

--- a/docs/vkr/Osnovnaya_chast_HaLow.docx
+++ b/docs/vkr/Osnovnaya_chast_HaLow.docx
@@ -880,7 +880,7 @@
         <w:t xml:space="preserve">Пояснительная записка состоит из введения, пяти глав, заключения и списка использованных источников. В первой главе выполнен сравнительный анализ Wi-Fi HaLow с другими вариантами канала связи с БПЛА, во второй — обоснование эксперимента, его методика, выбор и настройка средств, в третьей приведены результаты серии экспериментов и сравнение с другими протоколами. Четвёртая глава содержит экономическую часть, пятая — раздел охраны труда и окружающей среды. В заключении сформулированы основные результаты и предложения по интеграции разработанных решений в существующие модели БПЛА. </w:t>
       </w:r>
       <w:r>
-        <w:t>Пояснительная записка: 106 с., 14 рис., 40 табл., 79 источн.</w:t>
+        <w:t>Пояснительная записка: 106 с., 14 рис., 40 табл., 80 источн.</w:t>
       </w:r>
     </w:p>
     <w:p>
@@ -17805,7 +17805,7 @@
         <w:jc w:val="left"/>
       </w:pPr>
       <w:r>
-        <w:t>60. HP Pro Series 400 G9 Desktop PCs : QuickSpecs c08017709 : Version 18, May 8, 2025 / HP Inc. – 99 p. – Текст : электронный // HP : [сайт]. – URL: https://h20195.www2.hp.com/v2/GetDocument.aspx?docname=c08017709 (дата обращения: 22.10.2026).</w:t>
+        <w:t>60. СП 51.13330.2011. Защита от шума. Актуализированная редакция СНиП 23-03-2003 : свод правил : утвержден приказом Министерства регионального развития Российской Федерации от 28.12.2010 № 825 : дата введения 2011-05-20. – Текст : электронный // Электронный фонд правовых и нормативно-технических документов : [сайт]. – URL: https://docs.cntd.ru/document/1200084097 (дата обращения: 23.10.2026).</w:t>
       </w:r>
     </w:p>
     <w:p>
@@ -17814,7 +17814,7 @@
         <w:jc w:val="left"/>
       </w:pPr>
       <w:r>
-        <w:t>61. Сплит-системы Daichi AIR : AIR20AVQ1 / AIR20FV1 – AIR70AVQ1 / AIR70FV1 : технические характеристики. – Текст : электронный // Библиотека С.О.К. : [сайт]. – URL: https://c-o-k.ru/library/instructions/daichi/kondicionery-bytovye/133972.pdf (дата обращения: 22.10.2026).</w:t>
+        <w:t>61. HP Pro Series 400 G9 Desktop PCs : QuickSpecs c08017709 : Version 18, May 8, 2025 / HP Inc. – 99 p. – Текст : электронный // HP : [сайт]. – URL: https://h20195.www2.hp.com/v2/GetDocument.aspx?docname=c08017709 (дата обращения: 22.10.2026).</w:t>
       </w:r>
     </w:p>
     <w:p>
@@ -17823,7 +17823,7 @@
         <w:jc w:val="left"/>
       </w:pPr>
       <w:r>
-        <w:t>62. Шредер Cactus CS-SH-G6 : характеристики. – Текст : электронный // КНС : [сайт]. – URL: https://www.kns.ru/product/shreder-cactus-cs-sh-g6/characteristics/ (дата обращения: 22.10.2026).</w:t>
+        <w:t>62. Сплит-системы Daichi AIR : AIR20AVQ1 / AIR20FV1 – AIR70AVQ1 / AIR70FV1 : технические характеристики. – Текст : электронный // Библиотека С.О.К. : [сайт]. – URL: https://c-o-k.ru/library/instructions/daichi/kondicionery-bytovye/133972.pdf (дата обращения: 22.10.2026).</w:t>
       </w:r>
     </w:p>
     <w:p>
@@ -17832,7 +17832,7 @@
         <w:jc w:val="left"/>
       </w:pPr>
       <w:r>
-        <w:t>63. Яров, В. Н. Защита от шума и вибраций : методические указания к дипломному проектированию / В. Н. Яров, Л. И. Малько. – Москва : МАИ, 1985. – Текст : непосредственный.</w:t>
+        <w:t>63. Шредер Cactus CS-SH-G6 : характеристики. – Текст : электронный // КНС : [сайт]. – URL: https://www.kns.ru/product/shreder-cactus-cs-sh-g6/characteristics/ (дата обращения: 22.10.2026).</w:t>
       </w:r>
     </w:p>
     <w:p>
@@ -17841,7 +17841,7 @@
         <w:jc w:val="left"/>
       </w:pPr>
       <w:r>
-        <w:t>64. Дайнов, М. И. Борьба с шумами и вибрациями в авиационной промышленности : методические указания к дипломному проектированию / М. И. Дайнов, Л. И. Малько, В. Н. Яров. – Москва : Изд-во МАИ, 1989. – Текст : непосредственный.</w:t>
+        <w:t>64. Яров, В. Н. Защита от шума и вибраций : методические указания к дипломному проектированию / В. Н. Яров, Л. И. Малько. – Москва : МАИ, 1985. – Текст : непосредственный.</w:t>
       </w:r>
     </w:p>
     <w:p>
@@ -17850,7 +17850,7 @@
         <w:jc w:val="left"/>
       </w:pPr>
       <w:r>
-        <w:t>65. Р 2.2.2006-05. Гигиена труда. Руководство по гигиенической оценке факторов рабочей среды и трудового процесса. Критерии и классификация условий труда : руководство : утверждено 29.07.2005 : дата введения 2005-11-01. – Текст : электронный // Электронный фонд правовых и нормативно-технических документов : [сайт]. – URL: https://docs.cntd.ru/document/1200040973 (дата обращения: 08.10.2026).</w:t>
+        <w:t>65. Дайнов, М. И. Борьба с шумами и вибрациями в авиационной промышленности : методические указания к дипломному проектированию / М. И. Дайнов, Л. И. Малько, В. Н. Яров. – Москва : Изд-во МАИ, 1989. – Текст : непосредственный.</w:t>
       </w:r>
     </w:p>
     <w:p>
@@ -17859,7 +17859,7 @@
         <w:jc w:val="left"/>
       </w:pPr>
       <w:r>
-        <w:t>66. ГОСТ 12.2.032-78. Система стандартов безопасности труда. Рабочее место при выполнении работ сидя. Общие эргономические требования : межгосударственный стандарт : издание официальное : утвержден и введен в действие Постановлением Госстандарта СССР от 26.04.1978 № 1102 : дата введения 1979-01-01. – Текст : электронный // Электронный фонд правовых и нормативно-технических документов : [сайт]. – URL: https://docs.cntd.ru/document/1200003913 (дата обращения: 08.10.2026).</w:t>
+        <w:t>66. Р 2.2.2006-05. Гигиена труда. Руководство по гигиенической оценке факторов рабочей среды и трудового процесса. Критерии и классификация условий труда : руководство : утверждено 29.07.2005 : дата введения 2005-11-01. – Текст : электронный // Электронный фонд правовых и нормативно-технических документов : [сайт]. – URL: https://docs.cntd.ru/document/1200040973 (дата обращения: 08.10.2026).</w:t>
       </w:r>
     </w:p>
     <w:p>
@@ -17868,7 +17868,7 @@
         <w:jc w:val="left"/>
       </w:pPr>
       <w:r>
-        <w:t>67. ГОСТ Р 50923-96. Дисплеи. Рабочее место оператора. Общие эргономические требования и требования к производственной среде. Методы измерения : государственный стандарт Российской Федерации : издание официальное : утвержден и введен в действие Постановлением Госстандарта России от 10.07.1996 № 451 : дата введения 1997-07-01. – Текст : электронный // Электронный фонд правовых и нормативно-технических документов : [сайт]. – URL: https://docs.cntd.ru/document/1200025975 (дата обращения: 08.10.2026).</w:t>
+        <w:t>67. ГОСТ 12.2.032-78. Система стандартов безопасности труда. Рабочее место при выполнении работ сидя. Общие эргономические требования : межгосударственный стандарт : издание официальное : утвержден и введен в действие Постановлением Госстандарта СССР от 26.04.1978 № 1102 : дата введения 1979-01-01. – Текст : электронный // Электронный фонд правовых и нормативно-технических документов : [сайт]. – URL: https://docs.cntd.ru/document/1200003913 (дата обращения: 08.10.2026).</w:t>
       </w:r>
     </w:p>
     <w:p>
@@ -17877,7 +17877,7 @@
         <w:jc w:val="left"/>
       </w:pPr>
       <w:r>
-        <w:t>68. ГОСТ Р 50948-2001. Средства отображения информации индивидуального пользования. Общие эргономические требования и требования безопасности : государственный стандарт Российской Федерации : издание официальное : принят и введен в действие Постановлением Госстандарта России от 25.12.2001 № 576-ст : дата введения 2002-07-01. – Текст : электронный // Электронный фонд правовых и нормативно-технических документов : [сайт]. – URL: https://docs.cntd.ru/document/1200028904 (дата обращения: 08.10.2026).</w:t>
+        <w:t>68. ГОСТ Р 50923-96. Дисплеи. Рабочее место оператора. Общие эргономические требования и требования к производственной среде. Методы измерения : государственный стандарт Российской Федерации : издание официальное : утвержден и введен в действие Постановлением Госстандарта России от 10.07.1996 № 451 : дата введения 1997-07-01. – Текст : электронный // Электронный фонд правовых и нормативно-технических документов : [сайт]. – URL: https://docs.cntd.ru/document/1200025975 (дата обращения: 08.10.2026).</w:t>
       </w:r>
     </w:p>
     <w:p>
@@ -17886,7 +17886,7 @@
         <w:jc w:val="left"/>
       </w:pPr>
       <w:r>
-        <w:t>69. ГОСТ Р ИСО 9241-4-2009. Эргономические требования к проведению офисных работ с использованием видеодисплейных терминалов (VDT). Часть 4. Требования к клавиатуре : национальный стандарт Российской Федерации : издание официальное : утвержден и введен в действие Приказом Ростехрегулирования от 07.12.2009 № 579-ст : дата введения 2010-12-01. – Текст : электронный // Электронный фонд правовых и нормативно-технических документов : [сайт]. – URL: https://docs.cntd.ru/document/1200076334 (дата обращения: 08.10.2026).</w:t>
+        <w:t>69. ГОСТ Р 50948-2001. Средства отображения информации индивидуального пользования. Общие эргономические требования и требования безопасности : государственный стандарт Российской Федерации : издание официальное : принят и введен в действие Постановлением Госстандарта России от 25.12.2001 № 576-ст : дата введения 2002-07-01. – Текст : электронный // Электронный фонд правовых и нормативно-технических документов : [сайт]. – URL: https://docs.cntd.ru/document/1200028904 (дата обращения: 08.10.2026).</w:t>
       </w:r>
     </w:p>
     <w:p>
@@ -17895,7 +17895,7 @@
         <w:jc w:val="left"/>
       </w:pPr>
       <w:r>
-        <w:t>70. Правила устройства электроустановок. Глава 1.1. Общая часть : издание седьмое : утверждена приказом Минэнерго России от 08.07.2002 № 204 : дата введения 2003-01-01. – Текст : электронный // Электронный фонд правовых и нормативно-технических документов : [сайт]. – URL: https://docs.cntd.ru/document/1200030216 (дата обращения: 08.10.2026).</w:t>
+        <w:t>70. ГОСТ Р ИСО 9241-4-2009. Эргономические требования к проведению офисных работ с использованием видеодисплейных терминалов (VDT). Часть 4. Требования к клавиатуре : национальный стандарт Российской Федерации : издание официальное : утвержден и введен в действие Приказом Ростехрегулирования от 07.12.2009 № 579-ст : дата введения 2010-12-01. – Текст : электронный // Электронный фонд правовых и нормативно-технических документов : [сайт]. – URL: https://docs.cntd.ru/document/1200076334 (дата обращения: 08.10.2026).</w:t>
       </w:r>
     </w:p>
     <w:p>
@@ -17904,7 +17904,7 @@
         <w:jc w:val="left"/>
       </w:pPr>
       <w:r>
-        <w:t>71. ГОСТ 12.1.038-82. Система стандартов безопасности труда. Электробезопасность. Предельно допустимые значения напряжений прикосновения и токов : межгосударственный стандарт : издание официальное : утвержден и введен в действие Постановлением Госстандарта СССР от 30.07.1982 № 2987 : дата введения 1983-07-01. – Текст : электронный // Электронный фонд правовых и нормативно-технических документов : [сайт]. – URL: https://docs.cntd.ru/document/5200313 (дата обращения: 08.10.2026).</w:t>
+        <w:t>71. Правила устройства электроустановок. Глава 1.1. Общая часть : издание седьмое : утверждена приказом Минэнерго России от 08.07.2002 № 204 : дата введения 2003-01-01. – Текст : электронный // Электронный фонд правовых и нормативно-технических документов : [сайт]. – URL: https://docs.cntd.ru/document/1200030216 (дата обращения: 08.10.2026).</w:t>
       </w:r>
     </w:p>
     <w:p>
@@ -17913,7 +17913,7 @@
         <w:jc w:val="left"/>
       </w:pPr>
       <w:r>
-        <w:t>72. ГОСТ 12.1.019-2017. Система стандартов безопасности труда. Электробезопасность. Общие требования и номенклатура видов защиты : межгосударственный стандарт : издание официальное : введен в действие Приказом Росстандарта от 07.11.2018 № 941-ст : дата введения 2019-01-01. – Текст : электронный // Meganorm : [сайт]. – URL: https://meganorm.ru/mega_doc/norm/gost_gosudarstvennyj-standart/1/gost_12_1_019-2017_mezhgosudarstvennyy_standart_sistema.html (дата обращения: 15.10.2026).</w:t>
+        <w:t>72. ГОСТ 12.1.038-82. Система стандартов безопасности труда. Электробезопасность. Предельно допустимые значения напряжений прикосновения и токов : межгосударственный стандарт : издание официальное : утвержден и введен в действие Постановлением Госстандарта СССР от 30.07.1982 № 2987 : дата введения 1983-07-01. – Текст : электронный // Электронный фонд правовых и нормативно-технических документов : [сайт]. – URL: https://docs.cntd.ru/document/5200313 (дата обращения: 08.10.2026).</w:t>
       </w:r>
     </w:p>
     <w:p>
@@ -17922,7 +17922,7 @@
         <w:jc w:val="left"/>
       </w:pPr>
       <w:r>
-        <w:t>73. Яров, В. Н. Выбор мероприятий и расчет элементов электрозащиты : методические указания к разделу «Охрана труда и окружающей среды» дипломного проекта / В. Н. Яров. – Москва : Изд-во МАИ, 1988. – Текст : непосредственный.</w:t>
+        <w:t>73. ГОСТ 12.1.019-2017. Система стандартов безопасности труда. Электробезопасность. Общие требования и номенклатура видов защиты : межгосударственный стандарт : издание официальное : введен в действие Приказом Росстандарта от 07.11.2018 № 941-ст : дата введения 2019-01-01. – Текст : электронный // Meganorm : [сайт]. – URL: https://meganorm.ru/mega_doc/norm/gost_gosudarstvennyj-standart/1/gost_12_1_019-2017_mezhgosudarstvennyy_standart_sistema.html (дата обращения: 15.10.2026).</w:t>
       </w:r>
     </w:p>
     <w:p>
@@ -17931,7 +17931,7 @@
         <w:jc w:val="left"/>
       </w:pPr>
       <w:r>
-        <w:t>74. Технический регламент о требованиях пожарной безопасности : федеральный закон от 22.07.2008 № 123-ФЗ : принят Государственной думой 4 июля 2008 года : одобрен Советом Федерации 11 июля 2008 года. – Текст : электронный // Электронный фонд правовых и нормативно-технических документов : [сайт]. – URL: https://docs.cntd.ru/document/902111644 (дата обращения: 08.10.2026).</w:t>
+        <w:t>74. Яров, В. Н. Выбор мероприятий и расчет элементов электрозащиты : методические указания к разделу «Охрана труда и окружающей среды» дипломного проекта / В. Н. Яров. – Москва : Изд-во МАИ, 1988. – Текст : непосредственный.</w:t>
       </w:r>
     </w:p>
     <w:p>
@@ -17940,7 +17940,7 @@
         <w:jc w:val="left"/>
       </w:pPr>
       <w:r>
-        <w:t>75. СП 12.13130.2009. Определение категорий помещений, зданий и наружных установок по взрывопожарной и пожарной опасности : свод правил : утвержден приказом МЧС России от 25.03.2009 № 182 : дата введения 2009-05-01. – Текст : электронный // Электронный фонд правовых и нормативно-технических документов : [сайт]. – URL: https://docs.cntd.ru/document/1200071156 (дата обращения: 08.10.2026).</w:t>
+        <w:t>75. Технический регламент о требованиях пожарной безопасности : федеральный закон от 22.07.2008 № 123-ФЗ : принят Государственной думой 4 июля 2008 года : одобрен Советом Федерации 11 июля 2008 года. – Текст : электронный // Электронный фонд правовых и нормативно-технических документов : [сайт]. – URL: https://docs.cntd.ru/document/902111644 (дата обращения: 08.10.2026).</w:t>
       </w:r>
     </w:p>
     <w:p>
@@ -17949,7 +17949,7 @@
         <w:jc w:val="left"/>
       </w:pPr>
       <w:r>
-        <w:t>76. Об утверждении Правил противопожарного режима в Российской Федерации : постановление Правительства Российской Федерации от 16.09.2020 № 1479. – Текст : электронный // Электронный фонд правовых и нормативно-технических документов : [сайт]. – URL: https://docs.cntd.ru/document/565837297 (дата обращения: 08.10.2026).</w:t>
+        <w:t>76. СП 12.13130.2009. Определение категорий помещений, зданий и наружных установок по взрывопожарной и пожарной опасности : свод правил : утвержден приказом МЧС России от 25.03.2009 № 182 : дата введения 2009-05-01. – Текст : электронный // Электронный фонд правовых и нормативно-технических документов : [сайт]. – URL: https://docs.cntd.ru/document/1200071156 (дата обращения: 08.10.2026).</w:t>
       </w:r>
     </w:p>
     <w:p>
@@ -17958,7 +17958,7 @@
         <w:jc w:val="left"/>
       </w:pPr>
       <w:r>
-        <w:t>77. СП 9.13130.2009. Техника пожарная. Огнетушители. Требования к эксплуатации : свод правил : утвержден приказом МЧС России от 25.03.2009 № 179 : дата введения 2009-05-01. – Текст : электронный // Электронный фонд правовых и нормативно-технических документов : [сайт]. – URL: https://docs.cntd.ru/document/1200071152 (дата обращения: 08.10.2026).</w:t>
+        <w:t>77. Об утверждении Правил противопожарного режима в Российской Федерации : постановление Правительства Российской Федерации от 16.09.2020 № 1479. – Текст : электронный // Электронный фонд правовых и нормативно-технических документов : [сайт]. – URL: https://docs.cntd.ru/document/565837297 (дата обращения: 08.10.2026).</w:t>
       </w:r>
     </w:p>
     <w:p>
@@ -17967,7 +17967,7 @@
         <w:jc w:val="left"/>
       </w:pPr>
       <w:r>
-        <w:t>78. СП 1.13130.2020. Системы противопожарной защиты. Эвакуационные пути и выходы : свод правил : утвержден приказом МЧС России от 19.03.2020 № 194 : дата введения 2020-09-19. – Текст : электронный // Электронный фонд правовых и нормативно-технических документов : [сайт]. – URL: https://docs.cntd.ru/document/565248961 (дата обращения: 22.10.2026).</w:t>
+        <w:t>78. СП 9.13130.2009. Техника пожарная. Огнетушители. Требования к эксплуатации : свод правил : утвержден приказом МЧС России от 25.03.2009 № 179 : дата введения 2009-05-01. – Текст : электронный // Электронный фонд правовых и нормативно-технических документов : [сайт]. – URL: https://docs.cntd.ru/document/1200071152 (дата обращения: 08.10.2026).</w:t>
       </w:r>
     </w:p>
     <w:p>
@@ -17976,7 +17976,16 @@
         <w:jc w:val="left"/>
       </w:pPr>
       <w:r>
-        <w:t>79. Кнорринг, Г. М. Справочная книга для проектирования электрического освещения / Г. М. Кнорринг, И. М. Фадин, В. Н. Сидоров. – 2-е изд., перераб. и доп. – Санкт-Петербург : Энергоатомиздат, 1992. – 448 с. – Текст : непосредственный.</w:t>
+        <w:t>79. СП 1.13130.2020. Системы противопожарной защиты. Эвакуационные пути и выходы : свод правил : утвержден приказом МЧС России от 19.03.2020 № 194 : дата введения 2020-09-19. – Текст : электронный // Электронный фонд правовых и нормативно-технических документов : [сайт]. – URL: https://docs.cntd.ru/document/565248961 (дата обращения: 22.10.2026).</w:t>
+      </w:r>
+    </w:p>
+    <w:p>
+      <w:pPr>
+        <w:ind w:firstLine="0"/>
+        <w:jc w:val="left"/>
+      </w:pPr>
+      <w:r>
+        <w:t>80. Кнорринг, Г. М. Справочная книга для проектирования электрического освещения / Г. М. Кнорринг, И. М. Фадин, В. Н. Сидоров. – 2-е изд., перераб. и доп. – Санкт-Петербург : Энергоатомиздат, 1992. – 448 с. – Текст : непосредственный.</w:t>
       </w:r>
     </w:p>
     <w:sectPr>

--- a/docs/vkr/Osnovnaya_chast_HaLow.docx
+++ b/docs/vkr/Osnovnaya_chast_HaLow.docx
@@ -17805,7 +17805,7 @@
         <w:jc w:val="left"/>
       </w:pPr>
       <w:r>
-        <w:t>60. СП 51.13330.2011. Защита от шума. Актуализированная редакция СНиП 23-03-2003 : свод правил : утвержден приказом Министерства регионального развития Российской Федерации от 28.12.2010 № 825 : дата введения 2011-05-20. – Текст : электронный // Электронный фонд правовых и нормативно-технических документов : [сайт]. – URL: https://docs.cntd.ru/document/1200084097 (дата обращения: 23.10.2026).</w:t>
+        <w:t>60. СП 51.13330.2011. Защита от шума. Актуализированная редакция СНиП 23-03-2003 : свод правил : утвержден приказом Министерства регионального развития Российской Федерации от 28.12.2010 № 825 (ред. от 12.12.2023) : дата введения 2011-05-20. – Текст : электронный // Электронный фонд правовых и нормативно-технических документов : [сайт]. – URL: https://docs.cntd.ru/document/1200084097 (дата обращения: 23.10.2026).</w:t>
       </w:r>
     </w:p>
     <w:p>

--- a/docs/vkr/Osnovnaya_chast_HaLow.docx
+++ b/docs/vkr/Osnovnaya_chast_HaLow.docx
@@ -587,7 +587,7 @@
         </w:rPr>
         <w:t>5.3 Оценка условий труда по эргономическим параметрам</w:t>
         <w:tab/>
-        <w:t>84</w:t>
+        <w:t>85</w:t>
       </w:r>
     </w:p>
     <w:p>
@@ -655,7 +655,7 @@
         </w:rPr>
         <w:t>5.7 Выводы</w:t>
         <w:tab/>
-        <w:t>92</w:t>
+        <w:t>93</w:t>
       </w:r>
     </w:p>
     <w:p>
@@ -672,7 +672,7 @@
         </w:rPr>
         <w:t>Заключение</w:t>
         <w:tab/>
-        <w:t>94</w:t>
+        <w:t>95</w:t>
       </w:r>
     </w:p>
     <w:p>
@@ -689,7 +689,7 @@
         </w:rPr>
         <w:t>Список использованных источников</w:t>
         <w:tab/>
-        <w:t>97</w:t>
+        <w:t>98</w:t>
       </w:r>
     </w:p>
     <w:p>
@@ -880,7 +880,7 @@
         <w:t xml:space="preserve">Пояснительная записка состоит из введения, пяти глав, заключения и списка использованных источников. В первой главе выполнен сравнительный анализ Wi-Fi HaLow с другими вариантами канала связи с БПЛА, во второй — обоснование эксперимента, его методика, выбор и настройка средств, в третьей приведены результаты серии экспериментов и сравнение с другими протоколами. Четвёртая глава содержит экономическую часть, пятая — раздел охраны труда и окружающей среды. В заключении сформулированы основные результаты и предложения по интеграции разработанных решений в существующие модели БПЛА. </w:t>
       </w:r>
       <w:r>
-        <w:t>Пояснительная записка: 106 с., 14 рис., 40 табл., 80 источн.</w:t>
+        <w:t>Пояснительная записка: 108 с., 14 рис., 40 табл., 82 источн.</w:t>
       </w:r>
     </w:p>
     <w:p>
@@ -17733,7 +17733,7 @@
         <w:jc w:val="left"/>
       </w:pPr>
       <w:r>
-        <w:t>52. Об утверждении Методики проведения специальной оценки условий труда, Классификатора вредных и (или) опасных производственных факторов, формы отчета о проведении специальной оценки условий труда и инструкции по ее заполнению : приказ Минтруда России от 21.11.2023 № 817н : зарегистрирован в Минюсте России 30.11.2023 № 76179. – Текст : электронный // Официальный интернет-портал правовой информации : [сайт]. – URL: http://publication.pravo.gov.ru/document/0001202311300048 (дата обращения: 08.10.2026).</w:t>
+        <w:t>52. ГОСТ 12.2.007.0-75. Система стандартов безопасности труда. Изделия электротехнические. Общие требования безопасности : государственный стандарт Союза ССР : утвержден постановлением Государственного комитета стандартов Совета Министров СССР от 10.09.1975 № 2368 : дата введения 1978-01-01. – Текст : электронный // МЕГАНОРМ : [сайт]. – URL: https://meganorm.ru/Data1/6/6884/index.htm (дата обращения: 23.10.2026).</w:t>
       </w:r>
     </w:p>
     <w:p>
@@ -17742,7 +17742,7 @@
         <w:jc w:val="left"/>
       </w:pPr>
       <w:r>
-        <w:t>53. О специальной оценке условий труда : федеральный закон от 28.12.2013 № 426-ФЗ : принят Государственной думой 23 декабря 2013 года : одобрен Советом Федерации 25 декабря 2013 года. – Текст : электронный // КонсультантПлюс : надежная правовая поддержка : [сайт]. – URL: https://www.consultant.ru/document/cons_doc_LAW_156555/ (дата обращения: 08.10.2026).</w:t>
+        <w:t>53. Об утверждении Методики проведения специальной оценки условий труда, Классификатора вредных и (или) опасных производственных факторов, формы отчета о проведении специальной оценки условий труда и инструкции по ее заполнению : приказ Минтруда России от 21.11.2023 № 817н : зарегистрирован в Минюсте России 30.11.2023 № 76179. – Текст : электронный // Официальный интернет-портал правовой информации : [сайт]. – URL: http://publication.pravo.gov.ru/document/0001202311300048 (дата обращения: 08.10.2026).</w:t>
       </w:r>
     </w:p>
     <w:p>
@@ -17751,7 +17751,7 @@
         <w:jc w:val="left"/>
       </w:pPr>
       <w:r>
-        <w:t>54. ГОСТ 12.0.003-2015. Система стандартов безопасности труда. Опасные и вредные производственные факторы. Классификация : межгосударственный стандарт : издание официальное : введен в действие в качестве национального стандарта Российской Федерации Приказом Росстандарта от 09.06.2016 № 602-ст : дата введения 2017-03-01. – Текст : электронный // Электронный фонд правовых и нормативно-технических документов : [сайт]. – URL: https://docs.cntd.ru/document/1200136071 (дата обращения: 08.10.2026).</w:t>
+        <w:t>54. О специальной оценке условий труда : федеральный закон от 28.12.2013 № 426-ФЗ : принят Государственной думой 23 декабря 2013 года : одобрен Советом Федерации 25 декабря 2013 года. – Текст : электронный // КонсультантПлюс : надежная правовая поддержка : [сайт]. – URL: https://www.consultant.ru/document/cons_doc_LAW_156555/ (дата обращения: 08.10.2026).</w:t>
       </w:r>
     </w:p>
     <w:p>
@@ -17760,7 +17760,7 @@
         <w:jc w:val="left"/>
       </w:pPr>
       <w:r>
-        <w:t>55. ГОСТ 12.1.005-88. Система стандартов безопасности труда. Общие санитарно-гигиенические требования к воздуху рабочей зоны : межгосударственный стандарт : издание официальное : утвержден и введен в действие Постановлением Госстандарта СССР от 29.09.1988 № 3388 : дата введения 1989-01-01. – Текст : электронный // Электронный фонд правовых и нормативно-технических документов : [сайт]. – URL: https://docs.cntd.ru/document/1200003608 (дата обращения: 08.10.2026).</w:t>
+        <w:t>55. ГОСТ 12.0.003-2015. Система стандартов безопасности труда. Опасные и вредные производственные факторы. Классификация : межгосударственный стандарт : издание официальное : введен в действие в качестве национального стандарта Российской Федерации Приказом Росстандарта от 09.06.2016 № 602-ст : дата введения 2017-03-01. – Текст : электронный // Электронный фонд правовых и нормативно-технических документов : [сайт]. – URL: https://docs.cntd.ru/document/1200136071 (дата обращения: 08.10.2026).</w:t>
       </w:r>
     </w:p>
     <w:p>
@@ -17769,7 +17769,7 @@
         <w:jc w:val="left"/>
       </w:pPr>
       <w:r>
-        <w:t>56. СанПиН 1.2.3685-21. Гигиенические нормативы и требования к обеспечению безопасности и (или) безвредности для человека факторов среды обитания : санитарные правила и нормы : утверждены постановлением Главного государственного санитарного врача Российской Федерации от 28.01.2021 № 2 (ред. от 24.12.2025) : дата введения 2021-03-01. – Текст : электронный // Электронный фонд правовых и нормативно-технических документов : [сайт]. – URL: https://docs.cntd.ru/document/573500115 (дата обращения: 08.10.2026).</w:t>
+        <w:t>56. ГОСТ 12.1.005-88. Система стандартов безопасности труда. Общие санитарно-гигиенические требования к воздуху рабочей зоны : межгосударственный стандарт : издание официальное : утвержден и введен в действие Постановлением Госстандарта СССР от 29.09.1988 № 3388 : дата введения 1989-01-01. – Текст : электронный // Электронный фонд правовых и нормативно-технических документов : [сайт]. – URL: https://docs.cntd.ru/document/1200003608 (дата обращения: 08.10.2026).</w:t>
       </w:r>
     </w:p>
     <w:p>
@@ -17778,7 +17778,7 @@
         <w:jc w:val="left"/>
       </w:pPr>
       <w:r>
-        <w:t>57. Нормализация воздуха в помещениях предприятий аэрокосмической отрасли : учебное пособие / Т. В. Голованова [и др.] ; Московский авиационный институт (национальный исследовательский университет). – Москва : МАИ, 2019. – 88 с. : ил. – Текст : непосредственный.</w:t>
+        <w:t>57. СанПиН 1.2.3685-21. Гигиенические нормативы и требования к обеспечению безопасности и (или) безвредности для человека факторов среды обитания : санитарные правила и нормы : утверждены постановлением Главного государственного санитарного врача Российской Федерации от 28.01.2021 № 2 (ред. от 24.12.2025) : дата введения 2021-03-01. – Текст : электронный // Электронный фонд правовых и нормативно-технических документов : [сайт]. – URL: https://docs.cntd.ru/document/573500115 (дата обращения: 08.10.2026).</w:t>
       </w:r>
     </w:p>
     <w:p>
@@ -17787,7 +17787,7 @@
         <w:jc w:val="left"/>
       </w:pPr>
       <w:r>
-        <w:t>58. СП 52.13330.2016. Естественное и искусственное освещение. Актуализированная редакция СНиП 23-05-95* : свод правил : утвержден приказом Минстроя России от 07.11.2016 № 777/пр : дата введения 2017-05-08. – Текст : электронный // Электронный фонд правовых и нормативно-технических документов : [сайт]. – URL: https://docs.cntd.ru/document/456054197 (дата обращения: 08.10.2026).</w:t>
+        <w:t>58. Нормализация воздуха в помещениях предприятий аэрокосмической отрасли : учебное пособие / Т. В. Голованова [и др.] ; Московский авиационный институт (национальный исследовательский университет). – Москва : МАИ, 2019. – 88 с. : ил. – Текст : непосредственный.</w:t>
       </w:r>
     </w:p>
     <w:p>
@@ -17796,7 +17796,7 @@
         <w:jc w:val="left"/>
       </w:pPr>
       <w:r>
-        <w:t>59. Беков, Б. Е. Производственное освещение авиастроительных предприятий : методические указания к разделу «Охрана труда и окружающей среды» дипломного проекта / Б. Е. Беков, Н. И. Бобков, А. В. Копылов, Н. С. Чудакова. – Москва : Изд-во МАИ, 1987. – 46 с. : ил. – Текст : непосредственный.</w:t>
+        <w:t>59. СП 52.13330.2016. Естественное и искусственное освещение. Актуализированная редакция СНиП 23-05-95* : свод правил : утвержден приказом Минстроя России от 07.11.2016 № 777/пр : дата введения 2017-05-08. – Текст : электронный // Электронный фонд правовых и нормативно-технических документов : [сайт]. – URL: https://docs.cntd.ru/document/456054197 (дата обращения: 08.10.2026).</w:t>
       </w:r>
     </w:p>
     <w:p>
@@ -17805,7 +17805,7 @@
         <w:jc w:val="left"/>
       </w:pPr>
       <w:r>
-        <w:t>60. СП 51.13330.2011. Защита от шума. Актуализированная редакция СНиП 23-03-2003 : свод правил : утвержден приказом Министерства регионального развития Российской Федерации от 28.12.2010 № 825 (ред. от 12.12.2023) : дата введения 2011-05-20. – Текст : электронный // Электронный фонд правовых и нормативно-технических документов : [сайт]. – URL: https://docs.cntd.ru/document/1200084097 (дата обращения: 23.10.2026).</w:t>
+        <w:t>60. Беков, Б. Е. Производственное освещение авиастроительных предприятий : методические указания к разделу «Охрана труда и окружающей среды» дипломного проекта / Б. Е. Беков, Н. И. Бобков, А. В. Копылов, Н. С. Чудакова. – Москва : Изд-во МАИ, 1987. – 46 с. : ил. – Текст : непосредственный.</w:t>
       </w:r>
     </w:p>
     <w:p>
@@ -17814,7 +17814,7 @@
         <w:jc w:val="left"/>
       </w:pPr>
       <w:r>
-        <w:t>61. HP Pro Series 400 G9 Desktop PCs : QuickSpecs c08017709 : Version 18, May 8, 2025 / HP Inc. – 99 p. – Текст : электронный // HP : [сайт]. – URL: https://h20195.www2.hp.com/v2/GetDocument.aspx?docname=c08017709 (дата обращения: 22.10.2026).</w:t>
+        <w:t>61. Универсальная светодиодная панель MASTER ДВО 48W-4000K-595х595х40-опал IP40 KZS : артикул 48786 : технические характеристики / FERON. – Текст : электронный // FERON : [сайт]. – URL: https://feron.ru/catalog/svetodiodnye_paneli_armstrong/universalnaya_svetodiodnaya_panel_master_dvo_48w_4000k_595kh595kh40_opal_ip40_kzs/ (дата обращения: 23.10.2026).</w:t>
       </w:r>
     </w:p>
     <w:p>
@@ -17823,7 +17823,7 @@
         <w:jc w:val="left"/>
       </w:pPr>
       <w:r>
-        <w:t>62. Сплит-системы Daichi AIR : AIR20AVQ1 / AIR20FV1 – AIR70AVQ1 / AIR70FV1 : технические характеристики. – Текст : электронный // Библиотека С.О.К. : [сайт]. – URL: https://c-o-k.ru/library/instructions/daichi/kondicionery-bytovye/133972.pdf (дата обращения: 22.10.2026).</w:t>
+        <w:t>62. СП 51.13330.2011. Защита от шума. Актуализированная редакция СНиП 23-03-2003 : свод правил : утвержден приказом Министерства регионального развития Российской Федерации от 28.12.2010 № 825 (ред. от 12.12.2023) : дата введения 2011-05-20. – Текст : электронный // Электронный фонд правовых и нормативно-технических документов : [сайт]. – URL: https://docs.cntd.ru/document/1200084097 (дата обращения: 23.10.2026).</w:t>
       </w:r>
     </w:p>
     <w:p>
@@ -17832,7 +17832,7 @@
         <w:jc w:val="left"/>
       </w:pPr>
       <w:r>
-        <w:t>63. Шредер Cactus CS-SH-G6 : характеристики. – Текст : электронный // КНС : [сайт]. – URL: https://www.kns.ru/product/shreder-cactus-cs-sh-g6/characteristics/ (дата обращения: 22.10.2026).</w:t>
+        <w:t>63. HP Pro Series 400 G9 Desktop PCs : QuickSpecs c08017709 : Version 18, May 8, 2025 / HP Inc. – 99 p. – Текст : электронный // HP : [сайт]. – URL: https://h20195.www2.hp.com/v2/GetDocument.aspx?docname=c08017709 (дата обращения: 22.10.2026).</w:t>
       </w:r>
     </w:p>
     <w:p>
@@ -17841,7 +17841,7 @@
         <w:jc w:val="left"/>
       </w:pPr>
       <w:r>
-        <w:t>64. Яров, В. Н. Защита от шума и вибраций : методические указания к дипломному проектированию / В. Н. Яров, Л. И. Малько. – Москва : МАИ, 1985. – Текст : непосредственный.</w:t>
+        <w:t>64. Сплит-системы Daichi AIR : AIR20AVQ1 / AIR20FV1 – AIR70AVQ1 / AIR70FV1 : технические характеристики. – Текст : электронный // Библиотека С.О.К. : [сайт]. – URL: https://c-o-k.ru/library/instructions/daichi/kondicionery-bytovye/133972.pdf (дата обращения: 22.10.2026).</w:t>
       </w:r>
     </w:p>
     <w:p>
@@ -17850,7 +17850,7 @@
         <w:jc w:val="left"/>
       </w:pPr>
       <w:r>
-        <w:t>65. Дайнов, М. И. Борьба с шумами и вибрациями в авиационной промышленности : методические указания к дипломному проектированию / М. И. Дайнов, Л. И. Малько, В. Н. Яров. – Москва : Изд-во МАИ, 1989. – Текст : непосредственный.</w:t>
+        <w:t>65. Шредер Cactus CS-SH-G6 : характеристики. – Текст : электронный // КНС : [сайт]. – URL: https://www.kns.ru/product/shreder-cactus-cs-sh-g6/characteristics/ (дата обращения: 22.10.2026).</w:t>
       </w:r>
     </w:p>
     <w:p>
@@ -17859,7 +17859,7 @@
         <w:jc w:val="left"/>
       </w:pPr>
       <w:r>
-        <w:t>66. Р 2.2.2006-05. Гигиена труда. Руководство по гигиенической оценке факторов рабочей среды и трудового процесса. Критерии и классификация условий труда : руководство : утверждено 29.07.2005 : дата введения 2005-11-01. – Текст : электронный // Электронный фонд правовых и нормативно-технических документов : [сайт]. – URL: https://docs.cntd.ru/document/1200040973 (дата обращения: 08.10.2026).</w:t>
+        <w:t>66. Яров, В. Н. Защита от шума и вибраций : методические указания к дипломному проектированию / В. Н. Яров, Л. И. Малько. – Москва : МАИ, 1985. – Текст : непосредственный.</w:t>
       </w:r>
     </w:p>
     <w:p>
@@ -17868,7 +17868,7 @@
         <w:jc w:val="left"/>
       </w:pPr>
       <w:r>
-        <w:t>67. ГОСТ 12.2.032-78. Система стандартов безопасности труда. Рабочее место при выполнении работ сидя. Общие эргономические требования : межгосударственный стандарт : издание официальное : утвержден и введен в действие Постановлением Госстандарта СССР от 26.04.1978 № 1102 : дата введения 1979-01-01. – Текст : электронный // Электронный фонд правовых и нормативно-технических документов : [сайт]. – URL: https://docs.cntd.ru/document/1200003913 (дата обращения: 08.10.2026).</w:t>
+        <w:t>67. Дайнов, М. И. Борьба с шумами и вибрациями в авиационной промышленности : методические указания к дипломному проектированию / М. И. Дайнов, Л. И. Малько, В. Н. Яров. – Москва : Изд-во МАИ, 1989. – Текст : непосредственный.</w:t>
       </w:r>
     </w:p>
     <w:p>
@@ -17877,7 +17877,7 @@
         <w:jc w:val="left"/>
       </w:pPr>
       <w:r>
-        <w:t>68. ГОСТ Р 50923-96. Дисплеи. Рабочее место оператора. Общие эргономические требования и требования к производственной среде. Методы измерения : государственный стандарт Российской Федерации : издание официальное : утвержден и введен в действие Постановлением Госстандарта России от 10.07.1996 № 451 : дата введения 1997-07-01. – Текст : электронный // Электронный фонд правовых и нормативно-технических документов : [сайт]. – URL: https://docs.cntd.ru/document/1200025975 (дата обращения: 08.10.2026).</w:t>
+        <w:t>68. Р 2.2.2006-05. Гигиена труда. Руководство по гигиенической оценке факторов рабочей среды и трудового процесса. Критерии и классификация условий труда : руководство : утверждено 29.07.2005 : дата введения 2005-11-01. – Текст : электронный // Электронный фонд правовых и нормативно-технических документов : [сайт]. – URL: https://docs.cntd.ru/document/1200040973 (дата обращения: 08.10.2026).</w:t>
       </w:r>
     </w:p>
     <w:p>
@@ -17886,7 +17886,7 @@
         <w:jc w:val="left"/>
       </w:pPr>
       <w:r>
-        <w:t>69. ГОСТ Р 50948-2001. Средства отображения информации индивидуального пользования. Общие эргономические требования и требования безопасности : государственный стандарт Российской Федерации : издание официальное : принят и введен в действие Постановлением Госстандарта России от 25.12.2001 № 576-ст : дата введения 2002-07-01. – Текст : электронный // Электронный фонд правовых и нормативно-технических документов : [сайт]. – URL: https://docs.cntd.ru/document/1200028904 (дата обращения: 08.10.2026).</w:t>
+        <w:t>69. ГОСТ 12.2.032-78. Система стандартов безопасности труда. Рабочее место при выполнении работ сидя. Общие эргономические требования : межгосударственный стандарт : издание официальное : утвержден и введен в действие Постановлением Госстандарта СССР от 26.04.1978 № 1102 : дата введения 1979-01-01. – Текст : электронный // Электронный фонд правовых и нормативно-технических документов : [сайт]. – URL: https://docs.cntd.ru/document/1200003913 (дата обращения: 08.10.2026).</w:t>
       </w:r>
     </w:p>
     <w:p>
@@ -17895,7 +17895,7 @@
         <w:jc w:val="left"/>
       </w:pPr>
       <w:r>
-        <w:t>70. ГОСТ Р ИСО 9241-4-2009. Эргономические требования к проведению офисных работ с использованием видеодисплейных терминалов (VDT). Часть 4. Требования к клавиатуре : национальный стандарт Российской Федерации : издание официальное : утвержден и введен в действие Приказом Ростехрегулирования от 07.12.2009 № 579-ст : дата введения 2010-12-01. – Текст : электронный // Электронный фонд правовых и нормативно-технических документов : [сайт]. – URL: https://docs.cntd.ru/document/1200076334 (дата обращения: 08.10.2026).</w:t>
+        <w:t>70. ГОСТ Р 50923-96. Дисплеи. Рабочее место оператора. Общие эргономические требования и требования к производственной среде. Методы измерения : государственный стандарт Российской Федерации : издание официальное : утвержден и введен в действие Постановлением Госстандарта России от 10.07.1996 № 451 : дата введения 1997-07-01. – Текст : электронный // Электронный фонд правовых и нормативно-технических документов : [сайт]. – URL: https://docs.cntd.ru/document/1200025975 (дата обращения: 08.10.2026).</w:t>
       </w:r>
     </w:p>
     <w:p>
@@ -17904,7 +17904,7 @@
         <w:jc w:val="left"/>
       </w:pPr>
       <w:r>
-        <w:t>71. Правила устройства электроустановок. Глава 1.1. Общая часть : издание седьмое : утверждена приказом Минэнерго России от 08.07.2002 № 204 : дата введения 2003-01-01. – Текст : электронный // Электронный фонд правовых и нормативно-технических документов : [сайт]. – URL: https://docs.cntd.ru/document/1200030216 (дата обращения: 08.10.2026).</w:t>
+        <w:t>71. ГОСТ Р 50948-2001. Средства отображения информации индивидуального пользования. Общие эргономические требования и требования безопасности : государственный стандарт Российской Федерации : издание официальное : принят и введен в действие Постановлением Госстандарта России от 25.12.2001 № 576-ст : дата введения 2002-07-01. – Текст : электронный // Электронный фонд правовых и нормативно-технических документов : [сайт]. – URL: https://docs.cntd.ru/document/1200028904 (дата обращения: 08.10.2026).</w:t>
       </w:r>
     </w:p>
     <w:p>
@@ -17913,7 +17913,7 @@
         <w:jc w:val="left"/>
       </w:pPr>
       <w:r>
-        <w:t>72. ГОСТ 12.1.038-82. Система стандартов безопасности труда. Электробезопасность. Предельно допустимые значения напряжений прикосновения и токов : межгосударственный стандарт : издание официальное : утвержден и введен в действие Постановлением Госстандарта СССР от 30.07.1982 № 2987 : дата введения 1983-07-01. – Текст : электронный // Электронный фонд правовых и нормативно-технических документов : [сайт]. – URL: https://docs.cntd.ru/document/5200313 (дата обращения: 08.10.2026).</w:t>
+        <w:t>72. ГОСТ Р ИСО 9241-4-2009. Эргономические требования к проведению офисных работ с использованием видеодисплейных терминалов (VDT). Часть 4. Требования к клавиатуре : национальный стандарт Российской Федерации : издание официальное : утвержден и введен в действие Приказом Ростехрегулирования от 07.12.2009 № 579-ст : дата введения 2010-12-01. – Текст : электронный // Электронный фонд правовых и нормативно-технических документов : [сайт]. – URL: https://docs.cntd.ru/document/1200076334 (дата обращения: 08.10.2026).</w:t>
       </w:r>
     </w:p>
     <w:p>
@@ -17922,7 +17922,7 @@
         <w:jc w:val="left"/>
       </w:pPr>
       <w:r>
-        <w:t>73. ГОСТ 12.1.019-2017. Система стандартов безопасности труда. Электробезопасность. Общие требования и номенклатура видов защиты : межгосударственный стандарт : издание официальное : введен в действие Приказом Росстандарта от 07.11.2018 № 941-ст : дата введения 2019-01-01. – Текст : электронный // Meganorm : [сайт]. – URL: https://meganorm.ru/mega_doc/norm/gost_gosudarstvennyj-standart/1/gost_12_1_019-2017_mezhgosudarstvennyy_standart_sistema.html (дата обращения: 15.10.2026).</w:t>
+        <w:t>73. Правила устройства электроустановок. Глава 1.1. Общая часть : издание седьмое : утверждена приказом Минэнерго России от 08.07.2002 № 204 : дата введения 2003-01-01. – Текст : электронный // Электронный фонд правовых и нормативно-технических документов : [сайт]. – URL: https://docs.cntd.ru/document/1200030216 (дата обращения: 08.10.2026).</w:t>
       </w:r>
     </w:p>
     <w:p>
@@ -17931,7 +17931,7 @@
         <w:jc w:val="left"/>
       </w:pPr>
       <w:r>
-        <w:t>74. Яров, В. Н. Выбор мероприятий и расчет элементов электрозащиты : методические указания к разделу «Охрана труда и окружающей среды» дипломного проекта / В. Н. Яров. – Москва : Изд-во МАИ, 1988. – Текст : непосредственный.</w:t>
+        <w:t>74. ГОСТ 12.1.038-82. Система стандартов безопасности труда. Электробезопасность. Предельно допустимые значения напряжений прикосновения и токов : межгосударственный стандарт : издание официальное : утвержден и введен в действие Постановлением Госстандарта СССР от 30.07.1982 № 2987 : дата введения 1983-07-01. – Текст : электронный // Электронный фонд правовых и нормативно-технических документов : [сайт]. – URL: https://docs.cntd.ru/document/5200313 (дата обращения: 08.10.2026).</w:t>
       </w:r>
     </w:p>
     <w:p>
@@ -17940,7 +17940,7 @@
         <w:jc w:val="left"/>
       </w:pPr>
       <w:r>
-        <w:t>75. Технический регламент о требованиях пожарной безопасности : федеральный закон от 22.07.2008 № 123-ФЗ : принят Государственной думой 4 июля 2008 года : одобрен Советом Федерации 11 июля 2008 года. – Текст : электронный // Электронный фонд правовых и нормативно-технических документов : [сайт]. – URL: https://docs.cntd.ru/document/902111644 (дата обращения: 08.10.2026).</w:t>
+        <w:t>75. ГОСТ 12.1.019-2017. Система стандартов безопасности труда. Электробезопасность. Общие требования и номенклатура видов защиты : межгосударственный стандарт : издание официальное : введен в действие Приказом Росстандарта от 07.11.2018 № 941-ст : дата введения 2019-01-01. – Текст : электронный // Meganorm : [сайт]. – URL: https://meganorm.ru/mega_doc/norm/gost_gosudarstvennyj-standart/1/gost_12_1_019-2017_mezhgosudarstvennyy_standart_sistema.html (дата обращения: 15.10.2026).</w:t>
       </w:r>
     </w:p>
     <w:p>
@@ -17949,7 +17949,7 @@
         <w:jc w:val="left"/>
       </w:pPr>
       <w:r>
-        <w:t>76. СП 12.13130.2009. Определение категорий помещений, зданий и наружных установок по взрывопожарной и пожарной опасности : свод правил : утвержден приказом МЧС России от 25.03.2009 № 182 : дата введения 2009-05-01. – Текст : электронный // Электронный фонд правовых и нормативно-технических документов : [сайт]. – URL: https://docs.cntd.ru/document/1200071156 (дата обращения: 08.10.2026).</w:t>
+        <w:t>76. Яров, В. Н. Выбор мероприятий и расчет элементов электрозащиты : методические указания к разделу «Охрана труда и окружающей среды» дипломного проекта / В. Н. Яров. – Москва : Изд-во МАИ, 1988. – Текст : непосредственный.</w:t>
       </w:r>
     </w:p>
     <w:p>
@@ -17958,7 +17958,7 @@
         <w:jc w:val="left"/>
       </w:pPr>
       <w:r>
-        <w:t>77. Об утверждении Правил противопожарного режима в Российской Федерации : постановление Правительства Российской Федерации от 16.09.2020 № 1479. – Текст : электронный // Электронный фонд правовых и нормативно-технических документов : [сайт]. – URL: https://docs.cntd.ru/document/565837297 (дата обращения: 08.10.2026).</w:t>
+        <w:t>77. Технический регламент о требованиях пожарной безопасности : федеральный закон от 22.07.2008 № 123-ФЗ : принят Государственной думой 4 июля 2008 года : одобрен Советом Федерации 11 июля 2008 года. – Текст : электронный // Электронный фонд правовых и нормативно-технических документов : [сайт]. – URL: https://docs.cntd.ru/document/902111644 (дата обращения: 08.10.2026).</w:t>
       </w:r>
     </w:p>
     <w:p>
@@ -17967,7 +17967,7 @@
         <w:jc w:val="left"/>
       </w:pPr>
       <w:r>
-        <w:t>78. СП 9.13130.2009. Техника пожарная. Огнетушители. Требования к эксплуатации : свод правил : утвержден приказом МЧС России от 25.03.2009 № 179 : дата введения 2009-05-01. – Текст : электронный // Электронный фонд правовых и нормативно-технических документов : [сайт]. – URL: https://docs.cntd.ru/document/1200071152 (дата обращения: 08.10.2026).</w:t>
+        <w:t>78. СП 12.13130.2009. Определение категорий помещений, зданий и наружных установок по взрывопожарной и пожарной опасности : свод правил : утвержден приказом МЧС России от 25.03.2009 № 182 : дата введения 2009-05-01. – Текст : электронный // Электронный фонд правовых и нормативно-технических документов : [сайт]. – URL: https://docs.cntd.ru/document/1200071156 (дата обращения: 08.10.2026).</w:t>
       </w:r>
     </w:p>
     <w:p>
@@ -17976,7 +17976,7 @@
         <w:jc w:val="left"/>
       </w:pPr>
       <w:r>
-        <w:t>79. СП 1.13130.2020. Системы противопожарной защиты. Эвакуационные пути и выходы : свод правил : утвержден приказом МЧС России от 19.03.2020 № 194 : дата введения 2020-09-19. – Текст : электронный // Электронный фонд правовых и нормативно-технических документов : [сайт]. – URL: https://docs.cntd.ru/document/565248961 (дата обращения: 22.10.2026).</w:t>
+        <w:t>79. Об утверждении Правил противопожарного режима в Российской Федерации : постановление Правительства Российской Федерации от 16.09.2020 № 1479. – Текст : электронный // Электронный фонд правовых и нормативно-технических документов : [сайт]. – URL: https://docs.cntd.ru/document/565837297 (дата обращения: 08.10.2026).</w:t>
       </w:r>
     </w:p>
     <w:p>
@@ -17985,7 +17985,25 @@
         <w:jc w:val="left"/>
       </w:pPr>
       <w:r>
-        <w:t>80. Кнорринг, Г. М. Справочная книга для проектирования электрического освещения / Г. М. Кнорринг, И. М. Фадин, В. Н. Сидоров. – 2-е изд., перераб. и доп. – Санкт-Петербург : Энергоатомиздат, 1992. – 448 с. – Текст : непосредственный.</w:t>
+        <w:t>80. СП 9.13130.2009. Техника пожарная. Огнетушители. Требования к эксплуатации : свод правил : утвержден приказом МЧС России от 25.03.2009 № 179 : дата введения 2009-05-01. – Текст : электронный // Электронный фонд правовых и нормативно-технических документов : [сайт]. – URL: https://docs.cntd.ru/document/1200071152 (дата обращения: 08.10.2026).</w:t>
+      </w:r>
+    </w:p>
+    <w:p>
+      <w:pPr>
+        <w:ind w:firstLine="0"/>
+        <w:jc w:val="left"/>
+      </w:pPr>
+      <w:r>
+        <w:t>81. СП 1.13130.2020. Системы противопожарной защиты. Эвакуационные пути и выходы : свод правил : утвержден приказом МЧС России от 19.03.2020 № 194 : дата введения 2020-09-19. – Текст : электронный // Электронный фонд правовых и нормативно-технических документов : [сайт]. – URL: https://docs.cntd.ru/document/565248961 (дата обращения: 22.10.2026).</w:t>
+      </w:r>
+    </w:p>
+    <w:p>
+      <w:pPr>
+        <w:ind w:firstLine="0"/>
+        <w:jc w:val="left"/>
+      </w:pPr>
+      <w:r>
+        <w:t>82. Кнорринг, Г. М. Справочная книга для проектирования электрического освещения / Г. М. Кнорринг, И. М. Фадин, В. Н. Сидоров. – 2-е изд., перераб. и доп. – Санкт-Петербург : Энергоатомиздат, 1992. – 448 с. – Текст : непосредственный.</w:t>
       </w:r>
     </w:p>
     <w:sectPr>
@@ -17995,7 +18013,7 @@
       <w:pgMar w:top="1134" w:right="850" w:bottom="1417" w:left="1701" w:header="283" w:footer="283" w:gutter="0"/>
       <w:cols w:space="720"/>
       <w:docGrid w:linePitch="360"/>
-      <w:pgNumType w:start="94"/>
+      <w:pgNumType w:start="95"/>
     </w:sectPr>
   </w:body>
 </w:document>
@@ -19658,7 +19676,7 @@
               <w:sz w:val="18"/>
               <w:szCs w:val="18"/>
             </w:rPr>
-            <w:t xml:space="preserve">106</w:t>
+            <w:t xml:space="preserve">108</w:t>
           </w:r>
         </w:p>
       </w:tc>

--- a/docs/vkr/Osnovnaya_chast_HaLow.docx
+++ b/docs/vkr/Osnovnaya_chast_HaLow.docx
@@ -587,7 +587,7 @@
         </w:rPr>
         <w:t>5.3 Оценка условий труда по эргономическим параметрам</w:t>
         <w:tab/>
-        <w:t>85</w:t>
+        <w:t>84</w:t>
       </w:r>
     </w:p>
     <w:p>
@@ -655,7 +655,7 @@
         </w:rPr>
         <w:t>5.7 Выводы</w:t>
         <w:tab/>
-        <w:t>93</w:t>
+        <w:t>92</w:t>
       </w:r>
     </w:p>
     <w:p>
@@ -672,7 +672,7 @@
         </w:rPr>
         <w:t>Заключение</w:t>
         <w:tab/>
-        <w:t>95</w:t>
+        <w:t>94</w:t>
       </w:r>
     </w:p>
     <w:p>
@@ -689,7 +689,7 @@
         </w:rPr>
         <w:t>Список использованных источников</w:t>
         <w:tab/>
-        <w:t>98</w:t>
+        <w:t>97</w:t>
       </w:r>
     </w:p>
     <w:p>
@@ -880,7 +880,7 @@
         <w:t xml:space="preserve">Пояснительная записка состоит из введения, пяти глав, заключения и списка использованных источников. В первой главе выполнен сравнительный анализ Wi-Fi HaLow с другими вариантами канала связи с БПЛА, во второй — обоснование эксперимента, его методика, выбор и настройка средств, в третьей приведены результаты серии экспериментов и сравнение с другими протоколами. Четвёртая глава содержит экономическую часть, пятая — раздел охраны труда и окружающей среды. В заключении сформулированы основные результаты и предложения по интеграции разработанных решений в существующие модели БПЛА. </w:t>
       </w:r>
       <w:r>
-        <w:t>Пояснительная записка: 108 с., 14 рис., 40 табл., 82 источн.</w:t>
+        <w:t>Пояснительная записка: 107 с., 14 рис., 40 табл., 82 источн.</w:t>
       </w:r>
     </w:p>
     <w:p>
@@ -18013,7 +18013,7 @@
       <w:pgMar w:top="1134" w:right="850" w:bottom="1417" w:left="1701" w:header="283" w:footer="283" w:gutter="0"/>
       <w:cols w:space="720"/>
       <w:docGrid w:linePitch="360"/>
-      <w:pgNumType w:start="95"/>
+      <w:pgNumType w:start="94"/>
     </w:sectPr>
   </w:body>
 </w:document>
@@ -19676,7 +19676,7 @@
               <w:sz w:val="18"/>
               <w:szCs w:val="18"/>
             </w:rPr>
-            <w:t xml:space="preserve">108</w:t>
+            <w:t xml:space="preserve">107</w:t>
           </w:r>
         </w:p>
       </w:tc>

--- a/docs/vkr/Osnovnaya_chast_HaLow.docx
+++ b/docs/vkr/Osnovnaya_chast_HaLow.docx
@@ -264,7 +264,7 @@
         </w:rPr>
         <w:t>2.7 Выводы</w:t>
         <w:tab/>
-        <w:t>31</w:t>
+        <w:t>32</w:t>
       </w:r>
     </w:p>
     <w:p>
@@ -281,7 +281,7 @@
         </w:rPr>
         <w:t>3 Серия экспериментов на платформе LilyGO T-HaLow и сравнение с другими протоколами</w:t>
         <w:tab/>
-        <w:t>32</w:t>
+        <w:t>34</w:t>
       </w:r>
     </w:p>
     <w:p>
@@ -298,7 +298,7 @@
         </w:rPr>
         <w:t>3.1 Условия испытаний</w:t>
         <w:tab/>
-        <w:t>32</w:t>
+        <w:t>34</w:t>
       </w:r>
     </w:p>
     <w:p>
@@ -315,7 +315,7 @@
         </w:rPr>
         <w:t>3.2 Влияние полосы приёма (лабораторный этап)</w:t>
         <w:tab/>
-        <w:t>32</w:t>
+        <w:t>34</w:t>
       </w:r>
     </w:p>
     <w:p>
@@ -332,7 +332,7 @@
         </w:rPr>
         <w:t>3.3 Пропускная способность платформы и ограничивающее звено</w:t>
         <w:tab/>
-        <w:t>34</w:t>
+        <w:t>36</w:t>
       </w:r>
     </w:p>
     <w:p>
@@ -349,7 +349,7 @@
         </w:rPr>
         <w:t>3.4 Доработки канала передачи видео и итоговые результаты</w:t>
         <w:tab/>
-        <w:t>38</w:t>
+        <w:t>40</w:t>
       </w:r>
     </w:p>
     <w:p>
@@ -366,7 +366,7 @@
         </w:rPr>
         <w:t>3.5 Искажения изображения камеры, наводка передатчика и выбор мощности</w:t>
         <w:tab/>
-        <w:t>44</w:t>
+        <w:t>46</w:t>
       </w:r>
     </w:p>
     <w:p>
@@ -383,7 +383,7 @@
         </w:rPr>
         <w:t>3.6 Оценка дальности: расчёт, измерение границы связи и опубликованные данные</w:t>
         <w:tab/>
-        <w:t>46</w:t>
+        <w:t>48</w:t>
       </w:r>
     </w:p>
     <w:p>
@@ -400,7 +400,7 @@
         </w:rPr>
         <w:t>3.7 Сравнение с IEEE 802.11 (Wi-Fi 2,4 и 5 ГГц) и LoRa</w:t>
         <w:tab/>
-        <w:t>50</w:t>
+        <w:t>52</w:t>
       </w:r>
     </w:p>
     <w:p>
@@ -417,7 +417,7 @@
         </w:rPr>
         <w:t>3.8 Выводы</w:t>
         <w:tab/>
-        <w:t>57</w:t>
+        <w:t>59</w:t>
       </w:r>
     </w:p>
     <w:p>
@@ -434,7 +434,7 @@
         </w:rPr>
         <w:t>4 Экономическая часть</w:t>
         <w:tab/>
-        <w:t>59</w:t>
+        <w:t>61</w:t>
       </w:r>
     </w:p>
     <w:p>
@@ -451,7 +451,7 @@
         </w:rPr>
         <w:t>4.1 Оценка целесообразности проведения исследования</w:t>
         <w:tab/>
-        <w:t>60</w:t>
+        <w:t>62</w:t>
       </w:r>
     </w:p>
     <w:p>
@@ -468,7 +468,7 @@
         </w:rPr>
         <w:t>4.2 Планирование разработки</w:t>
         <w:tab/>
-        <w:t>63</w:t>
+        <w:t>65</w:t>
       </w:r>
     </w:p>
     <w:p>
@@ -485,7 +485,7 @@
         </w:rPr>
         <w:t>4.3 Определение затрат, себестоимости и цены разработки</w:t>
         <w:tab/>
-        <w:t>66</w:t>
+        <w:t>68</w:t>
       </w:r>
     </w:p>
     <w:p>
@@ -502,7 +502,7 @@
         </w:rPr>
         <w:t>4.4 Определение и оценка основных показателей экономической эффективности</w:t>
         <w:tab/>
-        <w:t>70</w:t>
+        <w:t>72</w:t>
       </w:r>
     </w:p>
     <w:p>
@@ -519,7 +519,7 @@
         </w:rPr>
         <w:t>4.5 Выводы</w:t>
         <w:tab/>
-        <w:t>72</w:t>
+        <w:t>74</w:t>
       </w:r>
     </w:p>
     <w:p>
@@ -536,7 +536,7 @@
         </w:rPr>
         <w:t>5 Охрана труда и окружающей среды</w:t>
         <w:tab/>
-        <w:t>74</w:t>
+        <w:t>76</w:t>
       </w:r>
     </w:p>
     <w:p>
@@ -553,7 +553,7 @@
         </w:rPr>
         <w:t>5.1 Введение</w:t>
         <w:tab/>
-        <w:t>74</w:t>
+        <w:t>76</w:t>
       </w:r>
     </w:p>
     <w:p>
@@ -570,7 +570,7 @@
         </w:rPr>
         <w:t>5.2 Оценка условий труда</w:t>
         <w:tab/>
-        <w:t>76</w:t>
+        <w:t>78</w:t>
       </w:r>
     </w:p>
     <w:p>
@@ -587,7 +587,7 @@
         </w:rPr>
         <w:t>5.3 Оценка условий труда по эргономическим параметрам</w:t>
         <w:tab/>
-        <w:t>84</w:t>
+        <w:t>86</w:t>
       </w:r>
     </w:p>
     <w:p>
@@ -604,7 +604,7 @@
         </w:rPr>
         <w:t>5.4 Оценка помещения по электроопасности</w:t>
         <w:tab/>
-        <w:t>87</w:t>
+        <w:t>89</w:t>
       </w:r>
     </w:p>
     <w:p>
@@ -621,7 +621,7 @@
         </w:rPr>
         <w:t>5.5 Классификация помещения по пожароопасности</w:t>
         <w:tab/>
-        <w:t>88</w:t>
+        <w:t>90</w:t>
       </w:r>
     </w:p>
     <w:p>
@@ -638,7 +638,7 @@
         </w:rPr>
         <w:t>5.6 Расчёт искусственного освещения</w:t>
         <w:tab/>
-        <w:t>89</w:t>
+        <w:t>91</w:t>
       </w:r>
     </w:p>
     <w:p>
@@ -655,7 +655,7 @@
         </w:rPr>
         <w:t>5.7 Выводы</w:t>
         <w:tab/>
-        <w:t>92</w:t>
+        <w:t>94</w:t>
       </w:r>
     </w:p>
     <w:p>
@@ -672,7 +672,7 @@
         </w:rPr>
         <w:t>Заключение</w:t>
         <w:tab/>
-        <w:t>94</w:t>
+        <w:t>96</w:t>
       </w:r>
     </w:p>
     <w:p>
@@ -689,7 +689,7 @@
         </w:rPr>
         <w:t>Список использованных источников</w:t>
         <w:tab/>
-        <w:t>97</w:t>
+        <w:t>99</w:t>
       </w:r>
     </w:p>
     <w:p>
@@ -880,7 +880,7 @@
         <w:t xml:space="preserve">Пояснительная записка состоит из введения, пяти глав, заключения и списка использованных источников. В первой главе выполнен сравнительный анализ Wi-Fi HaLow с другими вариантами канала связи с БПЛА, во второй — обоснование эксперимента, его методика, выбор и настройка средств, в третьей приведены результаты серии экспериментов и сравнение с другими протоколами. Четвёртая глава содержит экономическую часть, пятая — раздел охраны труда и окружающей среды. В заключении сформулированы основные результаты и предложения по интеграции разработанных решений в существующие модели БПЛА. </w:t>
       </w:r>
       <w:r>
-        <w:t>Пояснительная записка: 107 с., 14 рис., 40 табл., 82 источн.</w:t>
+        <w:t>Пояснительная записка: 109 с., 15 рис., 40 табл., 82 источн.</w:t>
       </w:r>
     </w:p>
     <w:p>
@@ -7973,6 +7973,67 @@
       </w:r>
     </w:p>
     <w:p>
+      <w:r>
+        <w:t xml:space="preserve">Окно программы просмотра показано на рисунке </w:t>
+      </w:r>
+      <w:r>
+        <w:t>2.3</w:t>
+      </w:r>
+      <w:r>
+        <w:t>. Вверху слева — принимаемое видео 480 × 320, справа — показатели приёмника: частота видеокадров, принятая и полезная скорость, размер видеокадра, число показанных и потерянных видеокадров, потери фрагментов и число видеокадров, восстановленных помехоустойчивым кодом и досылкой. Ниже — показатели борта из журнала камеры, переданного по радиоканалу: мощность передатчика, SNR в обе стороны, RSSI, модуляция и её нижняя граница, PER, качество сжатия, задержка подтверждения; внизу — строки самого журнала.</w:t>
+      </w:r>
+    </w:p>
+    <w:p>
+      <w:pPr>
+        <w:keepNext/>
+        <w:ind w:firstLine="0"/>
+        <w:jc w:val="center"/>
+      </w:pPr>
+      <w:r>
+        <w:drawing>
+          <wp:inline xmlns:a="http://schemas.openxmlformats.org/drawingml/2006/main" xmlns:pic="http://schemas.openxmlformats.org/drawingml/2006/picture">
+            <wp:extent cx="5940000" cy="4489996"/>
+            <wp:docPr id="4" name="Picture 4"/>
+            <wp:cNvGraphicFramePr>
+              <a:graphicFrameLocks noChangeAspect="1"/>
+            </wp:cNvGraphicFramePr>
+            <a:graphic>
+              <a:graphicData uri="http://schemas.openxmlformats.org/drawingml/2006/picture">
+                <pic:pic>
+                  <pic:nvPicPr>
+                    <pic:cNvPr id="0" name="fig_viewer.png"/>
+                    <pic:cNvPicPr/>
+                  </pic:nvPicPr>
+                  <pic:blipFill>
+                    <a:blip r:embed="rId13"/>
+                    <a:stretch>
+                      <a:fillRect/>
+                    </a:stretch>
+                  </pic:blipFill>
+                  <pic:spPr>
+                    <a:xfrm>
+                      <a:off x="0" y="0"/>
+                      <a:ext cx="5940000" cy="4489996"/>
+                    </a:xfrm>
+                    <a:prstGeom prst="rect"/>
+                  </pic:spPr>
+                </pic:pic>
+              </a:graphicData>
+            </a:graphic>
+          </wp:inline>
+        </w:drawing>
+      </w:r>
+    </w:p>
+    <w:p>
+      <w:pPr>
+        <w:ind w:firstLine="0"/>
+        <w:jc w:val="center"/>
+      </w:pPr>
+      <w:r>
+        <w:t>Рисунок 2.3 – Окно программы просмотра halow_viewer.py</w:t>
+      </w:r>
+    </w:p>
+    <w:p>
       <w:pPr>
         <w:pStyle w:val="Heading2"/>
       </w:pPr>
@@ -8832,7 +8893,7 @@
         <w:drawing>
           <wp:inline xmlns:a="http://schemas.openxmlformats.org/drawingml/2006/main" xmlns:pic="http://schemas.openxmlformats.org/drawingml/2006/picture">
             <wp:extent cx="5940000" cy="3389253"/>
-            <wp:docPr id="4" name="Picture 4"/>
+            <wp:docPr id="5" name="Picture 5"/>
             <wp:cNvGraphicFramePr>
               <a:graphicFrameLocks noChangeAspect="1"/>
             </wp:cNvGraphicFramePr>
@@ -8844,7 +8905,7 @@
                     <pic:cNvPicPr/>
                   </pic:nvPicPr>
                   <pic:blipFill>
-                    <a:blip r:embed="rId13"/>
+                    <a:blip r:embed="rId14"/>
                     <a:stretch>
                       <a:fillRect/>
                     </a:stretch>
@@ -9941,7 +10002,7 @@
         <w:drawing>
           <wp:inline xmlns:a="http://schemas.openxmlformats.org/drawingml/2006/main" xmlns:pic="http://schemas.openxmlformats.org/drawingml/2006/picture">
             <wp:extent cx="5760000" cy="2398486"/>
-            <wp:docPr id="5" name="Picture 5"/>
+            <wp:docPr id="6" name="Picture 6"/>
             <wp:cNvGraphicFramePr>
               <a:graphicFrameLocks noChangeAspect="1"/>
             </wp:cNvGraphicFramePr>
@@ -9953,7 +10014,7 @@
                     <pic:cNvPicPr/>
                   </pic:nvPicPr>
                   <pic:blipFill>
-                    <a:blip r:embed="rId14"/>
+                    <a:blip r:embed="rId15"/>
                     <a:stretch>
                       <a:fillRect/>
                     </a:stretch>
@@ -11062,7 +11123,7 @@
         <w:t xml:space="preserve">Контрольный опыт. </w:t>
       </w:r>
       <w:r>
-        <w:t>Опыт длительностью 282 с выполнен на трассе 5 м через стену с итоговой версией программ. Получено: полезная скорость в среднем 1028 кбит/с (медиана посекундных значений — 1024 кбит/с), 5,6 видеокадра в секунду; показано 1572 видеокадра, потеряно 16 (1,0 %), досылкой восстановлено 35; потери фрагментов после повторов MAC — 1,2 %. Мощность передатчика 1 дБм, уровень сигнала −50 дБм, SNR 36 дБ, нижняя граница модуляции держалась на MCS 4, PER — 68 % (медианы), RTT в среднем 0,42 с. Среднее значение задержки сглаживает выбросы, поэтому отдельно приведён разброс: в каждом отчёте модуля (около 2 с) самый быстрый видеокадр подтверждался за 0,06–0,18 с, самый медленный — в 9 из 10 отчётов не дольше 0,8 с, наибольшая задержка за опыт — 1,46 с. Уровень сигнала −50 дБм получен при мощности передатчика 1 дБм: регулятор снижает мощность, пока запас избыточен, поэтому сам уровень сигнала зависит от мощности, а о трассе говорят потери на ней — 51 дБ — и запас до чувствительности приёмника — около 50 дБ. Фрагмент журнала — в таблице 2.4.</w:t>
+        <w:t>Опыт длительностью 282 с выполнен на трассе 5 м через стену с итоговой версией программ. Получено: полезная скорость в среднем 1028 кбит/с (медиана посекундных значений — 1024 кбит/с), 5,6 видеокадра в секунду; показано 1572 видеокадра, потеряно 16 (1,0 %), досылкой восстановлено 35; потери фрагментов после повторов MAC — 1,2 %. Мощность передатчика 1 дБм, уровень сигнала −50 дБм, SNR 36 дБ, нижняя граница модуляции держалась на MCS 4, PER — 68 % (медианы), RTT в среднем 0,42 с. Среднее значение задержки сглаживает выбросы, поэтому отдельно приведён разброс: в каждом отчёте модуля (около 2 с) самый быстрый видеокадр подтверждался за 0,06–0,18 с, самый медленный — в 9 из 10 отчётов не дольше 0,8 с, наибольшая задержка за опыт — 1,46 с. Уровень сигнала −50 дБм получен при мощности передатчика 1 дБм: регулятор снижает мощность, пока запас избыточен, поэтому сам уровень сигнала зависит от мощности, а о трассе говорят потери на ней — 51 дБ — и запас до чувствительности приёмника — около 50 дБ. Фрагмент журнала — в таблице 2.4, окно программы просмотра — на рисунке 2.3.</w:t>
       </w:r>
     </w:p>
     <w:p>
@@ -16015,7 +16076,7 @@
         <w:drawing>
           <wp:inline xmlns:a="http://schemas.openxmlformats.org/drawingml/2006/main" xmlns:pic="http://schemas.openxmlformats.org/drawingml/2006/picture">
             <wp:extent cx="5760000" cy="3963392"/>
-            <wp:docPr id="6" name="Picture 6"/>
+            <wp:docPr id="7" name="Picture 7"/>
             <wp:cNvGraphicFramePr>
               <a:graphicFrameLocks noChangeAspect="1"/>
             </wp:cNvGraphicFramePr>
@@ -16027,7 +16088,7 @@
                     <pic:cNvPicPr/>
                   </pic:nvPicPr>
                   <pic:blipFill>
-                    <a:blip r:embed="rId15"/>
+                    <a:blip r:embed="rId16"/>
                     <a:stretch>
                       <a:fillRect/>
                     </a:stretch>
@@ -16082,7 +16143,7 @@
         <w:drawing>
           <wp:inline xmlns:a="http://schemas.openxmlformats.org/drawingml/2006/main" xmlns:pic="http://schemas.openxmlformats.org/drawingml/2006/picture">
             <wp:extent cx="5760000" cy="4668339"/>
-            <wp:docPr id="7" name="Picture 7"/>
+            <wp:docPr id="8" name="Picture 8"/>
             <wp:cNvGraphicFramePr>
               <a:graphicFrameLocks noChangeAspect="1"/>
             </wp:cNvGraphicFramePr>
@@ -16094,7 +16155,7 @@
                     <pic:cNvPicPr/>
                   </pic:nvPicPr>
                   <pic:blipFill>
-                    <a:blip r:embed="rId16"/>
+                    <a:blip r:embed="rId17"/>
                     <a:stretch>
                       <a:fillRect/>
                     </a:stretch>
@@ -16143,7 +16204,7 @@
         <w:drawing>
           <wp:inline xmlns:a="http://schemas.openxmlformats.org/drawingml/2006/main" xmlns:pic="http://schemas.openxmlformats.org/drawingml/2006/picture">
             <wp:extent cx="4320000" cy="2587404"/>
-            <wp:docPr id="8" name="Picture 8"/>
+            <wp:docPr id="9" name="Picture 9"/>
             <wp:cNvGraphicFramePr>
               <a:graphicFrameLocks noChangeAspect="1"/>
             </wp:cNvGraphicFramePr>
@@ -16155,7 +16216,7 @@
                     <pic:cNvPicPr/>
                   </pic:nvPicPr>
                   <pic:blipFill>
-                    <a:blip r:embed="rId17"/>
+                    <a:blip r:embed="rId18"/>
                     <a:stretch>
                       <a:fillRect/>
                     </a:stretch>
@@ -16210,7 +16271,7 @@
         <w:drawing>
           <wp:inline xmlns:a="http://schemas.openxmlformats.org/drawingml/2006/main" xmlns:pic="http://schemas.openxmlformats.org/drawingml/2006/picture">
             <wp:extent cx="5040000" cy="3097895"/>
-            <wp:docPr id="9" name="Picture 9"/>
+            <wp:docPr id="10" name="Picture 10"/>
             <wp:cNvGraphicFramePr>
               <a:graphicFrameLocks noChangeAspect="1"/>
             </wp:cNvGraphicFramePr>
@@ -16222,7 +16283,7 @@
                     <pic:cNvPicPr/>
                   </pic:nvPicPr>
                   <pic:blipFill>
-                    <a:blip r:embed="rId18"/>
+                    <a:blip r:embed="rId19"/>
                     <a:stretch>
                       <a:fillRect/>
                     </a:stretch>
@@ -17148,9 +17209,9 @@
       <w:pPr>
         <w:sectPr>
           <w:footerReference w:type="default" r:id="rId9"/>
-          <w:headerReference w:type="default" r:id="rId19"/>
-          <w:headerReference w:type="first" r:id="rId20"/>
-          <w:footerReference w:type="first" r:id="rId21"/>
+          <w:headerReference w:type="default" r:id="rId20"/>
+          <w:headerReference w:type="first" r:id="rId21"/>
+          <w:footerReference w:type="first" r:id="rId22"/>
           <w:pgSz w:w="11906" w:h="16838"/>
           <w:pgMar w:top="1134" w:right="850" w:bottom="1417" w:left="1701" w:header="283" w:footer="283" w:gutter="0"/>
           <w:cols w:space="720"/>
@@ -18007,13 +18068,13 @@
       </w:r>
     </w:p>
     <w:sectPr>
-      <w:headerReference w:type="default" r:id="rId22"/>
-      <w:footerReference w:type="default" r:id="rId23"/>
+      <w:headerReference w:type="default" r:id="rId23"/>
+      <w:footerReference w:type="default" r:id="rId24"/>
       <w:pgSz w:w="11906" w:h="16838"/>
       <w:pgMar w:top="1134" w:right="850" w:bottom="1417" w:left="1701" w:header="283" w:footer="283" w:gutter="0"/>
       <w:cols w:space="720"/>
       <w:docGrid w:linePitch="360"/>
-      <w:pgNumType w:start="94"/>
+      <w:pgNumType w:start="96"/>
     </w:sectPr>
   </w:body>
 </w:document>
@@ -19676,7 +19737,7 @@
               <w:sz w:val="18"/>
               <w:szCs w:val="18"/>
             </w:rPr>
-            <w:t xml:space="preserve">107</w:t>
+            <w:t xml:space="preserve">109</w:t>
           </w:r>
         </w:p>
       </w:tc>

--- a/docs/vkr/Osnovnaya_chast_HaLow.docx
+++ b/docs/vkr/Osnovnaya_chast_HaLow.docx
@@ -10835,7 +10835,7 @@
               <w:rPr>
                 <w:sz w:val="22"/>
               </w:rPr>
-              <w:t>−53 дБм; 36 дБ (медианы) при мощности 1 дБм: потери на трассе 54 дБ, запас до чувствительности около 48 дБ</w:t>
+              <w:t>−53 дБм; 36 дБ (медианы): сигнал приёмника (14 дБм) у камеры, потери на трассе 67 дБ, запас до чувствительности около 48 дБ; камера при этом передаёт на 1 дБм</w:t>
             </w:r>
           </w:p>
         </w:tc>
@@ -11123,7 +11123,7 @@
         <w:t xml:space="preserve">Контрольный опыт. </w:t>
       </w:r>
       <w:r>
-        <w:t>Опыт длительностью 282 с выполнен на трассе 5 м через стену с итоговой версией программ. Получено: полезная скорость в среднем 1028 кбит/с (медиана посекундных значений — 1024 кбит/с), 5,6 видеокадра в секунду; показано 1572 видеокадра, потеряно 16 (1,0 %), досылкой восстановлено 35; потери фрагментов после повторов MAC — 1,2 %. Мощность передатчика 1 дБм, уровень сигнала −50 дБм, SNR 36 дБ, нижняя граница модуляции держалась на MCS 4, PER — 68 % (медианы), RTT в среднем 0,42 с. Среднее значение задержки сглаживает выбросы, поэтому отдельно приведён разброс: в каждом отчёте модуля (около 2 с) самый быстрый видеокадр подтверждался за 0,06–0,18 с, самый медленный — в 9 из 10 отчётов не дольше 0,8 с, наибольшая задержка за опыт — 1,46 с. Уровень сигнала −50 дБм получен при мощности передатчика 1 дБм: регулятор снижает мощность, пока запас избыточен, поэтому сам уровень сигнала зависит от мощности, а о трассе говорят потери на ней — 51 дБ — и запас до чувствительности приёмника — около 50 дБ. Фрагмент журнала — в таблице 2.4, окно программы просмотра — на рисунке 2.3.</w:t>
+        <w:t>Опыт длительностью 282 с выполнен на трассе 5 м через стену с итоговой версией программ. Получено: полезная скорость в среднем 1028 кбит/с (медиана посекундных значений — 1024 кбит/с), 5,6 видеокадра в секунду; показано 1572 видеокадра, потеряно 16 (1,0 %), досылкой восстановлено 35; потери фрагментов после повторов MAC — 1,2 %. Мощность передатчика 1 дБм, уровень сигнала −50 дБм, SNR 36 дБ, нижняя граница модуляции держалась на MCS 4, PER — 68 % (медианы), RTT в среднем 0,42 с. Среднее значение задержки сглаживает выбросы, поэтому отдельно приведён разброс: в каждом отчёте модуля (около 2 с) самый быстрый видеокадр подтверждался за 0,06–0,18 с, самый медленный — в 9 из 10 отчётов не дольше 0,8 с, наибольшая задержка за опыт — 1,46 с. Уровень сигнала −50 дБм — это сигнал приёмника, передающего на 14 дБм, у камеры, поэтому потери на трассе — 64 дБ, а запас до чувствительности — около 50 дБ. Сама камера передаёт при этом на 1 дБм: регулятор снижает мощность, пока запас избыточен. Фрагмент журнала — в таблице 2.4, окно программы просмотра — на рисунке 2.3.</w:t>
       </w:r>
     </w:p>
     <w:p>

--- a/docs/vkr/Osnovnaya_chast_HaLow.docx
+++ b/docs/vkr/Osnovnaya_chast_HaLow.docx
@@ -5081,7 +5081,7 @@
     </w:p>
     <w:p>
       <w:r>
-        <w:t>Во-первых, модели распространения дают не одно значение, а диапазон. Для городской застройки показатель затухания n = 2,7–3,5 [6], и при одних и тех же допустимых потерях — 105 дБ у Wi-Fi HaLow на 650 кбит/с — дальность получается от 130 до 540 м, тогда как в свободном пространстве (n = 2) — 4,9 км. Две модели, предложенные специально для IEEE 802.11ah, на 1 км расходятся на 12 дБ [27], и ни одна не выведена для антенн у земли. Если взять верхнюю и нижнюю границы затенения, ответ «связь будет где-то между» верен, но для выбора канала бесполезен: границы расходятся в разы. Какое значение подходит для конкретной платформы и трассы, показывает только измерение. Даже на одной и той же трассе 5 м через стену канал заметно меняется: отношение сигнал/шум за пять минут колебалось от 24 до 40 дБ, а скорость в разное время суток различалась в 2–3 раза.</w:t>
+        <w:t>Во-первых, модели распространения дают не одно значение, а диапазон. Для городской застройки показатель затухания n = 2,7–3,5 [6], и при одних и тех же допустимых потерях — 105 дБ у Wi-Fi HaLow на 650 кбит/с — дальность при опорном расстоянии d₀ = 1 м (потери до него — как в свободном пространстве) получается от 130 до 540 м, тогда как в свободном пространстве (n = 2) — 4,9 км. Две модели, предложенные специально для IEEE 802.11ah, на 1 км расходятся на 12 дБ [27], и ни одна не выведена для антенн у земли. Если взять верхнюю и нижнюю границы затенения, ответ «связь будет где-то между» верен, но для выбора канала бесполезен: границы расходятся в разы. Какое значение подходит для конкретной платформы и трассы, показывает только измерение. Даже на одной и той же трассе 5 м через стену канал заметно меняется: отношение сигнал/шум за пять минут колебалось от 24 до 40 дБ, а скорость в разное время суток различалась в 2–3 раза.</w:t>
       </w:r>
     </w:p>
     <w:p>
@@ -10835,7 +10835,7 @@
               <w:rPr>
                 <w:sz w:val="22"/>
               </w:rPr>
-              <w:t>−53 дБм; 36 дБ (медианы): сигнал приёмника (14 дБм) у камеры, потери на трассе 67 дБ, запас до чувствительности около 48 дБ; камера при этом передаёт на 1 дБм</w:t>
+              <w:t>сигнал приёмника (14 дБм) у камеры −53 дБм: потери на трассе 67 дБ, запас до чувствительности около 48 дБ; приёмник слышит камеру, передающую на 1 дБм, с отношением сигнал/шум 36 дБ (медианы)</w:t>
             </w:r>
           </w:p>
         </w:tc>
@@ -11123,7 +11123,7 @@
         <w:t xml:space="preserve">Контрольный опыт. </w:t>
       </w:r>
       <w:r>
-        <w:t>Опыт длительностью 282 с выполнен на трассе 5 м через стену с итоговой версией программ. Получено: полезная скорость в среднем 1028 кбит/с (медиана посекундных значений — 1024 кбит/с), 5,6 видеокадра в секунду; показано 1572 видеокадра, потеряно 16 (1,0 %), досылкой восстановлено 35; потери фрагментов после повторов MAC — 1,2 %. Мощность передатчика 1 дБм, уровень сигнала −50 дБм, SNR 36 дБ, нижняя граница модуляции держалась на MCS 4, PER — 68 % (медианы), RTT в среднем 0,42 с. Среднее значение задержки сглаживает выбросы, поэтому отдельно приведён разброс: в каждом отчёте модуля (около 2 с) самый быстрый видеокадр подтверждался за 0,06–0,18 с, самый медленный — в 9 из 10 отчётов не дольше 0,8 с, наибольшая задержка за опыт — 1,46 с. Уровень сигнала −50 дБм — это сигнал приёмника, передающего на 14 дБм, у камеры, поэтому потери на трассе — 64 дБ, а запас до чувствительности — около 50 дБ. Сама камера передаёт при этом на 1 дБм: регулятор снижает мощность, пока запас избыточен. Фрагмент журнала — в таблице 2.4, окно программы просмотра — на рисунке 2.3.</w:t>
+        <w:t>Опыт длительностью 282 с выполнен на трассе 5 м через стену с итоговой версией программ. Получено: полезная скорость в среднем 1028 кбит/с (медиана посекундных значений — 1024 кбит/с), 5,6 видеокадра в секунду; показано 1572 видеокадра, потеряно 16 (1,0 %), досылкой восстановлено 35; потери фрагментов после повторов MAC — 1,2 %. Мощность передатчика камеры 1 дБм, сигнал приёмника у камеры −50 дБм, приёмник слышит камеру с SNR 36 дБ, нижняя граница модуляции держалась на MCS 4, PER — 68 % (медианы), RTT в среднем 0,42 с. Среднее значение задержки сглаживает выбросы, поэтому отдельно приведён разброс: в каждом отчёте модуля (около 2 с) самый быстрый видеокадр подтверждался за 0,06–0,18 с, самый медленный — в 9 из 10 отчётов не дольше 0,8 с, наибольшая задержка за опыт — 1,46 с. Уровень сигнала −50 дБм — это сигнал приёмника, передающего на 14 дБм, у камеры, поэтому потери на трассе — 64 дБ, а запас до чувствительности — около 50 дБ. Сама камера передаёт при этом на 1 дБм: регулятор снижает мощность, пока запас избыточен. Фрагмент журнала — в таблице 2.4, окно программы просмотра — на рисунке 2.3.</w:t>
       </w:r>
     </w:p>
     <w:p>
@@ -14341,7 +14341,7 @@
     </w:p>
     <w:p>
       <w:r>
-        <w:t>На 300 и 600 м измеренный уровень сигнала при принятом допущении об антеннах совпадает с расчётом для свободного пространства в пределах 2 дБ, то есть на этих трассах прямой видимости показатель затухания близок к 2. На 1200 м над водой уровень на 6–8 дБ выше расчёта, а скорость зависела от высоты антенны принимающего узла: 4,0–4,1 Мбит/с, когда антенна была опущена к воде, и 6,5–6,6 Мбит/с, когда поднята (высоты в руководстве не указаны), — прямое подтверждение вывода о высоте антенн. Эти скорости выше полученных на стенде, потому что производитель мерил при +20 дБм и, по всей видимости, в канале 8 МГц. Пересчёт на нормы Российской Федерации: снижение мощности с 20 до 14 дБм (на 6 дБ) вдвое сокращает дальность в свободном пространстве, то есть 1200 м паспорта соответствуют около 600 м при той же скорости. Там же производитель приводит данные для цепочки с промежуточным узлом-ретранслятором, которым можно продлить связь с БПЛА: ретранслятор вдвое снижает поток и вдвое увеличивает задержку [28]. Собственная точка стенда — трасса 5 м через стену, вне прямой видимости: уровень сигнала −53 дБм при отношении сигнал/шум 36 дБ.</w:t>
+        <w:t>На 300 и 600 м измеренный уровень сигнала при принятом допущении об антеннах совпадает с расчётом для свободного пространства в пределах 2 дБ, то есть на этих трассах прямой видимости показатель затухания близок к 2. На 1200 м над водой уровень на 6–8 дБ выше расчёта, а скорость зависела от высоты антенны принимающего узла: 4,0–4,1 Мбит/с, когда антенна была опущена к воде, и 6,5–6,6 Мбит/с, когда поднята (высоты в руководстве не указаны), — прямое подтверждение вывода о высоте антенн. Эти скорости выше полученных на стенде, потому что производитель мерил при +20 дБм и, по всей видимости, в канале 8 МГц. Пересчёт на нормы Российской Федерации: снижение мощности с 20 до 14 дБм (на 6 дБ) вдвое сокращает дальность в свободном пространстве, то есть 1200 м паспорта соответствуют около 600 м при той же скорости. Там же производитель приводит данные для цепочки с промежуточным узлом-ретранслятором, которым можно продлить связь с БПЛА: ретранслятор вдвое снижает поток и вдвое увеличивает задержку [28]. Собственная точка стенда — трасса 5 м через стену, вне прямой видимости: сигнал приёмника у камеры −53 дБм, а приёмник слышит камеру с отношением сигнал/шум 36 дБ.</w:t>
       </w:r>
     </w:p>
     <w:p>
@@ -17192,7 +17192,7 @@
     </w:p>
     <w:p>
       <w:r>
-        <w:t>5. По критериям задания на трассе 5 м через стену: уровень сигнала −53 дБм при отношении сигнал/шум 36 дБ, задержка по квитанции в медиане 0,34–0,50 с, потери видеокадров 1,4 %. Доля неудачных попыток передачи модуля (PER) при этом 50–67 %: в неё входят все повторы и попытки без подтверждения, а не потерянные данные (подраздел 3.4).</w:t>
+        <w:t>5. По критериям задания на трассе 5 м через стену: сигнал приёмника у камеры −53 дБм, приёмник слышит камеру с отношением сигнал/шум 36 дБ, задержка по квитанции в медиане 0,34–0,50 с, потери видеокадров 1,4 %. Доля неудачных попыток передачи модуля (PER) при этом 50–67 %: в неё входят все повторы и попытки без подтверждения, а не потерянные данные (подраздел 3.4).</w:t>
       </w:r>
     </w:p>
     <w:p>

--- a/docs/vkr/Osnovnaya_chast_HaLow.docx
+++ b/docs/vkr/Osnovnaya_chast_HaLow.docx
@@ -1368,7 +1368,7 @@
         <w:t xml:space="preserve">Регулирование. </w:t>
       </w:r>
       <w:r>
-        <w:t>В России диапазон 868 МГц открыт без лицензии для устройств любого назначения: решение ГКРЧ от 07.05.2007 № 07-20-03-001 [15], полоса 866–868 МГц добавлена решением ГКРЧ № 18-46-03-1 [23]. Условия для этой полосы: эффективная излучаемая мощность (ЭИМ) не более 25 мВт, то есть 14 дБм, а непрерывная передача допускается только с прослушиванием эфира перед излучением (LBT). Wi-Fi HaLow этому соответствует: станция передаёт, только убедившись, что канал свободен (механизм CSMA/CA). В полосу помещаются каналы шириной 1 и 2 МГц; в работе использован канал 2 МГц с центром 867,0 МГц при мощности на выходе модуля не более 14 дБм, штатные антенны плат сигнал заметно не усиливают. В пределах аэродромов диапазон применять запрещено, что для БПЛА существенно. Для Wi-Fi 2,4 ГГц то же решение разрешает до 100 мВт (20 дБм) эквивалентной изотропно излучаемой мощности (ЭИИМ) [15]; в этих единицах норма Wi-Fi HaLow составляет 16,15 дБм.</w:t>
+        <w:t>В России диапазон 868 МГц открыт без лицензии для устройств любого назначения: решение ГКРЧ от 07.05.2007 № 07-20-03-001 [15], полоса 866–868 МГц добавлена решением ГКРЧ № 18-46-03-1 [23]. Условия для этой полосы: эффективная излучаемая мощность (ЭИМ) не более 25 мВт, то есть 14 дБм, а непрерывная передача допускается только с прослушиванием эфира перед излучением (LBT). Wi-Fi HaLow этому соответствует: станция передаёт, только убедившись, что канал свободен (механизм CSMA/CA). В полосу помещаются каналы шириной 1 и 2 МГц; в работе использован канал 2 МГц с центром 867,0 МГц при мощности на выходе модуля не более 14 дБм, штатные антенны плат сигнал заметно не усиливают. В пределах аэродромов диапазон применять запрещено, что для БПЛА существенно. Для Wi-Fi 2,4 ГГц то же решение разрешает до 100 мВт (20 дБм) эквивалентной изотропно излучаемой мощности (ЭИИМ) [15].</w:t>
       </w:r>
     </w:p>
     <w:p>
@@ -1614,7 +1614,7 @@
               <w:rPr>
                 <w:sz w:val="22"/>
               </w:rPr>
-              <w:t>25 мВт ЭИМ</w:t>
+              <w:t>25 мВт (14 дБм)</w:t>
             </w:r>
           </w:p>
         </w:tc>
@@ -1633,7 +1633,7 @@
               <w:rPr>
                 <w:sz w:val="22"/>
               </w:rPr>
-              <w:t>25 мВт ЭИМ (16,15 дБм ЭИИМ)</w:t>
+              <w:t>25 мВт (14 дБм)</w:t>
             </w:r>
           </w:p>
         </w:tc>
@@ -1652,7 +1652,7 @@
               <w:rPr>
                 <w:sz w:val="22"/>
               </w:rPr>
-              <w:t>100 мВт ЭИИМ</w:t>
+              <w:t>100 мВт (20 дБм)</w:t>
             </w:r>
           </w:p>
         </w:tc>
@@ -3130,7 +3130,7 @@
     </w:p>
     <w:p>
       <w:r>
-        <w:t xml:space="preserve">Кривые потерь для свободного пространства и двухлучевой модели в двухсегментном приближении (свободное пространство до точки излома, 40 дБ на декаду после неё) для наземных антенн и для антенны на борту БПЛА рассчитаны автором по приведённым формулам и показаны на рисунке </w:t>
+        <w:t xml:space="preserve">Кривые потерь для свободного пространства и двухлучевой модели в двухсегментном приближении (свободное пространство до точки излома, 40 дБ на декаду после неё; приближение даёт верхнюю оценку потерь: асимптотическая формула двухлучевой модели [6] на 1 км для антенн 1,5 / 1,5 м даёт на 10 дБ меньше, а разница между высотами антенн в обоих случаях около 30 дБ) для наземных антенн и для антенны на борту БПЛА рассчитаны автором по приведённым формулам и показаны на рисунке </w:t>
       </w:r>
       <w:r>
         <w:t>2.1</w:t>
@@ -7964,7 +7964,7 @@
     </w:p>
     <w:p>
       <w:r>
-        <w:t>4) Роли и протокол доступа. Модуль камеры работает точкой доступа, модуль приёмника — станцией (роль задаёт переключатель на плате); почему так, сказано выше. В роли точки доступа камера передаёт видео приёмнику один раз, адресно, с подтверждениями и повторами, и на её модуле работают регулятор мощности и нижняя граница модуляции (раздел 3.4). Обмен RTS/CTS — короткие кадры «запрос на передачу» и «разрешение на передачу», которыми передатчик перед длинной посылкой занимает эфир, чтобы её не перебили станции, не слышащие друг друга [5]. В сети из двух узлов таких станций нет, и обмен только тратит эфир; он выключен командой AT+SET_RTS=1000, что подняло скорость в 1,8–2,2 раза (раздел 3.4).</w:t>
+        <w:t>4) Роли и протокол доступа. Модуль камеры работает точкой доступа, модуль приёмника — станцией (роль задаёт переключатель на плате); почему так, сказано выше. В роли точки доступа камера передаёт видео приёмнику один раз, адресно, с подтверждениями и повторами, и на её модуле работают регулятор мощности и нижняя граница модуляции (раздел 3.4). Обмен RTS/CTS — короткие кадры «запрос на передачу» и «разрешение на передачу», которыми передатчик перед длинной посылкой занимает эфир, чтобы её не перебили станции, не слышащие друг друга [5]. В сети из двух узлов таких станций нет, и обмен только тратит эфир; он выключен командой AT+SET_RTS=1000, что подняло скорость в среднем в 1,8 раза (раздел 3.4).</w:t>
       </w:r>
     </w:p>
     <w:p>
@@ -7980,7 +7980,7 @@
         <w:t>2.3</w:t>
       </w:r>
       <w:r>
-        <w:t>. Вверху слева — принимаемое видео 480 × 320, справа — показатели приёмника: частота видеокадров, принятая и полезная скорость, размер видеокадра, число показанных и потерянных видеокадров, потери фрагментов и число видеокадров, восстановленных помехоустойчивым кодом и досылкой. Ниже — показатели борта из журнала камеры, переданного по радиоканалу: мощность передатчика, SNR в обе стороны, RSSI, модуляция и её нижняя граница, PER, качество сжатия, задержка подтверждения; внизу — строки самого журнала.</w:t>
+        <w:t xml:space="preserve"> (показатели итогового опыта, раздел 3.4). Вверху слева — принимаемое видео 480 × 320, справа — показатели приёмника: частота видеокадров, принятая и полезная скорость, размер видеокадра, число показанных и потерянных видеокадров, потери фрагментов и число видеокадров, восстановленных помехоустойчивым кодом и досылкой. Ниже — показатели борта из журнала камеры, переданного по радиоканалу: мощность передатчика, SNR в обе стороны, RSSI, модуляция и её нижняя граница, PER, качество сжатия, задержка подтверждения; внизу — строки самого журнала.</w:t>
       </w:r>
     </w:p>
     <w:p>
@@ -8058,7 +8058,7 @@
     </w:p>
     <w:p>
       <w:r>
-        <w:t>4. Выбрана плата LilyGO T-HaLow как самый дешёвый законченный узел; стенд из двух плат подготовлен и настроен в разрешённой конфигурации: канал шириной 2 МГц с центральной частотой 867 МГц, мощность не более 14 дБм.</w:t>
+        <w:t>4. Выбрана плата LilyGO T-HaLow — законченный узел с открытым комплектом разработки программы радиомодуля; стенд из двух плат подготовлен и настроен в разрешённой конфигурации: канал шириной 2 МГц с центральной частотой 867 МГц, мощность не более 14 дБм.</w:t>
       </w:r>
     </w:p>
     <w:p>
@@ -9874,7 +9874,7 @@
         <w:t xml:space="preserve">Кодер. </w:t>
       </w:r>
       <w:r>
-        <w:t>На лабораторном этапе программный кодер JPEG на одном ядре сжимал около 1,03 млн пикселей в секунду (видеокадр 42 240 пикселей за 41 мс). Скорость кодера в пикселях в секунду постоянна, поэтому повышение разрешения ничего не давало: кадр с вдвое большим числом пикселей сжимался вдвое дольше, кадров в секунду становилось вдвое меньше, а объём видео в секунду оставался прежним. Это ограничение снял другой кодер — esp_new_jpeg 1.0.2 на двух ядрах: он сжимает видеокадр 320 × 240 за 62–68 мс вместо около 150 мс у прежнего. Частоту видеокадров стал ограничивать сенсор, и это позволило перейти к разрешению 480 × 320 при той же скорости канала.</w:t>
+        <w:t>На лабораторном этапе программный кодер JPEG на одном ядре сжимал около 1,03 млн пикселей в секунду (видеокадр 42 240 пикселей за 41 мс). Скорость кодера в пикселях в секунду постоянна, поэтому повышение разрешения ничего не давало: кадр с вдвое большим числом пикселей сжимался вдвое дольше, кадров в секунду становилось вдвое меньше, а объём видео в секунду оставался прежним. Это ограничение снял другой кодер — esp_new_jpeg 1.0.2 на двух ядрах: он сжимает видеокадр 320 × 240 за 62–68 мс. Прежний кодер к тому времени работал с буферами во внешней памяти PSRAM, более медленной, чем внутренняя, и сжимал такой видеокадр около 150 мс, а не 75 мс, как следует из его лабораторной скорости. Частоту видеокадров стал ограничивать сенсор, и это позволило перейти к разрешению 480 × 320 при той же скорости канала.</w:t>
       </w:r>
     </w:p>
     <w:p>
@@ -9890,7 +9890,7 @@
     </w:p>
     <w:p>
       <w:r>
-        <w:t>Эфир при этом занят в основном повторами. Модуль отправляет кадры MAC пачками (агрегация), а приёмник подтверждает пачку одним общим ответом (блочное подтверждение). На 57 % пачек этот ответ до камеры не дошёл, и пачку пришлось повторять; доля неудачных попыток (PER) — 60 %, и чтобы доставить один байт видео, модуль в среднем передаёт в эфир 2,4 байта. Опыт с ограничением числа попыток передачи показал, что кадры действительно теряются в эфире: при одной попытке до приёмника не доходит 38 % фрагментов, при двух — 17,7 %, при заводских семи — 6,6 % при отношении сигнал/шум 26–36 дБ. Значит, потери идут в обе стороны: около трети первых передач не доходит до приёмника, и примерно у половины дошедших камера не слышит подтверждения.</w:t>
+        <w:t>Эфир при этом занят в основном повторами. Модуль отправляет кадры MAC пачками (агрегация), а приёмник подтверждает пачку одним общим ответом (блочное подтверждение). На 57 % пачек этот ответ до камеры не дошёл, и пачку пришлось повторять; доля неудачных попыток (PER) — 60 %, и чтобы доставить один байт видео, модуль в среднем передаёт в эфир 2,4 байта. Опыт с ограничением числа попыток передачи показал, что кадры действительно теряются в эфире: при одной попытке до приёмника не доходит 38 % фрагментов, при двух — 17,7 %, при заводских семи — 6,6 % при отношении сигнал/шум 26–36 дБ. Значит, потери идут в обе стороны: около трети первых передач не доходит до приёмника, и у трети–половины дошедших камера не слышит подтверждения.</w:t>
       </w:r>
     </w:p>
     <w:p>
@@ -9924,7 +9924,7 @@
         <w:t xml:space="preserve">Отказ от RTS/CTS. </w:t>
       </w:r>
       <w:r>
-        <w:t>Модуль перед каждой длинной посылкой обменивался с приёмником запросом и разрешением на передачу (RTS/CTS), а при большой доле повторов — и перед каждым повтором. В сети из двух узлов, слышащих друг друга, этот обмен — чистый расход эфира. Его выключение (AT+SET_RTS=1000) проверено в опыте из девяти этапов, в которых RTS/CTS попеременно включался и выключался при синтетическом потоке и при видео разного качества. Без RTS/CTS результат лучше на всех девяти этапах, а скорость выше в 1,8–2,2 раза: синтетический поток в среднем с 252 до 463 кбит/с (+84 %), видео с качеством 80 — с 282 до 618 кбит/с; задержка уменьшилась втрое.</w:t>
+        <w:t>Модуль перед каждой длинной посылкой обменивался с приёмником запросом и разрешением на передачу (RTS/CTS), а при большой доле повторов — и перед каждым повтором. В сети из двух узлов, слышащих друг друга, этот обмен — чистый расход эфира. Его выключение (AT+SET_RTS=1000) проверено в опыте из девяти этапов, в которых RTS/CTS попеременно включался и выключался при синтетическом потоке и при видео разного качества. Без RTS/CTS результат лучше на всех девяти этапах, а скорость выше в 1,1–2,6 раза: синтетический поток в среднем с 252 до 463 кбит/с (+84 %), видео с качеством 80 — с 282 до 618 кбит/с; задержка уменьшилась в 2,7–5,2 раза (у видео с качеством 80 — с 611 до 134 мс).</w:t>
       </w:r>
     </w:p>
     <w:p>
@@ -10050,7 +10050,7 @@
         <w:t xml:space="preserve">Нижняя граница модуляции по отношению сигнал/шум. </w:t>
       </w:r>
       <w:r>
-        <w:t>Заводская цепочка повторов опускает MCS на ступень за каждый повтор, вплоть до MCS 1, а повтор на MCS 1–3 занимает эфир в 1,5–4 раза дольше. Постоянная граница MCS 4 дала +19 % скорости, но сокращает дальность: где MCS 4 не проходит, связь оборвётся раньше. Поэтому граница перенесена во встроенную программу модуля (команда AT+MCSFLR) и ведётся по отношению сигнал/шум, усреднённому по нескольким последним отчётам модуля, чтобы единичный выброс не переключал границу: при SNR не ниже 22, 18, 14 и 10 дБ попытки не опускаются ниже MCS 4, 3, 2 и 1 соответственно, при пропадании связи граница снимается. Регулятор мощности держит SNR в коридоре 20–30 дБ, поэтому вблизи действует граница MCS 4. На дальности мощность достигает предела 14 дБм, SNR падает, и граница снимается: там важна уже не скорость, а сохранение связи, и модуль может опуститься до MCS 0.</w:t>
+        <w:t>Заводская цепочка повторов опускает MCS на ступень за каждый повтор, вплоть до MCS 1, а повтор на MCS 1–3 занимает эфир в 1,5–4 раза дольше. Постоянная граница MCS 4 дала +19 % скорости, но сокращает дальность: где MCS 4 не проходит, связь оборвётся раньше. Поэтому граница перенесена во встроенную программу модуля (команда AT+MCSFLR) и ведётся по отношению сигнал/шум, усреднённому по нескольким последним отчётам модуля, чтобы единичный выброс не переключал границу: при SNR не ниже 22, 18, 14 и 10 дБ попытки не опускаются ниже MCS 4, 3, 2 и 1 соответственно, при пропадании связи граница снимается. Регулятор мощности держит SNR в коридоре 20–30 дБ, поэтому вблизи действует граница MCS 4; на трассе 5 м через стену SNR выше коридора (около 36 дБ), потому что мощность уже снижена до наименьшей — 1 дБм — и ниже регулятору опускать её некуда. На дальности мощность достигает предела 14 дБм, SNR падает, и граница снимается: там важна уже не скорость, а сохранение связи, и модуль может опуститься до MCS 0.</w:t>
       </w:r>
     </w:p>
     <w:p>
@@ -11123,7 +11123,7 @@
         <w:t xml:space="preserve">Контрольный опыт. </w:t>
       </w:r>
       <w:r>
-        <w:t>Опыт длительностью 282 с выполнен на трассе 5 м через стену с итоговой версией программ. Получено: полезная скорость в среднем 1028 кбит/с (медиана посекундных значений — 1024 кбит/с), 5,6 видеокадра в секунду; показано 1572 видеокадра, потеряно 16 (1,0 %), досылкой восстановлено 35; потери фрагментов после повторов MAC — 1,2 %. Мощность передатчика камеры 1 дБм, сигнал приёмника у камеры −50 дБм, приёмник слышит камеру с SNR 36 дБ, нижняя граница модуляции держалась на MCS 4, PER — 68 % (медианы), RTT в среднем 0,42 с. Среднее значение задержки сглаживает выбросы, поэтому отдельно приведён разброс: в каждом отчёте модуля (около 2 с) самый быстрый видеокадр подтверждался за 0,06–0,18 с, самый медленный — в 9 из 10 отчётов не дольше 0,8 с, наибольшая задержка за опыт — 1,46 с. Уровень сигнала −50 дБм — это сигнал приёмника, передающего на 14 дБм, у камеры, поэтому потери на трассе — 64 дБ, а запас до чувствительности — около 50 дБ. Сама камера передаёт при этом на 1 дБм: регулятор снижает мощность, пока запас избыточен. Фрагмент журнала — в таблице 2.4, окно программы просмотра — на рисунке 2.3.</w:t>
+        <w:t>Опыт длительностью 282 с выполнен на трассе 5 м через стену с итоговой версией программ. Получено: полезная скорость в среднем 1028 кбит/с (медиана посекундных значений — 1024 кбит/с), 5,6 видеокадра в секунду; показано 1572 видеокадра, потеряно 16 (1,0 %), досылкой восстановлено 35; потери фрагментов после повторов MAC — 1,2 %. Мощность передатчика камеры 1 дБм, сигнал приёмника у камеры −50 дБм, приёмник слышит камеру с SNR 36 дБ, нижняя граница модуляции держалась на MCS 4, PER — 68 % (медианы), RTT в среднем 0,42 с. Среднее значение задержки сглаживает выбросы, поэтому отдельно приведён разброс: в каждом отчёте модуля (около 2 с) самый быстрый видеокадр подтверждался за 0,06–0,18 с, самый медленный — в 9 из 10 отчётов не дольше 0,8 с, наибольшая задержка за опыт — 1,46 с. Уровень сигнала −50 дБм — это сигнал приёмника, передающего на 14 дБм, у камеры, поэтому потери на трассе — 64 дБ, а запас до чувствительности — около 50 дБ. Сама камера передаёт при этом на 1 дБм: регулятор снижает мощность, пока запас избыточен. Фрагмент журнала — в таблице 2.4.</w:t>
       </w:r>
     </w:p>
     <w:p>
@@ -12652,7 +12652,7 @@
     </w:p>
     <w:p>
       <w:r>
-        <w:t>Бюджет рассчитан для мощности стенда 14 дБм и антенн 0 дБи (ЭИИМ 14 дБм — в пределах нормы ГКРЧ 25 мВт ЭИМ, то есть 16,15 дБм ЭИИМ, раздел 1.3) с запасом на замирания M = 10 дБ. Такой запас покрывает затенение с отклонением σ до 8 дБ (раздел 2.1) примерно в 90 % случаев. Чувствительность приёмника в канале 2 МГц паспорт не даёт, и в расчёте используется её оценка из раздела 1.3, поэтому и дальности этого канала — оценка; для канала 1 МГц на MCS 10 чувствительность паспортная [17]. Для сравнения на идентичной аппаратной платформе в тот же расчёт включён радиотракт Wi-Fi 2,4 ГГц процессора ESP32-S3 той же платы: ЭИИМ 20 дБм — предел нормы ГКРЧ для 2,4 ГГц (100 мВт), чувствительность паспортная [21]. Результаты расчёта автора — в таблице 3.8.</w:t>
+        <w:t>Бюджет рассчитан для мощности стенда 14 дБм и антенн 0 дБи (14 дБм — предел нормы ГКРЧ 25 мВт, раздел 1.3) с запасом на замирания M = 10 дБ. Такой запас покрывает затенение с отклонением σ до 8 дБ (раздел 2.1) примерно в 90 % случаев. Чувствительность приёмника в канале 2 МГц паспорт не даёт, и в расчёте используется её оценка из раздела 1.3, поэтому и дальности этого канала — оценка; для канала 1 МГц на MCS 10 чувствительность паспортная [17]. Для сравнения на идентичной аппаратной платформе в тот же расчёт включён радиотракт Wi-Fi 2,4 ГГц процессора ESP32-S3 той же платы: ЭИИМ 20 дБм — предел нормы ГКРЧ для 2,4 ГГц (100 мВт), чувствительность паспортная [21]. Результаты расчёта автора — в таблице 3.8.</w:t>
       </w:r>
     </w:p>
     <w:p>
@@ -13813,7 +13813,7 @@
     </w:p>
     <w:p>
       <w:r>
-        <w:t>Четвёртый вывод — оговорка для данной платформы. Расчёт считает, что приёму мешает только тепловой шум. Но камера на плате шумит: фон, который измерял модуль платы с камерой, доходил до −60 дБм — на 25–28 дБ выше, чем у платы приёмника без камеры (−85…−88 дБм), — а в другие дни опускался до −90…−101 дБм (раздел 2.2). Плата с камерой принимает подтверждения и квитанции, поэтому в худшем случае её фон ограничивает весь канал: при превышении на 28 дБ граница в свободном пространстве сокращается в 25 раз — до 39 м на MCS 7 и 190 м на MCS 0. Значит, дальности таблицы — возможности радиомодуля, а граница связи данной пары плат лежит между ними и оценкой худшего случая; её измерение приведено ниже.</w:t>
+        <w:t>Четвёртый вывод — оговорка для данной платформы. Расчёт считает, что приёму мешает только тепловой шум. Но камера на плате шумит: фон, который измерял модуль платы с камерой, доходил до −60 дБм — на 25–28 дБ выше, чем у платы приёмника без камеры (−85…−88 дБм), — а в другие дни опускался до −90…−101 дБм (раздел 2.2). Плата с камерой принимает подтверждения и квитанции, поэтому в худшем случае её фон ограничивает весь канал: при превышении на 28 дБ граница в свободном пространстве сокращается в 25 раз — до 39 м на MCS 7 и 195 м на MCS 0. Значит, дальности таблицы — возможности радиомодуля, а граница связи данной пары плат лежит между ними и оценкой худшего случая; её измерение приведено ниже.</w:t>
       </w:r>
     </w:p>
     <w:p>
@@ -14997,7 +14997,7 @@
     </w:p>
     <w:p>
       <w:r>
-        <w:t>Привычная оценка дальности Wi-Fi 2,4 ГГц в сотни метров относится к полной скорости. На этой паре плат Wi-Fi держал полную скорость видео до потерь 83 дБ (≈ 140 м), видео прекратилось при 96 дБ, а 0,87 км — граница связи на самой медленной скорости 802.11b 1 Мбит/с, где передаются только служебные кадры. Wi-Fi HaLow полную скорость видео держит до 68 дБ (≈ 70 м): видеопоток около 1 Мбит/с близок к пределу его пропускной способности, и запас по скорости исчерпывается раньше; зато видео на пониженной скорости и сама связь сохраняются намного дальше, чем у Wi-Fi.</w:t>
+        <w:t>Привычная оценка дальности Wi-Fi 2,4 ГГц в сотни метров относится к полной скорости. На этой паре плат Wi-Fi держал полную скорость видео — около 0,77 Мбит/с, столько даёт его камера, — до потерь 83 дБ (≈ 140 м), видео прекратилось при 96 дБ, а 0,87 км — граница связи на самой медленной скорости 802.11b 1 Мбит/с, где передаются только служебные кадры. Wi-Fi HaLow полную скорость видео держит до 68 дБ (≈ 70 м): видеопоток около 1 Мбит/с близок к пределу его пропускной способности, и запас по скорости исчерпывается раньше; зато видео на пониженной скорости и сама связь сохраняются намного дальше, чем у Wi-Fi.</w:t>
       </w:r>
     </w:p>
     <w:p>
@@ -15779,7 +15779,7 @@
               <w:rPr>
                 <w:sz w:val="20"/>
               </w:rPr>
-              <w:t>Отношение сигнал/фон у платы с камерой, дБ</w:t>
+              <w:t>Сигнал/фон у приёмника (передаёт камера), медиана, дБ</w:t>
             </w:r>
           </w:p>
         </w:tc>
@@ -15798,6 +15798,87 @@
               <w:rPr>
                 <w:sz w:val="20"/>
               </w:rPr>
+              <w:t>34 (23–39)</w:t>
+            </w:r>
+          </w:p>
+        </w:tc>
+        <w:tc>
+          <w:tcPr>
+            <w:tcW w:type="dxa" w:w="2154"/>
+            <w:vAlign w:val="center"/>
+          </w:tcPr>
+          <w:p>
+            <w:pPr>
+              <w:pStyle w:val="TableText"/>
+              <w:keepNext/>
+              <w:jc w:val="center"/>
+            </w:pPr>
+            <w:r>
+              <w:rPr>
+                <w:sz w:val="20"/>
+              </w:rPr>
+              <w:t>19 (8–29)</w:t>
+            </w:r>
+          </w:p>
+        </w:tc>
+        <w:tc>
+          <w:tcPr>
+            <w:tcW w:type="dxa" w:w="2098"/>
+            <w:vAlign w:val="center"/>
+          </w:tcPr>
+          <w:p>
+            <w:pPr>
+              <w:pStyle w:val="TableText"/>
+              <w:keepNext/>
+              <w:jc w:val="center"/>
+            </w:pPr>
+            <w:r>
+              <w:rPr>
+                <w:sz w:val="20"/>
+              </w:rPr>
+              <w:t>24–40 (камера на 1 дБм)</w:t>
+            </w:r>
+          </w:p>
+        </w:tc>
+      </w:tr>
+      <w:tr>
+        <w:trPr>
+          <w:cantSplit/>
+        </w:trPr>
+        <w:tc>
+          <w:tcPr>
+            <w:tcW w:type="dxa" w:w="2948"/>
+            <w:vAlign w:val="center"/>
+          </w:tcPr>
+          <w:p>
+            <w:pPr>
+              <w:pStyle w:val="TableText"/>
+              <w:keepNext/>
+              <w:jc w:val="left"/>
+            </w:pPr>
+            <w:r>
+              <w:rPr>
+                <w:sz w:val="20"/>
+              </w:rPr>
+              <w:t>Сигнал/фон у платы с камерой (передаёт приёмник), медиана, дБ</w:t>
+            </w:r>
+          </w:p>
+        </w:tc>
+        <w:tc>
+          <w:tcPr>
+            <w:tcW w:type="dxa" w:w="2154"/>
+            <w:vAlign w:val="center"/>
+          </w:tcPr>
+          <w:p>
+            <w:pPr>
+              <w:pStyle w:val="TableText"/>
+              <w:keepNext/>
+              <w:jc w:val="center"/>
+            </w:pPr>
+            <w:r>
+              <w:rPr>
+                <w:sz w:val="20"/>
+              </w:rPr>
               <w:t>24 (20–30)</w:t>
             </w:r>
           </w:p>
@@ -15836,7 +15917,7 @@
               <w:rPr>
                 <w:sz w:val="20"/>
               </w:rPr>
-              <w:t>24–40</w:t>
+              <w:t>40 (предел отчёта модуля, контрольный опыт)</w:t>
             </w:r>
           </w:p>
         </w:tc>
@@ -16007,7 +16088,7 @@
     </w:p>
     <w:p>
       <w:r>
-        <w:t>На короткой трассе Wi-Fi 2,4 ГГц даёт ёмкость в 15–19 раз больше, чем Wi-Fi HaLow, а видеопоток около 1 Мбит/с, ограниченный камерой, оба канала передают сопоставимо. Запас по сигналу у Wi-Fi HaLow при этом больше: регулятор держит мощность 1 дБм при отношении сигнал/фон 24–40 дБ, тогда как Wi-Fi 2,4 ГГц при 14–20 дБм имеет 15–24 дБ, то есть при удалении начнёт терять видео раньше. Фон у платы с камерой на 2,4 ГГц постоянен (−90 дБм), в диапазоне 867 МГц он менялся по дням, и помехи камеры сильнее влияют на Wi-Fi HaLow. Задержку Wi-Fi HaLow увеличивают досылка фрагментов и паузы планирования, которых в Wi-Fi-тракте нет. Измерения Wi-Fi HaLow и Wi-Fi 2,4 ГГц на трассе 5 м через стену выполнены в разные дни, а канал меняется по времени суток, поэтому это сравнение приблизительное; точное сравнение на одних и тех же положениях приёмника дало измерение границы связи.</w:t>
+        <w:t>На короткой трассе Wi-Fi 2,4 ГГц даёт ёмкость в 15–19 раз больше, чем Wi-Fi HaLow, а видеопоток около 1 Мбит/с, ограниченный камерой, оба канала передают сопоставимо. Запас по сигналу сравнивается в одном направлении. Приёмник слышит камеру Wi-Fi HaLow, передающую на 1 дБм, с отношением сигнал/фон 24–40 дБ, а камеру Wi-Fi 2,4 ГГц при 14 и 20 дБм — с 19 и 34 дБ (медианы): такой же запас Wi-Fi HaLow даёт при мощности на 13–19 дБ ниже. В обратную сторону камера слышит приёмник Wi-Fi HaLow с отношением 40 дБ — это предел отчёта модуля, — а приёмник Wi-Fi 2,4 ГГц — с 15 и 24 дБ. Поэтому при удалении Wi-Fi 2,4 ГГц начнёт терять видео раньше. Фон у платы с камерой на 2,4 ГГц постоянен (−90 дБм), в диапазоне 867 МГц он менялся по дням, и помехи камеры сильнее влияют на Wi-Fi HaLow. Задержку Wi-Fi HaLow увеличивают досылка фрагментов и паузы планирования, которых в Wi-Fi-тракте нет. Измерения Wi-Fi HaLow и Wi-Fi 2,4 ГГц на трассе 5 м через стену выполнены в разные дни, а канал меняется по времени суток, поэтому это сравнение приблизительное; точное сравнение на одних и тех же положениях приёмника дало измерение границы связи.</w:t>
       </w:r>
     </w:p>
     <w:p>
@@ -16046,7 +16127,7 @@
         <w:t xml:space="preserve">Сравнение с LoRa. </w:t>
       </w:r>
       <w:r>
-        <w:t>LoRa на этом стенде не испытывалась; сравнение выполнено по опубликованным данным. LoRa на 20–30 дБ превосходит по чувствительности и намного — по дальности: по измерениям [3] в городской застройке при 13 дБм в режиме SF8 (коэффициент расширения спектра 8, канал 125 кГц) связь без потерь сохранялась на 1180 м при RSSI −112 дБм, на 1350 м доля потерь составила 10 %, на 1750 м связь пропала [3]; бюджет канала распространённых настроек — 140–158,5 дБ [41]; по пользовательским данным, канал управления ExpressLRS 900 МГц работал с БПЛА на 40,7 км при 10 мВт [42]. Но скорость LoRa — 0,29–5,5 кбит/с в канале 125 кГц [3], ниже полученной полезной скорости Wi-Fi HaLow в 190–3600 раз, а время передачи одного пакета — от 0,39 до 31 мс в режимах ExpressLRS [43] и до 2,2 с на 20 Б при SF12 [4]. LoRa — канал телеметрии и управления, а не видео.</w:t>
+        <w:t>LoRa на этом стенде не испытывалась; сравнение выполнено по опубликованным данным. LoRa на 20–30 дБ превосходит по чувствительности и намного — по дальности: по измерениям [3] в городской застройке при 13 дБм в режиме SF8 (коэффициент расширения спектра 8, канал 125 кГц) связь без потерь сохранялась на 1180 м при RSSI −112 дБм, на 1350 м доля потерь составила 10 %, на 1750 м связь пропала [3]; бюджет канала распространённых настроек — 140–158,5 дБ [41]; по пользовательским данным, канал управления ExpressLRS 900 МГц работал с БПЛА на 40,7 км при 10 мВт [42]. Но скорость LoRa — 0,29–5,5 кбит/с в канале 125 кГц [3], ниже полученной полезной скорости Wi-Fi HaLow в 190–3700 раз, а время передачи одного пакета — от 0,39 до 31 мс в режимах ExpressLRS [43] и до 2,2 с на 20 Б при SF12 [4]. LoRa — канал телеметрии и управления, а не видео.</w:t>
       </w:r>
     </w:p>
     <w:p>
@@ -17202,7 +17283,7 @@
     </w:p>
     <w:p>
       <w:r>
-        <w:t>7. На идентичной платформе при нормах мощности Российской Федерации по расчёту при одной и той же скорости 6,5 Мбит/с — наибольшей для канала 2 МГц Wi-Fi HaLow — дальности сопоставимы, а преимущество Wi-Fi HaLow — малые скорости с большей дальностью и меньшее затухание в препятствиях: на 6,3 дБ в бетонной стене и на 6,5–14,8 дБ на 100–400 м леса. Измерение на той же паре плат на трассе 5 м через стену: ёмкость Wi-Fi 2,4 ГГц 15,7–19,2 Мбит/с против около 1 Мбит/с у Wi-Fi HaLow, видео передаётся сопоставимо (потери видеокадров 2,1–2,2 и 1,4 %), но запас по сигналу у Wi-Fi HaLow при мощности 1 дБм (24–40 дБ) больше, чем у Wi-Fi 2,4 ГГц при 14–20 дБм (15–24 дБ). Измерение границы связи на тех же положениях приёмника подтвердило это: на трассе прямой видимости видео Wi-Fi 2,4 ГГц прекращается на ≈ 0,62 км против ≈ 1,10 км у Wi-Fi HaLow, связь — на ≈ 0,87 против ≈ 1,55 км, то есть Wi-Fi HaLow удерживает связь в 1,8 раза дальше при мощности на 6 дБ ниже. LoRa превосходит по дальности, но её скорость на два–три порядка ниже видео.</w:t>
+        <w:t>7. На идентичной платформе при нормах мощности Российской Федерации по расчёту при одной и той же скорости 6,5 Мбит/с — наибольшей для канала 2 МГц Wi-Fi HaLow — дальности сопоставимы, а преимущество Wi-Fi HaLow — малые скорости с большей дальностью и меньшее затухание в препятствиях: на 6,3 дБ в бетонной стене и на 6,5–14,8 дБ на 100–400 м леса. Измерение на той же паре плат на трассе 5 м через стену: ёмкость Wi-Fi 2,4 ГГц 15,7–19,2 Мбит/с против около 1 Мбит/с у Wi-Fi HaLow, видео передаётся сопоставимо (потери видеокадров 2,1–2,2 и 1,4 %), а запас по сигналу у приёмника Wi-Fi HaLow при мощности камеры 1 дБм (24–40 дБ) такой же, как у Wi-Fi 2,4 ГГц при 14–20 дБм (19–34 дБ, медианы), — при мощности на 13–19 дБ ниже. Измерение границы связи на тех же положениях приёмника подтвердило это: на трассе прямой видимости видео Wi-Fi 2,4 ГГц прекращается на ≈ 0,62 км против ≈ 1,10 км у Wi-Fi HaLow, связь — на ≈ 0,87 против ≈ 1,55 км, то есть Wi-Fi HaLow удерживает связь в 1,8 раза дальше при мощности на 6 дБ ниже. LoRa превосходит по дальности, но её скорость на два–три порядка ниже видео.</w:t>
       </w:r>
     </w:p>
     <w:p>

--- a/docs/vkr/Osnovnaya_chast_HaLow.docx
+++ b/docs/vkr/Osnovnaya_chast_HaLow.docx
@@ -551,7 +551,7 @@
         <w:rPr>
           <w:b w:val="0"/>
         </w:rPr>
-        <w:t>5.1 Введение</w:t>
+        <w:t>Введение</w:t>
         <w:tab/>
         <w:t>76</w:t>
       </w:r>
@@ -568,7 +568,7 @@
         <w:rPr>
           <w:b w:val="0"/>
         </w:rPr>
-        <w:t>5.2 Оценка условий труда</w:t>
+        <w:t>5.1 Оценка условий труда инженера</w:t>
         <w:tab/>
         <w:t>78</w:t>
       </w:r>
@@ -585,7 +585,7 @@
         <w:rPr>
           <w:b w:val="0"/>
         </w:rPr>
-        <w:t>5.3 Оценка условий труда по эргономическим параметрам</w:t>
+        <w:t>5.2 Оценка условий труда по эргономическим параметрам</w:t>
         <w:tab/>
         <w:t>86</w:t>
       </w:r>
@@ -602,9 +602,9 @@
         <w:rPr>
           <w:b w:val="0"/>
         </w:rPr>
-        <w:t>5.4 Оценка помещения по электроопасности</w:t>
+        <w:t>5.3 Оценка помещения по электроопасности</w:t>
         <w:tab/>
-        <w:t>89</w:t>
+        <w:t>88</w:t>
       </w:r>
     </w:p>
     <w:p>
@@ -619,9 +619,9 @@
         <w:rPr>
           <w:b w:val="0"/>
         </w:rPr>
-        <w:t>5.5 Классификация помещения по пожароопасности</w:t>
+        <w:t>5.4 Классификация помещения по пожароопасности</w:t>
         <w:tab/>
-        <w:t>90</w:t>
+        <w:t>89</w:t>
       </w:r>
     </w:p>
     <w:p>
@@ -636,9 +636,9 @@
         <w:rPr>
           <w:b w:val="0"/>
         </w:rPr>
-        <w:t>5.6 Расчёт искусственного освещения</w:t>
+        <w:t>5.5 Расчёт искусственного освещения</w:t>
         <w:tab/>
-        <w:t>91</w:t>
+        <w:t>90</w:t>
       </w:r>
     </w:p>
     <w:p>
@@ -653,7 +653,24 @@
         <w:rPr>
           <w:b w:val="0"/>
         </w:rPr>
-        <w:t>5.7 Выводы</w:t>
+        <w:t>5.6 Выводы</w:t>
+        <w:tab/>
+        <w:t>93</w:t>
+      </w:r>
+    </w:p>
+    <w:p>
+      <w:pPr>
+        <w:tabs>
+          <w:tab w:pos="9354" w:val="right" w:leader="dot"/>
+        </w:tabs>
+        <w:ind w:firstLine="0" w:left="283" w:right="567"/>
+        <w:jc w:val="left"/>
+      </w:pPr>
+      <w:r>
+        <w:rPr>
+          <w:b w:val="0"/>
+        </w:rPr>
+        <w:t>Список источников к разделу 5</w:t>
         <w:tab/>
         <w:t>94</w:t>
       </w:r>
@@ -672,7 +689,7 @@
         </w:rPr>
         <w:t>Заключение</w:t>
         <w:tab/>
-        <w:t>96</w:t>
+        <w:t>100</w:t>
       </w:r>
     </w:p>
     <w:p>
@@ -689,7 +706,7 @@
         </w:rPr>
         <w:t>Список использованных источников</w:t>
         <w:tab/>
-        <w:t>99</w:t>
+        <w:t>103</w:t>
       </w:r>
     </w:p>
     <w:p>
@@ -880,7 +897,7 @@
         <w:t xml:space="preserve">Пояснительная записка состоит из введения, пяти глав, заключения и списка использованных источников. В первой главе выполнен сравнительный анализ Wi-Fi HaLow с другими вариантами канала связи с БПЛА, во второй — обоснование эксперимента, его методика, выбор и настройка средств, в третьей приведены результаты серии экспериментов и сравнение с другими протоколами. Четвёртая глава содержит экономическую часть, пятая — раздел охраны труда и окружающей среды. В заключении сформулированы основные результаты и предложения по интеграции разработанных решений в существующие модели БПЛА. </w:t>
       </w:r>
       <w:r>
-        <w:t>Пояснительная записка: 109 с., 15 рис., 40 табл., 82 источн.</w:t>
+        <w:t>Пояснительная записка: 108 с., 15 рис., 40 табл., 82 источн.</w:t>
       </w:r>
     </w:p>
     <w:p>
@@ -5081,7 +5098,7 @@
     </w:p>
     <w:p>
       <w:r>
-        <w:t>Во-первых, модели распространения дают не одно значение, а диапазон. Для городской застройки показатель затухания n = 2,7–3,5 [6], и при одних и тех же допустимых потерях — 105 дБ у Wi-Fi HaLow на 650 кбит/с — дальность при опорном расстоянии d₀ = 1 м (потери до него — как в свободном пространстве) получается от 130 до 540 м, тогда как в свободном пространстве (n = 2) — 4,9 км. Две модели, предложенные специально для IEEE 802.11ah, на 1 км расходятся на 12 дБ [27], и ни одна не выведена для антенн у земли. Если взять верхнюю и нижнюю границы затенения, ответ «связь будет где-то между» верен, но для выбора канала бесполезен: границы расходятся в разы. Какое значение подходит для конкретной платформы и трассы, показывает только измерение. Даже на одной и той же трассе 5 м через стену канал заметно меняется: отношение сигнал/шум за пять минут колебалось от 24 до 40 дБ, а скорость в разное время суток различалась в 2–3 раза.</w:t>
+        <w:t>Во-первых, модели распространения дают не одно значение, а диапазон: для городской застройки показатель затухания n = 2,7–3,5 [6], а две модели, предложенные специально для IEEE 802.11ah, на 1 км расходятся на 12 дБ [27], и ни одна не выведена для антенн у земли. Кроме того, расчёт дальности опирается на паспортную чувствительность приёмника. По паспорту модуля при мощности 14 дБм и чувствительности −101 дБм на MCS 0 [17] связь сохраняется до потерь на трассе 115 дБ — на трассе прямой видимости это около 15,5 км. В опыте на паре плат (подраздел 3.6) связь оборвалась при потерях 95 дБ (≈ 1,55 км), а видео прекратилось при 92 дБ (≈ 1,10 км): уровень сигнала на границе связи составил −81 дБм, на 20 дБ выше паспортной чувствительности. Какое значение подходит для конкретной платформы и трассы, показывает только измерение. Даже на одной и той же трассе 5 м через стену канал заметно меняется: отношение сигнал/шум за пять минут колебалось от 24 до 40 дБ, а скорость в разное время суток различалась в 2–3 раза.</w:t>
       </w:r>
     </w:p>
     <w:p>
@@ -17860,294 +17877,6 @@
         <w:t>50. Андрей Рюмин рассказал о достижениях «Россетей» на выставке-форуме «Россия». – 27.01.2024. – Текст : электронный // Деловой Петербург : [сайт]. – URL: https://www.dp.ru/a/2024/01/27/andrej-rjumin-rasskazal-o-dostizhenijah (дата обращения: 13.10.2026).</w:t>
       </w:r>
     </w:p>
-    <w:p>
-      <w:pPr>
-        <w:ind w:firstLine="0"/>
-        <w:jc w:val="left"/>
-      </w:pPr>
-      <w:r>
-        <w:t>51. СП 2.2.3670-20. Санитарно-эпидемиологические требования к условиям труда : санитарные правила : утверждены постановлением Главного государственного санитарного врача Российской Федерации от 02.12.2020 № 40 : дата введения 2021-01-01. – Текст : электронный // Электронный фонд правовых и нормативно-технических документов : [сайт]. – URL: https://docs.cntd.ru/document/573230583 (дата обращения: 08.10.2026).</w:t>
-      </w:r>
-    </w:p>
-    <w:p>
-      <w:pPr>
-        <w:ind w:firstLine="0"/>
-        <w:jc w:val="left"/>
-      </w:pPr>
-      <w:r>
-        <w:t>52. ГОСТ 12.2.007.0-75. Система стандартов безопасности труда. Изделия электротехнические. Общие требования безопасности : государственный стандарт Союза ССР : утвержден постановлением Государственного комитета стандартов Совета Министров СССР от 10.09.1975 № 2368 : дата введения 1978-01-01. – Текст : электронный // МЕГАНОРМ : [сайт]. – URL: https://meganorm.ru/Data1/6/6884/index.htm (дата обращения: 23.10.2026).</w:t>
-      </w:r>
-    </w:p>
-    <w:p>
-      <w:pPr>
-        <w:ind w:firstLine="0"/>
-        <w:jc w:val="left"/>
-      </w:pPr>
-      <w:r>
-        <w:t>53. Об утверждении Методики проведения специальной оценки условий труда, Классификатора вредных и (или) опасных производственных факторов, формы отчета о проведении специальной оценки условий труда и инструкции по ее заполнению : приказ Минтруда России от 21.11.2023 № 817н : зарегистрирован в Минюсте России 30.11.2023 № 76179. – Текст : электронный // Официальный интернет-портал правовой информации : [сайт]. – URL: http://publication.pravo.gov.ru/document/0001202311300048 (дата обращения: 08.10.2026).</w:t>
-      </w:r>
-    </w:p>
-    <w:p>
-      <w:pPr>
-        <w:ind w:firstLine="0"/>
-        <w:jc w:val="left"/>
-      </w:pPr>
-      <w:r>
-        <w:t>54. О специальной оценке условий труда : федеральный закон от 28.12.2013 № 426-ФЗ : принят Государственной думой 23 декабря 2013 года : одобрен Советом Федерации 25 декабря 2013 года. – Текст : электронный // КонсультантПлюс : надежная правовая поддержка : [сайт]. – URL: https://www.consultant.ru/document/cons_doc_LAW_156555/ (дата обращения: 08.10.2026).</w:t>
-      </w:r>
-    </w:p>
-    <w:p>
-      <w:pPr>
-        <w:ind w:firstLine="0"/>
-        <w:jc w:val="left"/>
-      </w:pPr>
-      <w:r>
-        <w:t>55. ГОСТ 12.0.003-2015. Система стандартов безопасности труда. Опасные и вредные производственные факторы. Классификация : межгосударственный стандарт : издание официальное : введен в действие в качестве национального стандарта Российской Федерации Приказом Росстандарта от 09.06.2016 № 602-ст : дата введения 2017-03-01. – Текст : электронный // Электронный фонд правовых и нормативно-технических документов : [сайт]. – URL: https://docs.cntd.ru/document/1200136071 (дата обращения: 08.10.2026).</w:t>
-      </w:r>
-    </w:p>
-    <w:p>
-      <w:pPr>
-        <w:ind w:firstLine="0"/>
-        <w:jc w:val="left"/>
-      </w:pPr>
-      <w:r>
-        <w:t>56. ГОСТ 12.1.005-88. Система стандартов безопасности труда. Общие санитарно-гигиенические требования к воздуху рабочей зоны : межгосударственный стандарт : издание официальное : утвержден и введен в действие Постановлением Госстандарта СССР от 29.09.1988 № 3388 : дата введения 1989-01-01. – Текст : электронный // Электронный фонд правовых и нормативно-технических документов : [сайт]. – URL: https://docs.cntd.ru/document/1200003608 (дата обращения: 08.10.2026).</w:t>
-      </w:r>
-    </w:p>
-    <w:p>
-      <w:pPr>
-        <w:ind w:firstLine="0"/>
-        <w:jc w:val="left"/>
-      </w:pPr>
-      <w:r>
-        <w:t>57. СанПиН 1.2.3685-21. Гигиенические нормативы и требования к обеспечению безопасности и (или) безвредности для человека факторов среды обитания : санитарные правила и нормы : утверждены постановлением Главного государственного санитарного врача Российской Федерации от 28.01.2021 № 2 (ред. от 24.12.2025) : дата введения 2021-03-01. – Текст : электронный // Электронный фонд правовых и нормативно-технических документов : [сайт]. – URL: https://docs.cntd.ru/document/573500115 (дата обращения: 08.10.2026).</w:t>
-      </w:r>
-    </w:p>
-    <w:p>
-      <w:pPr>
-        <w:ind w:firstLine="0"/>
-        <w:jc w:val="left"/>
-      </w:pPr>
-      <w:r>
-        <w:t>58. Нормализация воздуха в помещениях предприятий аэрокосмической отрасли : учебное пособие / Т. В. Голованова [и др.] ; Московский авиационный институт (национальный исследовательский университет). – Москва : МАИ, 2019. – 88 с. : ил. – Текст : непосредственный.</w:t>
-      </w:r>
-    </w:p>
-    <w:p>
-      <w:pPr>
-        <w:ind w:firstLine="0"/>
-        <w:jc w:val="left"/>
-      </w:pPr>
-      <w:r>
-        <w:t>59. СП 52.13330.2016. Естественное и искусственное освещение. Актуализированная редакция СНиП 23-05-95* : свод правил : утвержден приказом Минстроя России от 07.11.2016 № 777/пр : дата введения 2017-05-08. – Текст : электронный // Электронный фонд правовых и нормативно-технических документов : [сайт]. – URL: https://docs.cntd.ru/document/456054197 (дата обращения: 08.10.2026).</w:t>
-      </w:r>
-    </w:p>
-    <w:p>
-      <w:pPr>
-        <w:ind w:firstLine="0"/>
-        <w:jc w:val="left"/>
-      </w:pPr>
-      <w:r>
-        <w:t>60. Беков, Б. Е. Производственное освещение авиастроительных предприятий : методические указания к разделу «Охрана труда и окружающей среды» дипломного проекта / Б. Е. Беков, Н. И. Бобков, А. В. Копылов, Н. С. Чудакова. – Москва : Изд-во МАИ, 1987. – 46 с. : ил. – Текст : непосредственный.</w:t>
-      </w:r>
-    </w:p>
-    <w:p>
-      <w:pPr>
-        <w:ind w:firstLine="0"/>
-        <w:jc w:val="left"/>
-      </w:pPr>
-      <w:r>
-        <w:t>61. Универсальная светодиодная панель MASTER ДВО 48W-4000K-595х595х40-опал IP40 KZS : артикул 48786 : технические характеристики / FERON. – Текст : электронный // FERON : [сайт]. – URL: https://feron.ru/catalog/svetodiodnye_paneli_armstrong/universalnaya_svetodiodnaya_panel_master_dvo_48w_4000k_595kh595kh40_opal_ip40_kzs/ (дата обращения: 23.10.2026).</w:t>
-      </w:r>
-    </w:p>
-    <w:p>
-      <w:pPr>
-        <w:ind w:firstLine="0"/>
-        <w:jc w:val="left"/>
-      </w:pPr>
-      <w:r>
-        <w:t>62. СП 51.13330.2011. Защита от шума. Актуализированная редакция СНиП 23-03-2003 : свод правил : утвержден приказом Министерства регионального развития Российской Федерации от 28.12.2010 № 825 (ред. от 12.12.2023) : дата введения 2011-05-20. – Текст : электронный // Электронный фонд правовых и нормативно-технических документов : [сайт]. – URL: https://docs.cntd.ru/document/1200084097 (дата обращения: 23.10.2026).</w:t>
-      </w:r>
-    </w:p>
-    <w:p>
-      <w:pPr>
-        <w:ind w:firstLine="0"/>
-        <w:jc w:val="left"/>
-      </w:pPr>
-      <w:r>
-        <w:t>63. HP Pro Series 400 G9 Desktop PCs : QuickSpecs c08017709 : Version 18, May 8, 2025 / HP Inc. – 99 p. – Текст : электронный // HP : [сайт]. – URL: https://h20195.www2.hp.com/v2/GetDocument.aspx?docname=c08017709 (дата обращения: 22.10.2026).</w:t>
-      </w:r>
-    </w:p>
-    <w:p>
-      <w:pPr>
-        <w:ind w:firstLine="0"/>
-        <w:jc w:val="left"/>
-      </w:pPr>
-      <w:r>
-        <w:t>64. Сплит-системы Daichi AIR : AIR20AVQ1 / AIR20FV1 – AIR70AVQ1 / AIR70FV1 : технические характеристики. – Текст : электронный // Библиотека С.О.К. : [сайт]. – URL: https://c-o-k.ru/library/instructions/daichi/kondicionery-bytovye/133972.pdf (дата обращения: 22.10.2026).</w:t>
-      </w:r>
-    </w:p>
-    <w:p>
-      <w:pPr>
-        <w:ind w:firstLine="0"/>
-        <w:jc w:val="left"/>
-      </w:pPr>
-      <w:r>
-        <w:t>65. Шредер Cactus CS-SH-G6 : характеристики. – Текст : электронный // КНС : [сайт]. – URL: https://www.kns.ru/product/shreder-cactus-cs-sh-g6/characteristics/ (дата обращения: 22.10.2026).</w:t>
-      </w:r>
-    </w:p>
-    <w:p>
-      <w:pPr>
-        <w:ind w:firstLine="0"/>
-        <w:jc w:val="left"/>
-      </w:pPr>
-      <w:r>
-        <w:t>66. Яров, В. Н. Защита от шума и вибраций : методические указания к дипломному проектированию / В. Н. Яров, Л. И. Малько. – Москва : МАИ, 1985. – Текст : непосредственный.</w:t>
-      </w:r>
-    </w:p>
-    <w:p>
-      <w:pPr>
-        <w:ind w:firstLine="0"/>
-        <w:jc w:val="left"/>
-      </w:pPr>
-      <w:r>
-        <w:t>67. Дайнов, М. И. Борьба с шумами и вибрациями в авиационной промышленности : методические указания к дипломному проектированию / М. И. Дайнов, Л. И. Малько, В. Н. Яров. – Москва : Изд-во МАИ, 1989. – Текст : непосредственный.</w:t>
-      </w:r>
-    </w:p>
-    <w:p>
-      <w:pPr>
-        <w:ind w:firstLine="0"/>
-        <w:jc w:val="left"/>
-      </w:pPr>
-      <w:r>
-        <w:t>68. Р 2.2.2006-05. Гигиена труда. Руководство по гигиенической оценке факторов рабочей среды и трудового процесса. Критерии и классификация условий труда : руководство : утверждено 29.07.2005 : дата введения 2005-11-01. – Текст : электронный // Электронный фонд правовых и нормативно-технических документов : [сайт]. – URL: https://docs.cntd.ru/document/1200040973 (дата обращения: 08.10.2026).</w:t>
-      </w:r>
-    </w:p>
-    <w:p>
-      <w:pPr>
-        <w:ind w:firstLine="0"/>
-        <w:jc w:val="left"/>
-      </w:pPr>
-      <w:r>
-        <w:t>69. ГОСТ 12.2.032-78. Система стандартов безопасности труда. Рабочее место при выполнении работ сидя. Общие эргономические требования : межгосударственный стандарт : издание официальное : утвержден и введен в действие Постановлением Госстандарта СССР от 26.04.1978 № 1102 : дата введения 1979-01-01. – Текст : электронный // Электронный фонд правовых и нормативно-технических документов : [сайт]. – URL: https://docs.cntd.ru/document/1200003913 (дата обращения: 08.10.2026).</w:t>
-      </w:r>
-    </w:p>
-    <w:p>
-      <w:pPr>
-        <w:ind w:firstLine="0"/>
-        <w:jc w:val="left"/>
-      </w:pPr>
-      <w:r>
-        <w:t>70. ГОСТ Р 50923-96. Дисплеи. Рабочее место оператора. Общие эргономические требования и требования к производственной среде. Методы измерения : государственный стандарт Российской Федерации : издание официальное : утвержден и введен в действие Постановлением Госстандарта России от 10.07.1996 № 451 : дата введения 1997-07-01. – Текст : электронный // Электронный фонд правовых и нормативно-технических документов : [сайт]. – URL: https://docs.cntd.ru/document/1200025975 (дата обращения: 08.10.2026).</w:t>
-      </w:r>
-    </w:p>
-    <w:p>
-      <w:pPr>
-        <w:ind w:firstLine="0"/>
-        <w:jc w:val="left"/>
-      </w:pPr>
-      <w:r>
-        <w:t>71. ГОСТ Р 50948-2001. Средства отображения информации индивидуального пользования. Общие эргономические требования и требования безопасности : государственный стандарт Российской Федерации : издание официальное : принят и введен в действие Постановлением Госстандарта России от 25.12.2001 № 576-ст : дата введения 2002-07-01. – Текст : электронный // Электронный фонд правовых и нормативно-технических документов : [сайт]. – URL: https://docs.cntd.ru/document/1200028904 (дата обращения: 08.10.2026).</w:t>
-      </w:r>
-    </w:p>
-    <w:p>
-      <w:pPr>
-        <w:ind w:firstLine="0"/>
-        <w:jc w:val="left"/>
-      </w:pPr>
-      <w:r>
-        <w:t>72. ГОСТ Р ИСО 9241-4-2009. Эргономические требования к проведению офисных работ с использованием видеодисплейных терминалов (VDT). Часть 4. Требования к клавиатуре : национальный стандарт Российской Федерации : издание официальное : утвержден и введен в действие Приказом Ростехрегулирования от 07.12.2009 № 579-ст : дата введения 2010-12-01. – Текст : электронный // Электронный фонд правовых и нормативно-технических документов : [сайт]. – URL: https://docs.cntd.ru/document/1200076334 (дата обращения: 08.10.2026).</w:t>
-      </w:r>
-    </w:p>
-    <w:p>
-      <w:pPr>
-        <w:ind w:firstLine="0"/>
-        <w:jc w:val="left"/>
-      </w:pPr>
-      <w:r>
-        <w:t>73. Правила устройства электроустановок. Глава 1.1. Общая часть : издание седьмое : утверждена приказом Минэнерго России от 08.07.2002 № 204 : дата введения 2003-01-01. – Текст : электронный // Электронный фонд правовых и нормативно-технических документов : [сайт]. – URL: https://docs.cntd.ru/document/1200030216 (дата обращения: 08.10.2026).</w:t>
-      </w:r>
-    </w:p>
-    <w:p>
-      <w:pPr>
-        <w:ind w:firstLine="0"/>
-        <w:jc w:val="left"/>
-      </w:pPr>
-      <w:r>
-        <w:t>74. ГОСТ 12.1.038-82. Система стандартов безопасности труда. Электробезопасность. Предельно допустимые значения напряжений прикосновения и токов : межгосударственный стандарт : издание официальное : утвержден и введен в действие Постановлением Госстандарта СССР от 30.07.1982 № 2987 : дата введения 1983-07-01. – Текст : электронный // Электронный фонд правовых и нормативно-технических документов : [сайт]. – URL: https://docs.cntd.ru/document/5200313 (дата обращения: 08.10.2026).</w:t>
-      </w:r>
-    </w:p>
-    <w:p>
-      <w:pPr>
-        <w:ind w:firstLine="0"/>
-        <w:jc w:val="left"/>
-      </w:pPr>
-      <w:r>
-        <w:t>75. ГОСТ 12.1.019-2017. Система стандартов безопасности труда. Электробезопасность. Общие требования и номенклатура видов защиты : межгосударственный стандарт : издание официальное : введен в действие Приказом Росстандарта от 07.11.2018 № 941-ст : дата введения 2019-01-01. – Текст : электронный // Meganorm : [сайт]. – URL: https://meganorm.ru/mega_doc/norm/gost_gosudarstvennyj-standart/1/gost_12_1_019-2017_mezhgosudarstvennyy_standart_sistema.html (дата обращения: 15.10.2026).</w:t>
-      </w:r>
-    </w:p>
-    <w:p>
-      <w:pPr>
-        <w:ind w:firstLine="0"/>
-        <w:jc w:val="left"/>
-      </w:pPr>
-      <w:r>
-        <w:t>76. Яров, В. Н. Выбор мероприятий и расчет элементов электрозащиты : методические указания к разделу «Охрана труда и окружающей среды» дипломного проекта / В. Н. Яров. – Москва : Изд-во МАИ, 1988. – Текст : непосредственный.</w:t>
-      </w:r>
-    </w:p>
-    <w:p>
-      <w:pPr>
-        <w:ind w:firstLine="0"/>
-        <w:jc w:val="left"/>
-      </w:pPr>
-      <w:r>
-        <w:t>77. Технический регламент о требованиях пожарной безопасности : федеральный закон от 22.07.2008 № 123-ФЗ : принят Государственной думой 4 июля 2008 года : одобрен Советом Федерации 11 июля 2008 года. – Текст : электронный // Электронный фонд правовых и нормативно-технических документов : [сайт]. – URL: https://docs.cntd.ru/document/902111644 (дата обращения: 08.10.2026).</w:t>
-      </w:r>
-    </w:p>
-    <w:p>
-      <w:pPr>
-        <w:ind w:firstLine="0"/>
-        <w:jc w:val="left"/>
-      </w:pPr>
-      <w:r>
-        <w:t>78. СП 12.13130.2009. Определение категорий помещений, зданий и наружных установок по взрывопожарной и пожарной опасности : свод правил : утвержден приказом МЧС России от 25.03.2009 № 182 : дата введения 2009-05-01. – Текст : электронный // Электронный фонд правовых и нормативно-технических документов : [сайт]. – URL: https://docs.cntd.ru/document/1200071156 (дата обращения: 08.10.2026).</w:t>
-      </w:r>
-    </w:p>
-    <w:p>
-      <w:pPr>
-        <w:ind w:firstLine="0"/>
-        <w:jc w:val="left"/>
-      </w:pPr>
-      <w:r>
-        <w:t>79. Об утверждении Правил противопожарного режима в Российской Федерации : постановление Правительства Российской Федерации от 16.09.2020 № 1479. – Текст : электронный // Электронный фонд правовых и нормативно-технических документов : [сайт]. – URL: https://docs.cntd.ru/document/565837297 (дата обращения: 08.10.2026).</w:t>
-      </w:r>
-    </w:p>
-    <w:p>
-      <w:pPr>
-        <w:ind w:firstLine="0"/>
-        <w:jc w:val="left"/>
-      </w:pPr>
-      <w:r>
-        <w:t>80. СП 9.13130.2009. Техника пожарная. Огнетушители. Требования к эксплуатации : свод правил : утвержден приказом МЧС России от 25.03.2009 № 179 : дата введения 2009-05-01. – Текст : электронный // Электронный фонд правовых и нормативно-технических документов : [сайт]. – URL: https://docs.cntd.ru/document/1200071152 (дата обращения: 08.10.2026).</w:t>
-      </w:r>
-    </w:p>
-    <w:p>
-      <w:pPr>
-        <w:ind w:firstLine="0"/>
-        <w:jc w:val="left"/>
-      </w:pPr>
-      <w:r>
-        <w:t>81. СП 1.13130.2020. Системы противопожарной защиты. Эвакуационные пути и выходы : свод правил : утвержден приказом МЧС России от 19.03.2020 № 194 : дата введения 2020-09-19. – Текст : электронный // Электронный фонд правовых и нормативно-технических документов : [сайт]. – URL: https://docs.cntd.ru/document/565248961 (дата обращения: 22.10.2026).</w:t>
-      </w:r>
-    </w:p>
-    <w:p>
-      <w:pPr>
-        <w:ind w:firstLine="0"/>
-        <w:jc w:val="left"/>
-      </w:pPr>
-      <w:r>
-        <w:t>82. Кнорринг, Г. М. Справочная книга для проектирования электрического освещения / Г. М. Кнорринг, И. М. Фадин, В. Н. Сидоров. – 2-е изд., перераб. и доп. – Санкт-Петербург : Энергоатомиздат, 1992. – 448 с. – Текст : непосредственный.</w:t>
-      </w:r>
-    </w:p>
     <w:sectPr>
       <w:headerReference w:type="default" r:id="rId23"/>
       <w:footerReference w:type="default" r:id="rId24"/>
@@ -18155,7 +17884,7 @@
       <w:pgMar w:top="1134" w:right="850" w:bottom="1417" w:left="1701" w:header="283" w:footer="283" w:gutter="0"/>
       <w:cols w:space="720"/>
       <w:docGrid w:linePitch="360"/>
-      <w:pgNumType w:start="96"/>
+      <w:pgNumType w:start="100"/>
     </w:sectPr>
   </w:body>
 </w:document>
@@ -19818,7 +19547,7 @@
               <w:sz w:val="18"/>
               <w:szCs w:val="18"/>
             </w:rPr>
-            <w:t xml:space="preserve">109</w:t>
+            <w:t xml:space="preserve">108</w:t>
           </w:r>
         </w:p>
       </w:tc>

--- a/docs/vkr/Osnovnaya_chast_HaLow.docx
+++ b/docs/vkr/Osnovnaya_chast_HaLow.docx
@@ -655,7 +655,7 @@
         </w:rPr>
         <w:t>5.6 Выводы</w:t>
         <w:tab/>
-        <w:t>93</w:t>
+        <w:t>94</w:t>
       </w:r>
     </w:p>
     <w:p>
@@ -672,7 +672,7 @@
         </w:rPr>
         <w:t>Список источников к разделу 5</w:t>
         <w:tab/>
-        <w:t>94</w:t>
+        <w:t>95</w:t>
       </w:r>
     </w:p>
     <w:p>
@@ -689,7 +689,7 @@
         </w:rPr>
         <w:t>Заключение</w:t>
         <w:tab/>
-        <w:t>100</w:t>
+        <w:t>101</w:t>
       </w:r>
     </w:p>
     <w:p>
@@ -706,7 +706,7 @@
         </w:rPr>
         <w:t>Список использованных источников</w:t>
         <w:tab/>
-        <w:t>103</w:t>
+        <w:t>104</w:t>
       </w:r>
     </w:p>
     <w:p>
@@ -897,7 +897,7 @@
         <w:t xml:space="preserve">Пояснительная записка состоит из введения, пяти глав, заключения и списка использованных источников. В первой главе выполнен сравнительный анализ Wi-Fi HaLow с другими вариантами канала связи с БПЛА, во второй — обоснование эксперимента, его методика, выбор и настройка средств, в третьей приведены результаты серии экспериментов и сравнение с другими протоколами. Четвёртая глава содержит экономическую часть, пятая — раздел охраны труда и окружающей среды. В заключении сформулированы основные результаты и предложения по интеграции разработанных решений в существующие модели БПЛА. </w:t>
       </w:r>
       <w:r>
-        <w:t>Пояснительная записка: 108 с., 15 рис., 40 табл., 82 источн.</w:t>
+        <w:t>Пояснительная записка: 109 с., 15 рис., 40 табл., 82 источн.</w:t>
       </w:r>
     </w:p>
     <w:p>
@@ -17884,7 +17884,7 @@
       <w:pgMar w:top="1134" w:right="850" w:bottom="1417" w:left="1701" w:header="283" w:footer="283" w:gutter="0"/>
       <w:cols w:space="720"/>
       <w:docGrid w:linePitch="360"/>
-      <w:pgNumType w:start="100"/>
+      <w:pgNumType w:start="101"/>
     </w:sectPr>
   </w:body>
 </w:document>
@@ -19547,7 +19547,7 @@
               <w:sz w:val="18"/>
               <w:szCs w:val="18"/>
             </w:rPr>
-            <w:t xml:space="preserve">108</w:t>
+            <w:t xml:space="preserve">109</w:t>
           </w:r>
         </w:p>
       </w:tc>
